--- a/batch.docx
+++ b/batch.docx
@@ -1612,8 +1612,6 @@
           <w:lang w:val="en-US"/>
         </w:rPr>
       </w:pPr>
-      <w:bookmarkStart w:id="0" w:name="_GoBack"/>
-      <w:bookmarkEnd w:id="0"/>
       <w:r>
         <w:rPr>
           <w:lang w:val="en-US"/>
@@ -1770,6 +1768,226 @@
         <w:rPr>
           <w:lang w:val="en-US"/>
         </w:rPr>
+        <w:t>Program – Chương Trình:</w:t>
+      </w:r>
+    </w:p>
+    <w:p>
+      <w:pPr>
+        <w:pStyle w:val="ListParagraph"/>
+        <w:numPr>
+          <w:ilvl w:val="0"/>
+          <w:numId w:val="10"/>
+        </w:numPr>
+        <w:rPr>
+          <w:lang w:val="en-US"/>
+        </w:rPr>
+      </w:pPr>
+      <w:r>
+        <w:rPr>
+          <w:lang w:val="en-US"/>
+        </w:rPr>
+        <w:t>Chạy với tư cách quản trị viên để làm gì?</w:t>
+      </w:r>
+    </w:p>
+    <w:p>
+      <w:pPr>
+        <w:pStyle w:val="ListParagraph"/>
+        <w:numPr>
+          <w:ilvl w:val="0"/>
+          <w:numId w:val="3"/>
+        </w:numPr>
+        <w:rPr>
+          <w:lang w:val="en-US"/>
+        </w:rPr>
+      </w:pPr>
+      <w:r>
+        <w:rPr>
+          <w:lang w:val="en-US"/>
+        </w:rPr>
+        <w:t>Giả sử bạn truy cập vào trang Web độc, nó tải xuống máy bạn Virus, thì nếu cửa sổ chạy với tư cách quản trị viên không hiện lên, bạn sẽ mặc định tải nó</w:t>
+      </w:r>
+    </w:p>
+    <w:p>
+      <w:pPr>
+        <w:pStyle w:val="ListParagraph"/>
+        <w:numPr>
+          <w:ilvl w:val="0"/>
+          <w:numId w:val="3"/>
+        </w:numPr>
+        <w:rPr>
+          <w:lang w:val="en-US"/>
+        </w:rPr>
+      </w:pPr>
+      <w:r>
+        <w:rPr>
+          <w:lang w:val="en-US"/>
+        </w:rPr>
+        <w:t>Có 1 số File hoặc thư mục quan trọng nên nếu lỡ tay nhấn Delete hay gì thì có cửa sổ quản trị viên ngăn lại</w:t>
+      </w:r>
+    </w:p>
+    <w:p>
+      <w:pPr>
+        <w:pStyle w:val="ListParagraph"/>
+        <w:numPr>
+          <w:ilvl w:val="0"/>
+          <w:numId w:val="10"/>
+        </w:numPr>
+        <w:rPr>
+          <w:lang w:val="en-US"/>
+        </w:rPr>
+      </w:pPr>
+      <w:r>
+        <w:rPr>
+          <w:lang w:val="en-US"/>
+        </w:rPr>
+        <w:t>Cách Chạy 1 Chương Trình Với Quyền Quản Trị Mãi Mãi Cho Tới Khi Ta Tắt?</w:t>
+      </w:r>
+    </w:p>
+    <w:p>
+      <w:pPr>
+        <w:pStyle w:val="ListParagraph"/>
+        <w:numPr>
+          <w:ilvl w:val="0"/>
+          <w:numId w:val="3"/>
+        </w:numPr>
+        <w:rPr>
+          <w:lang w:val="en-US"/>
+        </w:rPr>
+      </w:pPr>
+      <w:r>
+        <w:rPr>
+          <w:lang w:val="en-US"/>
+        </w:rPr>
+        <w:t>Click phải chuột vào biểu tượng chương trình + chọn “Properties” + vào Tab “Compatibility” + Tick vào “Run this program as an administrator” + Click “OK”</w:t>
+      </w:r>
+    </w:p>
+    <w:p>
+      <w:pPr>
+        <w:pStyle w:val="ListParagraph"/>
+        <w:numPr>
+          <w:ilvl w:val="0"/>
+          <w:numId w:val="3"/>
+        </w:numPr>
+        <w:rPr>
+          <w:lang w:val="en-US"/>
+        </w:rPr>
+      </w:pPr>
+      <w:r>
+        <w:rPr>
+          <w:lang w:val="en-US"/>
+        </w:rPr>
+        <w:t>Kể từ này về sau, mỗi khi bạn chạy chương trình này đều mặc định với tư cách quản trị viên</w:t>
+      </w:r>
+    </w:p>
+    <w:p>
+      <w:pPr>
+        <w:pStyle w:val="ListParagraph"/>
+        <w:numPr>
+          <w:ilvl w:val="0"/>
+          <w:numId w:val="10"/>
+        </w:numPr>
+        <w:rPr>
+          <w:lang w:val="en-US"/>
+        </w:rPr>
+      </w:pPr>
+      <w:r>
+        <w:rPr>
+          <w:lang w:val="en-US"/>
+        </w:rPr>
+        <w:t>Thông Tin Xác Thực (Credential) Là Gì?</w:t>
+      </w:r>
+    </w:p>
+    <w:p>
+      <w:pPr>
+        <w:pStyle w:val="ListParagraph"/>
+        <w:numPr>
+          <w:ilvl w:val="0"/>
+          <w:numId w:val="3"/>
+        </w:numPr>
+        <w:rPr>
+          <w:lang w:val="en-US"/>
+        </w:rPr>
+      </w:pPr>
+      <w:r>
+        <w:rPr>
+          <w:lang w:val="en-US"/>
+        </w:rPr>
+        <w:t>Là thông tin để bạn đăng nhập vô 1 cái gì đó</w:t>
+      </w:r>
+    </w:p>
+    <w:p>
+      <w:pPr>
+        <w:pStyle w:val="ListParagraph"/>
+        <w:numPr>
+          <w:ilvl w:val="0"/>
+          <w:numId w:val="3"/>
+        </w:numPr>
+        <w:rPr>
+          <w:lang w:val="en-US"/>
+        </w:rPr>
+      </w:pPr>
+      <w:r>
+        <w:rPr>
+          <w:lang w:val="en-US"/>
+        </w:rPr>
+        <w:t>Được lưu trên máy tính để những lần sau không cần đăng nhập nữa</w:t>
+      </w:r>
+    </w:p>
+    <w:p>
+      <w:pPr>
+        <w:pStyle w:val="ListParagraph"/>
+        <w:numPr>
+          <w:ilvl w:val="0"/>
+          <w:numId w:val="10"/>
+        </w:numPr>
+        <w:rPr>
+          <w:lang w:val="en-US"/>
+        </w:rPr>
+      </w:pPr>
+      <w:r>
+        <w:rPr>
+          <w:lang w:val="en-US"/>
+        </w:rPr>
+        <w:t>Cách Xem Các Thông Tin Xác Thực Lưu Trên Máy Tính?</w:t>
+      </w:r>
+    </w:p>
+    <w:p>
+      <w:pPr>
+        <w:pStyle w:val="ListParagraph"/>
+        <w:numPr>
+          <w:ilvl w:val="0"/>
+          <w:numId w:val="3"/>
+        </w:numPr>
+        <w:rPr>
+          <w:lang w:val="en-US"/>
+        </w:rPr>
+      </w:pPr>
+      <w:r>
+        <w:rPr>
+          <w:lang w:val="en-US"/>
+        </w:rPr>
+        <w:t>Vào “Control Panel” + chọn “User Accounts and Family Safety” + click “Credential Manager”</w:t>
+      </w:r>
+      <w:bookmarkStart w:id="0" w:name="_GoBack"/>
+      <w:bookmarkEnd w:id="0"/>
+    </w:p>
+    <w:p>
+      <w:pPr>
+        <w:rPr>
+          <w:lang w:val="en-US"/>
+        </w:rPr>
+      </w:pPr>
+    </w:p>
+    <w:p>
+      <w:pPr>
+        <w:rPr>
+          <w:lang w:val="en-US"/>
+        </w:rPr>
+      </w:pPr>
+      <w:r>
+        <w:rPr>
+          <w:lang w:val="en-US"/>
+        </w:rPr>
         <w:t>Simple</w:t>
       </w:r>
       <w:r>
@@ -2106,6 +2324,7 @@
         <w:rPr>
           <w:lang w:val="en-US"/>
         </w:rPr>
+        <w:lastRenderedPageBreak/>
         <w:t>Foreign Address là địa chỉ IP của nơi đang được kết nối  cùng với Port tương ứng</w:t>
       </w:r>
     </w:p>
@@ -2508,7 +2727,6 @@
         <w:rPr>
           <w:lang w:val="en-US"/>
         </w:rPr>
-        <w:lastRenderedPageBreak/>
         <w:t>Câu lệnh này sẽ xóa hết Buffer</w:t>
       </w:r>
     </w:p>
@@ -3028,6 +3246,7 @@
         <w:rPr>
           <w:lang w:val="en-US"/>
         </w:rPr>
+        <w:lastRenderedPageBreak/>
         <w:t>Biến có tên “%cuc%” có giá trị là “5”</w:t>
       </w:r>
     </w:p>
@@ -3505,7 +3724,6 @@
         <w:rPr>
           <w:lang w:val="en-US"/>
         </w:rPr>
-        <w:lastRenderedPageBreak/>
         <w:t>Bây giờ biến “bar</w:t>
       </w:r>
       <w:r>
@@ -4027,6 +4245,7 @@
         <w:rPr>
           <w:lang w:val="en-US"/>
         </w:rPr>
+        <w:lastRenderedPageBreak/>
         <w:t>CMD của ta đang ở Trong thư mục  “E:\Foo\Bar”, trong này có thư mục “FooBar” và File “BarFoo.exe”</w:t>
       </w:r>
     </w:p>
@@ -4312,14 +4531,7 @@
         <w:rPr>
           <w:lang w:val="en-US"/>
         </w:rPr>
-        <w:t xml:space="preserve">Câu lệnh này sẽ chuyển &lt;Tên Miền&gt; thành địa chỉ IP tương ứng thông qua DNS, sau đó gửi 1 gói tin 32 Bytes đến Host có địa chỉ IP này, Host sau khi nhận được sẽ trả về 1 gói tin y chang, gửi tin và phản hồi tin 4 lần, trên CMD sẽ có thông tin </w:t>
-      </w:r>
-      <w:r>
-        <w:rPr>
-          <w:lang w:val="en-US"/>
-        </w:rPr>
-        <w:lastRenderedPageBreak/>
-        <w:t>về khoảng thời gian giữa lúc gửi đi và nhận lại mỗi lần, đồng thời Show cả địa chỉ IP của trang Web</w:t>
+        <w:t>Câu lệnh này sẽ chuyển &lt;Tên Miền&gt; thành địa chỉ IP tương ứng thông qua DNS, sau đó gửi 1 gói tin 32 Bytes đến Host có địa chỉ IP này, Host sau khi nhận được sẽ trả về 1 gói tin y chang, gửi tin và phản hồi tin 4 lần, trên CMD sẽ có thông tin về khoảng thời gian giữa lúc gửi đi và nhận lại mỗi lần, đồng thời Show cả địa chỉ IP của trang Web</w:t>
       </w:r>
     </w:p>
     <w:p>
@@ -4342,6 +4554,95 @@
 <file path=word/numbering.xml><?xml version="1.0" encoding="utf-8"?>
 <w:numbering xmlns:wpc="http://schemas.microsoft.com/office/word/2010/wordprocessingCanvas" xmlns:mc="http://schemas.openxmlformats.org/markup-compatibility/2006" xmlns:o="urn:schemas-microsoft-com:office:office" xmlns:r="http://schemas.openxmlformats.org/officeDocument/2006/relationships" xmlns:m="http://schemas.openxmlformats.org/officeDocument/2006/math" xmlns:v="urn:schemas-microsoft-com:vml" xmlns:wp14="http://schemas.microsoft.com/office/word/2010/wordprocessingDrawing" xmlns:wp="http://schemas.openxmlformats.org/drawingml/2006/wordprocessingDrawing" xmlns:w10="urn:schemas-microsoft-com:office:word" xmlns:w="http://schemas.openxmlformats.org/wordprocessingml/2006/main" xmlns:w14="http://schemas.microsoft.com/office/word/2010/wordml" xmlns:wpg="http://schemas.microsoft.com/office/word/2010/wordprocessingGroup" xmlns:wpi="http://schemas.microsoft.com/office/word/2010/wordprocessingInk" xmlns:wne="http://schemas.microsoft.com/office/word/2006/wordml" xmlns:wps="http://schemas.microsoft.com/office/word/2010/wordprocessingShape" mc:Ignorable="w14 wp14">
   <w:abstractNum w:abstractNumId="0">
+    <w:nsid w:val="076F5286"/>
+    <w:multiLevelType w:val="hybridMultilevel"/>
+    <w:tmpl w:val="B5D8C90A"/>
+    <w:lvl w:ilvl="0" w:tplc="3EB638A0">
+      <w:start w:val="1"/>
+      <w:numFmt w:val="decimal"/>
+      <w:lvlText w:val="%1."/>
+      <w:lvlJc w:val="left"/>
+      <w:pPr>
+        <w:ind w:left="1080" w:hanging="360"/>
+      </w:pPr>
+      <w:rPr>
+        <w:rFonts w:hint="default"/>
+      </w:rPr>
+    </w:lvl>
+    <w:lvl w:ilvl="1" w:tplc="042A0019" w:tentative="1">
+      <w:start w:val="1"/>
+      <w:numFmt w:val="lowerLetter"/>
+      <w:lvlText w:val="%2."/>
+      <w:lvlJc w:val="left"/>
+      <w:pPr>
+        <w:ind w:left="1800" w:hanging="360"/>
+      </w:pPr>
+    </w:lvl>
+    <w:lvl w:ilvl="2" w:tplc="042A001B" w:tentative="1">
+      <w:start w:val="1"/>
+      <w:numFmt w:val="lowerRoman"/>
+      <w:lvlText w:val="%3."/>
+      <w:lvlJc w:val="right"/>
+      <w:pPr>
+        <w:ind w:left="2520" w:hanging="180"/>
+      </w:pPr>
+    </w:lvl>
+    <w:lvl w:ilvl="3" w:tplc="042A000F" w:tentative="1">
+      <w:start w:val="1"/>
+      <w:numFmt w:val="decimal"/>
+      <w:lvlText w:val="%4."/>
+      <w:lvlJc w:val="left"/>
+      <w:pPr>
+        <w:ind w:left="3240" w:hanging="360"/>
+      </w:pPr>
+    </w:lvl>
+    <w:lvl w:ilvl="4" w:tplc="042A0019" w:tentative="1">
+      <w:start w:val="1"/>
+      <w:numFmt w:val="lowerLetter"/>
+      <w:lvlText w:val="%5."/>
+      <w:lvlJc w:val="left"/>
+      <w:pPr>
+        <w:ind w:left="3960" w:hanging="360"/>
+      </w:pPr>
+    </w:lvl>
+    <w:lvl w:ilvl="5" w:tplc="042A001B" w:tentative="1">
+      <w:start w:val="1"/>
+      <w:numFmt w:val="lowerRoman"/>
+      <w:lvlText w:val="%6."/>
+      <w:lvlJc w:val="right"/>
+      <w:pPr>
+        <w:ind w:left="4680" w:hanging="180"/>
+      </w:pPr>
+    </w:lvl>
+    <w:lvl w:ilvl="6" w:tplc="042A000F" w:tentative="1">
+      <w:start w:val="1"/>
+      <w:numFmt w:val="decimal"/>
+      <w:lvlText w:val="%7."/>
+      <w:lvlJc w:val="left"/>
+      <w:pPr>
+        <w:ind w:left="5400" w:hanging="360"/>
+      </w:pPr>
+    </w:lvl>
+    <w:lvl w:ilvl="7" w:tplc="042A0019" w:tentative="1">
+      <w:start w:val="1"/>
+      <w:numFmt w:val="lowerLetter"/>
+      <w:lvlText w:val="%8."/>
+      <w:lvlJc w:val="left"/>
+      <w:pPr>
+        <w:ind w:left="6120" w:hanging="360"/>
+      </w:pPr>
+    </w:lvl>
+    <w:lvl w:ilvl="8" w:tplc="042A001B" w:tentative="1">
+      <w:start w:val="1"/>
+      <w:numFmt w:val="lowerRoman"/>
+      <w:lvlText w:val="%9."/>
+      <w:lvlJc w:val="right"/>
+      <w:pPr>
+        <w:ind w:left="6840" w:hanging="180"/>
+      </w:pPr>
+    </w:lvl>
+  </w:abstractNum>
+  <w:abstractNum w:abstractNumId="1">
     <w:nsid w:val="10DA228A"/>
     <w:multiLevelType w:val="hybridMultilevel"/>
     <w:tmpl w:val="298AFC7A"/>
@@ -4430,7 +4731,7 @@
       </w:pPr>
     </w:lvl>
   </w:abstractNum>
-  <w:abstractNum w:abstractNumId="1">
+  <w:abstractNum w:abstractNumId="2">
     <w:nsid w:val="29090A08"/>
     <w:multiLevelType w:val="hybridMultilevel"/>
     <w:tmpl w:val="D55012E2"/>
@@ -4519,7 +4820,7 @@
       </w:pPr>
     </w:lvl>
   </w:abstractNum>
-  <w:abstractNum w:abstractNumId="2">
+  <w:abstractNum w:abstractNumId="3">
     <w:nsid w:val="29722A49"/>
     <w:multiLevelType w:val="hybridMultilevel"/>
     <w:tmpl w:val="F5D808B4"/>
@@ -4608,7 +4909,7 @@
       </w:pPr>
     </w:lvl>
   </w:abstractNum>
-  <w:abstractNum w:abstractNumId="3">
+  <w:abstractNum w:abstractNumId="4">
     <w:nsid w:val="31D876B6"/>
     <w:multiLevelType w:val="hybridMultilevel"/>
     <w:tmpl w:val="E29E4E74"/>
@@ -4720,7 +5021,7 @@
       </w:rPr>
     </w:lvl>
   </w:abstractNum>
-  <w:abstractNum w:abstractNumId="4">
+  <w:abstractNum w:abstractNumId="5">
     <w:nsid w:val="46D93671"/>
     <w:multiLevelType w:val="hybridMultilevel"/>
     <w:tmpl w:val="993860CA"/>
@@ -4809,7 +5110,7 @@
       </w:pPr>
     </w:lvl>
   </w:abstractNum>
-  <w:abstractNum w:abstractNumId="5">
+  <w:abstractNum w:abstractNumId="6">
     <w:nsid w:val="4B780B78"/>
     <w:multiLevelType w:val="hybridMultilevel"/>
     <w:tmpl w:val="193C6386"/>
@@ -4922,7 +5223,7 @@
       </w:rPr>
     </w:lvl>
   </w:abstractNum>
-  <w:abstractNum w:abstractNumId="6">
+  <w:abstractNum w:abstractNumId="7">
     <w:nsid w:val="667A2838"/>
     <w:multiLevelType w:val="hybridMultilevel"/>
     <w:tmpl w:val="DB9A544C"/>
@@ -5011,7 +5312,7 @@
       </w:pPr>
     </w:lvl>
   </w:abstractNum>
-  <w:abstractNum w:abstractNumId="7">
+  <w:abstractNum w:abstractNumId="8">
     <w:nsid w:val="68FC54A9"/>
     <w:multiLevelType w:val="hybridMultilevel"/>
     <w:tmpl w:val="67F6D638"/>
@@ -5100,7 +5401,7 @@
       </w:pPr>
     </w:lvl>
   </w:abstractNum>
-  <w:abstractNum w:abstractNumId="8">
+  <w:abstractNum w:abstractNumId="9">
     <w:nsid w:val="75406E93"/>
     <w:multiLevelType w:val="hybridMultilevel"/>
     <w:tmpl w:val="69E4C6BA"/>
@@ -5190,31 +5491,34 @@
     </w:lvl>
   </w:abstractNum>
   <w:num w:numId="1">
+    <w:abstractNumId w:val="4"/>
+  </w:num>
+  <w:num w:numId="2">
+    <w:abstractNumId w:val="8"/>
+  </w:num>
+  <w:num w:numId="3">
+    <w:abstractNumId w:val="6"/>
+  </w:num>
+  <w:num w:numId="4">
+    <w:abstractNumId w:val="7"/>
+  </w:num>
+  <w:num w:numId="5">
+    <w:abstractNumId w:val="1"/>
+  </w:num>
+  <w:num w:numId="6">
+    <w:abstractNumId w:val="5"/>
+  </w:num>
+  <w:num w:numId="7">
+    <w:abstractNumId w:val="9"/>
+  </w:num>
+  <w:num w:numId="8">
     <w:abstractNumId w:val="3"/>
   </w:num>
-  <w:num w:numId="2">
-    <w:abstractNumId w:val="7"/>
-  </w:num>
-  <w:num w:numId="3">
-    <w:abstractNumId w:val="5"/>
-  </w:num>
-  <w:num w:numId="4">
-    <w:abstractNumId w:val="6"/>
-  </w:num>
-  <w:num w:numId="5">
-    <w:abstractNumId w:val="0"/>
-  </w:num>
-  <w:num w:numId="6">
-    <w:abstractNumId w:val="4"/>
-  </w:num>
-  <w:num w:numId="7">
-    <w:abstractNumId w:val="8"/>
-  </w:num>
-  <w:num w:numId="8">
+  <w:num w:numId="9">
     <w:abstractNumId w:val="2"/>
   </w:num>
-  <w:num w:numId="9">
-    <w:abstractNumId w:val="1"/>
+  <w:num w:numId="10">
+    <w:abstractNumId w:val="0"/>
   </w:num>
 </w:numbering>
 </file>

--- a/batch.docx
+++ b/batch.docx
@@ -1968,6 +1968,42 @@
         </w:rPr>
         <w:t>Vào “Control Panel” + chọn “User Accounts and Family Safety” + click “Credential Manager”</w:t>
       </w:r>
+    </w:p>
+    <w:p>
+      <w:pPr>
+        <w:pStyle w:val="ListParagraph"/>
+        <w:numPr>
+          <w:ilvl w:val="0"/>
+          <w:numId w:val="10"/>
+        </w:numPr>
+        <w:rPr>
+          <w:lang w:val="en-US"/>
+        </w:rPr>
+      </w:pPr>
+      <w:r>
+        <w:rPr>
+          <w:lang w:val="en-US"/>
+        </w:rPr>
+        <w:t>Cách Chọn Chương Trình Nào Sẽ Chạy Khi Khởi Động Máy Tính?</w:t>
+      </w:r>
+    </w:p>
+    <w:p>
+      <w:pPr>
+        <w:pStyle w:val="ListParagraph"/>
+        <w:numPr>
+          <w:ilvl w:val="0"/>
+          <w:numId w:val="3"/>
+        </w:numPr>
+        <w:rPr>
+          <w:lang w:val="en-US"/>
+        </w:rPr>
+      </w:pPr>
+      <w:r>
+        <w:rPr>
+          <w:lang w:val="en-US"/>
+        </w:rPr>
+        <w:t>Nhấn “Ctrl” + “R” + gõ  “msconfig” + nhấn Enter + vào Tab “Startup” + chọn hoặc hủy chọn chương trình + Click OK + Restart lại máy</w:t>
+      </w:r>
       <w:bookmarkStart w:id="0" w:name="_GoBack"/>
       <w:bookmarkEnd w:id="0"/>
     </w:p>
@@ -2276,6 +2312,7 @@
         <w:rPr>
           <w:lang w:val="en-US"/>
         </w:rPr>
+        <w:lastRenderedPageBreak/>
         <w:t xml:space="preserve">netstat </w:t>
       </w:r>
       <w:r>
@@ -2324,7 +2361,6 @@
         <w:rPr>
           <w:lang w:val="en-US"/>
         </w:rPr>
-        <w:lastRenderedPageBreak/>
         <w:t>Foreign Address là địa chỉ IP của nơi đang được kết nối  cùng với Port tương ứng</w:t>
       </w:r>
     </w:p>
@@ -3186,6 +3222,7 @@
         <w:rPr>
           <w:lang w:val="en-US"/>
         </w:rPr>
+        <w:lastRenderedPageBreak/>
         <w:t>&lt;</w:t>
       </w:r>
       <w:r>
@@ -3246,7 +3283,6 @@
         <w:rPr>
           <w:lang w:val="en-US"/>
         </w:rPr>
-        <w:lastRenderedPageBreak/>
         <w:t>Biến có tên “%cuc%” có giá trị là “5”</w:t>
       </w:r>
     </w:p>
@@ -4191,6 +4227,7 @@
         <w:rPr>
           <w:lang w:val="en-US"/>
         </w:rPr>
+        <w:lastRenderedPageBreak/>
         <w:t>/s để chỉ định xóa tất cả mọi thứ bên trong thư mục</w:t>
       </w:r>
     </w:p>
@@ -4245,7 +4282,6 @@
         <w:rPr>
           <w:lang w:val="en-US"/>
         </w:rPr>
-        <w:lastRenderedPageBreak/>
         <w:t>CMD của ta đang ở Trong thư mục  “E:\Foo\Bar”, trong này có thư mục “FooBar” và File “BarFoo.exe”</w:t>
       </w:r>
     </w:p>

--- a/batch.docx
+++ b/batch.docx
@@ -1492,7 +1492,7 @@
         <w:rPr>
           <w:lang w:val="en-US"/>
         </w:rPr>
-        <w:t>&lt;Dòng Văn Bản&gt; tính luôn dấu cách, được nội suy biến giống như lệnh “echo” bình thường</w:t>
+        <w:t>Bản chất là nó sẽ thực hiện câu lệnh “echo &lt;Dòng Văn Bản&gt;” như bình thường, sau đó những gì được in ra màn hình CMD sẽ được đưa vào File</w:t>
       </w:r>
     </w:p>
     <w:p>
@@ -1546,19 +1546,7 @@
         <w:rPr>
           <w:lang w:val="en-US"/>
         </w:rPr>
-        <w:t>Sau khi ghi &lt;Dòng Văn Bản&gt; vào File</w:t>
-      </w:r>
-      <w:r>
-        <w:rPr>
-          <w:lang w:val="en-US"/>
-        </w:rPr>
-        <w:t xml:space="preserve">, </w:t>
-      </w:r>
-      <w:r>
-        <w:rPr>
-          <w:lang w:val="en-US"/>
-        </w:rPr>
-        <w:t>sẽ xuống dòng</w:t>
+        <w:t>Ví dụ</w:t>
       </w:r>
     </w:p>
     <w:p>
@@ -1577,24 +1565,6 @@
           <w:lang w:val="en-US"/>
         </w:rPr>
         <w:lastRenderedPageBreak/>
-        <w:t>Ví dụ</w:t>
-      </w:r>
-    </w:p>
-    <w:p>
-      <w:pPr>
-        <w:pStyle w:val="ListParagraph"/>
-        <w:numPr>
-          <w:ilvl w:val="0"/>
-          <w:numId w:val="3"/>
-        </w:numPr>
-        <w:rPr>
-          <w:lang w:val="en-US"/>
-        </w:rPr>
-      </w:pPr>
-      <w:r>
-        <w:rPr>
-          <w:lang w:val="en-US"/>
-        </w:rPr>
         <w:t>Biến “foo” có giá trị “4”</w:t>
       </w:r>
     </w:p>
@@ -1616,7 +1586,19 @@
         <w:rPr>
           <w:lang w:val="en-US"/>
         </w:rPr>
-        <w:t>echo hi %foo%  &gt;  D:\test.</w:t>
+        <w:t xml:space="preserve">echo </w:t>
+      </w:r>
+      <w:r>
+        <w:rPr>
+          <w:lang w:val="en-US"/>
+        </w:rPr>
+        <w:t xml:space="preserve">   </w:t>
+      </w:r>
+      <w:r>
+        <w:rPr>
+          <w:lang w:val="en-US"/>
+        </w:rPr>
+        <w:t>hi %foo%  &gt;  D:\test.</w:t>
       </w:r>
       <w:r>
         <w:rPr>
@@ -1652,7 +1634,19 @@
         <w:rPr>
           <w:lang w:val="en-US"/>
         </w:rPr>
-        <w:t>” có chứa nội dung “hi 4  ”</w:t>
+        <w:t>” có chứa nội dung “</w:t>
+      </w:r>
+      <w:r>
+        <w:rPr>
+          <w:lang w:val="en-US"/>
+        </w:rPr>
+        <w:t xml:space="preserve">   </w:t>
+      </w:r>
+      <w:r>
+        <w:rPr>
+          <w:lang w:val="en-US"/>
+        </w:rPr>
+        <w:t>hi 4  ”</w:t>
       </w:r>
     </w:p>
     <w:p>
@@ -2004,8 +1998,6 @@
         </w:rPr>
         <w:t>Nhấn “Ctrl” + “R” + gõ  “msconfig” + nhấn Enter + vào Tab “Startup” + chọn hoặc hủy chọn chương trình + Click OK + Restart lại máy</w:t>
       </w:r>
-      <w:bookmarkStart w:id="0" w:name="_GoBack"/>
-      <w:bookmarkEnd w:id="0"/>
     </w:p>
     <w:p>
       <w:pPr>
@@ -2312,37 +2304,37 @@
         <w:rPr>
           <w:lang w:val="en-US"/>
         </w:rPr>
+        <w:t xml:space="preserve">netstat </w:t>
+      </w:r>
+      <w:r>
+        <w:rPr>
+          <w:lang w:val="en-US"/>
+        </w:rPr>
+        <w:t>-</w:t>
+      </w:r>
+      <w:r>
+        <w:rPr>
+          <w:lang w:val="en-US"/>
+        </w:rPr>
+        <w:t>n</w:t>
+      </w:r>
+    </w:p>
+    <w:p>
+      <w:pPr>
+        <w:pStyle w:val="ListParagraph"/>
+        <w:numPr>
+          <w:ilvl w:val="0"/>
+          <w:numId w:val="3"/>
+        </w:numPr>
+        <w:rPr>
+          <w:lang w:val="en-US"/>
+        </w:rPr>
+      </w:pPr>
+      <w:r>
+        <w:rPr>
+          <w:lang w:val="en-US"/>
+        </w:rPr>
         <w:lastRenderedPageBreak/>
-        <w:t xml:space="preserve">netstat </w:t>
-      </w:r>
-      <w:r>
-        <w:rPr>
-          <w:lang w:val="en-US"/>
-        </w:rPr>
-        <w:t>-</w:t>
-      </w:r>
-      <w:r>
-        <w:rPr>
-          <w:lang w:val="en-US"/>
-        </w:rPr>
-        <w:t>n</w:t>
-      </w:r>
-    </w:p>
-    <w:p>
-      <w:pPr>
-        <w:pStyle w:val="ListParagraph"/>
-        <w:numPr>
-          <w:ilvl w:val="0"/>
-          <w:numId w:val="3"/>
-        </w:numPr>
-        <w:rPr>
-          <w:lang w:val="en-US"/>
-        </w:rPr>
-      </w:pPr>
-      <w:r>
-        <w:rPr>
-          <w:lang w:val="en-US"/>
-        </w:rPr>
         <w:t>Local Address là địa chỉ IP của máy tính bạn cùng với Port tương ứng</w:t>
       </w:r>
     </w:p>
@@ -2544,6 +2536,66 @@
         <w:rPr>
           <w:lang w:val="en-US"/>
         </w:rPr>
+        <w:t>Lưu ý sẽ in luôn mấy dấ</w:t>
+      </w:r>
+      <w:r>
+        <w:rPr>
+          <w:lang w:val="en-US"/>
+        </w:rPr>
+        <w:t>u “ “</w:t>
+      </w:r>
+      <w:r>
+        <w:rPr>
+          <w:lang w:val="en-US"/>
+        </w:rPr>
+        <w:t xml:space="preserve"> ở cuối</w:t>
+      </w:r>
+      <w:r>
+        <w:rPr>
+          <w:lang w:val="en-US"/>
+        </w:rPr>
+        <w:t xml:space="preserve"> </w:t>
+      </w:r>
+      <w:r>
+        <w:rPr>
+          <w:lang w:val="en-US"/>
+        </w:rPr>
+        <w:t>&lt;Dòng Văn Bản&gt; nếu có</w:t>
+      </w:r>
+    </w:p>
+    <w:p>
+      <w:pPr>
+        <w:pStyle w:val="ListParagraph"/>
+        <w:numPr>
+          <w:ilvl w:val="0"/>
+          <w:numId w:val="3"/>
+        </w:numPr>
+        <w:rPr>
+          <w:lang w:val="en-US"/>
+        </w:rPr>
+      </w:pPr>
+      <w:r>
+        <w:rPr>
+          <w:lang w:val="en-US"/>
+        </w:rPr>
+        <w:t>Nếu &lt;Dòng Văn Bản&gt; không có gì ngoài dấu “ “ thì sẽ in ra “ECHO is on.”</w:t>
+      </w:r>
+    </w:p>
+    <w:p>
+      <w:pPr>
+        <w:pStyle w:val="ListParagraph"/>
+        <w:numPr>
+          <w:ilvl w:val="0"/>
+          <w:numId w:val="3"/>
+        </w:numPr>
+        <w:rPr>
+          <w:lang w:val="en-US"/>
+        </w:rPr>
+      </w:pPr>
+      <w:r>
+        <w:rPr>
+          <w:lang w:val="en-US"/>
+        </w:rPr>
         <w:t>Ví dụ</w:t>
       </w:r>
     </w:p>
@@ -2700,7 +2752,15 @@
         <w:rPr>
           <w:lang w:val="en-US"/>
         </w:rPr>
-        <w:t>Tạm Ngưng Chương Trình Cho Đến Khi Có Phím Được Nhấn?</w:t>
+        <w:t>Không M</w:t>
+      </w:r>
+      <w:bookmarkStart w:id="0" w:name="_GoBack"/>
+      <w:bookmarkEnd w:id="0"/>
+      <w:r>
+        <w:rPr>
+          <w:lang w:val="en-US"/>
+        </w:rPr>
+        <w:t>uốn In Gì Hết Chỉ Muốn Xuống Dòng?</w:t>
       </w:r>
     </w:p>
     <w:p>
@@ -2721,13 +2781,7 @@
         <w:rPr>
           <w:lang w:val="en-US"/>
         </w:rPr>
-        <w:t>p</w:t>
-      </w:r>
-      <w:r>
-        <w:rPr>
-          <w:lang w:val="en-US"/>
-        </w:rPr>
-        <w:t>ause</w:t>
+        <w:t>echo.</w:t>
       </w:r>
     </w:p>
     <w:p>
@@ -2745,25 +2799,7 @@
         <w:rPr>
           <w:lang w:val="en-US"/>
         </w:rPr>
-        <w:t>Xóa Hết Tất Cả Những Gì In Trên Màn Hình CMD?</w:t>
-      </w:r>
-    </w:p>
-    <w:p>
-      <w:pPr>
-        <w:pStyle w:val="ListParagraph"/>
-        <w:numPr>
-          <w:ilvl w:val="0"/>
-          <w:numId w:val="3"/>
-        </w:numPr>
-        <w:rPr>
-          <w:lang w:val="en-US"/>
-        </w:rPr>
-      </w:pPr>
-      <w:r>
-        <w:rPr>
-          <w:lang w:val="en-US"/>
-        </w:rPr>
-        <w:t>Câu lệnh này sẽ xóa hết Buffer</w:t>
+        <w:t>Tạm Ngưng Chương Trình Cho Đến Khi Có Phím Được Nhấn?</w:t>
       </w:r>
     </w:p>
     <w:p>
@@ -2784,13 +2820,13 @@
         <w:rPr>
           <w:lang w:val="en-US"/>
         </w:rPr>
-        <w:t>c</w:t>
-      </w:r>
-      <w:r>
-        <w:rPr>
-          <w:lang w:val="en-US"/>
-        </w:rPr>
-        <w:t>ls</w:t>
+        <w:t>p</w:t>
+      </w:r>
+      <w:r>
+        <w:rPr>
+          <w:lang w:val="en-US"/>
+        </w:rPr>
+        <w:t>ause</w:t>
       </w:r>
     </w:p>
     <w:p>
@@ -2808,7 +2844,25 @@
         <w:rPr>
           <w:lang w:val="en-US"/>
         </w:rPr>
-        <w:t>Nhảy Từ Dòng Code Này Sang Dòng Code Khác Và Bỏ Qua Code Ở Giữa?</w:t>
+        <w:t>Xóa Hết Tất Cả Những Gì In Trên Màn Hình CMD?</w:t>
+      </w:r>
+    </w:p>
+    <w:p>
+      <w:pPr>
+        <w:pStyle w:val="ListParagraph"/>
+        <w:numPr>
+          <w:ilvl w:val="0"/>
+          <w:numId w:val="3"/>
+        </w:numPr>
+        <w:rPr>
+          <w:lang w:val="en-US"/>
+        </w:rPr>
+      </w:pPr>
+      <w:r>
+        <w:rPr>
+          <w:lang w:val="en-US"/>
+        </w:rPr>
+        <w:t>Câu lệnh này sẽ xóa hết Buffer</w:t>
       </w:r>
     </w:p>
     <w:p>
@@ -2829,13 +2883,31 @@
         <w:rPr>
           <w:lang w:val="en-US"/>
         </w:rPr>
-        <w:t>g</w:t>
-      </w:r>
-      <w:r>
-        <w:rPr>
-          <w:lang w:val="en-US"/>
-        </w:rPr>
-        <w:t>oto &lt;Mốc&gt;</w:t>
+        <w:t>c</w:t>
+      </w:r>
+      <w:r>
+        <w:rPr>
+          <w:lang w:val="en-US"/>
+        </w:rPr>
+        <w:t>ls</w:t>
+      </w:r>
+    </w:p>
+    <w:p>
+      <w:pPr>
+        <w:pStyle w:val="ListParagraph"/>
+        <w:numPr>
+          <w:ilvl w:val="0"/>
+          <w:numId w:val="7"/>
+        </w:numPr>
+        <w:rPr>
+          <w:lang w:val="en-US"/>
+        </w:rPr>
+      </w:pPr>
+      <w:r>
+        <w:rPr>
+          <w:lang w:val="en-US"/>
+        </w:rPr>
+        <w:t>Nhảy Từ Dòng Code Này Sang Dòng Code Khác Và Bỏ Qua Code Ở Giữa?</w:t>
       </w:r>
     </w:p>
     <w:p>
@@ -2856,7 +2928,13 @@
         <w:rPr>
           <w:lang w:val="en-US"/>
         </w:rPr>
-        <w:t>&lt;Code Ở Giữa&gt;</w:t>
+        <w:t>g</w:t>
+      </w:r>
+      <w:r>
+        <w:rPr>
+          <w:lang w:val="en-US"/>
+        </w:rPr>
+        <w:t>oto &lt;Mốc&gt;</w:t>
       </w:r>
     </w:p>
     <w:p>
@@ -2877,43 +2955,7 @@
         <w:rPr>
           <w:lang w:val="en-US"/>
         </w:rPr>
-        <w:t>&lt;Mốc&gt;</w:t>
-      </w:r>
-    </w:p>
-    <w:p>
-      <w:pPr>
-        <w:pStyle w:val="ListParagraph"/>
-        <w:numPr>
-          <w:ilvl w:val="0"/>
-          <w:numId w:val="3"/>
-        </w:numPr>
-        <w:rPr>
-          <w:lang w:val="en-US"/>
-        </w:rPr>
-      </w:pPr>
-      <w:r>
-        <w:rPr>
-          <w:lang w:val="en-US"/>
-        </w:rPr>
-        <w:t>Mốc là 1 chuỗi bất kì</w:t>
-      </w:r>
-    </w:p>
-    <w:p>
-      <w:pPr>
-        <w:pStyle w:val="ListParagraph"/>
-        <w:numPr>
-          <w:ilvl w:val="0"/>
-          <w:numId w:val="3"/>
-        </w:numPr>
-        <w:rPr>
-          <w:lang w:val="en-US"/>
-        </w:rPr>
-      </w:pPr>
-      <w:r>
-        <w:rPr>
-          <w:lang w:val="en-US"/>
-        </w:rPr>
-        <w:t>Ví dụ</w:t>
+        <w:t>&lt;Code Ở Giữa&gt;</w:t>
       </w:r>
     </w:p>
     <w:p>
@@ -2934,7 +2976,43 @@
         <w:rPr>
           <w:lang w:val="en-US"/>
         </w:rPr>
-        <w:t>echo start</w:t>
+        <w:t>&lt;Mốc&gt;</w:t>
+      </w:r>
+    </w:p>
+    <w:p>
+      <w:pPr>
+        <w:pStyle w:val="ListParagraph"/>
+        <w:numPr>
+          <w:ilvl w:val="0"/>
+          <w:numId w:val="3"/>
+        </w:numPr>
+        <w:rPr>
+          <w:lang w:val="en-US"/>
+        </w:rPr>
+      </w:pPr>
+      <w:r>
+        <w:rPr>
+          <w:lang w:val="en-US"/>
+        </w:rPr>
+        <w:t>Mốc là 1 chuỗi bất kì</w:t>
+      </w:r>
+    </w:p>
+    <w:p>
+      <w:pPr>
+        <w:pStyle w:val="ListParagraph"/>
+        <w:numPr>
+          <w:ilvl w:val="0"/>
+          <w:numId w:val="3"/>
+        </w:numPr>
+        <w:rPr>
+          <w:lang w:val="en-US"/>
+        </w:rPr>
+      </w:pPr>
+      <w:r>
+        <w:rPr>
+          <w:lang w:val="en-US"/>
+        </w:rPr>
+        <w:t>Ví dụ</w:t>
       </w:r>
     </w:p>
     <w:p>
@@ -2951,6 +3029,12 @@
           <w:lang w:val="en-US"/>
         </w:rPr>
       </w:pPr>
+      <w:r>
+        <w:rPr>
+          <w:lang w:val="en-US"/>
+        </w:rPr>
+        <w:t>echo start</w:t>
+      </w:r>
     </w:p>
     <w:p>
       <w:pPr>
@@ -2966,12 +3050,6 @@
           <w:lang w:val="en-US"/>
         </w:rPr>
       </w:pPr>
-      <w:r>
-        <w:rPr>
-          <w:lang w:val="en-US"/>
-        </w:rPr>
-        <w:t>goto foo bar</w:t>
-      </w:r>
     </w:p>
     <w:p>
       <w:pPr>
@@ -2987,6 +3065,12 @@
           <w:lang w:val="en-US"/>
         </w:rPr>
       </w:pPr>
+      <w:r>
+        <w:rPr>
+          <w:lang w:val="en-US"/>
+        </w:rPr>
+        <w:t>goto foo bar</w:t>
+      </w:r>
     </w:p>
     <w:p>
       <w:pPr>
@@ -3002,12 +3086,6 @@
           <w:lang w:val="en-US"/>
         </w:rPr>
       </w:pPr>
-      <w:r>
-        <w:rPr>
-          <w:lang w:val="en-US"/>
-        </w:rPr>
-        <w:t>echo hi</w:t>
-      </w:r>
     </w:p>
     <w:p>
       <w:pPr>
@@ -3027,7 +3105,7 @@
         <w:rPr>
           <w:lang w:val="en-US"/>
         </w:rPr>
-        <w:t>echo hello</w:t>
+        <w:t>echo hi</w:t>
       </w:r>
     </w:p>
     <w:p>
@@ -3044,6 +3122,12 @@
           <w:lang w:val="en-US"/>
         </w:rPr>
       </w:pPr>
+      <w:r>
+        <w:rPr>
+          <w:lang w:val="en-US"/>
+        </w:rPr>
+        <w:t>echo hello</w:t>
+      </w:r>
     </w:p>
     <w:p>
       <w:pPr>
@@ -3059,12 +3143,6 @@
           <w:lang w:val="en-US"/>
         </w:rPr>
       </w:pPr>
-      <w:r>
-        <w:rPr>
-          <w:lang w:val="en-US"/>
-        </w:rPr>
-        <w:t>:foo bar</w:t>
-      </w:r>
     </w:p>
     <w:p>
       <w:pPr>
@@ -3080,6 +3158,12 @@
           <w:lang w:val="en-US"/>
         </w:rPr>
       </w:pPr>
+      <w:r>
+        <w:rPr>
+          <w:lang w:val="en-US"/>
+        </w:rPr>
+        <w:t>:foo bar</w:t>
+      </w:r>
     </w:p>
     <w:p>
       <w:pPr>
@@ -3095,30 +3179,6 @@
           <w:lang w:val="en-US"/>
         </w:rPr>
       </w:pPr>
-      <w:r>
-        <w:rPr>
-          <w:lang w:val="en-US"/>
-        </w:rPr>
-        <w:t>echo end</w:t>
-      </w:r>
-    </w:p>
-    <w:p>
-      <w:pPr>
-        <w:pStyle w:val="ListParagraph"/>
-        <w:numPr>
-          <w:ilvl w:val="0"/>
-          <w:numId w:val="3"/>
-        </w:numPr>
-        <w:rPr>
-          <w:lang w:val="en-US"/>
-        </w:rPr>
-      </w:pPr>
-      <w:r>
-        <w:rPr>
-          <w:lang w:val="en-US"/>
-        </w:rPr>
-        <w:t>Màn hình CMD</w:t>
-      </w:r>
     </w:p>
     <w:p>
       <w:pPr>
@@ -3138,7 +3198,25 @@
         <w:rPr>
           <w:lang w:val="en-US"/>
         </w:rPr>
-        <w:t>start</w:t>
+        <w:t>echo end</w:t>
+      </w:r>
+    </w:p>
+    <w:p>
+      <w:pPr>
+        <w:pStyle w:val="ListParagraph"/>
+        <w:numPr>
+          <w:ilvl w:val="0"/>
+          <w:numId w:val="3"/>
+        </w:numPr>
+        <w:rPr>
+          <w:lang w:val="en-US"/>
+        </w:rPr>
+      </w:pPr>
+      <w:r>
+        <w:rPr>
+          <w:lang w:val="en-US"/>
+        </w:rPr>
+        <w:t>Màn hình CMD</w:t>
       </w:r>
     </w:p>
     <w:p>
@@ -3159,25 +3237,7 @@
         <w:rPr>
           <w:lang w:val="en-US"/>
         </w:rPr>
-        <w:t>end</w:t>
-      </w:r>
-    </w:p>
-    <w:p>
-      <w:pPr>
-        <w:pStyle w:val="ListParagraph"/>
-        <w:numPr>
-          <w:ilvl w:val="0"/>
-          <w:numId w:val="7"/>
-        </w:numPr>
-        <w:rPr>
-          <w:lang w:val="en-US"/>
-        </w:rPr>
-      </w:pPr>
-      <w:r>
-        <w:rPr>
-          <w:lang w:val="en-US"/>
-        </w:rPr>
-        <w:t>Gán Giá Trị Cho 1 Biến?</w:t>
+        <w:t>start</w:t>
       </w:r>
     </w:p>
     <w:p>
@@ -3198,92 +3258,26 @@
         <w:rPr>
           <w:lang w:val="en-US"/>
         </w:rPr>
-        <w:t>s</w:t>
-      </w:r>
-      <w:r>
-        <w:rPr>
-          <w:lang w:val="en-US"/>
-        </w:rPr>
-        <w:t>et &lt;Biến&gt;=&lt;Giá Trị&gt;</w:t>
-      </w:r>
-    </w:p>
-    <w:p>
-      <w:pPr>
-        <w:pStyle w:val="ListParagraph"/>
-        <w:numPr>
-          <w:ilvl w:val="0"/>
-          <w:numId w:val="3"/>
-        </w:numPr>
-        <w:rPr>
-          <w:lang w:val="en-US"/>
-        </w:rPr>
-      </w:pPr>
-      <w:r>
-        <w:rPr>
-          <w:lang w:val="en-US"/>
-        </w:rPr>
         <w:lastRenderedPageBreak/>
-        <w:t>&lt;</w:t>
-      </w:r>
-      <w:r>
-        <w:rPr>
-          <w:lang w:val="en-US"/>
-        </w:rPr>
-        <w:t xml:space="preserve">Biến&gt; và &lt;Giá Trị&gt; đều là chuỗi </w:t>
-      </w:r>
-      <w:r>
-        <w:rPr>
-          <w:lang w:val="en-US"/>
-        </w:rPr>
-        <w:t>thuần túy</w:t>
-      </w:r>
-      <w:r>
-        <w:rPr>
-          <w:lang w:val="en-US"/>
-        </w:rPr>
-        <w:t xml:space="preserve"> tính luôn dấu cách,</w:t>
-      </w:r>
-      <w:r>
-        <w:rPr>
-          <w:lang w:val="en-US"/>
-        </w:rPr>
-        <w:t xml:space="preserve"> không có nội suy biến</w:t>
-      </w:r>
-    </w:p>
-    <w:p>
-      <w:pPr>
-        <w:pStyle w:val="ListParagraph"/>
-        <w:numPr>
-          <w:ilvl w:val="0"/>
-          <w:numId w:val="3"/>
-        </w:numPr>
-        <w:rPr>
-          <w:lang w:val="en-US"/>
-        </w:rPr>
-      </w:pPr>
-      <w:r>
-        <w:rPr>
-          <w:lang w:val="en-US"/>
-        </w:rPr>
-        <w:t>Ví dụ</w:t>
-      </w:r>
-    </w:p>
-    <w:p>
-      <w:pPr>
-        <w:pStyle w:val="ListParagraph"/>
-        <w:numPr>
-          <w:ilvl w:val="0"/>
-          <w:numId w:val="3"/>
-        </w:numPr>
-        <w:rPr>
-          <w:lang w:val="en-US"/>
-        </w:rPr>
-      </w:pPr>
-      <w:r>
-        <w:rPr>
-          <w:lang w:val="en-US"/>
-        </w:rPr>
-        <w:t>Biến có tên “%cuc%” có giá trị là “5”</w:t>
+        <w:t>end</w:t>
+      </w:r>
+    </w:p>
+    <w:p>
+      <w:pPr>
+        <w:pStyle w:val="ListParagraph"/>
+        <w:numPr>
+          <w:ilvl w:val="0"/>
+          <w:numId w:val="7"/>
+        </w:numPr>
+        <w:rPr>
+          <w:lang w:val="en-US"/>
+        </w:rPr>
+      </w:pPr>
+      <w:r>
+        <w:rPr>
+          <w:lang w:val="en-US"/>
+        </w:rPr>
+        <w:t>Gán Giá Trị Cho 1 Biến?</w:t>
       </w:r>
     </w:p>
     <w:p>
@@ -3310,55 +3304,85 @@
         <w:rPr>
           <w:lang w:val="en-US"/>
         </w:rPr>
-        <w:t>et foo bar</w:t>
-      </w:r>
-      <w:r>
-        <w:rPr>
-          <w:lang w:val="en-US"/>
-        </w:rPr>
-        <w:t xml:space="preserve"> </w:t>
-      </w:r>
-      <w:r>
-        <w:rPr>
-          <w:lang w:val="en-US"/>
-        </w:rPr>
-        <w:t>=</w:t>
-      </w:r>
-      <w:r>
-        <w:rPr>
-          <w:lang w:val="en-US"/>
-        </w:rPr>
-        <w:t xml:space="preserve">  </w:t>
-      </w:r>
-      <w:r>
-        <w:rPr>
-          <w:lang w:val="en-US"/>
-        </w:rPr>
-        <w:t xml:space="preserve">an 1 </w:t>
-      </w:r>
-      <w:r>
-        <w:rPr>
-          <w:lang w:val="en-US"/>
-        </w:rPr>
-        <w:t>%</w:t>
-      </w:r>
-      <w:r>
-        <w:rPr>
-          <w:lang w:val="en-US"/>
-        </w:rPr>
-        <w:t>cuc</w:t>
-      </w:r>
-      <w:r>
-        <w:rPr>
-          <w:lang w:val="en-US"/>
-        </w:rPr>
-        <w:t>%</w:t>
-      </w:r>
-      <w:r>
-        <w:rPr>
-          <w:lang w:val="en-US"/>
-        </w:rPr>
-        <w:t xml:space="preserve"> cut</w:t>
+        <w:t>et &lt;Biến&gt;=&lt;Giá Trị&gt;</w:t>
+      </w:r>
+    </w:p>
+    <w:p>
+      <w:pPr>
+        <w:pStyle w:val="ListParagraph"/>
+        <w:numPr>
+          <w:ilvl w:val="0"/>
+          <w:numId w:val="3"/>
+        </w:numPr>
+        <w:rPr>
+          <w:lang w:val="en-US"/>
+        </w:rPr>
+      </w:pPr>
+      <w:r>
+        <w:rPr>
+          <w:lang w:val="en-US"/>
+        </w:rPr>
+        <w:t>&lt;</w:t>
+      </w:r>
+      <w:r>
+        <w:rPr>
+          <w:lang w:val="en-US"/>
+        </w:rPr>
+        <w:t xml:space="preserve">Biến&gt; và &lt;Giá Trị&gt; đều là chuỗi </w:t>
+      </w:r>
+      <w:r>
+        <w:rPr>
+          <w:lang w:val="en-US"/>
+        </w:rPr>
+        <w:t>thuần túy</w:t>
+      </w:r>
+      <w:r>
+        <w:rPr>
+          <w:lang w:val="en-US"/>
+        </w:rPr>
+        <w:t xml:space="preserve"> tính luôn dấu cách,</w:t>
+      </w:r>
+      <w:r>
+        <w:rPr>
+          <w:lang w:val="en-US"/>
+        </w:rPr>
+        <w:t xml:space="preserve"> không có nội suy biến</w:t>
+      </w:r>
+    </w:p>
+    <w:p>
+      <w:pPr>
+        <w:pStyle w:val="ListParagraph"/>
+        <w:numPr>
+          <w:ilvl w:val="0"/>
+          <w:numId w:val="3"/>
+        </w:numPr>
+        <w:rPr>
+          <w:lang w:val="en-US"/>
+        </w:rPr>
+      </w:pPr>
+      <w:r>
+        <w:rPr>
+          <w:lang w:val="en-US"/>
+        </w:rPr>
+        <w:t>Ví dụ</w:t>
+      </w:r>
+    </w:p>
+    <w:p>
+      <w:pPr>
+        <w:pStyle w:val="ListParagraph"/>
+        <w:numPr>
+          <w:ilvl w:val="0"/>
+          <w:numId w:val="3"/>
+        </w:numPr>
+        <w:rPr>
+          <w:lang w:val="en-US"/>
+        </w:rPr>
+      </w:pPr>
+      <w:r>
+        <w:rPr>
+          <w:lang w:val="en-US"/>
+        </w:rPr>
+        <w:t>Biến có tên “%cuc%” có giá trị là “5”</w:t>
       </w:r>
     </w:p>
     <w:p>
@@ -3379,13 +3403,13 @@
         <w:rPr>
           <w:lang w:val="en-US"/>
         </w:rPr>
-        <w:t>e</w:t>
-      </w:r>
-      <w:r>
-        <w:rPr>
-          <w:lang w:val="en-US"/>
-        </w:rPr>
-        <w:t>cho %foo bar</w:t>
+        <w:t>s</w:t>
+      </w:r>
+      <w:r>
+        <w:rPr>
+          <w:lang w:val="en-US"/>
+        </w:rPr>
+        <w:t>et foo bar</w:t>
       </w:r>
       <w:r>
         <w:rPr>
@@ -3397,25 +3421,43 @@
         <w:rPr>
           <w:lang w:val="en-US"/>
         </w:rPr>
+        <w:t>=</w:t>
+      </w:r>
+      <w:r>
+        <w:rPr>
+          <w:lang w:val="en-US"/>
+        </w:rPr>
+        <w:t xml:space="preserve">  </w:t>
+      </w:r>
+      <w:r>
+        <w:rPr>
+          <w:lang w:val="en-US"/>
+        </w:rPr>
+        <w:t xml:space="preserve">an 1 </w:t>
+      </w:r>
+      <w:r>
+        <w:rPr>
+          <w:lang w:val="en-US"/>
+        </w:rPr>
         <w:t>%</w:t>
       </w:r>
-    </w:p>
-    <w:p>
-      <w:pPr>
-        <w:pStyle w:val="ListParagraph"/>
-        <w:numPr>
-          <w:ilvl w:val="0"/>
-          <w:numId w:val="3"/>
-        </w:numPr>
-        <w:rPr>
-          <w:lang w:val="en-US"/>
-        </w:rPr>
-      </w:pPr>
-      <w:r>
-        <w:rPr>
-          <w:lang w:val="en-US"/>
-        </w:rPr>
-        <w:t>Màn hình CMD</w:t>
+      <w:r>
+        <w:rPr>
+          <w:lang w:val="en-US"/>
+        </w:rPr>
+        <w:t>cuc</w:t>
+      </w:r>
+      <w:r>
+        <w:rPr>
+          <w:lang w:val="en-US"/>
+        </w:rPr>
+        <w:t>%</w:t>
+      </w:r>
+      <w:r>
+        <w:rPr>
+          <w:lang w:val="en-US"/>
+        </w:rPr>
+        <w:t xml:space="preserve"> cut</w:t>
       </w:r>
     </w:p>
     <w:p>
@@ -3436,13 +3478,19 @@
         <w:rPr>
           <w:lang w:val="en-US"/>
         </w:rPr>
-        <w:t xml:space="preserve">  </w:t>
-      </w:r>
-      <w:r>
-        <w:rPr>
-          <w:lang w:val="en-US"/>
-        </w:rPr>
-        <w:t xml:space="preserve">an 1 </w:t>
+        <w:t>e</w:t>
+      </w:r>
+      <w:r>
+        <w:rPr>
+          <w:lang w:val="en-US"/>
+        </w:rPr>
+        <w:t>cho %foo bar</w:t>
+      </w:r>
+      <w:r>
+        <w:rPr>
+          <w:lang w:val="en-US"/>
+        </w:rPr>
+        <w:t xml:space="preserve"> </w:t>
       </w:r>
       <w:r>
         <w:rPr>
@@ -3450,47 +3498,23 @@
         </w:rPr>
         <w:t>%</w:t>
       </w:r>
-      <w:r>
-        <w:rPr>
-          <w:lang w:val="en-US"/>
-        </w:rPr>
-        <w:t>cuc</w:t>
-      </w:r>
-      <w:r>
-        <w:rPr>
-          <w:lang w:val="en-US"/>
-        </w:rPr>
-        <w:t>%</w:t>
-      </w:r>
-      <w:r>
-        <w:rPr>
-          <w:lang w:val="en-US"/>
-        </w:rPr>
-        <w:t xml:space="preserve"> cut</w:t>
-      </w:r>
-    </w:p>
-    <w:p>
-      <w:pPr>
-        <w:pStyle w:val="ListParagraph"/>
-        <w:numPr>
-          <w:ilvl w:val="0"/>
-          <w:numId w:val="7"/>
-        </w:numPr>
-        <w:rPr>
-          <w:lang w:val="en-US"/>
-        </w:rPr>
-      </w:pPr>
-      <w:r>
-        <w:rPr>
-          <w:lang w:val="en-US"/>
-        </w:rPr>
-        <w:t xml:space="preserve">Gán </w:t>
-      </w:r>
-      <w:r>
-        <w:rPr>
-          <w:lang w:val="en-US"/>
-        </w:rPr>
-        <w:t>Giá Trị Cho 1 Biến Thông Qua Việc Hỏi Người Dùng Nhập Vào?</w:t>
+    </w:p>
+    <w:p>
+      <w:pPr>
+        <w:pStyle w:val="ListParagraph"/>
+        <w:numPr>
+          <w:ilvl w:val="0"/>
+          <w:numId w:val="3"/>
+        </w:numPr>
+        <w:rPr>
+          <w:lang w:val="en-US"/>
+        </w:rPr>
+      </w:pPr>
+      <w:r>
+        <w:rPr>
+          <w:lang w:val="en-US"/>
+        </w:rPr>
+        <w:t>Màn hình CMD</w:t>
       </w:r>
     </w:p>
     <w:p>
@@ -3511,73 +3535,61 @@
         <w:rPr>
           <w:lang w:val="en-US"/>
         </w:rPr>
-        <w:t>s</w:t>
-      </w:r>
-      <w:r>
-        <w:rPr>
-          <w:lang w:val="en-US"/>
-        </w:rPr>
-        <w:t>et /p &lt;Biến&gt;=&lt;Câu Hỏi&gt;</w:t>
-      </w:r>
-    </w:p>
-    <w:p>
-      <w:pPr>
-        <w:pStyle w:val="ListParagraph"/>
-        <w:numPr>
-          <w:ilvl w:val="0"/>
-          <w:numId w:val="3"/>
-        </w:numPr>
-        <w:rPr>
-          <w:lang w:val="en-US"/>
-        </w:rPr>
-      </w:pPr>
-      <w:r>
-        <w:rPr>
-          <w:lang w:val="en-US"/>
-        </w:rPr>
-        <w:t>&lt;Biến&gt; và &lt;Giá Trị&gt; đều là chuỗi thuần túy không có nội suy biến</w:t>
-      </w:r>
-      <w:r>
-        <w:rPr>
-          <w:lang w:val="en-US"/>
-        </w:rPr>
-        <w:t>, &lt;Biến&gt; thì tính luôn tất cả dấu cách đằng sau trước dấu “=”, &lt;Câu Hỏi&gt; thì loại bỏ tất cả dấu cách đằng trước sau dấu “=”</w:t>
-      </w:r>
-    </w:p>
-    <w:p>
-      <w:pPr>
-        <w:pStyle w:val="ListParagraph"/>
-        <w:numPr>
-          <w:ilvl w:val="0"/>
-          <w:numId w:val="3"/>
-        </w:numPr>
-        <w:rPr>
-          <w:lang w:val="en-US"/>
-        </w:rPr>
-      </w:pPr>
-      <w:r>
-        <w:rPr>
-          <w:lang w:val="en-US"/>
-        </w:rPr>
-        <w:t>Trên màn hình CMD sẽ xuất hiện &lt;Câu Hỏi&gt; nhưng không xuống dòng, những gì bạn nhập tiếp theo trước khi nhấn Enter sẽ được lưu vào &lt;Biến&gt;</w:t>
-      </w:r>
-    </w:p>
-    <w:p>
-      <w:pPr>
-        <w:pStyle w:val="ListParagraph"/>
-        <w:numPr>
-          <w:ilvl w:val="0"/>
-          <w:numId w:val="3"/>
-        </w:numPr>
-        <w:rPr>
-          <w:lang w:val="en-US"/>
-        </w:rPr>
-      </w:pPr>
-      <w:r>
-        <w:rPr>
-          <w:lang w:val="en-US"/>
-        </w:rPr>
-        <w:t>Ví dụ</w:t>
+        <w:t xml:space="preserve">  </w:t>
+      </w:r>
+      <w:r>
+        <w:rPr>
+          <w:lang w:val="en-US"/>
+        </w:rPr>
+        <w:t xml:space="preserve">an 1 </w:t>
+      </w:r>
+      <w:r>
+        <w:rPr>
+          <w:lang w:val="en-US"/>
+        </w:rPr>
+        <w:t>%</w:t>
+      </w:r>
+      <w:r>
+        <w:rPr>
+          <w:lang w:val="en-US"/>
+        </w:rPr>
+        <w:t>cuc</w:t>
+      </w:r>
+      <w:r>
+        <w:rPr>
+          <w:lang w:val="en-US"/>
+        </w:rPr>
+        <w:t>%</w:t>
+      </w:r>
+      <w:r>
+        <w:rPr>
+          <w:lang w:val="en-US"/>
+        </w:rPr>
+        <w:t xml:space="preserve"> cut</w:t>
+      </w:r>
+    </w:p>
+    <w:p>
+      <w:pPr>
+        <w:pStyle w:val="ListParagraph"/>
+        <w:numPr>
+          <w:ilvl w:val="0"/>
+          <w:numId w:val="7"/>
+        </w:numPr>
+        <w:rPr>
+          <w:lang w:val="en-US"/>
+        </w:rPr>
+      </w:pPr>
+      <w:r>
+        <w:rPr>
+          <w:lang w:val="en-US"/>
+        </w:rPr>
+        <w:t xml:space="preserve">Gán </w:t>
+      </w:r>
+      <w:r>
+        <w:rPr>
+          <w:lang w:val="en-US"/>
+        </w:rPr>
+        <w:t>Giá Trị Cho 1 Biến Thông Qua Việc Hỏi Người Dùng Nhập Vào?</w:t>
       </w:r>
     </w:p>
     <w:p>
@@ -3598,49 +3610,73 @@
         <w:rPr>
           <w:lang w:val="en-US"/>
         </w:rPr>
-        <w:t>set /p bar</w:t>
-      </w:r>
-      <w:r>
-        <w:rPr>
-          <w:lang w:val="en-US"/>
-        </w:rPr>
-        <w:t xml:space="preserve"> </w:t>
-      </w:r>
-      <w:r>
-        <w:rPr>
-          <w:lang w:val="en-US"/>
-        </w:rPr>
-        <w:t>=</w:t>
-      </w:r>
-      <w:r>
-        <w:rPr>
-          <w:lang w:val="en-US"/>
-        </w:rPr>
-        <w:t xml:space="preserve">  </w:t>
-      </w:r>
-      <w:r>
-        <w:rPr>
-          <w:lang w:val="en-US"/>
-        </w:rPr>
-        <w:t>Foo la gi 123?</w:t>
-      </w:r>
-    </w:p>
-    <w:p>
-      <w:pPr>
-        <w:pStyle w:val="ListParagraph"/>
-        <w:numPr>
-          <w:ilvl w:val="0"/>
-          <w:numId w:val="3"/>
-        </w:numPr>
-        <w:rPr>
-          <w:lang w:val="en-US"/>
-        </w:rPr>
-      </w:pPr>
-      <w:r>
-        <w:rPr>
-          <w:lang w:val="en-US"/>
-        </w:rPr>
-        <w:t>Màn hình CMD</w:t>
+        <w:t>s</w:t>
+      </w:r>
+      <w:r>
+        <w:rPr>
+          <w:lang w:val="en-US"/>
+        </w:rPr>
+        <w:t>et /p &lt;Biến&gt;=&lt;Câu Hỏi&gt;</w:t>
+      </w:r>
+    </w:p>
+    <w:p>
+      <w:pPr>
+        <w:pStyle w:val="ListParagraph"/>
+        <w:numPr>
+          <w:ilvl w:val="0"/>
+          <w:numId w:val="3"/>
+        </w:numPr>
+        <w:rPr>
+          <w:lang w:val="en-US"/>
+        </w:rPr>
+      </w:pPr>
+      <w:r>
+        <w:rPr>
+          <w:lang w:val="en-US"/>
+        </w:rPr>
+        <w:t>&lt;Biến&gt; và &lt;Giá Trị&gt; đều là chuỗi thuần túy không có nội suy biến</w:t>
+      </w:r>
+      <w:r>
+        <w:rPr>
+          <w:lang w:val="en-US"/>
+        </w:rPr>
+        <w:t>, &lt;Biến&gt; thì tính luôn tất cả dấu cách đằng sau trước dấu “=”, &lt;Câu Hỏi&gt; thì loại bỏ tất cả dấu cách đằng trước sau dấu “=”</w:t>
+      </w:r>
+    </w:p>
+    <w:p>
+      <w:pPr>
+        <w:pStyle w:val="ListParagraph"/>
+        <w:numPr>
+          <w:ilvl w:val="0"/>
+          <w:numId w:val="3"/>
+        </w:numPr>
+        <w:rPr>
+          <w:lang w:val="en-US"/>
+        </w:rPr>
+      </w:pPr>
+      <w:r>
+        <w:rPr>
+          <w:lang w:val="en-US"/>
+        </w:rPr>
+        <w:t>Trên màn hình CMD sẽ xuất hiện &lt;Câu Hỏi&gt; nhưng không xuống dòng, những gì bạn nhập tiếp theo trước khi nhấn Enter sẽ được lưu vào &lt;Biến&gt;</w:t>
+      </w:r>
+    </w:p>
+    <w:p>
+      <w:pPr>
+        <w:pStyle w:val="ListParagraph"/>
+        <w:numPr>
+          <w:ilvl w:val="0"/>
+          <w:numId w:val="3"/>
+        </w:numPr>
+        <w:rPr>
+          <w:lang w:val="en-US"/>
+        </w:rPr>
+      </w:pPr>
+      <w:r>
+        <w:rPr>
+          <w:lang w:val="en-US"/>
+        </w:rPr>
+        <w:t>Ví dụ</w:t>
       </w:r>
     </w:p>
     <w:p>
@@ -3661,37 +3697,31 @@
         <w:rPr>
           <w:lang w:val="en-US"/>
         </w:rPr>
+        <w:t>set /p bar</w:t>
+      </w:r>
+      <w:r>
+        <w:rPr>
+          <w:lang w:val="en-US"/>
+        </w:rPr>
+        <w:t xml:space="preserve"> </w:t>
+      </w:r>
+      <w:r>
+        <w:rPr>
+          <w:lang w:val="en-US"/>
+        </w:rPr>
+        <w:t>=</w:t>
+      </w:r>
+      <w:r>
+        <w:rPr>
+          <w:lang w:val="en-US"/>
+        </w:rPr>
+        <w:t xml:space="preserve">  </w:t>
+      </w:r>
+      <w:r>
+        <w:rPr>
+          <w:lang w:val="en-US"/>
+        </w:rPr>
         <w:t>Foo la gi 123?</w:t>
-      </w:r>
-    </w:p>
-    <w:p>
-      <w:pPr>
-        <w:pStyle w:val="ListParagraph"/>
-        <w:numPr>
-          <w:ilvl w:val="0"/>
-          <w:numId w:val="3"/>
-        </w:numPr>
-        <w:rPr>
-          <w:lang w:val="en-US"/>
-        </w:rPr>
-      </w:pPr>
-      <w:r>
-        <w:rPr>
-          <w:lang w:val="en-US"/>
-        </w:rPr>
-        <w:t>Bạn nhập “</w:t>
-      </w:r>
-      <w:r>
-        <w:rPr>
-          <w:lang w:val="en-US"/>
-        </w:rPr>
-        <w:t xml:space="preserve">  </w:t>
-      </w:r>
-      <w:r>
-        <w:rPr>
-          <w:lang w:val="en-US"/>
-        </w:rPr>
-        <w:t>abc456” rồi nhấn Enter</w:t>
       </w:r>
     </w:p>
     <w:p>
@@ -3730,7 +3760,25 @@
         <w:rPr>
           <w:lang w:val="en-US"/>
         </w:rPr>
-        <w:t>Foo la gi123?</w:t>
+        <w:t>Foo la gi 123?</w:t>
+      </w:r>
+    </w:p>
+    <w:p>
+      <w:pPr>
+        <w:pStyle w:val="ListParagraph"/>
+        <w:numPr>
+          <w:ilvl w:val="0"/>
+          <w:numId w:val="3"/>
+        </w:numPr>
+        <w:rPr>
+          <w:lang w:val="en-US"/>
+        </w:rPr>
+      </w:pPr>
+      <w:r>
+        <w:rPr>
+          <w:lang w:val="en-US"/>
+        </w:rPr>
+        <w:t>Bạn nhập “</w:t>
       </w:r>
       <w:r>
         <w:rPr>
@@ -3742,73 +3790,25 @@
         <w:rPr>
           <w:lang w:val="en-US"/>
         </w:rPr>
-        <w:t>abc456</w:t>
-      </w:r>
-    </w:p>
-    <w:p>
-      <w:pPr>
-        <w:pStyle w:val="ListParagraph"/>
-        <w:numPr>
-          <w:ilvl w:val="0"/>
-          <w:numId w:val="3"/>
-        </w:numPr>
-        <w:rPr>
-          <w:lang w:val="en-US"/>
-        </w:rPr>
-      </w:pPr>
-      <w:r>
-        <w:rPr>
-          <w:lang w:val="en-US"/>
-        </w:rPr>
-        <w:t>Bây giờ biến “bar</w:t>
-      </w:r>
-      <w:r>
-        <w:rPr>
-          <w:lang w:val="en-US"/>
-        </w:rPr>
-        <w:t xml:space="preserve"> </w:t>
-      </w:r>
-      <w:r>
-        <w:rPr>
-          <w:lang w:val="en-US"/>
-        </w:rPr>
-        <w:t>” đã có giá trị là “</w:t>
-      </w:r>
-      <w:r>
-        <w:rPr>
-          <w:lang w:val="en-US"/>
-        </w:rPr>
-        <w:t xml:space="preserve">  </w:t>
-      </w:r>
-      <w:r>
-        <w:rPr>
-          <w:lang w:val="en-US"/>
-        </w:rPr>
-        <w:t>abc456”</w:t>
-      </w:r>
-    </w:p>
-    <w:p>
-      <w:pPr>
-        <w:pStyle w:val="ListParagraph"/>
-        <w:numPr>
-          <w:ilvl w:val="0"/>
-          <w:numId w:val="7"/>
-        </w:numPr>
-        <w:rPr>
-          <w:lang w:val="en-US"/>
-        </w:rPr>
-      </w:pPr>
-      <w:r>
-        <w:rPr>
-          <w:lang w:val="en-US"/>
-        </w:rPr>
-        <w:t xml:space="preserve">Gán </w:t>
-      </w:r>
-      <w:r>
-        <w:rPr>
-          <w:lang w:val="en-US"/>
-        </w:rPr>
-        <w:t>Giá Trị Của 1 Biểu Thức Cho Biến?</w:t>
+        <w:t>abc456” rồi nhấn Enter</w:t>
+      </w:r>
+    </w:p>
+    <w:p>
+      <w:pPr>
+        <w:pStyle w:val="ListParagraph"/>
+        <w:numPr>
+          <w:ilvl w:val="0"/>
+          <w:numId w:val="3"/>
+        </w:numPr>
+        <w:rPr>
+          <w:lang w:val="en-US"/>
+        </w:rPr>
+      </w:pPr>
+      <w:r>
+        <w:rPr>
+          <w:lang w:val="en-US"/>
+        </w:rPr>
+        <w:t>Màn hình CMD</w:t>
       </w:r>
     </w:p>
     <w:p>
@@ -3829,67 +3829,85 @@
         <w:rPr>
           <w:lang w:val="en-US"/>
         </w:rPr>
-        <w:t>s</w:t>
-      </w:r>
-      <w:r>
-        <w:rPr>
-          <w:lang w:val="en-US"/>
-        </w:rPr>
-        <w:t>et /a &lt;Biến&gt;=&lt;Biểu Thức&gt;</w:t>
-      </w:r>
-    </w:p>
-    <w:p>
-      <w:pPr>
-        <w:pStyle w:val="ListParagraph"/>
-        <w:numPr>
-          <w:ilvl w:val="0"/>
-          <w:numId w:val="3"/>
-        </w:numPr>
-        <w:rPr>
-          <w:lang w:val="en-US"/>
-        </w:rPr>
-      </w:pPr>
-      <w:r>
-        <w:rPr>
-          <w:lang w:val="en-US"/>
-        </w:rPr>
-        <w:t>Chuỗi “&lt;Biến&gt;=&lt;Biểu Thức&gt;” ban đầu sẽ được nội suy biến giống lệnh “echo”, sau đó sẽ loại bỏ toàn bộ dấu cách trong phần &lt;Biểu Thức&gt; và toàn bộ dấu cách giữa &lt;Biến&gt; với dấu “=”, &lt;Biểu Thức&gt; sau đó từ chuỗi sẽ chuyển thành số học, tính toán rồi trả về giá trị cho &lt;Biến&gt;, nếu &lt;Biến&gt; còn chứa dấu cách, kí tự đặc biệt, chứa số ở đầu hoặc biểu thức số học không thể tính được thì sẽ báo lỗi</w:t>
-      </w:r>
-    </w:p>
-    <w:p>
-      <w:pPr>
-        <w:pStyle w:val="ListParagraph"/>
-        <w:numPr>
-          <w:ilvl w:val="0"/>
-          <w:numId w:val="3"/>
-        </w:numPr>
-        <w:rPr>
-          <w:lang w:val="en-US"/>
-        </w:rPr>
-      </w:pPr>
-      <w:r>
-        <w:rPr>
-          <w:lang w:val="en-US"/>
-        </w:rPr>
-        <w:t>Ví dụ</w:t>
-      </w:r>
-    </w:p>
-    <w:p>
-      <w:pPr>
-        <w:pStyle w:val="ListParagraph"/>
-        <w:numPr>
-          <w:ilvl w:val="0"/>
-          <w:numId w:val="3"/>
-        </w:numPr>
-        <w:rPr>
-          <w:lang w:val="en-US"/>
-        </w:rPr>
-      </w:pPr>
-      <w:r>
-        <w:rPr>
-          <w:lang w:val="en-US"/>
-        </w:rPr>
-        <w:t>Biến “cuc” có giá trị là “5”, biến “foo% có giá trị là “1”</w:t>
+        <w:t>Foo la gi123?</w:t>
+      </w:r>
+      <w:r>
+        <w:rPr>
+          <w:lang w:val="en-US"/>
+        </w:rPr>
+        <w:t xml:space="preserve">  </w:t>
+      </w:r>
+      <w:r>
+        <w:rPr>
+          <w:lang w:val="en-US"/>
+        </w:rPr>
+        <w:t>abc456</w:t>
+      </w:r>
+    </w:p>
+    <w:p>
+      <w:pPr>
+        <w:pStyle w:val="ListParagraph"/>
+        <w:numPr>
+          <w:ilvl w:val="0"/>
+          <w:numId w:val="3"/>
+        </w:numPr>
+        <w:rPr>
+          <w:lang w:val="en-US"/>
+        </w:rPr>
+      </w:pPr>
+      <w:r>
+        <w:rPr>
+          <w:lang w:val="en-US"/>
+        </w:rPr>
+        <w:t>Bây giờ biến “bar</w:t>
+      </w:r>
+      <w:r>
+        <w:rPr>
+          <w:lang w:val="en-US"/>
+        </w:rPr>
+        <w:t xml:space="preserve"> </w:t>
+      </w:r>
+      <w:r>
+        <w:rPr>
+          <w:lang w:val="en-US"/>
+        </w:rPr>
+        <w:t>” đã có giá trị là “</w:t>
+      </w:r>
+      <w:r>
+        <w:rPr>
+          <w:lang w:val="en-US"/>
+        </w:rPr>
+        <w:t xml:space="preserve">  </w:t>
+      </w:r>
+      <w:r>
+        <w:rPr>
+          <w:lang w:val="en-US"/>
+        </w:rPr>
+        <w:t>abc456”</w:t>
+      </w:r>
+    </w:p>
+    <w:p>
+      <w:pPr>
+        <w:pStyle w:val="ListParagraph"/>
+        <w:numPr>
+          <w:ilvl w:val="0"/>
+          <w:numId w:val="7"/>
+        </w:numPr>
+        <w:rPr>
+          <w:lang w:val="en-US"/>
+        </w:rPr>
+      </w:pPr>
+      <w:r>
+        <w:rPr>
+          <w:lang w:val="en-US"/>
+        </w:rPr>
+        <w:t xml:space="preserve">Gán </w:t>
+      </w:r>
+      <w:r>
+        <w:rPr>
+          <w:lang w:val="en-US"/>
+        </w:rPr>
+        <w:t>Giá Trị Của 1 Biểu Thức Cho Biến?</w:t>
       </w:r>
     </w:p>
     <w:p>
@@ -3916,87 +3934,61 @@
         <w:rPr>
           <w:lang w:val="en-US"/>
         </w:rPr>
-        <w:t xml:space="preserve">et /a </w:t>
-      </w:r>
-      <w:r>
-        <w:rPr>
-          <w:lang w:val="en-US"/>
-        </w:rPr>
-        <w:t>s%</w:t>
-      </w:r>
-      <w:r>
-        <w:rPr>
-          <w:lang w:val="en-US"/>
-        </w:rPr>
-        <w:t>foo</w:t>
-      </w:r>
-      <w:r>
-        <w:rPr>
-          <w:lang w:val="en-US"/>
-        </w:rPr>
-        <w:t>%</w:t>
-      </w:r>
-      <w:r>
-        <w:rPr>
-          <w:lang w:val="en-US"/>
-        </w:rPr>
-        <w:t>=%cuc%+1</w:t>
-      </w:r>
-    </w:p>
-    <w:p>
-      <w:pPr>
-        <w:pStyle w:val="ListParagraph"/>
-        <w:numPr>
-          <w:ilvl w:val="0"/>
-          <w:numId w:val="3"/>
-        </w:numPr>
-        <w:rPr>
-          <w:lang w:val="en-US"/>
-        </w:rPr>
-      </w:pPr>
-      <w:r>
-        <w:rPr>
-          <w:lang w:val="en-US"/>
-        </w:rPr>
-        <w:t>Biến “s1” có giá trị là 6</w:t>
-      </w:r>
-    </w:p>
-    <w:p>
-      <w:pPr>
-        <w:rPr>
-          <w:lang w:val="en-US"/>
-        </w:rPr>
-      </w:pPr>
-    </w:p>
-    <w:p>
-      <w:pPr>
-        <w:rPr>
-          <w:lang w:val="en-US"/>
-        </w:rPr>
-      </w:pPr>
-      <w:r>
-        <w:rPr>
-          <w:lang w:val="en-US"/>
-        </w:rPr>
-        <w:t>Quick Commands – Câu Lệnh Nhanh:</w:t>
-      </w:r>
-    </w:p>
-    <w:p>
-      <w:pPr>
-        <w:pStyle w:val="ListParagraph"/>
-        <w:numPr>
-          <w:ilvl w:val="0"/>
-          <w:numId w:val="6"/>
-        </w:numPr>
-        <w:rPr>
-          <w:lang w:val="en-US"/>
-        </w:rPr>
-      </w:pPr>
-      <w:r>
-        <w:rPr>
-          <w:lang w:val="en-US"/>
-        </w:rPr>
-        <w:t>Mở Thư Mục Nào Đó</w:t>
+        <w:t>et /a &lt;Biến&gt;=&lt;Biểu Thức&gt;</w:t>
+      </w:r>
+    </w:p>
+    <w:p>
+      <w:pPr>
+        <w:pStyle w:val="ListParagraph"/>
+        <w:numPr>
+          <w:ilvl w:val="0"/>
+          <w:numId w:val="3"/>
+        </w:numPr>
+        <w:rPr>
+          <w:lang w:val="en-US"/>
+        </w:rPr>
+      </w:pPr>
+      <w:r>
+        <w:rPr>
+          <w:lang w:val="en-US"/>
+        </w:rPr>
+        <w:t>Chuỗi “&lt;Biến&gt;=&lt;Biểu Thức&gt;” ban đầu sẽ được nội suy biến giống lệnh “echo”, sau đó sẽ loại bỏ toàn bộ dấu cách trong phần &lt;Biểu Thức&gt; và toàn bộ dấu cách giữa &lt;Biến&gt; với dấu “=”, &lt;Biểu Thức&gt; sau đó từ chuỗi sẽ chuyển thành số học, tính toán rồi trả về giá trị cho &lt;Biến&gt;, nếu &lt;Biến&gt; còn chứa dấu cách, kí tự đặc biệt, chứa số ở đầu hoặc biểu thức số học không thể tính được thì sẽ báo lỗi</w:t>
+      </w:r>
+    </w:p>
+    <w:p>
+      <w:pPr>
+        <w:pStyle w:val="ListParagraph"/>
+        <w:numPr>
+          <w:ilvl w:val="0"/>
+          <w:numId w:val="3"/>
+        </w:numPr>
+        <w:rPr>
+          <w:lang w:val="en-US"/>
+        </w:rPr>
+      </w:pPr>
+      <w:r>
+        <w:rPr>
+          <w:lang w:val="en-US"/>
+        </w:rPr>
+        <w:t>Ví dụ</w:t>
+      </w:r>
+    </w:p>
+    <w:p>
+      <w:pPr>
+        <w:pStyle w:val="ListParagraph"/>
+        <w:numPr>
+          <w:ilvl w:val="0"/>
+          <w:numId w:val="3"/>
+        </w:numPr>
+        <w:rPr>
+          <w:lang w:val="en-US"/>
+        </w:rPr>
+      </w:pPr>
+      <w:r>
+        <w:rPr>
+          <w:lang w:val="en-US"/>
+        </w:rPr>
+        <w:t>Biến “cuc” có giá trị là “5”, biến “foo% có giá trị là “1”</w:t>
       </w:r>
     </w:p>
     <w:p>
@@ -4017,73 +4009,93 @@
         <w:rPr>
           <w:lang w:val="en-US"/>
         </w:rPr>
+        <w:t>s</w:t>
+      </w:r>
+      <w:r>
+        <w:rPr>
+          <w:lang w:val="en-US"/>
+        </w:rPr>
+        <w:t xml:space="preserve">et /a </w:t>
+      </w:r>
+      <w:r>
+        <w:rPr>
+          <w:lang w:val="en-US"/>
+        </w:rPr>
+        <w:t>s%</w:t>
+      </w:r>
+      <w:r>
+        <w:rPr>
+          <w:lang w:val="en-US"/>
+        </w:rPr>
+        <w:t>foo</w:t>
+      </w:r>
+      <w:r>
+        <w:rPr>
+          <w:lang w:val="en-US"/>
+        </w:rPr>
         <w:t>%</w:t>
       </w:r>
       <w:r>
         <w:rPr>
           <w:lang w:val="en-US"/>
         </w:rPr>
-        <w:t>s</w:t>
-      </w:r>
-      <w:r>
-        <w:rPr>
-          <w:lang w:val="en-US"/>
-        </w:rPr>
-        <w:t>ystem</w:t>
-      </w:r>
-      <w:r>
-        <w:rPr>
-          <w:lang w:val="en-US"/>
-        </w:rPr>
-        <w:t>r</w:t>
-      </w:r>
-      <w:r>
-        <w:rPr>
-          <w:lang w:val="en-US"/>
-        </w:rPr>
-        <w:t>oot%\explorer.exe &lt;</w:t>
-      </w:r>
-      <w:r>
-        <w:rPr>
-          <w:lang w:val="en-US"/>
-        </w:rPr>
-        <w:t>Đường Dẫn</w:t>
-      </w:r>
-      <w:r>
-        <w:rPr>
-          <w:lang w:val="en-US"/>
-        </w:rPr>
-        <w:t xml:space="preserve"> </w:t>
-      </w:r>
-      <w:r>
-        <w:rPr>
-          <w:lang w:val="en-US"/>
-        </w:rPr>
-        <w:t>Đến Thư Mục</w:t>
-      </w:r>
-      <w:r>
-        <w:rPr>
-          <w:lang w:val="en-US"/>
-        </w:rPr>
-        <w:t>&gt;</w:t>
-      </w:r>
-    </w:p>
-    <w:p>
-      <w:pPr>
-        <w:pStyle w:val="ListParagraph"/>
-        <w:numPr>
-          <w:ilvl w:val="0"/>
-          <w:numId w:val="3"/>
-        </w:numPr>
-        <w:rPr>
-          <w:lang w:val="en-US"/>
-        </w:rPr>
-      </w:pPr>
-      <w:r>
-        <w:rPr>
-          <w:lang w:val="en-US"/>
-        </w:rPr>
-        <w:t>Ví dụ</w:t>
+        <w:t>=%cuc%+1</w:t>
+      </w:r>
+    </w:p>
+    <w:p>
+      <w:pPr>
+        <w:pStyle w:val="ListParagraph"/>
+        <w:numPr>
+          <w:ilvl w:val="0"/>
+          <w:numId w:val="3"/>
+        </w:numPr>
+        <w:rPr>
+          <w:lang w:val="en-US"/>
+        </w:rPr>
+      </w:pPr>
+      <w:r>
+        <w:rPr>
+          <w:lang w:val="en-US"/>
+        </w:rPr>
+        <w:t>Biến “s1” có giá trị là 6</w:t>
+      </w:r>
+    </w:p>
+    <w:p>
+      <w:pPr>
+        <w:rPr>
+          <w:lang w:val="en-US"/>
+        </w:rPr>
+      </w:pPr>
+    </w:p>
+    <w:p>
+      <w:pPr>
+        <w:rPr>
+          <w:lang w:val="en-US"/>
+        </w:rPr>
+      </w:pPr>
+      <w:r>
+        <w:rPr>
+          <w:lang w:val="en-US"/>
+        </w:rPr>
+        <w:t>Quick Commands – Câu Lệnh Nhanh:</w:t>
+      </w:r>
+    </w:p>
+    <w:p>
+      <w:pPr>
+        <w:pStyle w:val="ListParagraph"/>
+        <w:numPr>
+          <w:ilvl w:val="0"/>
+          <w:numId w:val="6"/>
+        </w:numPr>
+        <w:rPr>
+          <w:lang w:val="en-US"/>
+        </w:rPr>
+      </w:pPr>
+      <w:r>
+        <w:rPr>
+          <w:lang w:val="en-US"/>
+        </w:rPr>
+        <w:t>Mở Thư Mục Nào Đó</w:t>
       </w:r>
     </w:p>
     <w:p>
@@ -4104,85 +4116,73 @@
         <w:rPr>
           <w:lang w:val="en-US"/>
         </w:rPr>
-        <w:t xml:space="preserve">%systemroot%\explorer.exe </w:t>
-      </w:r>
-      <w:r>
-        <w:rPr>
-          <w:lang w:val="en-US"/>
-        </w:rPr>
-        <w:t>E:\</w:t>
-      </w:r>
-      <w:r>
-        <w:rPr>
-          <w:lang w:val="en-US"/>
-        </w:rPr>
-        <w:t>Foo</w:t>
-      </w:r>
-      <w:r>
-        <w:rPr>
-          <w:lang w:val="en-US"/>
-        </w:rPr>
-        <w:t>\</w:t>
-      </w:r>
-      <w:r>
-        <w:rPr>
-          <w:lang w:val="en-US"/>
-        </w:rPr>
-        <w:t>Bar</w:t>
-      </w:r>
-    </w:p>
-    <w:p>
-      <w:pPr>
-        <w:pStyle w:val="ListParagraph"/>
-        <w:numPr>
-          <w:ilvl w:val="0"/>
-          <w:numId w:val="3"/>
-        </w:numPr>
-        <w:rPr>
-          <w:lang w:val="en-US"/>
-        </w:rPr>
-      </w:pPr>
-      <w:r>
-        <w:rPr>
-          <w:lang w:val="en-US"/>
-        </w:rPr>
-        <w:t xml:space="preserve">Thư mục </w:t>
-      </w:r>
-      <w:r>
-        <w:rPr>
-          <w:lang w:val="en-US"/>
-        </w:rPr>
-        <w:t>“Bar”</w:t>
-      </w:r>
-      <w:r>
-        <w:rPr>
-          <w:lang w:val="en-US"/>
-        </w:rPr>
-        <w:t xml:space="preserve"> được mở lên</w:t>
-      </w:r>
-    </w:p>
-    <w:p>
-      <w:pPr>
-        <w:pStyle w:val="ListParagraph"/>
-        <w:numPr>
-          <w:ilvl w:val="0"/>
-          <w:numId w:val="6"/>
-        </w:numPr>
-        <w:rPr>
-          <w:lang w:val="en-US"/>
-        </w:rPr>
-      </w:pPr>
-      <w:r>
-        <w:rPr>
-          <w:lang w:val="en-US"/>
-        </w:rPr>
-        <w:t xml:space="preserve">Xóa </w:t>
-      </w:r>
-      <w:r>
-        <w:rPr>
-          <w:lang w:val="en-US"/>
-        </w:rPr>
-        <w:t>Ngay Lập Tức 1 Thư Mục Không Rỗng Nào Đó Vĩnh Viễn?</w:t>
+        <w:t>%</w:t>
+      </w:r>
+      <w:r>
+        <w:rPr>
+          <w:lang w:val="en-US"/>
+        </w:rPr>
+        <w:t>s</w:t>
+      </w:r>
+      <w:r>
+        <w:rPr>
+          <w:lang w:val="en-US"/>
+        </w:rPr>
+        <w:t>ystem</w:t>
+      </w:r>
+      <w:r>
+        <w:rPr>
+          <w:lang w:val="en-US"/>
+        </w:rPr>
+        <w:t>r</w:t>
+      </w:r>
+      <w:r>
+        <w:rPr>
+          <w:lang w:val="en-US"/>
+        </w:rPr>
+        <w:t>oot%\explorer.exe &lt;</w:t>
+      </w:r>
+      <w:r>
+        <w:rPr>
+          <w:lang w:val="en-US"/>
+        </w:rPr>
+        <w:t>Đường Dẫn</w:t>
+      </w:r>
+      <w:r>
+        <w:rPr>
+          <w:lang w:val="en-US"/>
+        </w:rPr>
+        <w:t xml:space="preserve"> </w:t>
+      </w:r>
+      <w:r>
+        <w:rPr>
+          <w:lang w:val="en-US"/>
+        </w:rPr>
+        <w:t>Đến Thư Mục</w:t>
+      </w:r>
+      <w:r>
+        <w:rPr>
+          <w:lang w:val="en-US"/>
+        </w:rPr>
+        <w:t>&gt;</w:t>
+      </w:r>
+    </w:p>
+    <w:p>
+      <w:pPr>
+        <w:pStyle w:val="ListParagraph"/>
+        <w:numPr>
+          <w:ilvl w:val="0"/>
+          <w:numId w:val="3"/>
+        </w:numPr>
+        <w:rPr>
+          <w:lang w:val="en-US"/>
+        </w:rPr>
+      </w:pPr>
+      <w:r>
+        <w:rPr>
+          <w:lang w:val="en-US"/>
+        </w:rPr>
+        <w:t>Ví dụ</w:t>
       </w:r>
     </w:p>
     <w:p>
@@ -4203,6 +4203,106 @@
         <w:rPr>
           <w:lang w:val="en-US"/>
         </w:rPr>
+        <w:t xml:space="preserve">%systemroot%\explorer.exe </w:t>
+      </w:r>
+      <w:r>
+        <w:rPr>
+          <w:lang w:val="en-US"/>
+        </w:rPr>
+        <w:t>E:\</w:t>
+      </w:r>
+      <w:r>
+        <w:rPr>
+          <w:lang w:val="en-US"/>
+        </w:rPr>
+        <w:t>Foo</w:t>
+      </w:r>
+      <w:r>
+        <w:rPr>
+          <w:lang w:val="en-US"/>
+        </w:rPr>
+        <w:t>\</w:t>
+      </w:r>
+      <w:r>
+        <w:rPr>
+          <w:lang w:val="en-US"/>
+        </w:rPr>
+        <w:t>Bar</w:t>
+      </w:r>
+    </w:p>
+    <w:p>
+      <w:pPr>
+        <w:pStyle w:val="ListParagraph"/>
+        <w:numPr>
+          <w:ilvl w:val="0"/>
+          <w:numId w:val="3"/>
+        </w:numPr>
+        <w:rPr>
+          <w:lang w:val="en-US"/>
+        </w:rPr>
+      </w:pPr>
+      <w:r>
+        <w:rPr>
+          <w:lang w:val="en-US"/>
+        </w:rPr>
+        <w:lastRenderedPageBreak/>
+        <w:t xml:space="preserve">Thư mục </w:t>
+      </w:r>
+      <w:r>
+        <w:rPr>
+          <w:lang w:val="en-US"/>
+        </w:rPr>
+        <w:t>“Bar”</w:t>
+      </w:r>
+      <w:r>
+        <w:rPr>
+          <w:lang w:val="en-US"/>
+        </w:rPr>
+        <w:t xml:space="preserve"> được mở lên</w:t>
+      </w:r>
+    </w:p>
+    <w:p>
+      <w:pPr>
+        <w:pStyle w:val="ListParagraph"/>
+        <w:numPr>
+          <w:ilvl w:val="0"/>
+          <w:numId w:val="6"/>
+        </w:numPr>
+        <w:rPr>
+          <w:lang w:val="en-US"/>
+        </w:rPr>
+      </w:pPr>
+      <w:r>
+        <w:rPr>
+          <w:lang w:val="en-US"/>
+        </w:rPr>
+        <w:t xml:space="preserve">Xóa </w:t>
+      </w:r>
+      <w:r>
+        <w:rPr>
+          <w:lang w:val="en-US"/>
+        </w:rPr>
+        <w:t>Ngay Lập Tức 1 Thư Mục Không Rỗng Nào Đó Vĩnh Viễn?</w:t>
+      </w:r>
+    </w:p>
+    <w:p>
+      <w:pPr>
+        <w:pStyle w:val="ListParagraph"/>
+        <w:pBdr>
+          <w:top w:val="single" w:sz="4" w:space="1" w:color="auto"/>
+          <w:left w:val="single" w:sz="4" w:space="4" w:color="auto"/>
+          <w:bottom w:val="single" w:sz="4" w:space="1" w:color="auto"/>
+          <w:right w:val="single" w:sz="4" w:space="4" w:color="auto"/>
+        </w:pBdr>
+        <w:ind w:left="1080"/>
+        <w:rPr>
+          <w:lang w:val="en-US"/>
+        </w:rPr>
+      </w:pPr>
+      <w:r>
+        <w:rPr>
+          <w:lang w:val="en-US"/>
+        </w:rPr>
         <w:t>r</w:t>
       </w:r>
       <w:r>
@@ -4227,7 +4327,6 @@
         <w:rPr>
           <w:lang w:val="en-US"/>
         </w:rPr>
-        <w:lastRenderedPageBreak/>
         <w:t>/s để chỉ định xóa tất cả mọi thứ bên trong thư mục</w:t>
       </w:r>
     </w:p>
@@ -5757,6 +5856,36 @@
       <w:contextualSpacing/>
     </w:pPr>
   </w:style>
+  <w:style w:type="paragraph" w:styleId="BalloonText">
+    <w:name w:val="Balloon Text"/>
+    <w:basedOn w:val="Normal"/>
+    <w:link w:val="BalloonTextChar"/>
+    <w:uiPriority w:val="99"/>
+    <w:semiHidden/>
+    <w:unhideWhenUsed/>
+    <w:rsid w:val="00AF361C"/>
+    <w:pPr>
+      <w:spacing w:after="0" w:line="240" w:lineRule="auto"/>
+    </w:pPr>
+    <w:rPr>
+      <w:rFonts w:ascii="Tahoma" w:hAnsi="Tahoma" w:cs="Tahoma"/>
+      <w:sz w:val="16"/>
+      <w:szCs w:val="16"/>
+    </w:rPr>
+  </w:style>
+  <w:style w:type="character" w:customStyle="1" w:styleId="BalloonTextChar">
+    <w:name w:val="Balloon Text Char"/>
+    <w:basedOn w:val="DefaultParagraphFont"/>
+    <w:link w:val="BalloonText"/>
+    <w:uiPriority w:val="99"/>
+    <w:semiHidden/>
+    <w:rsid w:val="00AF361C"/>
+    <w:rPr>
+      <w:rFonts w:ascii="Tahoma" w:hAnsi="Tahoma" w:cs="Tahoma"/>
+      <w:sz w:val="16"/>
+      <w:szCs w:val="16"/>
+    </w:rPr>
+  </w:style>
 </w:styles>
 </file>
 
@@ -5957,6 +6086,36 @@
       <w:ind w:left="720"/>
       <w:contextualSpacing/>
     </w:pPr>
+  </w:style>
+  <w:style w:type="paragraph" w:styleId="BalloonText">
+    <w:name w:val="Balloon Text"/>
+    <w:basedOn w:val="Normal"/>
+    <w:link w:val="BalloonTextChar"/>
+    <w:uiPriority w:val="99"/>
+    <w:semiHidden/>
+    <w:unhideWhenUsed/>
+    <w:rsid w:val="00AF361C"/>
+    <w:pPr>
+      <w:spacing w:after="0" w:line="240" w:lineRule="auto"/>
+    </w:pPr>
+    <w:rPr>
+      <w:rFonts w:ascii="Tahoma" w:hAnsi="Tahoma" w:cs="Tahoma"/>
+      <w:sz w:val="16"/>
+      <w:szCs w:val="16"/>
+    </w:rPr>
+  </w:style>
+  <w:style w:type="character" w:customStyle="1" w:styleId="BalloonTextChar">
+    <w:name w:val="Balloon Text Char"/>
+    <w:basedOn w:val="DefaultParagraphFont"/>
+    <w:link w:val="BalloonText"/>
+    <w:uiPriority w:val="99"/>
+    <w:semiHidden/>
+    <w:rsid w:val="00AF361C"/>
+    <w:rPr>
+      <w:rFonts w:ascii="Tahoma" w:hAnsi="Tahoma" w:cs="Tahoma"/>
+      <w:sz w:val="16"/>
+      <w:szCs w:val="16"/>
+    </w:rPr>
   </w:style>
 </w:styles>
 </file>

--- a/batch.docx
+++ b/batch.docx
@@ -474,986 +474,187 @@
         <w:rPr>
           <w:lang w:val="en-US"/>
         </w:rPr>
-        <w:t>Cách Lấy Giá Trị Của Biến Trong Batch?</w:t>
-      </w:r>
-    </w:p>
-    <w:p>
-      <w:pPr>
-        <w:pStyle w:val="ListParagraph"/>
-        <w:numPr>
-          <w:ilvl w:val="0"/>
-          <w:numId w:val="3"/>
-        </w:numPr>
-        <w:pBdr>
-          <w:top w:val="single" w:sz="4" w:space="1" w:color="auto"/>
-          <w:left w:val="single" w:sz="4" w:space="4" w:color="auto"/>
-          <w:bottom w:val="single" w:sz="4" w:space="1" w:color="auto"/>
-          <w:right w:val="single" w:sz="4" w:space="4" w:color="auto"/>
-        </w:pBdr>
-        <w:rPr>
-          <w:lang w:val="en-US"/>
-        </w:rPr>
-      </w:pPr>
-      <w:r>
-        <w:rPr>
-          <w:lang w:val="en-US"/>
-        </w:rPr>
-        <w:t>%&lt;Tên Biến&gt;%</w:t>
-      </w:r>
-    </w:p>
-    <w:p>
-      <w:pPr>
-        <w:pStyle w:val="ListParagraph"/>
-        <w:numPr>
-          <w:ilvl w:val="0"/>
-          <w:numId w:val="3"/>
-        </w:numPr>
-        <w:rPr>
-          <w:lang w:val="en-US"/>
-        </w:rPr>
-      </w:pPr>
-      <w:r>
-        <w:rPr>
-          <w:lang w:val="en-US"/>
-        </w:rPr>
-        <w:t>Ví dụ giá trị của biến foo là bar</w:t>
-      </w:r>
-    </w:p>
-    <w:p>
-      <w:pPr>
-        <w:pStyle w:val="ListParagraph"/>
-        <w:numPr>
-          <w:ilvl w:val="0"/>
-          <w:numId w:val="3"/>
-        </w:numPr>
-        <w:pBdr>
-          <w:top w:val="single" w:sz="4" w:space="1" w:color="auto"/>
-          <w:left w:val="single" w:sz="4" w:space="4" w:color="auto"/>
-          <w:bottom w:val="single" w:sz="4" w:space="1" w:color="auto"/>
-          <w:right w:val="single" w:sz="4" w:space="4" w:color="auto"/>
-        </w:pBdr>
-        <w:rPr>
-          <w:lang w:val="en-US"/>
-        </w:rPr>
-      </w:pPr>
-      <w:r>
-        <w:rPr>
-          <w:lang w:val="en-US"/>
-        </w:rPr>
-        <w:t>e</w:t>
-      </w:r>
-      <w:r>
-        <w:rPr>
-          <w:lang w:val="en-US"/>
-        </w:rPr>
-        <w:t>cho %foo%</w:t>
-      </w:r>
-    </w:p>
-    <w:p>
-      <w:pPr>
-        <w:pStyle w:val="ListParagraph"/>
-        <w:numPr>
-          <w:ilvl w:val="0"/>
-          <w:numId w:val="3"/>
-        </w:numPr>
-        <w:rPr>
-          <w:lang w:val="en-US"/>
-        </w:rPr>
-      </w:pPr>
-      <w:r>
-        <w:rPr>
-          <w:lang w:val="en-US"/>
-        </w:rPr>
-        <w:t>Màn hình CMD</w:t>
-      </w:r>
-    </w:p>
-    <w:p>
-      <w:pPr>
-        <w:pStyle w:val="ListParagraph"/>
-        <w:numPr>
-          <w:ilvl w:val="0"/>
-          <w:numId w:val="3"/>
-        </w:numPr>
-        <w:pBdr>
-          <w:top w:val="single" w:sz="4" w:space="1" w:color="auto"/>
-          <w:left w:val="single" w:sz="4" w:space="4" w:color="auto"/>
-          <w:bottom w:val="single" w:sz="4" w:space="1" w:color="auto"/>
-          <w:right w:val="single" w:sz="4" w:space="4" w:color="auto"/>
-        </w:pBdr>
-        <w:rPr>
-          <w:lang w:val="en-US"/>
-        </w:rPr>
-      </w:pPr>
+        <w:t xml:space="preserve">Cơ Chế </w:t>
+      </w:r>
+      <w:r>
+        <w:rPr>
+          <w:lang w:val="en-US"/>
+        </w:rPr>
+        <w:t>Của Biến Trong Batch?</w:t>
+      </w:r>
+    </w:p>
+    <w:p>
+      <w:pPr>
+        <w:pStyle w:val="ListParagraph"/>
+        <w:numPr>
+          <w:ilvl w:val="0"/>
+          <w:numId w:val="3"/>
+        </w:numPr>
+        <w:rPr>
+          <w:lang w:val="en-US"/>
+        </w:rPr>
+      </w:pPr>
+      <w:r>
+        <w:rPr>
+          <w:lang w:val="en-US"/>
+        </w:rPr>
+        <w:t>Khi chạy File Batch sẽ có 2 giai đoạ</w:t>
+      </w:r>
+      <w:r>
+        <w:rPr>
+          <w:lang w:val="en-US"/>
+        </w:rPr>
+        <w:t>n</w:t>
+      </w:r>
+    </w:p>
+    <w:p>
+      <w:pPr>
+        <w:pStyle w:val="ListParagraph"/>
+        <w:numPr>
+          <w:ilvl w:val="0"/>
+          <w:numId w:val="3"/>
+        </w:numPr>
+        <w:rPr>
+          <w:lang w:val="en-US"/>
+        </w:rPr>
+      </w:pPr>
+      <w:r>
+        <w:rPr>
+          <w:lang w:val="en-US"/>
+        </w:rPr>
+        <w:t>Đ</w:t>
+      </w:r>
+      <w:r>
+        <w:rPr>
+          <w:lang w:val="en-US"/>
+        </w:rPr>
+        <w:t xml:space="preserve">ầu tiên khi mở File, thì nó sẽ được biên dịch, khi này, </w:t>
+      </w:r>
+      <w:r>
+        <w:rPr>
+          <w:lang w:val="en-US"/>
+        </w:rPr>
+        <w:t>trình biên dịch sẽ đọc từ trái sang phải, từ trên xuống dưới, nếu bắt gặp được dòng kí tự kiểu “%&lt;Chuỗi Kí Tự Không Chứa Kí Tự % Ở Giữa&gt;%” thì sẽ tiến hành thế nguyên dòng kí tự này với giá trị của biến có tên “&lt;Chuỗi Kí Tự Không Chứa Kí Tự % Ở Giữa&gt;” đã được tạo ra trước đó, nếu không có biến nào có tên này được tạo ra từ trước, thì trình biên dịch sẽ giữ nguyên dòng kí tự này</w:t>
+      </w:r>
+    </w:p>
+    <w:p>
+      <w:pPr>
+        <w:pStyle w:val="ListParagraph"/>
+        <w:numPr>
+          <w:ilvl w:val="0"/>
+          <w:numId w:val="3"/>
+        </w:numPr>
+        <w:rPr>
+          <w:lang w:val="en-US"/>
+        </w:rPr>
+      </w:pPr>
+      <w:r>
+        <w:rPr>
+          <w:lang w:val="en-US"/>
+        </w:rPr>
+        <w:t>Giai đoạn thứ 2, chạy chương trình, khi này, chương trình cũng sẽ chạy từ trái qua phải, từ trên xuống dưới, nếu bắt gặp được dòng kí tự kiểu “!&lt;Chuỗi Kí Tự Không Chứa Kí Tự ! Ở Giữa&gt;!”</w:t>
+      </w:r>
+      <w:r>
+        <w:rPr>
+          <w:lang w:val="en-US"/>
+        </w:rPr>
+        <w:t xml:space="preserve"> thì sẽ tiến hành thế nguyên dòng kí tự này với giá trị của biến có tên “&lt;Chuỗi Kí Tự Không Chứa Kí Tự ! Ở Giữa&gt;” đã được tạo ra trước đó, nếu không có biến nào có tên này được tạo ra từ trước, thì nguyên dòng kí tự này sẽ tan biến, đồng thời, mọi kí tự “!” còn sót lại cũng bị tan biến, việc thay thế hoặc tan biến này sẽ chỉ xảy ra trong đoạn Code được đặt trong cặp lệnh “</w:t>
+      </w:r>
+      <w:r>
+        <w:rPr>
+          <w:lang w:val="en-US"/>
+        </w:rPr>
+        <w:t>setlocal enabledelayedexpansion</w:t>
+      </w:r>
+      <w:r>
+        <w:rPr>
+          <w:lang w:val="en-US"/>
+        </w:rPr>
+        <w:t>” và “endlocal”</w:t>
+      </w:r>
+      <w:r>
+        <w:rPr>
+          <w:lang w:val="en-US"/>
+        </w:rPr>
+        <w:t>, do đó khi sử dụng cấu trúc For Loop thì cần đặt nó vào trong cặp lệnh này, vì For Loop không chạy khi biên dịch mà chạy khi chương trình chạy</w:t>
+      </w:r>
+    </w:p>
+    <w:p>
+      <w:pPr>
+        <w:pStyle w:val="ListParagraph"/>
+        <w:numPr>
+          <w:ilvl w:val="0"/>
+          <w:numId w:val="3"/>
+        </w:numPr>
+        <w:rPr>
+          <w:lang w:val="en-US"/>
+        </w:rPr>
+      </w:pPr>
+      <w:r>
+        <w:rPr>
+          <w:lang w:val="en-US"/>
+        </w:rPr>
+        <w:t>Ví dụ</w:t>
+      </w:r>
+    </w:p>
+    <w:p>
+      <w:pPr>
+        <w:pStyle w:val="ListParagraph"/>
+        <w:numPr>
+          <w:ilvl w:val="0"/>
+          <w:numId w:val="3"/>
+        </w:numPr>
+        <w:rPr>
+          <w:lang w:val="en-US"/>
+        </w:rPr>
+      </w:pPr>
+      <w:r>
+        <w:rPr>
+          <w:lang w:val="en-US"/>
+        </w:rPr>
+        <w:t>Ví dụ giá trị củ</w:t>
+      </w:r>
+      <w:r>
+        <w:rPr>
+          <w:lang w:val="en-US"/>
+        </w:rPr>
+        <w:t>a “</w:t>
+      </w:r>
+      <w:r>
+        <w:rPr>
+          <w:lang w:val="en-US"/>
+        </w:rPr>
+        <w:t>foo</w:t>
+      </w:r>
+      <w:r>
+        <w:rPr>
+          <w:lang w:val="en-US"/>
+        </w:rPr>
+        <w:t>”</w:t>
+      </w:r>
+      <w:r>
+        <w:rPr>
+          <w:lang w:val="en-US"/>
+        </w:rPr>
+        <w:t xml:space="preserve"> là </w:t>
+      </w:r>
+      <w:r>
+        <w:rPr>
+          <w:lang w:val="en-US"/>
+        </w:rPr>
+        <w:t>“</w:t>
+      </w:r>
       <w:r>
         <w:rPr>
           <w:lang w:val="en-US"/>
         </w:rPr>
         <w:t>bar</w:t>
       </w:r>
-    </w:p>
-    <w:p>
-      <w:pPr>
-        <w:pStyle w:val="ListParagraph"/>
-        <w:numPr>
-          <w:ilvl w:val="0"/>
-          <w:numId w:val="2"/>
-        </w:numPr>
-        <w:rPr>
-          <w:lang w:val="en-US"/>
-        </w:rPr>
-      </w:pPr>
-      <w:r>
-        <w:rPr>
-          <w:lang w:val="en-US"/>
-        </w:rPr>
-        <w:t>Kiểu Dữ Liệu Trong Batch?</w:t>
-      </w:r>
-    </w:p>
-    <w:p>
-      <w:pPr>
-        <w:pStyle w:val="ListParagraph"/>
-        <w:numPr>
-          <w:ilvl w:val="0"/>
-          <w:numId w:val="3"/>
-        </w:numPr>
-        <w:rPr>
-          <w:lang w:val="en-US"/>
-        </w:rPr>
-      </w:pPr>
-      <w:r>
-        <w:rPr>
-          <w:lang w:val="en-US"/>
-        </w:rPr>
-        <w:t>Biến trong Batch chỉ có kiểu dữ liệu là chuỗi</w:t>
-      </w:r>
-    </w:p>
-    <w:p>
-      <w:pPr>
-        <w:pStyle w:val="ListParagraph"/>
-        <w:numPr>
-          <w:ilvl w:val="0"/>
-          <w:numId w:val="2"/>
-        </w:numPr>
-        <w:rPr>
-          <w:lang w:val="en-US"/>
-        </w:rPr>
-      </w:pPr>
-      <w:r>
-        <w:rPr>
-          <w:lang w:val="en-US"/>
-        </w:rPr>
-        <w:t>Dùng Dấu “/” Thay Cho “–“ Khi Dùng Flag Được Không?</w:t>
-      </w:r>
-    </w:p>
-    <w:p>
-      <w:pPr>
-        <w:pStyle w:val="ListParagraph"/>
-        <w:numPr>
-          <w:ilvl w:val="0"/>
-          <w:numId w:val="3"/>
-        </w:numPr>
-        <w:rPr>
-          <w:lang w:val="en-US"/>
-        </w:rPr>
-      </w:pPr>
-      <w:r>
-        <w:rPr>
-          <w:lang w:val="en-US"/>
-        </w:rPr>
-        <w:t>Không</w:t>
-      </w:r>
-    </w:p>
-    <w:p>
-      <w:pPr>
-        <w:rPr>
-          <w:lang w:val="en-US"/>
-        </w:rPr>
-      </w:pPr>
-    </w:p>
-    <w:p>
-      <w:pPr>
-        <w:rPr>
-          <w:lang w:val="en-US"/>
-        </w:rPr>
-      </w:pPr>
-      <w:r>
-        <w:rPr>
-          <w:lang w:val="en-US"/>
-        </w:rPr>
-        <w:t xml:space="preserve">Global </w:t>
-      </w:r>
-      <w:r>
-        <w:rPr>
-          <w:lang w:val="en-US"/>
-        </w:rPr>
-        <w:t>Constants</w:t>
-      </w:r>
-      <w:r>
-        <w:rPr>
-          <w:lang w:val="en-US"/>
-        </w:rPr>
-        <w:t xml:space="preserve">– </w:t>
-      </w:r>
-      <w:r>
-        <w:rPr>
-          <w:lang w:val="en-US"/>
-        </w:rPr>
-        <w:t xml:space="preserve">Hằng </w:t>
-      </w:r>
-      <w:r>
-        <w:rPr>
-          <w:lang w:val="en-US"/>
-        </w:rPr>
-        <w:t>Toàn Cục:</w:t>
-      </w:r>
-    </w:p>
-    <w:p>
-      <w:pPr>
-        <w:pStyle w:val="ListParagraph"/>
-        <w:numPr>
-          <w:ilvl w:val="0"/>
-          <w:numId w:val="4"/>
-        </w:numPr>
-        <w:rPr>
-          <w:lang w:val="en-US"/>
-        </w:rPr>
-      </w:pPr>
-      <w:r>
-        <w:rPr>
-          <w:lang w:val="en-US"/>
-        </w:rPr>
-        <w:t>%</w:t>
-      </w:r>
-      <w:r>
-        <w:rPr>
-          <w:lang w:val="en-US"/>
-        </w:rPr>
-        <w:t>username</w:t>
-      </w:r>
-      <w:r>
-        <w:rPr>
-          <w:lang w:val="en-US"/>
-        </w:rPr>
-        <w:t xml:space="preserve">% </w:t>
-      </w:r>
-      <w:r>
-        <w:rPr>
-          <w:lang w:val="en-US"/>
-        </w:rPr>
-        <w:t xml:space="preserve">= </w:t>
-      </w:r>
-      <w:r>
-        <w:rPr>
-          <w:lang w:val="en-US"/>
-        </w:rPr>
-        <w:t>Huan</w:t>
-      </w:r>
-    </w:p>
-    <w:p>
-      <w:pPr>
-        <w:pStyle w:val="ListParagraph"/>
-        <w:numPr>
-          <w:ilvl w:val="0"/>
-          <w:numId w:val="4"/>
-        </w:numPr>
-        <w:rPr>
-          <w:lang w:val="en-US"/>
-        </w:rPr>
-      </w:pPr>
-      <w:r>
-        <w:rPr>
-          <w:lang w:val="en-US"/>
-        </w:rPr>
-        <w:t>%</w:t>
-      </w:r>
-      <w:r>
-        <w:rPr>
-          <w:lang w:val="en-US"/>
-        </w:rPr>
-        <w:t>userprofile</w:t>
-      </w:r>
-      <w:r>
-        <w:rPr>
-          <w:lang w:val="en-US"/>
-        </w:rPr>
-        <w:t>% =</w:t>
-      </w:r>
-      <w:r>
-        <w:rPr>
-          <w:lang w:val="en-US"/>
-        </w:rPr>
-        <w:t xml:space="preserve"> C:\Users\Huan</w:t>
-      </w:r>
-    </w:p>
-    <w:p>
-      <w:pPr>
-        <w:pStyle w:val="ListParagraph"/>
-        <w:numPr>
-          <w:ilvl w:val="0"/>
-          <w:numId w:val="4"/>
-        </w:numPr>
-        <w:rPr>
-          <w:lang w:val="en-US"/>
-        </w:rPr>
-      </w:pPr>
-      <w:r>
-        <w:rPr>
-          <w:lang w:val="en-US"/>
-        </w:rPr>
-        <w:t>%</w:t>
-      </w:r>
-      <w:r>
-        <w:rPr>
-          <w:lang w:val="en-US"/>
-        </w:rPr>
-        <w:t>systemroot</w:t>
-      </w:r>
-      <w:r>
-        <w:rPr>
-          <w:lang w:val="en-US"/>
-        </w:rPr>
-        <w:t>%</w:t>
-      </w:r>
-      <w:r>
-        <w:rPr>
-          <w:lang w:val="en-US"/>
-        </w:rPr>
-        <w:t xml:space="preserve"> = </w:t>
-      </w:r>
-      <w:r>
-        <w:rPr>
-          <w:lang w:val="en-US"/>
-        </w:rPr>
-        <w:t>C:\Windows</w:t>
-      </w:r>
-    </w:p>
-    <w:p>
-      <w:pPr>
-        <w:rPr>
-          <w:lang w:val="en-US"/>
-        </w:rPr>
-      </w:pPr>
-    </w:p>
-    <w:p>
-      <w:pPr>
-        <w:rPr>
-          <w:lang w:val="en-US"/>
-        </w:rPr>
-      </w:pPr>
-      <w:r>
-        <w:rPr>
-          <w:lang w:val="en-US"/>
-        </w:rPr>
-        <w:t>Environment Variable</w:t>
-      </w:r>
-      <w:r>
-        <w:rPr>
-          <w:lang w:val="en-US"/>
-        </w:rPr>
-        <w:t>s</w:t>
-      </w:r>
-      <w:r>
-        <w:rPr>
-          <w:lang w:val="en-US"/>
-        </w:rPr>
-        <w:t xml:space="preserve"> – Biến Môi Trường:</w:t>
-      </w:r>
-    </w:p>
-    <w:p>
-      <w:pPr>
-        <w:pStyle w:val="ListParagraph"/>
-        <w:numPr>
-          <w:ilvl w:val="0"/>
-          <w:numId w:val="5"/>
-        </w:numPr>
-        <w:rPr>
-          <w:lang w:val="en-US"/>
-        </w:rPr>
-      </w:pPr>
-      <w:r>
-        <w:rPr>
-          <w:lang w:val="en-US"/>
-        </w:rPr>
-        <w:lastRenderedPageBreak/>
-        <w:t>Nơi Truy Cập</w:t>
-      </w:r>
-      <w:r>
-        <w:rPr>
-          <w:lang w:val="en-US"/>
-        </w:rPr>
-        <w:t>?</w:t>
-      </w:r>
-    </w:p>
-    <w:p>
-      <w:pPr>
-        <w:pStyle w:val="ListParagraph"/>
-        <w:numPr>
-          <w:ilvl w:val="0"/>
-          <w:numId w:val="3"/>
-        </w:numPr>
-        <w:rPr>
-          <w:lang w:val="en-US"/>
-        </w:rPr>
-      </w:pPr>
-      <w:r>
-        <w:rPr>
-          <w:lang w:val="en-US"/>
-        </w:rPr>
-        <w:t xml:space="preserve">Vào Start + </w:t>
-      </w:r>
-      <w:r>
-        <w:rPr>
-          <w:lang w:val="en-US"/>
-        </w:rPr>
-        <w:t>p</w:t>
-      </w:r>
-      <w:r>
-        <w:rPr>
-          <w:lang w:val="en-US"/>
-        </w:rPr>
-        <w:t xml:space="preserve">hải chuột Computer chọn Properties + </w:t>
-      </w:r>
-      <w:r>
-        <w:rPr>
-          <w:lang w:val="en-US"/>
-        </w:rPr>
-        <w:t>C</w:t>
-      </w:r>
-      <w:r>
-        <w:rPr>
-          <w:lang w:val="en-US"/>
-        </w:rPr>
-        <w:t xml:space="preserve">lick Advanced System Settings + </w:t>
-      </w:r>
-      <w:r>
-        <w:rPr>
-          <w:lang w:val="en-US"/>
-        </w:rPr>
-        <w:t>v</w:t>
-      </w:r>
-      <w:r>
-        <w:rPr>
-          <w:lang w:val="en-US"/>
-        </w:rPr>
-        <w:t xml:space="preserve">ào Tab Advanced + </w:t>
-      </w:r>
-      <w:r>
-        <w:rPr>
-          <w:lang w:val="en-US"/>
-        </w:rPr>
-        <w:t>C</w:t>
-      </w:r>
-      <w:r>
-        <w:rPr>
-          <w:lang w:val="en-US"/>
-        </w:rPr>
-        <w:t>lick Environment Variables</w:t>
-      </w:r>
-    </w:p>
-    <w:p>
-      <w:pPr>
-        <w:pStyle w:val="ListParagraph"/>
-        <w:numPr>
-          <w:ilvl w:val="0"/>
-          <w:numId w:val="5"/>
-        </w:numPr>
-        <w:rPr>
-          <w:lang w:val="en-US"/>
-        </w:rPr>
-      </w:pPr>
-      <w:r>
-        <w:rPr>
-          <w:lang w:val="en-US"/>
-        </w:rPr>
-        <w:t>Cơ Chế Hoạt Động Của Biến Môi Trường?</w:t>
-      </w:r>
-    </w:p>
-    <w:p>
-      <w:pPr>
-        <w:pStyle w:val="ListParagraph"/>
-        <w:numPr>
-          <w:ilvl w:val="0"/>
-          <w:numId w:val="3"/>
-        </w:numPr>
-        <w:rPr>
-          <w:lang w:val="en-US"/>
-        </w:rPr>
-      </w:pPr>
-      <w:r>
-        <w:rPr>
-          <w:lang w:val="en-US"/>
-        </w:rPr>
-        <w:t>Chương trình bất kì có thể truy cập vào biến môi trường và lấy giá trị của nó để sử dụng</w:t>
-      </w:r>
-    </w:p>
-    <w:p>
-      <w:pPr>
-        <w:pStyle w:val="ListParagraph"/>
-        <w:numPr>
-          <w:ilvl w:val="0"/>
-          <w:numId w:val="5"/>
-        </w:numPr>
-        <w:rPr>
-          <w:lang w:val="en-US"/>
-        </w:rPr>
-      </w:pPr>
-      <w:r>
-        <w:rPr>
-          <w:lang w:val="en-US"/>
-        </w:rPr>
-        <w:t>Biến Path Thuộc Loại Biến Người Dùng Và PATH Thuộc Loại Biến Hệ Thống Có Tác Dụng Gì?</w:t>
-      </w:r>
-    </w:p>
-    <w:p>
-      <w:pPr>
-        <w:pStyle w:val="ListParagraph"/>
-        <w:numPr>
-          <w:ilvl w:val="0"/>
-          <w:numId w:val="3"/>
-        </w:numPr>
-        <w:rPr>
-          <w:lang w:val="en-US"/>
-        </w:rPr>
-      </w:pPr>
-      <w:r>
-        <w:rPr>
-          <w:lang w:val="en-US"/>
-        </w:rPr>
-        <w:t>Mỗi khi ta nhập 1 câu lệnh lên CMD, thì ta phải nhập đường dẫn đến File lệnh đó, nên rất phiền toái, thay vì làm như vậy ta sẽ lưu đường dẫn tới thư mục chứa File đó vào biến Path hoặc PATH, khi đó, mỗi lần ta muốn sử dụng lệnh đó ở bất kì đâu thì chỉ cần nhập tên File lệnh đó thay vì Full đường dẫn</w:t>
-      </w:r>
-    </w:p>
-    <w:p>
-      <w:pPr>
-        <w:pStyle w:val="ListParagraph"/>
-        <w:numPr>
-          <w:ilvl w:val="0"/>
-          <w:numId w:val="5"/>
-        </w:numPr>
-        <w:rPr>
-          <w:lang w:val="en-US"/>
-        </w:rPr>
-      </w:pPr>
-      <w:r>
-        <w:rPr>
-          <w:lang w:val="en-US"/>
-        </w:rPr>
-        <w:t>Thêm, Sửa, Xóa 1 Biến</w:t>
-      </w:r>
-      <w:r>
-        <w:rPr>
-          <w:lang w:val="en-US"/>
-        </w:rPr>
-        <w:t>?</w:t>
-      </w:r>
-    </w:p>
-    <w:p>
-      <w:pPr>
-        <w:pStyle w:val="ListParagraph"/>
-        <w:numPr>
-          <w:ilvl w:val="0"/>
-          <w:numId w:val="3"/>
-        </w:numPr>
-        <w:rPr>
-          <w:lang w:val="en-US"/>
-        </w:rPr>
-      </w:pPr>
-      <w:r>
-        <w:rPr>
-          <w:lang w:val="en-US"/>
-        </w:rPr>
-        <w:t>Chọn New, Edit, Delete</w:t>
-      </w:r>
-    </w:p>
-    <w:p>
-      <w:pPr>
-        <w:pStyle w:val="ListParagraph"/>
-        <w:numPr>
-          <w:ilvl w:val="0"/>
-          <w:numId w:val="5"/>
-        </w:numPr>
-        <w:rPr>
-          <w:lang w:val="en-US"/>
-        </w:rPr>
-      </w:pPr>
-      <w:r>
-        <w:rPr>
-          <w:lang w:val="en-US"/>
-        </w:rPr>
-        <w:t xml:space="preserve">Nếu </w:t>
-      </w:r>
-      <w:r>
-        <w:rPr>
-          <w:lang w:val="en-US"/>
-        </w:rPr>
-        <w:t>Biến Là Mảng?</w:t>
-      </w:r>
-    </w:p>
-    <w:p>
-      <w:pPr>
-        <w:pStyle w:val="ListParagraph"/>
-        <w:numPr>
-          <w:ilvl w:val="0"/>
-          <w:numId w:val="3"/>
-        </w:numPr>
-        <w:rPr>
-          <w:lang w:val="en-US"/>
-        </w:rPr>
-      </w:pPr>
-      <w:r>
-        <w:rPr>
-          <w:lang w:val="en-US"/>
-        </w:rPr>
-        <w:t>Liệt kê các phần tử trên 1 dòng, ngăn cách nhau bởi dấu “;”</w:t>
-      </w:r>
-    </w:p>
-    <w:p>
-      <w:pPr>
-        <w:pStyle w:val="ListParagraph"/>
-        <w:numPr>
-          <w:ilvl w:val="0"/>
-          <w:numId w:val="5"/>
-        </w:numPr>
-        <w:rPr>
-          <w:lang w:val="en-US"/>
-        </w:rPr>
-      </w:pPr>
-      <w:r>
-        <w:rPr>
-          <w:lang w:val="en-US"/>
-        </w:rPr>
-        <w:t xml:space="preserve">Các </w:t>
-      </w:r>
-      <w:r>
-        <w:rPr>
-          <w:lang w:val="en-US"/>
-        </w:rPr>
-        <w:t>Loại Biến?</w:t>
-      </w:r>
-    </w:p>
-    <w:p>
-      <w:pPr>
-        <w:pStyle w:val="ListParagraph"/>
-        <w:numPr>
-          <w:ilvl w:val="0"/>
-          <w:numId w:val="3"/>
-        </w:numPr>
-        <w:rPr>
-          <w:lang w:val="en-US"/>
-        </w:rPr>
-      </w:pPr>
-      <w:r>
-        <w:rPr>
-          <w:lang w:val="en-US"/>
-        </w:rPr>
-        <w:t xml:space="preserve">User Variables </w:t>
-      </w:r>
-      <w:r>
-        <w:rPr>
-          <w:lang w:val="en-US"/>
-        </w:rPr>
-        <w:t>chỉ được dùng bởi 1 người dùng nào đó</w:t>
-      </w:r>
-    </w:p>
-    <w:p>
-      <w:pPr>
-        <w:pStyle w:val="ListParagraph"/>
-        <w:numPr>
-          <w:ilvl w:val="0"/>
-          <w:numId w:val="3"/>
-        </w:numPr>
-        <w:rPr>
-          <w:lang w:val="en-US"/>
-        </w:rPr>
-      </w:pPr>
-      <w:r>
-        <w:rPr>
-          <w:lang w:val="en-US"/>
-        </w:rPr>
-        <w:t>System Variables có thể được sử dụng bởi tất cả người dùng</w:t>
-      </w:r>
-    </w:p>
-    <w:p>
-      <w:pPr>
-        <w:rPr>
-          <w:lang w:val="en-US"/>
-        </w:rPr>
-      </w:pPr>
-    </w:p>
-    <w:p>
-      <w:pPr>
-        <w:rPr>
-          <w:lang w:val="en-US"/>
-        </w:rPr>
-      </w:pPr>
-      <w:r>
-        <w:rPr>
-          <w:lang w:val="en-US"/>
-        </w:rPr>
-        <w:t>File And Folder – Tệp Và Thư Mục:</w:t>
-      </w:r>
-    </w:p>
-    <w:p>
-      <w:pPr>
-        <w:pStyle w:val="ListParagraph"/>
-        <w:numPr>
-          <w:ilvl w:val="0"/>
-          <w:numId w:val="8"/>
-        </w:numPr>
-        <w:rPr>
-          <w:lang w:val="en-US"/>
-        </w:rPr>
-      </w:pPr>
-      <w:r>
-        <w:rPr>
-          <w:lang w:val="en-US"/>
-        </w:rPr>
-        <w:t>Tại Sao Có 1 Số Thư Mục Bị Ẩn?</w:t>
-      </w:r>
-    </w:p>
-    <w:p>
-      <w:pPr>
-        <w:pStyle w:val="ListParagraph"/>
-        <w:numPr>
-          <w:ilvl w:val="0"/>
-          <w:numId w:val="3"/>
-        </w:numPr>
-        <w:rPr>
-          <w:lang w:val="en-US"/>
-        </w:rPr>
-      </w:pPr>
-      <w:r>
-        <w:rPr>
-          <w:lang w:val="en-US"/>
-        </w:rPr>
-        <w:t>Những thư mục này quan trọng nên được ẩn khỏi người dùng để khỏi bị phá</w:t>
-      </w:r>
-    </w:p>
-    <w:p>
-      <w:pPr>
-        <w:pStyle w:val="ListParagraph"/>
-        <w:numPr>
-          <w:ilvl w:val="0"/>
-          <w:numId w:val="8"/>
-        </w:numPr>
-        <w:rPr>
-          <w:lang w:val="en-US"/>
-        </w:rPr>
-      </w:pPr>
-      <w:r>
-        <w:rPr>
-          <w:lang w:val="en-US"/>
-        </w:rPr>
-        <w:t>Đường Dẫn Trong Batch Có Cần Dấu Nháy Kép Không?</w:t>
-      </w:r>
-    </w:p>
-    <w:p>
-      <w:pPr>
-        <w:pStyle w:val="ListParagraph"/>
-        <w:numPr>
-          <w:ilvl w:val="0"/>
-          <w:numId w:val="3"/>
-        </w:numPr>
-        <w:rPr>
-          <w:lang w:val="en-US"/>
-        </w:rPr>
-      </w:pPr>
-      <w:r>
-        <w:rPr>
-          <w:lang w:val="en-US"/>
-        </w:rPr>
-        <w:t>Nếu đường dẫn không có dấu cách thì không cần, còn nếu có thì cần</w:t>
-      </w:r>
-    </w:p>
-    <w:p>
-      <w:pPr>
-        <w:pStyle w:val="ListParagraph"/>
-        <w:numPr>
-          <w:ilvl w:val="0"/>
-          <w:numId w:val="8"/>
-        </w:numPr>
-        <w:rPr>
-          <w:lang w:val="en-US"/>
-        </w:rPr>
-      </w:pPr>
-      <w:r>
-        <w:rPr>
-          <w:lang w:val="en-US"/>
-        </w:rPr>
-        <w:t>File Có Nhất Thiết Phải Có Phần Mở Rộng?</w:t>
-      </w:r>
-    </w:p>
-    <w:p>
-      <w:pPr>
-        <w:pStyle w:val="ListParagraph"/>
-        <w:numPr>
-          <w:ilvl w:val="0"/>
-          <w:numId w:val="3"/>
-        </w:numPr>
-        <w:rPr>
-          <w:lang w:val="en-US"/>
-        </w:rPr>
-      </w:pPr>
-      <w:r>
-        <w:rPr>
-          <w:lang w:val="en-US"/>
-        </w:rPr>
-        <w:t>Không, phần mở rộng chỉ chứa siêu dữ liệu, nên nếu lưu File không có phần mở rộng thì dữ liệu vẫn ở đó</w:t>
-      </w:r>
-    </w:p>
-    <w:p>
-      <w:pPr>
-        <w:pStyle w:val="ListParagraph"/>
-        <w:numPr>
-          <w:ilvl w:val="0"/>
-          <w:numId w:val="3"/>
-        </w:numPr>
-        <w:rPr>
-          <w:lang w:val="en-US"/>
-        </w:rPr>
-      </w:pPr>
-      <w:r>
-        <w:rPr>
-          <w:lang w:val="en-US"/>
-        </w:rPr>
-        <w:t>Mở File không có phần mở rộng bằng cách chọn 1 chương trình để mở như Word chẳng hạn</w:t>
-      </w:r>
-    </w:p>
-    <w:p>
-      <w:pPr>
-        <w:pStyle w:val="ListParagraph"/>
-        <w:numPr>
-          <w:ilvl w:val="0"/>
-          <w:numId w:val="3"/>
-        </w:numPr>
-        <w:rPr>
-          <w:lang w:val="en-US"/>
-        </w:rPr>
-      </w:pPr>
-      <w:r>
-        <w:rPr>
-          <w:lang w:val="en-US"/>
-        </w:rPr>
-        <w:t>Tên của File luôn luôn bao gồm cả tên và phần mở rộng</w:t>
-      </w:r>
-    </w:p>
-    <w:p>
-      <w:pPr>
-        <w:pStyle w:val="ListParagraph"/>
-        <w:numPr>
-          <w:ilvl w:val="0"/>
-          <w:numId w:val="8"/>
-        </w:numPr>
-        <w:rPr>
-          <w:lang w:val="en-US"/>
-        </w:rPr>
-      </w:pPr>
-      <w:r>
-        <w:rPr>
-          <w:lang w:val="en-US"/>
-        </w:rPr>
-        <w:t>Cách Viết Đường Dẫn Tương Đối?</w:t>
-      </w:r>
-    </w:p>
-    <w:p>
-      <w:pPr>
-        <w:pStyle w:val="ListParagraph"/>
-        <w:numPr>
-          <w:ilvl w:val="0"/>
-          <w:numId w:val="3"/>
-        </w:numPr>
-        <w:rPr>
-          <w:lang w:val="en-US"/>
-        </w:rPr>
-      </w:pPr>
-      <w:r>
-        <w:rPr>
-          <w:lang w:val="en-US"/>
-        </w:rPr>
-        <w:t>Có nhiều cách viết đường dẫn nhưng để cho nhất quán, ta thực hiện quy tắc sau</w:t>
-      </w:r>
-    </w:p>
-    <w:p>
-      <w:pPr>
-        <w:pStyle w:val="ListParagraph"/>
-        <w:numPr>
-          <w:ilvl w:val="0"/>
-          <w:numId w:val="3"/>
-        </w:numPr>
-        <w:rPr>
-          <w:lang w:val="en-US"/>
-        </w:rPr>
-      </w:pPr>
-      <w:r>
-        <w:rPr>
-          <w:lang w:val="en-US"/>
-        </w:rPr>
-        <w:t xml:space="preserve">Gọi chuỗi đường dẫn là A, có giá trị ban đầu là “”, giả sử </w:t>
-      </w:r>
-      <w:r>
-        <w:rPr>
-          <w:lang w:val="en-US"/>
-        </w:rPr>
-        <w:t xml:space="preserve">CMD của bạn đang ở trong 1 thư mục nào đó, coi CMD như thư mục con trực tiếp luôn, để đưa CMD lên 1 bậc, </w:t>
-      </w:r>
-      <w:r>
-        <w:rPr>
-          <w:lang w:val="en-US"/>
-        </w:rPr>
-        <w:t xml:space="preserve"> </w:t>
-      </w:r>
-      <w:r>
-        <w:rPr>
-          <w:lang w:val="en-US"/>
-        </w:rPr>
-        <w:t>thêm “.” vào bên trái A, để đưa CMD xuống 1 thư mục con hoặc 1 File con, thêm dấu “\” rồi thêm tên củ</w:t>
-      </w:r>
-      <w:r>
-        <w:rPr>
-          <w:lang w:val="en-US"/>
-        </w:rPr>
-        <w:t>a nó</w:t>
-      </w:r>
-      <w:r>
-        <w:rPr>
-          <w:lang w:val="en-US"/>
-        </w:rPr>
-        <w:t xml:space="preserve"> vào bên phải A</w:t>
-      </w:r>
-    </w:p>
-    <w:p>
-      <w:pPr>
-        <w:pStyle w:val="ListParagraph"/>
-        <w:numPr>
-          <w:ilvl w:val="0"/>
-          <w:numId w:val="3"/>
-        </w:numPr>
-        <w:rPr>
-          <w:lang w:val="en-US"/>
-        </w:rPr>
-      </w:pPr>
-      <w:r>
-        <w:rPr>
-          <w:lang w:val="en-US"/>
-        </w:rPr>
-        <w:t>Trong các ngôn ngữ lập trình khác, dấu “\” sẽ đổi thành dấu “/”</w:t>
-      </w:r>
-    </w:p>
-    <w:p>
-      <w:pPr>
-        <w:pStyle w:val="ListParagraph"/>
-        <w:numPr>
-          <w:ilvl w:val="0"/>
-          <w:numId w:val="8"/>
-        </w:numPr>
-        <w:rPr>
-          <w:lang w:val="en-US"/>
-        </w:rPr>
-      </w:pPr>
-      <w:r>
-        <w:rPr>
-          <w:lang w:val="en-US"/>
-        </w:rPr>
-        <w:t>Cách Xóa Toàn Bộ Nội Dung File Bất Kì Và Ghi Lại Vào Nó Nội Dung Khác?</w:t>
+      <w:r>
+        <w:rPr>
+          <w:lang w:val="en-US"/>
+        </w:rPr>
+        <w:t>”, giá trị của “bar” là 2</w:t>
       </w:r>
     </w:p>
     <w:p>
@@ -1474,98 +675,7 @@
         <w:rPr>
           <w:lang w:val="en-US"/>
         </w:rPr>
-        <w:t>echo &lt;Dòng Văn Bản&gt;&gt;&lt;Đường Dẫn Tới File&gt;</w:t>
-      </w:r>
-    </w:p>
-    <w:p>
-      <w:pPr>
-        <w:pStyle w:val="ListParagraph"/>
-        <w:numPr>
-          <w:ilvl w:val="0"/>
-          <w:numId w:val="3"/>
-        </w:numPr>
-        <w:rPr>
-          <w:lang w:val="en-US"/>
-        </w:rPr>
-      </w:pPr>
-      <w:r>
-        <w:rPr>
-          <w:lang w:val="en-US"/>
-        </w:rPr>
-        <w:t>Bản chất là nó sẽ thực hiện câu lệnh “echo &lt;Dòng Văn Bản&gt;” như bình thường, sau đó những gì được in ra màn hình CMD sẽ được đưa vào File</w:t>
-      </w:r>
-    </w:p>
-    <w:p>
-      <w:pPr>
-        <w:pStyle w:val="ListParagraph"/>
-        <w:numPr>
-          <w:ilvl w:val="0"/>
-          <w:numId w:val="3"/>
-        </w:numPr>
-        <w:rPr>
-          <w:lang w:val="en-US"/>
-        </w:rPr>
-      </w:pPr>
-      <w:r>
-        <w:rPr>
-          <w:lang w:val="en-US"/>
-        </w:rPr>
-        <w:t>&lt;Đường Dẫn tới File&gt; không quan tâm dấu cách giữa nó và dấu “&gt;”</w:t>
-      </w:r>
-    </w:p>
-    <w:p>
-      <w:pPr>
-        <w:pStyle w:val="ListParagraph"/>
-        <w:numPr>
-          <w:ilvl w:val="0"/>
-          <w:numId w:val="3"/>
-        </w:numPr>
-        <w:rPr>
-          <w:lang w:val="en-US"/>
-        </w:rPr>
-      </w:pPr>
-      <w:r>
-        <w:rPr>
-          <w:lang w:val="en-US"/>
-        </w:rPr>
-        <w:t>Nếu File chưa tồn tại thì sẽ tạo File mới</w:t>
-      </w:r>
-    </w:p>
-    <w:p>
-      <w:pPr>
-        <w:pStyle w:val="ListParagraph"/>
-        <w:numPr>
-          <w:ilvl w:val="0"/>
-          <w:numId w:val="3"/>
-        </w:numPr>
-        <w:rPr>
-          <w:lang w:val="en-US"/>
-        </w:rPr>
-      </w:pPr>
-      <w:r>
-        <w:rPr>
-          <w:lang w:val="en-US"/>
-        </w:rPr>
-        <w:t>Ví dụ</w:t>
-      </w:r>
-    </w:p>
-    <w:p>
-      <w:pPr>
-        <w:pStyle w:val="ListParagraph"/>
-        <w:numPr>
-          <w:ilvl w:val="0"/>
-          <w:numId w:val="3"/>
-        </w:numPr>
-        <w:rPr>
-          <w:lang w:val="en-US"/>
-        </w:rPr>
-      </w:pPr>
-      <w:r>
-        <w:rPr>
-          <w:lang w:val="en-US"/>
-        </w:rPr>
-        <w:lastRenderedPageBreak/>
-        <w:t>Biến “foo” có giá trị “4”</w:t>
+        <w:t xml:space="preserve">setlocal enabledelayedexpansion </w:t>
       </w:r>
     </w:p>
     <w:p>
@@ -1586,103 +696,50 @@
         <w:rPr>
           <w:lang w:val="en-US"/>
         </w:rPr>
-        <w:t xml:space="preserve">echo </w:t>
-      </w:r>
-      <w:r>
-        <w:rPr>
-          <w:lang w:val="en-US"/>
-        </w:rPr>
-        <w:t xml:space="preserve">   </w:t>
-      </w:r>
-      <w:r>
-        <w:rPr>
-          <w:lang w:val="en-US"/>
-        </w:rPr>
-        <w:t>hi %foo%  &gt;  D:\test.</w:t>
-      </w:r>
-      <w:r>
-        <w:rPr>
-          <w:lang w:val="en-US"/>
-        </w:rPr>
-        <w:t>js</w:t>
-      </w:r>
-    </w:p>
-    <w:p>
-      <w:pPr>
-        <w:pStyle w:val="ListParagraph"/>
-        <w:numPr>
-          <w:ilvl w:val="0"/>
-          <w:numId w:val="3"/>
-        </w:numPr>
-        <w:rPr>
-          <w:lang w:val="en-US"/>
-        </w:rPr>
-      </w:pPr>
-      <w:r>
-        <w:rPr>
-          <w:lang w:val="en-US"/>
-        </w:rPr>
-        <w:t>Trong File “</w:t>
-      </w:r>
-      <w:r>
-        <w:rPr>
-          <w:lang w:val="en-US"/>
-        </w:rPr>
-        <w:t>test.js</w:t>
-      </w:r>
-      <w:r>
-        <w:rPr>
-          <w:lang w:val="en-US"/>
-        </w:rPr>
-        <w:t>” có chứa nội dung “</w:t>
-      </w:r>
-      <w:r>
-        <w:rPr>
-          <w:lang w:val="en-US"/>
-        </w:rPr>
-        <w:t xml:space="preserve">   </w:t>
-      </w:r>
-      <w:r>
-        <w:rPr>
-          <w:lang w:val="en-US"/>
-        </w:rPr>
-        <w:t>hi 4  ”</w:t>
-      </w:r>
-    </w:p>
-    <w:p>
-      <w:pPr>
-        <w:pStyle w:val="ListParagraph"/>
-        <w:numPr>
-          <w:ilvl w:val="0"/>
-          <w:numId w:val="8"/>
-        </w:numPr>
-        <w:rPr>
-          <w:lang w:val="en-US"/>
-        </w:rPr>
-      </w:pPr>
-      <w:r>
-        <w:rPr>
-          <w:lang w:val="en-US"/>
-        </w:rPr>
-        <w:t xml:space="preserve">Cách </w:t>
-      </w:r>
-      <w:r>
-        <w:rPr>
-          <w:lang w:val="en-US"/>
-        </w:rPr>
-        <w:t xml:space="preserve">Ghi Tiếp Nội Dung Vào </w:t>
-      </w:r>
-      <w:r>
-        <w:rPr>
-          <w:lang w:val="en-US"/>
-        </w:rPr>
-        <w:t xml:space="preserve">File </w:t>
-      </w:r>
-      <w:r>
-        <w:rPr>
-          <w:lang w:val="en-US"/>
-        </w:rPr>
-        <w:t>Tại Vị Trí Cuối Cùng Của File?</w:t>
+        <w:lastRenderedPageBreak/>
+        <w:t>e</w:t>
+      </w:r>
+      <w:r>
+        <w:rPr>
+          <w:lang w:val="en-US"/>
+        </w:rPr>
+        <w:t xml:space="preserve">cho </w:t>
+      </w:r>
+      <w:r>
+        <w:rPr>
+          <w:lang w:val="en-US"/>
+        </w:rPr>
+        <w:t>!</w:t>
+      </w:r>
+      <w:r>
+        <w:rPr>
+          <w:lang w:val="en-US"/>
+        </w:rPr>
+        <w:t>%foo%</w:t>
+      </w:r>
+      <w:r>
+        <w:rPr>
+          <w:lang w:val="en-US"/>
+        </w:rPr>
+        <w:t>!</w:t>
+      </w:r>
+    </w:p>
+    <w:p>
+      <w:pPr>
+        <w:pStyle w:val="ListParagraph"/>
+        <w:numPr>
+          <w:ilvl w:val="0"/>
+          <w:numId w:val="3"/>
+        </w:numPr>
+        <w:rPr>
+          <w:lang w:val="en-US"/>
+        </w:rPr>
+      </w:pPr>
+      <w:r>
+        <w:rPr>
+          <w:lang w:val="en-US"/>
+        </w:rPr>
+        <w:t>Màn hình CMD</w:t>
       </w:r>
     </w:p>
     <w:p>
@@ -1703,25 +760,872 @@
         <w:rPr>
           <w:lang w:val="en-US"/>
         </w:rPr>
-        <w:t>echo &lt;Dòng Văn Bản&gt;&gt;&gt;&lt;Đường Dẫn Tới File&gt;</w:t>
-      </w:r>
-    </w:p>
-    <w:p>
-      <w:pPr>
-        <w:pStyle w:val="ListParagraph"/>
-        <w:numPr>
-          <w:ilvl w:val="0"/>
-          <w:numId w:val="3"/>
-        </w:numPr>
-        <w:rPr>
-          <w:lang w:val="en-US"/>
-        </w:rPr>
-      </w:pPr>
-      <w:r>
-        <w:rPr>
-          <w:lang w:val="en-US"/>
-        </w:rPr>
-        <w:t>Ví dụ</w:t>
+        <w:t>2</w:t>
+      </w:r>
+    </w:p>
+    <w:p>
+      <w:pPr>
+        <w:pStyle w:val="ListParagraph"/>
+        <w:numPr>
+          <w:ilvl w:val="0"/>
+          <w:numId w:val="2"/>
+        </w:numPr>
+        <w:rPr>
+          <w:lang w:val="en-US"/>
+        </w:rPr>
+      </w:pPr>
+      <w:r>
+        <w:rPr>
+          <w:lang w:val="en-US"/>
+        </w:rPr>
+        <w:t>Kiểu Dữ Liệu Trong Batch?</w:t>
+      </w:r>
+    </w:p>
+    <w:p>
+      <w:pPr>
+        <w:pStyle w:val="ListParagraph"/>
+        <w:numPr>
+          <w:ilvl w:val="0"/>
+          <w:numId w:val="3"/>
+        </w:numPr>
+        <w:rPr>
+          <w:lang w:val="en-US"/>
+        </w:rPr>
+      </w:pPr>
+      <w:r>
+        <w:rPr>
+          <w:lang w:val="en-US"/>
+        </w:rPr>
+        <w:t>Biến trong Batch chỉ có kiểu dữ liệu là chuỗi</w:t>
+      </w:r>
+    </w:p>
+    <w:p>
+      <w:pPr>
+        <w:pStyle w:val="ListParagraph"/>
+        <w:numPr>
+          <w:ilvl w:val="0"/>
+          <w:numId w:val="2"/>
+        </w:numPr>
+        <w:rPr>
+          <w:lang w:val="en-US"/>
+        </w:rPr>
+      </w:pPr>
+      <w:r>
+        <w:rPr>
+          <w:lang w:val="en-US"/>
+        </w:rPr>
+        <w:t>Dùng Dấu “/” Thay Cho “–“ Khi Dùng Flag Được Không?</w:t>
+      </w:r>
+    </w:p>
+    <w:p>
+      <w:pPr>
+        <w:pStyle w:val="ListParagraph"/>
+        <w:numPr>
+          <w:ilvl w:val="0"/>
+          <w:numId w:val="3"/>
+        </w:numPr>
+        <w:rPr>
+          <w:lang w:val="en-US"/>
+        </w:rPr>
+      </w:pPr>
+      <w:r>
+        <w:rPr>
+          <w:lang w:val="en-US"/>
+        </w:rPr>
+        <w:t>Không</w:t>
+      </w:r>
+    </w:p>
+    <w:p>
+      <w:pPr>
+        <w:rPr>
+          <w:lang w:val="en-US"/>
+        </w:rPr>
+      </w:pPr>
+    </w:p>
+    <w:p>
+      <w:pPr>
+        <w:rPr>
+          <w:lang w:val="en-US"/>
+        </w:rPr>
+      </w:pPr>
+      <w:r>
+        <w:rPr>
+          <w:lang w:val="en-US"/>
+        </w:rPr>
+        <w:t xml:space="preserve">Global </w:t>
+      </w:r>
+      <w:r>
+        <w:rPr>
+          <w:lang w:val="en-US"/>
+        </w:rPr>
+        <w:t>Constants</w:t>
+      </w:r>
+      <w:r>
+        <w:rPr>
+          <w:lang w:val="en-US"/>
+        </w:rPr>
+        <w:t xml:space="preserve">– </w:t>
+      </w:r>
+      <w:r>
+        <w:rPr>
+          <w:lang w:val="en-US"/>
+        </w:rPr>
+        <w:t xml:space="preserve">Hằng </w:t>
+      </w:r>
+      <w:r>
+        <w:rPr>
+          <w:lang w:val="en-US"/>
+        </w:rPr>
+        <w:t>Toàn Cục:</w:t>
+      </w:r>
+    </w:p>
+    <w:p>
+      <w:pPr>
+        <w:pStyle w:val="ListParagraph"/>
+        <w:numPr>
+          <w:ilvl w:val="0"/>
+          <w:numId w:val="4"/>
+        </w:numPr>
+        <w:rPr>
+          <w:lang w:val="en-US"/>
+        </w:rPr>
+      </w:pPr>
+      <w:r>
+        <w:rPr>
+          <w:lang w:val="en-US"/>
+        </w:rPr>
+        <w:t>%</w:t>
+      </w:r>
+      <w:r>
+        <w:rPr>
+          <w:lang w:val="en-US"/>
+        </w:rPr>
+        <w:t>username</w:t>
+      </w:r>
+      <w:r>
+        <w:rPr>
+          <w:lang w:val="en-US"/>
+        </w:rPr>
+        <w:t xml:space="preserve">% </w:t>
+      </w:r>
+      <w:r>
+        <w:rPr>
+          <w:lang w:val="en-US"/>
+        </w:rPr>
+        <w:t xml:space="preserve">= </w:t>
+      </w:r>
+      <w:r>
+        <w:rPr>
+          <w:lang w:val="en-US"/>
+        </w:rPr>
+        <w:t>Huan</w:t>
+      </w:r>
+    </w:p>
+    <w:p>
+      <w:pPr>
+        <w:pStyle w:val="ListParagraph"/>
+        <w:numPr>
+          <w:ilvl w:val="0"/>
+          <w:numId w:val="4"/>
+        </w:numPr>
+        <w:rPr>
+          <w:lang w:val="en-US"/>
+        </w:rPr>
+      </w:pPr>
+      <w:r>
+        <w:rPr>
+          <w:lang w:val="en-US"/>
+        </w:rPr>
+        <w:t>%</w:t>
+      </w:r>
+      <w:r>
+        <w:rPr>
+          <w:lang w:val="en-US"/>
+        </w:rPr>
+        <w:t>userprofile</w:t>
+      </w:r>
+      <w:r>
+        <w:rPr>
+          <w:lang w:val="en-US"/>
+        </w:rPr>
+        <w:t>% =</w:t>
+      </w:r>
+      <w:r>
+        <w:rPr>
+          <w:lang w:val="en-US"/>
+        </w:rPr>
+        <w:t xml:space="preserve"> C:\Users\Huan</w:t>
+      </w:r>
+    </w:p>
+    <w:p>
+      <w:pPr>
+        <w:pStyle w:val="ListParagraph"/>
+        <w:numPr>
+          <w:ilvl w:val="0"/>
+          <w:numId w:val="4"/>
+        </w:numPr>
+        <w:rPr>
+          <w:lang w:val="en-US"/>
+        </w:rPr>
+      </w:pPr>
+      <w:r>
+        <w:rPr>
+          <w:lang w:val="en-US"/>
+        </w:rPr>
+        <w:t>%</w:t>
+      </w:r>
+      <w:r>
+        <w:rPr>
+          <w:lang w:val="en-US"/>
+        </w:rPr>
+        <w:t>systemroot</w:t>
+      </w:r>
+      <w:r>
+        <w:rPr>
+          <w:lang w:val="en-US"/>
+        </w:rPr>
+        <w:t>%</w:t>
+      </w:r>
+      <w:r>
+        <w:rPr>
+          <w:lang w:val="en-US"/>
+        </w:rPr>
+        <w:t xml:space="preserve"> = </w:t>
+      </w:r>
+      <w:r>
+        <w:rPr>
+          <w:lang w:val="en-US"/>
+        </w:rPr>
+        <w:t>C:\Windows</w:t>
+      </w:r>
+    </w:p>
+    <w:p>
+      <w:pPr>
+        <w:rPr>
+          <w:lang w:val="en-US"/>
+        </w:rPr>
+      </w:pPr>
+    </w:p>
+    <w:p>
+      <w:pPr>
+        <w:rPr>
+          <w:lang w:val="en-US"/>
+        </w:rPr>
+      </w:pPr>
+      <w:r>
+        <w:rPr>
+          <w:lang w:val="en-US"/>
+        </w:rPr>
+        <w:t>Environment Variable</w:t>
+      </w:r>
+      <w:r>
+        <w:rPr>
+          <w:lang w:val="en-US"/>
+        </w:rPr>
+        <w:t>s</w:t>
+      </w:r>
+      <w:r>
+        <w:rPr>
+          <w:lang w:val="en-US"/>
+        </w:rPr>
+        <w:t xml:space="preserve"> – Biến Môi Trường:</w:t>
+      </w:r>
+    </w:p>
+    <w:p>
+      <w:pPr>
+        <w:pStyle w:val="ListParagraph"/>
+        <w:numPr>
+          <w:ilvl w:val="0"/>
+          <w:numId w:val="5"/>
+        </w:numPr>
+        <w:rPr>
+          <w:lang w:val="en-US"/>
+        </w:rPr>
+      </w:pPr>
+      <w:r>
+        <w:rPr>
+          <w:lang w:val="en-US"/>
+        </w:rPr>
+        <w:t>Nơi Truy Cập</w:t>
+      </w:r>
+      <w:r>
+        <w:rPr>
+          <w:lang w:val="en-US"/>
+        </w:rPr>
+        <w:t>?</w:t>
+      </w:r>
+    </w:p>
+    <w:p>
+      <w:pPr>
+        <w:pStyle w:val="ListParagraph"/>
+        <w:numPr>
+          <w:ilvl w:val="0"/>
+          <w:numId w:val="3"/>
+        </w:numPr>
+        <w:rPr>
+          <w:lang w:val="en-US"/>
+        </w:rPr>
+      </w:pPr>
+      <w:r>
+        <w:rPr>
+          <w:lang w:val="en-US"/>
+        </w:rPr>
+        <w:t xml:space="preserve">Vào Start + </w:t>
+      </w:r>
+      <w:r>
+        <w:rPr>
+          <w:lang w:val="en-US"/>
+        </w:rPr>
+        <w:t>p</w:t>
+      </w:r>
+      <w:r>
+        <w:rPr>
+          <w:lang w:val="en-US"/>
+        </w:rPr>
+        <w:t xml:space="preserve">hải chuột Computer chọn Properties + </w:t>
+      </w:r>
+      <w:r>
+        <w:rPr>
+          <w:lang w:val="en-US"/>
+        </w:rPr>
+        <w:t>C</w:t>
+      </w:r>
+      <w:r>
+        <w:rPr>
+          <w:lang w:val="en-US"/>
+        </w:rPr>
+        <w:t xml:space="preserve">lick Advanced System Settings + </w:t>
+      </w:r>
+      <w:r>
+        <w:rPr>
+          <w:lang w:val="en-US"/>
+        </w:rPr>
+        <w:t>v</w:t>
+      </w:r>
+      <w:r>
+        <w:rPr>
+          <w:lang w:val="en-US"/>
+        </w:rPr>
+        <w:t xml:space="preserve">ào Tab Advanced + </w:t>
+      </w:r>
+      <w:r>
+        <w:rPr>
+          <w:lang w:val="en-US"/>
+        </w:rPr>
+        <w:t>C</w:t>
+      </w:r>
+      <w:r>
+        <w:rPr>
+          <w:lang w:val="en-US"/>
+        </w:rPr>
+        <w:t>lick Environment Variables</w:t>
+      </w:r>
+    </w:p>
+    <w:p>
+      <w:pPr>
+        <w:pStyle w:val="ListParagraph"/>
+        <w:numPr>
+          <w:ilvl w:val="0"/>
+          <w:numId w:val="5"/>
+        </w:numPr>
+        <w:rPr>
+          <w:lang w:val="en-US"/>
+        </w:rPr>
+      </w:pPr>
+      <w:r>
+        <w:rPr>
+          <w:lang w:val="en-US"/>
+        </w:rPr>
+        <w:t>Cơ Chế Hoạt Động Của Biến Môi Trường?</w:t>
+      </w:r>
+    </w:p>
+    <w:p>
+      <w:pPr>
+        <w:pStyle w:val="ListParagraph"/>
+        <w:numPr>
+          <w:ilvl w:val="0"/>
+          <w:numId w:val="3"/>
+        </w:numPr>
+        <w:rPr>
+          <w:lang w:val="en-US"/>
+        </w:rPr>
+      </w:pPr>
+      <w:r>
+        <w:rPr>
+          <w:lang w:val="en-US"/>
+        </w:rPr>
+        <w:t>Chương trình bất kì có thể truy cập vào biến môi trường và lấy giá trị của nó để sử dụng</w:t>
+      </w:r>
+    </w:p>
+    <w:p>
+      <w:pPr>
+        <w:pStyle w:val="ListParagraph"/>
+        <w:numPr>
+          <w:ilvl w:val="0"/>
+          <w:numId w:val="5"/>
+        </w:numPr>
+        <w:rPr>
+          <w:lang w:val="en-US"/>
+        </w:rPr>
+      </w:pPr>
+      <w:r>
+        <w:rPr>
+          <w:lang w:val="en-US"/>
+        </w:rPr>
+        <w:t>Biến Path Thuộc Loại Biến Người Dùng Và PATH Thuộc Loại Biến Hệ Thống Có Tác Dụng Gì?</w:t>
+      </w:r>
+    </w:p>
+    <w:p>
+      <w:pPr>
+        <w:pStyle w:val="ListParagraph"/>
+        <w:numPr>
+          <w:ilvl w:val="0"/>
+          <w:numId w:val="3"/>
+        </w:numPr>
+        <w:rPr>
+          <w:lang w:val="en-US"/>
+        </w:rPr>
+      </w:pPr>
+      <w:r>
+        <w:rPr>
+          <w:lang w:val="en-US"/>
+        </w:rPr>
+        <w:t>Mỗi khi ta nhập 1 câu lệnh lên CMD, thì ta phải nhập đường dẫn đến File lệnh đó, nên rất phiền toái, thay vì làm như vậy ta sẽ lưu đường dẫn tới thư mục chứa File đó vào biến Path hoặc PATH, khi đó, mỗi lần ta muốn sử dụng lệnh đó ở bất kì đâu thì chỉ cần nhập tên File lệnh đó thay vì Full đường dẫn</w:t>
+      </w:r>
+    </w:p>
+    <w:p>
+      <w:pPr>
+        <w:pStyle w:val="ListParagraph"/>
+        <w:numPr>
+          <w:ilvl w:val="0"/>
+          <w:numId w:val="5"/>
+        </w:numPr>
+        <w:rPr>
+          <w:lang w:val="en-US"/>
+        </w:rPr>
+      </w:pPr>
+      <w:r>
+        <w:rPr>
+          <w:lang w:val="en-US"/>
+        </w:rPr>
+        <w:t>Thêm, Sửa, Xóa 1 Biến</w:t>
+      </w:r>
+      <w:r>
+        <w:rPr>
+          <w:lang w:val="en-US"/>
+        </w:rPr>
+        <w:t>?</w:t>
+      </w:r>
+    </w:p>
+    <w:p>
+      <w:pPr>
+        <w:pStyle w:val="ListParagraph"/>
+        <w:numPr>
+          <w:ilvl w:val="0"/>
+          <w:numId w:val="3"/>
+        </w:numPr>
+        <w:rPr>
+          <w:lang w:val="en-US"/>
+        </w:rPr>
+      </w:pPr>
+      <w:r>
+        <w:rPr>
+          <w:lang w:val="en-US"/>
+        </w:rPr>
+        <w:t>Chọn New, Edit, Delete</w:t>
+      </w:r>
+    </w:p>
+    <w:p>
+      <w:pPr>
+        <w:pStyle w:val="ListParagraph"/>
+        <w:numPr>
+          <w:ilvl w:val="0"/>
+          <w:numId w:val="5"/>
+        </w:numPr>
+        <w:rPr>
+          <w:lang w:val="en-US"/>
+        </w:rPr>
+      </w:pPr>
+      <w:r>
+        <w:rPr>
+          <w:lang w:val="en-US"/>
+        </w:rPr>
+        <w:t xml:space="preserve">Nếu </w:t>
+      </w:r>
+      <w:r>
+        <w:rPr>
+          <w:lang w:val="en-US"/>
+        </w:rPr>
+        <w:t>Biến Là Mảng?</w:t>
+      </w:r>
+    </w:p>
+    <w:p>
+      <w:pPr>
+        <w:pStyle w:val="ListParagraph"/>
+        <w:numPr>
+          <w:ilvl w:val="0"/>
+          <w:numId w:val="3"/>
+        </w:numPr>
+        <w:rPr>
+          <w:lang w:val="en-US"/>
+        </w:rPr>
+      </w:pPr>
+      <w:r>
+        <w:rPr>
+          <w:lang w:val="en-US"/>
+        </w:rPr>
+        <w:t>Liệt kê các phần tử trên 1 dòng, ngăn cách nhau bởi dấu “;”</w:t>
+      </w:r>
+    </w:p>
+    <w:p>
+      <w:pPr>
+        <w:pStyle w:val="ListParagraph"/>
+        <w:numPr>
+          <w:ilvl w:val="0"/>
+          <w:numId w:val="5"/>
+        </w:numPr>
+        <w:rPr>
+          <w:lang w:val="en-US"/>
+        </w:rPr>
+      </w:pPr>
+      <w:r>
+        <w:rPr>
+          <w:lang w:val="en-US"/>
+        </w:rPr>
+        <w:t xml:space="preserve">Các </w:t>
+      </w:r>
+      <w:r>
+        <w:rPr>
+          <w:lang w:val="en-US"/>
+        </w:rPr>
+        <w:t>Loại Biến?</w:t>
+      </w:r>
+    </w:p>
+    <w:p>
+      <w:pPr>
+        <w:pStyle w:val="ListParagraph"/>
+        <w:numPr>
+          <w:ilvl w:val="0"/>
+          <w:numId w:val="3"/>
+        </w:numPr>
+        <w:rPr>
+          <w:lang w:val="en-US"/>
+        </w:rPr>
+      </w:pPr>
+      <w:r>
+        <w:rPr>
+          <w:lang w:val="en-US"/>
+        </w:rPr>
+        <w:t xml:space="preserve">User Variables </w:t>
+      </w:r>
+      <w:r>
+        <w:rPr>
+          <w:lang w:val="en-US"/>
+        </w:rPr>
+        <w:t>chỉ được dùng bởi 1 người dùng nào đó</w:t>
+      </w:r>
+    </w:p>
+    <w:p>
+      <w:pPr>
+        <w:pStyle w:val="ListParagraph"/>
+        <w:numPr>
+          <w:ilvl w:val="0"/>
+          <w:numId w:val="3"/>
+        </w:numPr>
+        <w:rPr>
+          <w:lang w:val="en-US"/>
+        </w:rPr>
+      </w:pPr>
+      <w:r>
+        <w:rPr>
+          <w:lang w:val="en-US"/>
+        </w:rPr>
+        <w:t>System Variables có thể được sử dụng bởi tất cả người dùng</w:t>
+      </w:r>
+    </w:p>
+    <w:p>
+      <w:pPr>
+        <w:rPr>
+          <w:lang w:val="en-US"/>
+        </w:rPr>
+      </w:pPr>
+    </w:p>
+    <w:p>
+      <w:pPr>
+        <w:rPr>
+          <w:lang w:val="en-US"/>
+        </w:rPr>
+      </w:pPr>
+      <w:r>
+        <w:rPr>
+          <w:lang w:val="en-US"/>
+        </w:rPr>
+        <w:t>File And Folder – Tệp Và Thư Mục:</w:t>
+      </w:r>
+    </w:p>
+    <w:p>
+      <w:pPr>
+        <w:pStyle w:val="ListParagraph"/>
+        <w:numPr>
+          <w:ilvl w:val="0"/>
+          <w:numId w:val="8"/>
+        </w:numPr>
+        <w:rPr>
+          <w:lang w:val="en-US"/>
+        </w:rPr>
+      </w:pPr>
+      <w:r>
+        <w:rPr>
+          <w:lang w:val="en-US"/>
+        </w:rPr>
+        <w:t>Tại Sao Có 1 Số Thư Mục Bị Ẩn?</w:t>
+      </w:r>
+    </w:p>
+    <w:p>
+      <w:pPr>
+        <w:pStyle w:val="ListParagraph"/>
+        <w:numPr>
+          <w:ilvl w:val="0"/>
+          <w:numId w:val="3"/>
+        </w:numPr>
+        <w:rPr>
+          <w:lang w:val="en-US"/>
+        </w:rPr>
+      </w:pPr>
+      <w:r>
+        <w:rPr>
+          <w:lang w:val="en-US"/>
+        </w:rPr>
+        <w:t>Những thư mục này quan trọng nên được ẩn khỏi người dùng để khỏi bị phá</w:t>
+      </w:r>
+    </w:p>
+    <w:p>
+      <w:pPr>
+        <w:pStyle w:val="ListParagraph"/>
+        <w:numPr>
+          <w:ilvl w:val="0"/>
+          <w:numId w:val="8"/>
+        </w:numPr>
+        <w:rPr>
+          <w:lang w:val="en-US"/>
+        </w:rPr>
+      </w:pPr>
+      <w:r>
+        <w:rPr>
+          <w:lang w:val="en-US"/>
+        </w:rPr>
+        <w:t>Đường Dẫn Trong Batch Có Cần Dấu Nháy Kép Không?</w:t>
+      </w:r>
+    </w:p>
+    <w:p>
+      <w:pPr>
+        <w:pStyle w:val="ListParagraph"/>
+        <w:numPr>
+          <w:ilvl w:val="0"/>
+          <w:numId w:val="3"/>
+        </w:numPr>
+        <w:rPr>
+          <w:lang w:val="en-US"/>
+        </w:rPr>
+      </w:pPr>
+      <w:r>
+        <w:rPr>
+          <w:lang w:val="en-US"/>
+        </w:rPr>
+        <w:t>Nếu đường dẫn không có dấu cách thì không cần, còn nếu có thì cần</w:t>
+      </w:r>
+    </w:p>
+    <w:p>
+      <w:pPr>
+        <w:pStyle w:val="ListParagraph"/>
+        <w:numPr>
+          <w:ilvl w:val="0"/>
+          <w:numId w:val="8"/>
+        </w:numPr>
+        <w:rPr>
+          <w:lang w:val="en-US"/>
+        </w:rPr>
+      </w:pPr>
+      <w:r>
+        <w:rPr>
+          <w:lang w:val="en-US"/>
+        </w:rPr>
+        <w:t>File Có Nhất Thiết Phải Có Phần Mở Rộng?</w:t>
+      </w:r>
+    </w:p>
+    <w:p>
+      <w:pPr>
+        <w:pStyle w:val="ListParagraph"/>
+        <w:numPr>
+          <w:ilvl w:val="0"/>
+          <w:numId w:val="3"/>
+        </w:numPr>
+        <w:rPr>
+          <w:lang w:val="en-US"/>
+        </w:rPr>
+      </w:pPr>
+      <w:r>
+        <w:rPr>
+          <w:lang w:val="en-US"/>
+        </w:rPr>
+        <w:lastRenderedPageBreak/>
+        <w:t>Không, phần mở rộng chỉ chứa siêu dữ liệu, nên nếu lưu File không có phần mở rộng thì dữ liệu vẫn ở đó</w:t>
+      </w:r>
+    </w:p>
+    <w:p>
+      <w:pPr>
+        <w:pStyle w:val="ListParagraph"/>
+        <w:numPr>
+          <w:ilvl w:val="0"/>
+          <w:numId w:val="3"/>
+        </w:numPr>
+        <w:rPr>
+          <w:lang w:val="en-US"/>
+        </w:rPr>
+      </w:pPr>
+      <w:r>
+        <w:rPr>
+          <w:lang w:val="en-US"/>
+        </w:rPr>
+        <w:t>Mở File không có phần mở rộng bằng cách chọn 1 chương trình để mở như Word chẳng hạn</w:t>
+      </w:r>
+    </w:p>
+    <w:p>
+      <w:pPr>
+        <w:pStyle w:val="ListParagraph"/>
+        <w:numPr>
+          <w:ilvl w:val="0"/>
+          <w:numId w:val="3"/>
+        </w:numPr>
+        <w:rPr>
+          <w:lang w:val="en-US"/>
+        </w:rPr>
+      </w:pPr>
+      <w:r>
+        <w:rPr>
+          <w:lang w:val="en-US"/>
+        </w:rPr>
+        <w:t>Tên của File luôn luôn bao gồm cả tên và phần mở rộng</w:t>
+      </w:r>
+    </w:p>
+    <w:p>
+      <w:pPr>
+        <w:pStyle w:val="ListParagraph"/>
+        <w:numPr>
+          <w:ilvl w:val="0"/>
+          <w:numId w:val="8"/>
+        </w:numPr>
+        <w:rPr>
+          <w:lang w:val="en-US"/>
+        </w:rPr>
+      </w:pPr>
+      <w:r>
+        <w:rPr>
+          <w:lang w:val="en-US"/>
+        </w:rPr>
+        <w:t>Cách Viết Đường Dẫn Tương Đối?</w:t>
+      </w:r>
+    </w:p>
+    <w:p>
+      <w:pPr>
+        <w:pStyle w:val="ListParagraph"/>
+        <w:numPr>
+          <w:ilvl w:val="0"/>
+          <w:numId w:val="3"/>
+        </w:numPr>
+        <w:rPr>
+          <w:lang w:val="en-US"/>
+        </w:rPr>
+      </w:pPr>
+      <w:r>
+        <w:rPr>
+          <w:lang w:val="en-US"/>
+        </w:rPr>
+        <w:t>Có nhiều cách viết đường dẫn nhưng để cho nhất quán, ta thực hiện quy tắc sau</w:t>
+      </w:r>
+    </w:p>
+    <w:p>
+      <w:pPr>
+        <w:pStyle w:val="ListParagraph"/>
+        <w:numPr>
+          <w:ilvl w:val="0"/>
+          <w:numId w:val="3"/>
+        </w:numPr>
+        <w:rPr>
+          <w:lang w:val="en-US"/>
+        </w:rPr>
+      </w:pPr>
+      <w:r>
+        <w:rPr>
+          <w:lang w:val="en-US"/>
+        </w:rPr>
+        <w:t xml:space="preserve">Gọi chuỗi đường dẫn là A, có giá trị ban đầu là “”, giả sử </w:t>
+      </w:r>
+      <w:r>
+        <w:rPr>
+          <w:lang w:val="en-US"/>
+        </w:rPr>
+        <w:t xml:space="preserve">CMD của bạn đang ở trong 1 thư mục nào đó, coi CMD như thư mục con trực tiếp luôn, để đưa CMD lên 1 bậc, </w:t>
+      </w:r>
+      <w:r>
+        <w:rPr>
+          <w:lang w:val="en-US"/>
+        </w:rPr>
+        <w:t xml:space="preserve"> </w:t>
+      </w:r>
+      <w:r>
+        <w:rPr>
+          <w:lang w:val="en-US"/>
+        </w:rPr>
+        <w:t>thêm “.” vào bên trái A, để đưa CMD xuống 1 thư mục con hoặc 1 File con, thêm dấu “\” rồi thêm tên củ</w:t>
+      </w:r>
+      <w:r>
+        <w:rPr>
+          <w:lang w:val="en-US"/>
+        </w:rPr>
+        <w:t>a nó</w:t>
+      </w:r>
+      <w:r>
+        <w:rPr>
+          <w:lang w:val="en-US"/>
+        </w:rPr>
+        <w:t xml:space="preserve"> vào bên phải A</w:t>
+      </w:r>
+    </w:p>
+    <w:p>
+      <w:pPr>
+        <w:pStyle w:val="ListParagraph"/>
+        <w:numPr>
+          <w:ilvl w:val="0"/>
+          <w:numId w:val="3"/>
+        </w:numPr>
+        <w:rPr>
+          <w:lang w:val="en-US"/>
+        </w:rPr>
+      </w:pPr>
+      <w:r>
+        <w:rPr>
+          <w:lang w:val="en-US"/>
+        </w:rPr>
+        <w:t>Trong các ngôn ngữ lập trình khác, dấu “\” sẽ đổi thành dấu “/”</w:t>
+      </w:r>
+    </w:p>
+    <w:p>
+      <w:pPr>
+        <w:pStyle w:val="ListParagraph"/>
+        <w:numPr>
+          <w:ilvl w:val="0"/>
+          <w:numId w:val="8"/>
+        </w:numPr>
+        <w:rPr>
+          <w:lang w:val="en-US"/>
+        </w:rPr>
+      </w:pPr>
+      <w:r>
+        <w:rPr>
+          <w:lang w:val="en-US"/>
+        </w:rPr>
+        <w:t>Cách Xóa Toàn Bộ Nội Dung File Bất Kì Và Ghi Lại Vào Nó Nội Dung Khác?</w:t>
       </w:r>
     </w:p>
     <w:p>
@@ -1742,335 +1646,97 @@
         <w:rPr>
           <w:lang w:val="en-US"/>
         </w:rPr>
-        <w:t>echo cho chet 1&gt;&gt; D:\test.js</w:t>
-      </w:r>
-    </w:p>
-    <w:p>
-      <w:pPr>
-        <w:rPr>
-          <w:lang w:val="en-US"/>
-        </w:rPr>
-      </w:pPr>
-    </w:p>
-    <w:p>
-      <w:pPr>
-        <w:rPr>
-          <w:lang w:val="en-US"/>
-        </w:rPr>
-      </w:pPr>
-      <w:r>
-        <w:rPr>
-          <w:lang w:val="en-US"/>
-        </w:rPr>
-        <w:t>Program – Chương Trình:</w:t>
-      </w:r>
-    </w:p>
-    <w:p>
-      <w:pPr>
-        <w:pStyle w:val="ListParagraph"/>
-        <w:numPr>
-          <w:ilvl w:val="0"/>
-          <w:numId w:val="10"/>
-        </w:numPr>
-        <w:rPr>
-          <w:lang w:val="en-US"/>
-        </w:rPr>
-      </w:pPr>
-      <w:r>
-        <w:rPr>
-          <w:lang w:val="en-US"/>
-        </w:rPr>
-        <w:t>Chạy với tư cách quản trị viên để làm gì?</w:t>
-      </w:r>
-    </w:p>
-    <w:p>
-      <w:pPr>
-        <w:pStyle w:val="ListParagraph"/>
-        <w:numPr>
-          <w:ilvl w:val="0"/>
-          <w:numId w:val="3"/>
-        </w:numPr>
-        <w:rPr>
-          <w:lang w:val="en-US"/>
-        </w:rPr>
-      </w:pPr>
-      <w:r>
-        <w:rPr>
-          <w:lang w:val="en-US"/>
-        </w:rPr>
-        <w:t>Giả sử bạn truy cập vào trang Web độc, nó tải xuống máy bạn Virus, thì nếu cửa sổ chạy với tư cách quản trị viên không hiện lên, bạn sẽ mặc định tải nó</w:t>
-      </w:r>
-    </w:p>
-    <w:p>
-      <w:pPr>
-        <w:pStyle w:val="ListParagraph"/>
-        <w:numPr>
-          <w:ilvl w:val="0"/>
-          <w:numId w:val="3"/>
-        </w:numPr>
-        <w:rPr>
-          <w:lang w:val="en-US"/>
-        </w:rPr>
-      </w:pPr>
-      <w:r>
-        <w:rPr>
-          <w:lang w:val="en-US"/>
-        </w:rPr>
-        <w:t>Có 1 số File hoặc thư mục quan trọng nên nếu lỡ tay nhấn Delete hay gì thì có cửa sổ quản trị viên ngăn lại</w:t>
-      </w:r>
-    </w:p>
-    <w:p>
-      <w:pPr>
-        <w:pStyle w:val="ListParagraph"/>
-        <w:numPr>
-          <w:ilvl w:val="0"/>
-          <w:numId w:val="10"/>
-        </w:numPr>
-        <w:rPr>
-          <w:lang w:val="en-US"/>
-        </w:rPr>
-      </w:pPr>
-      <w:r>
-        <w:rPr>
-          <w:lang w:val="en-US"/>
-        </w:rPr>
-        <w:t>Cách Chạy 1 Chương Trình Với Quyền Quản Trị Mãi Mãi Cho Tới Khi Ta Tắt?</w:t>
-      </w:r>
-    </w:p>
-    <w:p>
-      <w:pPr>
-        <w:pStyle w:val="ListParagraph"/>
-        <w:numPr>
-          <w:ilvl w:val="0"/>
-          <w:numId w:val="3"/>
-        </w:numPr>
-        <w:rPr>
-          <w:lang w:val="en-US"/>
-        </w:rPr>
-      </w:pPr>
-      <w:r>
-        <w:rPr>
-          <w:lang w:val="en-US"/>
-        </w:rPr>
-        <w:t>Click phải chuột vào biểu tượng chương trình + chọn “Properties” + vào Tab “Compatibility” + Tick vào “Run this program as an administrator” + Click “OK”</w:t>
-      </w:r>
-    </w:p>
-    <w:p>
-      <w:pPr>
-        <w:pStyle w:val="ListParagraph"/>
-        <w:numPr>
-          <w:ilvl w:val="0"/>
-          <w:numId w:val="3"/>
-        </w:numPr>
-        <w:rPr>
-          <w:lang w:val="en-US"/>
-        </w:rPr>
-      </w:pPr>
-      <w:r>
-        <w:rPr>
-          <w:lang w:val="en-US"/>
-        </w:rPr>
-        <w:t>Kể từ này về sau, mỗi khi bạn chạy chương trình này đều mặc định với tư cách quản trị viên</w:t>
-      </w:r>
-    </w:p>
-    <w:p>
-      <w:pPr>
-        <w:pStyle w:val="ListParagraph"/>
-        <w:numPr>
-          <w:ilvl w:val="0"/>
-          <w:numId w:val="10"/>
-        </w:numPr>
-        <w:rPr>
-          <w:lang w:val="en-US"/>
-        </w:rPr>
-      </w:pPr>
-      <w:r>
-        <w:rPr>
-          <w:lang w:val="en-US"/>
-        </w:rPr>
-        <w:t>Thông Tin Xác Thực (Credential) Là Gì?</w:t>
-      </w:r>
-    </w:p>
-    <w:p>
-      <w:pPr>
-        <w:pStyle w:val="ListParagraph"/>
-        <w:numPr>
-          <w:ilvl w:val="0"/>
-          <w:numId w:val="3"/>
-        </w:numPr>
-        <w:rPr>
-          <w:lang w:val="en-US"/>
-        </w:rPr>
-      </w:pPr>
-      <w:r>
-        <w:rPr>
-          <w:lang w:val="en-US"/>
-        </w:rPr>
-        <w:t>Là thông tin để bạn đăng nhập vô 1 cái gì đó</w:t>
-      </w:r>
-    </w:p>
-    <w:p>
-      <w:pPr>
-        <w:pStyle w:val="ListParagraph"/>
-        <w:numPr>
-          <w:ilvl w:val="0"/>
-          <w:numId w:val="3"/>
-        </w:numPr>
-        <w:rPr>
-          <w:lang w:val="en-US"/>
-        </w:rPr>
-      </w:pPr>
-      <w:r>
-        <w:rPr>
-          <w:lang w:val="en-US"/>
-        </w:rPr>
-        <w:t>Được lưu trên máy tính để những lần sau không cần đăng nhập nữa</w:t>
-      </w:r>
-    </w:p>
-    <w:p>
-      <w:pPr>
-        <w:pStyle w:val="ListParagraph"/>
-        <w:numPr>
-          <w:ilvl w:val="0"/>
-          <w:numId w:val="10"/>
-        </w:numPr>
-        <w:rPr>
-          <w:lang w:val="en-US"/>
-        </w:rPr>
-      </w:pPr>
-      <w:r>
-        <w:rPr>
-          <w:lang w:val="en-US"/>
-        </w:rPr>
-        <w:t>Cách Xem Các Thông Tin Xác Thực Lưu Trên Máy Tính?</w:t>
-      </w:r>
-    </w:p>
-    <w:p>
-      <w:pPr>
-        <w:pStyle w:val="ListParagraph"/>
-        <w:numPr>
-          <w:ilvl w:val="0"/>
-          <w:numId w:val="3"/>
-        </w:numPr>
-        <w:rPr>
-          <w:lang w:val="en-US"/>
-        </w:rPr>
-      </w:pPr>
-      <w:r>
-        <w:rPr>
-          <w:lang w:val="en-US"/>
-        </w:rPr>
-        <w:t>Vào “Control Panel” + chọn “User Accounts and Family Safety” + click “Credential Manager”</w:t>
-      </w:r>
-    </w:p>
-    <w:p>
-      <w:pPr>
-        <w:pStyle w:val="ListParagraph"/>
-        <w:numPr>
-          <w:ilvl w:val="0"/>
-          <w:numId w:val="10"/>
-        </w:numPr>
-        <w:rPr>
-          <w:lang w:val="en-US"/>
-        </w:rPr>
-      </w:pPr>
-      <w:r>
-        <w:rPr>
-          <w:lang w:val="en-US"/>
-        </w:rPr>
-        <w:t>Cách Chọn Chương Trình Nào Sẽ Chạy Khi Khởi Động Máy Tính?</w:t>
-      </w:r>
-    </w:p>
-    <w:p>
-      <w:pPr>
-        <w:pStyle w:val="ListParagraph"/>
-        <w:numPr>
-          <w:ilvl w:val="0"/>
-          <w:numId w:val="3"/>
-        </w:numPr>
-        <w:rPr>
-          <w:lang w:val="en-US"/>
-        </w:rPr>
-      </w:pPr>
-      <w:r>
-        <w:rPr>
-          <w:lang w:val="en-US"/>
-        </w:rPr>
-        <w:t>Nhấn “Ctrl” + “R” + gõ  “msconfig” + nhấn Enter + vào Tab “Startup” + chọn hoặc hủy chọn chương trình + Click OK + Restart lại máy</w:t>
-      </w:r>
-    </w:p>
-    <w:p>
-      <w:pPr>
-        <w:rPr>
-          <w:lang w:val="en-US"/>
-        </w:rPr>
-      </w:pPr>
-    </w:p>
-    <w:p>
-      <w:pPr>
-        <w:rPr>
-          <w:lang w:val="en-US"/>
-        </w:rPr>
-      </w:pPr>
-      <w:r>
-        <w:rPr>
-          <w:lang w:val="en-US"/>
-        </w:rPr>
-        <w:t>Simple</w:t>
-      </w:r>
-      <w:r>
-        <w:rPr>
-          <w:lang w:val="en-US"/>
-        </w:rPr>
-        <w:t xml:space="preserve"> Commands </w:t>
-      </w:r>
-      <w:r>
-        <w:rPr>
-          <w:lang w:val="en-US"/>
-        </w:rPr>
-        <w:t xml:space="preserve">– </w:t>
-      </w:r>
-      <w:r>
-        <w:rPr>
-          <w:lang w:val="en-US"/>
-        </w:rPr>
-        <w:t xml:space="preserve">Câu </w:t>
-      </w:r>
-      <w:r>
-        <w:rPr>
-          <w:lang w:val="en-US"/>
-        </w:rPr>
-        <w:t xml:space="preserve">Lệnh </w:t>
-      </w:r>
-      <w:r>
-        <w:rPr>
-          <w:lang w:val="en-US"/>
-        </w:rPr>
-        <w:t>Đơn</w:t>
-      </w:r>
-      <w:r>
-        <w:rPr>
-          <w:lang w:val="en-US"/>
-        </w:rPr>
-        <w:t>:</w:t>
-      </w:r>
-    </w:p>
-    <w:p>
-      <w:pPr>
-        <w:pStyle w:val="ListParagraph"/>
-        <w:numPr>
-          <w:ilvl w:val="0"/>
-          <w:numId w:val="7"/>
-        </w:numPr>
-        <w:rPr>
-          <w:lang w:val="en-US"/>
-        </w:rPr>
-      </w:pPr>
-      <w:r>
-        <w:rPr>
-          <w:lang w:val="en-US"/>
-        </w:rPr>
-        <w:t>Đưa Máy Về Chế Độ Ngủ Đông Ngay Lập Tức?</w:t>
+        <w:t>echo &lt;Dòng Văn Bản&gt;&gt;&lt;Đường Dẫn Tới File&gt;</w:t>
+      </w:r>
+    </w:p>
+    <w:p>
+      <w:pPr>
+        <w:pStyle w:val="ListParagraph"/>
+        <w:numPr>
+          <w:ilvl w:val="0"/>
+          <w:numId w:val="3"/>
+        </w:numPr>
+        <w:rPr>
+          <w:lang w:val="en-US"/>
+        </w:rPr>
+      </w:pPr>
+      <w:r>
+        <w:rPr>
+          <w:lang w:val="en-US"/>
+        </w:rPr>
+        <w:t>Bản chất là nó sẽ thực hiện câu lệnh “echo &lt;Dòng Văn Bản&gt;” như bình thường, sau đó những gì được in ra màn hình CMD sẽ được đưa vào File</w:t>
+      </w:r>
+    </w:p>
+    <w:p>
+      <w:pPr>
+        <w:pStyle w:val="ListParagraph"/>
+        <w:numPr>
+          <w:ilvl w:val="0"/>
+          <w:numId w:val="3"/>
+        </w:numPr>
+        <w:rPr>
+          <w:lang w:val="en-US"/>
+        </w:rPr>
+      </w:pPr>
+      <w:r>
+        <w:rPr>
+          <w:lang w:val="en-US"/>
+        </w:rPr>
+        <w:t>&lt;Đường Dẫn tới File&gt; không quan tâm dấu cách giữa nó và dấu “&gt;”</w:t>
+      </w:r>
+    </w:p>
+    <w:p>
+      <w:pPr>
+        <w:pStyle w:val="ListParagraph"/>
+        <w:numPr>
+          <w:ilvl w:val="0"/>
+          <w:numId w:val="3"/>
+        </w:numPr>
+        <w:rPr>
+          <w:lang w:val="en-US"/>
+        </w:rPr>
+      </w:pPr>
+      <w:r>
+        <w:rPr>
+          <w:lang w:val="en-US"/>
+        </w:rPr>
+        <w:t>Nếu File chưa tồn tại thì sẽ tạo File mới</w:t>
+      </w:r>
+    </w:p>
+    <w:p>
+      <w:pPr>
+        <w:pStyle w:val="ListParagraph"/>
+        <w:numPr>
+          <w:ilvl w:val="0"/>
+          <w:numId w:val="3"/>
+        </w:numPr>
+        <w:rPr>
+          <w:lang w:val="en-US"/>
+        </w:rPr>
+      </w:pPr>
+      <w:r>
+        <w:rPr>
+          <w:lang w:val="en-US"/>
+        </w:rPr>
+        <w:t>Ví dụ</w:t>
+      </w:r>
+    </w:p>
+    <w:p>
+      <w:pPr>
+        <w:pStyle w:val="ListParagraph"/>
+        <w:numPr>
+          <w:ilvl w:val="0"/>
+          <w:numId w:val="3"/>
+        </w:numPr>
+        <w:rPr>
+          <w:lang w:val="en-US"/>
+        </w:rPr>
+      </w:pPr>
+      <w:r>
+        <w:rPr>
+          <w:lang w:val="en-US"/>
+        </w:rPr>
+        <w:t>Biến “foo” có giá trị “4”</w:t>
       </w:r>
     </w:p>
     <w:p>
@@ -2091,25 +1757,103 @@
         <w:rPr>
           <w:lang w:val="en-US"/>
         </w:rPr>
-        <w:t>shutdown</w:t>
-      </w:r>
-    </w:p>
-    <w:p>
-      <w:pPr>
-        <w:pStyle w:val="ListParagraph"/>
-        <w:numPr>
-          <w:ilvl w:val="0"/>
-          <w:numId w:val="7"/>
-        </w:numPr>
-        <w:rPr>
-          <w:lang w:val="en-US"/>
-        </w:rPr>
-      </w:pPr>
-      <w:r>
-        <w:rPr>
-          <w:lang w:val="en-US"/>
-        </w:rPr>
-        <w:t>Show Cách Dùng Của 1 Câu Lệnh?</w:t>
+        <w:t xml:space="preserve">echo </w:t>
+      </w:r>
+      <w:r>
+        <w:rPr>
+          <w:lang w:val="en-US"/>
+        </w:rPr>
+        <w:t xml:space="preserve">   </w:t>
+      </w:r>
+      <w:r>
+        <w:rPr>
+          <w:lang w:val="en-US"/>
+        </w:rPr>
+        <w:t>hi %foo%  &gt;  D:\test.</w:t>
+      </w:r>
+      <w:r>
+        <w:rPr>
+          <w:lang w:val="en-US"/>
+        </w:rPr>
+        <w:t>js</w:t>
+      </w:r>
+    </w:p>
+    <w:p>
+      <w:pPr>
+        <w:pStyle w:val="ListParagraph"/>
+        <w:numPr>
+          <w:ilvl w:val="0"/>
+          <w:numId w:val="3"/>
+        </w:numPr>
+        <w:rPr>
+          <w:lang w:val="en-US"/>
+        </w:rPr>
+      </w:pPr>
+      <w:r>
+        <w:rPr>
+          <w:lang w:val="en-US"/>
+        </w:rPr>
+        <w:t>Trong File “</w:t>
+      </w:r>
+      <w:r>
+        <w:rPr>
+          <w:lang w:val="en-US"/>
+        </w:rPr>
+        <w:t>test.js</w:t>
+      </w:r>
+      <w:r>
+        <w:rPr>
+          <w:lang w:val="en-US"/>
+        </w:rPr>
+        <w:t>” có chứa nội dung “</w:t>
+      </w:r>
+      <w:r>
+        <w:rPr>
+          <w:lang w:val="en-US"/>
+        </w:rPr>
+        <w:t xml:space="preserve">   </w:t>
+      </w:r>
+      <w:r>
+        <w:rPr>
+          <w:lang w:val="en-US"/>
+        </w:rPr>
+        <w:t>hi 4  ”</w:t>
+      </w:r>
+    </w:p>
+    <w:p>
+      <w:pPr>
+        <w:pStyle w:val="ListParagraph"/>
+        <w:numPr>
+          <w:ilvl w:val="0"/>
+          <w:numId w:val="8"/>
+        </w:numPr>
+        <w:rPr>
+          <w:lang w:val="en-US"/>
+        </w:rPr>
+      </w:pPr>
+      <w:r>
+        <w:rPr>
+          <w:lang w:val="en-US"/>
+        </w:rPr>
+        <w:t xml:space="preserve">Cách </w:t>
+      </w:r>
+      <w:r>
+        <w:rPr>
+          <w:lang w:val="en-US"/>
+        </w:rPr>
+        <w:t xml:space="preserve">Ghi Tiếp Nội Dung Vào </w:t>
+      </w:r>
+      <w:r>
+        <w:rPr>
+          <w:lang w:val="en-US"/>
+        </w:rPr>
+        <w:t xml:space="preserve">File </w:t>
+      </w:r>
+      <w:r>
+        <w:rPr>
+          <w:lang w:val="en-US"/>
+        </w:rPr>
+        <w:t>Tại Vị Trí Cuối Cùng Của File?</w:t>
       </w:r>
     </w:p>
     <w:p>
@@ -2130,7 +1874,7 @@
         <w:rPr>
           <w:lang w:val="en-US"/>
         </w:rPr>
-        <w:t>&lt;Câu Lệnh&gt; /?</w:t>
+        <w:t>echo &lt;Dòng Văn Bản&gt;&gt;&gt;&lt;Đường Dẫn Tới File&gt;</w:t>
       </w:r>
     </w:p>
     <w:p>
@@ -2169,31 +1913,25 @@
         <w:rPr>
           <w:lang w:val="en-US"/>
         </w:rPr>
-        <w:t>e</w:t>
-      </w:r>
-      <w:r>
-        <w:rPr>
-          <w:lang w:val="en-US"/>
-        </w:rPr>
-        <w:t>cho /?</w:t>
-      </w:r>
-    </w:p>
-    <w:p>
-      <w:pPr>
-        <w:pStyle w:val="ListParagraph"/>
-        <w:numPr>
-          <w:ilvl w:val="0"/>
-          <w:numId w:val="7"/>
-        </w:numPr>
-        <w:rPr>
-          <w:lang w:val="en-US"/>
-        </w:rPr>
-      </w:pPr>
-      <w:r>
-        <w:rPr>
-          <w:lang w:val="en-US"/>
-        </w:rPr>
-        <w:t>Show Địa Chỉ IP Của Máy?</w:t>
+        <w:t>echo cho chet 1&gt;&gt; D:\test.js</w:t>
+      </w:r>
+    </w:p>
+    <w:p>
+      <w:pPr>
+        <w:pStyle w:val="ListParagraph"/>
+        <w:numPr>
+          <w:ilvl w:val="0"/>
+          <w:numId w:val="8"/>
+        </w:numPr>
+        <w:rPr>
+          <w:lang w:val="en-US"/>
+        </w:rPr>
+      </w:pPr>
+      <w:r>
+        <w:rPr>
+          <w:lang w:val="en-US"/>
+        </w:rPr>
+        <w:t>Đổi Tên 1 File?</w:t>
       </w:r>
     </w:p>
     <w:p>
@@ -2214,31 +1952,25 @@
         <w:rPr>
           <w:lang w:val="en-US"/>
         </w:rPr>
-        <w:t>i</w:t>
-      </w:r>
-      <w:r>
-        <w:rPr>
-          <w:lang w:val="en-US"/>
-        </w:rPr>
-        <w:t>pconfig</w:t>
-      </w:r>
-    </w:p>
-    <w:p>
-      <w:pPr>
-        <w:pStyle w:val="ListParagraph"/>
-        <w:numPr>
-          <w:ilvl w:val="0"/>
-          <w:numId w:val="3"/>
-        </w:numPr>
-        <w:rPr>
-          <w:lang w:val="en-US"/>
-        </w:rPr>
-      </w:pPr>
-      <w:r>
-        <w:rPr>
-          <w:lang w:val="en-US"/>
-        </w:rPr>
-        <w:t>Nếu muốn Show tất cả, kể cả địa chỉ MAC</w:t>
+        <w:t>ren &lt;Đường Dẫn Tới File Cần Đổi Tên&gt; &lt;Tên Mới&gt;</w:t>
+      </w:r>
+    </w:p>
+    <w:p>
+      <w:pPr>
+        <w:pStyle w:val="ListParagraph"/>
+        <w:numPr>
+          <w:ilvl w:val="0"/>
+          <w:numId w:val="3"/>
+        </w:numPr>
+        <w:rPr>
+          <w:lang w:val="en-US"/>
+        </w:rPr>
+      </w:pPr>
+      <w:r>
+        <w:rPr>
+          <w:lang w:val="en-US"/>
+        </w:rPr>
+        <w:t>Ví dụ</w:t>
       </w:r>
     </w:p>
     <w:p>
@@ -2259,31 +1991,65 @@
         <w:rPr>
           <w:lang w:val="en-US"/>
         </w:rPr>
-        <w:t>i</w:t>
-      </w:r>
-      <w:r>
-        <w:rPr>
-          <w:lang w:val="en-US"/>
-        </w:rPr>
-        <w:t>pconfig /all</w:t>
-      </w:r>
-    </w:p>
-    <w:p>
-      <w:pPr>
-        <w:pStyle w:val="ListParagraph"/>
-        <w:numPr>
-          <w:ilvl w:val="0"/>
-          <w:numId w:val="7"/>
-        </w:numPr>
-        <w:rPr>
-          <w:lang w:val="en-US"/>
-        </w:rPr>
-      </w:pPr>
-      <w:r>
-        <w:rPr>
-          <w:lang w:val="en-US"/>
-        </w:rPr>
-        <w:t>Show Các Kết Nối Của Máy Dưới Dạng Địa Chỉ IP Và Số Port?</w:t>
+        <w:t>ren .\bar\foo.txt fool.txt</w:t>
+      </w:r>
+    </w:p>
+    <w:p>
+      <w:pPr>
+        <w:pStyle w:val="ListParagraph"/>
+        <w:numPr>
+          <w:ilvl w:val="0"/>
+          <w:numId w:val="3"/>
+        </w:numPr>
+        <w:rPr>
+          <w:lang w:val="en-US"/>
+        </w:rPr>
+      </w:pPr>
+      <w:r>
+        <w:rPr>
+          <w:lang w:val="en-US"/>
+        </w:rPr>
+        <w:t>File “foo.txt” trong thư mục “bar” được đổi tên thành “fool.txt”</w:t>
+      </w:r>
+    </w:p>
+    <w:p>
+      <w:pPr>
+        <w:rPr>
+          <w:lang w:val="en-US"/>
+        </w:rPr>
+      </w:pPr>
+      <w:bookmarkStart w:id="0" w:name="_GoBack"/>
+      <w:bookmarkEnd w:id="0"/>
+    </w:p>
+    <w:p>
+      <w:pPr>
+        <w:rPr>
+          <w:lang w:val="en-US"/>
+        </w:rPr>
+      </w:pPr>
+      <w:r>
+        <w:rPr>
+          <w:lang w:val="en-US"/>
+        </w:rPr>
+        <w:t>Loop – Vòng Lặp:</w:t>
+      </w:r>
+    </w:p>
+    <w:p>
+      <w:pPr>
+        <w:pStyle w:val="ListParagraph"/>
+        <w:numPr>
+          <w:ilvl w:val="0"/>
+          <w:numId w:val="11"/>
+        </w:numPr>
+        <w:rPr>
+          <w:lang w:val="en-US"/>
+        </w:rPr>
+      </w:pPr>
+      <w:r>
+        <w:rPr>
+          <w:lang w:val="en-US"/>
+        </w:rPr>
+        <w:t>Cách Dùng For Loop?</w:t>
       </w:r>
     </w:p>
     <w:p>
@@ -2304,74 +2070,7 @@
         <w:rPr>
           <w:lang w:val="en-US"/>
         </w:rPr>
-        <w:t xml:space="preserve">netstat </w:t>
-      </w:r>
-      <w:r>
-        <w:rPr>
-          <w:lang w:val="en-US"/>
-        </w:rPr>
-        <w:t>-</w:t>
-      </w:r>
-      <w:r>
-        <w:rPr>
-          <w:lang w:val="en-US"/>
-        </w:rPr>
-        <w:t>n</w:t>
-      </w:r>
-    </w:p>
-    <w:p>
-      <w:pPr>
-        <w:pStyle w:val="ListParagraph"/>
-        <w:numPr>
-          <w:ilvl w:val="0"/>
-          <w:numId w:val="3"/>
-        </w:numPr>
-        <w:rPr>
-          <w:lang w:val="en-US"/>
-        </w:rPr>
-      </w:pPr>
-      <w:r>
-        <w:rPr>
-          <w:lang w:val="en-US"/>
-        </w:rPr>
-        <w:lastRenderedPageBreak/>
-        <w:t>Local Address là địa chỉ IP của máy tính bạn cùng với Port tương ứng</w:t>
-      </w:r>
-    </w:p>
-    <w:p>
-      <w:pPr>
-        <w:pStyle w:val="ListParagraph"/>
-        <w:numPr>
-          <w:ilvl w:val="0"/>
-          <w:numId w:val="3"/>
-        </w:numPr>
-        <w:rPr>
-          <w:lang w:val="en-US"/>
-        </w:rPr>
-      </w:pPr>
-      <w:r>
-        <w:rPr>
-          <w:lang w:val="en-US"/>
-        </w:rPr>
-        <w:t>Foreign Address là địa chỉ IP của nơi đang được kết nối  cùng với Port tương ứng</w:t>
-      </w:r>
-    </w:p>
-    <w:p>
-      <w:pPr>
-        <w:pStyle w:val="ListParagraph"/>
-        <w:numPr>
-          <w:ilvl w:val="0"/>
-          <w:numId w:val="7"/>
-        </w:numPr>
-        <w:rPr>
-          <w:lang w:val="en-US"/>
-        </w:rPr>
-      </w:pPr>
-      <w:r>
-        <w:rPr>
-          <w:lang w:val="en-US"/>
-        </w:rPr>
-        <w:t>Không Muốn Hiện Câu Lệnh Trong Tệp Lên CMD?</w:t>
+        <w:t>for %%&lt;Tên Biến Lặp&gt; in (&lt;Tập Hợp&gt;) do (</w:t>
       </w:r>
     </w:p>
     <w:p>
@@ -2392,31 +2091,13 @@
         <w:rPr>
           <w:lang w:val="en-US"/>
         </w:rPr>
-        <w:t>@echo off</w:t>
-      </w:r>
-    </w:p>
-    <w:p>
-      <w:pPr>
-        <w:pStyle w:val="ListParagraph"/>
-        <w:numPr>
-          <w:ilvl w:val="0"/>
-          <w:numId w:val="7"/>
-        </w:numPr>
-        <w:rPr>
-          <w:lang w:val="en-US"/>
-        </w:rPr>
-      </w:pPr>
-      <w:r>
-        <w:rPr>
-          <w:lang w:val="en-US"/>
-        </w:rPr>
-        <w:t>In Thứ Gì Đó</w:t>
-      </w:r>
-      <w:r>
-        <w:rPr>
-          <w:lang w:val="en-US"/>
-        </w:rPr>
-        <w:t xml:space="preserve"> Và Xuống Dòng?</w:t>
+        <w:t xml:space="preserve">    </w:t>
+      </w:r>
+      <w:r>
+        <w:rPr>
+          <w:lang w:val="en-US"/>
+        </w:rPr>
+        <w:t>&lt;Làm Gì Đó&gt;</w:t>
       </w:r>
     </w:p>
     <w:p>
@@ -2437,148 +2118,749 @@
         <w:rPr>
           <w:lang w:val="en-US"/>
         </w:rPr>
-        <w:t>e</w:t>
-      </w:r>
-      <w:r>
-        <w:rPr>
-          <w:lang w:val="en-US"/>
-        </w:rPr>
-        <w:t xml:space="preserve">cho </w:t>
-      </w:r>
-      <w:r>
-        <w:rPr>
-          <w:lang w:val="en-US"/>
-        </w:rPr>
-        <w:t>&lt;Dòng Văn Bản&gt;</w:t>
-      </w:r>
-    </w:p>
-    <w:p>
-      <w:pPr>
-        <w:pStyle w:val="ListParagraph"/>
-        <w:numPr>
-          <w:ilvl w:val="0"/>
-          <w:numId w:val="3"/>
-        </w:numPr>
-        <w:rPr>
-          <w:lang w:val="en-US"/>
-        </w:rPr>
-      </w:pPr>
-      <w:r>
-        <w:rPr>
-          <w:lang w:val="en-US"/>
-        </w:rPr>
-        <w:t xml:space="preserve">&lt;Dòng Văn Bản&gt; ban đầu sẽ </w:t>
-      </w:r>
-      <w:r>
-        <w:rPr>
-          <w:lang w:val="en-US"/>
-        </w:rPr>
-        <w:t>dò</w:t>
-      </w:r>
-      <w:r>
-        <w:rPr>
-          <w:lang w:val="en-US"/>
-        </w:rPr>
-        <w:t xml:space="preserve"> tất cả chuỗi có dạng </w:t>
-      </w:r>
-    </w:p>
-    <w:p>
-      <w:pPr>
-        <w:pStyle w:val="ListParagraph"/>
-        <w:ind w:left="1080"/>
-        <w:rPr>
-          <w:lang w:val="en-US"/>
-        </w:rPr>
-      </w:pPr>
-      <w:r>
-        <w:rPr>
-          <w:lang w:val="en-US"/>
-        </w:rPr>
-        <w:t>“</w:t>
-      </w:r>
-      <w:r>
-        <w:rPr>
-          <w:lang w:val="en-US"/>
-        </w:rPr>
-        <w:t>%&lt;Kí Tự</w:t>
-      </w:r>
-      <w:r>
-        <w:rPr>
-          <w:lang w:val="en-US"/>
-        </w:rPr>
-        <w:t xml:space="preserve"> Khác %</w:t>
-      </w:r>
-      <w:r>
-        <w:rPr>
-          <w:lang w:val="en-US"/>
-        </w:rPr>
-        <w:t xml:space="preserve"> Ở Giữa&gt;%</w:t>
-      </w:r>
-      <w:r>
-        <w:rPr>
-          <w:lang w:val="en-US"/>
-        </w:rPr>
-        <w:t xml:space="preserve">” và đổi thành giá trị của biến tương ứng, chỉ dò 1 lần duy nhất </w:t>
-      </w:r>
-    </w:p>
-    <w:p>
-      <w:pPr>
-        <w:pStyle w:val="ListParagraph"/>
-        <w:numPr>
-          <w:ilvl w:val="0"/>
-          <w:numId w:val="3"/>
-        </w:numPr>
-        <w:rPr>
-          <w:lang w:val="en-US"/>
-        </w:rPr>
-      </w:pPr>
-      <w:r>
-        <w:rPr>
-          <w:lang w:val="en-US"/>
-        </w:rPr>
-        <w:t>Lưu ý sẽ in luôn mấy dấ</w:t>
-      </w:r>
-      <w:r>
-        <w:rPr>
-          <w:lang w:val="en-US"/>
-        </w:rPr>
-        <w:t>u “ “</w:t>
-      </w:r>
-      <w:r>
-        <w:rPr>
-          <w:lang w:val="en-US"/>
-        </w:rPr>
-        <w:t xml:space="preserve"> ở cuối</w:t>
-      </w:r>
-      <w:r>
-        <w:rPr>
-          <w:lang w:val="en-US"/>
-        </w:rPr>
-        <w:t xml:space="preserve"> </w:t>
-      </w:r>
-      <w:r>
-        <w:rPr>
-          <w:lang w:val="en-US"/>
-        </w:rPr>
-        <w:t>&lt;Dòng Văn Bản&gt; nếu có</w:t>
-      </w:r>
-    </w:p>
-    <w:p>
-      <w:pPr>
-        <w:pStyle w:val="ListParagraph"/>
-        <w:numPr>
-          <w:ilvl w:val="0"/>
-          <w:numId w:val="3"/>
-        </w:numPr>
-        <w:rPr>
-          <w:lang w:val="en-US"/>
-        </w:rPr>
-      </w:pPr>
-      <w:r>
-        <w:rPr>
-          <w:lang w:val="en-US"/>
-        </w:rPr>
-        <w:t>Nếu &lt;Dòng Văn Bản&gt; không có gì ngoài dấu “ “ thì sẽ in ra “ECHO is on.”</w:t>
+        <w:t>)</w:t>
+      </w:r>
+    </w:p>
+    <w:p>
+      <w:pPr>
+        <w:pStyle w:val="ListParagraph"/>
+        <w:numPr>
+          <w:ilvl w:val="0"/>
+          <w:numId w:val="3"/>
+        </w:numPr>
+        <w:rPr>
+          <w:lang w:val="en-US"/>
+        </w:rPr>
+      </w:pPr>
+      <w:r>
+        <w:rPr>
+          <w:lang w:val="en-US"/>
+        </w:rPr>
+        <w:t>&lt;Làm Gì Đó&gt; sẽ được lặp đi lặp lại</w:t>
+      </w:r>
+    </w:p>
+    <w:tbl>
+      <w:tblPr>
+        <w:tblStyle w:val="TableGrid"/>
+        <w:tblW w:w="0" w:type="auto"/>
+        <w:tblInd w:w="1080" w:type="dxa"/>
+        <w:tblLook w:val="04A0" w:firstRow="1" w:lastRow="0" w:firstColumn="1" w:lastColumn="0" w:noHBand="0" w:noVBand="1"/>
+      </w:tblPr>
+      <w:tblGrid>
+        <w:gridCol w:w="2643"/>
+        <w:gridCol w:w="2481"/>
+        <w:gridCol w:w="3038"/>
+      </w:tblGrid>
+      <w:tr>
+        <w:tc>
+          <w:tcPr>
+            <w:tcW w:w="2643" w:type="dxa"/>
+            <w:vAlign w:val="center"/>
+          </w:tcPr>
+          <w:p>
+            <w:pPr>
+              <w:pStyle w:val="ListParagraph"/>
+              <w:ind w:left="0"/>
+              <w:jc w:val="center"/>
+              <w:rPr>
+                <w:lang w:val="en-US"/>
+              </w:rPr>
+            </w:pPr>
+            <w:r>
+              <w:rPr>
+                <w:lang w:val="en-US"/>
+              </w:rPr>
+              <w:t>Kiểu &lt;Tập Hợp&gt;</w:t>
+            </w:r>
+          </w:p>
+        </w:tc>
+        <w:tc>
+          <w:tcPr>
+            <w:tcW w:w="2481" w:type="dxa"/>
+            <w:vAlign w:val="center"/>
+          </w:tcPr>
+          <w:p>
+            <w:pPr>
+              <w:pStyle w:val="ListParagraph"/>
+              <w:ind w:left="0"/>
+              <w:jc w:val="center"/>
+              <w:rPr>
+                <w:lang w:val="en-US"/>
+              </w:rPr>
+            </w:pPr>
+            <w:r>
+              <w:rPr>
+                <w:lang w:val="en-US"/>
+              </w:rPr>
+              <w:t>Ví dụ &lt;Tập Hợp&gt;</w:t>
+            </w:r>
+          </w:p>
+        </w:tc>
+        <w:tc>
+          <w:tcPr>
+            <w:tcW w:w="3038" w:type="dxa"/>
+            <w:vAlign w:val="center"/>
+          </w:tcPr>
+          <w:p>
+            <w:pPr>
+              <w:pStyle w:val="ListParagraph"/>
+              <w:ind w:left="0"/>
+              <w:jc w:val="center"/>
+              <w:rPr>
+                <w:lang w:val="en-US"/>
+              </w:rPr>
+            </w:pPr>
+            <w:r>
+              <w:rPr>
+                <w:lang w:val="en-US"/>
+              </w:rPr>
+              <w:t>Giá trị %%&lt;Tên Biế</w:t>
+            </w:r>
+            <w:r>
+              <w:rPr>
+                <w:lang w:val="en-US"/>
+              </w:rPr>
+              <w:t xml:space="preserve">n </w:t>
+            </w:r>
+            <w:r>
+              <w:rPr>
+                <w:lang w:val="en-US"/>
+              </w:rPr>
+              <w:t>Lặp&gt; mỗi lần lặp</w:t>
+            </w:r>
+          </w:p>
+        </w:tc>
+      </w:tr>
+      <w:tr>
+        <w:tc>
+          <w:tcPr>
+            <w:tcW w:w="2643" w:type="dxa"/>
+            <w:vAlign w:val="center"/>
+          </w:tcPr>
+          <w:p>
+            <w:pPr>
+              <w:pStyle w:val="ListParagraph"/>
+              <w:ind w:left="0"/>
+              <w:jc w:val="center"/>
+              <w:rPr>
+                <w:lang w:val="en-US"/>
+              </w:rPr>
+            </w:pPr>
+            <w:r>
+              <w:rPr>
+                <w:lang w:val="en-US"/>
+              </w:rPr>
+              <w:t>Chuỗi bất kì ngăn cách bởi khoảng trắng</w:t>
+            </w:r>
+          </w:p>
+        </w:tc>
+        <w:tc>
+          <w:tcPr>
+            <w:tcW w:w="2481" w:type="dxa"/>
+            <w:vAlign w:val="center"/>
+          </w:tcPr>
+          <w:p>
+            <w:pPr>
+              <w:pStyle w:val="ListParagraph"/>
+              <w:ind w:left="0"/>
+              <w:jc w:val="center"/>
+              <w:rPr>
+                <w:lang w:val="en-US"/>
+              </w:rPr>
+            </w:pPr>
+            <w:r>
+              <w:rPr>
+                <w:lang w:val="en-US"/>
+              </w:rPr>
+              <w:t>foo   bar barfoo 123</w:t>
+            </w:r>
+          </w:p>
+        </w:tc>
+        <w:tc>
+          <w:tcPr>
+            <w:tcW w:w="3038" w:type="dxa"/>
+            <w:vAlign w:val="center"/>
+          </w:tcPr>
+          <w:p>
+            <w:pPr>
+              <w:pStyle w:val="ListParagraph"/>
+              <w:ind w:left="0"/>
+              <w:jc w:val="center"/>
+              <w:rPr>
+                <w:lang w:val="en-US"/>
+              </w:rPr>
+            </w:pPr>
+            <w:r>
+              <w:rPr>
+                <w:lang w:val="en-US"/>
+              </w:rPr>
+              <w:t>foo, bar, barfoo, 123</w:t>
+            </w:r>
+          </w:p>
+        </w:tc>
+      </w:tr>
+      <w:tr>
+        <w:tc>
+          <w:tcPr>
+            <w:tcW w:w="2643" w:type="dxa"/>
+            <w:vAlign w:val="center"/>
+          </w:tcPr>
+          <w:p>
+            <w:pPr>
+              <w:pStyle w:val="ListParagraph"/>
+              <w:ind w:left="0"/>
+              <w:jc w:val="center"/>
+              <w:rPr>
+                <w:lang w:val="en-US"/>
+              </w:rPr>
+            </w:pPr>
+            <w:r>
+              <w:rPr>
+                <w:lang w:val="en-US"/>
+              </w:rPr>
+              <w:t xml:space="preserve">Tất cả </w:t>
+            </w:r>
+            <w:r>
+              <w:rPr>
+                <w:lang w:val="en-US"/>
+              </w:rPr>
+              <w:t>c</w:t>
+            </w:r>
+            <w:r>
+              <w:rPr>
+                <w:lang w:val="en-US"/>
+              </w:rPr>
+              <w:t>ác File trong thư mục “foo”</w:t>
+            </w:r>
+          </w:p>
+        </w:tc>
+        <w:tc>
+          <w:tcPr>
+            <w:tcW w:w="2481" w:type="dxa"/>
+            <w:vAlign w:val="center"/>
+          </w:tcPr>
+          <w:p>
+            <w:pPr>
+              <w:pStyle w:val="ListParagraph"/>
+              <w:ind w:left="0"/>
+              <w:jc w:val="center"/>
+              <w:rPr>
+                <w:lang w:val="en-US"/>
+              </w:rPr>
+            </w:pPr>
+            <w:r>
+              <w:rPr>
+                <w:lang w:val="en-US"/>
+              </w:rPr>
+              <w:t>.\foo\*</w:t>
+            </w:r>
+          </w:p>
+        </w:tc>
+        <w:tc>
+          <w:tcPr>
+            <w:tcW w:w="3038" w:type="dxa"/>
+            <w:vAlign w:val="center"/>
+          </w:tcPr>
+          <w:p>
+            <w:pPr>
+              <w:pStyle w:val="ListParagraph"/>
+              <w:ind w:left="0"/>
+              <w:jc w:val="center"/>
+              <w:rPr>
+                <w:lang w:val="en-US"/>
+              </w:rPr>
+            </w:pPr>
+            <w:r>
+              <w:rPr>
+                <w:lang w:val="en-US"/>
+              </w:rPr>
+              <w:t>.\foo\bar.</w:t>
+            </w:r>
+            <w:r>
+              <w:rPr>
+                <w:lang w:val="en-US"/>
+              </w:rPr>
+              <w:t>txt,</w:t>
+            </w:r>
+          </w:p>
+          <w:p>
+            <w:pPr>
+              <w:pStyle w:val="ListParagraph"/>
+              <w:ind w:left="0"/>
+              <w:jc w:val="center"/>
+              <w:rPr>
+                <w:lang w:val="en-US"/>
+              </w:rPr>
+            </w:pPr>
+            <w:r>
+              <w:rPr>
+                <w:lang w:val="en-US"/>
+              </w:rPr>
+              <w:t>.\foo\fool.docx</w:t>
+            </w:r>
+            <w:r>
+              <w:rPr>
+                <w:lang w:val="en-US"/>
+              </w:rPr>
+              <w:t>,</w:t>
+            </w:r>
+          </w:p>
+          <w:p>
+            <w:pPr>
+              <w:pStyle w:val="ListParagraph"/>
+              <w:ind w:left="0"/>
+              <w:jc w:val="center"/>
+              <w:rPr>
+                <w:lang w:val="en-US"/>
+              </w:rPr>
+            </w:pPr>
+            <w:r>
+              <w:rPr>
+                <w:lang w:val="en-US"/>
+              </w:rPr>
+              <w:t>.\foo\</w:t>
+            </w:r>
+            <w:r>
+              <w:rPr>
+                <w:lang w:val="en-US"/>
+              </w:rPr>
+              <w:t>zoo.txt</w:t>
+            </w:r>
+          </w:p>
+        </w:tc>
+      </w:tr>
+      <w:tr>
+        <w:tc>
+          <w:tcPr>
+            <w:tcW w:w="2643" w:type="dxa"/>
+            <w:vAlign w:val="center"/>
+          </w:tcPr>
+          <w:p>
+            <w:pPr>
+              <w:pStyle w:val="ListParagraph"/>
+              <w:ind w:left="0"/>
+              <w:jc w:val="center"/>
+              <w:rPr>
+                <w:lang w:val="en-US"/>
+              </w:rPr>
+            </w:pPr>
+            <w:r>
+              <w:rPr>
+                <w:lang w:val="en-US"/>
+              </w:rPr>
+              <w:lastRenderedPageBreak/>
+              <w:t>Tất cả các file có phần mở rộng “.txt” và có chữ cái đầu tiên là “a” trong thư mục “foo”</w:t>
+            </w:r>
+          </w:p>
+        </w:tc>
+        <w:tc>
+          <w:tcPr>
+            <w:tcW w:w="2481" w:type="dxa"/>
+            <w:vAlign w:val="center"/>
+          </w:tcPr>
+          <w:p>
+            <w:pPr>
+              <w:pStyle w:val="ListParagraph"/>
+              <w:ind w:left="0"/>
+              <w:jc w:val="center"/>
+              <w:rPr>
+                <w:lang w:val="en-US"/>
+              </w:rPr>
+            </w:pPr>
+            <w:r>
+              <w:rPr>
+                <w:lang w:val="en-US"/>
+              </w:rPr>
+              <w:t>C:\foo\a*.txt</w:t>
+            </w:r>
+          </w:p>
+        </w:tc>
+        <w:tc>
+          <w:tcPr>
+            <w:tcW w:w="3038" w:type="dxa"/>
+            <w:vAlign w:val="center"/>
+          </w:tcPr>
+          <w:p>
+            <w:pPr>
+              <w:pStyle w:val="ListParagraph"/>
+              <w:ind w:left="0"/>
+              <w:jc w:val="center"/>
+              <w:rPr>
+                <w:lang w:val="en-US"/>
+              </w:rPr>
+            </w:pPr>
+            <w:r>
+              <w:rPr>
+                <w:lang w:val="en-US"/>
+              </w:rPr>
+              <w:t>C:\foo\abe</w:t>
+            </w:r>
+            <w:r>
+              <w:rPr>
+                <w:lang w:val="en-US"/>
+              </w:rPr>
+              <w:t>.txt,</w:t>
+            </w:r>
+          </w:p>
+          <w:p>
+            <w:pPr>
+              <w:pStyle w:val="ListParagraph"/>
+              <w:ind w:left="0"/>
+              <w:jc w:val="center"/>
+              <w:rPr>
+                <w:lang w:val="en-US"/>
+              </w:rPr>
+            </w:pPr>
+            <w:r>
+              <w:rPr>
+                <w:lang w:val="en-US"/>
+              </w:rPr>
+              <w:t>C:\foo\alo.txt,</w:t>
+            </w:r>
+          </w:p>
+          <w:p>
+            <w:pPr>
+              <w:pStyle w:val="ListParagraph"/>
+              <w:ind w:left="0"/>
+              <w:jc w:val="center"/>
+              <w:rPr>
+                <w:lang w:val="en-US"/>
+              </w:rPr>
+            </w:pPr>
+            <w:r>
+              <w:rPr>
+                <w:lang w:val="en-US"/>
+              </w:rPr>
+              <w:t>C:\foo\aze.txt</w:t>
+            </w:r>
+          </w:p>
+        </w:tc>
+      </w:tr>
+    </w:tbl>
+    <w:p>
+      <w:pPr>
+        <w:pStyle w:val="ListParagraph"/>
+        <w:numPr>
+          <w:ilvl w:val="0"/>
+          <w:numId w:val="3"/>
+        </w:numPr>
+        <w:rPr>
+          <w:lang w:val="en-US"/>
+        </w:rPr>
+      </w:pPr>
+      <w:r>
+        <w:rPr>
+          <w:lang w:val="en-US"/>
+        </w:rPr>
+        <w:t>Lưu ý khi lặp các File sẽ lặp tuần tự theo bảng chữ cái</w:t>
+      </w:r>
+    </w:p>
+    <w:p>
+      <w:pPr>
+        <w:rPr>
+          <w:lang w:val="en-US"/>
+        </w:rPr>
+      </w:pPr>
+    </w:p>
+    <w:p>
+      <w:pPr>
+        <w:rPr>
+          <w:lang w:val="en-US"/>
+        </w:rPr>
+      </w:pPr>
+      <w:r>
+        <w:rPr>
+          <w:lang w:val="en-US"/>
+        </w:rPr>
+        <w:t>Program – Chương Trình:</w:t>
+      </w:r>
+    </w:p>
+    <w:p>
+      <w:pPr>
+        <w:pStyle w:val="ListParagraph"/>
+        <w:numPr>
+          <w:ilvl w:val="0"/>
+          <w:numId w:val="10"/>
+        </w:numPr>
+        <w:rPr>
+          <w:lang w:val="en-US"/>
+        </w:rPr>
+      </w:pPr>
+      <w:r>
+        <w:rPr>
+          <w:lang w:val="en-US"/>
+        </w:rPr>
+        <w:t>Chạy với tư cách quản trị viên để làm gì?</w:t>
+      </w:r>
+    </w:p>
+    <w:p>
+      <w:pPr>
+        <w:pStyle w:val="ListParagraph"/>
+        <w:numPr>
+          <w:ilvl w:val="0"/>
+          <w:numId w:val="3"/>
+        </w:numPr>
+        <w:rPr>
+          <w:lang w:val="en-US"/>
+        </w:rPr>
+      </w:pPr>
+      <w:r>
+        <w:rPr>
+          <w:lang w:val="en-US"/>
+        </w:rPr>
+        <w:t>Giả sử bạn truy cập vào trang Web độc, nó tải xuống máy bạn Virus, thì nếu cửa sổ chạy với tư cách quản trị viên không hiện lên, bạn sẽ mặc định tải nó</w:t>
+      </w:r>
+    </w:p>
+    <w:p>
+      <w:pPr>
+        <w:pStyle w:val="ListParagraph"/>
+        <w:numPr>
+          <w:ilvl w:val="0"/>
+          <w:numId w:val="3"/>
+        </w:numPr>
+        <w:rPr>
+          <w:lang w:val="en-US"/>
+        </w:rPr>
+      </w:pPr>
+      <w:r>
+        <w:rPr>
+          <w:lang w:val="en-US"/>
+        </w:rPr>
+        <w:t>Có 1 số File hoặc thư mục quan trọng nên nếu lỡ tay nhấn Delete hay gì thì có cửa sổ quản trị viên ngăn lại</w:t>
+      </w:r>
+    </w:p>
+    <w:p>
+      <w:pPr>
+        <w:pStyle w:val="ListParagraph"/>
+        <w:numPr>
+          <w:ilvl w:val="0"/>
+          <w:numId w:val="10"/>
+        </w:numPr>
+        <w:rPr>
+          <w:lang w:val="en-US"/>
+        </w:rPr>
+      </w:pPr>
+      <w:r>
+        <w:rPr>
+          <w:lang w:val="en-US"/>
+        </w:rPr>
+        <w:t>Cách Chạy 1 Chương Trình Với Quyền Quản Trị Mãi Mãi Cho Tới Khi Ta Tắt?</w:t>
+      </w:r>
+    </w:p>
+    <w:p>
+      <w:pPr>
+        <w:pStyle w:val="ListParagraph"/>
+        <w:numPr>
+          <w:ilvl w:val="0"/>
+          <w:numId w:val="3"/>
+        </w:numPr>
+        <w:rPr>
+          <w:lang w:val="en-US"/>
+        </w:rPr>
+      </w:pPr>
+      <w:r>
+        <w:rPr>
+          <w:lang w:val="en-US"/>
+        </w:rPr>
+        <w:t>Click phải chuột vào biểu tượng chương trình + chọn “Properties” + vào Tab “Compatibility” + Tick vào “Run this program as an administrator” + Click “OK”</w:t>
+      </w:r>
+    </w:p>
+    <w:p>
+      <w:pPr>
+        <w:pStyle w:val="ListParagraph"/>
+        <w:numPr>
+          <w:ilvl w:val="0"/>
+          <w:numId w:val="3"/>
+        </w:numPr>
+        <w:rPr>
+          <w:lang w:val="en-US"/>
+        </w:rPr>
+      </w:pPr>
+      <w:r>
+        <w:rPr>
+          <w:lang w:val="en-US"/>
+        </w:rPr>
+        <w:t>Kể từ này về sau, mỗi khi bạn chạy chương trình này đều mặc định với tư cách quản trị viên</w:t>
+      </w:r>
+    </w:p>
+    <w:p>
+      <w:pPr>
+        <w:pStyle w:val="ListParagraph"/>
+        <w:numPr>
+          <w:ilvl w:val="0"/>
+          <w:numId w:val="10"/>
+        </w:numPr>
+        <w:rPr>
+          <w:lang w:val="en-US"/>
+        </w:rPr>
+      </w:pPr>
+      <w:r>
+        <w:rPr>
+          <w:lang w:val="en-US"/>
+        </w:rPr>
+        <w:t>Thông Tin Xác Thực (Credential) Là Gì?</w:t>
+      </w:r>
+    </w:p>
+    <w:p>
+      <w:pPr>
+        <w:pStyle w:val="ListParagraph"/>
+        <w:numPr>
+          <w:ilvl w:val="0"/>
+          <w:numId w:val="3"/>
+        </w:numPr>
+        <w:rPr>
+          <w:lang w:val="en-US"/>
+        </w:rPr>
+      </w:pPr>
+      <w:r>
+        <w:rPr>
+          <w:lang w:val="en-US"/>
+        </w:rPr>
+        <w:t>Là thông tin để bạn đăng nhập vô 1 cái gì đó</w:t>
+      </w:r>
+    </w:p>
+    <w:p>
+      <w:pPr>
+        <w:pStyle w:val="ListParagraph"/>
+        <w:numPr>
+          <w:ilvl w:val="0"/>
+          <w:numId w:val="3"/>
+        </w:numPr>
+        <w:rPr>
+          <w:lang w:val="en-US"/>
+        </w:rPr>
+      </w:pPr>
+      <w:r>
+        <w:rPr>
+          <w:lang w:val="en-US"/>
+        </w:rPr>
+        <w:t>Được lưu trên máy tính để những lần sau không cần đăng nhập nữa</w:t>
+      </w:r>
+    </w:p>
+    <w:p>
+      <w:pPr>
+        <w:pStyle w:val="ListParagraph"/>
+        <w:numPr>
+          <w:ilvl w:val="0"/>
+          <w:numId w:val="10"/>
+        </w:numPr>
+        <w:rPr>
+          <w:lang w:val="en-US"/>
+        </w:rPr>
+      </w:pPr>
+      <w:r>
+        <w:rPr>
+          <w:lang w:val="en-US"/>
+        </w:rPr>
+        <w:t>Cách Xem Các Thông Tin Xác Thực Lưu Trên Máy Tính?</w:t>
+      </w:r>
+    </w:p>
+    <w:p>
+      <w:pPr>
+        <w:pStyle w:val="ListParagraph"/>
+        <w:numPr>
+          <w:ilvl w:val="0"/>
+          <w:numId w:val="3"/>
+        </w:numPr>
+        <w:rPr>
+          <w:lang w:val="en-US"/>
+        </w:rPr>
+      </w:pPr>
+      <w:r>
+        <w:rPr>
+          <w:lang w:val="en-US"/>
+        </w:rPr>
+        <w:t>Vào “Control Panel” + chọn “User Accounts and Family Safety” + click “Credential Manager”</w:t>
+      </w:r>
+    </w:p>
+    <w:p>
+      <w:pPr>
+        <w:pStyle w:val="ListParagraph"/>
+        <w:numPr>
+          <w:ilvl w:val="0"/>
+          <w:numId w:val="10"/>
+        </w:numPr>
+        <w:rPr>
+          <w:lang w:val="en-US"/>
+        </w:rPr>
+      </w:pPr>
+      <w:r>
+        <w:rPr>
+          <w:lang w:val="en-US"/>
+        </w:rPr>
+        <w:t>Cách Chọn Chương Trình Nào Sẽ Chạy Khi Khởi Động Máy Tính?</w:t>
+      </w:r>
+    </w:p>
+    <w:p>
+      <w:pPr>
+        <w:pStyle w:val="ListParagraph"/>
+        <w:numPr>
+          <w:ilvl w:val="0"/>
+          <w:numId w:val="3"/>
+        </w:numPr>
+        <w:rPr>
+          <w:lang w:val="en-US"/>
+        </w:rPr>
+      </w:pPr>
+      <w:r>
+        <w:rPr>
+          <w:lang w:val="en-US"/>
+        </w:rPr>
+        <w:t>Nhấn “Ctrl” + “R” + gõ  “msconfig” + nhấn Enter + vào Tab “Startup” + chọn hoặc hủy chọn chương trình + Click OK + Restart lại máy</w:t>
+      </w:r>
+    </w:p>
+    <w:p>
+      <w:pPr>
+        <w:pStyle w:val="ListParagraph"/>
+        <w:numPr>
+          <w:ilvl w:val="0"/>
+          <w:numId w:val="10"/>
+        </w:numPr>
+        <w:rPr>
+          <w:lang w:val="en-US"/>
+        </w:rPr>
+      </w:pPr>
+      <w:r>
+        <w:rPr>
+          <w:lang w:val="en-US"/>
+        </w:rPr>
+        <w:t xml:space="preserve">Cơ </w:t>
+      </w:r>
+      <w:r>
+        <w:rPr>
+          <w:lang w:val="en-US"/>
+        </w:rPr>
+        <w:t xml:space="preserve">Chế Hoạt Động Của </w:t>
+      </w:r>
+      <w:r>
+        <w:rPr>
+          <w:lang w:val="en-US"/>
+        </w:rPr>
+        <w:t>Shortcut</w:t>
+      </w:r>
+      <w:r>
+        <w:rPr>
+          <w:lang w:val="en-US"/>
+        </w:rPr>
+        <w:t>?</w:t>
+      </w:r>
+    </w:p>
+    <w:p>
+      <w:pPr>
+        <w:pStyle w:val="ListParagraph"/>
+        <w:numPr>
+          <w:ilvl w:val="0"/>
+          <w:numId w:val="3"/>
+        </w:numPr>
+        <w:rPr>
+          <w:lang w:val="en-US"/>
+        </w:rPr>
+      </w:pPr>
+      <w:r>
+        <w:rPr>
+          <w:lang w:val="en-US"/>
+        </w:rPr>
+        <w:t>Shortcut sẽ có Icon của chương trình nó liên kiết tới</w:t>
       </w:r>
     </w:p>
     <w:p>
@@ -2614,19 +2896,193 @@
         <w:rPr>
           <w:lang w:val="en-US"/>
         </w:rPr>
-        <w:t>Biến có tên “bien” có giá trị là “haha”,</w:t>
-      </w:r>
-      <w:r>
-        <w:rPr>
-          <w:lang w:val="en-US"/>
-        </w:rPr>
-        <w:t xml:space="preserve"> biến có tên %bien% có tên “huhu”,</w:t>
-      </w:r>
-      <w:r>
-        <w:rPr>
-          <w:lang w:val="en-US"/>
-        </w:rPr>
-        <w:t xml:space="preserve"> biến có tên “haha” có giá trị là “4”</w:t>
+        <w:t>Shortcut của Google Chrome sẽ có Icon của Google Chrome</w:t>
+      </w:r>
+    </w:p>
+    <w:p>
+      <w:pPr>
+        <w:pStyle w:val="ListParagraph"/>
+        <w:numPr>
+          <w:ilvl w:val="0"/>
+          <w:numId w:val="3"/>
+        </w:numPr>
+        <w:rPr>
+          <w:lang w:val="en-US"/>
+        </w:rPr>
+      </w:pPr>
+      <w:r>
+        <w:rPr>
+          <w:lang w:val="en-US"/>
+        </w:rPr>
+        <w:t>Đồng thời góc trái dưới của Icon sẽ có biểu tượng mũi tên</w:t>
+      </w:r>
+    </w:p>
+    <w:p>
+      <w:pPr>
+        <w:pStyle w:val="ListParagraph"/>
+        <w:numPr>
+          <w:ilvl w:val="0"/>
+          <w:numId w:val="3"/>
+        </w:numPr>
+        <w:rPr>
+          <w:lang w:val="en-US"/>
+        </w:rPr>
+      </w:pPr>
+      <w:r>
+        <w:rPr>
+          <w:lang w:val="en-US"/>
+        </w:rPr>
+        <w:t>Tên Shortcut bạn có thể đặt tùy ý</w:t>
+      </w:r>
+    </w:p>
+    <w:p>
+      <w:pPr>
+        <w:pStyle w:val="ListParagraph"/>
+        <w:numPr>
+          <w:ilvl w:val="0"/>
+          <w:numId w:val="3"/>
+        </w:numPr>
+        <w:rPr>
+          <w:lang w:val="en-US"/>
+        </w:rPr>
+      </w:pPr>
+      <w:r>
+        <w:rPr>
+          <w:lang w:val="en-US"/>
+        </w:rPr>
+        <w:t>Phần mở rộng của Shortcut là “.lnk”</w:t>
+      </w:r>
+    </w:p>
+    <w:p>
+      <w:pPr>
+        <w:pStyle w:val="ListParagraph"/>
+        <w:numPr>
+          <w:ilvl w:val="0"/>
+          <w:numId w:val="3"/>
+        </w:numPr>
+        <w:rPr>
+          <w:lang w:val="en-US"/>
+        </w:rPr>
+      </w:pPr>
+      <w:r>
+        <w:rPr>
+          <w:lang w:val="en-US"/>
+        </w:rPr>
+        <w:t>File Shortcut không thể Edit thủ công vì nó là File nhị phân</w:t>
+      </w:r>
+    </w:p>
+    <w:p>
+      <w:pPr>
+        <w:pStyle w:val="ListParagraph"/>
+        <w:numPr>
+          <w:ilvl w:val="0"/>
+          <w:numId w:val="10"/>
+        </w:numPr>
+        <w:rPr>
+          <w:lang w:val="en-US"/>
+        </w:rPr>
+      </w:pPr>
+      <w:r>
+        <w:rPr>
+          <w:lang w:val="en-US"/>
+        </w:rPr>
+        <w:t xml:space="preserve">Cách </w:t>
+      </w:r>
+      <w:r>
+        <w:rPr>
+          <w:lang w:val="en-US"/>
+        </w:rPr>
+        <w:t xml:space="preserve">Tạo </w:t>
+      </w:r>
+      <w:r>
+        <w:rPr>
+          <w:lang w:val="en-US"/>
+        </w:rPr>
+        <w:t>Shortcut</w:t>
+      </w:r>
+      <w:r>
+        <w:rPr>
+          <w:lang w:val="en-US"/>
+        </w:rPr>
+        <w:t>?</w:t>
+      </w:r>
+    </w:p>
+    <w:p>
+      <w:pPr>
+        <w:pStyle w:val="ListParagraph"/>
+        <w:numPr>
+          <w:ilvl w:val="0"/>
+          <w:numId w:val="3"/>
+        </w:numPr>
+        <w:rPr>
+          <w:lang w:val="en-US"/>
+        </w:rPr>
+      </w:pPr>
+      <w:r>
+        <w:rPr>
+          <w:lang w:val="en-US"/>
+        </w:rPr>
+        <w:t>Nháy phải chuột tại nơi muốn tạo + chọn “New” + Click “Shortcut”</w:t>
+      </w:r>
+      <w:r>
+        <w:rPr>
+          <w:lang w:val="en-US"/>
+        </w:rPr>
+        <w:t xml:space="preserve"> + nhập dòng lệnh giống như trong CMD bao gồm đường dẫn đến chương trình cùng các tham số + nhấn “Next” + đặt tên cho Shortcut + nhấn “Finish”</w:t>
+      </w:r>
+    </w:p>
+    <w:p>
+      <w:pPr>
+        <w:pStyle w:val="ListParagraph"/>
+        <w:numPr>
+          <w:ilvl w:val="0"/>
+          <w:numId w:val="3"/>
+        </w:numPr>
+        <w:rPr>
+          <w:lang w:val="en-US"/>
+        </w:rPr>
+      </w:pPr>
+      <w:r>
+        <w:rPr>
+          <w:lang w:val="en-US"/>
+        </w:rPr>
+        <w:t>Nháy đúp vào Shortcut để khởi chạy chương trình mà nó kết nối tới cùng với các tham số đã xác định</w:t>
+      </w:r>
+    </w:p>
+    <w:p>
+      <w:pPr>
+        <w:pStyle w:val="ListParagraph"/>
+        <w:numPr>
+          <w:ilvl w:val="0"/>
+          <w:numId w:val="10"/>
+        </w:numPr>
+        <w:rPr>
+          <w:lang w:val="en-US"/>
+        </w:rPr>
+      </w:pPr>
+      <w:r>
+        <w:rPr>
+          <w:lang w:val="en-US"/>
+        </w:rPr>
+        <w:t>Tạo 1 Shortcut Mà Khi Click Vào Nó Sẽ Ra CMD Tại Desktop?</w:t>
+      </w:r>
+    </w:p>
+    <w:p>
+      <w:pPr>
+        <w:pStyle w:val="ListParagraph"/>
+        <w:numPr>
+          <w:ilvl w:val="0"/>
+          <w:numId w:val="3"/>
+        </w:numPr>
+        <w:rPr>
+          <w:lang w:val="en-US"/>
+        </w:rPr>
+      </w:pPr>
+      <w:r>
+        <w:rPr>
+          <w:lang w:val="en-US"/>
+        </w:rPr>
+        <w:t>Tiến hành tạo Shortcut tại Desktop như thường, đến mục nhập lệnh thì nhập dòng lệnh sau</w:t>
       </w:r>
     </w:p>
     <w:p>
@@ -2647,13 +3103,82 @@
         <w:rPr>
           <w:lang w:val="en-US"/>
         </w:rPr>
-        <w:t>e</w:t>
-      </w:r>
-      <w:r>
-        <w:rPr>
-          <w:lang w:val="en-US"/>
-        </w:rPr>
-        <w:t>cho foo bar 123</w:t>
+        <w:t>cmd.exe /k cd %userprofile%\Desktop</w:t>
+      </w:r>
+    </w:p>
+    <w:p>
+      <w:pPr>
+        <w:rPr>
+          <w:lang w:val="en-US"/>
+        </w:rPr>
+      </w:pPr>
+    </w:p>
+    <w:p>
+      <w:pPr>
+        <w:rPr>
+          <w:lang w:val="en-US"/>
+        </w:rPr>
+      </w:pPr>
+      <w:r>
+        <w:rPr>
+          <w:lang w:val="en-US"/>
+        </w:rPr>
+        <w:lastRenderedPageBreak/>
+        <w:t>Simple</w:t>
+      </w:r>
+      <w:r>
+        <w:rPr>
+          <w:lang w:val="en-US"/>
+        </w:rPr>
+        <w:t xml:space="preserve"> Commands </w:t>
+      </w:r>
+      <w:r>
+        <w:rPr>
+          <w:lang w:val="en-US"/>
+        </w:rPr>
+        <w:t xml:space="preserve">– </w:t>
+      </w:r>
+      <w:r>
+        <w:rPr>
+          <w:lang w:val="en-US"/>
+        </w:rPr>
+        <w:t xml:space="preserve">Câu </w:t>
+      </w:r>
+      <w:r>
+        <w:rPr>
+          <w:lang w:val="en-US"/>
+        </w:rPr>
+        <w:t xml:space="preserve">Lệnh </w:t>
+      </w:r>
+      <w:r>
+        <w:rPr>
+          <w:lang w:val="en-US"/>
+        </w:rPr>
+        <w:t>Đơn</w:t>
+      </w:r>
+      <w:r>
+        <w:rPr>
+          <w:lang w:val="en-US"/>
+        </w:rPr>
+        <w:t>:</w:t>
+      </w:r>
+    </w:p>
+    <w:p>
+      <w:pPr>
+        <w:pStyle w:val="ListParagraph"/>
+        <w:numPr>
+          <w:ilvl w:val="0"/>
+          <w:numId w:val="7"/>
+        </w:numPr>
+        <w:rPr>
+          <w:lang w:val="en-US"/>
+        </w:rPr>
+      </w:pPr>
+      <w:r>
+        <w:rPr>
+          <w:lang w:val="en-US"/>
+        </w:rPr>
+        <w:t>Đưa Máy Về Chế Độ Ngủ Đông Ngay Lập Tức?</w:t>
       </w:r>
     </w:p>
     <w:p>
@@ -2674,25 +3199,25 @@
         <w:rPr>
           <w:lang w:val="en-US"/>
         </w:rPr>
-        <w:t>echo %%bien%% def</w:t>
-      </w:r>
-    </w:p>
-    <w:p>
-      <w:pPr>
-        <w:pStyle w:val="ListParagraph"/>
-        <w:numPr>
-          <w:ilvl w:val="0"/>
-          <w:numId w:val="3"/>
-        </w:numPr>
-        <w:rPr>
-          <w:lang w:val="en-US"/>
-        </w:rPr>
-      </w:pPr>
-      <w:r>
-        <w:rPr>
-          <w:lang w:val="en-US"/>
-        </w:rPr>
-        <w:t>Màn hình CMD</w:t>
+        <w:t>shutdown</w:t>
+      </w:r>
+    </w:p>
+    <w:p>
+      <w:pPr>
+        <w:pStyle w:val="ListParagraph"/>
+        <w:numPr>
+          <w:ilvl w:val="0"/>
+          <w:numId w:val="7"/>
+        </w:numPr>
+        <w:rPr>
+          <w:lang w:val="en-US"/>
+        </w:rPr>
+      </w:pPr>
+      <w:r>
+        <w:rPr>
+          <w:lang w:val="en-US"/>
+        </w:rPr>
+        <w:t>Show Cách Dùng Của 1 Câu Lệnh?</w:t>
       </w:r>
     </w:p>
     <w:p>
@@ -2713,7 +3238,25 @@
         <w:rPr>
           <w:lang w:val="en-US"/>
         </w:rPr>
-        <w:t>foo bar 123</w:t>
+        <w:t>&lt;Câu Lệnh&gt; /?</w:t>
+      </w:r>
+    </w:p>
+    <w:p>
+      <w:pPr>
+        <w:pStyle w:val="ListParagraph"/>
+        <w:numPr>
+          <w:ilvl w:val="0"/>
+          <w:numId w:val="3"/>
+        </w:numPr>
+        <w:rPr>
+          <w:lang w:val="en-US"/>
+        </w:rPr>
+      </w:pPr>
+      <w:r>
+        <w:rPr>
+          <w:lang w:val="en-US"/>
+        </w:rPr>
+        <w:t>Ví dụ</w:t>
       </w:r>
     </w:p>
     <w:p>
@@ -2734,7 +3277,13 @@
         <w:rPr>
           <w:lang w:val="en-US"/>
         </w:rPr>
-        <w:t>%haha% def</w:t>
+        <w:t>e</w:t>
+      </w:r>
+      <w:r>
+        <w:rPr>
+          <w:lang w:val="en-US"/>
+        </w:rPr>
+        <w:t>cho /?</w:t>
       </w:r>
     </w:p>
     <w:p>
@@ -2752,15 +3301,7 @@
         <w:rPr>
           <w:lang w:val="en-US"/>
         </w:rPr>
-        <w:t>Không M</w:t>
-      </w:r>
-      <w:bookmarkStart w:id="0" w:name="_GoBack"/>
-      <w:bookmarkEnd w:id="0"/>
-      <w:r>
-        <w:rPr>
-          <w:lang w:val="en-US"/>
-        </w:rPr>
-        <w:t>uốn In Gì Hết Chỉ Muốn Xuống Dòng?</w:t>
+        <w:t>Show Địa Chỉ IP Của Máy?</w:t>
       </w:r>
     </w:p>
     <w:p>
@@ -2781,25 +3322,31 @@
         <w:rPr>
           <w:lang w:val="en-US"/>
         </w:rPr>
-        <w:t>echo.</w:t>
-      </w:r>
-    </w:p>
-    <w:p>
-      <w:pPr>
-        <w:pStyle w:val="ListParagraph"/>
-        <w:numPr>
-          <w:ilvl w:val="0"/>
-          <w:numId w:val="7"/>
-        </w:numPr>
-        <w:rPr>
-          <w:lang w:val="en-US"/>
-        </w:rPr>
-      </w:pPr>
-      <w:r>
-        <w:rPr>
-          <w:lang w:val="en-US"/>
-        </w:rPr>
-        <w:t>Tạm Ngưng Chương Trình Cho Đến Khi Có Phím Được Nhấn?</w:t>
+        <w:t>i</w:t>
+      </w:r>
+      <w:r>
+        <w:rPr>
+          <w:lang w:val="en-US"/>
+        </w:rPr>
+        <w:t>pconfig</w:t>
+      </w:r>
+    </w:p>
+    <w:p>
+      <w:pPr>
+        <w:pStyle w:val="ListParagraph"/>
+        <w:numPr>
+          <w:ilvl w:val="0"/>
+          <w:numId w:val="3"/>
+        </w:numPr>
+        <w:rPr>
+          <w:lang w:val="en-US"/>
+        </w:rPr>
+      </w:pPr>
+      <w:r>
+        <w:rPr>
+          <w:lang w:val="en-US"/>
+        </w:rPr>
+        <w:t>Nếu muốn Show tất cả, kể cả địa chỉ MAC</w:t>
       </w:r>
     </w:p>
     <w:p>
@@ -2820,13 +3367,13 @@
         <w:rPr>
           <w:lang w:val="en-US"/>
         </w:rPr>
-        <w:t>p</w:t>
-      </w:r>
-      <w:r>
-        <w:rPr>
-          <w:lang w:val="en-US"/>
-        </w:rPr>
-        <w:t>ause</w:t>
+        <w:t>i</w:t>
+      </w:r>
+      <w:r>
+        <w:rPr>
+          <w:lang w:val="en-US"/>
+        </w:rPr>
+        <w:t>pconfig /all</w:t>
       </w:r>
     </w:p>
     <w:p>
@@ -2844,25 +3391,7 @@
         <w:rPr>
           <w:lang w:val="en-US"/>
         </w:rPr>
-        <w:t>Xóa Hết Tất Cả Những Gì In Trên Màn Hình CMD?</w:t>
-      </w:r>
-    </w:p>
-    <w:p>
-      <w:pPr>
-        <w:pStyle w:val="ListParagraph"/>
-        <w:numPr>
-          <w:ilvl w:val="0"/>
-          <w:numId w:val="3"/>
-        </w:numPr>
-        <w:rPr>
-          <w:lang w:val="en-US"/>
-        </w:rPr>
-      </w:pPr>
-      <w:r>
-        <w:rPr>
-          <w:lang w:val="en-US"/>
-        </w:rPr>
-        <w:t>Câu lệnh này sẽ xóa hết Buffer</w:t>
+        <w:t>Show Các Kết Nối Của Máy Dưới Dạng Địa Chỉ IP Và Số Port?</w:t>
       </w:r>
     </w:p>
     <w:p>
@@ -2883,13 +3412,55 @@
         <w:rPr>
           <w:lang w:val="en-US"/>
         </w:rPr>
-        <w:t>c</w:t>
-      </w:r>
-      <w:r>
-        <w:rPr>
-          <w:lang w:val="en-US"/>
-        </w:rPr>
-        <w:t>ls</w:t>
+        <w:t xml:space="preserve">netstat </w:t>
+      </w:r>
+      <w:r>
+        <w:rPr>
+          <w:lang w:val="en-US"/>
+        </w:rPr>
+        <w:t>-</w:t>
+      </w:r>
+      <w:r>
+        <w:rPr>
+          <w:lang w:val="en-US"/>
+        </w:rPr>
+        <w:t>n</w:t>
+      </w:r>
+    </w:p>
+    <w:p>
+      <w:pPr>
+        <w:pStyle w:val="ListParagraph"/>
+        <w:numPr>
+          <w:ilvl w:val="0"/>
+          <w:numId w:val="3"/>
+        </w:numPr>
+        <w:rPr>
+          <w:lang w:val="en-US"/>
+        </w:rPr>
+      </w:pPr>
+      <w:r>
+        <w:rPr>
+          <w:lang w:val="en-US"/>
+        </w:rPr>
+        <w:t>Local Address là địa chỉ IP của máy tính bạn cùng với Port tương ứng</w:t>
+      </w:r>
+    </w:p>
+    <w:p>
+      <w:pPr>
+        <w:pStyle w:val="ListParagraph"/>
+        <w:numPr>
+          <w:ilvl w:val="0"/>
+          <w:numId w:val="3"/>
+        </w:numPr>
+        <w:rPr>
+          <w:lang w:val="en-US"/>
+        </w:rPr>
+      </w:pPr>
+      <w:r>
+        <w:rPr>
+          <w:lang w:val="en-US"/>
+        </w:rPr>
+        <w:t>Foreign Address là địa chỉ IP của nơi đang được kết nối  cùng với Port tương ứng</w:t>
       </w:r>
     </w:p>
     <w:p>
@@ -2907,7 +3478,7 @@
         <w:rPr>
           <w:lang w:val="en-US"/>
         </w:rPr>
-        <w:t>Nhảy Từ Dòng Code Này Sang Dòng Code Khác Và Bỏ Qua Code Ở Giữa?</w:t>
+        <w:t>Không Muốn Hiện Câu Lệnh Trong Tệp Lên CMD?</w:t>
       </w:r>
     </w:p>
     <w:p>
@@ -2928,13 +3499,31 @@
         <w:rPr>
           <w:lang w:val="en-US"/>
         </w:rPr>
-        <w:t>g</w:t>
-      </w:r>
-      <w:r>
-        <w:rPr>
-          <w:lang w:val="en-US"/>
-        </w:rPr>
-        <w:t>oto &lt;Mốc&gt;</w:t>
+        <w:t>@echo off</w:t>
+      </w:r>
+    </w:p>
+    <w:p>
+      <w:pPr>
+        <w:pStyle w:val="ListParagraph"/>
+        <w:numPr>
+          <w:ilvl w:val="0"/>
+          <w:numId w:val="7"/>
+        </w:numPr>
+        <w:rPr>
+          <w:lang w:val="en-US"/>
+        </w:rPr>
+      </w:pPr>
+      <w:r>
+        <w:rPr>
+          <w:lang w:val="en-US"/>
+        </w:rPr>
+        <w:t>In Thứ Gì Đó</w:t>
+      </w:r>
+      <w:r>
+        <w:rPr>
+          <w:lang w:val="en-US"/>
+        </w:rPr>
+        <w:t xml:space="preserve"> Và Xuống Dòng?</w:t>
       </w:r>
     </w:p>
     <w:p>
@@ -2955,7 +3544,127 @@
         <w:rPr>
           <w:lang w:val="en-US"/>
         </w:rPr>
-        <w:t>&lt;Code Ở Giữa&gt;</w:t>
+        <w:t>e</w:t>
+      </w:r>
+      <w:r>
+        <w:rPr>
+          <w:lang w:val="en-US"/>
+        </w:rPr>
+        <w:t xml:space="preserve">cho </w:t>
+      </w:r>
+      <w:r>
+        <w:rPr>
+          <w:lang w:val="en-US"/>
+        </w:rPr>
+        <w:t>&lt;Dòng Văn Bản&gt;</w:t>
+      </w:r>
+    </w:p>
+    <w:p>
+      <w:pPr>
+        <w:pStyle w:val="ListParagraph"/>
+        <w:numPr>
+          <w:ilvl w:val="0"/>
+          <w:numId w:val="3"/>
+        </w:numPr>
+        <w:rPr>
+          <w:lang w:val="en-US"/>
+        </w:rPr>
+      </w:pPr>
+      <w:r>
+        <w:rPr>
+          <w:lang w:val="en-US"/>
+        </w:rPr>
+        <w:t>Lưu ý sẽ in luôn mấy dấ</w:t>
+      </w:r>
+      <w:r>
+        <w:rPr>
+          <w:lang w:val="en-US"/>
+        </w:rPr>
+        <w:t>u “ “</w:t>
+      </w:r>
+      <w:r>
+        <w:rPr>
+          <w:lang w:val="en-US"/>
+        </w:rPr>
+        <w:t xml:space="preserve"> ở cuối</w:t>
+      </w:r>
+      <w:r>
+        <w:rPr>
+          <w:lang w:val="en-US"/>
+        </w:rPr>
+        <w:t xml:space="preserve"> </w:t>
+      </w:r>
+      <w:r>
+        <w:rPr>
+          <w:lang w:val="en-US"/>
+        </w:rPr>
+        <w:t>&lt;Dòng Văn Bản&gt; nếu có</w:t>
+      </w:r>
+    </w:p>
+    <w:p>
+      <w:pPr>
+        <w:pStyle w:val="ListParagraph"/>
+        <w:numPr>
+          <w:ilvl w:val="0"/>
+          <w:numId w:val="3"/>
+        </w:numPr>
+        <w:rPr>
+          <w:lang w:val="en-US"/>
+        </w:rPr>
+      </w:pPr>
+      <w:r>
+        <w:rPr>
+          <w:lang w:val="en-US"/>
+        </w:rPr>
+        <w:t>Nếu &lt;Dòng Văn Bản&gt; không có gì ngoài dấu “ “ thì sẽ in ra “ECHO is on.”</w:t>
+      </w:r>
+    </w:p>
+    <w:p>
+      <w:pPr>
+        <w:pStyle w:val="ListParagraph"/>
+        <w:numPr>
+          <w:ilvl w:val="0"/>
+          <w:numId w:val="3"/>
+        </w:numPr>
+        <w:rPr>
+          <w:lang w:val="en-US"/>
+        </w:rPr>
+      </w:pPr>
+      <w:r>
+        <w:rPr>
+          <w:lang w:val="en-US"/>
+        </w:rPr>
+        <w:t>Ví dụ</w:t>
+      </w:r>
+    </w:p>
+    <w:p>
+      <w:pPr>
+        <w:pStyle w:val="ListParagraph"/>
+        <w:numPr>
+          <w:ilvl w:val="0"/>
+          <w:numId w:val="3"/>
+        </w:numPr>
+        <w:rPr>
+          <w:lang w:val="en-US"/>
+        </w:rPr>
+      </w:pPr>
+      <w:r>
+        <w:rPr>
+          <w:lang w:val="en-US"/>
+        </w:rPr>
+        <w:t>Biến có tên “bien” có giá trị là “haha”,</w:t>
+      </w:r>
+      <w:r>
+        <w:rPr>
+          <w:lang w:val="en-US"/>
+        </w:rPr>
+        <w:t xml:space="preserve"> biến có tên %bien% có tên “huhu”,</w:t>
+      </w:r>
+      <w:r>
+        <w:rPr>
+          <w:lang w:val="en-US"/>
+        </w:rPr>
+        <w:t xml:space="preserve"> biến có tên “haha” có giá trị là “4”</w:t>
       </w:r>
     </w:p>
     <w:p>
@@ -2976,43 +3685,13 @@
         <w:rPr>
           <w:lang w:val="en-US"/>
         </w:rPr>
-        <w:t>&lt;Mốc&gt;</w:t>
-      </w:r>
-    </w:p>
-    <w:p>
-      <w:pPr>
-        <w:pStyle w:val="ListParagraph"/>
-        <w:numPr>
-          <w:ilvl w:val="0"/>
-          <w:numId w:val="3"/>
-        </w:numPr>
-        <w:rPr>
-          <w:lang w:val="en-US"/>
-        </w:rPr>
-      </w:pPr>
-      <w:r>
-        <w:rPr>
-          <w:lang w:val="en-US"/>
-        </w:rPr>
-        <w:t>Mốc là 1 chuỗi bất kì</w:t>
-      </w:r>
-    </w:p>
-    <w:p>
-      <w:pPr>
-        <w:pStyle w:val="ListParagraph"/>
-        <w:numPr>
-          <w:ilvl w:val="0"/>
-          <w:numId w:val="3"/>
-        </w:numPr>
-        <w:rPr>
-          <w:lang w:val="en-US"/>
-        </w:rPr>
-      </w:pPr>
-      <w:r>
-        <w:rPr>
-          <w:lang w:val="en-US"/>
-        </w:rPr>
-        <w:t>Ví dụ</w:t>
+        <w:t>e</w:t>
+      </w:r>
+      <w:r>
+        <w:rPr>
+          <w:lang w:val="en-US"/>
+        </w:rPr>
+        <w:t>cho foo bar 123</w:t>
       </w:r>
     </w:p>
     <w:p>
@@ -3033,7 +3712,25 @@
         <w:rPr>
           <w:lang w:val="en-US"/>
         </w:rPr>
-        <w:t>echo start</w:t>
+        <w:t>echo %%bien%% def</w:t>
+      </w:r>
+    </w:p>
+    <w:p>
+      <w:pPr>
+        <w:pStyle w:val="ListParagraph"/>
+        <w:numPr>
+          <w:ilvl w:val="0"/>
+          <w:numId w:val="3"/>
+        </w:numPr>
+        <w:rPr>
+          <w:lang w:val="en-US"/>
+        </w:rPr>
+      </w:pPr>
+      <w:r>
+        <w:rPr>
+          <w:lang w:val="en-US"/>
+        </w:rPr>
+        <w:t>Màn hình CMD</w:t>
       </w:r>
     </w:p>
     <w:p>
@@ -3050,6 +3747,12 @@
           <w:lang w:val="en-US"/>
         </w:rPr>
       </w:pPr>
+      <w:r>
+        <w:rPr>
+          <w:lang w:val="en-US"/>
+        </w:rPr>
+        <w:t>foo bar 123</w:t>
+      </w:r>
     </w:p>
     <w:p>
       <w:pPr>
@@ -3069,7 +3772,25 @@
         <w:rPr>
           <w:lang w:val="en-US"/>
         </w:rPr>
-        <w:t>goto foo bar</w:t>
+        <w:t>%haha% def</w:t>
+      </w:r>
+    </w:p>
+    <w:p>
+      <w:pPr>
+        <w:pStyle w:val="ListParagraph"/>
+        <w:numPr>
+          <w:ilvl w:val="0"/>
+          <w:numId w:val="7"/>
+        </w:numPr>
+        <w:rPr>
+          <w:lang w:val="en-US"/>
+        </w:rPr>
+      </w:pPr>
+      <w:r>
+        <w:rPr>
+          <w:lang w:val="en-US"/>
+        </w:rPr>
+        <w:t>Không Muốn In Gì Hết Chỉ Muốn Xuống Dòng?</w:t>
       </w:r>
     </w:p>
     <w:p>
@@ -3086,6 +3807,30 @@
           <w:lang w:val="en-US"/>
         </w:rPr>
       </w:pPr>
+      <w:r>
+        <w:rPr>
+          <w:lang w:val="en-US"/>
+        </w:rPr>
+        <w:t>echo.</w:t>
+      </w:r>
+    </w:p>
+    <w:p>
+      <w:pPr>
+        <w:pStyle w:val="ListParagraph"/>
+        <w:numPr>
+          <w:ilvl w:val="0"/>
+          <w:numId w:val="7"/>
+        </w:numPr>
+        <w:rPr>
+          <w:lang w:val="en-US"/>
+        </w:rPr>
+      </w:pPr>
+      <w:r>
+        <w:rPr>
+          <w:lang w:val="en-US"/>
+        </w:rPr>
+        <w:t>Tạm Ngưng Chương Trình Cho Đến Khi Có Phím Được Nhấn?</w:t>
+      </w:r>
     </w:p>
     <w:p>
       <w:pPr>
@@ -3105,7 +3850,49 @@
         <w:rPr>
           <w:lang w:val="en-US"/>
         </w:rPr>
-        <w:t>echo hi</w:t>
+        <w:t>p</w:t>
+      </w:r>
+      <w:r>
+        <w:rPr>
+          <w:lang w:val="en-US"/>
+        </w:rPr>
+        <w:t>ause</w:t>
+      </w:r>
+    </w:p>
+    <w:p>
+      <w:pPr>
+        <w:pStyle w:val="ListParagraph"/>
+        <w:numPr>
+          <w:ilvl w:val="0"/>
+          <w:numId w:val="7"/>
+        </w:numPr>
+        <w:rPr>
+          <w:lang w:val="en-US"/>
+        </w:rPr>
+      </w:pPr>
+      <w:r>
+        <w:rPr>
+          <w:lang w:val="en-US"/>
+        </w:rPr>
+        <w:t>Xóa Hết Tất Cả Những Gì In Trên Màn Hình CMD?</w:t>
+      </w:r>
+    </w:p>
+    <w:p>
+      <w:pPr>
+        <w:pStyle w:val="ListParagraph"/>
+        <w:numPr>
+          <w:ilvl w:val="0"/>
+          <w:numId w:val="3"/>
+        </w:numPr>
+        <w:rPr>
+          <w:lang w:val="en-US"/>
+        </w:rPr>
+      </w:pPr>
+      <w:r>
+        <w:rPr>
+          <w:lang w:val="en-US"/>
+        </w:rPr>
+        <w:t>Câu lệnh này sẽ xóa hết Buffer</w:t>
       </w:r>
     </w:p>
     <w:p>
@@ -3126,7 +3913,31 @@
         <w:rPr>
           <w:lang w:val="en-US"/>
         </w:rPr>
-        <w:t>echo hello</w:t>
+        <w:t>c</w:t>
+      </w:r>
+      <w:r>
+        <w:rPr>
+          <w:lang w:val="en-US"/>
+        </w:rPr>
+        <w:t>ls</w:t>
+      </w:r>
+    </w:p>
+    <w:p>
+      <w:pPr>
+        <w:pStyle w:val="ListParagraph"/>
+        <w:numPr>
+          <w:ilvl w:val="0"/>
+          <w:numId w:val="7"/>
+        </w:numPr>
+        <w:rPr>
+          <w:lang w:val="en-US"/>
+        </w:rPr>
+      </w:pPr>
+      <w:r>
+        <w:rPr>
+          <w:lang w:val="en-US"/>
+        </w:rPr>
+        <w:t>Nhảy Từ Dòng Code Này Sang Dòng Code Khác Và Bỏ Qua Code Ở Giữa?</w:t>
       </w:r>
     </w:p>
     <w:p>
@@ -3143,6 +3954,18 @@
           <w:lang w:val="en-US"/>
         </w:rPr>
       </w:pPr>
+      <w:r>
+        <w:rPr>
+          <w:lang w:val="en-US"/>
+        </w:rPr>
+        <w:t>g</w:t>
+      </w:r>
+      <w:r>
+        <w:rPr>
+          <w:lang w:val="en-US"/>
+        </w:rPr>
+        <w:t>oto &lt;Mốc&gt;</w:t>
+      </w:r>
     </w:p>
     <w:p>
       <w:pPr>
@@ -3162,7 +3985,7 @@
         <w:rPr>
           <w:lang w:val="en-US"/>
         </w:rPr>
-        <w:t>:foo bar</w:t>
+        <w:t>&lt;Code Ở Giữa&gt;</w:t>
       </w:r>
     </w:p>
     <w:p>
@@ -3179,6 +4002,48 @@
           <w:lang w:val="en-US"/>
         </w:rPr>
       </w:pPr>
+      <w:r>
+        <w:rPr>
+          <w:lang w:val="en-US"/>
+        </w:rPr>
+        <w:t>&lt;Mốc&gt;</w:t>
+      </w:r>
+    </w:p>
+    <w:p>
+      <w:pPr>
+        <w:pStyle w:val="ListParagraph"/>
+        <w:numPr>
+          <w:ilvl w:val="0"/>
+          <w:numId w:val="3"/>
+        </w:numPr>
+        <w:rPr>
+          <w:lang w:val="en-US"/>
+        </w:rPr>
+      </w:pPr>
+      <w:r>
+        <w:rPr>
+          <w:lang w:val="en-US"/>
+        </w:rPr>
+        <w:t>Mốc là 1 chuỗi bất kì</w:t>
+      </w:r>
+    </w:p>
+    <w:p>
+      <w:pPr>
+        <w:pStyle w:val="ListParagraph"/>
+        <w:numPr>
+          <w:ilvl w:val="0"/>
+          <w:numId w:val="3"/>
+        </w:numPr>
+        <w:rPr>
+          <w:lang w:val="en-US"/>
+        </w:rPr>
+      </w:pPr>
+      <w:r>
+        <w:rPr>
+          <w:lang w:val="en-US"/>
+        </w:rPr>
+        <w:t>Ví dụ</w:t>
+      </w:r>
     </w:p>
     <w:p>
       <w:pPr>
@@ -3198,25 +4063,7 @@
         <w:rPr>
           <w:lang w:val="en-US"/>
         </w:rPr>
-        <w:t>echo end</w:t>
-      </w:r>
-    </w:p>
-    <w:p>
-      <w:pPr>
-        <w:pStyle w:val="ListParagraph"/>
-        <w:numPr>
-          <w:ilvl w:val="0"/>
-          <w:numId w:val="3"/>
-        </w:numPr>
-        <w:rPr>
-          <w:lang w:val="en-US"/>
-        </w:rPr>
-      </w:pPr>
-      <w:r>
-        <w:rPr>
-          <w:lang w:val="en-US"/>
-        </w:rPr>
-        <w:t>Màn hình CMD</w:t>
+        <w:t>echo start</w:t>
       </w:r>
     </w:p>
     <w:p>
@@ -3233,12 +4080,6 @@
           <w:lang w:val="en-US"/>
         </w:rPr>
       </w:pPr>
-      <w:r>
-        <w:rPr>
-          <w:lang w:val="en-US"/>
-        </w:rPr>
-        <w:t>start</w:t>
-      </w:r>
     </w:p>
     <w:p>
       <w:pPr>
@@ -3258,26 +4099,7 @@
         <w:rPr>
           <w:lang w:val="en-US"/>
         </w:rPr>
-        <w:lastRenderedPageBreak/>
-        <w:t>end</w:t>
-      </w:r>
-    </w:p>
-    <w:p>
-      <w:pPr>
-        <w:pStyle w:val="ListParagraph"/>
-        <w:numPr>
-          <w:ilvl w:val="0"/>
-          <w:numId w:val="7"/>
-        </w:numPr>
-        <w:rPr>
-          <w:lang w:val="en-US"/>
-        </w:rPr>
-      </w:pPr>
-      <w:r>
-        <w:rPr>
-          <w:lang w:val="en-US"/>
-        </w:rPr>
-        <w:t>Gán Giá Trị Cho 1 Biến?</w:t>
+        <w:t>goto foo bar</w:t>
       </w:r>
     </w:p>
     <w:p>
@@ -3294,96 +4116,6 @@
           <w:lang w:val="en-US"/>
         </w:rPr>
       </w:pPr>
-      <w:r>
-        <w:rPr>
-          <w:lang w:val="en-US"/>
-        </w:rPr>
-        <w:t>s</w:t>
-      </w:r>
-      <w:r>
-        <w:rPr>
-          <w:lang w:val="en-US"/>
-        </w:rPr>
-        <w:t>et &lt;Biến&gt;=&lt;Giá Trị&gt;</w:t>
-      </w:r>
-    </w:p>
-    <w:p>
-      <w:pPr>
-        <w:pStyle w:val="ListParagraph"/>
-        <w:numPr>
-          <w:ilvl w:val="0"/>
-          <w:numId w:val="3"/>
-        </w:numPr>
-        <w:rPr>
-          <w:lang w:val="en-US"/>
-        </w:rPr>
-      </w:pPr>
-      <w:r>
-        <w:rPr>
-          <w:lang w:val="en-US"/>
-        </w:rPr>
-        <w:t>&lt;</w:t>
-      </w:r>
-      <w:r>
-        <w:rPr>
-          <w:lang w:val="en-US"/>
-        </w:rPr>
-        <w:t xml:space="preserve">Biến&gt; và &lt;Giá Trị&gt; đều là chuỗi </w:t>
-      </w:r>
-      <w:r>
-        <w:rPr>
-          <w:lang w:val="en-US"/>
-        </w:rPr>
-        <w:t>thuần túy</w:t>
-      </w:r>
-      <w:r>
-        <w:rPr>
-          <w:lang w:val="en-US"/>
-        </w:rPr>
-        <w:t xml:space="preserve"> tính luôn dấu cách,</w:t>
-      </w:r>
-      <w:r>
-        <w:rPr>
-          <w:lang w:val="en-US"/>
-        </w:rPr>
-        <w:t xml:space="preserve"> không có nội suy biến</w:t>
-      </w:r>
-    </w:p>
-    <w:p>
-      <w:pPr>
-        <w:pStyle w:val="ListParagraph"/>
-        <w:numPr>
-          <w:ilvl w:val="0"/>
-          <w:numId w:val="3"/>
-        </w:numPr>
-        <w:rPr>
-          <w:lang w:val="en-US"/>
-        </w:rPr>
-      </w:pPr>
-      <w:r>
-        <w:rPr>
-          <w:lang w:val="en-US"/>
-        </w:rPr>
-        <w:t>Ví dụ</w:t>
-      </w:r>
-    </w:p>
-    <w:p>
-      <w:pPr>
-        <w:pStyle w:val="ListParagraph"/>
-        <w:numPr>
-          <w:ilvl w:val="0"/>
-          <w:numId w:val="3"/>
-        </w:numPr>
-        <w:rPr>
-          <w:lang w:val="en-US"/>
-        </w:rPr>
-      </w:pPr>
-      <w:r>
-        <w:rPr>
-          <w:lang w:val="en-US"/>
-        </w:rPr>
-        <w:t>Biến có tên “%cuc%” có giá trị là “5”</w:t>
-      </w:r>
     </w:p>
     <w:p>
       <w:pPr>
@@ -3403,61 +4135,7 @@
         <w:rPr>
           <w:lang w:val="en-US"/>
         </w:rPr>
-        <w:t>s</w:t>
-      </w:r>
-      <w:r>
-        <w:rPr>
-          <w:lang w:val="en-US"/>
-        </w:rPr>
-        <w:t>et foo bar</w:t>
-      </w:r>
-      <w:r>
-        <w:rPr>
-          <w:lang w:val="en-US"/>
-        </w:rPr>
-        <w:t xml:space="preserve"> </w:t>
-      </w:r>
-      <w:r>
-        <w:rPr>
-          <w:lang w:val="en-US"/>
-        </w:rPr>
-        <w:t>=</w:t>
-      </w:r>
-      <w:r>
-        <w:rPr>
-          <w:lang w:val="en-US"/>
-        </w:rPr>
-        <w:t xml:space="preserve">  </w:t>
-      </w:r>
-      <w:r>
-        <w:rPr>
-          <w:lang w:val="en-US"/>
-        </w:rPr>
-        <w:t xml:space="preserve">an 1 </w:t>
-      </w:r>
-      <w:r>
-        <w:rPr>
-          <w:lang w:val="en-US"/>
-        </w:rPr>
-        <w:t>%</w:t>
-      </w:r>
-      <w:r>
-        <w:rPr>
-          <w:lang w:val="en-US"/>
-        </w:rPr>
-        <w:t>cuc</w:t>
-      </w:r>
-      <w:r>
-        <w:rPr>
-          <w:lang w:val="en-US"/>
-        </w:rPr>
-        <w:t>%</w:t>
-      </w:r>
-      <w:r>
-        <w:rPr>
-          <w:lang w:val="en-US"/>
-        </w:rPr>
-        <w:t xml:space="preserve"> cut</w:t>
+        <w:t>echo hi</w:t>
       </w:r>
     </w:p>
     <w:p>
@@ -3478,43 +4156,7 @@
         <w:rPr>
           <w:lang w:val="en-US"/>
         </w:rPr>
-        <w:t>e</w:t>
-      </w:r>
-      <w:r>
-        <w:rPr>
-          <w:lang w:val="en-US"/>
-        </w:rPr>
-        <w:t>cho %foo bar</w:t>
-      </w:r>
-      <w:r>
-        <w:rPr>
-          <w:lang w:val="en-US"/>
-        </w:rPr>
-        <w:t xml:space="preserve"> </w:t>
-      </w:r>
-      <w:r>
-        <w:rPr>
-          <w:lang w:val="en-US"/>
-        </w:rPr>
-        <w:t>%</w:t>
-      </w:r>
-    </w:p>
-    <w:p>
-      <w:pPr>
-        <w:pStyle w:val="ListParagraph"/>
-        <w:numPr>
-          <w:ilvl w:val="0"/>
-          <w:numId w:val="3"/>
-        </w:numPr>
-        <w:rPr>
-          <w:lang w:val="en-US"/>
-        </w:rPr>
-      </w:pPr>
-      <w:r>
-        <w:rPr>
-          <w:lang w:val="en-US"/>
-        </w:rPr>
-        <w:t>Màn hình CMD</w:t>
+        <w:t>echo hello</w:t>
       </w:r>
     </w:p>
     <w:p>
@@ -3531,66 +4173,6 @@
           <w:lang w:val="en-US"/>
         </w:rPr>
       </w:pPr>
-      <w:r>
-        <w:rPr>
-          <w:lang w:val="en-US"/>
-        </w:rPr>
-        <w:t xml:space="preserve">  </w:t>
-      </w:r>
-      <w:r>
-        <w:rPr>
-          <w:lang w:val="en-US"/>
-        </w:rPr>
-        <w:t xml:space="preserve">an 1 </w:t>
-      </w:r>
-      <w:r>
-        <w:rPr>
-          <w:lang w:val="en-US"/>
-        </w:rPr>
-        <w:t>%</w:t>
-      </w:r>
-      <w:r>
-        <w:rPr>
-          <w:lang w:val="en-US"/>
-        </w:rPr>
-        <w:t>cuc</w:t>
-      </w:r>
-      <w:r>
-        <w:rPr>
-          <w:lang w:val="en-US"/>
-        </w:rPr>
-        <w:t>%</w:t>
-      </w:r>
-      <w:r>
-        <w:rPr>
-          <w:lang w:val="en-US"/>
-        </w:rPr>
-        <w:t xml:space="preserve"> cut</w:t>
-      </w:r>
-    </w:p>
-    <w:p>
-      <w:pPr>
-        <w:pStyle w:val="ListParagraph"/>
-        <w:numPr>
-          <w:ilvl w:val="0"/>
-          <w:numId w:val="7"/>
-        </w:numPr>
-        <w:rPr>
-          <w:lang w:val="en-US"/>
-        </w:rPr>
-      </w:pPr>
-      <w:r>
-        <w:rPr>
-          <w:lang w:val="en-US"/>
-        </w:rPr>
-        <w:t xml:space="preserve">Gán </w:t>
-      </w:r>
-      <w:r>
-        <w:rPr>
-          <w:lang w:val="en-US"/>
-        </w:rPr>
-        <w:t>Giá Trị Cho 1 Biến Thông Qua Việc Hỏi Người Dùng Nhập Vào?</w:t>
-      </w:r>
     </w:p>
     <w:p>
       <w:pPr>
@@ -3610,73 +4192,7 @@
         <w:rPr>
           <w:lang w:val="en-US"/>
         </w:rPr>
-        <w:t>s</w:t>
-      </w:r>
-      <w:r>
-        <w:rPr>
-          <w:lang w:val="en-US"/>
-        </w:rPr>
-        <w:t>et /p &lt;Biến&gt;=&lt;Câu Hỏi&gt;</w:t>
-      </w:r>
-    </w:p>
-    <w:p>
-      <w:pPr>
-        <w:pStyle w:val="ListParagraph"/>
-        <w:numPr>
-          <w:ilvl w:val="0"/>
-          <w:numId w:val="3"/>
-        </w:numPr>
-        <w:rPr>
-          <w:lang w:val="en-US"/>
-        </w:rPr>
-      </w:pPr>
-      <w:r>
-        <w:rPr>
-          <w:lang w:val="en-US"/>
-        </w:rPr>
-        <w:t>&lt;Biến&gt; và &lt;Giá Trị&gt; đều là chuỗi thuần túy không có nội suy biến</w:t>
-      </w:r>
-      <w:r>
-        <w:rPr>
-          <w:lang w:val="en-US"/>
-        </w:rPr>
-        <w:t>, &lt;Biến&gt; thì tính luôn tất cả dấu cách đằng sau trước dấu “=”, &lt;Câu Hỏi&gt; thì loại bỏ tất cả dấu cách đằng trước sau dấu “=”</w:t>
-      </w:r>
-    </w:p>
-    <w:p>
-      <w:pPr>
-        <w:pStyle w:val="ListParagraph"/>
-        <w:numPr>
-          <w:ilvl w:val="0"/>
-          <w:numId w:val="3"/>
-        </w:numPr>
-        <w:rPr>
-          <w:lang w:val="en-US"/>
-        </w:rPr>
-      </w:pPr>
-      <w:r>
-        <w:rPr>
-          <w:lang w:val="en-US"/>
-        </w:rPr>
-        <w:t>Trên màn hình CMD sẽ xuất hiện &lt;Câu Hỏi&gt; nhưng không xuống dòng, những gì bạn nhập tiếp theo trước khi nhấn Enter sẽ được lưu vào &lt;Biến&gt;</w:t>
-      </w:r>
-    </w:p>
-    <w:p>
-      <w:pPr>
-        <w:pStyle w:val="ListParagraph"/>
-        <w:numPr>
-          <w:ilvl w:val="0"/>
-          <w:numId w:val="3"/>
-        </w:numPr>
-        <w:rPr>
-          <w:lang w:val="en-US"/>
-        </w:rPr>
-      </w:pPr>
-      <w:r>
-        <w:rPr>
-          <w:lang w:val="en-US"/>
-        </w:rPr>
-        <w:t>Ví dụ</w:t>
+        <w:t>:foo bar</w:t>
       </w:r>
     </w:p>
     <w:p>
@@ -3693,54 +4209,6 @@
           <w:lang w:val="en-US"/>
         </w:rPr>
       </w:pPr>
-      <w:r>
-        <w:rPr>
-          <w:lang w:val="en-US"/>
-        </w:rPr>
-        <w:t>set /p bar</w:t>
-      </w:r>
-      <w:r>
-        <w:rPr>
-          <w:lang w:val="en-US"/>
-        </w:rPr>
-        <w:t xml:space="preserve"> </w:t>
-      </w:r>
-      <w:r>
-        <w:rPr>
-          <w:lang w:val="en-US"/>
-        </w:rPr>
-        <w:t>=</w:t>
-      </w:r>
-      <w:r>
-        <w:rPr>
-          <w:lang w:val="en-US"/>
-        </w:rPr>
-        <w:t xml:space="preserve">  </w:t>
-      </w:r>
-      <w:r>
-        <w:rPr>
-          <w:lang w:val="en-US"/>
-        </w:rPr>
-        <w:t>Foo la gi 123?</w:t>
-      </w:r>
-    </w:p>
-    <w:p>
-      <w:pPr>
-        <w:pStyle w:val="ListParagraph"/>
-        <w:numPr>
-          <w:ilvl w:val="0"/>
-          <w:numId w:val="3"/>
-        </w:numPr>
-        <w:rPr>
-          <w:lang w:val="en-US"/>
-        </w:rPr>
-      </w:pPr>
-      <w:r>
-        <w:rPr>
-          <w:lang w:val="en-US"/>
-        </w:rPr>
-        <w:t>Màn hình CMD</w:t>
-      </w:r>
     </w:p>
     <w:p>
       <w:pPr>
@@ -3760,37 +4228,7 @@
         <w:rPr>
           <w:lang w:val="en-US"/>
         </w:rPr>
-        <w:t>Foo la gi 123?</w:t>
-      </w:r>
-    </w:p>
-    <w:p>
-      <w:pPr>
-        <w:pStyle w:val="ListParagraph"/>
-        <w:numPr>
-          <w:ilvl w:val="0"/>
-          <w:numId w:val="3"/>
-        </w:numPr>
-        <w:rPr>
-          <w:lang w:val="en-US"/>
-        </w:rPr>
-      </w:pPr>
-      <w:r>
-        <w:rPr>
-          <w:lang w:val="en-US"/>
-        </w:rPr>
-        <w:t>Bạn nhập “</w:t>
-      </w:r>
-      <w:r>
-        <w:rPr>
-          <w:lang w:val="en-US"/>
-        </w:rPr>
-        <w:t xml:space="preserve">  </w:t>
-      </w:r>
-      <w:r>
-        <w:rPr>
-          <w:lang w:val="en-US"/>
-        </w:rPr>
-        <w:t>abc456” rồi nhấn Enter</w:t>
+        <w:t>echo end</w:t>
       </w:r>
     </w:p>
     <w:p>
@@ -3829,85 +4267,7 @@
         <w:rPr>
           <w:lang w:val="en-US"/>
         </w:rPr>
-        <w:t>Foo la gi123?</w:t>
-      </w:r>
-      <w:r>
-        <w:rPr>
-          <w:lang w:val="en-US"/>
-        </w:rPr>
-        <w:t xml:space="preserve">  </w:t>
-      </w:r>
-      <w:r>
-        <w:rPr>
-          <w:lang w:val="en-US"/>
-        </w:rPr>
-        <w:t>abc456</w:t>
-      </w:r>
-    </w:p>
-    <w:p>
-      <w:pPr>
-        <w:pStyle w:val="ListParagraph"/>
-        <w:numPr>
-          <w:ilvl w:val="0"/>
-          <w:numId w:val="3"/>
-        </w:numPr>
-        <w:rPr>
-          <w:lang w:val="en-US"/>
-        </w:rPr>
-      </w:pPr>
-      <w:r>
-        <w:rPr>
-          <w:lang w:val="en-US"/>
-        </w:rPr>
-        <w:t>Bây giờ biến “bar</w:t>
-      </w:r>
-      <w:r>
-        <w:rPr>
-          <w:lang w:val="en-US"/>
-        </w:rPr>
-        <w:t xml:space="preserve"> </w:t>
-      </w:r>
-      <w:r>
-        <w:rPr>
-          <w:lang w:val="en-US"/>
-        </w:rPr>
-        <w:t>” đã có giá trị là “</w:t>
-      </w:r>
-      <w:r>
-        <w:rPr>
-          <w:lang w:val="en-US"/>
-        </w:rPr>
-        <w:t xml:space="preserve">  </w:t>
-      </w:r>
-      <w:r>
-        <w:rPr>
-          <w:lang w:val="en-US"/>
-        </w:rPr>
-        <w:t>abc456”</w:t>
-      </w:r>
-    </w:p>
-    <w:p>
-      <w:pPr>
-        <w:pStyle w:val="ListParagraph"/>
-        <w:numPr>
-          <w:ilvl w:val="0"/>
-          <w:numId w:val="7"/>
-        </w:numPr>
-        <w:rPr>
-          <w:lang w:val="en-US"/>
-        </w:rPr>
-      </w:pPr>
-      <w:r>
-        <w:rPr>
-          <w:lang w:val="en-US"/>
-        </w:rPr>
-        <w:t xml:space="preserve">Gán </w:t>
-      </w:r>
-      <w:r>
-        <w:rPr>
-          <w:lang w:val="en-US"/>
-        </w:rPr>
-        <w:t>Giá Trị Của 1 Biểu Thức Cho Biến?</w:t>
+        <w:t>start</w:t>
       </w:r>
     </w:p>
     <w:p>
@@ -3928,67 +4288,25 @@
         <w:rPr>
           <w:lang w:val="en-US"/>
         </w:rPr>
-        <w:t>s</w:t>
-      </w:r>
-      <w:r>
-        <w:rPr>
-          <w:lang w:val="en-US"/>
-        </w:rPr>
-        <w:t>et /a &lt;Biến&gt;=&lt;Biểu Thức&gt;</w:t>
-      </w:r>
-    </w:p>
-    <w:p>
-      <w:pPr>
-        <w:pStyle w:val="ListParagraph"/>
-        <w:numPr>
-          <w:ilvl w:val="0"/>
-          <w:numId w:val="3"/>
-        </w:numPr>
-        <w:rPr>
-          <w:lang w:val="en-US"/>
-        </w:rPr>
-      </w:pPr>
-      <w:r>
-        <w:rPr>
-          <w:lang w:val="en-US"/>
-        </w:rPr>
-        <w:t>Chuỗi “&lt;Biến&gt;=&lt;Biểu Thức&gt;” ban đầu sẽ được nội suy biến giống lệnh “echo”, sau đó sẽ loại bỏ toàn bộ dấu cách trong phần &lt;Biểu Thức&gt; và toàn bộ dấu cách giữa &lt;Biến&gt; với dấu “=”, &lt;Biểu Thức&gt; sau đó từ chuỗi sẽ chuyển thành số học, tính toán rồi trả về giá trị cho &lt;Biến&gt;, nếu &lt;Biến&gt; còn chứa dấu cách, kí tự đặc biệt, chứa số ở đầu hoặc biểu thức số học không thể tính được thì sẽ báo lỗi</w:t>
-      </w:r>
-    </w:p>
-    <w:p>
-      <w:pPr>
-        <w:pStyle w:val="ListParagraph"/>
-        <w:numPr>
-          <w:ilvl w:val="0"/>
-          <w:numId w:val="3"/>
-        </w:numPr>
-        <w:rPr>
-          <w:lang w:val="en-US"/>
-        </w:rPr>
-      </w:pPr>
-      <w:r>
-        <w:rPr>
-          <w:lang w:val="en-US"/>
-        </w:rPr>
-        <w:t>Ví dụ</w:t>
-      </w:r>
-    </w:p>
-    <w:p>
-      <w:pPr>
-        <w:pStyle w:val="ListParagraph"/>
-        <w:numPr>
-          <w:ilvl w:val="0"/>
-          <w:numId w:val="3"/>
-        </w:numPr>
-        <w:rPr>
-          <w:lang w:val="en-US"/>
-        </w:rPr>
-      </w:pPr>
-      <w:r>
-        <w:rPr>
-          <w:lang w:val="en-US"/>
-        </w:rPr>
-        <w:t>Biến “cuc” có giá trị là “5”, biến “foo% có giá trị là “1”</w:t>
+        <w:t>end</w:t>
+      </w:r>
+    </w:p>
+    <w:p>
+      <w:pPr>
+        <w:pStyle w:val="ListParagraph"/>
+        <w:numPr>
+          <w:ilvl w:val="0"/>
+          <w:numId w:val="7"/>
+        </w:numPr>
+        <w:rPr>
+          <w:lang w:val="en-US"/>
+        </w:rPr>
+      </w:pPr>
+      <w:r>
+        <w:rPr>
+          <w:lang w:val="en-US"/>
+        </w:rPr>
+        <w:t>Gán Giá Trị Cho 1 Biến?</w:t>
       </w:r>
     </w:p>
     <w:p>
@@ -4015,87 +4333,85 @@
         <w:rPr>
           <w:lang w:val="en-US"/>
         </w:rPr>
-        <w:t xml:space="preserve">et /a </w:t>
-      </w:r>
-      <w:r>
-        <w:rPr>
-          <w:lang w:val="en-US"/>
-        </w:rPr>
-        <w:t>s%</w:t>
-      </w:r>
-      <w:r>
-        <w:rPr>
-          <w:lang w:val="en-US"/>
-        </w:rPr>
-        <w:t>foo</w:t>
-      </w:r>
-      <w:r>
-        <w:rPr>
-          <w:lang w:val="en-US"/>
-        </w:rPr>
-        <w:t>%</w:t>
-      </w:r>
-      <w:r>
-        <w:rPr>
-          <w:lang w:val="en-US"/>
-        </w:rPr>
-        <w:t>=%cuc%+1</w:t>
-      </w:r>
-    </w:p>
-    <w:p>
-      <w:pPr>
-        <w:pStyle w:val="ListParagraph"/>
-        <w:numPr>
-          <w:ilvl w:val="0"/>
-          <w:numId w:val="3"/>
-        </w:numPr>
-        <w:rPr>
-          <w:lang w:val="en-US"/>
-        </w:rPr>
-      </w:pPr>
-      <w:r>
-        <w:rPr>
-          <w:lang w:val="en-US"/>
-        </w:rPr>
-        <w:t>Biến “s1” có giá trị là 6</w:t>
-      </w:r>
-    </w:p>
-    <w:p>
-      <w:pPr>
-        <w:rPr>
-          <w:lang w:val="en-US"/>
-        </w:rPr>
-      </w:pPr>
-    </w:p>
-    <w:p>
-      <w:pPr>
-        <w:rPr>
-          <w:lang w:val="en-US"/>
-        </w:rPr>
-      </w:pPr>
-      <w:r>
-        <w:rPr>
-          <w:lang w:val="en-US"/>
-        </w:rPr>
-        <w:t>Quick Commands – Câu Lệnh Nhanh:</w:t>
-      </w:r>
-    </w:p>
-    <w:p>
-      <w:pPr>
-        <w:pStyle w:val="ListParagraph"/>
-        <w:numPr>
-          <w:ilvl w:val="0"/>
-          <w:numId w:val="6"/>
-        </w:numPr>
-        <w:rPr>
-          <w:lang w:val="en-US"/>
-        </w:rPr>
-      </w:pPr>
-      <w:r>
-        <w:rPr>
-          <w:lang w:val="en-US"/>
-        </w:rPr>
-        <w:t>Mở Thư Mục Nào Đó</w:t>
+        <w:t>et &lt;Biến&gt;=&lt;Giá Trị&gt;</w:t>
+      </w:r>
+    </w:p>
+    <w:p>
+      <w:pPr>
+        <w:pStyle w:val="ListParagraph"/>
+        <w:numPr>
+          <w:ilvl w:val="0"/>
+          <w:numId w:val="3"/>
+        </w:numPr>
+        <w:rPr>
+          <w:lang w:val="en-US"/>
+        </w:rPr>
+      </w:pPr>
+      <w:r>
+        <w:rPr>
+          <w:lang w:val="en-US"/>
+        </w:rPr>
+        <w:t>&lt;</w:t>
+      </w:r>
+      <w:r>
+        <w:rPr>
+          <w:lang w:val="en-US"/>
+        </w:rPr>
+        <w:t xml:space="preserve">Biến&gt; và &lt;Giá Trị&gt; đều là chuỗi </w:t>
+      </w:r>
+      <w:r>
+        <w:rPr>
+          <w:lang w:val="en-US"/>
+        </w:rPr>
+        <w:t>thuần túy</w:t>
+      </w:r>
+      <w:r>
+        <w:rPr>
+          <w:lang w:val="en-US"/>
+        </w:rPr>
+        <w:t xml:space="preserve"> tính luôn dấu cách,</w:t>
+      </w:r>
+      <w:r>
+        <w:rPr>
+          <w:lang w:val="en-US"/>
+        </w:rPr>
+        <w:t xml:space="preserve"> không có nội suy biến</w:t>
+      </w:r>
+    </w:p>
+    <w:p>
+      <w:pPr>
+        <w:pStyle w:val="ListParagraph"/>
+        <w:numPr>
+          <w:ilvl w:val="0"/>
+          <w:numId w:val="3"/>
+        </w:numPr>
+        <w:rPr>
+          <w:lang w:val="en-US"/>
+        </w:rPr>
+      </w:pPr>
+      <w:r>
+        <w:rPr>
+          <w:lang w:val="en-US"/>
+        </w:rPr>
+        <w:t>Ví dụ</w:t>
+      </w:r>
+    </w:p>
+    <w:p>
+      <w:pPr>
+        <w:pStyle w:val="ListParagraph"/>
+        <w:numPr>
+          <w:ilvl w:val="0"/>
+          <w:numId w:val="3"/>
+        </w:numPr>
+        <w:rPr>
+          <w:lang w:val="en-US"/>
+        </w:rPr>
+      </w:pPr>
+      <w:r>
+        <w:rPr>
+          <w:lang w:val="en-US"/>
+        </w:rPr>
+        <w:t>Biến có tên “%cuc%” có giá trị là “5”</w:t>
       </w:r>
     </w:p>
     <w:p>
@@ -4116,73 +4432,61 @@
         <w:rPr>
           <w:lang w:val="en-US"/>
         </w:rPr>
+        <w:t>s</w:t>
+      </w:r>
+      <w:r>
+        <w:rPr>
+          <w:lang w:val="en-US"/>
+        </w:rPr>
+        <w:t>et foo bar</w:t>
+      </w:r>
+      <w:r>
+        <w:rPr>
+          <w:lang w:val="en-US"/>
+        </w:rPr>
+        <w:t xml:space="preserve"> </w:t>
+      </w:r>
+      <w:r>
+        <w:rPr>
+          <w:lang w:val="en-US"/>
+        </w:rPr>
+        <w:t>=</w:t>
+      </w:r>
+      <w:r>
+        <w:rPr>
+          <w:lang w:val="en-US"/>
+        </w:rPr>
+        <w:t xml:space="preserve">  </w:t>
+      </w:r>
+      <w:r>
+        <w:rPr>
+          <w:lang w:val="en-US"/>
+        </w:rPr>
+        <w:t xml:space="preserve">an 1 </w:t>
+      </w:r>
+      <w:r>
+        <w:rPr>
+          <w:lang w:val="en-US"/>
+        </w:rPr>
         <w:t>%</w:t>
       </w:r>
       <w:r>
         <w:rPr>
           <w:lang w:val="en-US"/>
         </w:rPr>
-        <w:t>s</w:t>
-      </w:r>
-      <w:r>
-        <w:rPr>
-          <w:lang w:val="en-US"/>
-        </w:rPr>
-        <w:t>ystem</w:t>
-      </w:r>
-      <w:r>
-        <w:rPr>
-          <w:lang w:val="en-US"/>
-        </w:rPr>
-        <w:t>r</w:t>
-      </w:r>
-      <w:r>
-        <w:rPr>
-          <w:lang w:val="en-US"/>
-        </w:rPr>
-        <w:t>oot%\explorer.exe &lt;</w:t>
-      </w:r>
-      <w:r>
-        <w:rPr>
-          <w:lang w:val="en-US"/>
-        </w:rPr>
-        <w:t>Đường Dẫn</w:t>
-      </w:r>
-      <w:r>
-        <w:rPr>
-          <w:lang w:val="en-US"/>
-        </w:rPr>
-        <w:t xml:space="preserve"> </w:t>
-      </w:r>
-      <w:r>
-        <w:rPr>
-          <w:lang w:val="en-US"/>
-        </w:rPr>
-        <w:t>Đến Thư Mục</w:t>
-      </w:r>
-      <w:r>
-        <w:rPr>
-          <w:lang w:val="en-US"/>
-        </w:rPr>
-        <w:t>&gt;</w:t>
-      </w:r>
-    </w:p>
-    <w:p>
-      <w:pPr>
-        <w:pStyle w:val="ListParagraph"/>
-        <w:numPr>
-          <w:ilvl w:val="0"/>
-          <w:numId w:val="3"/>
-        </w:numPr>
-        <w:rPr>
-          <w:lang w:val="en-US"/>
-        </w:rPr>
-      </w:pPr>
-      <w:r>
-        <w:rPr>
-          <w:lang w:val="en-US"/>
-        </w:rPr>
-        <w:t>Ví dụ</w:t>
+        <w:t>cuc</w:t>
+      </w:r>
+      <w:r>
+        <w:rPr>
+          <w:lang w:val="en-US"/>
+        </w:rPr>
+        <w:t>%</w:t>
+      </w:r>
+      <w:r>
+        <w:rPr>
+          <w:lang w:val="en-US"/>
+        </w:rPr>
+        <w:t xml:space="preserve"> cut</w:t>
       </w:r>
     </w:p>
     <w:p>
@@ -4203,6 +4507,744 @@
         <w:rPr>
           <w:lang w:val="en-US"/>
         </w:rPr>
+        <w:t>e</w:t>
+      </w:r>
+      <w:r>
+        <w:rPr>
+          <w:lang w:val="en-US"/>
+        </w:rPr>
+        <w:t>cho %foo bar</w:t>
+      </w:r>
+      <w:r>
+        <w:rPr>
+          <w:lang w:val="en-US"/>
+        </w:rPr>
+        <w:t xml:space="preserve"> </w:t>
+      </w:r>
+      <w:r>
+        <w:rPr>
+          <w:lang w:val="en-US"/>
+        </w:rPr>
+        <w:t>%</w:t>
+      </w:r>
+    </w:p>
+    <w:p>
+      <w:pPr>
+        <w:pStyle w:val="ListParagraph"/>
+        <w:numPr>
+          <w:ilvl w:val="0"/>
+          <w:numId w:val="3"/>
+        </w:numPr>
+        <w:rPr>
+          <w:lang w:val="en-US"/>
+        </w:rPr>
+      </w:pPr>
+      <w:r>
+        <w:rPr>
+          <w:lang w:val="en-US"/>
+        </w:rPr>
+        <w:t>Màn hình CMD</w:t>
+      </w:r>
+    </w:p>
+    <w:p>
+      <w:pPr>
+        <w:pStyle w:val="ListParagraph"/>
+        <w:pBdr>
+          <w:top w:val="single" w:sz="4" w:space="1" w:color="auto"/>
+          <w:left w:val="single" w:sz="4" w:space="4" w:color="auto"/>
+          <w:bottom w:val="single" w:sz="4" w:space="1" w:color="auto"/>
+          <w:right w:val="single" w:sz="4" w:space="4" w:color="auto"/>
+        </w:pBdr>
+        <w:ind w:left="1080"/>
+        <w:rPr>
+          <w:lang w:val="en-US"/>
+        </w:rPr>
+      </w:pPr>
+      <w:r>
+        <w:rPr>
+          <w:lang w:val="en-US"/>
+        </w:rPr>
+        <w:t xml:space="preserve">  </w:t>
+      </w:r>
+      <w:r>
+        <w:rPr>
+          <w:lang w:val="en-US"/>
+        </w:rPr>
+        <w:t xml:space="preserve">an 1 </w:t>
+      </w:r>
+      <w:r>
+        <w:rPr>
+          <w:lang w:val="en-US"/>
+        </w:rPr>
+        <w:t>%</w:t>
+      </w:r>
+      <w:r>
+        <w:rPr>
+          <w:lang w:val="en-US"/>
+        </w:rPr>
+        <w:t>cuc</w:t>
+      </w:r>
+      <w:r>
+        <w:rPr>
+          <w:lang w:val="en-US"/>
+        </w:rPr>
+        <w:t>%</w:t>
+      </w:r>
+      <w:r>
+        <w:rPr>
+          <w:lang w:val="en-US"/>
+        </w:rPr>
+        <w:t xml:space="preserve"> cut</w:t>
+      </w:r>
+    </w:p>
+    <w:p>
+      <w:pPr>
+        <w:pStyle w:val="ListParagraph"/>
+        <w:numPr>
+          <w:ilvl w:val="0"/>
+          <w:numId w:val="7"/>
+        </w:numPr>
+        <w:rPr>
+          <w:lang w:val="en-US"/>
+        </w:rPr>
+      </w:pPr>
+      <w:r>
+        <w:rPr>
+          <w:lang w:val="en-US"/>
+        </w:rPr>
+        <w:t xml:space="preserve">Gán </w:t>
+      </w:r>
+      <w:r>
+        <w:rPr>
+          <w:lang w:val="en-US"/>
+        </w:rPr>
+        <w:t>Giá Trị Cho 1 Biến Thông Qua Việc Hỏi Người Dùng Nhập Vào?</w:t>
+      </w:r>
+    </w:p>
+    <w:p>
+      <w:pPr>
+        <w:pStyle w:val="ListParagraph"/>
+        <w:pBdr>
+          <w:top w:val="single" w:sz="4" w:space="1" w:color="auto"/>
+          <w:left w:val="single" w:sz="4" w:space="4" w:color="auto"/>
+          <w:bottom w:val="single" w:sz="4" w:space="1" w:color="auto"/>
+          <w:right w:val="single" w:sz="4" w:space="4" w:color="auto"/>
+        </w:pBdr>
+        <w:ind w:left="1080"/>
+        <w:rPr>
+          <w:lang w:val="en-US"/>
+        </w:rPr>
+      </w:pPr>
+      <w:r>
+        <w:rPr>
+          <w:lang w:val="en-US"/>
+        </w:rPr>
+        <w:t>s</w:t>
+      </w:r>
+      <w:r>
+        <w:rPr>
+          <w:lang w:val="en-US"/>
+        </w:rPr>
+        <w:t>et /p &lt;Biến&gt;=&lt;Câu Hỏi&gt;</w:t>
+      </w:r>
+    </w:p>
+    <w:p>
+      <w:pPr>
+        <w:pStyle w:val="ListParagraph"/>
+        <w:numPr>
+          <w:ilvl w:val="0"/>
+          <w:numId w:val="3"/>
+        </w:numPr>
+        <w:rPr>
+          <w:lang w:val="en-US"/>
+        </w:rPr>
+      </w:pPr>
+      <w:r>
+        <w:rPr>
+          <w:lang w:val="en-US"/>
+        </w:rPr>
+        <w:t>&lt;Biến&gt; và &lt;Giá Trị&gt; đều là chuỗi thuần túy không có nội suy biến</w:t>
+      </w:r>
+      <w:r>
+        <w:rPr>
+          <w:lang w:val="en-US"/>
+        </w:rPr>
+        <w:t>, &lt;Biến&gt; thì tính luôn tất cả dấu cách đằng sau trước dấu “=”, &lt;Câu Hỏi&gt; thì loại bỏ tất cả dấu cách đằng trước sau dấu “=”</w:t>
+      </w:r>
+    </w:p>
+    <w:p>
+      <w:pPr>
+        <w:pStyle w:val="ListParagraph"/>
+        <w:numPr>
+          <w:ilvl w:val="0"/>
+          <w:numId w:val="3"/>
+        </w:numPr>
+        <w:rPr>
+          <w:lang w:val="en-US"/>
+        </w:rPr>
+      </w:pPr>
+      <w:r>
+        <w:rPr>
+          <w:lang w:val="en-US"/>
+        </w:rPr>
+        <w:t>Trên màn hình CMD sẽ xuất hiện &lt;Câu Hỏi&gt; nhưng không xuống dòng, những gì bạn nhập tiếp theo trước khi nhấn Enter sẽ được lưu vào &lt;Biến&gt;</w:t>
+      </w:r>
+    </w:p>
+    <w:p>
+      <w:pPr>
+        <w:pStyle w:val="ListParagraph"/>
+        <w:numPr>
+          <w:ilvl w:val="0"/>
+          <w:numId w:val="3"/>
+        </w:numPr>
+        <w:rPr>
+          <w:lang w:val="en-US"/>
+        </w:rPr>
+      </w:pPr>
+      <w:r>
+        <w:rPr>
+          <w:lang w:val="en-US"/>
+        </w:rPr>
+        <w:t>Ví dụ</w:t>
+      </w:r>
+    </w:p>
+    <w:p>
+      <w:pPr>
+        <w:pStyle w:val="ListParagraph"/>
+        <w:pBdr>
+          <w:top w:val="single" w:sz="4" w:space="1" w:color="auto"/>
+          <w:left w:val="single" w:sz="4" w:space="4" w:color="auto"/>
+          <w:bottom w:val="single" w:sz="4" w:space="1" w:color="auto"/>
+          <w:right w:val="single" w:sz="4" w:space="4" w:color="auto"/>
+        </w:pBdr>
+        <w:ind w:left="1080"/>
+        <w:rPr>
+          <w:lang w:val="en-US"/>
+        </w:rPr>
+      </w:pPr>
+      <w:r>
+        <w:rPr>
+          <w:lang w:val="en-US"/>
+        </w:rPr>
+        <w:t>set /p bar</w:t>
+      </w:r>
+      <w:r>
+        <w:rPr>
+          <w:lang w:val="en-US"/>
+        </w:rPr>
+        <w:t xml:space="preserve"> </w:t>
+      </w:r>
+      <w:r>
+        <w:rPr>
+          <w:lang w:val="en-US"/>
+        </w:rPr>
+        <w:t>=</w:t>
+      </w:r>
+      <w:r>
+        <w:rPr>
+          <w:lang w:val="en-US"/>
+        </w:rPr>
+        <w:t xml:space="preserve">  </w:t>
+      </w:r>
+      <w:r>
+        <w:rPr>
+          <w:lang w:val="en-US"/>
+        </w:rPr>
+        <w:t>Foo la gi 123?</w:t>
+      </w:r>
+    </w:p>
+    <w:p>
+      <w:pPr>
+        <w:pStyle w:val="ListParagraph"/>
+        <w:numPr>
+          <w:ilvl w:val="0"/>
+          <w:numId w:val="3"/>
+        </w:numPr>
+        <w:rPr>
+          <w:lang w:val="en-US"/>
+        </w:rPr>
+      </w:pPr>
+      <w:r>
+        <w:rPr>
+          <w:lang w:val="en-US"/>
+        </w:rPr>
+        <w:t>Màn hình CMD</w:t>
+      </w:r>
+    </w:p>
+    <w:p>
+      <w:pPr>
+        <w:pStyle w:val="ListParagraph"/>
+        <w:pBdr>
+          <w:top w:val="single" w:sz="4" w:space="1" w:color="auto"/>
+          <w:left w:val="single" w:sz="4" w:space="4" w:color="auto"/>
+          <w:bottom w:val="single" w:sz="4" w:space="1" w:color="auto"/>
+          <w:right w:val="single" w:sz="4" w:space="4" w:color="auto"/>
+        </w:pBdr>
+        <w:ind w:left="1080"/>
+        <w:rPr>
+          <w:lang w:val="en-US"/>
+        </w:rPr>
+      </w:pPr>
+      <w:r>
+        <w:rPr>
+          <w:lang w:val="en-US"/>
+        </w:rPr>
+        <w:t>Foo la gi 123?</w:t>
+      </w:r>
+    </w:p>
+    <w:p>
+      <w:pPr>
+        <w:pStyle w:val="ListParagraph"/>
+        <w:numPr>
+          <w:ilvl w:val="0"/>
+          <w:numId w:val="3"/>
+        </w:numPr>
+        <w:rPr>
+          <w:lang w:val="en-US"/>
+        </w:rPr>
+      </w:pPr>
+      <w:r>
+        <w:rPr>
+          <w:lang w:val="en-US"/>
+        </w:rPr>
+        <w:t>Bạn nhập “</w:t>
+      </w:r>
+      <w:r>
+        <w:rPr>
+          <w:lang w:val="en-US"/>
+        </w:rPr>
+        <w:t xml:space="preserve">  </w:t>
+      </w:r>
+      <w:r>
+        <w:rPr>
+          <w:lang w:val="en-US"/>
+        </w:rPr>
+        <w:t>abc456” rồi nhấn Enter</w:t>
+      </w:r>
+    </w:p>
+    <w:p>
+      <w:pPr>
+        <w:pStyle w:val="ListParagraph"/>
+        <w:numPr>
+          <w:ilvl w:val="0"/>
+          <w:numId w:val="3"/>
+        </w:numPr>
+        <w:rPr>
+          <w:lang w:val="en-US"/>
+        </w:rPr>
+      </w:pPr>
+      <w:r>
+        <w:rPr>
+          <w:lang w:val="en-US"/>
+        </w:rPr>
+        <w:t>Màn hình CMD</w:t>
+      </w:r>
+    </w:p>
+    <w:p>
+      <w:pPr>
+        <w:pStyle w:val="ListParagraph"/>
+        <w:pBdr>
+          <w:top w:val="single" w:sz="4" w:space="1" w:color="auto"/>
+          <w:left w:val="single" w:sz="4" w:space="4" w:color="auto"/>
+          <w:bottom w:val="single" w:sz="4" w:space="1" w:color="auto"/>
+          <w:right w:val="single" w:sz="4" w:space="4" w:color="auto"/>
+        </w:pBdr>
+        <w:ind w:left="1080"/>
+        <w:rPr>
+          <w:lang w:val="en-US"/>
+        </w:rPr>
+      </w:pPr>
+      <w:r>
+        <w:rPr>
+          <w:lang w:val="en-US"/>
+        </w:rPr>
+        <w:t>Foo la gi123?</w:t>
+      </w:r>
+      <w:r>
+        <w:rPr>
+          <w:lang w:val="en-US"/>
+        </w:rPr>
+        <w:t xml:space="preserve">  </w:t>
+      </w:r>
+      <w:r>
+        <w:rPr>
+          <w:lang w:val="en-US"/>
+        </w:rPr>
+        <w:t>abc456</w:t>
+      </w:r>
+    </w:p>
+    <w:p>
+      <w:pPr>
+        <w:pStyle w:val="ListParagraph"/>
+        <w:numPr>
+          <w:ilvl w:val="0"/>
+          <w:numId w:val="3"/>
+        </w:numPr>
+        <w:rPr>
+          <w:lang w:val="en-US"/>
+        </w:rPr>
+      </w:pPr>
+      <w:r>
+        <w:rPr>
+          <w:lang w:val="en-US"/>
+        </w:rPr>
+        <w:t>Bây giờ biến “bar</w:t>
+      </w:r>
+      <w:r>
+        <w:rPr>
+          <w:lang w:val="en-US"/>
+        </w:rPr>
+        <w:t xml:space="preserve"> </w:t>
+      </w:r>
+      <w:r>
+        <w:rPr>
+          <w:lang w:val="en-US"/>
+        </w:rPr>
+        <w:t>” đã có giá trị là “</w:t>
+      </w:r>
+      <w:r>
+        <w:rPr>
+          <w:lang w:val="en-US"/>
+        </w:rPr>
+        <w:t xml:space="preserve">  </w:t>
+      </w:r>
+      <w:r>
+        <w:rPr>
+          <w:lang w:val="en-US"/>
+        </w:rPr>
+        <w:t>abc456”</w:t>
+      </w:r>
+    </w:p>
+    <w:p>
+      <w:pPr>
+        <w:pStyle w:val="ListParagraph"/>
+        <w:numPr>
+          <w:ilvl w:val="0"/>
+          <w:numId w:val="7"/>
+        </w:numPr>
+        <w:rPr>
+          <w:lang w:val="en-US"/>
+        </w:rPr>
+      </w:pPr>
+      <w:r>
+        <w:rPr>
+          <w:lang w:val="en-US"/>
+        </w:rPr>
+        <w:t xml:space="preserve">Gán </w:t>
+      </w:r>
+      <w:r>
+        <w:rPr>
+          <w:lang w:val="en-US"/>
+        </w:rPr>
+        <w:t>Giá Trị Của 1 Biểu Thức Cho Biến?</w:t>
+      </w:r>
+    </w:p>
+    <w:p>
+      <w:pPr>
+        <w:pStyle w:val="ListParagraph"/>
+        <w:pBdr>
+          <w:top w:val="single" w:sz="4" w:space="1" w:color="auto"/>
+          <w:left w:val="single" w:sz="4" w:space="4" w:color="auto"/>
+          <w:bottom w:val="single" w:sz="4" w:space="1" w:color="auto"/>
+          <w:right w:val="single" w:sz="4" w:space="4" w:color="auto"/>
+        </w:pBdr>
+        <w:ind w:left="1080"/>
+        <w:rPr>
+          <w:lang w:val="en-US"/>
+        </w:rPr>
+      </w:pPr>
+      <w:r>
+        <w:rPr>
+          <w:lang w:val="en-US"/>
+        </w:rPr>
+        <w:t>s</w:t>
+      </w:r>
+      <w:r>
+        <w:rPr>
+          <w:lang w:val="en-US"/>
+        </w:rPr>
+        <w:t>et /a &lt;Biến&gt;=&lt;Biểu Thức&gt;</w:t>
+      </w:r>
+    </w:p>
+    <w:p>
+      <w:pPr>
+        <w:pStyle w:val="ListParagraph"/>
+        <w:numPr>
+          <w:ilvl w:val="0"/>
+          <w:numId w:val="3"/>
+        </w:numPr>
+        <w:rPr>
+          <w:lang w:val="en-US"/>
+        </w:rPr>
+      </w:pPr>
+      <w:r>
+        <w:rPr>
+          <w:lang w:val="en-US"/>
+        </w:rPr>
+        <w:t>Chuỗi “&lt;Biến&gt;=&lt;Biểu Thức&gt;” ban đầu sẽ được nội suy biế</w:t>
+      </w:r>
+      <w:r>
+        <w:rPr>
+          <w:lang w:val="en-US"/>
+        </w:rPr>
+        <w:t>n</w:t>
+      </w:r>
+      <w:r>
+        <w:rPr>
+          <w:lang w:val="en-US"/>
+        </w:rPr>
+        <w:t>, sau đó sẽ loại bỏ toàn bộ dấu cách trong phần &lt;Biểu Thức&gt; và toàn bộ dấu cách giữa &lt;Biến&gt; với dấu “=”, &lt;Biểu Thức&gt; sau đó từ chuỗi sẽ chuyển thành số học, tính toán rồi trả về giá trị cho &lt;Biến&gt;, nếu &lt;Biến&gt; còn chứa dấu cách, kí tự đặc biệt, chứa số ở đầu hoặc biểu thức số học không thể tính được thì sẽ báo lỗi</w:t>
+      </w:r>
+    </w:p>
+    <w:p>
+      <w:pPr>
+        <w:pStyle w:val="ListParagraph"/>
+        <w:numPr>
+          <w:ilvl w:val="0"/>
+          <w:numId w:val="3"/>
+        </w:numPr>
+        <w:rPr>
+          <w:lang w:val="en-US"/>
+        </w:rPr>
+      </w:pPr>
+      <w:r>
+        <w:rPr>
+          <w:lang w:val="en-US"/>
+        </w:rPr>
+        <w:t>Ví dụ</w:t>
+      </w:r>
+    </w:p>
+    <w:p>
+      <w:pPr>
+        <w:pStyle w:val="ListParagraph"/>
+        <w:numPr>
+          <w:ilvl w:val="0"/>
+          <w:numId w:val="3"/>
+        </w:numPr>
+        <w:rPr>
+          <w:lang w:val="en-US"/>
+        </w:rPr>
+      </w:pPr>
+      <w:r>
+        <w:rPr>
+          <w:lang w:val="en-US"/>
+        </w:rPr>
+        <w:t>Biến “cuc” có giá trị là “5”, biến “foo% có giá trị là “1”</w:t>
+      </w:r>
+    </w:p>
+    <w:p>
+      <w:pPr>
+        <w:pStyle w:val="ListParagraph"/>
+        <w:pBdr>
+          <w:top w:val="single" w:sz="4" w:space="1" w:color="auto"/>
+          <w:left w:val="single" w:sz="4" w:space="4" w:color="auto"/>
+          <w:bottom w:val="single" w:sz="4" w:space="1" w:color="auto"/>
+          <w:right w:val="single" w:sz="4" w:space="4" w:color="auto"/>
+        </w:pBdr>
+        <w:ind w:left="1080"/>
+        <w:rPr>
+          <w:lang w:val="en-US"/>
+        </w:rPr>
+      </w:pPr>
+      <w:r>
+        <w:rPr>
+          <w:lang w:val="en-US"/>
+        </w:rPr>
+        <w:lastRenderedPageBreak/>
+        <w:t>s</w:t>
+      </w:r>
+      <w:r>
+        <w:rPr>
+          <w:lang w:val="en-US"/>
+        </w:rPr>
+        <w:t xml:space="preserve">et /a </w:t>
+      </w:r>
+      <w:r>
+        <w:rPr>
+          <w:lang w:val="en-US"/>
+        </w:rPr>
+        <w:t>s%</w:t>
+      </w:r>
+      <w:r>
+        <w:rPr>
+          <w:lang w:val="en-US"/>
+        </w:rPr>
+        <w:t>foo</w:t>
+      </w:r>
+      <w:r>
+        <w:rPr>
+          <w:lang w:val="en-US"/>
+        </w:rPr>
+        <w:t>%</w:t>
+      </w:r>
+      <w:r>
+        <w:rPr>
+          <w:lang w:val="en-US"/>
+        </w:rPr>
+        <w:t>=%cuc%+1</w:t>
+      </w:r>
+    </w:p>
+    <w:p>
+      <w:pPr>
+        <w:pStyle w:val="ListParagraph"/>
+        <w:numPr>
+          <w:ilvl w:val="0"/>
+          <w:numId w:val="3"/>
+        </w:numPr>
+        <w:rPr>
+          <w:lang w:val="en-US"/>
+        </w:rPr>
+      </w:pPr>
+      <w:r>
+        <w:rPr>
+          <w:lang w:val="en-US"/>
+        </w:rPr>
+        <w:t>Biến “s1” có giá trị là 6</w:t>
+      </w:r>
+    </w:p>
+    <w:p>
+      <w:pPr>
+        <w:rPr>
+          <w:lang w:val="en-US"/>
+        </w:rPr>
+      </w:pPr>
+    </w:p>
+    <w:p>
+      <w:pPr>
+        <w:rPr>
+          <w:lang w:val="en-US"/>
+        </w:rPr>
+      </w:pPr>
+      <w:r>
+        <w:rPr>
+          <w:lang w:val="en-US"/>
+        </w:rPr>
+        <w:t>Quick Commands – Câu Lệnh Nhanh:</w:t>
+      </w:r>
+    </w:p>
+    <w:p>
+      <w:pPr>
+        <w:pStyle w:val="ListParagraph"/>
+        <w:numPr>
+          <w:ilvl w:val="0"/>
+          <w:numId w:val="6"/>
+        </w:numPr>
+        <w:rPr>
+          <w:lang w:val="en-US"/>
+        </w:rPr>
+      </w:pPr>
+      <w:r>
+        <w:rPr>
+          <w:lang w:val="en-US"/>
+        </w:rPr>
+        <w:t>Mở Thư Mục Nào Đó</w:t>
+      </w:r>
+    </w:p>
+    <w:p>
+      <w:pPr>
+        <w:pStyle w:val="ListParagraph"/>
+        <w:pBdr>
+          <w:top w:val="single" w:sz="4" w:space="1" w:color="auto"/>
+          <w:left w:val="single" w:sz="4" w:space="4" w:color="auto"/>
+          <w:bottom w:val="single" w:sz="4" w:space="1" w:color="auto"/>
+          <w:right w:val="single" w:sz="4" w:space="4" w:color="auto"/>
+        </w:pBdr>
+        <w:ind w:left="1080"/>
+        <w:rPr>
+          <w:lang w:val="en-US"/>
+        </w:rPr>
+      </w:pPr>
+      <w:r>
+        <w:rPr>
+          <w:lang w:val="en-US"/>
+        </w:rPr>
+        <w:t>%</w:t>
+      </w:r>
+      <w:r>
+        <w:rPr>
+          <w:lang w:val="en-US"/>
+        </w:rPr>
+        <w:t>s</w:t>
+      </w:r>
+      <w:r>
+        <w:rPr>
+          <w:lang w:val="en-US"/>
+        </w:rPr>
+        <w:t>ystem</w:t>
+      </w:r>
+      <w:r>
+        <w:rPr>
+          <w:lang w:val="en-US"/>
+        </w:rPr>
+        <w:t>r</w:t>
+      </w:r>
+      <w:r>
+        <w:rPr>
+          <w:lang w:val="en-US"/>
+        </w:rPr>
+        <w:t>oot%\explorer.exe &lt;</w:t>
+      </w:r>
+      <w:r>
+        <w:rPr>
+          <w:lang w:val="en-US"/>
+        </w:rPr>
+        <w:t>Đường Dẫn</w:t>
+      </w:r>
+      <w:r>
+        <w:rPr>
+          <w:lang w:val="en-US"/>
+        </w:rPr>
+        <w:t xml:space="preserve"> </w:t>
+      </w:r>
+      <w:r>
+        <w:rPr>
+          <w:lang w:val="en-US"/>
+        </w:rPr>
+        <w:t>Đến Thư Mục</w:t>
+      </w:r>
+      <w:r>
+        <w:rPr>
+          <w:lang w:val="en-US"/>
+        </w:rPr>
+        <w:t>&gt;</w:t>
+      </w:r>
+    </w:p>
+    <w:p>
+      <w:pPr>
+        <w:pStyle w:val="ListParagraph"/>
+        <w:numPr>
+          <w:ilvl w:val="0"/>
+          <w:numId w:val="3"/>
+        </w:numPr>
+        <w:rPr>
+          <w:lang w:val="en-US"/>
+        </w:rPr>
+      </w:pPr>
+      <w:r>
+        <w:rPr>
+          <w:lang w:val="en-US"/>
+        </w:rPr>
+        <w:t>Ví dụ</w:t>
+      </w:r>
+    </w:p>
+    <w:p>
+      <w:pPr>
+        <w:pStyle w:val="ListParagraph"/>
+        <w:pBdr>
+          <w:top w:val="single" w:sz="4" w:space="1" w:color="auto"/>
+          <w:left w:val="single" w:sz="4" w:space="4" w:color="auto"/>
+          <w:bottom w:val="single" w:sz="4" w:space="1" w:color="auto"/>
+          <w:right w:val="single" w:sz="4" w:space="4" w:color="auto"/>
+        </w:pBdr>
+        <w:ind w:left="1080"/>
+        <w:rPr>
+          <w:lang w:val="en-US"/>
+        </w:rPr>
+      </w:pPr>
+      <w:r>
+        <w:rPr>
+          <w:lang w:val="en-US"/>
+        </w:rPr>
         <w:t xml:space="preserve">%systemroot%\explorer.exe </w:t>
       </w:r>
       <w:r>
@@ -4245,7 +5287,6 @@
         <w:rPr>
           <w:lang w:val="en-US"/>
         </w:rPr>
-        <w:lastRenderedPageBreak/>
         <w:t xml:space="preserve">Thư mục </w:t>
       </w:r>
       <w:r>
@@ -5359,6 +6400,95 @@
     </w:lvl>
   </w:abstractNum>
   <w:abstractNum w:abstractNumId="7">
+    <w:nsid w:val="57D26799"/>
+    <w:multiLevelType w:val="hybridMultilevel"/>
+    <w:tmpl w:val="71822CD0"/>
+    <w:lvl w:ilvl="0" w:tplc="E6F03742">
+      <w:start w:val="1"/>
+      <w:numFmt w:val="decimal"/>
+      <w:lvlText w:val="%1."/>
+      <w:lvlJc w:val="left"/>
+      <w:pPr>
+        <w:ind w:left="1080" w:hanging="360"/>
+      </w:pPr>
+      <w:rPr>
+        <w:rFonts w:hint="default"/>
+      </w:rPr>
+    </w:lvl>
+    <w:lvl w:ilvl="1" w:tplc="042A0019" w:tentative="1">
+      <w:start w:val="1"/>
+      <w:numFmt w:val="lowerLetter"/>
+      <w:lvlText w:val="%2."/>
+      <w:lvlJc w:val="left"/>
+      <w:pPr>
+        <w:ind w:left="1800" w:hanging="360"/>
+      </w:pPr>
+    </w:lvl>
+    <w:lvl w:ilvl="2" w:tplc="042A001B" w:tentative="1">
+      <w:start w:val="1"/>
+      <w:numFmt w:val="lowerRoman"/>
+      <w:lvlText w:val="%3."/>
+      <w:lvlJc w:val="right"/>
+      <w:pPr>
+        <w:ind w:left="2520" w:hanging="180"/>
+      </w:pPr>
+    </w:lvl>
+    <w:lvl w:ilvl="3" w:tplc="042A000F" w:tentative="1">
+      <w:start w:val="1"/>
+      <w:numFmt w:val="decimal"/>
+      <w:lvlText w:val="%4."/>
+      <w:lvlJc w:val="left"/>
+      <w:pPr>
+        <w:ind w:left="3240" w:hanging="360"/>
+      </w:pPr>
+    </w:lvl>
+    <w:lvl w:ilvl="4" w:tplc="042A0019" w:tentative="1">
+      <w:start w:val="1"/>
+      <w:numFmt w:val="lowerLetter"/>
+      <w:lvlText w:val="%5."/>
+      <w:lvlJc w:val="left"/>
+      <w:pPr>
+        <w:ind w:left="3960" w:hanging="360"/>
+      </w:pPr>
+    </w:lvl>
+    <w:lvl w:ilvl="5" w:tplc="042A001B" w:tentative="1">
+      <w:start w:val="1"/>
+      <w:numFmt w:val="lowerRoman"/>
+      <w:lvlText w:val="%6."/>
+      <w:lvlJc w:val="right"/>
+      <w:pPr>
+        <w:ind w:left="4680" w:hanging="180"/>
+      </w:pPr>
+    </w:lvl>
+    <w:lvl w:ilvl="6" w:tplc="042A000F" w:tentative="1">
+      <w:start w:val="1"/>
+      <w:numFmt w:val="decimal"/>
+      <w:lvlText w:val="%7."/>
+      <w:lvlJc w:val="left"/>
+      <w:pPr>
+        <w:ind w:left="5400" w:hanging="360"/>
+      </w:pPr>
+    </w:lvl>
+    <w:lvl w:ilvl="7" w:tplc="042A0019" w:tentative="1">
+      <w:start w:val="1"/>
+      <w:numFmt w:val="lowerLetter"/>
+      <w:lvlText w:val="%8."/>
+      <w:lvlJc w:val="left"/>
+      <w:pPr>
+        <w:ind w:left="6120" w:hanging="360"/>
+      </w:pPr>
+    </w:lvl>
+    <w:lvl w:ilvl="8" w:tplc="042A001B" w:tentative="1">
+      <w:start w:val="1"/>
+      <w:numFmt w:val="lowerRoman"/>
+      <w:lvlText w:val="%9."/>
+      <w:lvlJc w:val="right"/>
+      <w:pPr>
+        <w:ind w:left="6840" w:hanging="180"/>
+      </w:pPr>
+    </w:lvl>
+  </w:abstractNum>
+  <w:abstractNum w:abstractNumId="8">
     <w:nsid w:val="667A2838"/>
     <w:multiLevelType w:val="hybridMultilevel"/>
     <w:tmpl w:val="DB9A544C"/>
@@ -5447,7 +6577,7 @@
       </w:pPr>
     </w:lvl>
   </w:abstractNum>
-  <w:abstractNum w:abstractNumId="8">
+  <w:abstractNum w:abstractNumId="9">
     <w:nsid w:val="68FC54A9"/>
     <w:multiLevelType w:val="hybridMultilevel"/>
     <w:tmpl w:val="67F6D638"/>
@@ -5536,7 +6666,7 @@
       </w:pPr>
     </w:lvl>
   </w:abstractNum>
-  <w:abstractNum w:abstractNumId="9">
+  <w:abstractNum w:abstractNumId="10">
     <w:nsid w:val="75406E93"/>
     <w:multiLevelType w:val="hybridMultilevel"/>
     <w:tmpl w:val="69E4C6BA"/>
@@ -5629,13 +6759,13 @@
     <w:abstractNumId w:val="4"/>
   </w:num>
   <w:num w:numId="2">
-    <w:abstractNumId w:val="8"/>
+    <w:abstractNumId w:val="9"/>
   </w:num>
   <w:num w:numId="3">
     <w:abstractNumId w:val="6"/>
   </w:num>
   <w:num w:numId="4">
-    <w:abstractNumId w:val="7"/>
+    <w:abstractNumId w:val="8"/>
   </w:num>
   <w:num w:numId="5">
     <w:abstractNumId w:val="1"/>
@@ -5644,7 +6774,7 @@
     <w:abstractNumId w:val="5"/>
   </w:num>
   <w:num w:numId="7">
-    <w:abstractNumId w:val="9"/>
+    <w:abstractNumId w:val="10"/>
   </w:num>
   <w:num w:numId="8">
     <w:abstractNumId w:val="3"/>
@@ -5654,6 +6784,9 @@
   </w:num>
   <w:num w:numId="10">
     <w:abstractNumId w:val="0"/>
+  </w:num>
+  <w:num w:numId="11">
+    <w:abstractNumId w:val="7"/>
   </w:num>
 </w:numbering>
 </file>
@@ -5886,6 +7019,32 @@
       <w:szCs w:val="16"/>
     </w:rPr>
   </w:style>
+  <w:style w:type="table" w:styleId="TableGrid">
+    <w:name w:val="Table Grid"/>
+    <w:basedOn w:val="TableNormal"/>
+    <w:uiPriority w:val="59"/>
+    <w:rsid w:val="007856FA"/>
+    <w:pPr>
+      <w:spacing w:after="0" w:line="240" w:lineRule="auto"/>
+    </w:pPr>
+    <w:tblPr>
+      <w:tblInd w:w="0" w:type="dxa"/>
+      <w:tblBorders>
+        <w:top w:val="single" w:sz="4" w:space="0" w:color="auto"/>
+        <w:left w:val="single" w:sz="4" w:space="0" w:color="auto"/>
+        <w:bottom w:val="single" w:sz="4" w:space="0" w:color="auto"/>
+        <w:right w:val="single" w:sz="4" w:space="0" w:color="auto"/>
+        <w:insideH w:val="single" w:sz="4" w:space="0" w:color="auto"/>
+        <w:insideV w:val="single" w:sz="4" w:space="0" w:color="auto"/>
+      </w:tblBorders>
+      <w:tblCellMar>
+        <w:top w:w="0" w:type="dxa"/>
+        <w:left w:w="108" w:type="dxa"/>
+        <w:bottom w:w="0" w:type="dxa"/>
+        <w:right w:w="108" w:type="dxa"/>
+      </w:tblCellMar>
+    </w:tblPr>
+  </w:style>
 </w:styles>
 </file>
 
@@ -6116,6 +7275,32 @@
       <w:sz w:val="16"/>
       <w:szCs w:val="16"/>
     </w:rPr>
+  </w:style>
+  <w:style w:type="table" w:styleId="TableGrid">
+    <w:name w:val="Table Grid"/>
+    <w:basedOn w:val="TableNormal"/>
+    <w:uiPriority w:val="59"/>
+    <w:rsid w:val="007856FA"/>
+    <w:pPr>
+      <w:spacing w:after="0" w:line="240" w:lineRule="auto"/>
+    </w:pPr>
+    <w:tblPr>
+      <w:tblInd w:w="0" w:type="dxa"/>
+      <w:tblBorders>
+        <w:top w:val="single" w:sz="4" w:space="0" w:color="auto"/>
+        <w:left w:val="single" w:sz="4" w:space="0" w:color="auto"/>
+        <w:bottom w:val="single" w:sz="4" w:space="0" w:color="auto"/>
+        <w:right w:val="single" w:sz="4" w:space="0" w:color="auto"/>
+        <w:insideH w:val="single" w:sz="4" w:space="0" w:color="auto"/>
+        <w:insideV w:val="single" w:sz="4" w:space="0" w:color="auto"/>
+      </w:tblBorders>
+      <w:tblCellMar>
+        <w:top w:w="0" w:type="dxa"/>
+        <w:left w:w="108" w:type="dxa"/>
+        <w:bottom w:w="0" w:type="dxa"/>
+        <w:right w:w="108" w:type="dxa"/>
+      </w:tblCellMar>
+    </w:tblPr>
   </w:style>
 </w:styles>
 </file>

--- a/batch.docx
+++ b/batch.docx
@@ -1607,8 +1607,28 @@
         <w:rPr>
           <w:lang w:val="en-US"/>
         </w:rPr>
-        <w:t>Trong các ngôn ngữ lập trình khác, dấu “\” sẽ đổi thành dấu “/”</w:t>
-      </w:r>
+        <w:t>C</w:t>
+      </w:r>
+      <w:r>
+        <w:rPr>
+          <w:lang w:val="en-US"/>
+        </w:rPr>
+        <w:t xml:space="preserve">ác ngôn ngữ lập trình khác </w:t>
+      </w:r>
+      <w:r>
+        <w:rPr>
+          <w:lang w:val="en-US"/>
+        </w:rPr>
+        <w:t>cũng dùng “\</w:t>
+      </w:r>
+      <w:r>
+        <w:rPr>
+          <w:lang w:val="en-US"/>
+        </w:rPr>
+        <w:t>”</w:t>
+      </w:r>
+      <w:bookmarkStart w:id="0" w:name="_GoBack"/>
+      <w:bookmarkEnd w:id="0"/>
     </w:p>
     <w:p>
       <w:pPr>
@@ -2018,8 +2038,6 @@
           <w:lang w:val="en-US"/>
         </w:rPr>
       </w:pPr>
-      <w:bookmarkStart w:id="0" w:name="_GoBack"/>
-      <w:bookmarkEnd w:id="0"/>
     </w:p>
     <w:p>
       <w:pPr>

--- a/batch.docx
+++ b/batch.docx
@@ -852,6 +852,80 @@
         <w:rPr>
           <w:lang w:val="en-US"/>
         </w:rPr>
+        <w:t>Operating System – Hệ Điều Hành:</w:t>
+      </w:r>
+    </w:p>
+    <w:p>
+      <w:pPr>
+        <w:pStyle w:val="ListParagraph"/>
+        <w:numPr>
+          <w:ilvl w:val="0"/>
+          <w:numId w:val="12"/>
+        </w:numPr>
+        <w:rPr>
+          <w:lang w:val="en-US"/>
+        </w:rPr>
+      </w:pPr>
+      <w:r>
+        <w:rPr>
+          <w:lang w:val="en-US"/>
+        </w:rPr>
+        <w:t>DOS (Disk Operating System) Khác Gì Windows?</w:t>
+      </w:r>
+    </w:p>
+    <w:p>
+      <w:pPr>
+        <w:pStyle w:val="ListParagraph"/>
+        <w:numPr>
+          <w:ilvl w:val="0"/>
+          <w:numId w:val="13"/>
+        </w:numPr>
+        <w:rPr>
+          <w:lang w:val="en-US"/>
+        </w:rPr>
+      </w:pPr>
+      <w:r>
+        <w:rPr>
+          <w:lang w:val="en-US"/>
+        </w:rPr>
+        <w:t>DOS là hệ điều hành 1 người dùng, giao diện như CMD</w:t>
+      </w:r>
+    </w:p>
+    <w:p>
+      <w:pPr>
+        <w:pStyle w:val="ListParagraph"/>
+        <w:numPr>
+          <w:ilvl w:val="0"/>
+          <w:numId w:val="13"/>
+        </w:numPr>
+        <w:rPr>
+          <w:lang w:val="en-US"/>
+        </w:rPr>
+      </w:pPr>
+      <w:r>
+        <w:rPr>
+          <w:lang w:val="en-US"/>
+        </w:rPr>
+        <w:t>Window là hệ điều hành nhiều người dùng, giao diện đồ họa</w:t>
+      </w:r>
+    </w:p>
+    <w:p>
+      <w:pPr>
+        <w:rPr>
+          <w:lang w:val="en-US"/>
+        </w:rPr>
+      </w:pPr>
+    </w:p>
+    <w:p>
+      <w:pPr>
+        <w:rPr>
+          <w:lang w:val="en-US"/>
+        </w:rPr>
+      </w:pPr>
+      <w:r>
+        <w:rPr>
+          <w:lang w:val="en-US"/>
+        </w:rPr>
         <w:t xml:space="preserve">Global </w:t>
       </w:r>
       <w:r>
@@ -1378,6 +1452,7 @@
         <w:rPr>
           <w:lang w:val="en-US"/>
         </w:rPr>
+        <w:lastRenderedPageBreak/>
         <w:t>Tại Sao Có 1 Số Thư Mục Bị Ẩn?</w:t>
       </w:r>
     </w:p>
@@ -1414,221 +1489,274 @@
         <w:rPr>
           <w:lang w:val="en-US"/>
         </w:rPr>
-        <w:t>Đường Dẫn Trong Batch Có Cần Dấu Nháy Kép Không?</w:t>
-      </w:r>
-    </w:p>
-    <w:p>
-      <w:pPr>
-        <w:pStyle w:val="ListParagraph"/>
-        <w:numPr>
-          <w:ilvl w:val="0"/>
-          <w:numId w:val="3"/>
-        </w:numPr>
-        <w:rPr>
-          <w:lang w:val="en-US"/>
-        </w:rPr>
-      </w:pPr>
-      <w:r>
-        <w:rPr>
-          <w:lang w:val="en-US"/>
-        </w:rPr>
-        <w:t>Nếu đường dẫn không có dấu cách thì không cần, còn nếu có thì cần</w:t>
-      </w:r>
-    </w:p>
-    <w:p>
-      <w:pPr>
-        <w:pStyle w:val="ListParagraph"/>
-        <w:numPr>
-          <w:ilvl w:val="0"/>
-          <w:numId w:val="8"/>
-        </w:numPr>
-        <w:rPr>
-          <w:lang w:val="en-US"/>
-        </w:rPr>
-      </w:pPr>
-      <w:r>
-        <w:rPr>
-          <w:lang w:val="en-US"/>
-        </w:rPr>
-        <w:t>File Có Nhất Thiết Phải Có Phần Mở Rộng?</w:t>
-      </w:r>
-    </w:p>
-    <w:p>
-      <w:pPr>
-        <w:pStyle w:val="ListParagraph"/>
-        <w:numPr>
-          <w:ilvl w:val="0"/>
-          <w:numId w:val="3"/>
-        </w:numPr>
-        <w:rPr>
-          <w:lang w:val="en-US"/>
-        </w:rPr>
-      </w:pPr>
-      <w:r>
-        <w:rPr>
-          <w:lang w:val="en-US"/>
-        </w:rPr>
-        <w:lastRenderedPageBreak/>
-        <w:t>Không, phần mở rộng chỉ chứa siêu dữ liệu, nên nếu lưu File không có phần mở rộng thì dữ liệu vẫn ở đó</w:t>
-      </w:r>
-    </w:p>
-    <w:p>
-      <w:pPr>
-        <w:pStyle w:val="ListParagraph"/>
-        <w:numPr>
-          <w:ilvl w:val="0"/>
-          <w:numId w:val="3"/>
-        </w:numPr>
-        <w:rPr>
-          <w:lang w:val="en-US"/>
-        </w:rPr>
-      </w:pPr>
-      <w:r>
-        <w:rPr>
-          <w:lang w:val="en-US"/>
-        </w:rPr>
-        <w:t>Mở File không có phần mở rộng bằng cách chọn 1 chương trình để mở như Word chẳng hạn</w:t>
-      </w:r>
-    </w:p>
-    <w:p>
-      <w:pPr>
-        <w:pStyle w:val="ListParagraph"/>
-        <w:numPr>
-          <w:ilvl w:val="0"/>
-          <w:numId w:val="3"/>
-        </w:numPr>
-        <w:rPr>
-          <w:lang w:val="en-US"/>
-        </w:rPr>
-      </w:pPr>
-      <w:r>
-        <w:rPr>
-          <w:lang w:val="en-US"/>
-        </w:rPr>
-        <w:t>Tên của File luôn luôn bao gồm cả tên và phần mở rộng</w:t>
-      </w:r>
-    </w:p>
-    <w:p>
-      <w:pPr>
-        <w:pStyle w:val="ListParagraph"/>
-        <w:numPr>
-          <w:ilvl w:val="0"/>
-          <w:numId w:val="8"/>
-        </w:numPr>
-        <w:rPr>
-          <w:lang w:val="en-US"/>
-        </w:rPr>
-      </w:pPr>
-      <w:r>
-        <w:rPr>
-          <w:lang w:val="en-US"/>
-        </w:rPr>
-        <w:t>Cách Viết Đường Dẫn Tương Đối?</w:t>
-      </w:r>
-    </w:p>
-    <w:p>
-      <w:pPr>
-        <w:pStyle w:val="ListParagraph"/>
-        <w:numPr>
-          <w:ilvl w:val="0"/>
-          <w:numId w:val="3"/>
-        </w:numPr>
-        <w:rPr>
-          <w:lang w:val="en-US"/>
-        </w:rPr>
-      </w:pPr>
-      <w:r>
-        <w:rPr>
-          <w:lang w:val="en-US"/>
-        </w:rPr>
-        <w:t>Có nhiều cách viết đường dẫn nhưng để cho nhất quán, ta thực hiện quy tắc sau</w:t>
-      </w:r>
-    </w:p>
-    <w:p>
-      <w:pPr>
-        <w:pStyle w:val="ListParagraph"/>
-        <w:numPr>
-          <w:ilvl w:val="0"/>
-          <w:numId w:val="3"/>
-        </w:numPr>
-        <w:rPr>
-          <w:lang w:val="en-US"/>
-        </w:rPr>
-      </w:pPr>
-      <w:r>
-        <w:rPr>
-          <w:lang w:val="en-US"/>
-        </w:rPr>
-        <w:t xml:space="preserve">Gọi chuỗi đường dẫn là A, có giá trị ban đầu là “”, giả sử </w:t>
-      </w:r>
-      <w:r>
-        <w:rPr>
-          <w:lang w:val="en-US"/>
-        </w:rPr>
-        <w:t xml:space="preserve">CMD của bạn đang ở trong 1 thư mục nào đó, coi CMD như thư mục con trực tiếp luôn, để đưa CMD lên 1 bậc, </w:t>
-      </w:r>
-      <w:r>
-        <w:rPr>
-          <w:lang w:val="en-US"/>
-        </w:rPr>
-        <w:t xml:space="preserve"> </w:t>
-      </w:r>
-      <w:r>
-        <w:rPr>
-          <w:lang w:val="en-US"/>
-        </w:rPr>
-        <w:t>thêm “.” vào bên trái A, để đưa CMD xuống 1 thư mục con hoặc 1 File con, thêm dấu “\” rồi thêm tên củ</w:t>
-      </w:r>
-      <w:r>
-        <w:rPr>
-          <w:lang w:val="en-US"/>
-        </w:rPr>
-        <w:t>a nó</w:t>
-      </w:r>
-      <w:r>
-        <w:rPr>
-          <w:lang w:val="en-US"/>
-        </w:rPr>
-        <w:t xml:space="preserve"> vào bên phải A</w:t>
-      </w:r>
-    </w:p>
-    <w:p>
-      <w:pPr>
-        <w:pStyle w:val="ListParagraph"/>
-        <w:numPr>
-          <w:ilvl w:val="0"/>
-          <w:numId w:val="3"/>
-        </w:numPr>
-        <w:rPr>
-          <w:lang w:val="en-US"/>
-        </w:rPr>
-      </w:pPr>
-      <w:r>
-        <w:rPr>
-          <w:lang w:val="en-US"/>
-        </w:rPr>
-        <w:t>C</w:t>
-      </w:r>
-      <w:r>
-        <w:rPr>
-          <w:lang w:val="en-US"/>
-        </w:rPr>
-        <w:t xml:space="preserve">ác ngôn ngữ lập trình khác </w:t>
-      </w:r>
-      <w:r>
-        <w:rPr>
-          <w:lang w:val="en-US"/>
-        </w:rPr>
-        <w:t>cũng dùng “\</w:t>
-      </w:r>
-      <w:r>
-        <w:rPr>
-          <w:lang w:val="en-US"/>
-        </w:rPr>
-        <w:t>”</w:t>
+        <w:t>Phần Mở Rộng File Có Ích Gì?</w:t>
+      </w:r>
+    </w:p>
+    <w:p>
+      <w:pPr>
+        <w:pStyle w:val="ListParagraph"/>
+        <w:numPr>
+          <w:ilvl w:val="0"/>
+          <w:numId w:val="3"/>
+        </w:numPr>
+        <w:rPr>
+          <w:lang w:val="en-US"/>
+        </w:rPr>
+      </w:pPr>
+      <w:r>
+        <w:rPr>
+          <w:lang w:val="en-US"/>
+        </w:rPr>
+        <w:t>Xác định chương trình nào sẽ mở File và biểu tượng của nó</w:t>
+      </w:r>
+    </w:p>
+    <w:p>
+      <w:pPr>
+        <w:pStyle w:val="ListParagraph"/>
+        <w:numPr>
+          <w:ilvl w:val="0"/>
+          <w:numId w:val="3"/>
+        </w:numPr>
+        <w:rPr>
+          <w:lang w:val="en-US"/>
+        </w:rPr>
+      </w:pPr>
+      <w:r>
+        <w:rPr>
+          <w:lang w:val="en-US"/>
+        </w:rPr>
+        <w:t>Xóa đi cũng không sao</w:t>
       </w:r>
       <w:bookmarkStart w:id="0" w:name="_GoBack"/>
       <w:bookmarkEnd w:id="0"/>
+    </w:p>
+    <w:p>
+      <w:pPr>
+        <w:pStyle w:val="ListParagraph"/>
+        <w:numPr>
+          <w:ilvl w:val="0"/>
+          <w:numId w:val="8"/>
+        </w:numPr>
+        <w:rPr>
+          <w:lang w:val="en-US"/>
+        </w:rPr>
+      </w:pPr>
+      <w:r>
+        <w:rPr>
+          <w:lang w:val="en-US"/>
+        </w:rPr>
+        <w:t>Đường Dẫn Trong Batch Có Cần Dấu Nháy Kép Không?</w:t>
+      </w:r>
+    </w:p>
+    <w:p>
+      <w:pPr>
+        <w:pStyle w:val="ListParagraph"/>
+        <w:numPr>
+          <w:ilvl w:val="0"/>
+          <w:numId w:val="3"/>
+        </w:numPr>
+        <w:rPr>
+          <w:lang w:val="en-US"/>
+        </w:rPr>
+      </w:pPr>
+      <w:r>
+        <w:rPr>
+          <w:lang w:val="en-US"/>
+        </w:rPr>
+        <w:t>Nếu đường dẫn không có dấu cách thì không cần, còn nếu có thì cần</w:t>
+      </w:r>
+    </w:p>
+    <w:p>
+      <w:pPr>
+        <w:pStyle w:val="ListParagraph"/>
+        <w:numPr>
+          <w:ilvl w:val="0"/>
+          <w:numId w:val="8"/>
+        </w:numPr>
+        <w:rPr>
+          <w:lang w:val="en-US"/>
+        </w:rPr>
+      </w:pPr>
+      <w:r>
+        <w:rPr>
+          <w:lang w:val="en-US"/>
+        </w:rPr>
+        <w:t>File Có Nhất Thiết Phải Có Phần Mở Rộng?</w:t>
+      </w:r>
+    </w:p>
+    <w:p>
+      <w:pPr>
+        <w:pStyle w:val="ListParagraph"/>
+        <w:numPr>
+          <w:ilvl w:val="0"/>
+          <w:numId w:val="3"/>
+        </w:numPr>
+        <w:rPr>
+          <w:lang w:val="en-US"/>
+        </w:rPr>
+      </w:pPr>
+      <w:r>
+        <w:rPr>
+          <w:lang w:val="en-US"/>
+        </w:rPr>
+        <w:t>Không, phần mở rộng chỉ chứa siêu dữ liệu, nên nếu lưu File không có phần mở rộng thì dữ liệu vẫn ở đó</w:t>
+      </w:r>
+    </w:p>
+    <w:p>
+      <w:pPr>
+        <w:pStyle w:val="ListParagraph"/>
+        <w:numPr>
+          <w:ilvl w:val="0"/>
+          <w:numId w:val="3"/>
+        </w:numPr>
+        <w:rPr>
+          <w:lang w:val="en-US"/>
+        </w:rPr>
+      </w:pPr>
+      <w:r>
+        <w:rPr>
+          <w:lang w:val="en-US"/>
+        </w:rPr>
+        <w:t>Mở File không có phần mở rộng bằng cách chọn 1 chương trình để mở như Word chẳng hạn</w:t>
+      </w:r>
+    </w:p>
+    <w:p>
+      <w:pPr>
+        <w:pStyle w:val="ListParagraph"/>
+        <w:numPr>
+          <w:ilvl w:val="0"/>
+          <w:numId w:val="3"/>
+        </w:numPr>
+        <w:rPr>
+          <w:lang w:val="en-US"/>
+        </w:rPr>
+      </w:pPr>
+      <w:r>
+        <w:rPr>
+          <w:lang w:val="en-US"/>
+        </w:rPr>
+        <w:t>Tên của File luôn luôn bao gồm cả tên và phần mở rộng</w:t>
+      </w:r>
+    </w:p>
+    <w:p>
+      <w:pPr>
+        <w:pStyle w:val="ListParagraph"/>
+        <w:numPr>
+          <w:ilvl w:val="0"/>
+          <w:numId w:val="8"/>
+        </w:numPr>
+        <w:rPr>
+          <w:lang w:val="en-US"/>
+        </w:rPr>
+      </w:pPr>
+      <w:r>
+        <w:rPr>
+          <w:lang w:val="en-US"/>
+        </w:rPr>
+        <w:t>Cách Viết Đường Dẫn Tương Đối?</w:t>
+      </w:r>
+    </w:p>
+    <w:p>
+      <w:pPr>
+        <w:pStyle w:val="ListParagraph"/>
+        <w:numPr>
+          <w:ilvl w:val="0"/>
+          <w:numId w:val="3"/>
+        </w:numPr>
+        <w:rPr>
+          <w:lang w:val="en-US"/>
+        </w:rPr>
+      </w:pPr>
+      <w:r>
+        <w:rPr>
+          <w:lang w:val="en-US"/>
+        </w:rPr>
+        <w:t>Có nhiều cách viết đường dẫn nhưng để cho nhất quán, ta thực hiện quy tắc sau</w:t>
+      </w:r>
+    </w:p>
+    <w:p>
+      <w:pPr>
+        <w:pStyle w:val="ListParagraph"/>
+        <w:numPr>
+          <w:ilvl w:val="0"/>
+          <w:numId w:val="3"/>
+        </w:numPr>
+        <w:rPr>
+          <w:lang w:val="en-US"/>
+        </w:rPr>
+      </w:pPr>
+      <w:r>
+        <w:rPr>
+          <w:lang w:val="en-US"/>
+        </w:rPr>
+        <w:t xml:space="preserve">Gọi chuỗi đường dẫn là A, có giá trị ban đầu là “”, giả sử </w:t>
+      </w:r>
+      <w:r>
+        <w:rPr>
+          <w:lang w:val="en-US"/>
+        </w:rPr>
+        <w:t xml:space="preserve">CMD của bạn đang ở trong 1 thư mục nào đó, coi CMD như thư mục con trực tiếp luôn, để đưa CMD lên 1 bậc, </w:t>
+      </w:r>
+      <w:r>
+        <w:rPr>
+          <w:lang w:val="en-US"/>
+        </w:rPr>
+        <w:t xml:space="preserve"> </w:t>
+      </w:r>
+      <w:r>
+        <w:rPr>
+          <w:lang w:val="en-US"/>
+        </w:rPr>
+        <w:t>thêm “.” vào bên trái A, để đưa CMD xuống 1 thư mục con hoặc 1 File con, thêm dấu “\” rồi thêm tên củ</w:t>
+      </w:r>
+      <w:r>
+        <w:rPr>
+          <w:lang w:val="en-US"/>
+        </w:rPr>
+        <w:t>a nó</w:t>
+      </w:r>
+      <w:r>
+        <w:rPr>
+          <w:lang w:val="en-US"/>
+        </w:rPr>
+        <w:t xml:space="preserve"> vào bên phải A</w:t>
+      </w:r>
+    </w:p>
+    <w:p>
+      <w:pPr>
+        <w:pStyle w:val="ListParagraph"/>
+        <w:numPr>
+          <w:ilvl w:val="0"/>
+          <w:numId w:val="3"/>
+        </w:numPr>
+        <w:rPr>
+          <w:lang w:val="en-US"/>
+        </w:rPr>
+      </w:pPr>
+      <w:r>
+        <w:rPr>
+          <w:lang w:val="en-US"/>
+        </w:rPr>
+        <w:t>C</w:t>
+      </w:r>
+      <w:r>
+        <w:rPr>
+          <w:lang w:val="en-US"/>
+        </w:rPr>
+        <w:t xml:space="preserve">ác ngôn ngữ lập trình khác </w:t>
+      </w:r>
+      <w:r>
+        <w:rPr>
+          <w:lang w:val="en-US"/>
+        </w:rPr>
+        <w:t>cũng dùng “\</w:t>
+      </w:r>
+      <w:r>
+        <w:rPr>
+          <w:lang w:val="en-US"/>
+        </w:rPr>
+        <w:t>”</w:t>
+      </w:r>
     </w:p>
     <w:p>
       <w:pPr>
@@ -2136,6 +2264,7 @@
         <w:rPr>
           <w:lang w:val="en-US"/>
         </w:rPr>
+        <w:lastRenderedPageBreak/>
         <w:t>)</w:t>
       </w:r>
     </w:p>
@@ -2466,7 +2595,6 @@
               <w:rPr>
                 <w:lang w:val="en-US"/>
               </w:rPr>
-              <w:lastRenderedPageBreak/>
               <w:t>Tất cả các file có phần mở rộng “.txt” và có chữ cái đầu tiên là “a” trong thư mục “foo”</w:t>
             </w:r>
           </w:p>
@@ -3064,6 +3192,7 @@
         <w:rPr>
           <w:lang w:val="en-US"/>
         </w:rPr>
+        <w:lastRenderedPageBreak/>
         <w:t>Nháy đúp vào Shortcut để khởi chạy chương trình mà nó kết nối tới cùng với các tham số đã xác định</w:t>
       </w:r>
     </w:p>
@@ -3141,7 +3270,6 @@
         <w:rPr>
           <w:lang w:val="en-US"/>
         </w:rPr>
-        <w:lastRenderedPageBreak/>
         <w:t>Simple</w:t>
       </w:r>
       <w:r>
@@ -3931,6 +4059,7 @@
         <w:rPr>
           <w:lang w:val="en-US"/>
         </w:rPr>
+        <w:lastRenderedPageBreak/>
         <w:t>c</w:t>
       </w:r>
       <w:r>
@@ -4948,6 +5077,7 @@
         <w:rPr>
           <w:lang w:val="en-US"/>
         </w:rPr>
+        <w:lastRenderedPageBreak/>
         <w:t xml:space="preserve">Gán </w:t>
       </w:r>
       <w:r>
@@ -5068,7 +5198,6 @@
         <w:rPr>
           <w:lang w:val="en-US"/>
         </w:rPr>
-        <w:lastRenderedPageBreak/>
         <w:t>s</w:t>
       </w:r>
       <w:r>
@@ -5725,7 +5854,14 @@
         <w:rPr>
           <w:lang w:val="en-US"/>
         </w:rPr>
-        <w:t>Câu lệnh này sẽ chuyển &lt;Tên Miền&gt; thành địa chỉ IP tương ứng thông qua DNS, sau đó gửi 1 gói tin 32 Bytes đến Host có địa chỉ IP này, Host sau khi nhận được sẽ trả về 1 gói tin y chang, gửi tin và phản hồi tin 4 lần, trên CMD sẽ có thông tin về khoảng thời gian giữa lúc gửi đi và nhận lại mỗi lần, đồng thời Show cả địa chỉ IP của trang Web</w:t>
+        <w:t xml:space="preserve">Câu lệnh này sẽ chuyển &lt;Tên Miền&gt; thành địa chỉ IP tương ứng thông qua DNS, sau đó gửi 1 gói tin 32 Bytes đến Host có địa chỉ IP này, Host sau khi nhận được sẽ trả về 1 gói tin y chang, gửi tin và phản hồi tin 4 lần, trên CMD sẽ có thông tin </w:t>
+      </w:r>
+      <w:r>
+        <w:rPr>
+          <w:lang w:val="en-US"/>
+        </w:rPr>
+        <w:lastRenderedPageBreak/>
+        <w:t>về khoảng thời gian giữa lúc gửi đi và nhận lại mỗi lần, đồng thời Show cả địa chỉ IP của trang Web</w:t>
       </w:r>
     </w:p>
     <w:p>
@@ -5837,6 +5973,119 @@
     </w:lvl>
   </w:abstractNum>
   <w:abstractNum w:abstractNumId="1">
+    <w:nsid w:val="07B14401"/>
+    <w:multiLevelType w:val="hybridMultilevel"/>
+    <w:tmpl w:val="EDEAC642"/>
+    <w:lvl w:ilvl="0" w:tplc="9FF29378">
+      <w:start w:val="1"/>
+      <w:numFmt w:val="bullet"/>
+      <w:lvlText w:val=""/>
+      <w:lvlJc w:val="left"/>
+      <w:pPr>
+        <w:ind w:left="1080" w:hanging="360"/>
+      </w:pPr>
+      <w:rPr>
+        <w:rFonts w:ascii="Wingdings" w:eastAsiaTheme="minorHAnsi" w:hAnsi="Wingdings" w:cstheme="minorBidi" w:hint="default"/>
+      </w:rPr>
+    </w:lvl>
+    <w:lvl w:ilvl="1" w:tplc="042A0003" w:tentative="1">
+      <w:start w:val="1"/>
+      <w:numFmt w:val="bullet"/>
+      <w:lvlText w:val="o"/>
+      <w:lvlJc w:val="left"/>
+      <w:pPr>
+        <w:ind w:left="1800" w:hanging="360"/>
+      </w:pPr>
+      <w:rPr>
+        <w:rFonts w:ascii="Courier New" w:hAnsi="Courier New" w:cs="Courier New" w:hint="default"/>
+      </w:rPr>
+    </w:lvl>
+    <w:lvl w:ilvl="2" w:tplc="042A0005" w:tentative="1">
+      <w:start w:val="1"/>
+      <w:numFmt w:val="bullet"/>
+      <w:lvlText w:val=""/>
+      <w:lvlJc w:val="left"/>
+      <w:pPr>
+        <w:ind w:left="2520" w:hanging="360"/>
+      </w:pPr>
+      <w:rPr>
+        <w:rFonts w:ascii="Wingdings" w:hAnsi="Wingdings" w:hint="default"/>
+      </w:rPr>
+    </w:lvl>
+    <w:lvl w:ilvl="3" w:tplc="042A0001" w:tentative="1">
+      <w:start w:val="1"/>
+      <w:numFmt w:val="bullet"/>
+      <w:lvlText w:val=""/>
+      <w:lvlJc w:val="left"/>
+      <w:pPr>
+        <w:ind w:left="3240" w:hanging="360"/>
+      </w:pPr>
+      <w:rPr>
+        <w:rFonts w:ascii="Symbol" w:hAnsi="Symbol" w:hint="default"/>
+      </w:rPr>
+    </w:lvl>
+    <w:lvl w:ilvl="4" w:tplc="042A0003" w:tentative="1">
+      <w:start w:val="1"/>
+      <w:numFmt w:val="bullet"/>
+      <w:lvlText w:val="o"/>
+      <w:lvlJc w:val="left"/>
+      <w:pPr>
+        <w:ind w:left="3960" w:hanging="360"/>
+      </w:pPr>
+      <w:rPr>
+        <w:rFonts w:ascii="Courier New" w:hAnsi="Courier New" w:cs="Courier New" w:hint="default"/>
+      </w:rPr>
+    </w:lvl>
+    <w:lvl w:ilvl="5" w:tplc="042A0005" w:tentative="1">
+      <w:start w:val="1"/>
+      <w:numFmt w:val="bullet"/>
+      <w:lvlText w:val=""/>
+      <w:lvlJc w:val="left"/>
+      <w:pPr>
+        <w:ind w:left="4680" w:hanging="360"/>
+      </w:pPr>
+      <w:rPr>
+        <w:rFonts w:ascii="Wingdings" w:hAnsi="Wingdings" w:hint="default"/>
+      </w:rPr>
+    </w:lvl>
+    <w:lvl w:ilvl="6" w:tplc="042A0001" w:tentative="1">
+      <w:start w:val="1"/>
+      <w:numFmt w:val="bullet"/>
+      <w:lvlText w:val=""/>
+      <w:lvlJc w:val="left"/>
+      <w:pPr>
+        <w:ind w:left="5400" w:hanging="360"/>
+      </w:pPr>
+      <w:rPr>
+        <w:rFonts w:ascii="Symbol" w:hAnsi="Symbol" w:hint="default"/>
+      </w:rPr>
+    </w:lvl>
+    <w:lvl w:ilvl="7" w:tplc="042A0003" w:tentative="1">
+      <w:start w:val="1"/>
+      <w:numFmt w:val="bullet"/>
+      <w:lvlText w:val="o"/>
+      <w:lvlJc w:val="left"/>
+      <w:pPr>
+        <w:ind w:left="6120" w:hanging="360"/>
+      </w:pPr>
+      <w:rPr>
+        <w:rFonts w:ascii="Courier New" w:hAnsi="Courier New" w:cs="Courier New" w:hint="default"/>
+      </w:rPr>
+    </w:lvl>
+    <w:lvl w:ilvl="8" w:tplc="042A0005" w:tentative="1">
+      <w:start w:val="1"/>
+      <w:numFmt w:val="bullet"/>
+      <w:lvlText w:val=""/>
+      <w:lvlJc w:val="left"/>
+      <w:pPr>
+        <w:ind w:left="6840" w:hanging="360"/>
+      </w:pPr>
+      <w:rPr>
+        <w:rFonts w:ascii="Wingdings" w:hAnsi="Wingdings" w:hint="default"/>
+      </w:rPr>
+    </w:lvl>
+  </w:abstractNum>
+  <w:abstractNum w:abstractNumId="2">
     <w:nsid w:val="10DA228A"/>
     <w:multiLevelType w:val="hybridMultilevel"/>
     <w:tmpl w:val="298AFC7A"/>
@@ -5925,7 +6174,7 @@
       </w:pPr>
     </w:lvl>
   </w:abstractNum>
-  <w:abstractNum w:abstractNumId="2">
+  <w:abstractNum w:abstractNumId="3">
     <w:nsid w:val="29090A08"/>
     <w:multiLevelType w:val="hybridMultilevel"/>
     <w:tmpl w:val="D55012E2"/>
@@ -6014,7 +6263,7 @@
       </w:pPr>
     </w:lvl>
   </w:abstractNum>
-  <w:abstractNum w:abstractNumId="3">
+  <w:abstractNum w:abstractNumId="4">
     <w:nsid w:val="29722A49"/>
     <w:multiLevelType w:val="hybridMultilevel"/>
     <w:tmpl w:val="F5D808B4"/>
@@ -6103,7 +6352,7 @@
       </w:pPr>
     </w:lvl>
   </w:abstractNum>
-  <w:abstractNum w:abstractNumId="4">
+  <w:abstractNum w:abstractNumId="5">
     <w:nsid w:val="31D876B6"/>
     <w:multiLevelType w:val="hybridMultilevel"/>
     <w:tmpl w:val="E29E4E74"/>
@@ -6215,7 +6464,7 @@
       </w:rPr>
     </w:lvl>
   </w:abstractNum>
-  <w:abstractNum w:abstractNumId="5">
+  <w:abstractNum w:abstractNumId="6">
     <w:nsid w:val="46D93671"/>
     <w:multiLevelType w:val="hybridMultilevel"/>
     <w:tmpl w:val="993860CA"/>
@@ -6304,7 +6553,7 @@
       </w:pPr>
     </w:lvl>
   </w:abstractNum>
-  <w:abstractNum w:abstractNumId="6">
+  <w:abstractNum w:abstractNumId="7">
     <w:nsid w:val="4B780B78"/>
     <w:multiLevelType w:val="hybridMultilevel"/>
     <w:tmpl w:val="193C6386"/>
@@ -6417,7 +6666,96 @@
       </w:rPr>
     </w:lvl>
   </w:abstractNum>
-  <w:abstractNum w:abstractNumId="7">
+  <w:abstractNum w:abstractNumId="8">
+    <w:nsid w:val="532876DA"/>
+    <w:multiLevelType w:val="hybridMultilevel"/>
+    <w:tmpl w:val="8292B0D0"/>
+    <w:lvl w:ilvl="0" w:tplc="BBFC2792">
+      <w:start w:val="1"/>
+      <w:numFmt w:val="decimal"/>
+      <w:lvlText w:val="%1."/>
+      <w:lvlJc w:val="left"/>
+      <w:pPr>
+        <w:ind w:left="1080" w:hanging="360"/>
+      </w:pPr>
+      <w:rPr>
+        <w:rFonts w:hint="default"/>
+      </w:rPr>
+    </w:lvl>
+    <w:lvl w:ilvl="1" w:tplc="042A0019" w:tentative="1">
+      <w:start w:val="1"/>
+      <w:numFmt w:val="lowerLetter"/>
+      <w:lvlText w:val="%2."/>
+      <w:lvlJc w:val="left"/>
+      <w:pPr>
+        <w:ind w:left="1800" w:hanging="360"/>
+      </w:pPr>
+    </w:lvl>
+    <w:lvl w:ilvl="2" w:tplc="042A001B" w:tentative="1">
+      <w:start w:val="1"/>
+      <w:numFmt w:val="lowerRoman"/>
+      <w:lvlText w:val="%3."/>
+      <w:lvlJc w:val="right"/>
+      <w:pPr>
+        <w:ind w:left="2520" w:hanging="180"/>
+      </w:pPr>
+    </w:lvl>
+    <w:lvl w:ilvl="3" w:tplc="042A000F" w:tentative="1">
+      <w:start w:val="1"/>
+      <w:numFmt w:val="decimal"/>
+      <w:lvlText w:val="%4."/>
+      <w:lvlJc w:val="left"/>
+      <w:pPr>
+        <w:ind w:left="3240" w:hanging="360"/>
+      </w:pPr>
+    </w:lvl>
+    <w:lvl w:ilvl="4" w:tplc="042A0019" w:tentative="1">
+      <w:start w:val="1"/>
+      <w:numFmt w:val="lowerLetter"/>
+      <w:lvlText w:val="%5."/>
+      <w:lvlJc w:val="left"/>
+      <w:pPr>
+        <w:ind w:left="3960" w:hanging="360"/>
+      </w:pPr>
+    </w:lvl>
+    <w:lvl w:ilvl="5" w:tplc="042A001B" w:tentative="1">
+      <w:start w:val="1"/>
+      <w:numFmt w:val="lowerRoman"/>
+      <w:lvlText w:val="%6."/>
+      <w:lvlJc w:val="right"/>
+      <w:pPr>
+        <w:ind w:left="4680" w:hanging="180"/>
+      </w:pPr>
+    </w:lvl>
+    <w:lvl w:ilvl="6" w:tplc="042A000F" w:tentative="1">
+      <w:start w:val="1"/>
+      <w:numFmt w:val="decimal"/>
+      <w:lvlText w:val="%7."/>
+      <w:lvlJc w:val="left"/>
+      <w:pPr>
+        <w:ind w:left="5400" w:hanging="360"/>
+      </w:pPr>
+    </w:lvl>
+    <w:lvl w:ilvl="7" w:tplc="042A0019" w:tentative="1">
+      <w:start w:val="1"/>
+      <w:numFmt w:val="lowerLetter"/>
+      <w:lvlText w:val="%8."/>
+      <w:lvlJc w:val="left"/>
+      <w:pPr>
+        <w:ind w:left="6120" w:hanging="360"/>
+      </w:pPr>
+    </w:lvl>
+    <w:lvl w:ilvl="8" w:tplc="042A001B" w:tentative="1">
+      <w:start w:val="1"/>
+      <w:numFmt w:val="lowerRoman"/>
+      <w:lvlText w:val="%9."/>
+      <w:lvlJc w:val="right"/>
+      <w:pPr>
+        <w:ind w:left="6840" w:hanging="180"/>
+      </w:pPr>
+    </w:lvl>
+  </w:abstractNum>
+  <w:abstractNum w:abstractNumId="9">
     <w:nsid w:val="57D26799"/>
     <w:multiLevelType w:val="hybridMultilevel"/>
     <w:tmpl w:val="71822CD0"/>
@@ -6506,7 +6844,7 @@
       </w:pPr>
     </w:lvl>
   </w:abstractNum>
-  <w:abstractNum w:abstractNumId="8">
+  <w:abstractNum w:abstractNumId="10">
     <w:nsid w:val="667A2838"/>
     <w:multiLevelType w:val="hybridMultilevel"/>
     <w:tmpl w:val="DB9A544C"/>
@@ -6595,7 +6933,7 @@
       </w:pPr>
     </w:lvl>
   </w:abstractNum>
-  <w:abstractNum w:abstractNumId="9">
+  <w:abstractNum w:abstractNumId="11">
     <w:nsid w:val="68FC54A9"/>
     <w:multiLevelType w:val="hybridMultilevel"/>
     <w:tmpl w:val="67F6D638"/>
@@ -6684,7 +7022,7 @@
       </w:pPr>
     </w:lvl>
   </w:abstractNum>
-  <w:abstractNum w:abstractNumId="10">
+  <w:abstractNum w:abstractNumId="12">
     <w:nsid w:val="75406E93"/>
     <w:multiLevelType w:val="hybridMultilevel"/>
     <w:tmpl w:val="69E4C6BA"/>
@@ -6774,37 +7112,43 @@
     </w:lvl>
   </w:abstractNum>
   <w:num w:numId="1">
+    <w:abstractNumId w:val="5"/>
+  </w:num>
+  <w:num w:numId="2">
+    <w:abstractNumId w:val="11"/>
+  </w:num>
+  <w:num w:numId="3">
+    <w:abstractNumId w:val="7"/>
+  </w:num>
+  <w:num w:numId="4">
+    <w:abstractNumId w:val="10"/>
+  </w:num>
+  <w:num w:numId="5">
+    <w:abstractNumId w:val="2"/>
+  </w:num>
+  <w:num w:numId="6">
+    <w:abstractNumId w:val="6"/>
+  </w:num>
+  <w:num w:numId="7">
+    <w:abstractNumId w:val="12"/>
+  </w:num>
+  <w:num w:numId="8">
     <w:abstractNumId w:val="4"/>
   </w:num>
-  <w:num w:numId="2">
-    <w:abstractNumId w:val="9"/>
-  </w:num>
-  <w:num w:numId="3">
-    <w:abstractNumId w:val="6"/>
-  </w:num>
-  <w:num w:numId="4">
-    <w:abstractNumId w:val="8"/>
-  </w:num>
-  <w:num w:numId="5">
-    <w:abstractNumId w:val="1"/>
-  </w:num>
-  <w:num w:numId="6">
-    <w:abstractNumId w:val="5"/>
-  </w:num>
-  <w:num w:numId="7">
-    <w:abstractNumId w:val="10"/>
-  </w:num>
-  <w:num w:numId="8">
+  <w:num w:numId="9">
     <w:abstractNumId w:val="3"/>
-  </w:num>
-  <w:num w:numId="9">
-    <w:abstractNumId w:val="2"/>
   </w:num>
   <w:num w:numId="10">
     <w:abstractNumId w:val="0"/>
   </w:num>
   <w:num w:numId="11">
-    <w:abstractNumId w:val="7"/>
+    <w:abstractNumId w:val="9"/>
+  </w:num>
+  <w:num w:numId="12">
+    <w:abstractNumId w:val="8"/>
+  </w:num>
+  <w:num w:numId="13">
+    <w:abstractNumId w:val="1"/>
   </w:num>
 </w:numbering>
 </file>

--- a/batch.docx
+++ b/batch.docx
@@ -1,6 +1,6 @@
 
 <file path=word/document.xml><?xml version="1.0" encoding="utf-8"?>
-<w:document xmlns:wpc="http://schemas.microsoft.com/office/word/2010/wordprocessingCanvas" xmlns:mc="http://schemas.openxmlformats.org/markup-compatibility/2006" xmlns:o="urn:schemas-microsoft-com:office:office" xmlns:r="http://schemas.openxmlformats.org/officeDocument/2006/relationships" xmlns:m="http://schemas.openxmlformats.org/officeDocument/2006/math" xmlns:v="urn:schemas-microsoft-com:vml" xmlns:wp14="http://schemas.microsoft.com/office/word/2010/wordprocessingDrawing" xmlns:wp="http://schemas.openxmlformats.org/drawingml/2006/wordprocessingDrawing" xmlns:w10="urn:schemas-microsoft-com:office:word" xmlns:w="http://schemas.openxmlformats.org/wordprocessingml/2006/main" xmlns:w14="http://schemas.microsoft.com/office/word/2010/wordml" xmlns:wpg="http://schemas.microsoft.com/office/word/2010/wordprocessingGroup" xmlns:wpi="http://schemas.microsoft.com/office/word/2010/wordprocessingInk" xmlns:wne="http://schemas.microsoft.com/office/word/2006/wordml" xmlns:wps="http://schemas.microsoft.com/office/word/2010/wordprocessingShape" mc:Ignorable="w14 wp14">
+<w:document xmlns:wpc="http://schemas.microsoft.com/office/word/2010/wordprocessingCanvas" xmlns:cx="http://schemas.microsoft.com/office/drawing/2014/chartex" xmlns:cx1="http://schemas.microsoft.com/office/drawing/2015/9/8/chartex" xmlns:cx2="http://schemas.microsoft.com/office/drawing/2015/10/21/chartex" xmlns:cx3="http://schemas.microsoft.com/office/drawing/2016/5/9/chartex" xmlns:cx4="http://schemas.microsoft.com/office/drawing/2016/5/10/chartex" xmlns:cx5="http://schemas.microsoft.com/office/drawing/2016/5/11/chartex" xmlns:cx6="http://schemas.microsoft.com/office/drawing/2016/5/12/chartex" xmlns:cx7="http://schemas.microsoft.com/office/drawing/2016/5/13/chartex" xmlns:cx8="http://schemas.microsoft.com/office/drawing/2016/5/14/chartex" xmlns:mc="http://schemas.openxmlformats.org/markup-compatibility/2006" xmlns:aink="http://schemas.microsoft.com/office/drawing/2016/ink" xmlns:am3d="http://schemas.microsoft.com/office/drawing/2017/model3d" xmlns:o="urn:schemas-microsoft-com:office:office" xmlns:oel="http://schemas.microsoft.com/office/2019/extlst" xmlns:r="http://schemas.openxmlformats.org/officeDocument/2006/relationships" xmlns:m="http://schemas.openxmlformats.org/officeDocument/2006/math" xmlns:v="urn:schemas-microsoft-com:vml" xmlns:wp14="http://schemas.microsoft.com/office/word/2010/wordprocessingDrawing" xmlns:wp="http://schemas.openxmlformats.org/drawingml/2006/wordprocessingDrawing" xmlns:w10="urn:schemas-microsoft-com:office:word" xmlns:w="http://schemas.openxmlformats.org/wordprocessingml/2006/main" xmlns:w14="http://schemas.microsoft.com/office/word/2010/wordml" xmlns:w15="http://schemas.microsoft.com/office/word/2012/wordml" xmlns:w16cex="http://schemas.microsoft.com/office/word/2018/wordml/cex" xmlns:w16cid="http://schemas.microsoft.com/office/word/2016/wordml/cid" xmlns:w16="http://schemas.microsoft.com/office/word/2018/wordml" xmlns:w16sdtdh="http://schemas.microsoft.com/office/word/2020/wordml/sdtdatahash" xmlns:w16se="http://schemas.microsoft.com/office/word/2015/wordml/symex" xmlns:wpg="http://schemas.microsoft.com/office/word/2010/wordprocessingGroup" xmlns:wpi="http://schemas.microsoft.com/office/word/2010/wordprocessingInk" xmlns:wne="http://schemas.microsoft.com/office/word/2006/wordml" xmlns:wps="http://schemas.microsoft.com/office/word/2010/wordprocessingShape" mc:Ignorable="w14 w15 w16se w16cid w16 w16cex w16sdtdh wp14">
   <w:body>
     <w:p>
       <w:pPr>
@@ -852,928 +852,115 @@
         <w:rPr>
           <w:lang w:val="en-US"/>
         </w:rPr>
-        <w:t>Operating System – Hệ Điều Hành:</w:t>
-      </w:r>
-    </w:p>
-    <w:p>
-      <w:pPr>
-        <w:pStyle w:val="ListParagraph"/>
-        <w:numPr>
-          <w:ilvl w:val="0"/>
-          <w:numId w:val="12"/>
-        </w:numPr>
-        <w:rPr>
-          <w:lang w:val="en-US"/>
-        </w:rPr>
-      </w:pPr>
-      <w:r>
-        <w:rPr>
-          <w:lang w:val="en-US"/>
-        </w:rPr>
-        <w:t>DOS (Disk Operating System) Khác Gì Windows?</w:t>
-      </w:r>
-    </w:p>
-    <w:p>
-      <w:pPr>
-        <w:pStyle w:val="ListParagraph"/>
-        <w:numPr>
-          <w:ilvl w:val="0"/>
-          <w:numId w:val="13"/>
-        </w:numPr>
-        <w:rPr>
-          <w:lang w:val="en-US"/>
-        </w:rPr>
-      </w:pPr>
-      <w:r>
-        <w:rPr>
-          <w:lang w:val="en-US"/>
-        </w:rPr>
-        <w:t>DOS là hệ điều hành 1 người dùng, giao diện như CMD</w:t>
-      </w:r>
-    </w:p>
-    <w:p>
-      <w:pPr>
-        <w:pStyle w:val="ListParagraph"/>
-        <w:numPr>
-          <w:ilvl w:val="0"/>
-          <w:numId w:val="13"/>
-        </w:numPr>
-        <w:rPr>
-          <w:lang w:val="en-US"/>
-        </w:rPr>
-      </w:pPr>
-      <w:r>
-        <w:rPr>
-          <w:lang w:val="en-US"/>
-        </w:rPr>
-        <w:t>Window là hệ điều hành nhiều người dùng, giao diện đồ họa</w:t>
-      </w:r>
-    </w:p>
-    <w:p>
-      <w:pPr>
-        <w:rPr>
-          <w:lang w:val="en-US"/>
-        </w:rPr>
-      </w:pPr>
-    </w:p>
-    <w:p>
-      <w:pPr>
-        <w:rPr>
-          <w:lang w:val="en-US"/>
-        </w:rPr>
-      </w:pPr>
-      <w:r>
-        <w:rPr>
-          <w:lang w:val="en-US"/>
-        </w:rPr>
-        <w:t xml:space="preserve">Global </w:t>
-      </w:r>
-      <w:r>
-        <w:rPr>
-          <w:lang w:val="en-US"/>
-        </w:rPr>
-        <w:t>Constants</w:t>
-      </w:r>
-      <w:r>
-        <w:rPr>
-          <w:lang w:val="en-US"/>
-        </w:rPr>
-        <w:t xml:space="preserve">– </w:t>
-      </w:r>
-      <w:r>
-        <w:rPr>
-          <w:lang w:val="en-US"/>
-        </w:rPr>
-        <w:t xml:space="preserve">Hằng </w:t>
-      </w:r>
-      <w:r>
-        <w:rPr>
-          <w:lang w:val="en-US"/>
-        </w:rPr>
-        <w:t>Toàn Cục:</w:t>
-      </w:r>
-    </w:p>
-    <w:p>
-      <w:pPr>
-        <w:pStyle w:val="ListParagraph"/>
-        <w:numPr>
-          <w:ilvl w:val="0"/>
-          <w:numId w:val="4"/>
-        </w:numPr>
-        <w:rPr>
-          <w:lang w:val="en-US"/>
-        </w:rPr>
-      </w:pPr>
-      <w:r>
-        <w:rPr>
-          <w:lang w:val="en-US"/>
-        </w:rPr>
-        <w:t>%</w:t>
-      </w:r>
-      <w:r>
-        <w:rPr>
-          <w:lang w:val="en-US"/>
-        </w:rPr>
-        <w:t>username</w:t>
-      </w:r>
-      <w:r>
-        <w:rPr>
-          <w:lang w:val="en-US"/>
-        </w:rPr>
-        <w:t xml:space="preserve">% </w:t>
-      </w:r>
-      <w:r>
-        <w:rPr>
-          <w:lang w:val="en-US"/>
-        </w:rPr>
-        <w:t xml:space="preserve">= </w:t>
-      </w:r>
-      <w:r>
-        <w:rPr>
-          <w:lang w:val="en-US"/>
-        </w:rPr>
-        <w:t>Huan</w:t>
-      </w:r>
-    </w:p>
-    <w:p>
-      <w:pPr>
-        <w:pStyle w:val="ListParagraph"/>
-        <w:numPr>
-          <w:ilvl w:val="0"/>
-          <w:numId w:val="4"/>
-        </w:numPr>
-        <w:rPr>
-          <w:lang w:val="en-US"/>
-        </w:rPr>
-      </w:pPr>
-      <w:r>
-        <w:rPr>
-          <w:lang w:val="en-US"/>
-        </w:rPr>
-        <w:t>%</w:t>
-      </w:r>
-      <w:r>
-        <w:rPr>
-          <w:lang w:val="en-US"/>
-        </w:rPr>
-        <w:t>userprofile</w:t>
-      </w:r>
-      <w:r>
-        <w:rPr>
-          <w:lang w:val="en-US"/>
-        </w:rPr>
-        <w:t>% =</w:t>
-      </w:r>
-      <w:r>
-        <w:rPr>
-          <w:lang w:val="en-US"/>
-        </w:rPr>
-        <w:t xml:space="preserve"> C:\Users\Huan</w:t>
-      </w:r>
-    </w:p>
-    <w:p>
-      <w:pPr>
-        <w:pStyle w:val="ListParagraph"/>
-        <w:numPr>
-          <w:ilvl w:val="0"/>
-          <w:numId w:val="4"/>
-        </w:numPr>
-        <w:rPr>
-          <w:lang w:val="en-US"/>
-        </w:rPr>
-      </w:pPr>
-      <w:r>
-        <w:rPr>
-          <w:lang w:val="en-US"/>
-        </w:rPr>
-        <w:t>%</w:t>
-      </w:r>
-      <w:r>
-        <w:rPr>
-          <w:lang w:val="en-US"/>
-        </w:rPr>
-        <w:t>systemroot</w:t>
-      </w:r>
-      <w:r>
-        <w:rPr>
-          <w:lang w:val="en-US"/>
-        </w:rPr>
-        <w:t>%</w:t>
-      </w:r>
-      <w:r>
-        <w:rPr>
-          <w:lang w:val="en-US"/>
-        </w:rPr>
-        <w:t xml:space="preserve"> = </w:t>
-      </w:r>
-      <w:r>
-        <w:rPr>
-          <w:lang w:val="en-US"/>
-        </w:rPr>
-        <w:t>C:\Windows</w:t>
-      </w:r>
-    </w:p>
-    <w:p>
-      <w:pPr>
-        <w:rPr>
-          <w:lang w:val="en-US"/>
-        </w:rPr>
-      </w:pPr>
-    </w:p>
-    <w:p>
-      <w:pPr>
-        <w:rPr>
-          <w:lang w:val="en-US"/>
-        </w:rPr>
-      </w:pPr>
-      <w:r>
-        <w:rPr>
-          <w:lang w:val="en-US"/>
-        </w:rPr>
-        <w:t>Environment Variable</w:t>
-      </w:r>
-      <w:r>
-        <w:rPr>
-          <w:lang w:val="en-US"/>
-        </w:rPr>
-        <w:t>s</w:t>
-      </w:r>
-      <w:r>
-        <w:rPr>
-          <w:lang w:val="en-US"/>
-        </w:rPr>
-        <w:t xml:space="preserve"> – Biến Môi Trường:</w:t>
-      </w:r>
-    </w:p>
-    <w:p>
-      <w:pPr>
-        <w:pStyle w:val="ListParagraph"/>
-        <w:numPr>
-          <w:ilvl w:val="0"/>
-          <w:numId w:val="5"/>
-        </w:numPr>
-        <w:rPr>
-          <w:lang w:val="en-US"/>
-        </w:rPr>
-      </w:pPr>
-      <w:r>
-        <w:rPr>
-          <w:lang w:val="en-US"/>
-        </w:rPr>
-        <w:t>Nơi Truy Cập</w:t>
+        <w:t>VB Script:</w:t>
+      </w:r>
+    </w:p>
+    <w:p>
+      <w:pPr>
+        <w:pStyle w:val="ListParagraph"/>
+        <w:numPr>
+          <w:ilvl w:val="0"/>
+          <w:numId w:val="14"/>
+        </w:numPr>
+        <w:rPr>
+          <w:lang w:val="en-US"/>
+        </w:rPr>
+      </w:pPr>
+      <w:r>
+        <w:rPr>
+          <w:lang w:val="en-US"/>
+        </w:rPr>
+        <w:t>Phần Mở Rộng File VB Script?</w:t>
+      </w:r>
+    </w:p>
+    <w:p>
+      <w:pPr>
+        <w:pStyle w:val="ListParagraph"/>
+        <w:numPr>
+          <w:ilvl w:val="0"/>
+          <w:numId w:val="3"/>
+        </w:numPr>
+        <w:rPr>
+          <w:lang w:val="en-US"/>
+        </w:rPr>
+      </w:pPr>
+      <w:r>
+        <w:rPr>
+          <w:lang w:val="en-US"/>
+        </w:rPr>
+        <w:t>“.vbs”</w:t>
+      </w:r>
+    </w:p>
+    <w:p>
+      <w:pPr>
+        <w:pStyle w:val="ListParagraph"/>
+        <w:numPr>
+          <w:ilvl w:val="0"/>
+          <w:numId w:val="14"/>
+        </w:numPr>
+        <w:rPr>
+          <w:lang w:val="en-US"/>
+        </w:rPr>
+      </w:pPr>
+      <w:r>
+        <w:rPr>
+          <w:lang w:val="en-US"/>
+        </w:rPr>
+        <w:t xml:space="preserve">VB Script </w:t>
+      </w:r>
+      <w:r>
+        <w:rPr>
+          <w:lang w:val="en-US"/>
+        </w:rPr>
+        <w:t>Có Phân Biệt Chữ Hoa Với Thường Không?</w:t>
+      </w:r>
+    </w:p>
+    <w:p>
+      <w:pPr>
+        <w:pStyle w:val="ListParagraph"/>
+        <w:numPr>
+          <w:ilvl w:val="0"/>
+          <w:numId w:val="3"/>
+        </w:numPr>
+        <w:rPr>
+          <w:lang w:val="en-US"/>
+        </w:rPr>
+      </w:pPr>
+      <w:r>
+        <w:rPr>
+          <w:lang w:val="en-US"/>
+        </w:rPr>
+        <w:t>Không</w:t>
+      </w:r>
+    </w:p>
+    <w:p>
+      <w:pPr>
+        <w:pStyle w:val="ListParagraph"/>
+        <w:numPr>
+          <w:ilvl w:val="0"/>
+          <w:numId w:val="14"/>
+        </w:numPr>
+        <w:rPr>
+          <w:lang w:val="en-US"/>
+        </w:rPr>
+      </w:pPr>
+      <w:r>
+        <w:rPr>
+          <w:lang w:val="en-US"/>
+        </w:rPr>
+        <w:t>Tạo 1 Hộp Thoại</w:t>
+      </w:r>
+      <w:r>
+        <w:rPr>
+          <w:lang w:val="en-US"/>
+        </w:rPr>
+        <w:t xml:space="preserve"> Tin Nhắn</w:t>
       </w:r>
       <w:r>
         <w:rPr>
           <w:lang w:val="en-US"/>
         </w:rPr>
         <w:t>?</w:t>
-      </w:r>
-    </w:p>
-    <w:p>
-      <w:pPr>
-        <w:pStyle w:val="ListParagraph"/>
-        <w:numPr>
-          <w:ilvl w:val="0"/>
-          <w:numId w:val="3"/>
-        </w:numPr>
-        <w:rPr>
-          <w:lang w:val="en-US"/>
-        </w:rPr>
-      </w:pPr>
-      <w:r>
-        <w:rPr>
-          <w:lang w:val="en-US"/>
-        </w:rPr>
-        <w:t xml:space="preserve">Vào Start + </w:t>
-      </w:r>
-      <w:r>
-        <w:rPr>
-          <w:lang w:val="en-US"/>
-        </w:rPr>
-        <w:t>p</w:t>
-      </w:r>
-      <w:r>
-        <w:rPr>
-          <w:lang w:val="en-US"/>
-        </w:rPr>
-        <w:t xml:space="preserve">hải chuột Computer chọn Properties + </w:t>
-      </w:r>
-      <w:r>
-        <w:rPr>
-          <w:lang w:val="en-US"/>
-        </w:rPr>
-        <w:t>C</w:t>
-      </w:r>
-      <w:r>
-        <w:rPr>
-          <w:lang w:val="en-US"/>
-        </w:rPr>
-        <w:t xml:space="preserve">lick Advanced System Settings + </w:t>
-      </w:r>
-      <w:r>
-        <w:rPr>
-          <w:lang w:val="en-US"/>
-        </w:rPr>
-        <w:t>v</w:t>
-      </w:r>
-      <w:r>
-        <w:rPr>
-          <w:lang w:val="en-US"/>
-        </w:rPr>
-        <w:t xml:space="preserve">ào Tab Advanced + </w:t>
-      </w:r>
-      <w:r>
-        <w:rPr>
-          <w:lang w:val="en-US"/>
-        </w:rPr>
-        <w:t>C</w:t>
-      </w:r>
-      <w:r>
-        <w:rPr>
-          <w:lang w:val="en-US"/>
-        </w:rPr>
-        <w:t>lick Environment Variables</w:t>
-      </w:r>
-    </w:p>
-    <w:p>
-      <w:pPr>
-        <w:pStyle w:val="ListParagraph"/>
-        <w:numPr>
-          <w:ilvl w:val="0"/>
-          <w:numId w:val="5"/>
-        </w:numPr>
-        <w:rPr>
-          <w:lang w:val="en-US"/>
-        </w:rPr>
-      </w:pPr>
-      <w:r>
-        <w:rPr>
-          <w:lang w:val="en-US"/>
-        </w:rPr>
-        <w:t>Cơ Chế Hoạt Động Của Biến Môi Trường?</w:t>
-      </w:r>
-    </w:p>
-    <w:p>
-      <w:pPr>
-        <w:pStyle w:val="ListParagraph"/>
-        <w:numPr>
-          <w:ilvl w:val="0"/>
-          <w:numId w:val="3"/>
-        </w:numPr>
-        <w:rPr>
-          <w:lang w:val="en-US"/>
-        </w:rPr>
-      </w:pPr>
-      <w:r>
-        <w:rPr>
-          <w:lang w:val="en-US"/>
-        </w:rPr>
-        <w:t>Chương trình bất kì có thể truy cập vào biến môi trường và lấy giá trị của nó để sử dụng</w:t>
-      </w:r>
-    </w:p>
-    <w:p>
-      <w:pPr>
-        <w:pStyle w:val="ListParagraph"/>
-        <w:numPr>
-          <w:ilvl w:val="0"/>
-          <w:numId w:val="5"/>
-        </w:numPr>
-        <w:rPr>
-          <w:lang w:val="en-US"/>
-        </w:rPr>
-      </w:pPr>
-      <w:r>
-        <w:rPr>
-          <w:lang w:val="en-US"/>
-        </w:rPr>
-        <w:t>Biến Path Thuộc Loại Biến Người Dùng Và PATH Thuộc Loại Biến Hệ Thống Có Tác Dụng Gì?</w:t>
-      </w:r>
-    </w:p>
-    <w:p>
-      <w:pPr>
-        <w:pStyle w:val="ListParagraph"/>
-        <w:numPr>
-          <w:ilvl w:val="0"/>
-          <w:numId w:val="3"/>
-        </w:numPr>
-        <w:rPr>
-          <w:lang w:val="en-US"/>
-        </w:rPr>
-      </w:pPr>
-      <w:r>
-        <w:rPr>
-          <w:lang w:val="en-US"/>
-        </w:rPr>
-        <w:t>Mỗi khi ta nhập 1 câu lệnh lên CMD, thì ta phải nhập đường dẫn đến File lệnh đó, nên rất phiền toái, thay vì làm như vậy ta sẽ lưu đường dẫn tới thư mục chứa File đó vào biến Path hoặc PATH, khi đó, mỗi lần ta muốn sử dụng lệnh đó ở bất kì đâu thì chỉ cần nhập tên File lệnh đó thay vì Full đường dẫn</w:t>
-      </w:r>
-    </w:p>
-    <w:p>
-      <w:pPr>
-        <w:pStyle w:val="ListParagraph"/>
-        <w:numPr>
-          <w:ilvl w:val="0"/>
-          <w:numId w:val="5"/>
-        </w:numPr>
-        <w:rPr>
-          <w:lang w:val="en-US"/>
-        </w:rPr>
-      </w:pPr>
-      <w:r>
-        <w:rPr>
-          <w:lang w:val="en-US"/>
-        </w:rPr>
-        <w:t>Thêm, Sửa, Xóa 1 Biến</w:t>
-      </w:r>
-      <w:r>
-        <w:rPr>
-          <w:lang w:val="en-US"/>
-        </w:rPr>
-        <w:t>?</w:t>
-      </w:r>
-    </w:p>
-    <w:p>
-      <w:pPr>
-        <w:pStyle w:val="ListParagraph"/>
-        <w:numPr>
-          <w:ilvl w:val="0"/>
-          <w:numId w:val="3"/>
-        </w:numPr>
-        <w:rPr>
-          <w:lang w:val="en-US"/>
-        </w:rPr>
-      </w:pPr>
-      <w:r>
-        <w:rPr>
-          <w:lang w:val="en-US"/>
-        </w:rPr>
-        <w:t>Chọn New, Edit, Delete</w:t>
-      </w:r>
-    </w:p>
-    <w:p>
-      <w:pPr>
-        <w:pStyle w:val="ListParagraph"/>
-        <w:numPr>
-          <w:ilvl w:val="0"/>
-          <w:numId w:val="5"/>
-        </w:numPr>
-        <w:rPr>
-          <w:lang w:val="en-US"/>
-        </w:rPr>
-      </w:pPr>
-      <w:r>
-        <w:rPr>
-          <w:lang w:val="en-US"/>
-        </w:rPr>
-        <w:t xml:space="preserve">Nếu </w:t>
-      </w:r>
-      <w:r>
-        <w:rPr>
-          <w:lang w:val="en-US"/>
-        </w:rPr>
-        <w:t>Biến Là Mảng?</w:t>
-      </w:r>
-    </w:p>
-    <w:p>
-      <w:pPr>
-        <w:pStyle w:val="ListParagraph"/>
-        <w:numPr>
-          <w:ilvl w:val="0"/>
-          <w:numId w:val="3"/>
-        </w:numPr>
-        <w:rPr>
-          <w:lang w:val="en-US"/>
-        </w:rPr>
-      </w:pPr>
-      <w:r>
-        <w:rPr>
-          <w:lang w:val="en-US"/>
-        </w:rPr>
-        <w:t>Liệt kê các phần tử trên 1 dòng, ngăn cách nhau bởi dấu “;”</w:t>
-      </w:r>
-    </w:p>
-    <w:p>
-      <w:pPr>
-        <w:pStyle w:val="ListParagraph"/>
-        <w:numPr>
-          <w:ilvl w:val="0"/>
-          <w:numId w:val="5"/>
-        </w:numPr>
-        <w:rPr>
-          <w:lang w:val="en-US"/>
-        </w:rPr>
-      </w:pPr>
-      <w:r>
-        <w:rPr>
-          <w:lang w:val="en-US"/>
-        </w:rPr>
-        <w:t xml:space="preserve">Các </w:t>
-      </w:r>
-      <w:r>
-        <w:rPr>
-          <w:lang w:val="en-US"/>
-        </w:rPr>
-        <w:t>Loại Biến?</w:t>
-      </w:r>
-    </w:p>
-    <w:p>
-      <w:pPr>
-        <w:pStyle w:val="ListParagraph"/>
-        <w:numPr>
-          <w:ilvl w:val="0"/>
-          <w:numId w:val="3"/>
-        </w:numPr>
-        <w:rPr>
-          <w:lang w:val="en-US"/>
-        </w:rPr>
-      </w:pPr>
-      <w:r>
-        <w:rPr>
-          <w:lang w:val="en-US"/>
-        </w:rPr>
-        <w:t xml:space="preserve">User Variables </w:t>
-      </w:r>
-      <w:r>
-        <w:rPr>
-          <w:lang w:val="en-US"/>
-        </w:rPr>
-        <w:t>chỉ được dùng bởi 1 người dùng nào đó</w:t>
-      </w:r>
-    </w:p>
-    <w:p>
-      <w:pPr>
-        <w:pStyle w:val="ListParagraph"/>
-        <w:numPr>
-          <w:ilvl w:val="0"/>
-          <w:numId w:val="3"/>
-        </w:numPr>
-        <w:rPr>
-          <w:lang w:val="en-US"/>
-        </w:rPr>
-      </w:pPr>
-      <w:r>
-        <w:rPr>
-          <w:lang w:val="en-US"/>
-        </w:rPr>
-        <w:t>System Variables có thể được sử dụng bởi tất cả người dùng</w:t>
-      </w:r>
-    </w:p>
-    <w:p>
-      <w:pPr>
-        <w:rPr>
-          <w:lang w:val="en-US"/>
-        </w:rPr>
-      </w:pPr>
-    </w:p>
-    <w:p>
-      <w:pPr>
-        <w:rPr>
-          <w:lang w:val="en-US"/>
-        </w:rPr>
-      </w:pPr>
-      <w:r>
-        <w:rPr>
-          <w:lang w:val="en-US"/>
-        </w:rPr>
-        <w:t>File And Folder – Tệp Và Thư Mục:</w:t>
-      </w:r>
-    </w:p>
-    <w:p>
-      <w:pPr>
-        <w:pStyle w:val="ListParagraph"/>
-        <w:numPr>
-          <w:ilvl w:val="0"/>
-          <w:numId w:val="8"/>
-        </w:numPr>
-        <w:rPr>
-          <w:lang w:val="en-US"/>
-        </w:rPr>
-      </w:pPr>
-      <w:r>
-        <w:rPr>
-          <w:lang w:val="en-US"/>
-        </w:rPr>
-        <w:lastRenderedPageBreak/>
-        <w:t>Tại Sao Có 1 Số Thư Mục Bị Ẩn?</w:t>
-      </w:r>
-    </w:p>
-    <w:p>
-      <w:pPr>
-        <w:pStyle w:val="ListParagraph"/>
-        <w:numPr>
-          <w:ilvl w:val="0"/>
-          <w:numId w:val="3"/>
-        </w:numPr>
-        <w:rPr>
-          <w:lang w:val="en-US"/>
-        </w:rPr>
-      </w:pPr>
-      <w:r>
-        <w:rPr>
-          <w:lang w:val="en-US"/>
-        </w:rPr>
-        <w:t>Những thư mục này quan trọng nên được ẩn khỏi người dùng để khỏi bị phá</w:t>
-      </w:r>
-    </w:p>
-    <w:p>
-      <w:pPr>
-        <w:pStyle w:val="ListParagraph"/>
-        <w:numPr>
-          <w:ilvl w:val="0"/>
-          <w:numId w:val="8"/>
-        </w:numPr>
-        <w:rPr>
-          <w:lang w:val="en-US"/>
-        </w:rPr>
-      </w:pPr>
-      <w:r>
-        <w:rPr>
-          <w:lang w:val="en-US"/>
-        </w:rPr>
-        <w:t>Phần Mở Rộng File Có Ích Gì?</w:t>
-      </w:r>
-    </w:p>
-    <w:p>
-      <w:pPr>
-        <w:pStyle w:val="ListParagraph"/>
-        <w:numPr>
-          <w:ilvl w:val="0"/>
-          <w:numId w:val="3"/>
-        </w:numPr>
-        <w:rPr>
-          <w:lang w:val="en-US"/>
-        </w:rPr>
-      </w:pPr>
-      <w:r>
-        <w:rPr>
-          <w:lang w:val="en-US"/>
-        </w:rPr>
-        <w:t>Xác định chương trình nào sẽ mở File và biểu tượng của nó</w:t>
-      </w:r>
-    </w:p>
-    <w:p>
-      <w:pPr>
-        <w:pStyle w:val="ListParagraph"/>
-        <w:numPr>
-          <w:ilvl w:val="0"/>
-          <w:numId w:val="3"/>
-        </w:numPr>
-        <w:rPr>
-          <w:lang w:val="en-US"/>
-        </w:rPr>
-      </w:pPr>
-      <w:r>
-        <w:rPr>
-          <w:lang w:val="en-US"/>
-        </w:rPr>
-        <w:t>Xóa đi cũng không sao</w:t>
-      </w:r>
-      <w:bookmarkStart w:id="0" w:name="_GoBack"/>
-      <w:bookmarkEnd w:id="0"/>
-    </w:p>
-    <w:p>
-      <w:pPr>
-        <w:pStyle w:val="ListParagraph"/>
-        <w:numPr>
-          <w:ilvl w:val="0"/>
-          <w:numId w:val="8"/>
-        </w:numPr>
-        <w:rPr>
-          <w:lang w:val="en-US"/>
-        </w:rPr>
-      </w:pPr>
-      <w:r>
-        <w:rPr>
-          <w:lang w:val="en-US"/>
-        </w:rPr>
-        <w:t>Đường Dẫn Trong Batch Có Cần Dấu Nháy Kép Không?</w:t>
-      </w:r>
-    </w:p>
-    <w:p>
-      <w:pPr>
-        <w:pStyle w:val="ListParagraph"/>
-        <w:numPr>
-          <w:ilvl w:val="0"/>
-          <w:numId w:val="3"/>
-        </w:numPr>
-        <w:rPr>
-          <w:lang w:val="en-US"/>
-        </w:rPr>
-      </w:pPr>
-      <w:r>
-        <w:rPr>
-          <w:lang w:val="en-US"/>
-        </w:rPr>
-        <w:t>Nếu đường dẫn không có dấu cách thì không cần, còn nếu có thì cần</w:t>
-      </w:r>
-    </w:p>
-    <w:p>
-      <w:pPr>
-        <w:pStyle w:val="ListParagraph"/>
-        <w:numPr>
-          <w:ilvl w:val="0"/>
-          <w:numId w:val="8"/>
-        </w:numPr>
-        <w:rPr>
-          <w:lang w:val="en-US"/>
-        </w:rPr>
-      </w:pPr>
-      <w:r>
-        <w:rPr>
-          <w:lang w:val="en-US"/>
-        </w:rPr>
-        <w:t>File Có Nhất Thiết Phải Có Phần Mở Rộng?</w:t>
-      </w:r>
-    </w:p>
-    <w:p>
-      <w:pPr>
-        <w:pStyle w:val="ListParagraph"/>
-        <w:numPr>
-          <w:ilvl w:val="0"/>
-          <w:numId w:val="3"/>
-        </w:numPr>
-        <w:rPr>
-          <w:lang w:val="en-US"/>
-        </w:rPr>
-      </w:pPr>
-      <w:r>
-        <w:rPr>
-          <w:lang w:val="en-US"/>
-        </w:rPr>
-        <w:t>Không, phần mở rộng chỉ chứa siêu dữ liệu, nên nếu lưu File không có phần mở rộng thì dữ liệu vẫn ở đó</w:t>
-      </w:r>
-    </w:p>
-    <w:p>
-      <w:pPr>
-        <w:pStyle w:val="ListParagraph"/>
-        <w:numPr>
-          <w:ilvl w:val="0"/>
-          <w:numId w:val="3"/>
-        </w:numPr>
-        <w:rPr>
-          <w:lang w:val="en-US"/>
-        </w:rPr>
-      </w:pPr>
-      <w:r>
-        <w:rPr>
-          <w:lang w:val="en-US"/>
-        </w:rPr>
-        <w:t>Mở File không có phần mở rộng bằng cách chọn 1 chương trình để mở như Word chẳng hạn</w:t>
-      </w:r>
-    </w:p>
-    <w:p>
-      <w:pPr>
-        <w:pStyle w:val="ListParagraph"/>
-        <w:numPr>
-          <w:ilvl w:val="0"/>
-          <w:numId w:val="3"/>
-        </w:numPr>
-        <w:rPr>
-          <w:lang w:val="en-US"/>
-        </w:rPr>
-      </w:pPr>
-      <w:r>
-        <w:rPr>
-          <w:lang w:val="en-US"/>
-        </w:rPr>
-        <w:t>Tên của File luôn luôn bao gồm cả tên và phần mở rộng</w:t>
-      </w:r>
-    </w:p>
-    <w:p>
-      <w:pPr>
-        <w:pStyle w:val="ListParagraph"/>
-        <w:numPr>
-          <w:ilvl w:val="0"/>
-          <w:numId w:val="8"/>
-        </w:numPr>
-        <w:rPr>
-          <w:lang w:val="en-US"/>
-        </w:rPr>
-      </w:pPr>
-      <w:r>
-        <w:rPr>
-          <w:lang w:val="en-US"/>
-        </w:rPr>
-        <w:t>Cách Viết Đường Dẫn Tương Đối?</w:t>
-      </w:r>
-    </w:p>
-    <w:p>
-      <w:pPr>
-        <w:pStyle w:val="ListParagraph"/>
-        <w:numPr>
-          <w:ilvl w:val="0"/>
-          <w:numId w:val="3"/>
-        </w:numPr>
-        <w:rPr>
-          <w:lang w:val="en-US"/>
-        </w:rPr>
-      </w:pPr>
-      <w:r>
-        <w:rPr>
-          <w:lang w:val="en-US"/>
-        </w:rPr>
-        <w:t>Có nhiều cách viết đường dẫn nhưng để cho nhất quán, ta thực hiện quy tắc sau</w:t>
-      </w:r>
-    </w:p>
-    <w:p>
-      <w:pPr>
-        <w:pStyle w:val="ListParagraph"/>
-        <w:numPr>
-          <w:ilvl w:val="0"/>
-          <w:numId w:val="3"/>
-        </w:numPr>
-        <w:rPr>
-          <w:lang w:val="en-US"/>
-        </w:rPr>
-      </w:pPr>
-      <w:r>
-        <w:rPr>
-          <w:lang w:val="en-US"/>
-        </w:rPr>
-        <w:t xml:space="preserve">Gọi chuỗi đường dẫn là A, có giá trị ban đầu là “”, giả sử </w:t>
-      </w:r>
-      <w:r>
-        <w:rPr>
-          <w:lang w:val="en-US"/>
-        </w:rPr>
-        <w:t xml:space="preserve">CMD của bạn đang ở trong 1 thư mục nào đó, coi CMD như thư mục con trực tiếp luôn, để đưa CMD lên 1 bậc, </w:t>
-      </w:r>
-      <w:r>
-        <w:rPr>
-          <w:lang w:val="en-US"/>
-        </w:rPr>
-        <w:t xml:space="preserve"> </w:t>
-      </w:r>
-      <w:r>
-        <w:rPr>
-          <w:lang w:val="en-US"/>
-        </w:rPr>
-        <w:t>thêm “.” vào bên trái A, để đưa CMD xuống 1 thư mục con hoặc 1 File con, thêm dấu “\” rồi thêm tên củ</w:t>
-      </w:r>
-      <w:r>
-        <w:rPr>
-          <w:lang w:val="en-US"/>
-        </w:rPr>
-        <w:t>a nó</w:t>
-      </w:r>
-      <w:r>
-        <w:rPr>
-          <w:lang w:val="en-US"/>
-        </w:rPr>
-        <w:t xml:space="preserve"> vào bên phải A</w:t>
-      </w:r>
-    </w:p>
-    <w:p>
-      <w:pPr>
-        <w:pStyle w:val="ListParagraph"/>
-        <w:numPr>
-          <w:ilvl w:val="0"/>
-          <w:numId w:val="3"/>
-        </w:numPr>
-        <w:rPr>
-          <w:lang w:val="en-US"/>
-        </w:rPr>
-      </w:pPr>
-      <w:r>
-        <w:rPr>
-          <w:lang w:val="en-US"/>
-        </w:rPr>
-        <w:t>C</w:t>
-      </w:r>
-      <w:r>
-        <w:rPr>
-          <w:lang w:val="en-US"/>
-        </w:rPr>
-        <w:t xml:space="preserve">ác ngôn ngữ lập trình khác </w:t>
-      </w:r>
-      <w:r>
-        <w:rPr>
-          <w:lang w:val="en-US"/>
-        </w:rPr>
-        <w:t>cũng dùng “\</w:t>
-      </w:r>
-      <w:r>
-        <w:rPr>
-          <w:lang w:val="en-US"/>
-        </w:rPr>
-        <w:t>”</w:t>
-      </w:r>
-    </w:p>
-    <w:p>
-      <w:pPr>
-        <w:pStyle w:val="ListParagraph"/>
-        <w:numPr>
-          <w:ilvl w:val="0"/>
-          <w:numId w:val="8"/>
-        </w:numPr>
-        <w:rPr>
-          <w:lang w:val="en-US"/>
-        </w:rPr>
-      </w:pPr>
-      <w:r>
-        <w:rPr>
-          <w:lang w:val="en-US"/>
-        </w:rPr>
-        <w:t>Cách Xóa Toàn Bộ Nội Dung File Bất Kì Và Ghi Lại Vào Nó Nội Dung Khác?</w:t>
       </w:r>
     </w:p>
     <w:p>
@@ -1794,61 +981,67 @@
         <w:rPr>
           <w:lang w:val="en-US"/>
         </w:rPr>
-        <w:t>echo &lt;Dòng Văn Bản&gt;&gt;&lt;Đường Dẫn Tới File&gt;</w:t>
-      </w:r>
-    </w:p>
-    <w:p>
-      <w:pPr>
-        <w:pStyle w:val="ListParagraph"/>
-        <w:numPr>
-          <w:ilvl w:val="0"/>
-          <w:numId w:val="3"/>
-        </w:numPr>
-        <w:rPr>
-          <w:lang w:val="en-US"/>
-        </w:rPr>
-      </w:pPr>
-      <w:r>
-        <w:rPr>
-          <w:lang w:val="en-US"/>
-        </w:rPr>
-        <w:t>Bản chất là nó sẽ thực hiện câu lệnh “echo &lt;Dòng Văn Bản&gt;” như bình thường, sau đó những gì được in ra màn hình CMD sẽ được đưa vào File</w:t>
-      </w:r>
-    </w:p>
-    <w:p>
-      <w:pPr>
-        <w:pStyle w:val="ListParagraph"/>
-        <w:numPr>
-          <w:ilvl w:val="0"/>
-          <w:numId w:val="3"/>
-        </w:numPr>
-        <w:rPr>
-          <w:lang w:val="en-US"/>
-        </w:rPr>
-      </w:pPr>
-      <w:r>
-        <w:rPr>
-          <w:lang w:val="en-US"/>
-        </w:rPr>
-        <w:t>&lt;Đường Dẫn tới File&gt; không quan tâm dấu cách giữa nó và dấu “&gt;”</w:t>
-      </w:r>
-    </w:p>
-    <w:p>
-      <w:pPr>
-        <w:pStyle w:val="ListParagraph"/>
-        <w:numPr>
-          <w:ilvl w:val="0"/>
-          <w:numId w:val="3"/>
-        </w:numPr>
-        <w:rPr>
-          <w:lang w:val="en-US"/>
-        </w:rPr>
-      </w:pPr>
-      <w:r>
-        <w:rPr>
-          <w:lang w:val="en-US"/>
-        </w:rPr>
-        <w:t>Nếu File chưa tồn tại thì sẽ tạo File mới</w:t>
+        <w:t>&lt;Đã Nhấn Phím Nào&gt; =</w:t>
+      </w:r>
+      <w:r>
+        <w:rPr>
+          <w:lang w:val="en-US"/>
+        </w:rPr>
+        <w:t xml:space="preserve"> msgbox(&lt;Tin Nhắn&gt;, &lt;Nút&gt;, &lt;Tiêu Đề&gt;)</w:t>
+      </w:r>
+    </w:p>
+    <w:p>
+      <w:pPr>
+        <w:pStyle w:val="ListParagraph"/>
+        <w:numPr>
+          <w:ilvl w:val="0"/>
+          <w:numId w:val="3"/>
+        </w:numPr>
+        <w:rPr>
+          <w:lang w:val="en-US"/>
+        </w:rPr>
+      </w:pPr>
+      <w:r>
+        <w:rPr>
+          <w:lang w:val="en-US"/>
+        </w:rPr>
+        <w:t>&lt;Tin Nhắn&gt;, &lt;Tiêu Đề&gt; là String, nếu quá dài sẽ được tự động xuống dòng</w:t>
+      </w:r>
+    </w:p>
+    <w:p>
+      <w:pPr>
+        <w:pStyle w:val="ListParagraph"/>
+        <w:numPr>
+          <w:ilvl w:val="0"/>
+          <w:numId w:val="3"/>
+        </w:numPr>
+        <w:rPr>
+          <w:lang w:val="en-US"/>
+        </w:rPr>
+      </w:pPr>
+      <w:r>
+        <w:rPr>
+          <w:lang w:val="en-US"/>
+        </w:rPr>
+        <w:t>&lt;Nút&gt; là 1 số tự nhiên, giá trị khác nhau sẽ cho ra các nút ở hộp thoại khác nhau</w:t>
+      </w:r>
+    </w:p>
+    <w:p>
+      <w:pPr>
+        <w:pStyle w:val="ListParagraph"/>
+        <w:numPr>
+          <w:ilvl w:val="0"/>
+          <w:numId w:val="3"/>
+        </w:numPr>
+        <w:rPr>
+          <w:lang w:val="en-US"/>
+        </w:rPr>
+      </w:pPr>
+      <w:r>
+        <w:rPr>
+          <w:lang w:val="en-US"/>
+        </w:rPr>
+        <w:t>&lt;Đã Nhấn Phím Nào&gt; là 1 số tự nhiên, sau khi bạn nhấn nút nào đó trong hộp thoại, thì tùy vào nút nào, &lt;Đã Nhấn Phím Nào&gt; sẽ có giá trị tương ứng</w:t>
       </w:r>
     </w:p>
     <w:p>
@@ -1867,24 +1060,6 @@
           <w:lang w:val="en-US"/>
         </w:rPr>
         <w:t>Ví dụ</w:t>
-      </w:r>
-    </w:p>
-    <w:p>
-      <w:pPr>
-        <w:pStyle w:val="ListParagraph"/>
-        <w:numPr>
-          <w:ilvl w:val="0"/>
-          <w:numId w:val="3"/>
-        </w:numPr>
-        <w:rPr>
-          <w:lang w:val="en-US"/>
-        </w:rPr>
-      </w:pPr>
-      <w:r>
-        <w:rPr>
-          <w:lang w:val="en-US"/>
-        </w:rPr>
-        <w:t>Biến “foo” có giá trị “4”</w:t>
       </w:r>
     </w:p>
     <w:p>
@@ -1905,67 +1080,858 @@
         <w:rPr>
           <w:lang w:val="en-US"/>
         </w:rPr>
-        <w:t xml:space="preserve">echo </w:t>
-      </w:r>
-      <w:r>
-        <w:rPr>
-          <w:lang w:val="en-US"/>
-        </w:rPr>
-        <w:t xml:space="preserve">   </w:t>
-      </w:r>
-      <w:r>
-        <w:rPr>
-          <w:lang w:val="en-US"/>
-        </w:rPr>
-        <w:t>hi %foo%  &gt;  D:\test.</w:t>
-      </w:r>
-      <w:r>
-        <w:rPr>
-          <w:lang w:val="en-US"/>
-        </w:rPr>
-        <w:t>js</w:t>
-      </w:r>
-    </w:p>
-    <w:p>
-      <w:pPr>
-        <w:pStyle w:val="ListParagraph"/>
-        <w:numPr>
-          <w:ilvl w:val="0"/>
-          <w:numId w:val="3"/>
-        </w:numPr>
-        <w:rPr>
-          <w:lang w:val="en-US"/>
-        </w:rPr>
-      </w:pPr>
-      <w:r>
-        <w:rPr>
-          <w:lang w:val="en-US"/>
-        </w:rPr>
-        <w:t>Trong File “</w:t>
-      </w:r>
-      <w:r>
-        <w:rPr>
-          <w:lang w:val="en-US"/>
-        </w:rPr>
-        <w:t>test.js</w:t>
-      </w:r>
-      <w:r>
-        <w:rPr>
-          <w:lang w:val="en-US"/>
-        </w:rPr>
-        <w:t>” có chứa nội dung “</w:t>
-      </w:r>
-      <w:r>
-        <w:rPr>
-          <w:lang w:val="en-US"/>
-        </w:rPr>
-        <w:t xml:space="preserve">   </w:t>
-      </w:r>
-      <w:r>
-        <w:rPr>
-          <w:lang w:val="en-US"/>
-        </w:rPr>
-        <w:t>hi 4  ”</w:t>
+        <w:t>foo = msgbox(“I am dog”, 65, “Suck my dick”)</w:t>
+      </w:r>
+    </w:p>
+    <w:p>
+      <w:pPr>
+        <w:pStyle w:val="ListParagraph"/>
+        <w:numPr>
+          <w:ilvl w:val="0"/>
+          <w:numId w:val="3"/>
+        </w:numPr>
+        <w:rPr>
+          <w:lang w:val="en-US"/>
+        </w:rPr>
+      </w:pPr>
+      <w:r>
+        <w:rPr>
+          <w:lang w:val="en-US"/>
+        </w:rPr>
+        <w:t>ta có</w:t>
+      </w:r>
+    </w:p>
+    <w:tbl>
+      <w:tblPr>
+        <w:tblStyle w:val="TableGrid"/>
+        <w:tblW w:w="0" w:type="auto"/>
+        <w:tblInd w:w="1080" w:type="dxa"/>
+        <w:tblLook w:val="04A0" w:firstRow="1" w:lastRow="0" w:firstColumn="1" w:lastColumn="0" w:noHBand="0" w:noVBand="1"/>
+      </w:tblPr>
+      <w:tblGrid>
+        <w:gridCol w:w="4093"/>
+        <w:gridCol w:w="4069"/>
+      </w:tblGrid>
+      <w:tr>
+        <w:tc>
+          <w:tcPr>
+            <w:tcW w:w="4621" w:type="dxa"/>
+          </w:tcPr>
+          <w:p>
+            <w:pPr>
+              <w:pStyle w:val="ListParagraph"/>
+              <w:ind w:left="0"/>
+              <w:jc w:val="center"/>
+              <w:rPr>
+                <w:lang w:val="en-US"/>
+              </w:rPr>
+            </w:pPr>
+            <w:r>
+              <w:rPr>
+                <w:lang w:val="en-US"/>
+              </w:rPr>
+              <w:t>foo</w:t>
+            </w:r>
+          </w:p>
+        </w:tc>
+        <w:tc>
+          <w:tcPr>
+            <w:tcW w:w="4621" w:type="dxa"/>
+          </w:tcPr>
+          <w:p>
+            <w:pPr>
+              <w:pStyle w:val="ListParagraph"/>
+              <w:ind w:left="0"/>
+              <w:jc w:val="center"/>
+              <w:rPr>
+                <w:lang w:val="en-US"/>
+              </w:rPr>
+            </w:pPr>
+            <w:r>
+              <w:rPr>
+                <w:lang w:val="en-US"/>
+              </w:rPr>
+              <w:t>1</w:t>
+            </w:r>
+          </w:p>
+        </w:tc>
+      </w:tr>
+    </w:tbl>
+    <w:p>
+      <w:pPr>
+        <w:pStyle w:val="ListParagraph"/>
+        <w:numPr>
+          <w:ilvl w:val="0"/>
+          <w:numId w:val="14"/>
+        </w:numPr>
+        <w:rPr>
+          <w:lang w:val="en-US"/>
+        </w:rPr>
+      </w:pPr>
+      <w:r>
+        <w:rPr>
+          <w:lang w:val="en-US"/>
+        </w:rPr>
+        <w:t>Phím Tắt Để Chỉ Chụp Hộp Thoại Được Chọn?</w:t>
+      </w:r>
+    </w:p>
+    <w:p>
+      <w:pPr>
+        <w:pStyle w:val="ListParagraph"/>
+        <w:numPr>
+          <w:ilvl w:val="0"/>
+          <w:numId w:val="3"/>
+        </w:numPr>
+        <w:rPr>
+          <w:lang w:val="en-US"/>
+        </w:rPr>
+      </w:pPr>
+      <w:r>
+        <w:rPr>
+          <w:lang w:val="en-US"/>
+        </w:rPr>
+        <w:t>“Alt” + “Print Screen”</w:t>
+      </w:r>
+    </w:p>
+    <w:p>
+      <w:pPr>
+        <w:rPr>
+          <w:lang w:val="en-US"/>
+        </w:rPr>
+      </w:pPr>
+    </w:p>
+    <w:p>
+      <w:pPr>
+        <w:rPr>
+          <w:lang w:val="en-US"/>
+        </w:rPr>
+      </w:pPr>
+      <w:r>
+        <w:rPr>
+          <w:lang w:val="en-US"/>
+        </w:rPr>
+        <w:t>Operating System – Hệ Điều Hành:</w:t>
+      </w:r>
+    </w:p>
+    <w:p>
+      <w:pPr>
+        <w:pStyle w:val="ListParagraph"/>
+        <w:numPr>
+          <w:ilvl w:val="0"/>
+          <w:numId w:val="12"/>
+        </w:numPr>
+        <w:rPr>
+          <w:lang w:val="en-US"/>
+        </w:rPr>
+      </w:pPr>
+      <w:r>
+        <w:rPr>
+          <w:lang w:val="en-US"/>
+        </w:rPr>
+        <w:t>DOS (Disk Operating System) Khác Gì Windows?</w:t>
+      </w:r>
+    </w:p>
+    <w:p>
+      <w:pPr>
+        <w:pStyle w:val="ListParagraph"/>
+        <w:numPr>
+          <w:ilvl w:val="0"/>
+          <w:numId w:val="13"/>
+        </w:numPr>
+        <w:rPr>
+          <w:lang w:val="en-US"/>
+        </w:rPr>
+      </w:pPr>
+      <w:r>
+        <w:rPr>
+          <w:lang w:val="en-US"/>
+        </w:rPr>
+        <w:t>DOS là hệ điều hành 1 người dùng, giao diện như CMD</w:t>
+      </w:r>
+    </w:p>
+    <w:p>
+      <w:pPr>
+        <w:pStyle w:val="ListParagraph"/>
+        <w:numPr>
+          <w:ilvl w:val="0"/>
+          <w:numId w:val="13"/>
+        </w:numPr>
+        <w:rPr>
+          <w:lang w:val="en-US"/>
+        </w:rPr>
+      </w:pPr>
+      <w:r>
+        <w:rPr>
+          <w:lang w:val="en-US"/>
+        </w:rPr>
+        <w:t>Window là hệ điều hành nhiều người dùng, giao diện đồ họa</w:t>
+      </w:r>
+    </w:p>
+    <w:p>
+      <w:pPr>
+        <w:pStyle w:val="ListParagraph"/>
+        <w:numPr>
+          <w:ilvl w:val="0"/>
+          <w:numId w:val="12"/>
+        </w:numPr>
+        <w:rPr>
+          <w:lang w:val="en-US"/>
+        </w:rPr>
+      </w:pPr>
+      <w:r>
+        <w:rPr>
+          <w:lang w:val="en-US"/>
+        </w:rPr>
+        <w:t>Cách Phân Vùng Ổ Cứng?</w:t>
+      </w:r>
+    </w:p>
+    <w:p>
+      <w:pPr>
+        <w:pStyle w:val="ListParagraph"/>
+        <w:numPr>
+          <w:ilvl w:val="0"/>
+          <w:numId w:val="13"/>
+        </w:numPr>
+        <w:rPr>
+          <w:lang w:val="en-US"/>
+        </w:rPr>
+      </w:pPr>
+      <w:r>
+        <w:rPr>
+          <w:lang w:val="en-US"/>
+        </w:rPr>
+        <w:t>Bản chất ví dụ ổ C có dung lượng 200 GB, đã dùng 150 GB, thì 50 GB còn lại, ta được phép lấy từ 0 đến hết để tạo thành ổ mới, ví dụ lấy 30 GB trong 50 GB này để làm ổ mới</w:t>
+      </w:r>
+    </w:p>
+    <w:p>
+      <w:pPr>
+        <w:pStyle w:val="ListParagraph"/>
+        <w:numPr>
+          <w:ilvl w:val="0"/>
+          <w:numId w:val="13"/>
+        </w:numPr>
+        <w:rPr>
+          <w:lang w:val="en-US"/>
+        </w:rPr>
+      </w:pPr>
+      <w:r>
+        <w:rPr>
+          <w:lang w:val="en-US"/>
+        </w:rPr>
+        <w:t>Chuột phải vào “This PC” + chọn “Disk Management” + chọn ô mà bên trên có dải xanh và có tên là ổ bạn muốn phân vùng + chuột phải + chọn “Shrink Volumn” + nhập số MB mà bạn muốn lấy ra để làm ổ mới + Click “Shrink” + khi này sẽ có ô mới xuất hiện bên cạnh nhưng với dải đen bên trên</w:t>
+      </w:r>
+      <w:r>
+        <w:rPr>
+          <w:lang w:val="en-US"/>
+        </w:rPr>
+        <w:t xml:space="preserve"> nghĩa là hiện tại vùng bộ nhớ này vẫn tồn tại đó nhưng đéo được dùng</w:t>
+      </w:r>
+      <w:r>
+        <w:rPr>
+          <w:lang w:val="en-US"/>
+        </w:rPr>
+        <w:t xml:space="preserve"> + chọn nó rồi phải chuột + chọn “New Simple Volumn” + chọn “Next” 3 lần + đặt mô tả cho ổ mới + chọn “Next” + chọn “Finish”</w:t>
+      </w:r>
+    </w:p>
+    <w:p>
+      <w:pPr>
+        <w:pStyle w:val="ListParagraph"/>
+        <w:numPr>
+          <w:ilvl w:val="0"/>
+          <w:numId w:val="13"/>
+        </w:numPr>
+        <w:rPr>
+          <w:lang w:val="en-US"/>
+        </w:rPr>
+      </w:pPr>
+      <w:r>
+        <w:rPr>
+          <w:lang w:val="en-US"/>
+        </w:rPr>
+        <w:t>Như vậy ta đã tạo thành công ổ mới</w:t>
+      </w:r>
+    </w:p>
+    <w:p>
+      <w:pPr>
+        <w:pStyle w:val="ListParagraph"/>
+        <w:numPr>
+          <w:ilvl w:val="0"/>
+          <w:numId w:val="12"/>
+        </w:numPr>
+        <w:rPr>
+          <w:lang w:val="en-US"/>
+        </w:rPr>
+      </w:pPr>
+      <w:r>
+        <w:rPr>
+          <w:lang w:val="en-US"/>
+        </w:rPr>
+        <w:t>Cách Hợp Các Phân Vùng Ổ Cứng?</w:t>
+      </w:r>
+    </w:p>
+    <w:p>
+      <w:pPr>
+        <w:pStyle w:val="ListParagraph"/>
+        <w:numPr>
+          <w:ilvl w:val="0"/>
+          <w:numId w:val="13"/>
+        </w:numPr>
+        <w:rPr>
+          <w:lang w:val="en-US"/>
+        </w:rPr>
+      </w:pPr>
+      <w:r>
+        <w:rPr>
+          <w:lang w:val="en-US"/>
+        </w:rPr>
+        <w:lastRenderedPageBreak/>
+        <w:t>Tại giao diện Disk Management, chọn ổ mà bạn muốn hợp nó vào ổ chính + chuột phải + chọn “Delete Volumn” + khi này phần bộ nhớ này sẽ được tự do nghĩa là tất cả dữ liệu trong nó sẽ mất hết và bạn đéo thể dùng phần bộ nhớ này + chọn ổ chính + phải chuột + chọn “Extend Volumn” + chọn “Next” 2 lần + Click “Finish”</w:t>
+      </w:r>
+    </w:p>
+    <w:p>
+      <w:pPr>
+        <w:pStyle w:val="ListParagraph"/>
+        <w:numPr>
+          <w:ilvl w:val="0"/>
+          <w:numId w:val="13"/>
+        </w:numPr>
+        <w:rPr>
+          <w:lang w:val="en-US"/>
+        </w:rPr>
+      </w:pPr>
+      <w:r>
+        <w:rPr>
+          <w:lang w:val="en-US"/>
+        </w:rPr>
+        <w:t>Khi này, ổ chính sẽ chiếm phần bộ nhớ tự do kia</w:t>
+      </w:r>
+    </w:p>
+    <w:p>
+      <w:pPr>
+        <w:rPr>
+          <w:lang w:val="en-US"/>
+        </w:rPr>
+      </w:pPr>
+    </w:p>
+    <w:p>
+      <w:pPr>
+        <w:rPr>
+          <w:lang w:val="en-US"/>
+        </w:rPr>
+      </w:pPr>
+      <w:r>
+        <w:rPr>
+          <w:lang w:val="en-US"/>
+        </w:rPr>
+        <w:t xml:space="preserve">Global </w:t>
+      </w:r>
+      <w:r>
+        <w:rPr>
+          <w:lang w:val="en-US"/>
+        </w:rPr>
+        <w:t>Constants</w:t>
+      </w:r>
+      <w:r>
+        <w:rPr>
+          <w:lang w:val="en-US"/>
+        </w:rPr>
+        <w:t xml:space="preserve">– </w:t>
+      </w:r>
+      <w:r>
+        <w:rPr>
+          <w:lang w:val="en-US"/>
+        </w:rPr>
+        <w:t xml:space="preserve">Hằng </w:t>
+      </w:r>
+      <w:r>
+        <w:rPr>
+          <w:lang w:val="en-US"/>
+        </w:rPr>
+        <w:t>Toàn Cục:</w:t>
+      </w:r>
+    </w:p>
+    <w:p>
+      <w:pPr>
+        <w:pStyle w:val="ListParagraph"/>
+        <w:numPr>
+          <w:ilvl w:val="0"/>
+          <w:numId w:val="4"/>
+        </w:numPr>
+        <w:rPr>
+          <w:lang w:val="en-US"/>
+        </w:rPr>
+      </w:pPr>
+      <w:r>
+        <w:rPr>
+          <w:lang w:val="en-US"/>
+        </w:rPr>
+        <w:t>%</w:t>
+      </w:r>
+      <w:r>
+        <w:rPr>
+          <w:lang w:val="en-US"/>
+        </w:rPr>
+        <w:t>username</w:t>
+      </w:r>
+      <w:r>
+        <w:rPr>
+          <w:lang w:val="en-US"/>
+        </w:rPr>
+        <w:t xml:space="preserve">% </w:t>
+      </w:r>
+      <w:r>
+        <w:rPr>
+          <w:lang w:val="en-US"/>
+        </w:rPr>
+        <w:t xml:space="preserve">= </w:t>
+      </w:r>
+      <w:r>
+        <w:rPr>
+          <w:lang w:val="en-US"/>
+        </w:rPr>
+        <w:t>Huan</w:t>
+      </w:r>
+    </w:p>
+    <w:p>
+      <w:pPr>
+        <w:pStyle w:val="ListParagraph"/>
+        <w:numPr>
+          <w:ilvl w:val="0"/>
+          <w:numId w:val="4"/>
+        </w:numPr>
+        <w:rPr>
+          <w:lang w:val="en-US"/>
+        </w:rPr>
+      </w:pPr>
+      <w:r>
+        <w:rPr>
+          <w:lang w:val="en-US"/>
+        </w:rPr>
+        <w:t>%</w:t>
+      </w:r>
+      <w:r>
+        <w:rPr>
+          <w:lang w:val="en-US"/>
+        </w:rPr>
+        <w:t>userprofile</w:t>
+      </w:r>
+      <w:r>
+        <w:rPr>
+          <w:lang w:val="en-US"/>
+        </w:rPr>
+        <w:t>% =</w:t>
+      </w:r>
+      <w:r>
+        <w:rPr>
+          <w:lang w:val="en-US"/>
+        </w:rPr>
+        <w:t xml:space="preserve"> C:\Users\Huan</w:t>
+      </w:r>
+    </w:p>
+    <w:p>
+      <w:pPr>
+        <w:pStyle w:val="ListParagraph"/>
+        <w:numPr>
+          <w:ilvl w:val="0"/>
+          <w:numId w:val="4"/>
+        </w:numPr>
+        <w:rPr>
+          <w:lang w:val="en-US"/>
+        </w:rPr>
+      </w:pPr>
+      <w:r>
+        <w:rPr>
+          <w:lang w:val="en-US"/>
+        </w:rPr>
+        <w:t>%</w:t>
+      </w:r>
+      <w:r>
+        <w:rPr>
+          <w:lang w:val="en-US"/>
+        </w:rPr>
+        <w:t>systemroot</w:t>
+      </w:r>
+      <w:r>
+        <w:rPr>
+          <w:lang w:val="en-US"/>
+        </w:rPr>
+        <w:t>%</w:t>
+      </w:r>
+      <w:r>
+        <w:rPr>
+          <w:lang w:val="en-US"/>
+        </w:rPr>
+        <w:t xml:space="preserve"> = </w:t>
+      </w:r>
+      <w:r>
+        <w:rPr>
+          <w:lang w:val="en-US"/>
+        </w:rPr>
+        <w:t>C:\Windows</w:t>
+      </w:r>
+    </w:p>
+    <w:p>
+      <w:pPr>
+        <w:rPr>
+          <w:lang w:val="en-US"/>
+        </w:rPr>
+      </w:pPr>
+    </w:p>
+    <w:p>
+      <w:pPr>
+        <w:rPr>
+          <w:lang w:val="en-US"/>
+        </w:rPr>
+      </w:pPr>
+      <w:r>
+        <w:rPr>
+          <w:lang w:val="en-US"/>
+        </w:rPr>
+        <w:t>Environment Variable</w:t>
+      </w:r>
+      <w:r>
+        <w:rPr>
+          <w:lang w:val="en-US"/>
+        </w:rPr>
+        <w:t>s</w:t>
+      </w:r>
+      <w:r>
+        <w:rPr>
+          <w:lang w:val="en-US"/>
+        </w:rPr>
+        <w:t xml:space="preserve"> – Biến Môi Trường:</w:t>
+      </w:r>
+    </w:p>
+    <w:p>
+      <w:pPr>
+        <w:pStyle w:val="ListParagraph"/>
+        <w:numPr>
+          <w:ilvl w:val="0"/>
+          <w:numId w:val="5"/>
+        </w:numPr>
+        <w:rPr>
+          <w:lang w:val="en-US"/>
+        </w:rPr>
+      </w:pPr>
+      <w:r>
+        <w:rPr>
+          <w:lang w:val="en-US"/>
+        </w:rPr>
+        <w:t>Nơi Truy Cập</w:t>
+      </w:r>
+      <w:r>
+        <w:rPr>
+          <w:lang w:val="en-US"/>
+        </w:rPr>
+        <w:t>?</w:t>
+      </w:r>
+    </w:p>
+    <w:p>
+      <w:pPr>
+        <w:pStyle w:val="ListParagraph"/>
+        <w:numPr>
+          <w:ilvl w:val="0"/>
+          <w:numId w:val="3"/>
+        </w:numPr>
+        <w:rPr>
+          <w:lang w:val="en-US"/>
+        </w:rPr>
+      </w:pPr>
+      <w:r>
+        <w:rPr>
+          <w:lang w:val="en-US"/>
+        </w:rPr>
+        <w:t xml:space="preserve">Vào Start + </w:t>
+      </w:r>
+      <w:r>
+        <w:rPr>
+          <w:lang w:val="en-US"/>
+        </w:rPr>
+        <w:t>p</w:t>
+      </w:r>
+      <w:r>
+        <w:rPr>
+          <w:lang w:val="en-US"/>
+        </w:rPr>
+        <w:t xml:space="preserve">hải chuột Computer chọn Properties + </w:t>
+      </w:r>
+      <w:r>
+        <w:rPr>
+          <w:lang w:val="en-US"/>
+        </w:rPr>
+        <w:t>C</w:t>
+      </w:r>
+      <w:r>
+        <w:rPr>
+          <w:lang w:val="en-US"/>
+        </w:rPr>
+        <w:t xml:space="preserve">lick Advanced System Settings + </w:t>
+      </w:r>
+      <w:r>
+        <w:rPr>
+          <w:lang w:val="en-US"/>
+        </w:rPr>
+        <w:t>v</w:t>
+      </w:r>
+      <w:r>
+        <w:rPr>
+          <w:lang w:val="en-US"/>
+        </w:rPr>
+        <w:t xml:space="preserve">ào Tab Advanced + </w:t>
+      </w:r>
+      <w:r>
+        <w:rPr>
+          <w:lang w:val="en-US"/>
+        </w:rPr>
+        <w:t>C</w:t>
+      </w:r>
+      <w:r>
+        <w:rPr>
+          <w:lang w:val="en-US"/>
+        </w:rPr>
+        <w:t>lick Environment Variables</w:t>
+      </w:r>
+    </w:p>
+    <w:p>
+      <w:pPr>
+        <w:pStyle w:val="ListParagraph"/>
+        <w:numPr>
+          <w:ilvl w:val="0"/>
+          <w:numId w:val="5"/>
+        </w:numPr>
+        <w:rPr>
+          <w:lang w:val="en-US"/>
+        </w:rPr>
+      </w:pPr>
+      <w:r>
+        <w:rPr>
+          <w:lang w:val="en-US"/>
+        </w:rPr>
+        <w:t>Cơ Chế Hoạt Động Của Biến Môi Trường?</w:t>
+      </w:r>
+    </w:p>
+    <w:p>
+      <w:pPr>
+        <w:pStyle w:val="ListParagraph"/>
+        <w:numPr>
+          <w:ilvl w:val="0"/>
+          <w:numId w:val="3"/>
+        </w:numPr>
+        <w:rPr>
+          <w:lang w:val="en-US"/>
+        </w:rPr>
+      </w:pPr>
+      <w:r>
+        <w:rPr>
+          <w:lang w:val="en-US"/>
+        </w:rPr>
+        <w:t>Chương trình bất kì có thể truy cập vào biến môi trường và lấy giá trị của nó để sử dụng</w:t>
+      </w:r>
+    </w:p>
+    <w:p>
+      <w:pPr>
+        <w:pStyle w:val="ListParagraph"/>
+        <w:numPr>
+          <w:ilvl w:val="0"/>
+          <w:numId w:val="5"/>
+        </w:numPr>
+        <w:rPr>
+          <w:lang w:val="en-US"/>
+        </w:rPr>
+      </w:pPr>
+      <w:r>
+        <w:rPr>
+          <w:lang w:val="en-US"/>
+        </w:rPr>
+        <w:t>Biến Path Thuộc Loại Biến Người Dùng Và PATH Thuộc Loại Biến Hệ Thống Có Tác Dụng Gì?</w:t>
+      </w:r>
+    </w:p>
+    <w:p>
+      <w:pPr>
+        <w:pStyle w:val="ListParagraph"/>
+        <w:numPr>
+          <w:ilvl w:val="0"/>
+          <w:numId w:val="3"/>
+        </w:numPr>
+        <w:rPr>
+          <w:lang w:val="en-US"/>
+        </w:rPr>
+      </w:pPr>
+      <w:r>
+        <w:rPr>
+          <w:lang w:val="en-US"/>
+        </w:rPr>
+        <w:t>Mỗi khi ta nhập 1 câu lệnh lên CMD, thì ta phải nhập đường dẫn đến File lệnh đó, nên rất phiền toái, thay vì làm như vậy ta sẽ lưu đường dẫn tới thư mục chứa File đó vào biến Path hoặc PATH, khi đó, mỗi lần ta muốn sử dụng lệnh đó ở bất kì đâu thì chỉ cần nhập tên File lệnh đó thay vì Full đường dẫn</w:t>
+      </w:r>
+    </w:p>
+    <w:p>
+      <w:pPr>
+        <w:pStyle w:val="ListParagraph"/>
+        <w:numPr>
+          <w:ilvl w:val="0"/>
+          <w:numId w:val="5"/>
+        </w:numPr>
+        <w:rPr>
+          <w:lang w:val="en-US"/>
+        </w:rPr>
+      </w:pPr>
+      <w:r>
+        <w:rPr>
+          <w:lang w:val="en-US"/>
+        </w:rPr>
+        <w:t>Thêm, Sửa, Xóa 1 Biến</w:t>
+      </w:r>
+      <w:r>
+        <w:rPr>
+          <w:lang w:val="en-US"/>
+        </w:rPr>
+        <w:t>?</w:t>
+      </w:r>
+    </w:p>
+    <w:p>
+      <w:pPr>
+        <w:pStyle w:val="ListParagraph"/>
+        <w:numPr>
+          <w:ilvl w:val="0"/>
+          <w:numId w:val="3"/>
+        </w:numPr>
+        <w:rPr>
+          <w:lang w:val="en-US"/>
+        </w:rPr>
+      </w:pPr>
+      <w:r>
+        <w:rPr>
+          <w:lang w:val="en-US"/>
+        </w:rPr>
+        <w:t>Chọn New, Edit, Delete</w:t>
+      </w:r>
+    </w:p>
+    <w:p>
+      <w:pPr>
+        <w:pStyle w:val="ListParagraph"/>
+        <w:numPr>
+          <w:ilvl w:val="0"/>
+          <w:numId w:val="5"/>
+        </w:numPr>
+        <w:rPr>
+          <w:lang w:val="en-US"/>
+        </w:rPr>
+      </w:pPr>
+      <w:r>
+        <w:rPr>
+          <w:lang w:val="en-US"/>
+        </w:rPr>
+        <w:t xml:space="preserve">Nếu </w:t>
+      </w:r>
+      <w:r>
+        <w:rPr>
+          <w:lang w:val="en-US"/>
+        </w:rPr>
+        <w:t>Biến Là Mảng?</w:t>
+      </w:r>
+    </w:p>
+    <w:p>
+      <w:pPr>
+        <w:pStyle w:val="ListParagraph"/>
+        <w:numPr>
+          <w:ilvl w:val="0"/>
+          <w:numId w:val="3"/>
+        </w:numPr>
+        <w:rPr>
+          <w:lang w:val="en-US"/>
+        </w:rPr>
+      </w:pPr>
+      <w:r>
+        <w:rPr>
+          <w:lang w:val="en-US"/>
+        </w:rPr>
+        <w:t>Liệt kê các phần tử trên 1 dòng, ngăn cách nhau bởi dấu “;”</w:t>
+      </w:r>
+    </w:p>
+    <w:p>
+      <w:pPr>
+        <w:pStyle w:val="ListParagraph"/>
+        <w:numPr>
+          <w:ilvl w:val="0"/>
+          <w:numId w:val="5"/>
+        </w:numPr>
+        <w:rPr>
+          <w:lang w:val="en-US"/>
+        </w:rPr>
+      </w:pPr>
+      <w:r>
+        <w:rPr>
+          <w:lang w:val="en-US"/>
+        </w:rPr>
+        <w:t xml:space="preserve">Các </w:t>
+      </w:r>
+      <w:r>
+        <w:rPr>
+          <w:lang w:val="en-US"/>
+        </w:rPr>
+        <w:t>Loại Biến?</w:t>
+      </w:r>
+    </w:p>
+    <w:p>
+      <w:pPr>
+        <w:pStyle w:val="ListParagraph"/>
+        <w:numPr>
+          <w:ilvl w:val="0"/>
+          <w:numId w:val="3"/>
+        </w:numPr>
+        <w:rPr>
+          <w:lang w:val="en-US"/>
+        </w:rPr>
+      </w:pPr>
+      <w:r>
+        <w:rPr>
+          <w:lang w:val="en-US"/>
+        </w:rPr>
+        <w:t xml:space="preserve">User Variables </w:t>
+      </w:r>
+      <w:r>
+        <w:rPr>
+          <w:lang w:val="en-US"/>
+        </w:rPr>
+        <w:t>chỉ được dùng bởi 1 người dùng nào đó</w:t>
+      </w:r>
+    </w:p>
+    <w:p>
+      <w:pPr>
+        <w:pStyle w:val="ListParagraph"/>
+        <w:numPr>
+          <w:ilvl w:val="0"/>
+          <w:numId w:val="3"/>
+        </w:numPr>
+        <w:rPr>
+          <w:lang w:val="en-US"/>
+        </w:rPr>
+      </w:pPr>
+      <w:r>
+        <w:rPr>
+          <w:lang w:val="en-US"/>
+        </w:rPr>
+        <w:t>System Variables có thể được sử dụng bởi tất cả người dùng</w:t>
+      </w:r>
+    </w:p>
+    <w:p>
+      <w:pPr>
+        <w:rPr>
+          <w:lang w:val="en-US"/>
+        </w:rPr>
+      </w:pPr>
+    </w:p>
+    <w:p>
+      <w:pPr>
+        <w:rPr>
+          <w:lang w:val="en-US"/>
+        </w:rPr>
+      </w:pPr>
+      <w:r>
+        <w:rPr>
+          <w:lang w:val="en-US"/>
+        </w:rPr>
+        <w:t>File And Folder – Tệp Và Thư Mục:</w:t>
       </w:r>
     </w:p>
     <w:p>
@@ -1983,25 +1949,326 @@
         <w:rPr>
           <w:lang w:val="en-US"/>
         </w:rPr>
-        <w:t xml:space="preserve">Cách </w:t>
-      </w:r>
-      <w:r>
-        <w:rPr>
-          <w:lang w:val="en-US"/>
-        </w:rPr>
-        <w:t xml:space="preserve">Ghi Tiếp Nội Dung Vào </w:t>
-      </w:r>
-      <w:r>
-        <w:rPr>
-          <w:lang w:val="en-US"/>
-        </w:rPr>
-        <w:t xml:space="preserve">File </w:t>
-      </w:r>
-      <w:r>
-        <w:rPr>
-          <w:lang w:val="en-US"/>
-        </w:rPr>
-        <w:t>Tại Vị Trí Cuối Cùng Của File?</w:t>
+        <w:t>Tại Sao Có 1 Số Thư Mục Bị Ẩn?</w:t>
+      </w:r>
+    </w:p>
+    <w:p>
+      <w:pPr>
+        <w:pStyle w:val="ListParagraph"/>
+        <w:numPr>
+          <w:ilvl w:val="0"/>
+          <w:numId w:val="3"/>
+        </w:numPr>
+        <w:rPr>
+          <w:lang w:val="en-US"/>
+        </w:rPr>
+      </w:pPr>
+      <w:r>
+        <w:rPr>
+          <w:lang w:val="en-US"/>
+        </w:rPr>
+        <w:t>Những thư mục này quan trọng nên được ẩn khỏi người dùng để khỏi bị phá</w:t>
+      </w:r>
+    </w:p>
+    <w:p>
+      <w:pPr>
+        <w:pStyle w:val="ListParagraph"/>
+        <w:numPr>
+          <w:ilvl w:val="0"/>
+          <w:numId w:val="8"/>
+        </w:numPr>
+        <w:rPr>
+          <w:lang w:val="en-US"/>
+        </w:rPr>
+      </w:pPr>
+      <w:r>
+        <w:rPr>
+          <w:lang w:val="en-US"/>
+        </w:rPr>
+        <w:t>Phần Mở Rộng File Có Ích Gì?</w:t>
+      </w:r>
+    </w:p>
+    <w:p>
+      <w:pPr>
+        <w:pStyle w:val="ListParagraph"/>
+        <w:numPr>
+          <w:ilvl w:val="0"/>
+          <w:numId w:val="3"/>
+        </w:numPr>
+        <w:rPr>
+          <w:lang w:val="en-US"/>
+        </w:rPr>
+      </w:pPr>
+      <w:r>
+        <w:rPr>
+          <w:lang w:val="en-US"/>
+        </w:rPr>
+        <w:t>Xác định chương trình nào sẽ mở File và biểu tượng của nó</w:t>
+      </w:r>
+    </w:p>
+    <w:p>
+      <w:pPr>
+        <w:pStyle w:val="ListParagraph"/>
+        <w:numPr>
+          <w:ilvl w:val="0"/>
+          <w:numId w:val="3"/>
+        </w:numPr>
+        <w:rPr>
+          <w:lang w:val="en-US"/>
+        </w:rPr>
+      </w:pPr>
+      <w:r>
+        <w:rPr>
+          <w:lang w:val="en-US"/>
+        </w:rPr>
+        <w:t>Xóa đi cũng không sao</w:t>
+      </w:r>
+    </w:p>
+    <w:p>
+      <w:pPr>
+        <w:pStyle w:val="ListParagraph"/>
+        <w:numPr>
+          <w:ilvl w:val="0"/>
+          <w:numId w:val="8"/>
+        </w:numPr>
+        <w:rPr>
+          <w:lang w:val="en-US"/>
+        </w:rPr>
+      </w:pPr>
+      <w:r>
+        <w:rPr>
+          <w:lang w:val="en-US"/>
+        </w:rPr>
+        <w:t>Đường Dẫn Trong Batch Có Cần Dấu Nháy Kép Không?</w:t>
+      </w:r>
+    </w:p>
+    <w:p>
+      <w:pPr>
+        <w:pStyle w:val="ListParagraph"/>
+        <w:numPr>
+          <w:ilvl w:val="0"/>
+          <w:numId w:val="3"/>
+        </w:numPr>
+        <w:rPr>
+          <w:lang w:val="en-US"/>
+        </w:rPr>
+      </w:pPr>
+      <w:r>
+        <w:rPr>
+          <w:lang w:val="en-US"/>
+        </w:rPr>
+        <w:t>Nếu đường dẫn không có dấu cách thì không cần, còn nếu có thì cần</w:t>
+      </w:r>
+    </w:p>
+    <w:p>
+      <w:pPr>
+        <w:pStyle w:val="ListParagraph"/>
+        <w:numPr>
+          <w:ilvl w:val="0"/>
+          <w:numId w:val="8"/>
+        </w:numPr>
+        <w:rPr>
+          <w:lang w:val="en-US"/>
+        </w:rPr>
+      </w:pPr>
+      <w:r>
+        <w:rPr>
+          <w:lang w:val="en-US"/>
+        </w:rPr>
+        <w:lastRenderedPageBreak/>
+        <w:t>File Có Nhất Thiết Phải Có Phần Mở Rộng?</w:t>
+      </w:r>
+    </w:p>
+    <w:p>
+      <w:pPr>
+        <w:pStyle w:val="ListParagraph"/>
+        <w:numPr>
+          <w:ilvl w:val="0"/>
+          <w:numId w:val="3"/>
+        </w:numPr>
+        <w:rPr>
+          <w:lang w:val="en-US"/>
+        </w:rPr>
+      </w:pPr>
+      <w:r>
+        <w:rPr>
+          <w:lang w:val="en-US"/>
+        </w:rPr>
+        <w:t>Không, phần mở rộng chỉ chứa siêu dữ liệu, nên nếu lưu File không có phần mở rộng thì dữ liệu vẫn ở đó</w:t>
+      </w:r>
+    </w:p>
+    <w:p>
+      <w:pPr>
+        <w:pStyle w:val="ListParagraph"/>
+        <w:numPr>
+          <w:ilvl w:val="0"/>
+          <w:numId w:val="3"/>
+        </w:numPr>
+        <w:rPr>
+          <w:lang w:val="en-US"/>
+        </w:rPr>
+      </w:pPr>
+      <w:r>
+        <w:rPr>
+          <w:lang w:val="en-US"/>
+        </w:rPr>
+        <w:t>Mở File không có phần mở rộng bằng cách chọn 1 chương trình để mở như Word chẳng hạn</w:t>
+      </w:r>
+    </w:p>
+    <w:p>
+      <w:pPr>
+        <w:pStyle w:val="ListParagraph"/>
+        <w:numPr>
+          <w:ilvl w:val="0"/>
+          <w:numId w:val="3"/>
+        </w:numPr>
+        <w:rPr>
+          <w:lang w:val="en-US"/>
+        </w:rPr>
+      </w:pPr>
+      <w:r>
+        <w:rPr>
+          <w:lang w:val="en-US"/>
+        </w:rPr>
+        <w:t>Tên của File luôn luôn bao gồm cả tên và phần mở rộng</w:t>
+      </w:r>
+    </w:p>
+    <w:p>
+      <w:pPr>
+        <w:pStyle w:val="ListParagraph"/>
+        <w:numPr>
+          <w:ilvl w:val="0"/>
+          <w:numId w:val="8"/>
+        </w:numPr>
+        <w:rPr>
+          <w:lang w:val="en-US"/>
+        </w:rPr>
+      </w:pPr>
+      <w:r>
+        <w:rPr>
+          <w:lang w:val="en-US"/>
+        </w:rPr>
+        <w:t>Cách Viết Đường Dẫn Tương Đối?</w:t>
+      </w:r>
+    </w:p>
+    <w:p>
+      <w:pPr>
+        <w:pStyle w:val="ListParagraph"/>
+        <w:numPr>
+          <w:ilvl w:val="0"/>
+          <w:numId w:val="3"/>
+        </w:numPr>
+        <w:rPr>
+          <w:lang w:val="en-US"/>
+        </w:rPr>
+      </w:pPr>
+      <w:r>
+        <w:rPr>
+          <w:lang w:val="en-US"/>
+        </w:rPr>
+        <w:t>Có nhiều cách viết đường dẫn nhưng để cho nhất quán, ta thực hiện quy tắc sau</w:t>
+      </w:r>
+    </w:p>
+    <w:p>
+      <w:pPr>
+        <w:pStyle w:val="ListParagraph"/>
+        <w:numPr>
+          <w:ilvl w:val="0"/>
+          <w:numId w:val="3"/>
+        </w:numPr>
+        <w:rPr>
+          <w:lang w:val="en-US"/>
+        </w:rPr>
+      </w:pPr>
+      <w:r>
+        <w:rPr>
+          <w:lang w:val="en-US"/>
+        </w:rPr>
+        <w:t xml:space="preserve">Gọi chuỗi đường dẫn là A, có giá trị ban đầu là “”, giả sử </w:t>
+      </w:r>
+      <w:r>
+        <w:rPr>
+          <w:lang w:val="en-US"/>
+        </w:rPr>
+        <w:t xml:space="preserve">CMD của bạn đang ở trong 1 thư mục nào đó, coi CMD như thư mục con trực tiếp luôn, để đưa CMD lên 1 bậc, </w:t>
+      </w:r>
+      <w:r>
+        <w:rPr>
+          <w:lang w:val="en-US"/>
+        </w:rPr>
+        <w:t xml:space="preserve"> </w:t>
+      </w:r>
+      <w:r>
+        <w:rPr>
+          <w:lang w:val="en-US"/>
+        </w:rPr>
+        <w:t>thêm “.” vào bên trái A, để đưa CMD xuống 1 thư mục con hoặc 1 File con, thêm dấu “\” rồi thêm tên củ</w:t>
+      </w:r>
+      <w:r>
+        <w:rPr>
+          <w:lang w:val="en-US"/>
+        </w:rPr>
+        <w:t>a nó</w:t>
+      </w:r>
+      <w:r>
+        <w:rPr>
+          <w:lang w:val="en-US"/>
+        </w:rPr>
+        <w:t xml:space="preserve"> vào bên phải A</w:t>
+      </w:r>
+    </w:p>
+    <w:p>
+      <w:pPr>
+        <w:pStyle w:val="ListParagraph"/>
+        <w:numPr>
+          <w:ilvl w:val="0"/>
+          <w:numId w:val="3"/>
+        </w:numPr>
+        <w:rPr>
+          <w:lang w:val="en-US"/>
+        </w:rPr>
+      </w:pPr>
+      <w:r>
+        <w:rPr>
+          <w:lang w:val="en-US"/>
+        </w:rPr>
+        <w:t>C</w:t>
+      </w:r>
+      <w:r>
+        <w:rPr>
+          <w:lang w:val="en-US"/>
+        </w:rPr>
+        <w:t xml:space="preserve">ác ngôn ngữ lập trình khác </w:t>
+      </w:r>
+      <w:r>
+        <w:rPr>
+          <w:lang w:val="en-US"/>
+        </w:rPr>
+        <w:t>cũng dùng “\</w:t>
+      </w:r>
+      <w:r>
+        <w:rPr>
+          <w:lang w:val="en-US"/>
+        </w:rPr>
+        <w:t>”</w:t>
+      </w:r>
+    </w:p>
+    <w:p>
+      <w:pPr>
+        <w:pStyle w:val="ListParagraph"/>
+        <w:numPr>
+          <w:ilvl w:val="0"/>
+          <w:numId w:val="8"/>
+        </w:numPr>
+        <w:rPr>
+          <w:lang w:val="en-US"/>
+        </w:rPr>
+      </w:pPr>
+      <w:r>
+        <w:rPr>
+          <w:lang w:val="en-US"/>
+        </w:rPr>
+        <w:t>Cách Xóa Toàn Bộ Nội Dung File Bất Kì Và Ghi Lại Vào Nó Nội Dung Khác?</w:t>
       </w:r>
     </w:p>
     <w:p>
@@ -2022,7 +2289,61 @@
         <w:rPr>
           <w:lang w:val="en-US"/>
         </w:rPr>
-        <w:t>echo &lt;Dòng Văn Bản&gt;&gt;&gt;&lt;Đường Dẫn Tới File&gt;</w:t>
+        <w:t>echo &lt;Dòng Văn Bản&gt;&gt;&lt;Đường Dẫn Tới File&gt;</w:t>
+      </w:r>
+    </w:p>
+    <w:p>
+      <w:pPr>
+        <w:pStyle w:val="ListParagraph"/>
+        <w:numPr>
+          <w:ilvl w:val="0"/>
+          <w:numId w:val="3"/>
+        </w:numPr>
+        <w:rPr>
+          <w:lang w:val="en-US"/>
+        </w:rPr>
+      </w:pPr>
+      <w:r>
+        <w:rPr>
+          <w:lang w:val="en-US"/>
+        </w:rPr>
+        <w:t>Bản chất là nó sẽ thực hiện câu lệnh “echo &lt;Dòng Văn Bản&gt;” như bình thường, sau đó những gì được in ra màn hình CMD sẽ được đưa vào File</w:t>
+      </w:r>
+    </w:p>
+    <w:p>
+      <w:pPr>
+        <w:pStyle w:val="ListParagraph"/>
+        <w:numPr>
+          <w:ilvl w:val="0"/>
+          <w:numId w:val="3"/>
+        </w:numPr>
+        <w:rPr>
+          <w:lang w:val="en-US"/>
+        </w:rPr>
+      </w:pPr>
+      <w:r>
+        <w:rPr>
+          <w:lang w:val="en-US"/>
+        </w:rPr>
+        <w:t>&lt;Đường Dẫn tới File&gt; không quan tâm dấu cách giữa nó và dấu “&gt;”</w:t>
+      </w:r>
+    </w:p>
+    <w:p>
+      <w:pPr>
+        <w:pStyle w:val="ListParagraph"/>
+        <w:numPr>
+          <w:ilvl w:val="0"/>
+          <w:numId w:val="3"/>
+        </w:numPr>
+        <w:rPr>
+          <w:lang w:val="en-US"/>
+        </w:rPr>
+      </w:pPr>
+      <w:r>
+        <w:rPr>
+          <w:lang w:val="en-US"/>
+        </w:rPr>
+        <w:t>Nếu File chưa tồn tại thì sẽ tạo File mới</w:t>
       </w:r>
     </w:p>
     <w:p>
@@ -2041,6 +2362,24 @@
           <w:lang w:val="en-US"/>
         </w:rPr>
         <w:t>Ví dụ</w:t>
+      </w:r>
+    </w:p>
+    <w:p>
+      <w:pPr>
+        <w:pStyle w:val="ListParagraph"/>
+        <w:numPr>
+          <w:ilvl w:val="0"/>
+          <w:numId w:val="3"/>
+        </w:numPr>
+        <w:rPr>
+          <w:lang w:val="en-US"/>
+        </w:rPr>
+      </w:pPr>
+      <w:r>
+        <w:rPr>
+          <w:lang w:val="en-US"/>
+        </w:rPr>
+        <w:t>Biến “foo” có giá trị “4”</w:t>
       </w:r>
     </w:p>
     <w:p>
@@ -2061,7 +2400,67 @@
         <w:rPr>
           <w:lang w:val="en-US"/>
         </w:rPr>
-        <w:t>echo cho chet 1&gt;&gt; D:\test.js</w:t>
+        <w:t xml:space="preserve">echo </w:t>
+      </w:r>
+      <w:r>
+        <w:rPr>
+          <w:lang w:val="en-US"/>
+        </w:rPr>
+        <w:t xml:space="preserve">   </w:t>
+      </w:r>
+      <w:r>
+        <w:rPr>
+          <w:lang w:val="en-US"/>
+        </w:rPr>
+        <w:t>hi %foo%  &gt;  D:\test.</w:t>
+      </w:r>
+      <w:r>
+        <w:rPr>
+          <w:lang w:val="en-US"/>
+        </w:rPr>
+        <w:t>js</w:t>
+      </w:r>
+    </w:p>
+    <w:p>
+      <w:pPr>
+        <w:pStyle w:val="ListParagraph"/>
+        <w:numPr>
+          <w:ilvl w:val="0"/>
+          <w:numId w:val="3"/>
+        </w:numPr>
+        <w:rPr>
+          <w:lang w:val="en-US"/>
+        </w:rPr>
+      </w:pPr>
+      <w:r>
+        <w:rPr>
+          <w:lang w:val="en-US"/>
+        </w:rPr>
+        <w:t>Trong File “</w:t>
+      </w:r>
+      <w:r>
+        <w:rPr>
+          <w:lang w:val="en-US"/>
+        </w:rPr>
+        <w:t>test.js</w:t>
+      </w:r>
+      <w:r>
+        <w:rPr>
+          <w:lang w:val="en-US"/>
+        </w:rPr>
+        <w:t>” có chứa nội dung “</w:t>
+      </w:r>
+      <w:r>
+        <w:rPr>
+          <w:lang w:val="en-US"/>
+        </w:rPr>
+        <w:t xml:space="preserve">   </w:t>
+      </w:r>
+      <w:r>
+        <w:rPr>
+          <w:lang w:val="en-US"/>
+        </w:rPr>
+        <w:t>hi 4  ”</w:t>
       </w:r>
     </w:p>
     <w:p>
@@ -2079,7 +2478,25 @@
         <w:rPr>
           <w:lang w:val="en-US"/>
         </w:rPr>
-        <w:t>Đổi Tên 1 File?</w:t>
+        <w:t xml:space="preserve">Cách </w:t>
+      </w:r>
+      <w:r>
+        <w:rPr>
+          <w:lang w:val="en-US"/>
+        </w:rPr>
+        <w:t xml:space="preserve">Ghi Tiếp Nội Dung Vào </w:t>
+      </w:r>
+      <w:r>
+        <w:rPr>
+          <w:lang w:val="en-US"/>
+        </w:rPr>
+        <w:t xml:space="preserve">File </w:t>
+      </w:r>
+      <w:r>
+        <w:rPr>
+          <w:lang w:val="en-US"/>
+        </w:rPr>
+        <w:t>Tại Vị Trí Cuối Cùng Của File?</w:t>
       </w:r>
     </w:p>
     <w:p>
@@ -2100,7 +2517,7 @@
         <w:rPr>
           <w:lang w:val="en-US"/>
         </w:rPr>
-        <w:t>ren &lt;Đường Dẫn Tới File Cần Đổi Tên&gt; &lt;Tên Mới&gt;</w:t>
+        <w:t>echo &lt;Dòng Văn Bản&gt;&gt;&gt;&lt;Đường Dẫn Tới File&gt;</w:t>
       </w:r>
     </w:p>
     <w:p>
@@ -2139,63 +2556,25 @@
         <w:rPr>
           <w:lang w:val="en-US"/>
         </w:rPr>
-        <w:t>ren .\bar\foo.txt fool.txt</w:t>
-      </w:r>
-    </w:p>
-    <w:p>
-      <w:pPr>
-        <w:pStyle w:val="ListParagraph"/>
-        <w:numPr>
-          <w:ilvl w:val="0"/>
-          <w:numId w:val="3"/>
-        </w:numPr>
-        <w:rPr>
-          <w:lang w:val="en-US"/>
-        </w:rPr>
-      </w:pPr>
-      <w:r>
-        <w:rPr>
-          <w:lang w:val="en-US"/>
-        </w:rPr>
-        <w:t>File “foo.txt” trong thư mục “bar” được đổi tên thành “fool.txt”</w:t>
-      </w:r>
-    </w:p>
-    <w:p>
-      <w:pPr>
-        <w:rPr>
-          <w:lang w:val="en-US"/>
-        </w:rPr>
-      </w:pPr>
-    </w:p>
-    <w:p>
-      <w:pPr>
-        <w:rPr>
-          <w:lang w:val="en-US"/>
-        </w:rPr>
-      </w:pPr>
-      <w:r>
-        <w:rPr>
-          <w:lang w:val="en-US"/>
-        </w:rPr>
-        <w:t>Loop – Vòng Lặp:</w:t>
-      </w:r>
-    </w:p>
-    <w:p>
-      <w:pPr>
-        <w:pStyle w:val="ListParagraph"/>
-        <w:numPr>
-          <w:ilvl w:val="0"/>
-          <w:numId w:val="11"/>
-        </w:numPr>
-        <w:rPr>
-          <w:lang w:val="en-US"/>
-        </w:rPr>
-      </w:pPr>
-      <w:r>
-        <w:rPr>
-          <w:lang w:val="en-US"/>
-        </w:rPr>
-        <w:t>Cách Dùng For Loop?</w:t>
+        <w:t>echo cho chet 1&gt;&gt; D:\test.js</w:t>
+      </w:r>
+    </w:p>
+    <w:p>
+      <w:pPr>
+        <w:pStyle w:val="ListParagraph"/>
+        <w:numPr>
+          <w:ilvl w:val="0"/>
+          <w:numId w:val="8"/>
+        </w:numPr>
+        <w:rPr>
+          <w:lang w:val="en-US"/>
+        </w:rPr>
+      </w:pPr>
+      <w:r>
+        <w:rPr>
+          <w:lang w:val="en-US"/>
+        </w:rPr>
+        <w:t>Đổi Tên 1 File?</w:t>
       </w:r>
     </w:p>
     <w:p>
@@ -2216,7 +2595,25 @@
         <w:rPr>
           <w:lang w:val="en-US"/>
         </w:rPr>
-        <w:t>for %%&lt;Tên Biến Lặp&gt; in (&lt;Tập Hợp&gt;) do (</w:t>
+        <w:t>ren &lt;Đường Dẫn Tới File Cần Đổi Tên&gt; &lt;Tên Mới&gt;</w:t>
+      </w:r>
+    </w:p>
+    <w:p>
+      <w:pPr>
+        <w:pStyle w:val="ListParagraph"/>
+        <w:numPr>
+          <w:ilvl w:val="0"/>
+          <w:numId w:val="3"/>
+        </w:numPr>
+        <w:rPr>
+          <w:lang w:val="en-US"/>
+        </w:rPr>
+      </w:pPr>
+      <w:r>
+        <w:rPr>
+          <w:lang w:val="en-US"/>
+        </w:rPr>
+        <w:t>Ví dụ</w:t>
       </w:r>
     </w:p>
     <w:p>
@@ -2237,13 +2634,63 @@
         <w:rPr>
           <w:lang w:val="en-US"/>
         </w:rPr>
-        <w:t xml:space="preserve">    </w:t>
-      </w:r>
-      <w:r>
-        <w:rPr>
-          <w:lang w:val="en-US"/>
-        </w:rPr>
-        <w:t>&lt;Làm Gì Đó&gt;</w:t>
+        <w:t>ren .\bar\foo.txt fool.txt</w:t>
+      </w:r>
+    </w:p>
+    <w:p>
+      <w:pPr>
+        <w:pStyle w:val="ListParagraph"/>
+        <w:numPr>
+          <w:ilvl w:val="0"/>
+          <w:numId w:val="3"/>
+        </w:numPr>
+        <w:rPr>
+          <w:lang w:val="en-US"/>
+        </w:rPr>
+      </w:pPr>
+      <w:r>
+        <w:rPr>
+          <w:lang w:val="en-US"/>
+        </w:rPr>
+        <w:t>File “foo.txt” trong thư mục “bar” được đổi tên thành “fool.txt”</w:t>
+      </w:r>
+    </w:p>
+    <w:p>
+      <w:pPr>
+        <w:rPr>
+          <w:lang w:val="en-US"/>
+        </w:rPr>
+      </w:pPr>
+    </w:p>
+    <w:p>
+      <w:pPr>
+        <w:rPr>
+          <w:lang w:val="en-US"/>
+        </w:rPr>
+      </w:pPr>
+      <w:r>
+        <w:rPr>
+          <w:lang w:val="en-US"/>
+        </w:rPr>
+        <w:t>Loop – Vòng Lặp:</w:t>
+      </w:r>
+    </w:p>
+    <w:p>
+      <w:pPr>
+        <w:pStyle w:val="ListParagraph"/>
+        <w:numPr>
+          <w:ilvl w:val="0"/>
+          <w:numId w:val="11"/>
+        </w:numPr>
+        <w:rPr>
+          <w:lang w:val="en-US"/>
+        </w:rPr>
+      </w:pPr>
+      <w:r>
+        <w:rPr>
+          <w:lang w:val="en-US"/>
+        </w:rPr>
+        <w:t>Cách Dùng For Loop?</w:t>
       </w:r>
     </w:p>
     <w:p>
@@ -2264,7 +2711,54 @@
         <w:rPr>
           <w:lang w:val="en-US"/>
         </w:rPr>
-        <w:lastRenderedPageBreak/>
+        <w:t>for %%&lt;Tên Biến Lặp&gt; in (&lt;Tập Hợp&gt;) do (</w:t>
+      </w:r>
+    </w:p>
+    <w:p>
+      <w:pPr>
+        <w:pStyle w:val="ListParagraph"/>
+        <w:pBdr>
+          <w:top w:val="single" w:sz="4" w:space="1" w:color="auto"/>
+          <w:left w:val="single" w:sz="4" w:space="4" w:color="auto"/>
+          <w:bottom w:val="single" w:sz="4" w:space="1" w:color="auto"/>
+          <w:right w:val="single" w:sz="4" w:space="4" w:color="auto"/>
+        </w:pBdr>
+        <w:ind w:left="1080"/>
+        <w:rPr>
+          <w:lang w:val="en-US"/>
+        </w:rPr>
+      </w:pPr>
+      <w:r>
+        <w:rPr>
+          <w:lang w:val="en-US"/>
+        </w:rPr>
+        <w:t xml:space="preserve">    </w:t>
+      </w:r>
+      <w:r>
+        <w:rPr>
+          <w:lang w:val="en-US"/>
+        </w:rPr>
+        <w:t>&lt;Làm Gì Đó&gt;</w:t>
+      </w:r>
+    </w:p>
+    <w:p>
+      <w:pPr>
+        <w:pStyle w:val="ListParagraph"/>
+        <w:pBdr>
+          <w:top w:val="single" w:sz="4" w:space="1" w:color="auto"/>
+          <w:left w:val="single" w:sz="4" w:space="4" w:color="auto"/>
+          <w:bottom w:val="single" w:sz="4" w:space="1" w:color="auto"/>
+          <w:right w:val="single" w:sz="4" w:space="4" w:color="auto"/>
+        </w:pBdr>
+        <w:ind w:left="1080"/>
+        <w:rPr>
+          <w:lang w:val="en-US"/>
+        </w:rPr>
+      </w:pPr>
+      <w:r>
+        <w:rPr>
+          <w:lang w:val="en-US"/>
+        </w:rPr>
         <w:t>)</w:t>
       </w:r>
     </w:p>
@@ -2565,6 +3059,7 @@
               <w:rPr>
                 <w:lang w:val="en-US"/>
               </w:rPr>
+              <w:lastRenderedPageBreak/>
               <w:t>.\foo\</w:t>
             </w:r>
             <w:r>
@@ -2595,6 +3090,7 @@
               <w:rPr>
                 <w:lang w:val="en-US"/>
               </w:rPr>
+              <w:lastRenderedPageBreak/>
               <w:t>Tất cả các file có phần mở rộng “.txt” và có chữ cái đầu tiên là “a” trong thư mục “foo”</w:t>
             </w:r>
           </w:p>
@@ -3192,7 +3688,6 @@
         <w:rPr>
           <w:lang w:val="en-US"/>
         </w:rPr>
-        <w:lastRenderedPageBreak/>
         <w:t>Nháy đúp vào Shortcut để khởi chạy chương trình mà nó kết nối tới cùng với các tham số đã xác định</w:t>
       </w:r>
     </w:p>
@@ -4059,7 +4554,6 @@
         <w:rPr>
           <w:lang w:val="en-US"/>
         </w:rPr>
-        <w:lastRenderedPageBreak/>
         <w:t>c</w:t>
       </w:r>
       <w:r>
@@ -4189,6 +4683,7 @@
         <w:rPr>
           <w:lang w:val="en-US"/>
         </w:rPr>
+        <w:lastRenderedPageBreak/>
         <w:t>Ví dụ</w:t>
       </w:r>
     </w:p>
@@ -5077,7 +5572,6 @@
         <w:rPr>
           <w:lang w:val="en-US"/>
         </w:rPr>
-        <w:lastRenderedPageBreak/>
         <w:t xml:space="preserve">Gán </w:t>
       </w:r>
       <w:r>
@@ -5159,6 +5653,7 @@
         <w:rPr>
           <w:lang w:val="en-US"/>
         </w:rPr>
+        <w:lastRenderedPageBreak/>
         <w:t>Ví dụ</w:t>
       </w:r>
     </w:p>
@@ -5854,14 +6349,7 @@
         <w:rPr>
           <w:lang w:val="en-US"/>
         </w:rPr>
-        <w:t xml:space="preserve">Câu lệnh này sẽ chuyển &lt;Tên Miền&gt; thành địa chỉ IP tương ứng thông qua DNS, sau đó gửi 1 gói tin 32 Bytes đến Host có địa chỉ IP này, Host sau khi nhận được sẽ trả về 1 gói tin y chang, gửi tin và phản hồi tin 4 lần, trên CMD sẽ có thông tin </w:t>
-      </w:r>
-      <w:r>
-        <w:rPr>
-          <w:lang w:val="en-US"/>
-        </w:rPr>
-        <w:lastRenderedPageBreak/>
-        <w:t>về khoảng thời gian giữa lúc gửi đi và nhận lại mỗi lần, đồng thời Show cả địa chỉ IP của trang Web</w:t>
+        <w:t>Câu lệnh này sẽ chuyển &lt;Tên Miền&gt; thành địa chỉ IP tương ứng thông qua DNS, sau đó gửi 1 gói tin 32 Bytes đến Host có địa chỉ IP này, Host sau khi nhận được sẽ trả về 1 gói tin y chang, gửi tin và phản hồi tin 4 lần, trên CMD sẽ có thông tin về khoảng thời gian giữa lúc gửi đi và nhận lại mỗi lần, đồng thời Show cả địa chỉ IP của trang Web</w:t>
       </w:r>
     </w:p>
     <w:p>
@@ -5882,8 +6370,8 @@
 </file>
 
 <file path=word/numbering.xml><?xml version="1.0" encoding="utf-8"?>
-<w:numbering xmlns:wpc="http://schemas.microsoft.com/office/word/2010/wordprocessingCanvas" xmlns:mc="http://schemas.openxmlformats.org/markup-compatibility/2006" xmlns:o="urn:schemas-microsoft-com:office:office" xmlns:r="http://schemas.openxmlformats.org/officeDocument/2006/relationships" xmlns:m="http://schemas.openxmlformats.org/officeDocument/2006/math" xmlns:v="urn:schemas-microsoft-com:vml" xmlns:wp14="http://schemas.microsoft.com/office/word/2010/wordprocessingDrawing" xmlns:wp="http://schemas.openxmlformats.org/drawingml/2006/wordprocessingDrawing" xmlns:w10="urn:schemas-microsoft-com:office:word" xmlns:w="http://schemas.openxmlformats.org/wordprocessingml/2006/main" xmlns:w14="http://schemas.microsoft.com/office/word/2010/wordml" xmlns:wpg="http://schemas.microsoft.com/office/word/2010/wordprocessingGroup" xmlns:wpi="http://schemas.microsoft.com/office/word/2010/wordprocessingInk" xmlns:wne="http://schemas.microsoft.com/office/word/2006/wordml" xmlns:wps="http://schemas.microsoft.com/office/word/2010/wordprocessingShape" mc:Ignorable="w14 wp14">
-  <w:abstractNum w:abstractNumId="0">
+<w:numbering xmlns:wpc="http://schemas.microsoft.com/office/word/2010/wordprocessingCanvas" xmlns:cx="http://schemas.microsoft.com/office/drawing/2014/chartex" xmlns:cx1="http://schemas.microsoft.com/office/drawing/2015/9/8/chartex" xmlns:cx2="http://schemas.microsoft.com/office/drawing/2015/10/21/chartex" xmlns:cx3="http://schemas.microsoft.com/office/drawing/2016/5/9/chartex" xmlns:cx4="http://schemas.microsoft.com/office/drawing/2016/5/10/chartex" xmlns:cx5="http://schemas.microsoft.com/office/drawing/2016/5/11/chartex" xmlns:cx6="http://schemas.microsoft.com/office/drawing/2016/5/12/chartex" xmlns:cx7="http://schemas.microsoft.com/office/drawing/2016/5/13/chartex" xmlns:cx8="http://schemas.microsoft.com/office/drawing/2016/5/14/chartex" xmlns:mc="http://schemas.openxmlformats.org/markup-compatibility/2006" xmlns:aink="http://schemas.microsoft.com/office/drawing/2016/ink" xmlns:am3d="http://schemas.microsoft.com/office/drawing/2017/model3d" xmlns:o="urn:schemas-microsoft-com:office:office" xmlns:oel="http://schemas.microsoft.com/office/2019/extlst" xmlns:r="http://schemas.openxmlformats.org/officeDocument/2006/relationships" xmlns:m="http://schemas.openxmlformats.org/officeDocument/2006/math" xmlns:v="urn:schemas-microsoft-com:vml" xmlns:wp14="http://schemas.microsoft.com/office/word/2010/wordprocessingDrawing" xmlns:wp="http://schemas.openxmlformats.org/drawingml/2006/wordprocessingDrawing" xmlns:w10="urn:schemas-microsoft-com:office:word" xmlns:w="http://schemas.openxmlformats.org/wordprocessingml/2006/main" xmlns:w14="http://schemas.microsoft.com/office/word/2010/wordml" xmlns:w15="http://schemas.microsoft.com/office/word/2012/wordml" xmlns:w16cex="http://schemas.microsoft.com/office/word/2018/wordml/cex" xmlns:w16cid="http://schemas.microsoft.com/office/word/2016/wordml/cid" xmlns:w16="http://schemas.microsoft.com/office/word/2018/wordml" xmlns:w16sdtdh="http://schemas.microsoft.com/office/word/2020/wordml/sdtdatahash" xmlns:w16se="http://schemas.microsoft.com/office/word/2015/wordml/symex" xmlns:wpg="http://schemas.microsoft.com/office/word/2010/wordprocessingGroup" xmlns:wpi="http://schemas.microsoft.com/office/word/2010/wordprocessingInk" xmlns:wne="http://schemas.microsoft.com/office/word/2006/wordml" xmlns:wps="http://schemas.microsoft.com/office/word/2010/wordprocessingShape" mc:Ignorable="w14 w15 w16se w16cid w16 w16cex w16sdtdh wp14">
+  <w:abstractNum w:abstractNumId="0" w15:restartNumberingAfterBreak="0">
     <w:nsid w:val="076F5286"/>
     <w:multiLevelType w:val="hybridMultilevel"/>
     <w:tmpl w:val="B5D8C90A"/>
@@ -5972,7 +6460,7 @@
       </w:pPr>
     </w:lvl>
   </w:abstractNum>
-  <w:abstractNum w:abstractNumId="1">
+  <w:abstractNum w:abstractNumId="1" w15:restartNumberingAfterBreak="0">
     <w:nsid w:val="07B14401"/>
     <w:multiLevelType w:val="hybridMultilevel"/>
     <w:tmpl w:val="EDEAC642"/>
@@ -6085,7 +6573,7 @@
       </w:rPr>
     </w:lvl>
   </w:abstractNum>
-  <w:abstractNum w:abstractNumId="2">
+  <w:abstractNum w:abstractNumId="2" w15:restartNumberingAfterBreak="0">
     <w:nsid w:val="10DA228A"/>
     <w:multiLevelType w:val="hybridMultilevel"/>
     <w:tmpl w:val="298AFC7A"/>
@@ -6174,7 +6662,7 @@
       </w:pPr>
     </w:lvl>
   </w:abstractNum>
-  <w:abstractNum w:abstractNumId="3">
+  <w:abstractNum w:abstractNumId="3" w15:restartNumberingAfterBreak="0">
     <w:nsid w:val="29090A08"/>
     <w:multiLevelType w:val="hybridMultilevel"/>
     <w:tmpl w:val="D55012E2"/>
@@ -6263,7 +6751,7 @@
       </w:pPr>
     </w:lvl>
   </w:abstractNum>
-  <w:abstractNum w:abstractNumId="4">
+  <w:abstractNum w:abstractNumId="4" w15:restartNumberingAfterBreak="0">
     <w:nsid w:val="29722A49"/>
     <w:multiLevelType w:val="hybridMultilevel"/>
     <w:tmpl w:val="F5D808B4"/>
@@ -6352,7 +6840,7 @@
       </w:pPr>
     </w:lvl>
   </w:abstractNum>
-  <w:abstractNum w:abstractNumId="5">
+  <w:abstractNum w:abstractNumId="5" w15:restartNumberingAfterBreak="0">
     <w:nsid w:val="31D876B6"/>
     <w:multiLevelType w:val="hybridMultilevel"/>
     <w:tmpl w:val="E29E4E74"/>
@@ -6464,7 +6952,7 @@
       </w:rPr>
     </w:lvl>
   </w:abstractNum>
-  <w:abstractNum w:abstractNumId="6">
+  <w:abstractNum w:abstractNumId="6" w15:restartNumberingAfterBreak="0">
     <w:nsid w:val="46D93671"/>
     <w:multiLevelType w:val="hybridMultilevel"/>
     <w:tmpl w:val="993860CA"/>
@@ -6553,7 +7041,7 @@
       </w:pPr>
     </w:lvl>
   </w:abstractNum>
-  <w:abstractNum w:abstractNumId="7">
+  <w:abstractNum w:abstractNumId="7" w15:restartNumberingAfterBreak="0">
     <w:nsid w:val="4B780B78"/>
     <w:multiLevelType w:val="hybridMultilevel"/>
     <w:tmpl w:val="193C6386"/>
@@ -6666,7 +7154,7 @@
       </w:rPr>
     </w:lvl>
   </w:abstractNum>
-  <w:abstractNum w:abstractNumId="8">
+  <w:abstractNum w:abstractNumId="8" w15:restartNumberingAfterBreak="0">
     <w:nsid w:val="532876DA"/>
     <w:multiLevelType w:val="hybridMultilevel"/>
     <w:tmpl w:val="8292B0D0"/>
@@ -6755,7 +7243,96 @@
       </w:pPr>
     </w:lvl>
   </w:abstractNum>
-  <w:abstractNum w:abstractNumId="9">
+  <w:abstractNum w:abstractNumId="9" w15:restartNumberingAfterBreak="0">
+    <w:nsid w:val="56AF3D4C"/>
+    <w:multiLevelType w:val="hybridMultilevel"/>
+    <w:tmpl w:val="F5D0CD08"/>
+    <w:lvl w:ilvl="0" w:tplc="01881EDA">
+      <w:start w:val="1"/>
+      <w:numFmt w:val="decimal"/>
+      <w:lvlText w:val="%1."/>
+      <w:lvlJc w:val="left"/>
+      <w:pPr>
+        <w:ind w:left="1080" w:hanging="360"/>
+      </w:pPr>
+      <w:rPr>
+        <w:rFonts w:hint="default"/>
+      </w:rPr>
+    </w:lvl>
+    <w:lvl w:ilvl="1" w:tplc="04090019" w:tentative="1">
+      <w:start w:val="1"/>
+      <w:numFmt w:val="lowerLetter"/>
+      <w:lvlText w:val="%2."/>
+      <w:lvlJc w:val="left"/>
+      <w:pPr>
+        <w:ind w:left="1800" w:hanging="360"/>
+      </w:pPr>
+    </w:lvl>
+    <w:lvl w:ilvl="2" w:tplc="0409001B" w:tentative="1">
+      <w:start w:val="1"/>
+      <w:numFmt w:val="lowerRoman"/>
+      <w:lvlText w:val="%3."/>
+      <w:lvlJc w:val="right"/>
+      <w:pPr>
+        <w:ind w:left="2520" w:hanging="180"/>
+      </w:pPr>
+    </w:lvl>
+    <w:lvl w:ilvl="3" w:tplc="0409000F" w:tentative="1">
+      <w:start w:val="1"/>
+      <w:numFmt w:val="decimal"/>
+      <w:lvlText w:val="%4."/>
+      <w:lvlJc w:val="left"/>
+      <w:pPr>
+        <w:ind w:left="3240" w:hanging="360"/>
+      </w:pPr>
+    </w:lvl>
+    <w:lvl w:ilvl="4" w:tplc="04090019" w:tentative="1">
+      <w:start w:val="1"/>
+      <w:numFmt w:val="lowerLetter"/>
+      <w:lvlText w:val="%5."/>
+      <w:lvlJc w:val="left"/>
+      <w:pPr>
+        <w:ind w:left="3960" w:hanging="360"/>
+      </w:pPr>
+    </w:lvl>
+    <w:lvl w:ilvl="5" w:tplc="0409001B" w:tentative="1">
+      <w:start w:val="1"/>
+      <w:numFmt w:val="lowerRoman"/>
+      <w:lvlText w:val="%6."/>
+      <w:lvlJc w:val="right"/>
+      <w:pPr>
+        <w:ind w:left="4680" w:hanging="180"/>
+      </w:pPr>
+    </w:lvl>
+    <w:lvl w:ilvl="6" w:tplc="0409000F" w:tentative="1">
+      <w:start w:val="1"/>
+      <w:numFmt w:val="decimal"/>
+      <w:lvlText w:val="%7."/>
+      <w:lvlJc w:val="left"/>
+      <w:pPr>
+        <w:ind w:left="5400" w:hanging="360"/>
+      </w:pPr>
+    </w:lvl>
+    <w:lvl w:ilvl="7" w:tplc="04090019" w:tentative="1">
+      <w:start w:val="1"/>
+      <w:numFmt w:val="lowerLetter"/>
+      <w:lvlText w:val="%8."/>
+      <w:lvlJc w:val="left"/>
+      <w:pPr>
+        <w:ind w:left="6120" w:hanging="360"/>
+      </w:pPr>
+    </w:lvl>
+    <w:lvl w:ilvl="8" w:tplc="0409001B" w:tentative="1">
+      <w:start w:val="1"/>
+      <w:numFmt w:val="lowerRoman"/>
+      <w:lvlText w:val="%9."/>
+      <w:lvlJc w:val="right"/>
+      <w:pPr>
+        <w:ind w:left="6840" w:hanging="180"/>
+      </w:pPr>
+    </w:lvl>
+  </w:abstractNum>
+  <w:abstractNum w:abstractNumId="10" w15:restartNumberingAfterBreak="0">
     <w:nsid w:val="57D26799"/>
     <w:multiLevelType w:val="hybridMultilevel"/>
     <w:tmpl w:val="71822CD0"/>
@@ -6844,7 +7421,7 @@
       </w:pPr>
     </w:lvl>
   </w:abstractNum>
-  <w:abstractNum w:abstractNumId="10">
+  <w:abstractNum w:abstractNumId="11" w15:restartNumberingAfterBreak="0">
     <w:nsid w:val="667A2838"/>
     <w:multiLevelType w:val="hybridMultilevel"/>
     <w:tmpl w:val="DB9A544C"/>
@@ -6933,7 +7510,7 @@
       </w:pPr>
     </w:lvl>
   </w:abstractNum>
-  <w:abstractNum w:abstractNumId="11">
+  <w:abstractNum w:abstractNumId="12" w15:restartNumberingAfterBreak="0">
     <w:nsid w:val="68FC54A9"/>
     <w:multiLevelType w:val="hybridMultilevel"/>
     <w:tmpl w:val="67F6D638"/>
@@ -7022,7 +7599,7 @@
       </w:pPr>
     </w:lvl>
   </w:abstractNum>
-  <w:abstractNum w:abstractNumId="12">
+  <w:abstractNum w:abstractNumId="13" w15:restartNumberingAfterBreak="0">
     <w:nsid w:val="75406E93"/>
     <w:multiLevelType w:val="hybridMultilevel"/>
     <w:tmpl w:val="69E4C6BA"/>
@@ -7111,50 +7688,53 @@
       </w:pPr>
     </w:lvl>
   </w:abstractNum>
-  <w:num w:numId="1">
+  <w:num w:numId="1" w16cid:durableId="1124153260">
     <w:abstractNumId w:val="5"/>
   </w:num>
-  <w:num w:numId="2">
+  <w:num w:numId="2" w16cid:durableId="668098899">
+    <w:abstractNumId w:val="12"/>
+  </w:num>
+  <w:num w:numId="3" w16cid:durableId="1847283368">
+    <w:abstractNumId w:val="7"/>
+  </w:num>
+  <w:num w:numId="4" w16cid:durableId="1423648185">
     <w:abstractNumId w:val="11"/>
   </w:num>
-  <w:num w:numId="3">
-    <w:abstractNumId w:val="7"/>
+  <w:num w:numId="5" w16cid:durableId="922420524">
+    <w:abstractNumId w:val="2"/>
   </w:num>
-  <w:num w:numId="4">
+  <w:num w:numId="6" w16cid:durableId="1220166962">
+    <w:abstractNumId w:val="6"/>
+  </w:num>
+  <w:num w:numId="7" w16cid:durableId="11346676">
+    <w:abstractNumId w:val="13"/>
+  </w:num>
+  <w:num w:numId="8" w16cid:durableId="1692297468">
+    <w:abstractNumId w:val="4"/>
+  </w:num>
+  <w:num w:numId="9" w16cid:durableId="1245796301">
+    <w:abstractNumId w:val="3"/>
+  </w:num>
+  <w:num w:numId="10" w16cid:durableId="1691759267">
+    <w:abstractNumId w:val="0"/>
+  </w:num>
+  <w:num w:numId="11" w16cid:durableId="824587134">
     <w:abstractNumId w:val="10"/>
   </w:num>
-  <w:num w:numId="5">
-    <w:abstractNumId w:val="2"/>
-  </w:num>
-  <w:num w:numId="6">
-    <w:abstractNumId w:val="6"/>
-  </w:num>
-  <w:num w:numId="7">
-    <w:abstractNumId w:val="12"/>
-  </w:num>
-  <w:num w:numId="8">
-    <w:abstractNumId w:val="4"/>
-  </w:num>
-  <w:num w:numId="9">
-    <w:abstractNumId w:val="3"/>
-  </w:num>
-  <w:num w:numId="10">
-    <w:abstractNumId w:val="0"/>
-  </w:num>
-  <w:num w:numId="11">
-    <w:abstractNumId w:val="9"/>
-  </w:num>
-  <w:num w:numId="12">
+  <w:num w:numId="12" w16cid:durableId="1314409877">
     <w:abstractNumId w:val="8"/>
   </w:num>
-  <w:num w:numId="13">
+  <w:num w:numId="13" w16cid:durableId="902569184">
     <w:abstractNumId w:val="1"/>
+  </w:num>
+  <w:num w:numId="14" w16cid:durableId="1926693340">
+    <w:abstractNumId w:val="9"/>
   </w:num>
 </w:numbering>
 </file>
 
 <file path=word/styles.xml><?xml version="1.0" encoding="utf-8"?>
-<w:styles xmlns:mc="http://schemas.openxmlformats.org/markup-compatibility/2006" xmlns:r="http://schemas.openxmlformats.org/officeDocument/2006/relationships" xmlns:w="http://schemas.openxmlformats.org/wordprocessingml/2006/main" xmlns:w14="http://schemas.microsoft.com/office/word/2010/wordml" mc:Ignorable="w14">
+<w:styles xmlns:mc="http://schemas.openxmlformats.org/markup-compatibility/2006" xmlns:r="http://schemas.openxmlformats.org/officeDocument/2006/relationships" xmlns:w="http://schemas.openxmlformats.org/wordprocessingml/2006/main" xmlns:w14="http://schemas.microsoft.com/office/word/2010/wordml" xmlns:w15="http://schemas.microsoft.com/office/word/2012/wordml" xmlns:w16cex="http://schemas.microsoft.com/office/word/2018/wordml/cex" xmlns:w16cid="http://schemas.microsoft.com/office/word/2016/wordml/cid" xmlns:w16="http://schemas.microsoft.com/office/word/2018/wordml" xmlns:w16sdtdh="http://schemas.microsoft.com/office/word/2020/wordml/sdtdatahash" xmlns:w16se="http://schemas.microsoft.com/office/word/2015/wordml/symex" mc:Ignorable="w14 w15 w16se w16cid w16 w16cex w16sdtdh">
   <w:docDefaults>
     <w:rPrDefault>
       <w:rPr>
@@ -7170,144 +7750,383 @@
       </w:pPr>
     </w:pPrDefault>
   </w:docDefaults>
-  <w:latentStyles w:defLockedState="0" w:defUIPriority="99" w:defSemiHidden="1" w:defUnhideWhenUsed="1" w:defQFormat="0" w:count="267">
-    <w:lsdException w:name="Normal" w:semiHidden="0" w:uiPriority="0" w:unhideWhenUsed="0" w:qFormat="1"/>
-    <w:lsdException w:name="heading 1" w:semiHidden="0" w:uiPriority="9" w:unhideWhenUsed="0" w:qFormat="1"/>
-    <w:lsdException w:name="heading 2" w:uiPriority="9" w:qFormat="1"/>
-    <w:lsdException w:name="heading 3" w:uiPriority="9" w:qFormat="1"/>
-    <w:lsdException w:name="heading 4" w:uiPriority="9" w:qFormat="1"/>
-    <w:lsdException w:name="heading 5" w:uiPriority="9" w:qFormat="1"/>
-    <w:lsdException w:name="heading 6" w:uiPriority="9" w:qFormat="1"/>
-    <w:lsdException w:name="heading 7" w:uiPriority="9" w:qFormat="1"/>
-    <w:lsdException w:name="heading 8" w:uiPriority="9" w:qFormat="1"/>
-    <w:lsdException w:name="heading 9" w:uiPriority="9" w:qFormat="1"/>
-    <w:lsdException w:name="toc 1" w:uiPriority="39"/>
-    <w:lsdException w:name="toc 2" w:uiPriority="39"/>
-    <w:lsdException w:name="toc 3" w:uiPriority="39"/>
-    <w:lsdException w:name="toc 4" w:uiPriority="39"/>
-    <w:lsdException w:name="toc 5" w:uiPriority="39"/>
-    <w:lsdException w:name="toc 6" w:uiPriority="39"/>
-    <w:lsdException w:name="toc 7" w:uiPriority="39"/>
-    <w:lsdException w:name="toc 8" w:uiPriority="39"/>
-    <w:lsdException w:name="toc 9" w:uiPriority="39"/>
-    <w:lsdException w:name="caption" w:uiPriority="35" w:qFormat="1"/>
-    <w:lsdException w:name="Title" w:semiHidden="0" w:uiPriority="10" w:unhideWhenUsed="0" w:qFormat="1"/>
-    <w:lsdException w:name="Default Paragraph Font" w:uiPriority="1"/>
-    <w:lsdException w:name="Subtitle" w:semiHidden="0" w:uiPriority="11" w:unhideWhenUsed="0" w:qFormat="1"/>
-    <w:lsdException w:name="Strong" w:semiHidden="0" w:uiPriority="22" w:unhideWhenUsed="0" w:qFormat="1"/>
-    <w:lsdException w:name="Emphasis" w:semiHidden="0" w:uiPriority="20" w:unhideWhenUsed="0" w:qFormat="1"/>
-    <w:lsdException w:name="Table Grid" w:semiHidden="0" w:uiPriority="59" w:unhideWhenUsed="0"/>
-    <w:lsdException w:name="Placeholder Text" w:unhideWhenUsed="0"/>
-    <w:lsdException w:name="No Spacing" w:semiHidden="0" w:uiPriority="1" w:unhideWhenUsed="0" w:qFormat="1"/>
-    <w:lsdException w:name="Light Shading" w:semiHidden="0" w:uiPriority="60" w:unhideWhenUsed="0"/>
-    <w:lsdException w:name="Light List" w:semiHidden="0" w:uiPriority="61" w:unhideWhenUsed="0"/>
-    <w:lsdException w:name="Light Grid" w:semiHidden="0" w:uiPriority="62" w:unhideWhenUsed="0"/>
-    <w:lsdException w:name="Medium Shading 1" w:semiHidden="0" w:uiPriority="63" w:unhideWhenUsed="0"/>
-    <w:lsdException w:name="Medium Shading 2" w:semiHidden="0" w:uiPriority="64" w:unhideWhenUsed="0"/>
-    <w:lsdException w:name="Medium List 1" w:semiHidden="0" w:uiPriority="65" w:unhideWhenUsed="0"/>
-    <w:lsdException w:name="Medium List 2" w:semiHidden="0" w:uiPriority="66" w:unhideWhenUsed="0"/>
-    <w:lsdException w:name="Medium Grid 1" w:semiHidden="0" w:uiPriority="67" w:unhideWhenUsed="0"/>
-    <w:lsdException w:name="Medium Grid 2" w:semiHidden="0" w:uiPriority="68" w:unhideWhenUsed="0"/>
-    <w:lsdException w:name="Medium Grid 3" w:semiHidden="0" w:uiPriority="69" w:unhideWhenUsed="0"/>
-    <w:lsdException w:name="Dark List" w:semiHidden="0" w:uiPriority="70" w:unhideWhenUsed="0"/>
-    <w:lsdException w:name="Colorful Shading" w:semiHidden="0" w:uiPriority="71" w:unhideWhenUsed="0"/>
-    <w:lsdException w:name="Colorful List" w:semiHidden="0" w:uiPriority="72" w:unhideWhenUsed="0"/>
-    <w:lsdException w:name="Colorful Grid" w:semiHidden="0" w:uiPriority="73" w:unhideWhenUsed="0"/>
-    <w:lsdException w:name="Light Shading Accent 1" w:semiHidden="0" w:uiPriority="60" w:unhideWhenUsed="0"/>
-    <w:lsdException w:name="Light List Accent 1" w:semiHidden="0" w:uiPriority="61" w:unhideWhenUsed="0"/>
-    <w:lsdException w:name="Light Grid Accent 1" w:semiHidden="0" w:uiPriority="62" w:unhideWhenUsed="0"/>
-    <w:lsdException w:name="Medium Shading 1 Accent 1" w:semiHidden="0" w:uiPriority="63" w:unhideWhenUsed="0"/>
-    <w:lsdException w:name="Medium Shading 2 Accent 1" w:semiHidden="0" w:uiPriority="64" w:unhideWhenUsed="0"/>
-    <w:lsdException w:name="Medium List 1 Accent 1" w:semiHidden="0" w:uiPriority="65" w:unhideWhenUsed="0"/>
-    <w:lsdException w:name="Revision" w:unhideWhenUsed="0"/>
-    <w:lsdException w:name="List Paragraph" w:semiHidden="0" w:uiPriority="34" w:unhideWhenUsed="0" w:qFormat="1"/>
-    <w:lsdException w:name="Quote" w:semiHidden="0" w:uiPriority="29" w:unhideWhenUsed="0" w:qFormat="1"/>
-    <w:lsdException w:name="Intense Quote" w:semiHidden="0" w:uiPriority="30" w:unhideWhenUsed="0" w:qFormat="1"/>
-    <w:lsdException w:name="Medium List 2 Accent 1" w:semiHidden="0" w:uiPriority="66" w:unhideWhenUsed="0"/>
-    <w:lsdException w:name="Medium Grid 1 Accent 1" w:semiHidden="0" w:uiPriority="67" w:unhideWhenUsed="0"/>
-    <w:lsdException w:name="Medium Grid 2 Accent 1" w:semiHidden="0" w:uiPriority="68" w:unhideWhenUsed="0"/>
-    <w:lsdException w:name="Medium Grid 3 Accent 1" w:semiHidden="0" w:uiPriority="69" w:unhideWhenUsed="0"/>
-    <w:lsdException w:name="Dark List Accent 1" w:semiHidden="0" w:uiPriority="70" w:unhideWhenUsed="0"/>
-    <w:lsdException w:name="Colorful Shading Accent 1" w:semiHidden="0" w:uiPriority="71" w:unhideWhenUsed="0"/>
-    <w:lsdException w:name="Colorful List Accent 1" w:semiHidden="0" w:uiPriority="72" w:unhideWhenUsed="0"/>
-    <w:lsdException w:name="Colorful Grid Accent 1" w:semiHidden="0" w:uiPriority="73" w:unhideWhenUsed="0"/>
-    <w:lsdException w:name="Light Shading Accent 2" w:semiHidden="0" w:uiPriority="60" w:unhideWhenUsed="0"/>
-    <w:lsdException w:name="Light List Accent 2" w:semiHidden="0" w:uiPriority="61" w:unhideWhenUsed="0"/>
-    <w:lsdException w:name="Light Grid Accent 2" w:semiHidden="0" w:uiPriority="62" w:unhideWhenUsed="0"/>
-    <w:lsdException w:name="Medium Shading 1 Accent 2" w:semiHidden="0" w:uiPriority="63" w:unhideWhenUsed="0"/>
-    <w:lsdException w:name="Medium Shading 2 Accent 2" w:semiHidden="0" w:uiPriority="64" w:unhideWhenUsed="0"/>
-    <w:lsdException w:name="Medium List 1 Accent 2" w:semiHidden="0" w:uiPriority="65" w:unhideWhenUsed="0"/>
-    <w:lsdException w:name="Medium List 2 Accent 2" w:semiHidden="0" w:uiPriority="66" w:unhideWhenUsed="0"/>
-    <w:lsdException w:name="Medium Grid 1 Accent 2" w:semiHidden="0" w:uiPriority="67" w:unhideWhenUsed="0"/>
-    <w:lsdException w:name="Medium Grid 2 Accent 2" w:semiHidden="0" w:uiPriority="68" w:unhideWhenUsed="0"/>
-    <w:lsdException w:name="Medium Grid 3 Accent 2" w:semiHidden="0" w:uiPriority="69" w:unhideWhenUsed="0"/>
-    <w:lsdException w:name="Dark List Accent 2" w:semiHidden="0" w:uiPriority="70" w:unhideWhenUsed="0"/>
-    <w:lsdException w:name="Colorful Shading Accent 2" w:semiHidden="0" w:uiPriority="71" w:unhideWhenUsed="0"/>
-    <w:lsdException w:name="Colorful List Accent 2" w:semiHidden="0" w:uiPriority="72" w:unhideWhenUsed="0"/>
-    <w:lsdException w:name="Colorful Grid Accent 2" w:semiHidden="0" w:uiPriority="73" w:unhideWhenUsed="0"/>
-    <w:lsdException w:name="Light Shading Accent 3" w:semiHidden="0" w:uiPriority="60" w:unhideWhenUsed="0"/>
-    <w:lsdException w:name="Light List Accent 3" w:semiHidden="0" w:uiPriority="61" w:unhideWhenUsed="0"/>
-    <w:lsdException w:name="Light Grid Accent 3" w:semiHidden="0" w:uiPriority="62" w:unhideWhenUsed="0"/>
-    <w:lsdException w:name="Medium Shading 1 Accent 3" w:semiHidden="0" w:uiPriority="63" w:unhideWhenUsed="0"/>
-    <w:lsdException w:name="Medium Shading 2 Accent 3" w:semiHidden="0" w:uiPriority="64" w:unhideWhenUsed="0"/>
-    <w:lsdException w:name="Medium List 1 Accent 3" w:semiHidden="0" w:uiPriority="65" w:unhideWhenUsed="0"/>
-    <w:lsdException w:name="Medium List 2 Accent 3" w:semiHidden="0" w:uiPriority="66" w:unhideWhenUsed="0"/>
-    <w:lsdException w:name="Medium Grid 1 Accent 3" w:semiHidden="0" w:uiPriority="67" w:unhideWhenUsed="0"/>
-    <w:lsdException w:name="Medium Grid 2 Accent 3" w:semiHidden="0" w:uiPriority="68" w:unhideWhenUsed="0"/>
-    <w:lsdException w:name="Medium Grid 3 Accent 3" w:semiHidden="0" w:uiPriority="69" w:unhideWhenUsed="0"/>
-    <w:lsdException w:name="Dark List Accent 3" w:semiHidden="0" w:uiPriority="70" w:unhideWhenUsed="0"/>
-    <w:lsdException w:name="Colorful Shading Accent 3" w:semiHidden="0" w:uiPriority="71" w:unhideWhenUsed="0"/>
-    <w:lsdException w:name="Colorful List Accent 3" w:semiHidden="0" w:uiPriority="72" w:unhideWhenUsed="0"/>
-    <w:lsdException w:name="Colorful Grid Accent 3" w:semiHidden="0" w:uiPriority="73" w:unhideWhenUsed="0"/>
-    <w:lsdException w:name="Light Shading Accent 4" w:semiHidden="0" w:uiPriority="60" w:unhideWhenUsed="0"/>
-    <w:lsdException w:name="Light List Accent 4" w:semiHidden="0" w:uiPriority="61" w:unhideWhenUsed="0"/>
-    <w:lsdException w:name="Light Grid Accent 4" w:semiHidden="0" w:uiPriority="62" w:unhideWhenUsed="0"/>
-    <w:lsdException w:name="Medium Shading 1 Accent 4" w:semiHidden="0" w:uiPriority="63" w:unhideWhenUsed="0"/>
-    <w:lsdException w:name="Medium Shading 2 Accent 4" w:semiHidden="0" w:uiPriority="64" w:unhideWhenUsed="0"/>
-    <w:lsdException w:name="Medium List 1 Accent 4" w:semiHidden="0" w:uiPriority="65" w:unhideWhenUsed="0"/>
-    <w:lsdException w:name="Medium List 2 Accent 4" w:semiHidden="0" w:uiPriority="66" w:unhideWhenUsed="0"/>
-    <w:lsdException w:name="Medium Grid 1 Accent 4" w:semiHidden="0" w:uiPriority="67" w:unhideWhenUsed="0"/>
-    <w:lsdException w:name="Medium Grid 2 Accent 4" w:semiHidden="0" w:uiPriority="68" w:unhideWhenUsed="0"/>
-    <w:lsdException w:name="Medium Grid 3 Accent 4" w:semiHidden="0" w:uiPriority="69" w:unhideWhenUsed="0"/>
-    <w:lsdException w:name="Dark List Accent 4" w:semiHidden="0" w:uiPriority="70" w:unhideWhenUsed="0"/>
-    <w:lsdException w:name="Colorful Shading Accent 4" w:semiHidden="0" w:uiPriority="71" w:unhideWhenUsed="0"/>
-    <w:lsdException w:name="Colorful List Accent 4" w:semiHidden="0" w:uiPriority="72" w:unhideWhenUsed="0"/>
-    <w:lsdException w:name="Colorful Grid Accent 4" w:semiHidden="0" w:uiPriority="73" w:unhideWhenUsed="0"/>
-    <w:lsdException w:name="Light Shading Accent 5" w:semiHidden="0" w:uiPriority="60" w:unhideWhenUsed="0"/>
-    <w:lsdException w:name="Light List Accent 5" w:semiHidden="0" w:uiPriority="61" w:unhideWhenUsed="0"/>
-    <w:lsdException w:name="Light Grid Accent 5" w:semiHidden="0" w:uiPriority="62" w:unhideWhenUsed="0"/>
-    <w:lsdException w:name="Medium Shading 1 Accent 5" w:semiHidden="0" w:uiPriority="63" w:unhideWhenUsed="0"/>
-    <w:lsdException w:name="Medium Shading 2 Accent 5" w:semiHidden="0" w:uiPriority="64" w:unhideWhenUsed="0"/>
-    <w:lsdException w:name="Medium List 1 Accent 5" w:semiHidden="0" w:uiPriority="65" w:unhideWhenUsed="0"/>
-    <w:lsdException w:name="Medium List 2 Accent 5" w:semiHidden="0" w:uiPriority="66" w:unhideWhenUsed="0"/>
-    <w:lsdException w:name="Medium Grid 1 Accent 5" w:semiHidden="0" w:uiPriority="67" w:unhideWhenUsed="0"/>
-    <w:lsdException w:name="Medium Grid 2 Accent 5" w:semiHidden="0" w:uiPriority="68" w:unhideWhenUsed="0"/>
-    <w:lsdException w:name="Medium Grid 3 Accent 5" w:semiHidden="0" w:uiPriority="69" w:unhideWhenUsed="0"/>
-    <w:lsdException w:name="Dark List Accent 5" w:semiHidden="0" w:uiPriority="70" w:unhideWhenUsed="0"/>
-    <w:lsdException w:name="Colorful Shading Accent 5" w:semiHidden="0" w:uiPriority="71" w:unhideWhenUsed="0"/>
-    <w:lsdException w:name="Colorful List Accent 5" w:semiHidden="0" w:uiPriority="72" w:unhideWhenUsed="0"/>
-    <w:lsdException w:name="Colorful Grid Accent 5" w:semiHidden="0" w:uiPriority="73" w:unhideWhenUsed="0"/>
-    <w:lsdException w:name="Light Shading Accent 6" w:semiHidden="0" w:uiPriority="60" w:unhideWhenUsed="0"/>
-    <w:lsdException w:name="Light List Accent 6" w:semiHidden="0" w:uiPriority="61" w:unhideWhenUsed="0"/>
-    <w:lsdException w:name="Light Grid Accent 6" w:semiHidden="0" w:uiPriority="62" w:unhideWhenUsed="0"/>
-    <w:lsdException w:name="Medium Shading 1 Accent 6" w:semiHidden="0" w:uiPriority="63" w:unhideWhenUsed="0"/>
-    <w:lsdException w:name="Medium Shading 2 Accent 6" w:semiHidden="0" w:uiPriority="64" w:unhideWhenUsed="0"/>
-    <w:lsdException w:name="Medium List 1 Accent 6" w:semiHidden="0" w:uiPriority="65" w:unhideWhenUsed="0"/>
-    <w:lsdException w:name="Medium List 2 Accent 6" w:semiHidden="0" w:uiPriority="66" w:unhideWhenUsed="0"/>
-    <w:lsdException w:name="Medium Grid 1 Accent 6" w:semiHidden="0" w:uiPriority="67" w:unhideWhenUsed="0"/>
-    <w:lsdException w:name="Medium Grid 2 Accent 6" w:semiHidden="0" w:uiPriority="68" w:unhideWhenUsed="0"/>
-    <w:lsdException w:name="Medium Grid 3 Accent 6" w:semiHidden="0" w:uiPriority="69" w:unhideWhenUsed="0"/>
-    <w:lsdException w:name="Dark List Accent 6" w:semiHidden="0" w:uiPriority="70" w:unhideWhenUsed="0"/>
-    <w:lsdException w:name="Colorful Shading Accent 6" w:semiHidden="0" w:uiPriority="71" w:unhideWhenUsed="0"/>
-    <w:lsdException w:name="Colorful List Accent 6" w:semiHidden="0" w:uiPriority="72" w:unhideWhenUsed="0"/>
-    <w:lsdException w:name="Colorful Grid Accent 6" w:semiHidden="0" w:uiPriority="73" w:unhideWhenUsed="0"/>
-    <w:lsdException w:name="Subtle Emphasis" w:semiHidden="0" w:uiPriority="19" w:unhideWhenUsed="0" w:qFormat="1"/>
-    <w:lsdException w:name="Intense Emphasis" w:semiHidden="0" w:uiPriority="21" w:unhideWhenUsed="0" w:qFormat="1"/>
-    <w:lsdException w:name="Subtle Reference" w:semiHidden="0" w:uiPriority="31" w:unhideWhenUsed="0" w:qFormat="1"/>
-    <w:lsdException w:name="Intense Reference" w:semiHidden="0" w:uiPriority="32" w:unhideWhenUsed="0" w:qFormat="1"/>
-    <w:lsdException w:name="Book Title" w:semiHidden="0" w:uiPriority="33" w:unhideWhenUsed="0" w:qFormat="1"/>
-    <w:lsdException w:name="Bibliography" w:uiPriority="37"/>
-    <w:lsdException w:name="TOC Heading" w:uiPriority="39" w:qFormat="1"/>
+  <w:latentStyles w:defLockedState="0" w:defUIPriority="99" w:defSemiHidden="0" w:defUnhideWhenUsed="0" w:defQFormat="0" w:count="376">
+    <w:lsdException w:name="Normal" w:uiPriority="0" w:qFormat="1"/>
+    <w:lsdException w:name="heading 1" w:uiPriority="9" w:qFormat="1"/>
+    <w:lsdException w:name="heading 2" w:semiHidden="1" w:uiPriority="9" w:unhideWhenUsed="1" w:qFormat="1"/>
+    <w:lsdException w:name="heading 3" w:semiHidden="1" w:uiPriority="9" w:unhideWhenUsed="1" w:qFormat="1"/>
+    <w:lsdException w:name="heading 4" w:semiHidden="1" w:uiPriority="9" w:unhideWhenUsed="1" w:qFormat="1"/>
+    <w:lsdException w:name="heading 5" w:semiHidden="1" w:uiPriority="9" w:unhideWhenUsed="1" w:qFormat="1"/>
+    <w:lsdException w:name="heading 6" w:semiHidden="1" w:uiPriority="9" w:unhideWhenUsed="1" w:qFormat="1"/>
+    <w:lsdException w:name="heading 7" w:semiHidden="1" w:uiPriority="9" w:unhideWhenUsed="1" w:qFormat="1"/>
+    <w:lsdException w:name="heading 8" w:semiHidden="1" w:uiPriority="9" w:unhideWhenUsed="1" w:qFormat="1"/>
+    <w:lsdException w:name="heading 9" w:semiHidden="1" w:uiPriority="9" w:unhideWhenUsed="1" w:qFormat="1"/>
+    <w:lsdException w:name="index 1" w:semiHidden="1" w:unhideWhenUsed="1"/>
+    <w:lsdException w:name="index 2" w:semiHidden="1" w:unhideWhenUsed="1"/>
+    <w:lsdException w:name="index 3" w:semiHidden="1" w:unhideWhenUsed="1"/>
+    <w:lsdException w:name="index 4" w:semiHidden="1" w:unhideWhenUsed="1"/>
+    <w:lsdException w:name="index 5" w:semiHidden="1" w:unhideWhenUsed="1"/>
+    <w:lsdException w:name="index 6" w:semiHidden="1" w:unhideWhenUsed="1"/>
+    <w:lsdException w:name="index 7" w:semiHidden="1" w:unhideWhenUsed="1"/>
+    <w:lsdException w:name="index 8" w:semiHidden="1" w:unhideWhenUsed="1"/>
+    <w:lsdException w:name="index 9" w:semiHidden="1" w:unhideWhenUsed="1"/>
+    <w:lsdException w:name="toc 1" w:semiHidden="1" w:uiPriority="39" w:unhideWhenUsed="1"/>
+    <w:lsdException w:name="toc 2" w:semiHidden="1" w:uiPriority="39" w:unhideWhenUsed="1"/>
+    <w:lsdException w:name="toc 3" w:semiHidden="1" w:uiPriority="39" w:unhideWhenUsed="1"/>
+    <w:lsdException w:name="toc 4" w:semiHidden="1" w:uiPriority="39" w:unhideWhenUsed="1"/>
+    <w:lsdException w:name="toc 5" w:semiHidden="1" w:uiPriority="39" w:unhideWhenUsed="1"/>
+    <w:lsdException w:name="toc 6" w:semiHidden="1" w:uiPriority="39" w:unhideWhenUsed="1"/>
+    <w:lsdException w:name="toc 7" w:semiHidden="1" w:uiPriority="39" w:unhideWhenUsed="1"/>
+    <w:lsdException w:name="toc 8" w:semiHidden="1" w:uiPriority="39" w:unhideWhenUsed="1"/>
+    <w:lsdException w:name="toc 9" w:semiHidden="1" w:uiPriority="39" w:unhideWhenUsed="1"/>
+    <w:lsdException w:name="Normal Indent" w:semiHidden="1" w:unhideWhenUsed="1"/>
+    <w:lsdException w:name="footnote text" w:semiHidden="1" w:unhideWhenUsed="1"/>
+    <w:lsdException w:name="annotation text" w:semiHidden="1" w:unhideWhenUsed="1"/>
+    <w:lsdException w:name="header" w:semiHidden="1" w:unhideWhenUsed="1"/>
+    <w:lsdException w:name="footer" w:semiHidden="1" w:unhideWhenUsed="1"/>
+    <w:lsdException w:name="index heading" w:semiHidden="1" w:unhideWhenUsed="1"/>
+    <w:lsdException w:name="caption" w:semiHidden="1" w:uiPriority="35" w:unhideWhenUsed="1" w:qFormat="1"/>
+    <w:lsdException w:name="table of figures" w:semiHidden="1" w:unhideWhenUsed="1"/>
+    <w:lsdException w:name="envelope address" w:semiHidden="1" w:unhideWhenUsed="1"/>
+    <w:lsdException w:name="envelope return" w:semiHidden="1" w:unhideWhenUsed="1"/>
+    <w:lsdException w:name="footnote reference" w:semiHidden="1" w:unhideWhenUsed="1"/>
+    <w:lsdException w:name="annotation reference" w:semiHidden="1" w:unhideWhenUsed="1"/>
+    <w:lsdException w:name="line number" w:semiHidden="1" w:unhideWhenUsed="1"/>
+    <w:lsdException w:name="page number" w:semiHidden="1" w:unhideWhenUsed="1"/>
+    <w:lsdException w:name="endnote reference" w:semiHidden="1" w:unhideWhenUsed="1"/>
+    <w:lsdException w:name="endnote text" w:semiHidden="1" w:unhideWhenUsed="1"/>
+    <w:lsdException w:name="table of authorities" w:semiHidden="1" w:unhideWhenUsed="1"/>
+    <w:lsdException w:name="macro" w:semiHidden="1" w:unhideWhenUsed="1"/>
+    <w:lsdException w:name="toa heading" w:semiHidden="1" w:unhideWhenUsed="1"/>
+    <w:lsdException w:name="List" w:semiHidden="1" w:unhideWhenUsed="1"/>
+    <w:lsdException w:name="List Bullet" w:semiHidden="1" w:unhideWhenUsed="1"/>
+    <w:lsdException w:name="List Number" w:semiHidden="1" w:unhideWhenUsed="1"/>
+    <w:lsdException w:name="List 2" w:semiHidden="1" w:unhideWhenUsed="1"/>
+    <w:lsdException w:name="List 3" w:semiHidden="1" w:unhideWhenUsed="1"/>
+    <w:lsdException w:name="List 4" w:semiHidden="1" w:unhideWhenUsed="1"/>
+    <w:lsdException w:name="List 5" w:semiHidden="1" w:unhideWhenUsed="1"/>
+    <w:lsdException w:name="List Bullet 2" w:semiHidden="1" w:unhideWhenUsed="1"/>
+    <w:lsdException w:name="List Bullet 3" w:semiHidden="1" w:unhideWhenUsed="1"/>
+    <w:lsdException w:name="List Bullet 4" w:semiHidden="1" w:unhideWhenUsed="1"/>
+    <w:lsdException w:name="List Bullet 5" w:semiHidden="1" w:unhideWhenUsed="1"/>
+    <w:lsdException w:name="List Number 2" w:semiHidden="1" w:unhideWhenUsed="1"/>
+    <w:lsdException w:name="List Number 3" w:semiHidden="1" w:unhideWhenUsed="1"/>
+    <w:lsdException w:name="List Number 4" w:semiHidden="1" w:unhideWhenUsed="1"/>
+    <w:lsdException w:name="List Number 5" w:semiHidden="1" w:unhideWhenUsed="1"/>
+    <w:lsdException w:name="Title" w:uiPriority="10" w:qFormat="1"/>
+    <w:lsdException w:name="Closing" w:semiHidden="1" w:unhideWhenUsed="1"/>
+    <w:lsdException w:name="Signature" w:semiHidden="1" w:unhideWhenUsed="1"/>
+    <w:lsdException w:name="Default Paragraph Font" w:semiHidden="1" w:uiPriority="1" w:unhideWhenUsed="1"/>
+    <w:lsdException w:name="Body Text" w:semiHidden="1" w:unhideWhenUsed="1"/>
+    <w:lsdException w:name="Body Text Indent" w:semiHidden="1" w:unhideWhenUsed="1"/>
+    <w:lsdException w:name="List Continue" w:semiHidden="1" w:unhideWhenUsed="1"/>
+    <w:lsdException w:name="List Continue 2" w:semiHidden="1" w:unhideWhenUsed="1"/>
+    <w:lsdException w:name="List Continue 3" w:semiHidden="1" w:unhideWhenUsed="1"/>
+    <w:lsdException w:name="List Continue 4" w:semiHidden="1" w:unhideWhenUsed="1"/>
+    <w:lsdException w:name="List Continue 5" w:semiHidden="1" w:unhideWhenUsed="1"/>
+    <w:lsdException w:name="Message Header" w:semiHidden="1" w:unhideWhenUsed="1"/>
+    <w:lsdException w:name="Subtitle" w:uiPriority="11" w:qFormat="1"/>
+    <w:lsdException w:name="Salutation" w:semiHidden="1" w:unhideWhenUsed="1"/>
+    <w:lsdException w:name="Date" w:semiHidden="1" w:unhideWhenUsed="1"/>
+    <w:lsdException w:name="Body Text First Indent" w:semiHidden="1" w:unhideWhenUsed="1"/>
+    <w:lsdException w:name="Body Text First Indent 2" w:semiHidden="1" w:unhideWhenUsed="1"/>
+    <w:lsdException w:name="Note Heading" w:semiHidden="1" w:unhideWhenUsed="1"/>
+    <w:lsdException w:name="Body Text 2" w:semiHidden="1" w:unhideWhenUsed="1"/>
+    <w:lsdException w:name="Body Text 3" w:semiHidden="1" w:unhideWhenUsed="1"/>
+    <w:lsdException w:name="Body Text Indent 2" w:semiHidden="1" w:unhideWhenUsed="1"/>
+    <w:lsdException w:name="Body Text Indent 3" w:semiHidden="1" w:unhideWhenUsed="1"/>
+    <w:lsdException w:name="Block Text" w:semiHidden="1" w:unhideWhenUsed="1"/>
+    <w:lsdException w:name="Hyperlink" w:semiHidden="1" w:unhideWhenUsed="1"/>
+    <w:lsdException w:name="FollowedHyperlink" w:semiHidden="1" w:unhideWhenUsed="1"/>
+    <w:lsdException w:name="Strong" w:uiPriority="22" w:qFormat="1"/>
+    <w:lsdException w:name="Emphasis" w:uiPriority="20" w:qFormat="1"/>
+    <w:lsdException w:name="Document Map" w:semiHidden="1" w:unhideWhenUsed="1"/>
+    <w:lsdException w:name="Plain Text" w:semiHidden="1" w:unhideWhenUsed="1"/>
+    <w:lsdException w:name="E-mail Signature" w:semiHidden="1" w:unhideWhenUsed="1"/>
+    <w:lsdException w:name="HTML Top of Form" w:semiHidden="1" w:unhideWhenUsed="1"/>
+    <w:lsdException w:name="HTML Bottom of Form" w:semiHidden="1" w:unhideWhenUsed="1"/>
+    <w:lsdException w:name="Normal (Web)" w:semiHidden="1" w:unhideWhenUsed="1"/>
+    <w:lsdException w:name="HTML Acronym" w:semiHidden="1" w:unhideWhenUsed="1"/>
+    <w:lsdException w:name="HTML Address" w:semiHidden="1" w:unhideWhenUsed="1"/>
+    <w:lsdException w:name="HTML Cite" w:semiHidden="1" w:unhideWhenUsed="1"/>
+    <w:lsdException w:name="HTML Code" w:semiHidden="1" w:unhideWhenUsed="1"/>
+    <w:lsdException w:name="HTML Definition" w:semiHidden="1" w:unhideWhenUsed="1"/>
+    <w:lsdException w:name="HTML Keyboard" w:semiHidden="1" w:unhideWhenUsed="1"/>
+    <w:lsdException w:name="HTML Preformatted" w:semiHidden="1" w:unhideWhenUsed="1"/>
+    <w:lsdException w:name="HTML Sample" w:semiHidden="1" w:unhideWhenUsed="1"/>
+    <w:lsdException w:name="HTML Typewriter" w:semiHidden="1" w:unhideWhenUsed="1"/>
+    <w:lsdException w:name="HTML Variable" w:semiHidden="1" w:unhideWhenUsed="1"/>
+    <w:lsdException w:name="Normal Table" w:semiHidden="1" w:unhideWhenUsed="1"/>
+    <w:lsdException w:name="annotation subject" w:semiHidden="1" w:unhideWhenUsed="1"/>
+    <w:lsdException w:name="No List" w:semiHidden="1" w:unhideWhenUsed="1"/>
+    <w:lsdException w:name="Outline List 1" w:semiHidden="1" w:unhideWhenUsed="1"/>
+    <w:lsdException w:name="Outline List 2" w:semiHidden="1" w:unhideWhenUsed="1"/>
+    <w:lsdException w:name="Outline List 3" w:semiHidden="1" w:unhideWhenUsed="1"/>
+    <w:lsdException w:name="Table Simple 1" w:semiHidden="1" w:unhideWhenUsed="1"/>
+    <w:lsdException w:name="Table Simple 2" w:semiHidden="1" w:unhideWhenUsed="1"/>
+    <w:lsdException w:name="Table Simple 3" w:semiHidden="1" w:unhideWhenUsed="1"/>
+    <w:lsdException w:name="Table Classic 1" w:semiHidden="1" w:unhideWhenUsed="1"/>
+    <w:lsdException w:name="Table Classic 2" w:semiHidden="1" w:unhideWhenUsed="1"/>
+    <w:lsdException w:name="Table Classic 3" w:semiHidden="1" w:unhideWhenUsed="1"/>
+    <w:lsdException w:name="Table Classic 4" w:semiHidden="1" w:unhideWhenUsed="1"/>
+    <w:lsdException w:name="Table Colorful 1" w:semiHidden="1" w:unhideWhenUsed="1"/>
+    <w:lsdException w:name="Table Colorful 2" w:semiHidden="1" w:unhideWhenUsed="1"/>
+    <w:lsdException w:name="Table Colorful 3" w:semiHidden="1" w:unhideWhenUsed="1"/>
+    <w:lsdException w:name="Table Columns 1" w:semiHidden="1" w:unhideWhenUsed="1"/>
+    <w:lsdException w:name="Table Columns 2" w:semiHidden="1" w:unhideWhenUsed="1"/>
+    <w:lsdException w:name="Table Columns 3" w:semiHidden="1" w:unhideWhenUsed="1"/>
+    <w:lsdException w:name="Table Columns 4" w:semiHidden="1" w:unhideWhenUsed="1"/>
+    <w:lsdException w:name="Table Columns 5" w:semiHidden="1" w:unhideWhenUsed="1"/>
+    <w:lsdException w:name="Table Grid 1" w:semiHidden="1" w:unhideWhenUsed="1"/>
+    <w:lsdException w:name="Table Grid 2" w:semiHidden="1" w:unhideWhenUsed="1"/>
+    <w:lsdException w:name="Table Grid 3" w:semiHidden="1" w:unhideWhenUsed="1"/>
+    <w:lsdException w:name="Table Grid 4" w:semiHidden="1" w:unhideWhenUsed="1"/>
+    <w:lsdException w:name="Table Grid 5" w:semiHidden="1" w:unhideWhenUsed="1"/>
+    <w:lsdException w:name="Table Grid 6" w:semiHidden="1" w:unhideWhenUsed="1"/>
+    <w:lsdException w:name="Table Grid 7" w:semiHidden="1" w:unhideWhenUsed="1"/>
+    <w:lsdException w:name="Table Grid 8" w:semiHidden="1" w:unhideWhenUsed="1"/>
+    <w:lsdException w:name="Table List 1" w:semiHidden="1" w:unhideWhenUsed="1"/>
+    <w:lsdException w:name="Table List 2" w:semiHidden="1" w:unhideWhenUsed="1"/>
+    <w:lsdException w:name="Table List 3" w:semiHidden="1" w:unhideWhenUsed="1"/>
+    <w:lsdException w:name="Table List 4" w:semiHidden="1" w:unhideWhenUsed="1"/>
+    <w:lsdException w:name="Table List 5" w:semiHidden="1" w:unhideWhenUsed="1"/>
+    <w:lsdException w:name="Table List 6" w:semiHidden="1" w:unhideWhenUsed="1"/>
+    <w:lsdException w:name="Table List 7" w:semiHidden="1" w:unhideWhenUsed="1"/>
+    <w:lsdException w:name="Table List 8" w:semiHidden="1" w:unhideWhenUsed="1"/>
+    <w:lsdException w:name="Table 3D effects 1" w:semiHidden="1" w:unhideWhenUsed="1"/>
+    <w:lsdException w:name="Table 3D effects 2" w:semiHidden="1" w:unhideWhenUsed="1"/>
+    <w:lsdException w:name="Table 3D effects 3" w:semiHidden="1" w:unhideWhenUsed="1"/>
+    <w:lsdException w:name="Table Contemporary" w:semiHidden="1" w:unhideWhenUsed="1"/>
+    <w:lsdException w:name="Table Elegant" w:semiHidden="1" w:unhideWhenUsed="1"/>
+    <w:lsdException w:name="Table Professional" w:semiHidden="1" w:unhideWhenUsed="1"/>
+    <w:lsdException w:name="Table Subtle 1" w:semiHidden="1" w:unhideWhenUsed="1"/>
+    <w:lsdException w:name="Table Subtle 2" w:semiHidden="1" w:unhideWhenUsed="1"/>
+    <w:lsdException w:name="Table Web 1" w:semiHidden="1" w:unhideWhenUsed="1"/>
+    <w:lsdException w:name="Table Web 2" w:semiHidden="1" w:unhideWhenUsed="1"/>
+    <w:lsdException w:name="Table Web 3" w:semiHidden="1" w:unhideWhenUsed="1"/>
+    <w:lsdException w:name="Balloon Text" w:semiHidden="1" w:unhideWhenUsed="1"/>
+    <w:lsdException w:name="Table Grid" w:uiPriority="59"/>
+    <w:lsdException w:name="Table Theme" w:semiHidden="1" w:unhideWhenUsed="1"/>
+    <w:lsdException w:name="Placeholder Text" w:semiHidden="1"/>
+    <w:lsdException w:name="No Spacing" w:uiPriority="1" w:qFormat="1"/>
+    <w:lsdException w:name="Light Shading" w:uiPriority="60"/>
+    <w:lsdException w:name="Light List" w:uiPriority="61"/>
+    <w:lsdException w:name="Light Grid" w:uiPriority="62"/>
+    <w:lsdException w:name="Medium Shading 1" w:uiPriority="63"/>
+    <w:lsdException w:name="Medium Shading 2" w:uiPriority="64"/>
+    <w:lsdException w:name="Medium List 1" w:uiPriority="65"/>
+    <w:lsdException w:name="Medium List 2" w:uiPriority="66"/>
+    <w:lsdException w:name="Medium Grid 1" w:uiPriority="67"/>
+    <w:lsdException w:name="Medium Grid 2" w:uiPriority="68"/>
+    <w:lsdException w:name="Medium Grid 3" w:uiPriority="69"/>
+    <w:lsdException w:name="Dark List" w:uiPriority="70"/>
+    <w:lsdException w:name="Colorful Shading" w:uiPriority="71"/>
+    <w:lsdException w:name="Colorful List" w:uiPriority="72"/>
+    <w:lsdException w:name="Colorful Grid" w:uiPriority="73"/>
+    <w:lsdException w:name="Light Shading Accent 1" w:uiPriority="60"/>
+    <w:lsdException w:name="Light List Accent 1" w:uiPriority="61"/>
+    <w:lsdException w:name="Light Grid Accent 1" w:uiPriority="62"/>
+    <w:lsdException w:name="Medium Shading 1 Accent 1" w:uiPriority="63"/>
+    <w:lsdException w:name="Medium Shading 2 Accent 1" w:uiPriority="64"/>
+    <w:lsdException w:name="Medium List 1 Accent 1" w:uiPriority="65"/>
+    <w:lsdException w:name="Revision" w:semiHidden="1"/>
+    <w:lsdException w:name="List Paragraph" w:uiPriority="34" w:qFormat="1"/>
+    <w:lsdException w:name="Quote" w:uiPriority="29" w:qFormat="1"/>
+    <w:lsdException w:name="Intense Quote" w:uiPriority="30" w:qFormat="1"/>
+    <w:lsdException w:name="Medium List 2 Accent 1" w:uiPriority="66"/>
+    <w:lsdException w:name="Medium Grid 1 Accent 1" w:uiPriority="67"/>
+    <w:lsdException w:name="Medium Grid 2 Accent 1" w:uiPriority="68"/>
+    <w:lsdException w:name="Medium Grid 3 Accent 1" w:uiPriority="69"/>
+    <w:lsdException w:name="Dark List Accent 1" w:uiPriority="70"/>
+    <w:lsdException w:name="Colorful Shading Accent 1" w:uiPriority="71"/>
+    <w:lsdException w:name="Colorful List Accent 1" w:uiPriority="72"/>
+    <w:lsdException w:name="Colorful Grid Accent 1" w:uiPriority="73"/>
+    <w:lsdException w:name="Light Shading Accent 2" w:uiPriority="60"/>
+    <w:lsdException w:name="Light List Accent 2" w:uiPriority="61"/>
+    <w:lsdException w:name="Light Grid Accent 2" w:uiPriority="62"/>
+    <w:lsdException w:name="Medium Shading 1 Accent 2" w:uiPriority="63"/>
+    <w:lsdException w:name="Medium Shading 2 Accent 2" w:uiPriority="64"/>
+    <w:lsdException w:name="Medium List 1 Accent 2" w:uiPriority="65"/>
+    <w:lsdException w:name="Medium List 2 Accent 2" w:uiPriority="66"/>
+    <w:lsdException w:name="Medium Grid 1 Accent 2" w:uiPriority="67"/>
+    <w:lsdException w:name="Medium Grid 2 Accent 2" w:uiPriority="68"/>
+    <w:lsdException w:name="Medium Grid 3 Accent 2" w:uiPriority="69"/>
+    <w:lsdException w:name="Dark List Accent 2" w:uiPriority="70"/>
+    <w:lsdException w:name="Colorful Shading Accent 2" w:uiPriority="71"/>
+    <w:lsdException w:name="Colorful List Accent 2" w:uiPriority="72"/>
+    <w:lsdException w:name="Colorful Grid Accent 2" w:uiPriority="73"/>
+    <w:lsdException w:name="Light Shading Accent 3" w:uiPriority="60"/>
+    <w:lsdException w:name="Light List Accent 3" w:uiPriority="61"/>
+    <w:lsdException w:name="Light Grid Accent 3" w:uiPriority="62"/>
+    <w:lsdException w:name="Medium Shading 1 Accent 3" w:uiPriority="63"/>
+    <w:lsdException w:name="Medium Shading 2 Accent 3" w:uiPriority="64"/>
+    <w:lsdException w:name="Medium List 1 Accent 3" w:uiPriority="65"/>
+    <w:lsdException w:name="Medium List 2 Accent 3" w:uiPriority="66"/>
+    <w:lsdException w:name="Medium Grid 1 Accent 3" w:uiPriority="67"/>
+    <w:lsdException w:name="Medium Grid 2 Accent 3" w:uiPriority="68"/>
+    <w:lsdException w:name="Medium Grid 3 Accent 3" w:uiPriority="69"/>
+    <w:lsdException w:name="Dark List Accent 3" w:uiPriority="70"/>
+    <w:lsdException w:name="Colorful Shading Accent 3" w:uiPriority="71"/>
+    <w:lsdException w:name="Colorful List Accent 3" w:uiPriority="72"/>
+    <w:lsdException w:name="Colorful Grid Accent 3" w:uiPriority="73"/>
+    <w:lsdException w:name="Light Shading Accent 4" w:uiPriority="60"/>
+    <w:lsdException w:name="Light List Accent 4" w:uiPriority="61"/>
+    <w:lsdException w:name="Light Grid Accent 4" w:uiPriority="62"/>
+    <w:lsdException w:name="Medium Shading 1 Accent 4" w:uiPriority="63"/>
+    <w:lsdException w:name="Medium Shading 2 Accent 4" w:uiPriority="64"/>
+    <w:lsdException w:name="Medium List 1 Accent 4" w:uiPriority="65"/>
+    <w:lsdException w:name="Medium List 2 Accent 4" w:uiPriority="66"/>
+    <w:lsdException w:name="Medium Grid 1 Accent 4" w:uiPriority="67"/>
+    <w:lsdException w:name="Medium Grid 2 Accent 4" w:uiPriority="68"/>
+    <w:lsdException w:name="Medium Grid 3 Accent 4" w:uiPriority="69"/>
+    <w:lsdException w:name="Dark List Accent 4" w:uiPriority="70"/>
+    <w:lsdException w:name="Colorful Shading Accent 4" w:uiPriority="71"/>
+    <w:lsdException w:name="Colorful List Accent 4" w:uiPriority="72"/>
+    <w:lsdException w:name="Colorful Grid Accent 4" w:uiPriority="73"/>
+    <w:lsdException w:name="Light Shading Accent 5" w:uiPriority="60"/>
+    <w:lsdException w:name="Light List Accent 5" w:uiPriority="61"/>
+    <w:lsdException w:name="Light Grid Accent 5" w:uiPriority="62"/>
+    <w:lsdException w:name="Medium Shading 1 Accent 5" w:uiPriority="63"/>
+    <w:lsdException w:name="Medium Shading 2 Accent 5" w:uiPriority="64"/>
+    <w:lsdException w:name="Medium List 1 Accent 5" w:uiPriority="65"/>
+    <w:lsdException w:name="Medium List 2 Accent 5" w:uiPriority="66"/>
+    <w:lsdException w:name="Medium Grid 1 Accent 5" w:uiPriority="67"/>
+    <w:lsdException w:name="Medium Grid 2 Accent 5" w:uiPriority="68"/>
+    <w:lsdException w:name="Medium Grid 3 Accent 5" w:uiPriority="69"/>
+    <w:lsdException w:name="Dark List Accent 5" w:uiPriority="70"/>
+    <w:lsdException w:name="Colorful Shading Accent 5" w:uiPriority="71"/>
+    <w:lsdException w:name="Colorful List Accent 5" w:uiPriority="72"/>
+    <w:lsdException w:name="Colorful Grid Accent 5" w:uiPriority="73"/>
+    <w:lsdException w:name="Light Shading Accent 6" w:uiPriority="60"/>
+    <w:lsdException w:name="Light List Accent 6" w:uiPriority="61"/>
+    <w:lsdException w:name="Light Grid Accent 6" w:uiPriority="62"/>
+    <w:lsdException w:name="Medium Shading 1 Accent 6" w:uiPriority="63"/>
+    <w:lsdException w:name="Medium Shading 2 Accent 6" w:uiPriority="64"/>
+    <w:lsdException w:name="Medium List 1 Accent 6" w:uiPriority="65"/>
+    <w:lsdException w:name="Medium List 2 Accent 6" w:uiPriority="66"/>
+    <w:lsdException w:name="Medium Grid 1 Accent 6" w:uiPriority="67"/>
+    <w:lsdException w:name="Medium Grid 2 Accent 6" w:uiPriority="68"/>
+    <w:lsdException w:name="Medium Grid 3 Accent 6" w:uiPriority="69"/>
+    <w:lsdException w:name="Dark List Accent 6" w:uiPriority="70"/>
+    <w:lsdException w:name="Colorful Shading Accent 6" w:uiPriority="71"/>
+    <w:lsdException w:name="Colorful List Accent 6" w:uiPriority="72"/>
+    <w:lsdException w:name="Colorful Grid Accent 6" w:uiPriority="73"/>
+    <w:lsdException w:name="Subtle Emphasis" w:uiPriority="19" w:qFormat="1"/>
+    <w:lsdException w:name="Intense Emphasis" w:uiPriority="21" w:qFormat="1"/>
+    <w:lsdException w:name="Subtle Reference" w:uiPriority="31" w:qFormat="1"/>
+    <w:lsdException w:name="Intense Reference" w:uiPriority="32" w:qFormat="1"/>
+    <w:lsdException w:name="Book Title" w:uiPriority="33" w:qFormat="1"/>
+    <w:lsdException w:name="Bibliography" w:semiHidden="1" w:uiPriority="37" w:unhideWhenUsed="1"/>
+    <w:lsdException w:name="TOC Heading" w:semiHidden="1" w:uiPriority="39" w:unhideWhenUsed="1" w:qFormat="1"/>
+    <w:lsdException w:name="Plain Table 1" w:uiPriority="41"/>
+    <w:lsdException w:name="Plain Table 2" w:uiPriority="42"/>
+    <w:lsdException w:name="Plain Table 3" w:uiPriority="43"/>
+    <w:lsdException w:name="Plain Table 4" w:uiPriority="44"/>
+    <w:lsdException w:name="Plain Table 5" w:uiPriority="45"/>
+    <w:lsdException w:name="Grid Table Light" w:uiPriority="40"/>
+    <w:lsdException w:name="Grid Table 1 Light" w:uiPriority="46"/>
+    <w:lsdException w:name="Grid Table 2" w:uiPriority="47"/>
+    <w:lsdException w:name="Grid Table 3" w:uiPriority="48"/>
+    <w:lsdException w:name="Grid Table 4" w:uiPriority="49"/>
+    <w:lsdException w:name="Grid Table 5 Dark" w:uiPriority="50"/>
+    <w:lsdException w:name="Grid Table 6 Colorful" w:uiPriority="51"/>
+    <w:lsdException w:name="Grid Table 7 Colorful" w:uiPriority="52"/>
+    <w:lsdException w:name="Grid Table 1 Light Accent 1" w:uiPriority="46"/>
+    <w:lsdException w:name="Grid Table 2 Accent 1" w:uiPriority="47"/>
+    <w:lsdException w:name="Grid Table 3 Accent 1" w:uiPriority="48"/>
+    <w:lsdException w:name="Grid Table 4 Accent 1" w:uiPriority="49"/>
+    <w:lsdException w:name="Grid Table 5 Dark Accent 1" w:uiPriority="50"/>
+    <w:lsdException w:name="Grid Table 6 Colorful Accent 1" w:uiPriority="51"/>
+    <w:lsdException w:name="Grid Table 7 Colorful Accent 1" w:uiPriority="52"/>
+    <w:lsdException w:name="Grid Table 1 Light Accent 2" w:uiPriority="46"/>
+    <w:lsdException w:name="Grid Table 2 Accent 2" w:uiPriority="47"/>
+    <w:lsdException w:name="Grid Table 3 Accent 2" w:uiPriority="48"/>
+    <w:lsdException w:name="Grid Table 4 Accent 2" w:uiPriority="49"/>
+    <w:lsdException w:name="Grid Table 5 Dark Accent 2" w:uiPriority="50"/>
+    <w:lsdException w:name="Grid Table 6 Colorful Accent 2" w:uiPriority="51"/>
+    <w:lsdException w:name="Grid Table 7 Colorful Accent 2" w:uiPriority="52"/>
+    <w:lsdException w:name="Grid Table 1 Light Accent 3" w:uiPriority="46"/>
+    <w:lsdException w:name="Grid Table 2 Accent 3" w:uiPriority="47"/>
+    <w:lsdException w:name="Grid Table 3 Accent 3" w:uiPriority="48"/>
+    <w:lsdException w:name="Grid Table 4 Accent 3" w:uiPriority="49"/>
+    <w:lsdException w:name="Grid Table 5 Dark Accent 3" w:uiPriority="50"/>
+    <w:lsdException w:name="Grid Table 6 Colorful Accent 3" w:uiPriority="51"/>
+    <w:lsdException w:name="Grid Table 7 Colorful Accent 3" w:uiPriority="52"/>
+    <w:lsdException w:name="Grid Table 1 Light Accent 4" w:uiPriority="46"/>
+    <w:lsdException w:name="Grid Table 2 Accent 4" w:uiPriority="47"/>
+    <w:lsdException w:name="Grid Table 3 Accent 4" w:uiPriority="48"/>
+    <w:lsdException w:name="Grid Table 4 Accent 4" w:uiPriority="49"/>
+    <w:lsdException w:name="Grid Table 5 Dark Accent 4" w:uiPriority="50"/>
+    <w:lsdException w:name="Grid Table 6 Colorful Accent 4" w:uiPriority="51"/>
+    <w:lsdException w:name="Grid Table 7 Colorful Accent 4" w:uiPriority="52"/>
+    <w:lsdException w:name="Grid Table 1 Light Accent 5" w:uiPriority="46"/>
+    <w:lsdException w:name="Grid Table 2 Accent 5" w:uiPriority="47"/>
+    <w:lsdException w:name="Grid Table 3 Accent 5" w:uiPriority="48"/>
+    <w:lsdException w:name="Grid Table 4 Accent 5" w:uiPriority="49"/>
+    <w:lsdException w:name="Grid Table 5 Dark Accent 5" w:uiPriority="50"/>
+    <w:lsdException w:name="Grid Table 6 Colorful Accent 5" w:uiPriority="51"/>
+    <w:lsdException w:name="Grid Table 7 Colorful Accent 5" w:uiPriority="52"/>
+    <w:lsdException w:name="Grid Table 1 Light Accent 6" w:uiPriority="46"/>
+    <w:lsdException w:name="Grid Table 2 Accent 6" w:uiPriority="47"/>
+    <w:lsdException w:name="Grid Table 3 Accent 6" w:uiPriority="48"/>
+    <w:lsdException w:name="Grid Table 4 Accent 6" w:uiPriority="49"/>
+    <w:lsdException w:name="Grid Table 5 Dark Accent 6" w:uiPriority="50"/>
+    <w:lsdException w:name="Grid Table 6 Colorful Accent 6" w:uiPriority="51"/>
+    <w:lsdException w:name="Grid Table 7 Colorful Accent 6" w:uiPriority="52"/>
+    <w:lsdException w:name="List Table 1 Light" w:uiPriority="46"/>
+    <w:lsdException w:name="List Table 2" w:uiPriority="47"/>
+    <w:lsdException w:name="List Table 3" w:uiPriority="48"/>
+    <w:lsdException w:name="List Table 4" w:uiPriority="49"/>
+    <w:lsdException w:name="List Table 5 Dark" w:uiPriority="50"/>
+    <w:lsdException w:name="List Table 6 Colorful" w:uiPriority="51"/>
+    <w:lsdException w:name="List Table 7 Colorful" w:uiPriority="52"/>
+    <w:lsdException w:name="List Table 1 Light Accent 1" w:uiPriority="46"/>
+    <w:lsdException w:name="List Table 2 Accent 1" w:uiPriority="47"/>
+    <w:lsdException w:name="List Table 3 Accent 1" w:uiPriority="48"/>
+    <w:lsdException w:name="List Table 4 Accent 1" w:uiPriority="49"/>
+    <w:lsdException w:name="List Table 5 Dark Accent 1" w:uiPriority="50"/>
+    <w:lsdException w:name="List Table 6 Colorful Accent 1" w:uiPriority="51"/>
+    <w:lsdException w:name="List Table 7 Colorful Accent 1" w:uiPriority="52"/>
+    <w:lsdException w:name="List Table 1 Light Accent 2" w:uiPriority="46"/>
+    <w:lsdException w:name="List Table 2 Accent 2" w:uiPriority="47"/>
+    <w:lsdException w:name="List Table 3 Accent 2" w:uiPriority="48"/>
+    <w:lsdException w:name="List Table 4 Accent 2" w:uiPriority="49"/>
+    <w:lsdException w:name="List Table 5 Dark Accent 2" w:uiPriority="50"/>
+    <w:lsdException w:name="List Table 6 Colorful Accent 2" w:uiPriority="51"/>
+    <w:lsdException w:name="List Table 7 Colorful Accent 2" w:uiPriority="52"/>
+    <w:lsdException w:name="List Table 1 Light Accent 3" w:uiPriority="46"/>
+    <w:lsdException w:name="List Table 2 Accent 3" w:uiPriority="47"/>
+    <w:lsdException w:name="List Table 3 Accent 3" w:uiPriority="48"/>
+    <w:lsdException w:name="List Table 4 Accent 3" w:uiPriority="49"/>
+    <w:lsdException w:name="List Table 5 Dark Accent 3" w:uiPriority="50"/>
+    <w:lsdException w:name="List Table 6 Colorful Accent 3" w:uiPriority="51"/>
+    <w:lsdException w:name="List Table 7 Colorful Accent 3" w:uiPriority="52"/>
+    <w:lsdException w:name="List Table 1 Light Accent 4" w:uiPriority="46"/>
+    <w:lsdException w:name="List Table 2 Accent 4" w:uiPriority="47"/>
+    <w:lsdException w:name="List Table 3 Accent 4" w:uiPriority="48"/>
+    <w:lsdException w:name="List Table 4 Accent 4" w:uiPriority="49"/>
+    <w:lsdException w:name="List Table 5 Dark Accent 4" w:uiPriority="50"/>
+    <w:lsdException w:name="List Table 6 Colorful Accent 4" w:uiPriority="51"/>
+    <w:lsdException w:name="List Table 7 Colorful Accent 4" w:uiPriority="52"/>
+    <w:lsdException w:name="List Table 1 Light Accent 5" w:uiPriority="46"/>
+    <w:lsdException w:name="List Table 2 Accent 5" w:uiPriority="47"/>
+    <w:lsdException w:name="List Table 3 Accent 5" w:uiPriority="48"/>
+    <w:lsdException w:name="List Table 4 Accent 5" w:uiPriority="49"/>
+    <w:lsdException w:name="List Table 5 Dark Accent 5" w:uiPriority="50"/>
+    <w:lsdException w:name="List Table 6 Colorful Accent 5" w:uiPriority="51"/>
+    <w:lsdException w:name="List Table 7 Colorful Accent 5" w:uiPriority="52"/>
+    <w:lsdException w:name="List Table 1 Light Accent 6" w:uiPriority="46"/>
+    <w:lsdException w:name="List Table 2 Accent 6" w:uiPriority="47"/>
+    <w:lsdException w:name="List Table 3 Accent 6" w:uiPriority="48"/>
+    <w:lsdException w:name="List Table 4 Accent 6" w:uiPriority="49"/>
+    <w:lsdException w:name="List Table 5 Dark Accent 6" w:uiPriority="50"/>
+    <w:lsdException w:name="List Table 6 Colorful Accent 6" w:uiPriority="51"/>
+    <w:lsdException w:name="List Table 7 Colorful Accent 6" w:uiPriority="52"/>
+    <w:lsdException w:name="Mention" w:semiHidden="1" w:unhideWhenUsed="1"/>
+    <w:lsdException w:name="Smart Hyperlink" w:semiHidden="1" w:unhideWhenUsed="1"/>
+    <w:lsdException w:name="Hashtag" w:semiHidden="1" w:unhideWhenUsed="1"/>
+    <w:lsdException w:name="Unresolved Mention" w:semiHidden="1" w:unhideWhenUsed="1"/>
+    <w:lsdException w:name="Smart Link" w:semiHidden="1" w:unhideWhenUsed="1"/>
   </w:latentStyles>
   <w:style w:type="paragraph" w:default="1" w:styleId="Normal">
     <w:name w:val="Normal"/>
@@ -7390,7 +8209,6 @@
       <w:spacing w:after="0" w:line="240" w:lineRule="auto"/>
     </w:pPr>
     <w:tblPr>
-      <w:tblInd w:w="0" w:type="dxa"/>
       <w:tblBorders>
         <w:top w:val="single" w:sz="4" w:space="0" w:color="auto"/>
         <w:left w:val="single" w:sz="4" w:space="0" w:color="auto"/>
@@ -7399,269 +8217,6 @@
         <w:insideH w:val="single" w:sz="4" w:space="0" w:color="auto"/>
         <w:insideV w:val="single" w:sz="4" w:space="0" w:color="auto"/>
       </w:tblBorders>
-      <w:tblCellMar>
-        <w:top w:w="0" w:type="dxa"/>
-        <w:left w:w="108" w:type="dxa"/>
-        <w:bottom w:w="0" w:type="dxa"/>
-        <w:right w:w="108" w:type="dxa"/>
-      </w:tblCellMar>
-    </w:tblPr>
-  </w:style>
-</w:styles>
-</file>
-
-<file path=word/stylesWithEffects.xml><?xml version="1.0" encoding="utf-8"?>
-<w:styles xmlns:wpc="http://schemas.microsoft.com/office/word/2010/wordprocessingCanvas" xmlns:mc="http://schemas.openxmlformats.org/markup-compatibility/2006" xmlns:o="urn:schemas-microsoft-com:office:office" xmlns:r="http://schemas.openxmlformats.org/officeDocument/2006/relationships" xmlns:m="http://schemas.openxmlformats.org/officeDocument/2006/math" xmlns:v="urn:schemas-microsoft-com:vml" xmlns:wp14="http://schemas.microsoft.com/office/word/2010/wordprocessingDrawing" xmlns:wp="http://schemas.openxmlformats.org/drawingml/2006/wordprocessingDrawing" xmlns:w10="urn:schemas-microsoft-com:office:word" xmlns:w="http://schemas.openxmlformats.org/wordprocessingml/2006/main" xmlns:w14="http://schemas.microsoft.com/office/word/2010/wordml" xmlns:wpg="http://schemas.microsoft.com/office/word/2010/wordprocessingGroup" xmlns:wpi="http://schemas.microsoft.com/office/word/2010/wordprocessingInk" xmlns:wne="http://schemas.microsoft.com/office/word/2006/wordml" xmlns:wps="http://schemas.microsoft.com/office/word/2010/wordprocessingShape" mc:Ignorable="w14 wp14">
-  <w:docDefaults>
-    <w:rPrDefault>
-      <w:rPr>
-        <w:rFonts w:asciiTheme="minorHAnsi" w:eastAsiaTheme="minorHAnsi" w:hAnsiTheme="minorHAnsi" w:cstheme="minorBidi"/>
-        <w:sz w:val="22"/>
-        <w:szCs w:val="22"/>
-        <w:lang w:val="vi-VN" w:eastAsia="en-US" w:bidi="ar-SA"/>
-      </w:rPr>
-    </w:rPrDefault>
-    <w:pPrDefault>
-      <w:pPr>
-        <w:spacing w:after="200" w:line="276" w:lineRule="auto"/>
-      </w:pPr>
-    </w:pPrDefault>
-  </w:docDefaults>
-  <w:latentStyles w:defLockedState="0" w:defUIPriority="99" w:defSemiHidden="1" w:defUnhideWhenUsed="1" w:defQFormat="0" w:count="267">
-    <w:lsdException w:name="Normal" w:semiHidden="0" w:uiPriority="0" w:unhideWhenUsed="0" w:qFormat="1"/>
-    <w:lsdException w:name="heading 1" w:semiHidden="0" w:uiPriority="9" w:unhideWhenUsed="0" w:qFormat="1"/>
-    <w:lsdException w:name="heading 2" w:uiPriority="9" w:qFormat="1"/>
-    <w:lsdException w:name="heading 3" w:uiPriority="9" w:qFormat="1"/>
-    <w:lsdException w:name="heading 4" w:uiPriority="9" w:qFormat="1"/>
-    <w:lsdException w:name="heading 5" w:uiPriority="9" w:qFormat="1"/>
-    <w:lsdException w:name="heading 6" w:uiPriority="9" w:qFormat="1"/>
-    <w:lsdException w:name="heading 7" w:uiPriority="9" w:qFormat="1"/>
-    <w:lsdException w:name="heading 8" w:uiPriority="9" w:qFormat="1"/>
-    <w:lsdException w:name="heading 9" w:uiPriority="9" w:qFormat="1"/>
-    <w:lsdException w:name="toc 1" w:uiPriority="39"/>
-    <w:lsdException w:name="toc 2" w:uiPriority="39"/>
-    <w:lsdException w:name="toc 3" w:uiPriority="39"/>
-    <w:lsdException w:name="toc 4" w:uiPriority="39"/>
-    <w:lsdException w:name="toc 5" w:uiPriority="39"/>
-    <w:lsdException w:name="toc 6" w:uiPriority="39"/>
-    <w:lsdException w:name="toc 7" w:uiPriority="39"/>
-    <w:lsdException w:name="toc 8" w:uiPriority="39"/>
-    <w:lsdException w:name="toc 9" w:uiPriority="39"/>
-    <w:lsdException w:name="caption" w:uiPriority="35" w:qFormat="1"/>
-    <w:lsdException w:name="Title" w:semiHidden="0" w:uiPriority="10" w:unhideWhenUsed="0" w:qFormat="1"/>
-    <w:lsdException w:name="Default Paragraph Font" w:uiPriority="1"/>
-    <w:lsdException w:name="Subtitle" w:semiHidden="0" w:uiPriority="11" w:unhideWhenUsed="0" w:qFormat="1"/>
-    <w:lsdException w:name="Strong" w:semiHidden="0" w:uiPriority="22" w:unhideWhenUsed="0" w:qFormat="1"/>
-    <w:lsdException w:name="Emphasis" w:semiHidden="0" w:uiPriority="20" w:unhideWhenUsed="0" w:qFormat="1"/>
-    <w:lsdException w:name="Table Grid" w:semiHidden="0" w:uiPriority="59" w:unhideWhenUsed="0"/>
-    <w:lsdException w:name="Placeholder Text" w:unhideWhenUsed="0"/>
-    <w:lsdException w:name="No Spacing" w:semiHidden="0" w:uiPriority="1" w:unhideWhenUsed="0" w:qFormat="1"/>
-    <w:lsdException w:name="Light Shading" w:semiHidden="0" w:uiPriority="60" w:unhideWhenUsed="0"/>
-    <w:lsdException w:name="Light List" w:semiHidden="0" w:uiPriority="61" w:unhideWhenUsed="0"/>
-    <w:lsdException w:name="Light Grid" w:semiHidden="0" w:uiPriority="62" w:unhideWhenUsed="0"/>
-    <w:lsdException w:name="Medium Shading 1" w:semiHidden="0" w:uiPriority="63" w:unhideWhenUsed="0"/>
-    <w:lsdException w:name="Medium Shading 2" w:semiHidden="0" w:uiPriority="64" w:unhideWhenUsed="0"/>
-    <w:lsdException w:name="Medium List 1" w:semiHidden="0" w:uiPriority="65" w:unhideWhenUsed="0"/>
-    <w:lsdException w:name="Medium List 2" w:semiHidden="0" w:uiPriority="66" w:unhideWhenUsed="0"/>
-    <w:lsdException w:name="Medium Grid 1" w:semiHidden="0" w:uiPriority="67" w:unhideWhenUsed="0"/>
-    <w:lsdException w:name="Medium Grid 2" w:semiHidden="0" w:uiPriority="68" w:unhideWhenUsed="0"/>
-    <w:lsdException w:name="Medium Grid 3" w:semiHidden="0" w:uiPriority="69" w:unhideWhenUsed="0"/>
-    <w:lsdException w:name="Dark List" w:semiHidden="0" w:uiPriority="70" w:unhideWhenUsed="0"/>
-    <w:lsdException w:name="Colorful Shading" w:semiHidden="0" w:uiPriority="71" w:unhideWhenUsed="0"/>
-    <w:lsdException w:name="Colorful List" w:semiHidden="0" w:uiPriority="72" w:unhideWhenUsed="0"/>
-    <w:lsdException w:name="Colorful Grid" w:semiHidden="0" w:uiPriority="73" w:unhideWhenUsed="0"/>
-    <w:lsdException w:name="Light Shading Accent 1" w:semiHidden="0" w:uiPriority="60" w:unhideWhenUsed="0"/>
-    <w:lsdException w:name="Light List Accent 1" w:semiHidden="0" w:uiPriority="61" w:unhideWhenUsed="0"/>
-    <w:lsdException w:name="Light Grid Accent 1" w:semiHidden="0" w:uiPriority="62" w:unhideWhenUsed="0"/>
-    <w:lsdException w:name="Medium Shading 1 Accent 1" w:semiHidden="0" w:uiPriority="63" w:unhideWhenUsed="0"/>
-    <w:lsdException w:name="Medium Shading 2 Accent 1" w:semiHidden="0" w:uiPriority="64" w:unhideWhenUsed="0"/>
-    <w:lsdException w:name="Medium List 1 Accent 1" w:semiHidden="0" w:uiPriority="65" w:unhideWhenUsed="0"/>
-    <w:lsdException w:name="Revision" w:unhideWhenUsed="0"/>
-    <w:lsdException w:name="List Paragraph" w:semiHidden="0" w:uiPriority="34" w:unhideWhenUsed="0" w:qFormat="1"/>
-    <w:lsdException w:name="Quote" w:semiHidden="0" w:uiPriority="29" w:unhideWhenUsed="0" w:qFormat="1"/>
-    <w:lsdException w:name="Intense Quote" w:semiHidden="0" w:uiPriority="30" w:unhideWhenUsed="0" w:qFormat="1"/>
-    <w:lsdException w:name="Medium List 2 Accent 1" w:semiHidden="0" w:uiPriority="66" w:unhideWhenUsed="0"/>
-    <w:lsdException w:name="Medium Grid 1 Accent 1" w:semiHidden="0" w:uiPriority="67" w:unhideWhenUsed="0"/>
-    <w:lsdException w:name="Medium Grid 2 Accent 1" w:semiHidden="0" w:uiPriority="68" w:unhideWhenUsed="0"/>
-    <w:lsdException w:name="Medium Grid 3 Accent 1" w:semiHidden="0" w:uiPriority="69" w:unhideWhenUsed="0"/>
-    <w:lsdException w:name="Dark List Accent 1" w:semiHidden="0" w:uiPriority="70" w:unhideWhenUsed="0"/>
-    <w:lsdException w:name="Colorful Shading Accent 1" w:semiHidden="0" w:uiPriority="71" w:unhideWhenUsed="0"/>
-    <w:lsdException w:name="Colorful List Accent 1" w:semiHidden="0" w:uiPriority="72" w:unhideWhenUsed="0"/>
-    <w:lsdException w:name="Colorful Grid Accent 1" w:semiHidden="0" w:uiPriority="73" w:unhideWhenUsed="0"/>
-    <w:lsdException w:name="Light Shading Accent 2" w:semiHidden="0" w:uiPriority="60" w:unhideWhenUsed="0"/>
-    <w:lsdException w:name="Light List Accent 2" w:semiHidden="0" w:uiPriority="61" w:unhideWhenUsed="0"/>
-    <w:lsdException w:name="Light Grid Accent 2" w:semiHidden="0" w:uiPriority="62" w:unhideWhenUsed="0"/>
-    <w:lsdException w:name="Medium Shading 1 Accent 2" w:semiHidden="0" w:uiPriority="63" w:unhideWhenUsed="0"/>
-    <w:lsdException w:name="Medium Shading 2 Accent 2" w:semiHidden="0" w:uiPriority="64" w:unhideWhenUsed="0"/>
-    <w:lsdException w:name="Medium List 1 Accent 2" w:semiHidden="0" w:uiPriority="65" w:unhideWhenUsed="0"/>
-    <w:lsdException w:name="Medium List 2 Accent 2" w:semiHidden="0" w:uiPriority="66" w:unhideWhenUsed="0"/>
-    <w:lsdException w:name="Medium Grid 1 Accent 2" w:semiHidden="0" w:uiPriority="67" w:unhideWhenUsed="0"/>
-    <w:lsdException w:name="Medium Grid 2 Accent 2" w:semiHidden="0" w:uiPriority="68" w:unhideWhenUsed="0"/>
-    <w:lsdException w:name="Medium Grid 3 Accent 2" w:semiHidden="0" w:uiPriority="69" w:unhideWhenUsed="0"/>
-    <w:lsdException w:name="Dark List Accent 2" w:semiHidden="0" w:uiPriority="70" w:unhideWhenUsed="0"/>
-    <w:lsdException w:name="Colorful Shading Accent 2" w:semiHidden="0" w:uiPriority="71" w:unhideWhenUsed="0"/>
-    <w:lsdException w:name="Colorful List Accent 2" w:semiHidden="0" w:uiPriority="72" w:unhideWhenUsed="0"/>
-    <w:lsdException w:name="Colorful Grid Accent 2" w:semiHidden="0" w:uiPriority="73" w:unhideWhenUsed="0"/>
-    <w:lsdException w:name="Light Shading Accent 3" w:semiHidden="0" w:uiPriority="60" w:unhideWhenUsed="0"/>
-    <w:lsdException w:name="Light List Accent 3" w:semiHidden="0" w:uiPriority="61" w:unhideWhenUsed="0"/>
-    <w:lsdException w:name="Light Grid Accent 3" w:semiHidden="0" w:uiPriority="62" w:unhideWhenUsed="0"/>
-    <w:lsdException w:name="Medium Shading 1 Accent 3" w:semiHidden="0" w:uiPriority="63" w:unhideWhenUsed="0"/>
-    <w:lsdException w:name="Medium Shading 2 Accent 3" w:semiHidden="0" w:uiPriority="64" w:unhideWhenUsed="0"/>
-    <w:lsdException w:name="Medium List 1 Accent 3" w:semiHidden="0" w:uiPriority="65" w:unhideWhenUsed="0"/>
-    <w:lsdException w:name="Medium List 2 Accent 3" w:semiHidden="0" w:uiPriority="66" w:unhideWhenUsed="0"/>
-    <w:lsdException w:name="Medium Grid 1 Accent 3" w:semiHidden="0" w:uiPriority="67" w:unhideWhenUsed="0"/>
-    <w:lsdException w:name="Medium Grid 2 Accent 3" w:semiHidden="0" w:uiPriority="68" w:unhideWhenUsed="0"/>
-    <w:lsdException w:name="Medium Grid 3 Accent 3" w:semiHidden="0" w:uiPriority="69" w:unhideWhenUsed="0"/>
-    <w:lsdException w:name="Dark List Accent 3" w:semiHidden="0" w:uiPriority="70" w:unhideWhenUsed="0"/>
-    <w:lsdException w:name="Colorful Shading Accent 3" w:semiHidden="0" w:uiPriority="71" w:unhideWhenUsed="0"/>
-    <w:lsdException w:name="Colorful List Accent 3" w:semiHidden="0" w:uiPriority="72" w:unhideWhenUsed="0"/>
-    <w:lsdException w:name="Colorful Grid Accent 3" w:semiHidden="0" w:uiPriority="73" w:unhideWhenUsed="0"/>
-    <w:lsdException w:name="Light Shading Accent 4" w:semiHidden="0" w:uiPriority="60" w:unhideWhenUsed="0"/>
-    <w:lsdException w:name="Light List Accent 4" w:semiHidden="0" w:uiPriority="61" w:unhideWhenUsed="0"/>
-    <w:lsdException w:name="Light Grid Accent 4" w:semiHidden="0" w:uiPriority="62" w:unhideWhenUsed="0"/>
-    <w:lsdException w:name="Medium Shading 1 Accent 4" w:semiHidden="0" w:uiPriority="63" w:unhideWhenUsed="0"/>
-    <w:lsdException w:name="Medium Shading 2 Accent 4" w:semiHidden="0" w:uiPriority="64" w:unhideWhenUsed="0"/>
-    <w:lsdException w:name="Medium List 1 Accent 4" w:semiHidden="0" w:uiPriority="65" w:unhideWhenUsed="0"/>
-    <w:lsdException w:name="Medium List 2 Accent 4" w:semiHidden="0" w:uiPriority="66" w:unhideWhenUsed="0"/>
-    <w:lsdException w:name="Medium Grid 1 Accent 4" w:semiHidden="0" w:uiPriority="67" w:unhideWhenUsed="0"/>
-    <w:lsdException w:name="Medium Grid 2 Accent 4" w:semiHidden="0" w:uiPriority="68" w:unhideWhenUsed="0"/>
-    <w:lsdException w:name="Medium Grid 3 Accent 4" w:semiHidden="0" w:uiPriority="69" w:unhideWhenUsed="0"/>
-    <w:lsdException w:name="Dark List Accent 4" w:semiHidden="0" w:uiPriority="70" w:unhideWhenUsed="0"/>
-    <w:lsdException w:name="Colorful Shading Accent 4" w:semiHidden="0" w:uiPriority="71" w:unhideWhenUsed="0"/>
-    <w:lsdException w:name="Colorful List Accent 4" w:semiHidden="0" w:uiPriority="72" w:unhideWhenUsed="0"/>
-    <w:lsdException w:name="Colorful Grid Accent 4" w:semiHidden="0" w:uiPriority="73" w:unhideWhenUsed="0"/>
-    <w:lsdException w:name="Light Shading Accent 5" w:semiHidden="0" w:uiPriority="60" w:unhideWhenUsed="0"/>
-    <w:lsdException w:name="Light List Accent 5" w:semiHidden="0" w:uiPriority="61" w:unhideWhenUsed="0"/>
-    <w:lsdException w:name="Light Grid Accent 5" w:semiHidden="0" w:uiPriority="62" w:unhideWhenUsed="0"/>
-    <w:lsdException w:name="Medium Shading 1 Accent 5" w:semiHidden="0" w:uiPriority="63" w:unhideWhenUsed="0"/>
-    <w:lsdException w:name="Medium Shading 2 Accent 5" w:semiHidden="0" w:uiPriority="64" w:unhideWhenUsed="0"/>
-    <w:lsdException w:name="Medium List 1 Accent 5" w:semiHidden="0" w:uiPriority="65" w:unhideWhenUsed="0"/>
-    <w:lsdException w:name="Medium List 2 Accent 5" w:semiHidden="0" w:uiPriority="66" w:unhideWhenUsed="0"/>
-    <w:lsdException w:name="Medium Grid 1 Accent 5" w:semiHidden="0" w:uiPriority="67" w:unhideWhenUsed="0"/>
-    <w:lsdException w:name="Medium Grid 2 Accent 5" w:semiHidden="0" w:uiPriority="68" w:unhideWhenUsed="0"/>
-    <w:lsdException w:name="Medium Grid 3 Accent 5" w:semiHidden="0" w:uiPriority="69" w:unhideWhenUsed="0"/>
-    <w:lsdException w:name="Dark List Accent 5" w:semiHidden="0" w:uiPriority="70" w:unhideWhenUsed="0"/>
-    <w:lsdException w:name="Colorful Shading Accent 5" w:semiHidden="0" w:uiPriority="71" w:unhideWhenUsed="0"/>
-    <w:lsdException w:name="Colorful List Accent 5" w:semiHidden="0" w:uiPriority="72" w:unhideWhenUsed="0"/>
-    <w:lsdException w:name="Colorful Grid Accent 5" w:semiHidden="0" w:uiPriority="73" w:unhideWhenUsed="0"/>
-    <w:lsdException w:name="Light Shading Accent 6" w:semiHidden="0" w:uiPriority="60" w:unhideWhenUsed="0"/>
-    <w:lsdException w:name="Light List Accent 6" w:semiHidden="0" w:uiPriority="61" w:unhideWhenUsed="0"/>
-    <w:lsdException w:name="Light Grid Accent 6" w:semiHidden="0" w:uiPriority="62" w:unhideWhenUsed="0"/>
-    <w:lsdException w:name="Medium Shading 1 Accent 6" w:semiHidden="0" w:uiPriority="63" w:unhideWhenUsed="0"/>
-    <w:lsdException w:name="Medium Shading 2 Accent 6" w:semiHidden="0" w:uiPriority="64" w:unhideWhenUsed="0"/>
-    <w:lsdException w:name="Medium List 1 Accent 6" w:semiHidden="0" w:uiPriority="65" w:unhideWhenUsed="0"/>
-    <w:lsdException w:name="Medium List 2 Accent 6" w:semiHidden="0" w:uiPriority="66" w:unhideWhenUsed="0"/>
-    <w:lsdException w:name="Medium Grid 1 Accent 6" w:semiHidden="0" w:uiPriority="67" w:unhideWhenUsed="0"/>
-    <w:lsdException w:name="Medium Grid 2 Accent 6" w:semiHidden="0" w:uiPriority="68" w:unhideWhenUsed="0"/>
-    <w:lsdException w:name="Medium Grid 3 Accent 6" w:semiHidden="0" w:uiPriority="69" w:unhideWhenUsed="0"/>
-    <w:lsdException w:name="Dark List Accent 6" w:semiHidden="0" w:uiPriority="70" w:unhideWhenUsed="0"/>
-    <w:lsdException w:name="Colorful Shading Accent 6" w:semiHidden="0" w:uiPriority="71" w:unhideWhenUsed="0"/>
-    <w:lsdException w:name="Colorful List Accent 6" w:semiHidden="0" w:uiPriority="72" w:unhideWhenUsed="0"/>
-    <w:lsdException w:name="Colorful Grid Accent 6" w:semiHidden="0" w:uiPriority="73" w:unhideWhenUsed="0"/>
-    <w:lsdException w:name="Subtle Emphasis" w:semiHidden="0" w:uiPriority="19" w:unhideWhenUsed="0" w:qFormat="1"/>
-    <w:lsdException w:name="Intense Emphasis" w:semiHidden="0" w:uiPriority="21" w:unhideWhenUsed="0" w:qFormat="1"/>
-    <w:lsdException w:name="Subtle Reference" w:semiHidden="0" w:uiPriority="31" w:unhideWhenUsed="0" w:qFormat="1"/>
-    <w:lsdException w:name="Intense Reference" w:semiHidden="0" w:uiPriority="32" w:unhideWhenUsed="0" w:qFormat="1"/>
-    <w:lsdException w:name="Book Title" w:semiHidden="0" w:uiPriority="33" w:unhideWhenUsed="0" w:qFormat="1"/>
-    <w:lsdException w:name="Bibliography" w:uiPriority="37"/>
-    <w:lsdException w:name="TOC Heading" w:uiPriority="39" w:qFormat="1"/>
-  </w:latentStyles>
-  <w:style w:type="paragraph" w:default="1" w:styleId="Normal">
-    <w:name w:val="Normal"/>
-    <w:qFormat/>
-  </w:style>
-  <w:style w:type="character" w:default="1" w:styleId="DefaultParagraphFont">
-    <w:name w:val="Default Paragraph Font"/>
-    <w:uiPriority w:val="1"/>
-    <w:semiHidden/>
-    <w:unhideWhenUsed/>
-  </w:style>
-  <w:style w:type="table" w:default="1" w:styleId="TableNormal">
-    <w:name w:val="Normal Table"/>
-    <w:uiPriority w:val="99"/>
-    <w:semiHidden/>
-    <w:unhideWhenUsed/>
-    <w:tblPr>
-      <w:tblInd w:w="0" w:type="dxa"/>
-      <w:tblCellMar>
-        <w:top w:w="0" w:type="dxa"/>
-        <w:left w:w="108" w:type="dxa"/>
-        <w:bottom w:w="0" w:type="dxa"/>
-        <w:right w:w="108" w:type="dxa"/>
-      </w:tblCellMar>
-    </w:tblPr>
-  </w:style>
-  <w:style w:type="numbering" w:default="1" w:styleId="NoList">
-    <w:name w:val="No List"/>
-    <w:uiPriority w:val="99"/>
-    <w:semiHidden/>
-    <w:unhideWhenUsed/>
-  </w:style>
-  <w:style w:type="paragraph" w:styleId="ListParagraph">
-    <w:name w:val="List Paragraph"/>
-    <w:basedOn w:val="Normal"/>
-    <w:uiPriority w:val="34"/>
-    <w:qFormat/>
-    <w:rsid w:val="000E0983"/>
-    <w:pPr>
-      <w:ind w:left="720"/>
-      <w:contextualSpacing/>
-    </w:pPr>
-  </w:style>
-  <w:style w:type="paragraph" w:styleId="BalloonText">
-    <w:name w:val="Balloon Text"/>
-    <w:basedOn w:val="Normal"/>
-    <w:link w:val="BalloonTextChar"/>
-    <w:uiPriority w:val="99"/>
-    <w:semiHidden/>
-    <w:unhideWhenUsed/>
-    <w:rsid w:val="00AF361C"/>
-    <w:pPr>
-      <w:spacing w:after="0" w:line="240" w:lineRule="auto"/>
-    </w:pPr>
-    <w:rPr>
-      <w:rFonts w:ascii="Tahoma" w:hAnsi="Tahoma" w:cs="Tahoma"/>
-      <w:sz w:val="16"/>
-      <w:szCs w:val="16"/>
-    </w:rPr>
-  </w:style>
-  <w:style w:type="character" w:customStyle="1" w:styleId="BalloonTextChar">
-    <w:name w:val="Balloon Text Char"/>
-    <w:basedOn w:val="DefaultParagraphFont"/>
-    <w:link w:val="BalloonText"/>
-    <w:uiPriority w:val="99"/>
-    <w:semiHidden/>
-    <w:rsid w:val="00AF361C"/>
-    <w:rPr>
-      <w:rFonts w:ascii="Tahoma" w:hAnsi="Tahoma" w:cs="Tahoma"/>
-      <w:sz w:val="16"/>
-      <w:szCs w:val="16"/>
-    </w:rPr>
-  </w:style>
-  <w:style w:type="table" w:styleId="TableGrid">
-    <w:name w:val="Table Grid"/>
-    <w:basedOn w:val="TableNormal"/>
-    <w:uiPriority w:val="59"/>
-    <w:rsid w:val="007856FA"/>
-    <w:pPr>
-      <w:spacing w:after="0" w:line="240" w:lineRule="auto"/>
-    </w:pPr>
-    <w:tblPr>
-      <w:tblInd w:w="0" w:type="dxa"/>
-      <w:tblBorders>
-        <w:top w:val="single" w:sz="4" w:space="0" w:color="auto"/>
-        <w:left w:val="single" w:sz="4" w:space="0" w:color="auto"/>
-        <w:bottom w:val="single" w:sz="4" w:space="0" w:color="auto"/>
-        <w:right w:val="single" w:sz="4" w:space="0" w:color="auto"/>
-        <w:insideH w:val="single" w:sz="4" w:space="0" w:color="auto"/>
-        <w:insideV w:val="single" w:sz="4" w:space="0" w:color="auto"/>
-      </w:tblBorders>
-      <w:tblCellMar>
-        <w:top w:w="0" w:type="dxa"/>
-        <w:left w:w="108" w:type="dxa"/>
-        <w:bottom w:w="0" w:type="dxa"/>
-        <w:right w:w="108" w:type="dxa"/>
-      </w:tblCellMar>
     </w:tblPr>
   </w:style>
 </w:styles>

--- a/batch.docx
+++ b/batch.docx
@@ -833,6 +833,42 @@
           <w:lang w:val="en-US"/>
         </w:rPr>
         <w:t>Không</w:t>
+      </w:r>
+    </w:p>
+    <w:p>
+      <w:pPr>
+        <w:pStyle w:val="ListParagraph"/>
+        <w:numPr>
+          <w:ilvl w:val="0"/>
+          <w:numId w:val="2"/>
+        </w:numPr>
+        <w:rPr>
+          <w:lang w:val="en-US"/>
+        </w:rPr>
+      </w:pPr>
+      <w:r>
+        <w:rPr>
+          <w:lang w:val="en-US"/>
+        </w:rPr>
+        <w:t>Cách Comment 1 Dòng?</w:t>
+      </w:r>
+    </w:p>
+    <w:p>
+      <w:pPr>
+        <w:pStyle w:val="ListParagraph"/>
+        <w:numPr>
+          <w:ilvl w:val="0"/>
+          <w:numId w:val="3"/>
+        </w:numPr>
+        <w:rPr>
+          <w:lang w:val="en-US"/>
+        </w:rPr>
+      </w:pPr>
+      <w:r>
+        <w:rPr>
+          <w:lang w:val="en-US"/>
+        </w:rPr>
+        <w:t>Đặt “::” ở đầu dòng</w:t>
       </w:r>
     </w:p>
     <w:p>
@@ -1348,6 +1384,7 @@
         <w:rPr>
           <w:lang w:val="en-US"/>
         </w:rPr>
+        <w:lastRenderedPageBreak/>
         <w:t>Như vậy ta đã tạo thành công ổ mới</w:t>
       </w:r>
     </w:p>
@@ -1384,554 +1421,680 @@
         <w:rPr>
           <w:lang w:val="en-US"/>
         </w:rPr>
+        <w:t>Tại giao diện Disk Management, chọn ổ mà bạn muốn hợp nó vào ổ chính + chuột phải + chọn “Delete Volumn” + khi này phần bộ nhớ này sẽ được tự do nghĩa là tất cả dữ liệu trong nó sẽ mất hết và bạn đéo thể dùng phần bộ nhớ này + chọn ổ chính + phải chuột + chọn “Extend Volumn” + chọn “Next” 2 lần + Click “Finish”</w:t>
+      </w:r>
+    </w:p>
+    <w:p>
+      <w:pPr>
+        <w:pStyle w:val="ListParagraph"/>
+        <w:numPr>
+          <w:ilvl w:val="0"/>
+          <w:numId w:val="13"/>
+        </w:numPr>
+        <w:rPr>
+          <w:lang w:val="en-US"/>
+        </w:rPr>
+      </w:pPr>
+      <w:r>
+        <w:rPr>
+          <w:lang w:val="en-US"/>
+        </w:rPr>
+        <w:t>Khi này, ổ chính sẽ chiếm phần bộ nhớ tự do kia</w:t>
+      </w:r>
+    </w:p>
+    <w:p>
+      <w:pPr>
+        <w:rPr>
+          <w:lang w:val="en-US"/>
+        </w:rPr>
+      </w:pPr>
+    </w:p>
+    <w:p>
+      <w:pPr>
+        <w:rPr>
+          <w:lang w:val="en-US"/>
+        </w:rPr>
+      </w:pPr>
+      <w:r>
+        <w:rPr>
+          <w:lang w:val="en-US"/>
+        </w:rPr>
+        <w:t xml:space="preserve">Global </w:t>
+      </w:r>
+      <w:r>
+        <w:rPr>
+          <w:lang w:val="en-US"/>
+        </w:rPr>
+        <w:t>Constants</w:t>
+      </w:r>
+      <w:r>
+        <w:rPr>
+          <w:lang w:val="en-US"/>
+        </w:rPr>
+        <w:t xml:space="preserve">– </w:t>
+      </w:r>
+      <w:r>
+        <w:rPr>
+          <w:lang w:val="en-US"/>
+        </w:rPr>
+        <w:t xml:space="preserve">Hằng </w:t>
+      </w:r>
+      <w:r>
+        <w:rPr>
+          <w:lang w:val="en-US"/>
+        </w:rPr>
+        <w:t>Toàn Cục:</w:t>
+      </w:r>
+    </w:p>
+    <w:p>
+      <w:pPr>
+        <w:pStyle w:val="ListParagraph"/>
+        <w:numPr>
+          <w:ilvl w:val="0"/>
+          <w:numId w:val="4"/>
+        </w:numPr>
+        <w:rPr>
+          <w:lang w:val="en-US"/>
+        </w:rPr>
+      </w:pPr>
+      <w:r>
+        <w:rPr>
+          <w:lang w:val="en-US"/>
+        </w:rPr>
+        <w:t>%</w:t>
+      </w:r>
+      <w:r>
+        <w:rPr>
+          <w:lang w:val="en-US"/>
+        </w:rPr>
+        <w:t>username</w:t>
+      </w:r>
+      <w:r>
+        <w:rPr>
+          <w:lang w:val="en-US"/>
+        </w:rPr>
+        <w:t xml:space="preserve">% </w:t>
+      </w:r>
+      <w:r>
+        <w:rPr>
+          <w:lang w:val="en-US"/>
+        </w:rPr>
+        <w:t xml:space="preserve">= </w:t>
+      </w:r>
+      <w:r>
+        <w:rPr>
+          <w:lang w:val="en-US"/>
+        </w:rPr>
+        <w:t>Huan</w:t>
+      </w:r>
+    </w:p>
+    <w:p>
+      <w:pPr>
+        <w:pStyle w:val="ListParagraph"/>
+        <w:numPr>
+          <w:ilvl w:val="0"/>
+          <w:numId w:val="4"/>
+        </w:numPr>
+        <w:rPr>
+          <w:lang w:val="en-US"/>
+        </w:rPr>
+      </w:pPr>
+      <w:r>
+        <w:rPr>
+          <w:lang w:val="en-US"/>
+        </w:rPr>
+        <w:t>%</w:t>
+      </w:r>
+      <w:r>
+        <w:rPr>
+          <w:lang w:val="en-US"/>
+        </w:rPr>
+        <w:t>userprofile</w:t>
+      </w:r>
+      <w:r>
+        <w:rPr>
+          <w:lang w:val="en-US"/>
+        </w:rPr>
+        <w:t>% =</w:t>
+      </w:r>
+      <w:r>
+        <w:rPr>
+          <w:lang w:val="en-US"/>
+        </w:rPr>
+        <w:t xml:space="preserve"> C:\Users\Huan</w:t>
+      </w:r>
+    </w:p>
+    <w:p>
+      <w:pPr>
+        <w:pStyle w:val="ListParagraph"/>
+        <w:numPr>
+          <w:ilvl w:val="0"/>
+          <w:numId w:val="4"/>
+        </w:numPr>
+        <w:rPr>
+          <w:lang w:val="en-US"/>
+        </w:rPr>
+      </w:pPr>
+      <w:r>
+        <w:rPr>
+          <w:lang w:val="en-US"/>
+        </w:rPr>
+        <w:t>%</w:t>
+      </w:r>
+      <w:r>
+        <w:rPr>
+          <w:lang w:val="en-US"/>
+        </w:rPr>
+        <w:t>systemroot</w:t>
+      </w:r>
+      <w:r>
+        <w:rPr>
+          <w:lang w:val="en-US"/>
+        </w:rPr>
+        <w:t>%</w:t>
+      </w:r>
+      <w:r>
+        <w:rPr>
+          <w:lang w:val="en-US"/>
+        </w:rPr>
+        <w:t xml:space="preserve"> = </w:t>
+      </w:r>
+      <w:r>
+        <w:rPr>
+          <w:lang w:val="en-US"/>
+        </w:rPr>
+        <w:t>C:\Windows</w:t>
+      </w:r>
+    </w:p>
+    <w:p>
+      <w:pPr>
+        <w:rPr>
+          <w:lang w:val="en-US"/>
+        </w:rPr>
+      </w:pPr>
+    </w:p>
+    <w:p>
+      <w:pPr>
+        <w:rPr>
+          <w:lang w:val="en-US"/>
+        </w:rPr>
+      </w:pPr>
+      <w:r>
+        <w:rPr>
+          <w:lang w:val="en-US"/>
+        </w:rPr>
+        <w:t>Environment Variable</w:t>
+      </w:r>
+      <w:r>
+        <w:rPr>
+          <w:lang w:val="en-US"/>
+        </w:rPr>
+        <w:t>s</w:t>
+      </w:r>
+      <w:r>
+        <w:rPr>
+          <w:lang w:val="en-US"/>
+        </w:rPr>
+        <w:t xml:space="preserve"> – Biến Môi Trường:</w:t>
+      </w:r>
+    </w:p>
+    <w:p>
+      <w:pPr>
+        <w:pStyle w:val="ListParagraph"/>
+        <w:numPr>
+          <w:ilvl w:val="0"/>
+          <w:numId w:val="5"/>
+        </w:numPr>
+        <w:rPr>
+          <w:lang w:val="en-US"/>
+        </w:rPr>
+      </w:pPr>
+      <w:r>
+        <w:rPr>
+          <w:lang w:val="en-US"/>
+        </w:rPr>
+        <w:t>Nơi Truy Cập</w:t>
+      </w:r>
+      <w:r>
+        <w:rPr>
+          <w:lang w:val="en-US"/>
+        </w:rPr>
+        <w:t>?</w:t>
+      </w:r>
+    </w:p>
+    <w:p>
+      <w:pPr>
+        <w:pStyle w:val="ListParagraph"/>
+        <w:numPr>
+          <w:ilvl w:val="0"/>
+          <w:numId w:val="3"/>
+        </w:numPr>
+        <w:rPr>
+          <w:lang w:val="en-US"/>
+        </w:rPr>
+      </w:pPr>
+      <w:r>
+        <w:rPr>
+          <w:lang w:val="en-US"/>
+        </w:rPr>
+        <w:t xml:space="preserve">Vào Start + </w:t>
+      </w:r>
+      <w:r>
+        <w:rPr>
+          <w:lang w:val="en-US"/>
+        </w:rPr>
+        <w:t>p</w:t>
+      </w:r>
+      <w:r>
+        <w:rPr>
+          <w:lang w:val="en-US"/>
+        </w:rPr>
+        <w:t xml:space="preserve">hải chuột Computer chọn Properties + </w:t>
+      </w:r>
+      <w:r>
+        <w:rPr>
+          <w:lang w:val="en-US"/>
+        </w:rPr>
+        <w:t>C</w:t>
+      </w:r>
+      <w:r>
+        <w:rPr>
+          <w:lang w:val="en-US"/>
+        </w:rPr>
+        <w:t xml:space="preserve">lick Advanced System Settings + </w:t>
+      </w:r>
+      <w:r>
+        <w:rPr>
+          <w:lang w:val="en-US"/>
+        </w:rPr>
+        <w:t>v</w:t>
+      </w:r>
+      <w:r>
+        <w:rPr>
+          <w:lang w:val="en-US"/>
+        </w:rPr>
+        <w:t xml:space="preserve">ào Tab Advanced + </w:t>
+      </w:r>
+      <w:r>
+        <w:rPr>
+          <w:lang w:val="en-US"/>
+        </w:rPr>
+        <w:t>C</w:t>
+      </w:r>
+      <w:r>
+        <w:rPr>
+          <w:lang w:val="en-US"/>
+        </w:rPr>
+        <w:t>lick Environment Variables</w:t>
+      </w:r>
+    </w:p>
+    <w:p>
+      <w:pPr>
+        <w:pStyle w:val="ListParagraph"/>
+        <w:numPr>
+          <w:ilvl w:val="0"/>
+          <w:numId w:val="5"/>
+        </w:numPr>
+        <w:rPr>
+          <w:lang w:val="en-US"/>
+        </w:rPr>
+      </w:pPr>
+      <w:r>
+        <w:rPr>
+          <w:lang w:val="en-US"/>
+        </w:rPr>
+        <w:t>Cơ Chế Hoạt Động Của Biến Môi Trường?</w:t>
+      </w:r>
+    </w:p>
+    <w:p>
+      <w:pPr>
+        <w:pStyle w:val="ListParagraph"/>
+        <w:numPr>
+          <w:ilvl w:val="0"/>
+          <w:numId w:val="3"/>
+        </w:numPr>
+        <w:rPr>
+          <w:lang w:val="en-US"/>
+        </w:rPr>
+      </w:pPr>
+      <w:r>
+        <w:rPr>
+          <w:lang w:val="en-US"/>
+        </w:rPr>
+        <w:t>Chương trình bất kì có thể truy cập vào biến môi trường và lấy giá trị của nó để sử dụng</w:t>
+      </w:r>
+    </w:p>
+    <w:p>
+      <w:pPr>
+        <w:pStyle w:val="ListParagraph"/>
+        <w:numPr>
+          <w:ilvl w:val="0"/>
+          <w:numId w:val="5"/>
+        </w:numPr>
+        <w:rPr>
+          <w:lang w:val="en-US"/>
+        </w:rPr>
+      </w:pPr>
+      <w:r>
+        <w:rPr>
+          <w:lang w:val="en-US"/>
+        </w:rPr>
+        <w:t>Biến Path Thuộc Loại Biến Người Dùng Và PATH Thuộc Loại Biến Hệ Thống Có Tác Dụng Gì?</w:t>
+      </w:r>
+    </w:p>
+    <w:p>
+      <w:pPr>
+        <w:pStyle w:val="ListParagraph"/>
+        <w:numPr>
+          <w:ilvl w:val="0"/>
+          <w:numId w:val="3"/>
+        </w:numPr>
+        <w:rPr>
+          <w:lang w:val="en-US"/>
+        </w:rPr>
+      </w:pPr>
+      <w:r>
+        <w:rPr>
+          <w:lang w:val="en-US"/>
+        </w:rPr>
+        <w:t>Mỗi khi ta nhập 1 câu lệnh lên CMD, thì ta phải nhập đường dẫn đến File lệnh đó, nên rất phiền toái, thay vì làm như vậy ta sẽ lưu đường dẫn tới thư mục chứa File đó vào biến Path hoặc PATH, khi đó, mỗi lần ta muốn sử dụng lệnh đó ở bất kì đâu thì chỉ cần nhập tên File lệnh đó thay vì Full đường dẫn</w:t>
+      </w:r>
+    </w:p>
+    <w:p>
+      <w:pPr>
+        <w:pStyle w:val="ListParagraph"/>
+        <w:numPr>
+          <w:ilvl w:val="0"/>
+          <w:numId w:val="5"/>
+        </w:numPr>
+        <w:rPr>
+          <w:lang w:val="en-US"/>
+        </w:rPr>
+      </w:pPr>
+      <w:r>
+        <w:rPr>
+          <w:lang w:val="en-US"/>
+        </w:rPr>
+        <w:t>Thêm, Sửa, Xóa 1 Biến</w:t>
+      </w:r>
+      <w:r>
+        <w:rPr>
+          <w:lang w:val="en-US"/>
+        </w:rPr>
+        <w:t>?</w:t>
+      </w:r>
+    </w:p>
+    <w:p>
+      <w:pPr>
+        <w:pStyle w:val="ListParagraph"/>
+        <w:numPr>
+          <w:ilvl w:val="0"/>
+          <w:numId w:val="3"/>
+        </w:numPr>
+        <w:rPr>
+          <w:lang w:val="en-US"/>
+        </w:rPr>
+      </w:pPr>
+      <w:r>
+        <w:rPr>
+          <w:lang w:val="en-US"/>
+        </w:rPr>
+        <w:t>Chọn New, Edit, Delete</w:t>
+      </w:r>
+    </w:p>
+    <w:p>
+      <w:pPr>
+        <w:pStyle w:val="ListParagraph"/>
+        <w:numPr>
+          <w:ilvl w:val="0"/>
+          <w:numId w:val="5"/>
+        </w:numPr>
+        <w:rPr>
+          <w:lang w:val="en-US"/>
+        </w:rPr>
+      </w:pPr>
+      <w:r>
+        <w:rPr>
+          <w:lang w:val="en-US"/>
+        </w:rPr>
+        <w:t xml:space="preserve">Nếu </w:t>
+      </w:r>
+      <w:r>
+        <w:rPr>
+          <w:lang w:val="en-US"/>
+        </w:rPr>
+        <w:t>Biến Là Mảng?</w:t>
+      </w:r>
+    </w:p>
+    <w:p>
+      <w:pPr>
+        <w:pStyle w:val="ListParagraph"/>
+        <w:numPr>
+          <w:ilvl w:val="0"/>
+          <w:numId w:val="3"/>
+        </w:numPr>
+        <w:rPr>
+          <w:lang w:val="en-US"/>
+        </w:rPr>
+      </w:pPr>
+      <w:r>
+        <w:rPr>
+          <w:lang w:val="en-US"/>
+        </w:rPr>
+        <w:t>Liệt kê các phần tử trên 1 dòng, ngăn cách nhau bởi dấu “;”</w:t>
+      </w:r>
+    </w:p>
+    <w:p>
+      <w:pPr>
+        <w:pStyle w:val="ListParagraph"/>
+        <w:numPr>
+          <w:ilvl w:val="0"/>
+          <w:numId w:val="5"/>
+        </w:numPr>
+        <w:rPr>
+          <w:lang w:val="en-US"/>
+        </w:rPr>
+      </w:pPr>
+      <w:r>
+        <w:rPr>
+          <w:lang w:val="en-US"/>
+        </w:rPr>
+        <w:t xml:space="preserve">Các </w:t>
+      </w:r>
+      <w:r>
+        <w:rPr>
+          <w:lang w:val="en-US"/>
+        </w:rPr>
+        <w:t>Loại Biến?</w:t>
+      </w:r>
+    </w:p>
+    <w:p>
+      <w:pPr>
+        <w:pStyle w:val="ListParagraph"/>
+        <w:numPr>
+          <w:ilvl w:val="0"/>
+          <w:numId w:val="3"/>
+        </w:numPr>
+        <w:rPr>
+          <w:lang w:val="en-US"/>
+        </w:rPr>
+      </w:pPr>
+      <w:r>
+        <w:rPr>
+          <w:lang w:val="en-US"/>
+        </w:rPr>
+        <w:t xml:space="preserve">User Variables </w:t>
+      </w:r>
+      <w:r>
+        <w:rPr>
+          <w:lang w:val="en-US"/>
+        </w:rPr>
+        <w:t>chỉ được dùng bởi 1 người dùng nào đó</w:t>
+      </w:r>
+    </w:p>
+    <w:p>
+      <w:pPr>
+        <w:pStyle w:val="ListParagraph"/>
+        <w:numPr>
+          <w:ilvl w:val="0"/>
+          <w:numId w:val="3"/>
+        </w:numPr>
+        <w:rPr>
+          <w:lang w:val="en-US"/>
+        </w:rPr>
+      </w:pPr>
+      <w:r>
+        <w:rPr>
+          <w:lang w:val="en-US"/>
+        </w:rPr>
+        <w:t>System Variables có thể được sử dụng bởi tất cả người dùng</w:t>
+      </w:r>
+    </w:p>
+    <w:p>
+      <w:pPr>
+        <w:rPr>
+          <w:lang w:val="en-US"/>
+        </w:rPr>
+      </w:pPr>
+    </w:p>
+    <w:p>
+      <w:pPr>
+        <w:rPr>
+          <w:lang w:val="en-US"/>
+        </w:rPr>
+      </w:pPr>
+      <w:r>
+        <w:rPr>
+          <w:lang w:val="en-US"/>
+        </w:rPr>
+        <w:t>File And Folder – Tệp Và Thư Mục:</w:t>
+      </w:r>
+    </w:p>
+    <w:p>
+      <w:pPr>
+        <w:pStyle w:val="ListParagraph"/>
+        <w:numPr>
+          <w:ilvl w:val="0"/>
+          <w:numId w:val="8"/>
+        </w:numPr>
+        <w:rPr>
+          <w:lang w:val="en-US"/>
+        </w:rPr>
+      </w:pPr>
+      <w:r>
+        <w:rPr>
+          <w:lang w:val="en-US"/>
+        </w:rPr>
+        <w:t>Tại Sao Có 1 Số Thư Mục Bị Ẩn?</w:t>
+      </w:r>
+    </w:p>
+    <w:p>
+      <w:pPr>
+        <w:pStyle w:val="ListParagraph"/>
+        <w:numPr>
+          <w:ilvl w:val="0"/>
+          <w:numId w:val="3"/>
+        </w:numPr>
+        <w:rPr>
+          <w:lang w:val="en-US"/>
+        </w:rPr>
+      </w:pPr>
+      <w:r>
+        <w:rPr>
+          <w:lang w:val="en-US"/>
+        </w:rPr>
+        <w:t>Những thư mục này quan trọng nên được ẩn khỏi người dùng để khỏi bị phá</w:t>
+      </w:r>
+    </w:p>
+    <w:p>
+      <w:pPr>
+        <w:pStyle w:val="ListParagraph"/>
+        <w:numPr>
+          <w:ilvl w:val="0"/>
+          <w:numId w:val="8"/>
+        </w:numPr>
+        <w:rPr>
+          <w:lang w:val="en-US"/>
+        </w:rPr>
+      </w:pPr>
+      <w:r>
+        <w:rPr>
+          <w:lang w:val="en-US"/>
+        </w:rPr>
+        <w:t>Phần Mở Rộng File Có Ích Gì?</w:t>
+      </w:r>
+    </w:p>
+    <w:p>
+      <w:pPr>
+        <w:pStyle w:val="ListParagraph"/>
+        <w:numPr>
+          <w:ilvl w:val="0"/>
+          <w:numId w:val="3"/>
+        </w:numPr>
+        <w:rPr>
+          <w:lang w:val="en-US"/>
+        </w:rPr>
+      </w:pPr>
+      <w:r>
+        <w:rPr>
+          <w:lang w:val="en-US"/>
+        </w:rPr>
+        <w:t>Xác định chương trình nào sẽ mở File và biểu tượng của nó</w:t>
+      </w:r>
+    </w:p>
+    <w:p>
+      <w:pPr>
+        <w:pStyle w:val="ListParagraph"/>
+        <w:numPr>
+          <w:ilvl w:val="0"/>
+          <w:numId w:val="3"/>
+        </w:numPr>
+        <w:rPr>
+          <w:lang w:val="en-US"/>
+        </w:rPr>
+      </w:pPr>
+      <w:r>
+        <w:rPr>
+          <w:lang w:val="en-US"/>
+        </w:rPr>
+        <w:t>Xóa đi cũng không sao</w:t>
+      </w:r>
+    </w:p>
+    <w:p>
+      <w:pPr>
+        <w:pStyle w:val="ListParagraph"/>
+        <w:numPr>
+          <w:ilvl w:val="0"/>
+          <w:numId w:val="8"/>
+        </w:numPr>
+        <w:rPr>
+          <w:lang w:val="en-US"/>
+        </w:rPr>
+      </w:pPr>
+      <w:r>
+        <w:rPr>
+          <w:lang w:val="en-US"/>
+        </w:rPr>
         <w:lastRenderedPageBreak/>
-        <w:t>Tại giao diện Disk Management, chọn ổ mà bạn muốn hợp nó vào ổ chính + chuột phải + chọn “Delete Volumn” + khi này phần bộ nhớ này sẽ được tự do nghĩa là tất cả dữ liệu trong nó sẽ mất hết và bạn đéo thể dùng phần bộ nhớ này + chọn ổ chính + phải chuột + chọn “Extend Volumn” + chọn “Next” 2 lần + Click “Finish”</w:t>
-      </w:r>
-    </w:p>
-    <w:p>
-      <w:pPr>
-        <w:pStyle w:val="ListParagraph"/>
-        <w:numPr>
-          <w:ilvl w:val="0"/>
-          <w:numId w:val="13"/>
-        </w:numPr>
-        <w:rPr>
-          <w:lang w:val="en-US"/>
-        </w:rPr>
-      </w:pPr>
-      <w:r>
-        <w:rPr>
-          <w:lang w:val="en-US"/>
-        </w:rPr>
-        <w:t>Khi này, ổ chính sẽ chiếm phần bộ nhớ tự do kia</w:t>
-      </w:r>
-    </w:p>
-    <w:p>
-      <w:pPr>
-        <w:rPr>
-          <w:lang w:val="en-US"/>
-        </w:rPr>
-      </w:pPr>
-    </w:p>
-    <w:p>
-      <w:pPr>
-        <w:rPr>
-          <w:lang w:val="en-US"/>
-        </w:rPr>
-      </w:pPr>
-      <w:r>
-        <w:rPr>
-          <w:lang w:val="en-US"/>
-        </w:rPr>
-        <w:t xml:space="preserve">Global </w:t>
-      </w:r>
-      <w:r>
-        <w:rPr>
-          <w:lang w:val="en-US"/>
-        </w:rPr>
-        <w:t>Constants</w:t>
-      </w:r>
-      <w:r>
-        <w:rPr>
-          <w:lang w:val="en-US"/>
-        </w:rPr>
-        <w:t xml:space="preserve">– </w:t>
-      </w:r>
-      <w:r>
-        <w:rPr>
-          <w:lang w:val="en-US"/>
-        </w:rPr>
-        <w:t xml:space="preserve">Hằng </w:t>
-      </w:r>
-      <w:r>
-        <w:rPr>
-          <w:lang w:val="en-US"/>
-        </w:rPr>
-        <w:t>Toàn Cục:</w:t>
-      </w:r>
-    </w:p>
-    <w:p>
-      <w:pPr>
-        <w:pStyle w:val="ListParagraph"/>
-        <w:numPr>
-          <w:ilvl w:val="0"/>
-          <w:numId w:val="4"/>
-        </w:numPr>
-        <w:rPr>
-          <w:lang w:val="en-US"/>
-        </w:rPr>
-      </w:pPr>
-      <w:r>
-        <w:rPr>
-          <w:lang w:val="en-US"/>
-        </w:rPr>
-        <w:t>%</w:t>
-      </w:r>
-      <w:r>
-        <w:rPr>
-          <w:lang w:val="en-US"/>
-        </w:rPr>
-        <w:t>username</w:t>
-      </w:r>
-      <w:r>
-        <w:rPr>
-          <w:lang w:val="en-US"/>
-        </w:rPr>
-        <w:t xml:space="preserve">% </w:t>
-      </w:r>
-      <w:r>
-        <w:rPr>
-          <w:lang w:val="en-US"/>
-        </w:rPr>
-        <w:t xml:space="preserve">= </w:t>
-      </w:r>
-      <w:r>
-        <w:rPr>
-          <w:lang w:val="en-US"/>
-        </w:rPr>
-        <w:t>Huan</w:t>
-      </w:r>
-    </w:p>
-    <w:p>
-      <w:pPr>
-        <w:pStyle w:val="ListParagraph"/>
-        <w:numPr>
-          <w:ilvl w:val="0"/>
-          <w:numId w:val="4"/>
-        </w:numPr>
-        <w:rPr>
-          <w:lang w:val="en-US"/>
-        </w:rPr>
-      </w:pPr>
-      <w:r>
-        <w:rPr>
-          <w:lang w:val="en-US"/>
-        </w:rPr>
-        <w:t>%</w:t>
-      </w:r>
-      <w:r>
-        <w:rPr>
-          <w:lang w:val="en-US"/>
-        </w:rPr>
-        <w:t>userprofile</w:t>
-      </w:r>
-      <w:r>
-        <w:rPr>
-          <w:lang w:val="en-US"/>
-        </w:rPr>
-        <w:t>% =</w:t>
-      </w:r>
-      <w:r>
-        <w:rPr>
-          <w:lang w:val="en-US"/>
-        </w:rPr>
-        <w:t xml:space="preserve"> C:\Users\Huan</w:t>
-      </w:r>
-    </w:p>
-    <w:p>
-      <w:pPr>
-        <w:pStyle w:val="ListParagraph"/>
-        <w:numPr>
-          <w:ilvl w:val="0"/>
-          <w:numId w:val="4"/>
-        </w:numPr>
-        <w:rPr>
-          <w:lang w:val="en-US"/>
-        </w:rPr>
-      </w:pPr>
-      <w:r>
-        <w:rPr>
-          <w:lang w:val="en-US"/>
-        </w:rPr>
-        <w:t>%</w:t>
-      </w:r>
-      <w:r>
-        <w:rPr>
-          <w:lang w:val="en-US"/>
-        </w:rPr>
-        <w:t>systemroot</w:t>
-      </w:r>
-      <w:r>
-        <w:rPr>
-          <w:lang w:val="en-US"/>
-        </w:rPr>
-        <w:t>%</w:t>
-      </w:r>
-      <w:r>
-        <w:rPr>
-          <w:lang w:val="en-US"/>
-        </w:rPr>
-        <w:t xml:space="preserve"> = </w:t>
-      </w:r>
-      <w:r>
-        <w:rPr>
-          <w:lang w:val="en-US"/>
-        </w:rPr>
-        <w:t>C:\Windows</w:t>
-      </w:r>
-    </w:p>
-    <w:p>
-      <w:pPr>
-        <w:rPr>
-          <w:lang w:val="en-US"/>
-        </w:rPr>
-      </w:pPr>
-    </w:p>
-    <w:p>
-      <w:pPr>
-        <w:rPr>
-          <w:lang w:val="en-US"/>
-        </w:rPr>
-      </w:pPr>
-      <w:r>
-        <w:rPr>
-          <w:lang w:val="en-US"/>
-        </w:rPr>
-        <w:t>Environment Variable</w:t>
-      </w:r>
-      <w:r>
-        <w:rPr>
-          <w:lang w:val="en-US"/>
-        </w:rPr>
-        <w:t>s</w:t>
-      </w:r>
-      <w:r>
-        <w:rPr>
-          <w:lang w:val="en-US"/>
-        </w:rPr>
-        <w:t xml:space="preserve"> – Biến Môi Trường:</w:t>
-      </w:r>
-    </w:p>
-    <w:p>
-      <w:pPr>
-        <w:pStyle w:val="ListParagraph"/>
-        <w:numPr>
-          <w:ilvl w:val="0"/>
-          <w:numId w:val="5"/>
-        </w:numPr>
-        <w:rPr>
-          <w:lang w:val="en-US"/>
-        </w:rPr>
-      </w:pPr>
-      <w:r>
-        <w:rPr>
-          <w:lang w:val="en-US"/>
-        </w:rPr>
-        <w:t>Nơi Truy Cập</w:t>
-      </w:r>
-      <w:r>
-        <w:rPr>
-          <w:lang w:val="en-US"/>
-        </w:rPr>
-        <w:t>?</w:t>
-      </w:r>
-    </w:p>
-    <w:p>
-      <w:pPr>
-        <w:pStyle w:val="ListParagraph"/>
-        <w:numPr>
-          <w:ilvl w:val="0"/>
-          <w:numId w:val="3"/>
-        </w:numPr>
-        <w:rPr>
-          <w:lang w:val="en-US"/>
-        </w:rPr>
-      </w:pPr>
-      <w:r>
-        <w:rPr>
-          <w:lang w:val="en-US"/>
-        </w:rPr>
-        <w:t xml:space="preserve">Vào Start + </w:t>
-      </w:r>
-      <w:r>
-        <w:rPr>
-          <w:lang w:val="en-US"/>
-        </w:rPr>
-        <w:t>p</w:t>
-      </w:r>
-      <w:r>
-        <w:rPr>
-          <w:lang w:val="en-US"/>
-        </w:rPr>
-        <w:t xml:space="preserve">hải chuột Computer chọn Properties + </w:t>
-      </w:r>
-      <w:r>
-        <w:rPr>
-          <w:lang w:val="en-US"/>
-        </w:rPr>
-        <w:t>C</w:t>
-      </w:r>
-      <w:r>
-        <w:rPr>
-          <w:lang w:val="en-US"/>
-        </w:rPr>
-        <w:t xml:space="preserve">lick Advanced System Settings + </w:t>
-      </w:r>
-      <w:r>
-        <w:rPr>
-          <w:lang w:val="en-US"/>
-        </w:rPr>
-        <w:t>v</w:t>
-      </w:r>
-      <w:r>
-        <w:rPr>
-          <w:lang w:val="en-US"/>
-        </w:rPr>
-        <w:t xml:space="preserve">ào Tab Advanced + </w:t>
-      </w:r>
-      <w:r>
-        <w:rPr>
-          <w:lang w:val="en-US"/>
-        </w:rPr>
-        <w:t>C</w:t>
-      </w:r>
-      <w:r>
-        <w:rPr>
-          <w:lang w:val="en-US"/>
-        </w:rPr>
-        <w:t>lick Environment Variables</w:t>
-      </w:r>
-    </w:p>
-    <w:p>
-      <w:pPr>
-        <w:pStyle w:val="ListParagraph"/>
-        <w:numPr>
-          <w:ilvl w:val="0"/>
-          <w:numId w:val="5"/>
-        </w:numPr>
-        <w:rPr>
-          <w:lang w:val="en-US"/>
-        </w:rPr>
-      </w:pPr>
-      <w:r>
-        <w:rPr>
-          <w:lang w:val="en-US"/>
-        </w:rPr>
-        <w:t>Cơ Chế Hoạt Động Của Biến Môi Trường?</w:t>
-      </w:r>
-    </w:p>
-    <w:p>
-      <w:pPr>
-        <w:pStyle w:val="ListParagraph"/>
-        <w:numPr>
-          <w:ilvl w:val="0"/>
-          <w:numId w:val="3"/>
-        </w:numPr>
-        <w:rPr>
-          <w:lang w:val="en-US"/>
-        </w:rPr>
-      </w:pPr>
-      <w:r>
-        <w:rPr>
-          <w:lang w:val="en-US"/>
-        </w:rPr>
-        <w:t>Chương trình bất kì có thể truy cập vào biến môi trường và lấy giá trị của nó để sử dụng</w:t>
-      </w:r>
-    </w:p>
-    <w:p>
-      <w:pPr>
-        <w:pStyle w:val="ListParagraph"/>
-        <w:numPr>
-          <w:ilvl w:val="0"/>
-          <w:numId w:val="5"/>
-        </w:numPr>
-        <w:rPr>
-          <w:lang w:val="en-US"/>
-        </w:rPr>
-      </w:pPr>
-      <w:r>
-        <w:rPr>
-          <w:lang w:val="en-US"/>
-        </w:rPr>
-        <w:t>Biến Path Thuộc Loại Biến Người Dùng Và PATH Thuộc Loại Biến Hệ Thống Có Tác Dụng Gì?</w:t>
-      </w:r>
-    </w:p>
-    <w:p>
-      <w:pPr>
-        <w:pStyle w:val="ListParagraph"/>
-        <w:numPr>
-          <w:ilvl w:val="0"/>
-          <w:numId w:val="3"/>
-        </w:numPr>
-        <w:rPr>
-          <w:lang w:val="en-US"/>
-        </w:rPr>
-      </w:pPr>
-      <w:r>
-        <w:rPr>
-          <w:lang w:val="en-US"/>
-        </w:rPr>
-        <w:t>Mỗi khi ta nhập 1 câu lệnh lên CMD, thì ta phải nhập đường dẫn đến File lệnh đó, nên rất phiền toái, thay vì làm như vậy ta sẽ lưu đường dẫn tới thư mục chứa File đó vào biến Path hoặc PATH, khi đó, mỗi lần ta muốn sử dụng lệnh đó ở bất kì đâu thì chỉ cần nhập tên File lệnh đó thay vì Full đường dẫn</w:t>
-      </w:r>
-    </w:p>
-    <w:p>
-      <w:pPr>
-        <w:pStyle w:val="ListParagraph"/>
-        <w:numPr>
-          <w:ilvl w:val="0"/>
-          <w:numId w:val="5"/>
-        </w:numPr>
-        <w:rPr>
-          <w:lang w:val="en-US"/>
-        </w:rPr>
-      </w:pPr>
-      <w:r>
-        <w:rPr>
-          <w:lang w:val="en-US"/>
-        </w:rPr>
-        <w:t>Thêm, Sửa, Xóa 1 Biến</w:t>
-      </w:r>
-      <w:r>
-        <w:rPr>
-          <w:lang w:val="en-US"/>
-        </w:rPr>
-        <w:t>?</w:t>
-      </w:r>
-    </w:p>
-    <w:p>
-      <w:pPr>
-        <w:pStyle w:val="ListParagraph"/>
-        <w:numPr>
-          <w:ilvl w:val="0"/>
-          <w:numId w:val="3"/>
-        </w:numPr>
-        <w:rPr>
-          <w:lang w:val="en-US"/>
-        </w:rPr>
-      </w:pPr>
-      <w:r>
-        <w:rPr>
-          <w:lang w:val="en-US"/>
-        </w:rPr>
-        <w:t>Chọn New, Edit, Delete</w:t>
-      </w:r>
-    </w:p>
-    <w:p>
-      <w:pPr>
-        <w:pStyle w:val="ListParagraph"/>
-        <w:numPr>
-          <w:ilvl w:val="0"/>
-          <w:numId w:val="5"/>
-        </w:numPr>
-        <w:rPr>
-          <w:lang w:val="en-US"/>
-        </w:rPr>
-      </w:pPr>
-      <w:r>
-        <w:rPr>
-          <w:lang w:val="en-US"/>
-        </w:rPr>
-        <w:t xml:space="preserve">Nếu </w:t>
-      </w:r>
-      <w:r>
-        <w:rPr>
-          <w:lang w:val="en-US"/>
-        </w:rPr>
-        <w:t>Biến Là Mảng?</w:t>
-      </w:r>
-    </w:p>
-    <w:p>
-      <w:pPr>
-        <w:pStyle w:val="ListParagraph"/>
-        <w:numPr>
-          <w:ilvl w:val="0"/>
-          <w:numId w:val="3"/>
-        </w:numPr>
-        <w:rPr>
-          <w:lang w:val="en-US"/>
-        </w:rPr>
-      </w:pPr>
-      <w:r>
-        <w:rPr>
-          <w:lang w:val="en-US"/>
-        </w:rPr>
-        <w:t>Liệt kê các phần tử trên 1 dòng, ngăn cách nhau bởi dấu “;”</w:t>
-      </w:r>
-    </w:p>
-    <w:p>
-      <w:pPr>
-        <w:pStyle w:val="ListParagraph"/>
-        <w:numPr>
-          <w:ilvl w:val="0"/>
-          <w:numId w:val="5"/>
-        </w:numPr>
-        <w:rPr>
-          <w:lang w:val="en-US"/>
-        </w:rPr>
-      </w:pPr>
-      <w:r>
-        <w:rPr>
-          <w:lang w:val="en-US"/>
-        </w:rPr>
-        <w:t xml:space="preserve">Các </w:t>
-      </w:r>
-      <w:r>
-        <w:rPr>
-          <w:lang w:val="en-US"/>
-        </w:rPr>
-        <w:t>Loại Biến?</w:t>
-      </w:r>
-    </w:p>
-    <w:p>
-      <w:pPr>
-        <w:pStyle w:val="ListParagraph"/>
-        <w:numPr>
-          <w:ilvl w:val="0"/>
-          <w:numId w:val="3"/>
-        </w:numPr>
-        <w:rPr>
-          <w:lang w:val="en-US"/>
-        </w:rPr>
-      </w:pPr>
-      <w:r>
-        <w:rPr>
-          <w:lang w:val="en-US"/>
-        </w:rPr>
-        <w:t xml:space="preserve">User Variables </w:t>
-      </w:r>
-      <w:r>
-        <w:rPr>
-          <w:lang w:val="en-US"/>
-        </w:rPr>
-        <w:t>chỉ được dùng bởi 1 người dùng nào đó</w:t>
-      </w:r>
-    </w:p>
-    <w:p>
-      <w:pPr>
-        <w:pStyle w:val="ListParagraph"/>
-        <w:numPr>
-          <w:ilvl w:val="0"/>
-          <w:numId w:val="3"/>
-        </w:numPr>
-        <w:rPr>
-          <w:lang w:val="en-US"/>
-        </w:rPr>
-      </w:pPr>
-      <w:r>
-        <w:rPr>
-          <w:lang w:val="en-US"/>
-        </w:rPr>
-        <w:t>System Variables có thể được sử dụng bởi tất cả người dùng</w:t>
-      </w:r>
-    </w:p>
-    <w:p>
-      <w:pPr>
-        <w:rPr>
-          <w:lang w:val="en-US"/>
-        </w:rPr>
-      </w:pPr>
-    </w:p>
-    <w:p>
-      <w:pPr>
-        <w:rPr>
-          <w:lang w:val="en-US"/>
-        </w:rPr>
-      </w:pPr>
-      <w:r>
-        <w:rPr>
-          <w:lang w:val="en-US"/>
-        </w:rPr>
-        <w:t>File And Folder – Tệp Và Thư Mục:</w:t>
+        <w:t>Đường Dẫn Trong Batch Có Cần Dấu Nháy Kép Không?</w:t>
+      </w:r>
+    </w:p>
+    <w:p>
+      <w:pPr>
+        <w:pStyle w:val="ListParagraph"/>
+        <w:numPr>
+          <w:ilvl w:val="0"/>
+          <w:numId w:val="3"/>
+        </w:numPr>
+        <w:rPr>
+          <w:lang w:val="en-US"/>
+        </w:rPr>
+      </w:pPr>
+      <w:r>
+        <w:rPr>
+          <w:lang w:val="en-US"/>
+        </w:rPr>
+        <w:t>Nếu đường dẫn không có dấu cách thì không cần, còn nếu có thì cần</w:t>
       </w:r>
     </w:p>
     <w:p>
@@ -1949,133 +2112,6 @@
         <w:rPr>
           <w:lang w:val="en-US"/>
         </w:rPr>
-        <w:t>Tại Sao Có 1 Số Thư Mục Bị Ẩn?</w:t>
-      </w:r>
-    </w:p>
-    <w:p>
-      <w:pPr>
-        <w:pStyle w:val="ListParagraph"/>
-        <w:numPr>
-          <w:ilvl w:val="0"/>
-          <w:numId w:val="3"/>
-        </w:numPr>
-        <w:rPr>
-          <w:lang w:val="en-US"/>
-        </w:rPr>
-      </w:pPr>
-      <w:r>
-        <w:rPr>
-          <w:lang w:val="en-US"/>
-        </w:rPr>
-        <w:t>Những thư mục này quan trọng nên được ẩn khỏi người dùng để khỏi bị phá</w:t>
-      </w:r>
-    </w:p>
-    <w:p>
-      <w:pPr>
-        <w:pStyle w:val="ListParagraph"/>
-        <w:numPr>
-          <w:ilvl w:val="0"/>
-          <w:numId w:val="8"/>
-        </w:numPr>
-        <w:rPr>
-          <w:lang w:val="en-US"/>
-        </w:rPr>
-      </w:pPr>
-      <w:r>
-        <w:rPr>
-          <w:lang w:val="en-US"/>
-        </w:rPr>
-        <w:t>Phần Mở Rộng File Có Ích Gì?</w:t>
-      </w:r>
-    </w:p>
-    <w:p>
-      <w:pPr>
-        <w:pStyle w:val="ListParagraph"/>
-        <w:numPr>
-          <w:ilvl w:val="0"/>
-          <w:numId w:val="3"/>
-        </w:numPr>
-        <w:rPr>
-          <w:lang w:val="en-US"/>
-        </w:rPr>
-      </w:pPr>
-      <w:r>
-        <w:rPr>
-          <w:lang w:val="en-US"/>
-        </w:rPr>
-        <w:t>Xác định chương trình nào sẽ mở File và biểu tượng của nó</w:t>
-      </w:r>
-    </w:p>
-    <w:p>
-      <w:pPr>
-        <w:pStyle w:val="ListParagraph"/>
-        <w:numPr>
-          <w:ilvl w:val="0"/>
-          <w:numId w:val="3"/>
-        </w:numPr>
-        <w:rPr>
-          <w:lang w:val="en-US"/>
-        </w:rPr>
-      </w:pPr>
-      <w:r>
-        <w:rPr>
-          <w:lang w:val="en-US"/>
-        </w:rPr>
-        <w:t>Xóa đi cũng không sao</w:t>
-      </w:r>
-    </w:p>
-    <w:p>
-      <w:pPr>
-        <w:pStyle w:val="ListParagraph"/>
-        <w:numPr>
-          <w:ilvl w:val="0"/>
-          <w:numId w:val="8"/>
-        </w:numPr>
-        <w:rPr>
-          <w:lang w:val="en-US"/>
-        </w:rPr>
-      </w:pPr>
-      <w:r>
-        <w:rPr>
-          <w:lang w:val="en-US"/>
-        </w:rPr>
-        <w:t>Đường Dẫn Trong Batch Có Cần Dấu Nháy Kép Không?</w:t>
-      </w:r>
-    </w:p>
-    <w:p>
-      <w:pPr>
-        <w:pStyle w:val="ListParagraph"/>
-        <w:numPr>
-          <w:ilvl w:val="0"/>
-          <w:numId w:val="3"/>
-        </w:numPr>
-        <w:rPr>
-          <w:lang w:val="en-US"/>
-        </w:rPr>
-      </w:pPr>
-      <w:r>
-        <w:rPr>
-          <w:lang w:val="en-US"/>
-        </w:rPr>
-        <w:t>Nếu đường dẫn không có dấu cách thì không cần, còn nếu có thì cần</w:t>
-      </w:r>
-    </w:p>
-    <w:p>
-      <w:pPr>
-        <w:pStyle w:val="ListParagraph"/>
-        <w:numPr>
-          <w:ilvl w:val="0"/>
-          <w:numId w:val="8"/>
-        </w:numPr>
-        <w:rPr>
-          <w:lang w:val="en-US"/>
-        </w:rPr>
-      </w:pPr>
-      <w:r>
-        <w:rPr>
-          <w:lang w:val="en-US"/>
-        </w:rPr>
-        <w:lastRenderedPageBreak/>
         <w:t>File Có Nhất Thiết Phải Có Phần Mở Rộng?</w:t>
       </w:r>
     </w:p>
@@ -2891,7 +2927,14 @@
               <w:rPr>
                 <w:lang w:val="en-US"/>
               </w:rPr>
-              <w:t>Chuỗi bất kì ngăn cách bởi khoảng trắng</w:t>
+              <w:t xml:space="preserve">Chuỗi bất kì ngăn cách </w:t>
+            </w:r>
+            <w:r>
+              <w:rPr>
+                <w:lang w:val="en-US"/>
+              </w:rPr>
+              <w:lastRenderedPageBreak/>
+              <w:t>bởi khoảng trắng</w:t>
             </w:r>
           </w:p>
         </w:tc>
@@ -2913,6 +2956,7 @@
               <w:rPr>
                 <w:lang w:val="en-US"/>
               </w:rPr>
+              <w:lastRenderedPageBreak/>
               <w:t>foo   bar barfoo 123</w:t>
             </w:r>
           </w:p>
@@ -3059,7 +3103,6 @@
               <w:rPr>
                 <w:lang w:val="en-US"/>
               </w:rPr>
-              <w:lastRenderedPageBreak/>
               <w:t>.\foo\</w:t>
             </w:r>
             <w:r>
@@ -3090,7 +3133,6 @@
               <w:rPr>
                 <w:lang w:val="en-US"/>
               </w:rPr>
-              <w:lastRenderedPageBreak/>
               <w:t>Tất cả các file có phần mở rộng “.txt” và có chữ cái đầu tiên là “a” trong thư mục “foo”</w:t>
             </w:r>
           </w:p>
@@ -3232,7 +3274,13 @@
         <w:rPr>
           <w:lang w:val="en-US"/>
         </w:rPr>
-        <w:t>Chạy với tư cách quản trị viên để làm gì?</w:t>
+        <w:t xml:space="preserve">Chạy </w:t>
+      </w:r>
+      <w:r>
+        <w:rPr>
+          <w:lang w:val="en-US"/>
+        </w:rPr>
+        <w:t>Với Tư Cách Quản Trị Viên Để Làm Gì?</w:t>
       </w:r>
     </w:p>
     <w:p>
@@ -3724,6 +3772,7 @@
         <w:rPr>
           <w:lang w:val="en-US"/>
         </w:rPr>
+        <w:lastRenderedPageBreak/>
         <w:t>Tiến hành tạo Shortcut tại Desktop như thường, đến mục nhập lệnh thì nhập dòng lệnh sau</w:t>
       </w:r>
     </w:p>
@@ -3750,76 +3799,20 @@
     </w:p>
     <w:p>
       <w:pPr>
-        <w:rPr>
-          <w:lang w:val="en-US"/>
-        </w:rPr>
-      </w:pPr>
-    </w:p>
-    <w:p>
-      <w:pPr>
-        <w:rPr>
-          <w:lang w:val="en-US"/>
-        </w:rPr>
-      </w:pPr>
-      <w:r>
-        <w:rPr>
-          <w:lang w:val="en-US"/>
-        </w:rPr>
-        <w:t>Simple</w:t>
-      </w:r>
-      <w:r>
-        <w:rPr>
-          <w:lang w:val="en-US"/>
-        </w:rPr>
-        <w:t xml:space="preserve"> Commands </w:t>
-      </w:r>
-      <w:r>
-        <w:rPr>
-          <w:lang w:val="en-US"/>
-        </w:rPr>
-        <w:t xml:space="preserve">– </w:t>
-      </w:r>
-      <w:r>
-        <w:rPr>
-          <w:lang w:val="en-US"/>
-        </w:rPr>
-        <w:t xml:space="preserve">Câu </w:t>
-      </w:r>
-      <w:r>
-        <w:rPr>
-          <w:lang w:val="en-US"/>
-        </w:rPr>
-        <w:t xml:space="preserve">Lệnh </w:t>
-      </w:r>
-      <w:r>
-        <w:rPr>
-          <w:lang w:val="en-US"/>
-        </w:rPr>
-        <w:t>Đơn</w:t>
-      </w:r>
-      <w:r>
-        <w:rPr>
-          <w:lang w:val="en-US"/>
-        </w:rPr>
-        <w:t>:</w:t>
-      </w:r>
-    </w:p>
-    <w:p>
-      <w:pPr>
-        <w:pStyle w:val="ListParagraph"/>
-        <w:numPr>
-          <w:ilvl w:val="0"/>
-          <w:numId w:val="7"/>
-        </w:numPr>
-        <w:rPr>
-          <w:lang w:val="en-US"/>
-        </w:rPr>
-      </w:pPr>
-      <w:r>
-        <w:rPr>
-          <w:lang w:val="en-US"/>
-        </w:rPr>
-        <w:t>Đưa Máy Về Chế Độ Ngủ Đông Ngay Lập Tức?</w:t>
+        <w:pStyle w:val="ListParagraph"/>
+        <w:numPr>
+          <w:ilvl w:val="0"/>
+          <w:numId w:val="10"/>
+        </w:numPr>
+        <w:rPr>
+          <w:lang w:val="en-US"/>
+        </w:rPr>
+      </w:pPr>
+      <w:r>
+        <w:rPr>
+          <w:lang w:val="en-US"/>
+        </w:rPr>
+        <w:t>Chạy 1 File?</w:t>
       </w:r>
     </w:p>
     <w:p>
@@ -3840,25 +3833,55 @@
         <w:rPr>
           <w:lang w:val="en-US"/>
         </w:rPr>
-        <w:t>shutdown</w:t>
-      </w:r>
-    </w:p>
-    <w:p>
-      <w:pPr>
-        <w:pStyle w:val="ListParagraph"/>
-        <w:numPr>
-          <w:ilvl w:val="0"/>
-          <w:numId w:val="7"/>
-        </w:numPr>
-        <w:rPr>
-          <w:lang w:val="en-US"/>
-        </w:rPr>
-      </w:pPr>
-      <w:r>
-        <w:rPr>
-          <w:lang w:val="en-US"/>
-        </w:rPr>
-        <w:t>Show Cách Dùng Của 1 Câu Lệnh?</w:t>
+        <w:t>s</w:t>
+      </w:r>
+      <w:r>
+        <w:rPr>
+          <w:lang w:val="en-US"/>
+        </w:rPr>
+        <w:t>tart &lt;Đường Dẫn Đến File&gt;</w:t>
+      </w:r>
+    </w:p>
+    <w:p>
+      <w:pPr>
+        <w:pStyle w:val="ListParagraph"/>
+        <w:numPr>
+          <w:ilvl w:val="0"/>
+          <w:numId w:val="3"/>
+        </w:numPr>
+        <w:rPr>
+          <w:lang w:val="en-US"/>
+        </w:rPr>
+      </w:pPr>
+      <w:r>
+        <w:rPr>
+          <w:lang w:val="en-US"/>
+        </w:rPr>
+        <w:t xml:space="preserve">Làm như này là để </w:t>
+      </w:r>
+      <w:r>
+        <w:rPr>
+          <w:lang w:val="en-US"/>
+        </w:rPr>
+        <w:t>File chạy độc lập, nếu không nó sẽ chạy luôn trong CMD của Batch</w:t>
+      </w:r>
+    </w:p>
+    <w:p>
+      <w:pPr>
+        <w:pStyle w:val="ListParagraph"/>
+        <w:numPr>
+          <w:ilvl w:val="0"/>
+          <w:numId w:val="3"/>
+        </w:numPr>
+        <w:rPr>
+          <w:lang w:val="en-US"/>
+        </w:rPr>
+      </w:pPr>
+      <w:r>
+        <w:rPr>
+          <w:lang w:val="en-US"/>
+        </w:rPr>
+        <w:t>Ví dụ</w:t>
       </w:r>
     </w:p>
     <w:p>
@@ -3879,25 +3902,25 @@
         <w:rPr>
           <w:lang w:val="en-US"/>
         </w:rPr>
-        <w:t>&lt;Câu Lệnh&gt; /?</w:t>
-      </w:r>
-    </w:p>
-    <w:p>
-      <w:pPr>
-        <w:pStyle w:val="ListParagraph"/>
-        <w:numPr>
-          <w:ilvl w:val="0"/>
-          <w:numId w:val="3"/>
-        </w:numPr>
-        <w:rPr>
-          <w:lang w:val="en-US"/>
-        </w:rPr>
-      </w:pPr>
-      <w:r>
-        <w:rPr>
-          <w:lang w:val="en-US"/>
-        </w:rPr>
-        <w:t>Ví dụ</w:t>
+        <w:t>start foo.exe</w:t>
+      </w:r>
+    </w:p>
+    <w:p>
+      <w:pPr>
+        <w:pStyle w:val="ListParagraph"/>
+        <w:numPr>
+          <w:ilvl w:val="0"/>
+          <w:numId w:val="10"/>
+        </w:numPr>
+        <w:rPr>
+          <w:lang w:val="en-US"/>
+        </w:rPr>
+      </w:pPr>
+      <w:r>
+        <w:rPr>
+          <w:lang w:val="en-US"/>
+        </w:rPr>
+        <w:t>Đóng 1 File Đang Chạy?</w:t>
       </w:r>
     </w:p>
     <w:p>
@@ -3918,31 +3941,25 @@
         <w:rPr>
           <w:lang w:val="en-US"/>
         </w:rPr>
-        <w:t>e</w:t>
-      </w:r>
-      <w:r>
-        <w:rPr>
-          <w:lang w:val="en-US"/>
-        </w:rPr>
-        <w:t>cho /?</w:t>
-      </w:r>
-    </w:p>
-    <w:p>
-      <w:pPr>
-        <w:pStyle w:val="ListParagraph"/>
-        <w:numPr>
-          <w:ilvl w:val="0"/>
-          <w:numId w:val="7"/>
-        </w:numPr>
-        <w:rPr>
-          <w:lang w:val="en-US"/>
-        </w:rPr>
-      </w:pPr>
-      <w:r>
-        <w:rPr>
-          <w:lang w:val="en-US"/>
-        </w:rPr>
-        <w:t>Show Địa Chỉ IP Của Máy?</w:t>
+        <w:t>taskkill /f /im &lt;Tên Task&gt;</w:t>
+      </w:r>
+    </w:p>
+    <w:p>
+      <w:pPr>
+        <w:pStyle w:val="ListParagraph"/>
+        <w:numPr>
+          <w:ilvl w:val="0"/>
+          <w:numId w:val="3"/>
+        </w:numPr>
+        <w:rPr>
+          <w:lang w:val="en-US"/>
+        </w:rPr>
+      </w:pPr>
+      <w:r>
+        <w:rPr>
+          <w:lang w:val="en-US"/>
+        </w:rPr>
+        <w:t>Ví dụ</w:t>
       </w:r>
     </w:p>
     <w:p>
@@ -3963,31 +3980,81 @@
         <w:rPr>
           <w:lang w:val="en-US"/>
         </w:rPr>
-        <w:t>i</w:t>
-      </w:r>
-      <w:r>
-        <w:rPr>
-          <w:lang w:val="en-US"/>
-        </w:rPr>
-        <w:t>pconfig</w:t>
-      </w:r>
-    </w:p>
-    <w:p>
-      <w:pPr>
-        <w:pStyle w:val="ListParagraph"/>
-        <w:numPr>
-          <w:ilvl w:val="0"/>
-          <w:numId w:val="3"/>
-        </w:numPr>
-        <w:rPr>
-          <w:lang w:val="en-US"/>
-        </w:rPr>
-      </w:pPr>
-      <w:r>
-        <w:rPr>
-          <w:lang w:val="en-US"/>
-        </w:rPr>
-        <w:t>Nếu muốn Show tất cả, kể cả địa chỉ MAC</w:t>
+        <w:t>taskkill /f /im foo.exe</w:t>
+      </w:r>
+    </w:p>
+    <w:p>
+      <w:pPr>
+        <w:rPr>
+          <w:lang w:val="en-US"/>
+        </w:rPr>
+      </w:pPr>
+    </w:p>
+    <w:p>
+      <w:pPr>
+        <w:rPr>
+          <w:lang w:val="en-US"/>
+        </w:rPr>
+      </w:pPr>
+      <w:r>
+        <w:rPr>
+          <w:lang w:val="en-US"/>
+        </w:rPr>
+        <w:t>Simple</w:t>
+      </w:r>
+      <w:r>
+        <w:rPr>
+          <w:lang w:val="en-US"/>
+        </w:rPr>
+        <w:t xml:space="preserve"> Commands </w:t>
+      </w:r>
+      <w:r>
+        <w:rPr>
+          <w:lang w:val="en-US"/>
+        </w:rPr>
+        <w:t xml:space="preserve">– </w:t>
+      </w:r>
+      <w:r>
+        <w:rPr>
+          <w:lang w:val="en-US"/>
+        </w:rPr>
+        <w:t xml:space="preserve">Câu </w:t>
+      </w:r>
+      <w:r>
+        <w:rPr>
+          <w:lang w:val="en-US"/>
+        </w:rPr>
+        <w:t xml:space="preserve">Lệnh </w:t>
+      </w:r>
+      <w:r>
+        <w:rPr>
+          <w:lang w:val="en-US"/>
+        </w:rPr>
+        <w:t>Đơn</w:t>
+      </w:r>
+      <w:r>
+        <w:rPr>
+          <w:lang w:val="en-US"/>
+        </w:rPr>
+        <w:t>:</w:t>
+      </w:r>
+    </w:p>
+    <w:p>
+      <w:pPr>
+        <w:pStyle w:val="ListParagraph"/>
+        <w:numPr>
+          <w:ilvl w:val="0"/>
+          <w:numId w:val="7"/>
+        </w:numPr>
+        <w:rPr>
+          <w:lang w:val="en-US"/>
+        </w:rPr>
+      </w:pPr>
+      <w:r>
+        <w:rPr>
+          <w:lang w:val="en-US"/>
+        </w:rPr>
+        <w:t>Đưa Máy Về Chế Độ Ngủ Đông Ngay Lập Tức?</w:t>
       </w:r>
     </w:p>
     <w:p>
@@ -4008,13 +4075,7 @@
         <w:rPr>
           <w:lang w:val="en-US"/>
         </w:rPr>
-        <w:t>i</w:t>
-      </w:r>
-      <w:r>
-        <w:rPr>
-          <w:lang w:val="en-US"/>
-        </w:rPr>
-        <w:t>pconfig /all</w:t>
+        <w:t>shutdown</w:t>
       </w:r>
     </w:p>
     <w:p>
@@ -4032,7 +4093,7 @@
         <w:rPr>
           <w:lang w:val="en-US"/>
         </w:rPr>
-        <w:t>Show Các Kết Nối Của Máy Dưới Dạng Địa Chỉ IP Và Số Port?</w:t>
+        <w:t>Show Cách Dùng Của 1 Câu Lệnh?</w:t>
       </w:r>
     </w:p>
     <w:p>
@@ -4053,73 +4114,25 @@
         <w:rPr>
           <w:lang w:val="en-US"/>
         </w:rPr>
-        <w:t xml:space="preserve">netstat </w:t>
-      </w:r>
-      <w:r>
-        <w:rPr>
-          <w:lang w:val="en-US"/>
-        </w:rPr>
-        <w:t>-</w:t>
-      </w:r>
-      <w:r>
-        <w:rPr>
-          <w:lang w:val="en-US"/>
-        </w:rPr>
-        <w:t>n</w:t>
-      </w:r>
-    </w:p>
-    <w:p>
-      <w:pPr>
-        <w:pStyle w:val="ListParagraph"/>
-        <w:numPr>
-          <w:ilvl w:val="0"/>
-          <w:numId w:val="3"/>
-        </w:numPr>
-        <w:rPr>
-          <w:lang w:val="en-US"/>
-        </w:rPr>
-      </w:pPr>
-      <w:r>
-        <w:rPr>
-          <w:lang w:val="en-US"/>
-        </w:rPr>
-        <w:t>Local Address là địa chỉ IP của máy tính bạn cùng với Port tương ứng</w:t>
-      </w:r>
-    </w:p>
-    <w:p>
-      <w:pPr>
-        <w:pStyle w:val="ListParagraph"/>
-        <w:numPr>
-          <w:ilvl w:val="0"/>
-          <w:numId w:val="3"/>
-        </w:numPr>
-        <w:rPr>
-          <w:lang w:val="en-US"/>
-        </w:rPr>
-      </w:pPr>
-      <w:r>
-        <w:rPr>
-          <w:lang w:val="en-US"/>
-        </w:rPr>
-        <w:t>Foreign Address là địa chỉ IP của nơi đang được kết nối  cùng với Port tương ứng</w:t>
-      </w:r>
-    </w:p>
-    <w:p>
-      <w:pPr>
-        <w:pStyle w:val="ListParagraph"/>
-        <w:numPr>
-          <w:ilvl w:val="0"/>
-          <w:numId w:val="7"/>
-        </w:numPr>
-        <w:rPr>
-          <w:lang w:val="en-US"/>
-        </w:rPr>
-      </w:pPr>
-      <w:r>
-        <w:rPr>
-          <w:lang w:val="en-US"/>
-        </w:rPr>
-        <w:t>Không Muốn Hiện Câu Lệnh Trong Tệp Lên CMD?</w:t>
+        <w:t>&lt;Câu Lệnh&gt; /?</w:t>
+      </w:r>
+    </w:p>
+    <w:p>
+      <w:pPr>
+        <w:pStyle w:val="ListParagraph"/>
+        <w:numPr>
+          <w:ilvl w:val="0"/>
+          <w:numId w:val="3"/>
+        </w:numPr>
+        <w:rPr>
+          <w:lang w:val="en-US"/>
+        </w:rPr>
+      </w:pPr>
+      <w:r>
+        <w:rPr>
+          <w:lang w:val="en-US"/>
+        </w:rPr>
+        <w:t>Ví dụ</w:t>
       </w:r>
     </w:p>
     <w:p>
@@ -4140,7 +4153,13 @@
         <w:rPr>
           <w:lang w:val="en-US"/>
         </w:rPr>
-        <w:t>@echo off</w:t>
+        <w:t>e</w:t>
+      </w:r>
+      <w:r>
+        <w:rPr>
+          <w:lang w:val="en-US"/>
+        </w:rPr>
+        <w:t>cho /?</w:t>
       </w:r>
     </w:p>
     <w:p>
@@ -4158,13 +4177,7 @@
         <w:rPr>
           <w:lang w:val="en-US"/>
         </w:rPr>
-        <w:t>In Thứ Gì Đó</w:t>
-      </w:r>
-      <w:r>
-        <w:rPr>
-          <w:lang w:val="en-US"/>
-        </w:rPr>
-        <w:t xml:space="preserve"> Và Xuống Dòng?</w:t>
+        <w:t>Show Địa Chỉ IP Của Máy?</w:t>
       </w:r>
     </w:p>
     <w:p>
@@ -4185,127 +4198,31 @@
         <w:rPr>
           <w:lang w:val="en-US"/>
         </w:rPr>
-        <w:t>e</w:t>
-      </w:r>
-      <w:r>
-        <w:rPr>
-          <w:lang w:val="en-US"/>
-        </w:rPr>
-        <w:t xml:space="preserve">cho </w:t>
-      </w:r>
-      <w:r>
-        <w:rPr>
-          <w:lang w:val="en-US"/>
-        </w:rPr>
-        <w:t>&lt;Dòng Văn Bản&gt;</w:t>
-      </w:r>
-    </w:p>
-    <w:p>
-      <w:pPr>
-        <w:pStyle w:val="ListParagraph"/>
-        <w:numPr>
-          <w:ilvl w:val="0"/>
-          <w:numId w:val="3"/>
-        </w:numPr>
-        <w:rPr>
-          <w:lang w:val="en-US"/>
-        </w:rPr>
-      </w:pPr>
-      <w:r>
-        <w:rPr>
-          <w:lang w:val="en-US"/>
-        </w:rPr>
-        <w:t>Lưu ý sẽ in luôn mấy dấ</w:t>
-      </w:r>
-      <w:r>
-        <w:rPr>
-          <w:lang w:val="en-US"/>
-        </w:rPr>
-        <w:t>u “ “</w:t>
-      </w:r>
-      <w:r>
-        <w:rPr>
-          <w:lang w:val="en-US"/>
-        </w:rPr>
-        <w:t xml:space="preserve"> ở cuối</w:t>
-      </w:r>
-      <w:r>
-        <w:rPr>
-          <w:lang w:val="en-US"/>
-        </w:rPr>
-        <w:t xml:space="preserve"> </w:t>
-      </w:r>
-      <w:r>
-        <w:rPr>
-          <w:lang w:val="en-US"/>
-        </w:rPr>
-        <w:t>&lt;Dòng Văn Bản&gt; nếu có</w:t>
-      </w:r>
-    </w:p>
-    <w:p>
-      <w:pPr>
-        <w:pStyle w:val="ListParagraph"/>
-        <w:numPr>
-          <w:ilvl w:val="0"/>
-          <w:numId w:val="3"/>
-        </w:numPr>
-        <w:rPr>
-          <w:lang w:val="en-US"/>
-        </w:rPr>
-      </w:pPr>
-      <w:r>
-        <w:rPr>
-          <w:lang w:val="en-US"/>
-        </w:rPr>
-        <w:t>Nếu &lt;Dòng Văn Bản&gt; không có gì ngoài dấu “ “ thì sẽ in ra “ECHO is on.”</w:t>
-      </w:r>
-    </w:p>
-    <w:p>
-      <w:pPr>
-        <w:pStyle w:val="ListParagraph"/>
-        <w:numPr>
-          <w:ilvl w:val="0"/>
-          <w:numId w:val="3"/>
-        </w:numPr>
-        <w:rPr>
-          <w:lang w:val="en-US"/>
-        </w:rPr>
-      </w:pPr>
-      <w:r>
-        <w:rPr>
-          <w:lang w:val="en-US"/>
-        </w:rPr>
-        <w:t>Ví dụ</w:t>
-      </w:r>
-    </w:p>
-    <w:p>
-      <w:pPr>
-        <w:pStyle w:val="ListParagraph"/>
-        <w:numPr>
-          <w:ilvl w:val="0"/>
-          <w:numId w:val="3"/>
-        </w:numPr>
-        <w:rPr>
-          <w:lang w:val="en-US"/>
-        </w:rPr>
-      </w:pPr>
-      <w:r>
-        <w:rPr>
-          <w:lang w:val="en-US"/>
-        </w:rPr>
-        <w:t>Biến có tên “bien” có giá trị là “haha”,</w:t>
-      </w:r>
-      <w:r>
-        <w:rPr>
-          <w:lang w:val="en-US"/>
-        </w:rPr>
-        <w:t xml:space="preserve"> biến có tên %bien% có tên “huhu”,</w:t>
-      </w:r>
-      <w:r>
-        <w:rPr>
-          <w:lang w:val="en-US"/>
-        </w:rPr>
-        <w:t xml:space="preserve"> biến có tên “haha” có giá trị là “4”</w:t>
+        <w:t>i</w:t>
+      </w:r>
+      <w:r>
+        <w:rPr>
+          <w:lang w:val="en-US"/>
+        </w:rPr>
+        <w:t>pconfig</w:t>
+      </w:r>
+    </w:p>
+    <w:p>
+      <w:pPr>
+        <w:pStyle w:val="ListParagraph"/>
+        <w:numPr>
+          <w:ilvl w:val="0"/>
+          <w:numId w:val="3"/>
+        </w:numPr>
+        <w:rPr>
+          <w:lang w:val="en-US"/>
+        </w:rPr>
+      </w:pPr>
+      <w:r>
+        <w:rPr>
+          <w:lang w:val="en-US"/>
+        </w:rPr>
+        <w:t>Nếu muốn Show tất cả, kể cả địa chỉ MAC</w:t>
       </w:r>
     </w:p>
     <w:p>
@@ -4326,13 +4243,31 @@
         <w:rPr>
           <w:lang w:val="en-US"/>
         </w:rPr>
-        <w:t>e</w:t>
-      </w:r>
-      <w:r>
-        <w:rPr>
-          <w:lang w:val="en-US"/>
-        </w:rPr>
-        <w:t>cho foo bar 123</w:t>
+        <w:t>i</w:t>
+      </w:r>
+      <w:r>
+        <w:rPr>
+          <w:lang w:val="en-US"/>
+        </w:rPr>
+        <w:t>pconfig /all</w:t>
+      </w:r>
+    </w:p>
+    <w:p>
+      <w:pPr>
+        <w:pStyle w:val="ListParagraph"/>
+        <w:numPr>
+          <w:ilvl w:val="0"/>
+          <w:numId w:val="7"/>
+        </w:numPr>
+        <w:rPr>
+          <w:lang w:val="en-US"/>
+        </w:rPr>
+      </w:pPr>
+      <w:r>
+        <w:rPr>
+          <w:lang w:val="en-US"/>
+        </w:rPr>
+        <w:t>Show Các Kết Nối Của Máy Dưới Dạng Địa Chỉ IP Và Số Port?</w:t>
       </w:r>
     </w:p>
     <w:p>
@@ -4353,25 +4288,73 @@
         <w:rPr>
           <w:lang w:val="en-US"/>
         </w:rPr>
-        <w:t>echo %%bien%% def</w:t>
-      </w:r>
-    </w:p>
-    <w:p>
-      <w:pPr>
-        <w:pStyle w:val="ListParagraph"/>
-        <w:numPr>
-          <w:ilvl w:val="0"/>
-          <w:numId w:val="3"/>
-        </w:numPr>
-        <w:rPr>
-          <w:lang w:val="en-US"/>
-        </w:rPr>
-      </w:pPr>
-      <w:r>
-        <w:rPr>
-          <w:lang w:val="en-US"/>
-        </w:rPr>
-        <w:t>Màn hình CMD</w:t>
+        <w:t xml:space="preserve">netstat </w:t>
+      </w:r>
+      <w:r>
+        <w:rPr>
+          <w:lang w:val="en-US"/>
+        </w:rPr>
+        <w:t>-</w:t>
+      </w:r>
+      <w:r>
+        <w:rPr>
+          <w:lang w:val="en-US"/>
+        </w:rPr>
+        <w:t>n</w:t>
+      </w:r>
+    </w:p>
+    <w:p>
+      <w:pPr>
+        <w:pStyle w:val="ListParagraph"/>
+        <w:numPr>
+          <w:ilvl w:val="0"/>
+          <w:numId w:val="3"/>
+        </w:numPr>
+        <w:rPr>
+          <w:lang w:val="en-US"/>
+        </w:rPr>
+      </w:pPr>
+      <w:r>
+        <w:rPr>
+          <w:lang w:val="en-US"/>
+        </w:rPr>
+        <w:t>Local Address là địa chỉ IP của máy tính bạn cùng với Port tương ứng</w:t>
+      </w:r>
+    </w:p>
+    <w:p>
+      <w:pPr>
+        <w:pStyle w:val="ListParagraph"/>
+        <w:numPr>
+          <w:ilvl w:val="0"/>
+          <w:numId w:val="3"/>
+        </w:numPr>
+        <w:rPr>
+          <w:lang w:val="en-US"/>
+        </w:rPr>
+      </w:pPr>
+      <w:r>
+        <w:rPr>
+          <w:lang w:val="en-US"/>
+        </w:rPr>
+        <w:t>Foreign Address là địa chỉ IP của nơi đang được kết nối  cùng với Port tương ứng</w:t>
+      </w:r>
+    </w:p>
+    <w:p>
+      <w:pPr>
+        <w:pStyle w:val="ListParagraph"/>
+        <w:numPr>
+          <w:ilvl w:val="0"/>
+          <w:numId w:val="7"/>
+        </w:numPr>
+        <w:rPr>
+          <w:lang w:val="en-US"/>
+        </w:rPr>
+      </w:pPr>
+      <w:r>
+        <w:rPr>
+          <w:lang w:val="en-US"/>
+        </w:rPr>
+        <w:t>Không Muốn Hiện Câu Lệnh Trong Tệp Lên CMD?</w:t>
       </w:r>
     </w:p>
     <w:p>
@@ -4392,7 +4375,31 @@
         <w:rPr>
           <w:lang w:val="en-US"/>
         </w:rPr>
-        <w:t>foo bar 123</w:t>
+        <w:t>@echo off</w:t>
+      </w:r>
+    </w:p>
+    <w:p>
+      <w:pPr>
+        <w:pStyle w:val="ListParagraph"/>
+        <w:numPr>
+          <w:ilvl w:val="0"/>
+          <w:numId w:val="7"/>
+        </w:numPr>
+        <w:rPr>
+          <w:lang w:val="en-US"/>
+        </w:rPr>
+      </w:pPr>
+      <w:r>
+        <w:rPr>
+          <w:lang w:val="en-US"/>
+        </w:rPr>
+        <w:t>In Thứ Gì Đó</w:t>
+      </w:r>
+      <w:r>
+        <w:rPr>
+          <w:lang w:val="en-US"/>
+        </w:rPr>
+        <w:t xml:space="preserve"> Và Xuống Dòng?</w:t>
       </w:r>
     </w:p>
     <w:p>
@@ -4413,25 +4420,127 @@
         <w:rPr>
           <w:lang w:val="en-US"/>
         </w:rPr>
-        <w:t>%haha% def</w:t>
-      </w:r>
-    </w:p>
-    <w:p>
-      <w:pPr>
-        <w:pStyle w:val="ListParagraph"/>
-        <w:numPr>
-          <w:ilvl w:val="0"/>
-          <w:numId w:val="7"/>
-        </w:numPr>
-        <w:rPr>
-          <w:lang w:val="en-US"/>
-        </w:rPr>
-      </w:pPr>
-      <w:r>
-        <w:rPr>
-          <w:lang w:val="en-US"/>
-        </w:rPr>
-        <w:t>Không Muốn In Gì Hết Chỉ Muốn Xuống Dòng?</w:t>
+        <w:t>e</w:t>
+      </w:r>
+      <w:r>
+        <w:rPr>
+          <w:lang w:val="en-US"/>
+        </w:rPr>
+        <w:t xml:space="preserve">cho </w:t>
+      </w:r>
+      <w:r>
+        <w:rPr>
+          <w:lang w:val="en-US"/>
+        </w:rPr>
+        <w:t>&lt;Dòng Văn Bản&gt;</w:t>
+      </w:r>
+    </w:p>
+    <w:p>
+      <w:pPr>
+        <w:pStyle w:val="ListParagraph"/>
+        <w:numPr>
+          <w:ilvl w:val="0"/>
+          <w:numId w:val="3"/>
+        </w:numPr>
+        <w:rPr>
+          <w:lang w:val="en-US"/>
+        </w:rPr>
+      </w:pPr>
+      <w:r>
+        <w:rPr>
+          <w:lang w:val="en-US"/>
+        </w:rPr>
+        <w:t>Lưu ý sẽ in luôn mấy dấ</w:t>
+      </w:r>
+      <w:r>
+        <w:rPr>
+          <w:lang w:val="en-US"/>
+        </w:rPr>
+        <w:t>u “ “</w:t>
+      </w:r>
+      <w:r>
+        <w:rPr>
+          <w:lang w:val="en-US"/>
+        </w:rPr>
+        <w:t xml:space="preserve"> ở cuối</w:t>
+      </w:r>
+      <w:r>
+        <w:rPr>
+          <w:lang w:val="en-US"/>
+        </w:rPr>
+        <w:t xml:space="preserve"> </w:t>
+      </w:r>
+      <w:r>
+        <w:rPr>
+          <w:lang w:val="en-US"/>
+        </w:rPr>
+        <w:t>&lt;Dòng Văn Bản&gt; nếu có</w:t>
+      </w:r>
+    </w:p>
+    <w:p>
+      <w:pPr>
+        <w:pStyle w:val="ListParagraph"/>
+        <w:numPr>
+          <w:ilvl w:val="0"/>
+          <w:numId w:val="3"/>
+        </w:numPr>
+        <w:rPr>
+          <w:lang w:val="en-US"/>
+        </w:rPr>
+      </w:pPr>
+      <w:r>
+        <w:rPr>
+          <w:lang w:val="en-US"/>
+        </w:rPr>
+        <w:t>Nếu &lt;Dòng Văn Bản&gt; không có gì ngoài dấu “ “ thì sẽ in ra “ECHO is on.”</w:t>
+      </w:r>
+    </w:p>
+    <w:p>
+      <w:pPr>
+        <w:pStyle w:val="ListParagraph"/>
+        <w:numPr>
+          <w:ilvl w:val="0"/>
+          <w:numId w:val="3"/>
+        </w:numPr>
+        <w:rPr>
+          <w:lang w:val="en-US"/>
+        </w:rPr>
+      </w:pPr>
+      <w:r>
+        <w:rPr>
+          <w:lang w:val="en-US"/>
+        </w:rPr>
+        <w:t>Ví dụ</w:t>
+      </w:r>
+    </w:p>
+    <w:p>
+      <w:pPr>
+        <w:pStyle w:val="ListParagraph"/>
+        <w:numPr>
+          <w:ilvl w:val="0"/>
+          <w:numId w:val="3"/>
+        </w:numPr>
+        <w:rPr>
+          <w:lang w:val="en-US"/>
+        </w:rPr>
+      </w:pPr>
+      <w:r>
+        <w:rPr>
+          <w:lang w:val="en-US"/>
+        </w:rPr>
+        <w:t>Biến có tên “bien” có giá trị là “haha”,</w:t>
+      </w:r>
+      <w:r>
+        <w:rPr>
+          <w:lang w:val="en-US"/>
+        </w:rPr>
+        <w:t xml:space="preserve"> biến có tên %bien% có tên “huhu”,</w:t>
+      </w:r>
+      <w:r>
+        <w:rPr>
+          <w:lang w:val="en-US"/>
+        </w:rPr>
+        <w:t xml:space="preserve"> biến có tên “haha” có giá trị là “4”</w:t>
       </w:r>
     </w:p>
     <w:p>
@@ -4452,25 +4561,13 @@
         <w:rPr>
           <w:lang w:val="en-US"/>
         </w:rPr>
-        <w:t>echo.</w:t>
-      </w:r>
-    </w:p>
-    <w:p>
-      <w:pPr>
-        <w:pStyle w:val="ListParagraph"/>
-        <w:numPr>
-          <w:ilvl w:val="0"/>
-          <w:numId w:val="7"/>
-        </w:numPr>
-        <w:rPr>
-          <w:lang w:val="en-US"/>
-        </w:rPr>
-      </w:pPr>
-      <w:r>
-        <w:rPr>
-          <w:lang w:val="en-US"/>
-        </w:rPr>
-        <w:t>Tạm Ngưng Chương Trình Cho Đến Khi Có Phím Được Nhấn?</w:t>
+        <w:t>e</w:t>
+      </w:r>
+      <w:r>
+        <w:rPr>
+          <w:lang w:val="en-US"/>
+        </w:rPr>
+        <w:t>cho foo bar 123</w:t>
       </w:r>
     </w:p>
     <w:p>
@@ -4491,49 +4588,25 @@
         <w:rPr>
           <w:lang w:val="en-US"/>
         </w:rPr>
-        <w:t>p</w:t>
-      </w:r>
-      <w:r>
-        <w:rPr>
-          <w:lang w:val="en-US"/>
-        </w:rPr>
-        <w:t>ause</w:t>
-      </w:r>
-    </w:p>
-    <w:p>
-      <w:pPr>
-        <w:pStyle w:val="ListParagraph"/>
-        <w:numPr>
-          <w:ilvl w:val="0"/>
-          <w:numId w:val="7"/>
-        </w:numPr>
-        <w:rPr>
-          <w:lang w:val="en-US"/>
-        </w:rPr>
-      </w:pPr>
-      <w:r>
-        <w:rPr>
-          <w:lang w:val="en-US"/>
-        </w:rPr>
-        <w:t>Xóa Hết Tất Cả Những Gì In Trên Màn Hình CMD?</w:t>
-      </w:r>
-    </w:p>
-    <w:p>
-      <w:pPr>
-        <w:pStyle w:val="ListParagraph"/>
-        <w:numPr>
-          <w:ilvl w:val="0"/>
-          <w:numId w:val="3"/>
-        </w:numPr>
-        <w:rPr>
-          <w:lang w:val="en-US"/>
-        </w:rPr>
-      </w:pPr>
-      <w:r>
-        <w:rPr>
-          <w:lang w:val="en-US"/>
-        </w:rPr>
-        <w:t>Câu lệnh này sẽ xóa hết Buffer</w:t>
+        <w:t>echo %%bien%% def</w:t>
+      </w:r>
+    </w:p>
+    <w:p>
+      <w:pPr>
+        <w:pStyle w:val="ListParagraph"/>
+        <w:numPr>
+          <w:ilvl w:val="0"/>
+          <w:numId w:val="3"/>
+        </w:numPr>
+        <w:rPr>
+          <w:lang w:val="en-US"/>
+        </w:rPr>
+      </w:pPr>
+      <w:r>
+        <w:rPr>
+          <w:lang w:val="en-US"/>
+        </w:rPr>
+        <w:t>Màn hình CMD</w:t>
       </w:r>
     </w:p>
     <w:p>
@@ -4554,31 +4627,7 @@
         <w:rPr>
           <w:lang w:val="en-US"/>
         </w:rPr>
-        <w:t>c</w:t>
-      </w:r>
-      <w:r>
-        <w:rPr>
-          <w:lang w:val="en-US"/>
-        </w:rPr>
-        <w:t>ls</w:t>
-      </w:r>
-    </w:p>
-    <w:p>
-      <w:pPr>
-        <w:pStyle w:val="ListParagraph"/>
-        <w:numPr>
-          <w:ilvl w:val="0"/>
-          <w:numId w:val="7"/>
-        </w:numPr>
-        <w:rPr>
-          <w:lang w:val="en-US"/>
-        </w:rPr>
-      </w:pPr>
-      <w:r>
-        <w:rPr>
-          <w:lang w:val="en-US"/>
-        </w:rPr>
-        <w:t>Nhảy Từ Dòng Code Này Sang Dòng Code Khác Và Bỏ Qua Code Ở Giữa?</w:t>
+        <w:t>foo bar 123</w:t>
       </w:r>
     </w:p>
     <w:p>
@@ -4599,13 +4648,26 @@
         <w:rPr>
           <w:lang w:val="en-US"/>
         </w:rPr>
-        <w:t>g</w:t>
-      </w:r>
-      <w:r>
-        <w:rPr>
-          <w:lang w:val="en-US"/>
-        </w:rPr>
-        <w:t>oto &lt;Mốc&gt;</w:t>
+        <w:lastRenderedPageBreak/>
+        <w:t>%haha% def</w:t>
+      </w:r>
+    </w:p>
+    <w:p>
+      <w:pPr>
+        <w:pStyle w:val="ListParagraph"/>
+        <w:numPr>
+          <w:ilvl w:val="0"/>
+          <w:numId w:val="7"/>
+        </w:numPr>
+        <w:rPr>
+          <w:lang w:val="en-US"/>
+        </w:rPr>
+      </w:pPr>
+      <w:r>
+        <w:rPr>
+          <w:lang w:val="en-US"/>
+        </w:rPr>
+        <w:t>Không Muốn In Gì Hết Chỉ Muốn Xuống Dòng?</w:t>
       </w:r>
     </w:p>
     <w:p>
@@ -4626,7 +4688,25 @@
         <w:rPr>
           <w:lang w:val="en-US"/>
         </w:rPr>
-        <w:t>&lt;Code Ở Giữa&gt;</w:t>
+        <w:t>echo.</w:t>
+      </w:r>
+    </w:p>
+    <w:p>
+      <w:pPr>
+        <w:pStyle w:val="ListParagraph"/>
+        <w:numPr>
+          <w:ilvl w:val="0"/>
+          <w:numId w:val="7"/>
+        </w:numPr>
+        <w:rPr>
+          <w:lang w:val="en-US"/>
+        </w:rPr>
+      </w:pPr>
+      <w:r>
+        <w:rPr>
+          <w:lang w:val="en-US"/>
+        </w:rPr>
+        <w:t>Tạm Ngưng Chương Trình Cho Đến Khi Có Phím Được Nhấn?</w:t>
       </w:r>
     </w:p>
     <w:p>
@@ -4647,44 +4727,31 @@
         <w:rPr>
           <w:lang w:val="en-US"/>
         </w:rPr>
-        <w:t>&lt;Mốc&gt;</w:t>
-      </w:r>
-    </w:p>
-    <w:p>
-      <w:pPr>
-        <w:pStyle w:val="ListParagraph"/>
-        <w:numPr>
-          <w:ilvl w:val="0"/>
-          <w:numId w:val="3"/>
-        </w:numPr>
-        <w:rPr>
-          <w:lang w:val="en-US"/>
-        </w:rPr>
-      </w:pPr>
-      <w:r>
-        <w:rPr>
-          <w:lang w:val="en-US"/>
-        </w:rPr>
-        <w:t>Mốc là 1 chuỗi bất kì</w:t>
-      </w:r>
-    </w:p>
-    <w:p>
-      <w:pPr>
-        <w:pStyle w:val="ListParagraph"/>
-        <w:numPr>
-          <w:ilvl w:val="0"/>
-          <w:numId w:val="3"/>
-        </w:numPr>
-        <w:rPr>
-          <w:lang w:val="en-US"/>
-        </w:rPr>
-      </w:pPr>
-      <w:r>
-        <w:rPr>
-          <w:lang w:val="en-US"/>
-        </w:rPr>
-        <w:lastRenderedPageBreak/>
-        <w:t>Ví dụ</w:t>
+        <w:t>p</w:t>
+      </w:r>
+      <w:r>
+        <w:rPr>
+          <w:lang w:val="en-US"/>
+        </w:rPr>
+        <w:t>ause</w:t>
+      </w:r>
+    </w:p>
+    <w:p>
+      <w:pPr>
+        <w:pStyle w:val="ListParagraph"/>
+        <w:numPr>
+          <w:ilvl w:val="0"/>
+          <w:numId w:val="7"/>
+        </w:numPr>
+        <w:rPr>
+          <w:lang w:val="en-US"/>
+        </w:rPr>
+      </w:pPr>
+      <w:r>
+        <w:rPr>
+          <w:lang w:val="en-US"/>
+        </w:rPr>
+        <w:t>Tạm Ngưng Chương Trình Trong Vài Giây?</w:t>
       </w:r>
     </w:p>
     <w:p>
@@ -4705,7 +4772,61 @@
         <w:rPr>
           <w:lang w:val="en-US"/>
         </w:rPr>
-        <w:t>echo start</w:t>
+        <w:t>timeout /t &lt;Số Giây&gt; /nobreak &gt;nul</w:t>
+      </w:r>
+    </w:p>
+    <w:p>
+      <w:pPr>
+        <w:pStyle w:val="ListParagraph"/>
+        <w:numPr>
+          <w:ilvl w:val="0"/>
+          <w:numId w:val="3"/>
+        </w:numPr>
+        <w:rPr>
+          <w:lang w:val="en-US"/>
+        </w:rPr>
+      </w:pPr>
+      <w:r>
+        <w:rPr>
+          <w:lang w:val="en-US"/>
+        </w:rPr>
+        <w:t>&lt;Số Giây&gt; phải là số nguyên dương</w:t>
+      </w:r>
+    </w:p>
+    <w:p>
+      <w:pPr>
+        <w:pStyle w:val="ListParagraph"/>
+        <w:numPr>
+          <w:ilvl w:val="0"/>
+          <w:numId w:val="7"/>
+        </w:numPr>
+        <w:rPr>
+          <w:lang w:val="en-US"/>
+        </w:rPr>
+      </w:pPr>
+      <w:r>
+        <w:rPr>
+          <w:lang w:val="en-US"/>
+        </w:rPr>
+        <w:t>Xóa Hết Tất Cả Những Gì In Trên Màn Hình CMD?</w:t>
+      </w:r>
+    </w:p>
+    <w:p>
+      <w:pPr>
+        <w:pStyle w:val="ListParagraph"/>
+        <w:numPr>
+          <w:ilvl w:val="0"/>
+          <w:numId w:val="3"/>
+        </w:numPr>
+        <w:rPr>
+          <w:lang w:val="en-US"/>
+        </w:rPr>
+      </w:pPr>
+      <w:r>
+        <w:rPr>
+          <w:lang w:val="en-US"/>
+        </w:rPr>
+        <w:t>Câu lệnh này sẽ xóa hết Buffer</w:t>
       </w:r>
     </w:p>
     <w:p>
@@ -4722,6 +4843,36 @@
           <w:lang w:val="en-US"/>
         </w:rPr>
       </w:pPr>
+      <w:r>
+        <w:rPr>
+          <w:lang w:val="en-US"/>
+        </w:rPr>
+        <w:t>c</w:t>
+      </w:r>
+      <w:r>
+        <w:rPr>
+          <w:lang w:val="en-US"/>
+        </w:rPr>
+        <w:t>ls</w:t>
+      </w:r>
+    </w:p>
+    <w:p>
+      <w:pPr>
+        <w:pStyle w:val="ListParagraph"/>
+        <w:numPr>
+          <w:ilvl w:val="0"/>
+          <w:numId w:val="7"/>
+        </w:numPr>
+        <w:rPr>
+          <w:lang w:val="en-US"/>
+        </w:rPr>
+      </w:pPr>
+      <w:r>
+        <w:rPr>
+          <w:lang w:val="en-US"/>
+        </w:rPr>
+        <w:t>Nhảy Từ Dòng Code Này Sang Dòng Code Khác Và Bỏ Qua Code Ở Giữa?</w:t>
+      </w:r>
     </w:p>
     <w:p>
       <w:pPr>
@@ -4741,7 +4892,13 @@
         <w:rPr>
           <w:lang w:val="en-US"/>
         </w:rPr>
-        <w:t>goto foo bar</w:t>
+        <w:t>g</w:t>
+      </w:r>
+      <w:r>
+        <w:rPr>
+          <w:lang w:val="en-US"/>
+        </w:rPr>
+        <w:t>oto &lt;Mốc&gt;</w:t>
       </w:r>
     </w:p>
     <w:p>
@@ -4758,6 +4915,12 @@
           <w:lang w:val="en-US"/>
         </w:rPr>
       </w:pPr>
+      <w:r>
+        <w:rPr>
+          <w:lang w:val="en-US"/>
+        </w:rPr>
+        <w:t>&lt;Code Ở Giữa&gt;</w:t>
+      </w:r>
     </w:p>
     <w:p>
       <w:pPr>
@@ -4777,7 +4940,43 @@
         <w:rPr>
           <w:lang w:val="en-US"/>
         </w:rPr>
-        <w:t>echo hi</w:t>
+        <w:t>&lt;Mốc&gt;</w:t>
+      </w:r>
+    </w:p>
+    <w:p>
+      <w:pPr>
+        <w:pStyle w:val="ListParagraph"/>
+        <w:numPr>
+          <w:ilvl w:val="0"/>
+          <w:numId w:val="3"/>
+        </w:numPr>
+        <w:rPr>
+          <w:lang w:val="en-US"/>
+        </w:rPr>
+      </w:pPr>
+      <w:r>
+        <w:rPr>
+          <w:lang w:val="en-US"/>
+        </w:rPr>
+        <w:t>Mốc là 1 chuỗi bất kì</w:t>
+      </w:r>
+    </w:p>
+    <w:p>
+      <w:pPr>
+        <w:pStyle w:val="ListParagraph"/>
+        <w:numPr>
+          <w:ilvl w:val="0"/>
+          <w:numId w:val="3"/>
+        </w:numPr>
+        <w:rPr>
+          <w:lang w:val="en-US"/>
+        </w:rPr>
+      </w:pPr>
+      <w:r>
+        <w:rPr>
+          <w:lang w:val="en-US"/>
+        </w:rPr>
+        <w:t>Ví dụ</w:t>
       </w:r>
     </w:p>
     <w:p>
@@ -4798,7 +4997,7 @@
         <w:rPr>
           <w:lang w:val="en-US"/>
         </w:rPr>
-        <w:t>echo hello</w:t>
+        <w:t>echo start</w:t>
       </w:r>
     </w:p>
     <w:p>
@@ -4834,7 +5033,7 @@
         <w:rPr>
           <w:lang w:val="en-US"/>
         </w:rPr>
-        <w:t>:foo bar</w:t>
+        <w:t>goto foo bar</w:t>
       </w:r>
     </w:p>
     <w:p>
@@ -4870,25 +5069,7 @@
         <w:rPr>
           <w:lang w:val="en-US"/>
         </w:rPr>
-        <w:t>echo end</w:t>
-      </w:r>
-    </w:p>
-    <w:p>
-      <w:pPr>
-        <w:pStyle w:val="ListParagraph"/>
-        <w:numPr>
-          <w:ilvl w:val="0"/>
-          <w:numId w:val="3"/>
-        </w:numPr>
-        <w:rPr>
-          <w:lang w:val="en-US"/>
-        </w:rPr>
-      </w:pPr>
-      <w:r>
-        <w:rPr>
-          <w:lang w:val="en-US"/>
-        </w:rPr>
-        <w:t>Màn hình CMD</w:t>
+        <w:t>echo hi</w:t>
       </w:r>
     </w:p>
     <w:p>
@@ -4909,7 +5090,7 @@
         <w:rPr>
           <w:lang w:val="en-US"/>
         </w:rPr>
-        <w:t>start</w:t>
+        <w:t>echo hello</w:t>
       </w:r>
     </w:p>
     <w:p>
@@ -4926,30 +5107,6 @@
           <w:lang w:val="en-US"/>
         </w:rPr>
       </w:pPr>
-      <w:r>
-        <w:rPr>
-          <w:lang w:val="en-US"/>
-        </w:rPr>
-        <w:t>end</w:t>
-      </w:r>
-    </w:p>
-    <w:p>
-      <w:pPr>
-        <w:pStyle w:val="ListParagraph"/>
-        <w:numPr>
-          <w:ilvl w:val="0"/>
-          <w:numId w:val="7"/>
-        </w:numPr>
-        <w:rPr>
-          <w:lang w:val="en-US"/>
-        </w:rPr>
-      </w:pPr>
-      <w:r>
-        <w:rPr>
-          <w:lang w:val="en-US"/>
-        </w:rPr>
-        <w:t>Gán Giá Trị Cho 1 Biến?</w:t>
-      </w:r>
     </w:p>
     <w:p>
       <w:pPr>
@@ -4969,91 +5126,7 @@
         <w:rPr>
           <w:lang w:val="en-US"/>
         </w:rPr>
-        <w:t>s</w:t>
-      </w:r>
-      <w:r>
-        <w:rPr>
-          <w:lang w:val="en-US"/>
-        </w:rPr>
-        <w:t>et &lt;Biến&gt;=&lt;Giá Trị&gt;</w:t>
-      </w:r>
-    </w:p>
-    <w:p>
-      <w:pPr>
-        <w:pStyle w:val="ListParagraph"/>
-        <w:numPr>
-          <w:ilvl w:val="0"/>
-          <w:numId w:val="3"/>
-        </w:numPr>
-        <w:rPr>
-          <w:lang w:val="en-US"/>
-        </w:rPr>
-      </w:pPr>
-      <w:r>
-        <w:rPr>
-          <w:lang w:val="en-US"/>
-        </w:rPr>
-        <w:t>&lt;</w:t>
-      </w:r>
-      <w:r>
-        <w:rPr>
-          <w:lang w:val="en-US"/>
-        </w:rPr>
-        <w:t xml:space="preserve">Biến&gt; và &lt;Giá Trị&gt; đều là chuỗi </w:t>
-      </w:r>
-      <w:r>
-        <w:rPr>
-          <w:lang w:val="en-US"/>
-        </w:rPr>
-        <w:t>thuần túy</w:t>
-      </w:r>
-      <w:r>
-        <w:rPr>
-          <w:lang w:val="en-US"/>
-        </w:rPr>
-        <w:t xml:space="preserve"> tính luôn dấu cách,</w:t>
-      </w:r>
-      <w:r>
-        <w:rPr>
-          <w:lang w:val="en-US"/>
-        </w:rPr>
-        <w:t xml:space="preserve"> không có nội suy biến</w:t>
-      </w:r>
-    </w:p>
-    <w:p>
-      <w:pPr>
-        <w:pStyle w:val="ListParagraph"/>
-        <w:numPr>
-          <w:ilvl w:val="0"/>
-          <w:numId w:val="3"/>
-        </w:numPr>
-        <w:rPr>
-          <w:lang w:val="en-US"/>
-        </w:rPr>
-      </w:pPr>
-      <w:r>
-        <w:rPr>
-          <w:lang w:val="en-US"/>
-        </w:rPr>
-        <w:t>Ví dụ</w:t>
-      </w:r>
-    </w:p>
-    <w:p>
-      <w:pPr>
-        <w:pStyle w:val="ListParagraph"/>
-        <w:numPr>
-          <w:ilvl w:val="0"/>
-          <w:numId w:val="3"/>
-        </w:numPr>
-        <w:rPr>
-          <w:lang w:val="en-US"/>
-        </w:rPr>
-      </w:pPr>
-      <w:r>
-        <w:rPr>
-          <w:lang w:val="en-US"/>
-        </w:rPr>
-        <w:t>Biến có tên “%cuc%” có giá trị là “5”</w:t>
+        <w:t>:foo bar</w:t>
       </w:r>
     </w:p>
     <w:p>
@@ -5070,66 +5143,6 @@
           <w:lang w:val="en-US"/>
         </w:rPr>
       </w:pPr>
-      <w:r>
-        <w:rPr>
-          <w:lang w:val="en-US"/>
-        </w:rPr>
-        <w:t>s</w:t>
-      </w:r>
-      <w:r>
-        <w:rPr>
-          <w:lang w:val="en-US"/>
-        </w:rPr>
-        <w:t>et foo bar</w:t>
-      </w:r>
-      <w:r>
-        <w:rPr>
-          <w:lang w:val="en-US"/>
-        </w:rPr>
-        <w:t xml:space="preserve"> </w:t>
-      </w:r>
-      <w:r>
-        <w:rPr>
-          <w:lang w:val="en-US"/>
-        </w:rPr>
-        <w:t>=</w:t>
-      </w:r>
-      <w:r>
-        <w:rPr>
-          <w:lang w:val="en-US"/>
-        </w:rPr>
-        <w:t xml:space="preserve">  </w:t>
-      </w:r>
-      <w:r>
-        <w:rPr>
-          <w:lang w:val="en-US"/>
-        </w:rPr>
-        <w:t xml:space="preserve">an 1 </w:t>
-      </w:r>
-      <w:r>
-        <w:rPr>
-          <w:lang w:val="en-US"/>
-        </w:rPr>
-        <w:t>%</w:t>
-      </w:r>
-      <w:r>
-        <w:rPr>
-          <w:lang w:val="en-US"/>
-        </w:rPr>
-        <w:t>cuc</w:t>
-      </w:r>
-      <w:r>
-        <w:rPr>
-          <w:lang w:val="en-US"/>
-        </w:rPr>
-        <w:t>%</w:t>
-      </w:r>
-      <w:r>
-        <w:rPr>
-          <w:lang w:val="en-US"/>
-        </w:rPr>
-        <w:t xml:space="preserve"> cut</w:t>
-      </w:r>
     </w:p>
     <w:p>
       <w:pPr>
@@ -5149,25 +5162,7 @@
         <w:rPr>
           <w:lang w:val="en-US"/>
         </w:rPr>
-        <w:t>e</w:t>
-      </w:r>
-      <w:r>
-        <w:rPr>
-          <w:lang w:val="en-US"/>
-        </w:rPr>
-        <w:t>cho %foo bar</w:t>
-      </w:r>
-      <w:r>
-        <w:rPr>
-          <w:lang w:val="en-US"/>
-        </w:rPr>
-        <w:t xml:space="preserve"> </w:t>
-      </w:r>
-      <w:r>
-        <w:rPr>
-          <w:lang w:val="en-US"/>
-        </w:rPr>
-        <w:t>%</w:t>
+        <w:t>echo end</w:t>
       </w:r>
     </w:p>
     <w:p>
@@ -5206,61 +5201,7 @@
         <w:rPr>
           <w:lang w:val="en-US"/>
         </w:rPr>
-        <w:t xml:space="preserve">  </w:t>
-      </w:r>
-      <w:r>
-        <w:rPr>
-          <w:lang w:val="en-US"/>
-        </w:rPr>
-        <w:t xml:space="preserve">an 1 </w:t>
-      </w:r>
-      <w:r>
-        <w:rPr>
-          <w:lang w:val="en-US"/>
-        </w:rPr>
-        <w:t>%</w:t>
-      </w:r>
-      <w:r>
-        <w:rPr>
-          <w:lang w:val="en-US"/>
-        </w:rPr>
-        <w:t>cuc</w:t>
-      </w:r>
-      <w:r>
-        <w:rPr>
-          <w:lang w:val="en-US"/>
-        </w:rPr>
-        <w:t>%</w:t>
-      </w:r>
-      <w:r>
-        <w:rPr>
-          <w:lang w:val="en-US"/>
-        </w:rPr>
-        <w:t xml:space="preserve"> cut</w:t>
-      </w:r>
-    </w:p>
-    <w:p>
-      <w:pPr>
-        <w:pStyle w:val="ListParagraph"/>
-        <w:numPr>
-          <w:ilvl w:val="0"/>
-          <w:numId w:val="7"/>
-        </w:numPr>
-        <w:rPr>
-          <w:lang w:val="en-US"/>
-        </w:rPr>
-      </w:pPr>
-      <w:r>
-        <w:rPr>
-          <w:lang w:val="en-US"/>
-        </w:rPr>
-        <w:t xml:space="preserve">Gán </w:t>
-      </w:r>
-      <w:r>
-        <w:rPr>
-          <w:lang w:val="en-US"/>
-        </w:rPr>
-        <w:t>Giá Trị Cho 1 Biến Thông Qua Việc Hỏi Người Dùng Nhập Vào?</w:t>
+        <w:t>start</w:t>
       </w:r>
     </w:p>
     <w:p>
@@ -5281,73 +5222,25 @@
         <w:rPr>
           <w:lang w:val="en-US"/>
         </w:rPr>
-        <w:t>s</w:t>
-      </w:r>
-      <w:r>
-        <w:rPr>
-          <w:lang w:val="en-US"/>
-        </w:rPr>
-        <w:t>et /p &lt;Biến&gt;=&lt;Câu Hỏi&gt;</w:t>
-      </w:r>
-    </w:p>
-    <w:p>
-      <w:pPr>
-        <w:pStyle w:val="ListParagraph"/>
-        <w:numPr>
-          <w:ilvl w:val="0"/>
-          <w:numId w:val="3"/>
-        </w:numPr>
-        <w:rPr>
-          <w:lang w:val="en-US"/>
-        </w:rPr>
-      </w:pPr>
-      <w:r>
-        <w:rPr>
-          <w:lang w:val="en-US"/>
-        </w:rPr>
-        <w:t>&lt;Biến&gt; và &lt;Giá Trị&gt; đều là chuỗi thuần túy không có nội suy biến</w:t>
-      </w:r>
-      <w:r>
-        <w:rPr>
-          <w:lang w:val="en-US"/>
-        </w:rPr>
-        <w:t>, &lt;Biến&gt; thì tính luôn tất cả dấu cách đằng sau trước dấu “=”, &lt;Câu Hỏi&gt; thì loại bỏ tất cả dấu cách đằng trước sau dấu “=”</w:t>
-      </w:r>
-    </w:p>
-    <w:p>
-      <w:pPr>
-        <w:pStyle w:val="ListParagraph"/>
-        <w:numPr>
-          <w:ilvl w:val="0"/>
-          <w:numId w:val="3"/>
-        </w:numPr>
-        <w:rPr>
-          <w:lang w:val="en-US"/>
-        </w:rPr>
-      </w:pPr>
-      <w:r>
-        <w:rPr>
-          <w:lang w:val="en-US"/>
-        </w:rPr>
-        <w:t>Trên màn hình CMD sẽ xuất hiện &lt;Câu Hỏi&gt; nhưng không xuống dòng, những gì bạn nhập tiếp theo trước khi nhấn Enter sẽ được lưu vào &lt;Biến&gt;</w:t>
-      </w:r>
-    </w:p>
-    <w:p>
-      <w:pPr>
-        <w:pStyle w:val="ListParagraph"/>
-        <w:numPr>
-          <w:ilvl w:val="0"/>
-          <w:numId w:val="3"/>
-        </w:numPr>
-        <w:rPr>
-          <w:lang w:val="en-US"/>
-        </w:rPr>
-      </w:pPr>
-      <w:r>
-        <w:rPr>
-          <w:lang w:val="en-US"/>
-        </w:rPr>
-        <w:t>Ví dụ</w:t>
+        <w:t>end</w:t>
+      </w:r>
+    </w:p>
+    <w:p>
+      <w:pPr>
+        <w:pStyle w:val="ListParagraph"/>
+        <w:numPr>
+          <w:ilvl w:val="0"/>
+          <w:numId w:val="7"/>
+        </w:numPr>
+        <w:rPr>
+          <w:lang w:val="en-US"/>
+        </w:rPr>
+      </w:pPr>
+      <w:r>
+        <w:rPr>
+          <w:lang w:val="en-US"/>
+        </w:rPr>
+        <w:t>Gán Giá Trị Cho 1 Biến?</w:t>
       </w:r>
     </w:p>
     <w:p>
@@ -5368,49 +5261,91 @@
         <w:rPr>
           <w:lang w:val="en-US"/>
         </w:rPr>
-        <w:t>set /p bar</w:t>
-      </w:r>
-      <w:r>
-        <w:rPr>
-          <w:lang w:val="en-US"/>
-        </w:rPr>
-        <w:t xml:space="preserve"> </w:t>
-      </w:r>
-      <w:r>
-        <w:rPr>
-          <w:lang w:val="en-US"/>
-        </w:rPr>
-        <w:t>=</w:t>
-      </w:r>
-      <w:r>
-        <w:rPr>
-          <w:lang w:val="en-US"/>
-        </w:rPr>
-        <w:t xml:space="preserve">  </w:t>
-      </w:r>
-      <w:r>
-        <w:rPr>
-          <w:lang w:val="en-US"/>
-        </w:rPr>
-        <w:t>Foo la gi 123?</w:t>
-      </w:r>
-    </w:p>
-    <w:p>
-      <w:pPr>
-        <w:pStyle w:val="ListParagraph"/>
-        <w:numPr>
-          <w:ilvl w:val="0"/>
-          <w:numId w:val="3"/>
-        </w:numPr>
-        <w:rPr>
-          <w:lang w:val="en-US"/>
-        </w:rPr>
-      </w:pPr>
-      <w:r>
-        <w:rPr>
-          <w:lang w:val="en-US"/>
-        </w:rPr>
-        <w:t>Màn hình CMD</w:t>
+        <w:t>s</w:t>
+      </w:r>
+      <w:r>
+        <w:rPr>
+          <w:lang w:val="en-US"/>
+        </w:rPr>
+        <w:t>et &lt;Biến&gt;=&lt;Giá Trị&gt;</w:t>
+      </w:r>
+    </w:p>
+    <w:p>
+      <w:pPr>
+        <w:pStyle w:val="ListParagraph"/>
+        <w:numPr>
+          <w:ilvl w:val="0"/>
+          <w:numId w:val="3"/>
+        </w:numPr>
+        <w:rPr>
+          <w:lang w:val="en-US"/>
+        </w:rPr>
+      </w:pPr>
+      <w:r>
+        <w:rPr>
+          <w:lang w:val="en-US"/>
+        </w:rPr>
+        <w:t>&lt;</w:t>
+      </w:r>
+      <w:r>
+        <w:rPr>
+          <w:lang w:val="en-US"/>
+        </w:rPr>
+        <w:t xml:space="preserve">Biến&gt; và &lt;Giá Trị&gt; đều là chuỗi </w:t>
+      </w:r>
+      <w:r>
+        <w:rPr>
+          <w:lang w:val="en-US"/>
+        </w:rPr>
+        <w:t>thuần túy</w:t>
+      </w:r>
+      <w:r>
+        <w:rPr>
+          <w:lang w:val="en-US"/>
+        </w:rPr>
+        <w:t xml:space="preserve"> tính luôn dấu cách,</w:t>
+      </w:r>
+      <w:r>
+        <w:rPr>
+          <w:lang w:val="en-US"/>
+        </w:rPr>
+        <w:t xml:space="preserve"> không có nội suy biến</w:t>
+      </w:r>
+    </w:p>
+    <w:p>
+      <w:pPr>
+        <w:pStyle w:val="ListParagraph"/>
+        <w:numPr>
+          <w:ilvl w:val="0"/>
+          <w:numId w:val="3"/>
+        </w:numPr>
+        <w:rPr>
+          <w:lang w:val="en-US"/>
+        </w:rPr>
+      </w:pPr>
+      <w:r>
+        <w:rPr>
+          <w:lang w:val="en-US"/>
+        </w:rPr>
+        <w:t>Ví dụ</w:t>
+      </w:r>
+    </w:p>
+    <w:p>
+      <w:pPr>
+        <w:pStyle w:val="ListParagraph"/>
+        <w:numPr>
+          <w:ilvl w:val="0"/>
+          <w:numId w:val="3"/>
+        </w:numPr>
+        <w:rPr>
+          <w:lang w:val="en-US"/>
+        </w:rPr>
+      </w:pPr>
+      <w:r>
+        <w:rPr>
+          <w:lang w:val="en-US"/>
+        </w:rPr>
+        <w:t>Biến có tên “%cuc%” có giá trị là “5”</w:t>
       </w:r>
     </w:p>
     <w:p>
@@ -5431,25 +5366,25 @@
         <w:rPr>
           <w:lang w:val="en-US"/>
         </w:rPr>
-        <w:t>Foo la gi 123?</w:t>
-      </w:r>
-    </w:p>
-    <w:p>
-      <w:pPr>
-        <w:pStyle w:val="ListParagraph"/>
-        <w:numPr>
-          <w:ilvl w:val="0"/>
-          <w:numId w:val="3"/>
-        </w:numPr>
-        <w:rPr>
-          <w:lang w:val="en-US"/>
-        </w:rPr>
-      </w:pPr>
-      <w:r>
-        <w:rPr>
-          <w:lang w:val="en-US"/>
-        </w:rPr>
-        <w:t>Bạn nhập “</w:t>
+        <w:t>s</w:t>
+      </w:r>
+      <w:r>
+        <w:rPr>
+          <w:lang w:val="en-US"/>
+        </w:rPr>
+        <w:t>et foo bar</w:t>
+      </w:r>
+      <w:r>
+        <w:rPr>
+          <w:lang w:val="en-US"/>
+        </w:rPr>
+        <w:t xml:space="preserve"> </w:t>
+      </w:r>
+      <w:r>
+        <w:rPr>
+          <w:lang w:val="en-US"/>
+        </w:rPr>
+        <w:t>=</w:t>
       </w:r>
       <w:r>
         <w:rPr>
@@ -5461,25 +5396,31 @@
         <w:rPr>
           <w:lang w:val="en-US"/>
         </w:rPr>
-        <w:t>abc456” rồi nhấn Enter</w:t>
-      </w:r>
-    </w:p>
-    <w:p>
-      <w:pPr>
-        <w:pStyle w:val="ListParagraph"/>
-        <w:numPr>
-          <w:ilvl w:val="0"/>
-          <w:numId w:val="3"/>
-        </w:numPr>
-        <w:rPr>
-          <w:lang w:val="en-US"/>
-        </w:rPr>
-      </w:pPr>
-      <w:r>
-        <w:rPr>
-          <w:lang w:val="en-US"/>
-        </w:rPr>
-        <w:t>Màn hình CMD</w:t>
+        <w:t xml:space="preserve">an 1 </w:t>
+      </w:r>
+      <w:r>
+        <w:rPr>
+          <w:lang w:val="en-US"/>
+        </w:rPr>
+        <w:t>%</w:t>
+      </w:r>
+      <w:r>
+        <w:rPr>
+          <w:lang w:val="en-US"/>
+        </w:rPr>
+        <w:t>cuc</w:t>
+      </w:r>
+      <w:r>
+        <w:rPr>
+          <w:lang w:val="en-US"/>
+        </w:rPr>
+        <w:t>%</w:t>
+      </w:r>
+      <w:r>
+        <w:rPr>
+          <w:lang w:val="en-US"/>
+        </w:rPr>
+        <w:t xml:space="preserve"> cut</w:t>
       </w:r>
     </w:p>
     <w:p>
@@ -5500,37 +5441,13 @@
         <w:rPr>
           <w:lang w:val="en-US"/>
         </w:rPr>
-        <w:t>Foo la gi123?</w:t>
-      </w:r>
-      <w:r>
-        <w:rPr>
-          <w:lang w:val="en-US"/>
-        </w:rPr>
-        <w:t xml:space="preserve">  </w:t>
-      </w:r>
-      <w:r>
-        <w:rPr>
-          <w:lang w:val="en-US"/>
-        </w:rPr>
-        <w:t>abc456</w:t>
-      </w:r>
-    </w:p>
-    <w:p>
-      <w:pPr>
-        <w:pStyle w:val="ListParagraph"/>
-        <w:numPr>
-          <w:ilvl w:val="0"/>
-          <w:numId w:val="3"/>
-        </w:numPr>
-        <w:rPr>
-          <w:lang w:val="en-US"/>
-        </w:rPr>
-      </w:pPr>
-      <w:r>
-        <w:rPr>
-          <w:lang w:val="en-US"/>
-        </w:rPr>
-        <w:t>Bây giờ biến “bar</w:t>
+        <w:t>e</w:t>
+      </w:r>
+      <w:r>
+        <w:rPr>
+          <w:lang w:val="en-US"/>
+        </w:rPr>
+        <w:t>cho %foo bar</w:t>
       </w:r>
       <w:r>
         <w:rPr>
@@ -5542,43 +5459,25 @@
         <w:rPr>
           <w:lang w:val="en-US"/>
         </w:rPr>
-        <w:t>” đã có giá trị là “</w:t>
-      </w:r>
-      <w:r>
-        <w:rPr>
-          <w:lang w:val="en-US"/>
-        </w:rPr>
-        <w:t xml:space="preserve">  </w:t>
-      </w:r>
-      <w:r>
-        <w:rPr>
-          <w:lang w:val="en-US"/>
-        </w:rPr>
-        <w:t>abc456”</w:t>
-      </w:r>
-    </w:p>
-    <w:p>
-      <w:pPr>
-        <w:pStyle w:val="ListParagraph"/>
-        <w:numPr>
-          <w:ilvl w:val="0"/>
-          <w:numId w:val="7"/>
-        </w:numPr>
-        <w:rPr>
-          <w:lang w:val="en-US"/>
-        </w:rPr>
-      </w:pPr>
-      <w:r>
-        <w:rPr>
-          <w:lang w:val="en-US"/>
-        </w:rPr>
-        <w:t xml:space="preserve">Gán </w:t>
-      </w:r>
-      <w:r>
-        <w:rPr>
-          <w:lang w:val="en-US"/>
-        </w:rPr>
-        <w:t>Giá Trị Của 1 Biểu Thức Cho Biến?</w:t>
+        <w:t>%</w:t>
+      </w:r>
+    </w:p>
+    <w:p>
+      <w:pPr>
+        <w:pStyle w:val="ListParagraph"/>
+        <w:numPr>
+          <w:ilvl w:val="0"/>
+          <w:numId w:val="3"/>
+        </w:numPr>
+        <w:rPr>
+          <w:lang w:val="en-US"/>
+        </w:rPr>
+      </w:pPr>
+      <w:r>
+        <w:rPr>
+          <w:lang w:val="en-US"/>
+        </w:rPr>
+        <w:t>Màn hình CMD</w:t>
       </w:r>
     </w:p>
     <w:p>
@@ -5599,80 +5498,61 @@
         <w:rPr>
           <w:lang w:val="en-US"/>
         </w:rPr>
-        <w:t>s</w:t>
-      </w:r>
-      <w:r>
-        <w:rPr>
-          <w:lang w:val="en-US"/>
-        </w:rPr>
-        <w:t>et /a &lt;Biến&gt;=&lt;Biểu Thức&gt;</w:t>
-      </w:r>
-    </w:p>
-    <w:p>
-      <w:pPr>
-        <w:pStyle w:val="ListParagraph"/>
-        <w:numPr>
-          <w:ilvl w:val="0"/>
-          <w:numId w:val="3"/>
-        </w:numPr>
-        <w:rPr>
-          <w:lang w:val="en-US"/>
-        </w:rPr>
-      </w:pPr>
-      <w:r>
-        <w:rPr>
-          <w:lang w:val="en-US"/>
-        </w:rPr>
-        <w:t>Chuỗi “&lt;Biến&gt;=&lt;Biểu Thức&gt;” ban đầu sẽ được nội suy biế</w:t>
-      </w:r>
-      <w:r>
-        <w:rPr>
-          <w:lang w:val="en-US"/>
-        </w:rPr>
-        <w:t>n</w:t>
-      </w:r>
-      <w:r>
-        <w:rPr>
-          <w:lang w:val="en-US"/>
-        </w:rPr>
-        <w:t>, sau đó sẽ loại bỏ toàn bộ dấu cách trong phần &lt;Biểu Thức&gt; và toàn bộ dấu cách giữa &lt;Biến&gt; với dấu “=”, &lt;Biểu Thức&gt; sau đó từ chuỗi sẽ chuyển thành số học, tính toán rồi trả về giá trị cho &lt;Biến&gt;, nếu &lt;Biến&gt; còn chứa dấu cách, kí tự đặc biệt, chứa số ở đầu hoặc biểu thức số học không thể tính được thì sẽ báo lỗi</w:t>
-      </w:r>
-    </w:p>
-    <w:p>
-      <w:pPr>
-        <w:pStyle w:val="ListParagraph"/>
-        <w:numPr>
-          <w:ilvl w:val="0"/>
-          <w:numId w:val="3"/>
-        </w:numPr>
-        <w:rPr>
-          <w:lang w:val="en-US"/>
-        </w:rPr>
-      </w:pPr>
-      <w:r>
-        <w:rPr>
-          <w:lang w:val="en-US"/>
-        </w:rPr>
-        <w:lastRenderedPageBreak/>
-        <w:t>Ví dụ</w:t>
-      </w:r>
-    </w:p>
-    <w:p>
-      <w:pPr>
-        <w:pStyle w:val="ListParagraph"/>
-        <w:numPr>
-          <w:ilvl w:val="0"/>
-          <w:numId w:val="3"/>
-        </w:numPr>
-        <w:rPr>
-          <w:lang w:val="en-US"/>
-        </w:rPr>
-      </w:pPr>
-      <w:r>
-        <w:rPr>
-          <w:lang w:val="en-US"/>
-        </w:rPr>
-        <w:t>Biến “cuc” có giá trị là “5”, biến “foo% có giá trị là “1”</w:t>
+        <w:t xml:space="preserve">  </w:t>
+      </w:r>
+      <w:r>
+        <w:rPr>
+          <w:lang w:val="en-US"/>
+        </w:rPr>
+        <w:t xml:space="preserve">an 1 </w:t>
+      </w:r>
+      <w:r>
+        <w:rPr>
+          <w:lang w:val="en-US"/>
+        </w:rPr>
+        <w:t>%</w:t>
+      </w:r>
+      <w:r>
+        <w:rPr>
+          <w:lang w:val="en-US"/>
+        </w:rPr>
+        <w:t>cuc</w:t>
+      </w:r>
+      <w:r>
+        <w:rPr>
+          <w:lang w:val="en-US"/>
+        </w:rPr>
+        <w:t>%</w:t>
+      </w:r>
+      <w:r>
+        <w:rPr>
+          <w:lang w:val="en-US"/>
+        </w:rPr>
+        <w:t xml:space="preserve"> cut</w:t>
+      </w:r>
+    </w:p>
+    <w:p>
+      <w:pPr>
+        <w:pStyle w:val="ListParagraph"/>
+        <w:numPr>
+          <w:ilvl w:val="0"/>
+          <w:numId w:val="7"/>
+        </w:numPr>
+        <w:rPr>
+          <w:lang w:val="en-US"/>
+        </w:rPr>
+      </w:pPr>
+      <w:r>
+        <w:rPr>
+          <w:lang w:val="en-US"/>
+        </w:rPr>
+        <w:t xml:space="preserve">Gán </w:t>
+      </w:r>
+      <w:r>
+        <w:rPr>
+          <w:lang w:val="en-US"/>
+        </w:rPr>
+        <w:t>Giá Trị Cho 1 Biến Thông Qua Việc Hỏi Người Dùng Nhập Vào?</w:t>
       </w:r>
     </w:p>
     <w:p>
@@ -5699,87 +5579,68 @@
         <w:rPr>
           <w:lang w:val="en-US"/>
         </w:rPr>
-        <w:t xml:space="preserve">et /a </w:t>
-      </w:r>
-      <w:r>
-        <w:rPr>
-          <w:lang w:val="en-US"/>
-        </w:rPr>
-        <w:t>s%</w:t>
-      </w:r>
-      <w:r>
-        <w:rPr>
-          <w:lang w:val="en-US"/>
-        </w:rPr>
-        <w:t>foo</w:t>
-      </w:r>
-      <w:r>
-        <w:rPr>
-          <w:lang w:val="en-US"/>
-        </w:rPr>
-        <w:t>%</w:t>
-      </w:r>
-      <w:r>
-        <w:rPr>
-          <w:lang w:val="en-US"/>
-        </w:rPr>
-        <w:t>=%cuc%+1</w:t>
-      </w:r>
-    </w:p>
-    <w:p>
-      <w:pPr>
-        <w:pStyle w:val="ListParagraph"/>
-        <w:numPr>
-          <w:ilvl w:val="0"/>
-          <w:numId w:val="3"/>
-        </w:numPr>
-        <w:rPr>
-          <w:lang w:val="en-US"/>
-        </w:rPr>
-      </w:pPr>
-      <w:r>
-        <w:rPr>
-          <w:lang w:val="en-US"/>
-        </w:rPr>
-        <w:t>Biến “s1” có giá trị là 6</w:t>
-      </w:r>
-    </w:p>
-    <w:p>
-      <w:pPr>
-        <w:rPr>
-          <w:lang w:val="en-US"/>
-        </w:rPr>
-      </w:pPr>
-    </w:p>
-    <w:p>
-      <w:pPr>
-        <w:rPr>
-          <w:lang w:val="en-US"/>
-        </w:rPr>
-      </w:pPr>
-      <w:r>
-        <w:rPr>
-          <w:lang w:val="en-US"/>
-        </w:rPr>
-        <w:t>Quick Commands – Câu Lệnh Nhanh:</w:t>
-      </w:r>
-    </w:p>
-    <w:p>
-      <w:pPr>
-        <w:pStyle w:val="ListParagraph"/>
-        <w:numPr>
-          <w:ilvl w:val="0"/>
-          <w:numId w:val="6"/>
-        </w:numPr>
-        <w:rPr>
-          <w:lang w:val="en-US"/>
-        </w:rPr>
-      </w:pPr>
-      <w:r>
-        <w:rPr>
-          <w:lang w:val="en-US"/>
-        </w:rPr>
-        <w:t>Mở Thư Mục Nào Đó</w:t>
+        <w:t>et /p &lt;Biến&gt;=&lt;Câu Hỏi&gt;</w:t>
+      </w:r>
+    </w:p>
+    <w:p>
+      <w:pPr>
+        <w:pStyle w:val="ListParagraph"/>
+        <w:numPr>
+          <w:ilvl w:val="0"/>
+          <w:numId w:val="3"/>
+        </w:numPr>
+        <w:rPr>
+          <w:lang w:val="en-US"/>
+        </w:rPr>
+      </w:pPr>
+      <w:r>
+        <w:rPr>
+          <w:lang w:val="en-US"/>
+        </w:rPr>
+        <w:t>&lt;Biến&gt; và &lt;Giá Trị&gt; đều là chuỗi thuần túy không có nội suy biến</w:t>
+      </w:r>
+      <w:r>
+        <w:rPr>
+          <w:lang w:val="en-US"/>
+        </w:rPr>
+        <w:t>, &lt;Biến&gt; thì tính luôn tất cả dấu cách đằng sau trước dấu “=”, &lt;Câu Hỏi&gt; thì loại bỏ tất cả dấu cách đằng trước sau dấu “=”</w:t>
+      </w:r>
+    </w:p>
+    <w:p>
+      <w:pPr>
+        <w:pStyle w:val="ListParagraph"/>
+        <w:numPr>
+          <w:ilvl w:val="0"/>
+          <w:numId w:val="3"/>
+        </w:numPr>
+        <w:rPr>
+          <w:lang w:val="en-US"/>
+        </w:rPr>
+      </w:pPr>
+      <w:r>
+        <w:rPr>
+          <w:lang w:val="en-US"/>
+        </w:rPr>
+        <w:lastRenderedPageBreak/>
+        <w:t>Trên màn hình CMD sẽ xuất hiện &lt;Câu Hỏi&gt; nhưng không xuống dòng, những gì bạn nhập tiếp theo trước khi nhấn Enter sẽ được lưu vào &lt;Biến&gt;</w:t>
+      </w:r>
+    </w:p>
+    <w:p>
+      <w:pPr>
+        <w:pStyle w:val="ListParagraph"/>
+        <w:numPr>
+          <w:ilvl w:val="0"/>
+          <w:numId w:val="3"/>
+        </w:numPr>
+        <w:rPr>
+          <w:lang w:val="en-US"/>
+        </w:rPr>
+      </w:pPr>
+      <w:r>
+        <w:rPr>
+          <w:lang w:val="en-US"/>
+        </w:rPr>
+        <w:t>Ví dụ</w:t>
       </w:r>
     </w:p>
     <w:p>
@@ -5800,37 +5661,7 @@
         <w:rPr>
           <w:lang w:val="en-US"/>
         </w:rPr>
-        <w:t>%</w:t>
-      </w:r>
-      <w:r>
-        <w:rPr>
-          <w:lang w:val="en-US"/>
-        </w:rPr>
-        <w:t>s</w:t>
-      </w:r>
-      <w:r>
-        <w:rPr>
-          <w:lang w:val="en-US"/>
-        </w:rPr>
-        <w:t>ystem</w:t>
-      </w:r>
-      <w:r>
-        <w:rPr>
-          <w:lang w:val="en-US"/>
-        </w:rPr>
-        <w:t>r</w:t>
-      </w:r>
-      <w:r>
-        <w:rPr>
-          <w:lang w:val="en-US"/>
-        </w:rPr>
-        <w:t>oot%\explorer.exe &lt;</w:t>
-      </w:r>
-      <w:r>
-        <w:rPr>
-          <w:lang w:val="en-US"/>
-        </w:rPr>
-        <w:t>Đường Dẫn</w:t>
+        <w:t>set /p bar</w:t>
       </w:r>
       <w:r>
         <w:rPr>
@@ -5842,31 +5673,37 @@
         <w:rPr>
           <w:lang w:val="en-US"/>
         </w:rPr>
-        <w:t>Đến Thư Mục</w:t>
-      </w:r>
-      <w:r>
-        <w:rPr>
-          <w:lang w:val="en-US"/>
-        </w:rPr>
-        <w:t>&gt;</w:t>
-      </w:r>
-    </w:p>
-    <w:p>
-      <w:pPr>
-        <w:pStyle w:val="ListParagraph"/>
-        <w:numPr>
-          <w:ilvl w:val="0"/>
-          <w:numId w:val="3"/>
-        </w:numPr>
-        <w:rPr>
-          <w:lang w:val="en-US"/>
-        </w:rPr>
-      </w:pPr>
-      <w:r>
-        <w:rPr>
-          <w:lang w:val="en-US"/>
-        </w:rPr>
-        <w:t>Ví dụ</w:t>
+        <w:t>=</w:t>
+      </w:r>
+      <w:r>
+        <w:rPr>
+          <w:lang w:val="en-US"/>
+        </w:rPr>
+        <w:t xml:space="preserve">  </w:t>
+      </w:r>
+      <w:r>
+        <w:rPr>
+          <w:lang w:val="en-US"/>
+        </w:rPr>
+        <w:t>Foo la gi 123?</w:t>
+      </w:r>
+    </w:p>
+    <w:p>
+      <w:pPr>
+        <w:pStyle w:val="ListParagraph"/>
+        <w:numPr>
+          <w:ilvl w:val="0"/>
+          <w:numId w:val="3"/>
+        </w:numPr>
+        <w:rPr>
+          <w:lang w:val="en-US"/>
+        </w:rPr>
+      </w:pPr>
+      <w:r>
+        <w:rPr>
+          <w:lang w:val="en-US"/>
+        </w:rPr>
+        <w:t>Màn hình CMD</w:t>
       </w:r>
     </w:p>
     <w:p>
@@ -5887,85 +5724,55 @@
         <w:rPr>
           <w:lang w:val="en-US"/>
         </w:rPr>
-        <w:t xml:space="preserve">%systemroot%\explorer.exe </w:t>
-      </w:r>
-      <w:r>
-        <w:rPr>
-          <w:lang w:val="en-US"/>
-        </w:rPr>
-        <w:t>E:\</w:t>
-      </w:r>
-      <w:r>
-        <w:rPr>
-          <w:lang w:val="en-US"/>
-        </w:rPr>
-        <w:t>Foo</w:t>
-      </w:r>
-      <w:r>
-        <w:rPr>
-          <w:lang w:val="en-US"/>
-        </w:rPr>
-        <w:t>\</w:t>
-      </w:r>
-      <w:r>
-        <w:rPr>
-          <w:lang w:val="en-US"/>
-        </w:rPr>
-        <w:t>Bar</w:t>
-      </w:r>
-    </w:p>
-    <w:p>
-      <w:pPr>
-        <w:pStyle w:val="ListParagraph"/>
-        <w:numPr>
-          <w:ilvl w:val="0"/>
-          <w:numId w:val="3"/>
-        </w:numPr>
-        <w:rPr>
-          <w:lang w:val="en-US"/>
-        </w:rPr>
-      </w:pPr>
-      <w:r>
-        <w:rPr>
-          <w:lang w:val="en-US"/>
-        </w:rPr>
-        <w:t xml:space="preserve">Thư mục </w:t>
-      </w:r>
-      <w:r>
-        <w:rPr>
-          <w:lang w:val="en-US"/>
-        </w:rPr>
-        <w:t>“Bar”</w:t>
-      </w:r>
-      <w:r>
-        <w:rPr>
-          <w:lang w:val="en-US"/>
-        </w:rPr>
-        <w:t xml:space="preserve"> được mở lên</w:t>
-      </w:r>
-    </w:p>
-    <w:p>
-      <w:pPr>
-        <w:pStyle w:val="ListParagraph"/>
-        <w:numPr>
-          <w:ilvl w:val="0"/>
-          <w:numId w:val="6"/>
-        </w:numPr>
-        <w:rPr>
-          <w:lang w:val="en-US"/>
-        </w:rPr>
-      </w:pPr>
-      <w:r>
-        <w:rPr>
-          <w:lang w:val="en-US"/>
-        </w:rPr>
-        <w:t xml:space="preserve">Xóa </w:t>
-      </w:r>
-      <w:r>
-        <w:rPr>
-          <w:lang w:val="en-US"/>
-        </w:rPr>
-        <w:t>Ngay Lập Tức 1 Thư Mục Không Rỗng Nào Đó Vĩnh Viễn?</w:t>
+        <w:t>Foo la gi 123?</w:t>
+      </w:r>
+    </w:p>
+    <w:p>
+      <w:pPr>
+        <w:pStyle w:val="ListParagraph"/>
+        <w:numPr>
+          <w:ilvl w:val="0"/>
+          <w:numId w:val="3"/>
+        </w:numPr>
+        <w:rPr>
+          <w:lang w:val="en-US"/>
+        </w:rPr>
+      </w:pPr>
+      <w:r>
+        <w:rPr>
+          <w:lang w:val="en-US"/>
+        </w:rPr>
+        <w:t>Bạn nhập “</w:t>
+      </w:r>
+      <w:r>
+        <w:rPr>
+          <w:lang w:val="en-US"/>
+        </w:rPr>
+        <w:t xml:space="preserve">  </w:t>
+      </w:r>
+      <w:r>
+        <w:rPr>
+          <w:lang w:val="en-US"/>
+        </w:rPr>
+        <w:t>abc456” rồi nhấn Enter</w:t>
+      </w:r>
+    </w:p>
+    <w:p>
+      <w:pPr>
+        <w:pStyle w:val="ListParagraph"/>
+        <w:numPr>
+          <w:ilvl w:val="0"/>
+          <w:numId w:val="3"/>
+        </w:numPr>
+        <w:rPr>
+          <w:lang w:val="en-US"/>
+        </w:rPr>
+      </w:pPr>
+      <w:r>
+        <w:rPr>
+          <w:lang w:val="en-US"/>
+        </w:rPr>
+        <w:t>Màn hình CMD</w:t>
       </w:r>
     </w:p>
     <w:p>
@@ -5986,85 +5793,85 @@
         <w:rPr>
           <w:lang w:val="en-US"/>
         </w:rPr>
-        <w:t>r</w:t>
-      </w:r>
-      <w:r>
-        <w:rPr>
-          <w:lang w:val="en-US"/>
-        </w:rPr>
-        <w:t>mdir /s /q &lt;Đường Dẫn Đến Thư Mục&gt;</w:t>
-      </w:r>
-    </w:p>
-    <w:p>
-      <w:pPr>
-        <w:pStyle w:val="ListParagraph"/>
-        <w:numPr>
-          <w:ilvl w:val="0"/>
-          <w:numId w:val="3"/>
-        </w:numPr>
-        <w:rPr>
-          <w:lang w:val="en-US"/>
-        </w:rPr>
-      </w:pPr>
-      <w:r>
-        <w:rPr>
-          <w:lang w:val="en-US"/>
-        </w:rPr>
-        <w:t>/s để chỉ định xóa tất cả mọi thứ bên trong thư mục</w:t>
-      </w:r>
-    </w:p>
-    <w:p>
-      <w:pPr>
-        <w:pStyle w:val="ListParagraph"/>
-        <w:numPr>
-          <w:ilvl w:val="0"/>
-          <w:numId w:val="3"/>
-        </w:numPr>
-        <w:rPr>
-          <w:lang w:val="en-US"/>
-        </w:rPr>
-      </w:pPr>
-      <w:r>
-        <w:rPr>
-          <w:lang w:val="en-US"/>
-        </w:rPr>
-        <w:t>/q để chỉ định không cần hỏi lại có muốn xóa hay không</w:t>
-      </w:r>
-    </w:p>
-    <w:p>
-      <w:pPr>
-        <w:pStyle w:val="ListParagraph"/>
-        <w:numPr>
-          <w:ilvl w:val="0"/>
-          <w:numId w:val="3"/>
-        </w:numPr>
-        <w:rPr>
-          <w:lang w:val="en-US"/>
-        </w:rPr>
-      </w:pPr>
-      <w:r>
-        <w:rPr>
-          <w:lang w:val="en-US"/>
-        </w:rPr>
-        <w:t>Ví dụ</w:t>
-      </w:r>
-    </w:p>
-    <w:p>
-      <w:pPr>
-        <w:pStyle w:val="ListParagraph"/>
-        <w:numPr>
-          <w:ilvl w:val="0"/>
-          <w:numId w:val="3"/>
-        </w:numPr>
-        <w:rPr>
-          <w:lang w:val="en-US"/>
-        </w:rPr>
-      </w:pPr>
-      <w:r>
-        <w:rPr>
-          <w:lang w:val="en-US"/>
-        </w:rPr>
-        <w:t>CMD của ta đang ở Trong thư mục  “E:\Foo\Bar”, trong này có thư mục “FooBar” và File “BarFoo.exe”</w:t>
+        <w:t>Foo la gi123?</w:t>
+      </w:r>
+      <w:r>
+        <w:rPr>
+          <w:lang w:val="en-US"/>
+        </w:rPr>
+        <w:t xml:space="preserve">  </w:t>
+      </w:r>
+      <w:r>
+        <w:rPr>
+          <w:lang w:val="en-US"/>
+        </w:rPr>
+        <w:t>abc456</w:t>
+      </w:r>
+    </w:p>
+    <w:p>
+      <w:pPr>
+        <w:pStyle w:val="ListParagraph"/>
+        <w:numPr>
+          <w:ilvl w:val="0"/>
+          <w:numId w:val="3"/>
+        </w:numPr>
+        <w:rPr>
+          <w:lang w:val="en-US"/>
+        </w:rPr>
+      </w:pPr>
+      <w:r>
+        <w:rPr>
+          <w:lang w:val="en-US"/>
+        </w:rPr>
+        <w:t>Bây giờ biến “bar</w:t>
+      </w:r>
+      <w:r>
+        <w:rPr>
+          <w:lang w:val="en-US"/>
+        </w:rPr>
+        <w:t xml:space="preserve"> </w:t>
+      </w:r>
+      <w:r>
+        <w:rPr>
+          <w:lang w:val="en-US"/>
+        </w:rPr>
+        <w:t>” đã có giá trị là “</w:t>
+      </w:r>
+      <w:r>
+        <w:rPr>
+          <w:lang w:val="en-US"/>
+        </w:rPr>
+        <w:t xml:space="preserve">  </w:t>
+      </w:r>
+      <w:r>
+        <w:rPr>
+          <w:lang w:val="en-US"/>
+        </w:rPr>
+        <w:t>abc456”</w:t>
+      </w:r>
+    </w:p>
+    <w:p>
+      <w:pPr>
+        <w:pStyle w:val="ListParagraph"/>
+        <w:numPr>
+          <w:ilvl w:val="0"/>
+          <w:numId w:val="7"/>
+        </w:numPr>
+        <w:rPr>
+          <w:lang w:val="en-US"/>
+        </w:rPr>
+      </w:pPr>
+      <w:r>
+        <w:rPr>
+          <w:lang w:val="en-US"/>
+        </w:rPr>
+        <w:t xml:space="preserve">Gán </w:t>
+      </w:r>
+      <w:r>
+        <w:rPr>
+          <w:lang w:val="en-US"/>
+        </w:rPr>
+        <w:t>Giá Trị Của 1 Biểu Thức Cho Biến?</w:t>
       </w:r>
     </w:p>
     <w:p>
@@ -6085,61 +5892,79 @@
         <w:rPr>
           <w:lang w:val="en-US"/>
         </w:rPr>
-        <w:t>r</w:t>
-      </w:r>
-      <w:r>
-        <w:rPr>
-          <w:lang w:val="en-US"/>
-        </w:rPr>
-        <w:t>mdir /s /q .</w:t>
-      </w:r>
-      <w:r>
-        <w:rPr>
-          <w:lang w:val="en-US"/>
-        </w:rPr>
-        <w:t>.</w:t>
-      </w:r>
-      <w:r>
-        <w:rPr>
-          <w:lang w:val="en-US"/>
-        </w:rPr>
-        <w:t>\Bar</w:t>
-      </w:r>
-    </w:p>
-    <w:p>
-      <w:pPr>
-        <w:pStyle w:val="ListParagraph"/>
-        <w:numPr>
-          <w:ilvl w:val="0"/>
-          <w:numId w:val="3"/>
-        </w:numPr>
-        <w:rPr>
-          <w:lang w:val="en-US"/>
-        </w:rPr>
-      </w:pPr>
-      <w:r>
-        <w:rPr>
-          <w:lang w:val="en-US"/>
-        </w:rPr>
-        <w:t>Thư mục “Bar” và những gì trong nó bị xóa</w:t>
-      </w:r>
-    </w:p>
-    <w:p>
-      <w:pPr>
-        <w:pStyle w:val="ListParagraph"/>
-        <w:numPr>
-          <w:ilvl w:val="0"/>
-          <w:numId w:val="3"/>
-        </w:numPr>
-        <w:rPr>
-          <w:lang w:val="en-US"/>
-        </w:rPr>
-      </w:pPr>
-      <w:r>
-        <w:rPr>
-          <w:lang w:val="en-US"/>
-        </w:rPr>
-        <w:t>Còn trong Power Shell</w:t>
+        <w:t>s</w:t>
+      </w:r>
+      <w:r>
+        <w:rPr>
+          <w:lang w:val="en-US"/>
+        </w:rPr>
+        <w:t>et /a &lt;Biến&gt;=&lt;Biểu Thức&gt;</w:t>
+      </w:r>
+    </w:p>
+    <w:p>
+      <w:pPr>
+        <w:pStyle w:val="ListParagraph"/>
+        <w:numPr>
+          <w:ilvl w:val="0"/>
+          <w:numId w:val="3"/>
+        </w:numPr>
+        <w:rPr>
+          <w:lang w:val="en-US"/>
+        </w:rPr>
+      </w:pPr>
+      <w:r>
+        <w:rPr>
+          <w:lang w:val="en-US"/>
+        </w:rPr>
+        <w:t>Chuỗi “&lt;Biến&gt;=&lt;Biểu Thức&gt;” ban đầu sẽ được nội suy biế</w:t>
+      </w:r>
+      <w:r>
+        <w:rPr>
+          <w:lang w:val="en-US"/>
+        </w:rPr>
+        <w:t>n</w:t>
+      </w:r>
+      <w:r>
+        <w:rPr>
+          <w:lang w:val="en-US"/>
+        </w:rPr>
+        <w:t>, sau đó sẽ loại bỏ toàn bộ dấu cách trong phần &lt;Biểu Thức&gt; và toàn bộ dấu cách giữa &lt;Biến&gt; với dấu “=”, &lt;Biểu Thức&gt; sau đó từ chuỗi sẽ chuyển thành số học, tính toán rồi trả về giá trị cho &lt;Biến&gt;, nếu &lt;Biến&gt; còn chứa dấu cách, kí tự đặc biệt, chứa số ở đầu hoặc biểu thức số học không thể tính được thì sẽ báo lỗi</w:t>
+      </w:r>
+    </w:p>
+    <w:p>
+      <w:pPr>
+        <w:pStyle w:val="ListParagraph"/>
+        <w:numPr>
+          <w:ilvl w:val="0"/>
+          <w:numId w:val="3"/>
+        </w:numPr>
+        <w:rPr>
+          <w:lang w:val="en-US"/>
+        </w:rPr>
+      </w:pPr>
+      <w:r>
+        <w:rPr>
+          <w:lang w:val="en-US"/>
+        </w:rPr>
+        <w:t>Ví dụ</w:t>
+      </w:r>
+    </w:p>
+    <w:p>
+      <w:pPr>
+        <w:pStyle w:val="ListParagraph"/>
+        <w:numPr>
+          <w:ilvl w:val="0"/>
+          <w:numId w:val="3"/>
+        </w:numPr>
+        <w:rPr>
+          <w:lang w:val="en-US"/>
+        </w:rPr>
+      </w:pPr>
+      <w:r>
+        <w:rPr>
+          <w:lang w:val="en-US"/>
+        </w:rPr>
+        <w:t>Biến “cuc” có giá trị là “5”, biến “foo% có giá trị là “1”</w:t>
       </w:r>
     </w:p>
     <w:p>
@@ -6160,25 +5985,75 @@
         <w:rPr>
           <w:lang w:val="en-US"/>
         </w:rPr>
-        <w:t>rmdir –r &lt;Đường Dẫn Đến Thư Mục&gt;</w:t>
-      </w:r>
-    </w:p>
-    <w:p>
-      <w:pPr>
-        <w:pStyle w:val="ListParagraph"/>
-        <w:numPr>
-          <w:ilvl w:val="0"/>
-          <w:numId w:val="3"/>
-        </w:numPr>
-        <w:rPr>
-          <w:lang w:val="en-US"/>
-        </w:rPr>
-      </w:pPr>
-      <w:r>
-        <w:rPr>
-          <w:lang w:val="en-US"/>
-        </w:rPr>
-        <w:t>–r để chỉ định không cần hỏi lại có muốn xóa hay không</w:t>
+        <w:t>s</w:t>
+      </w:r>
+      <w:r>
+        <w:rPr>
+          <w:lang w:val="en-US"/>
+        </w:rPr>
+        <w:t xml:space="preserve">et /a </w:t>
+      </w:r>
+      <w:r>
+        <w:rPr>
+          <w:lang w:val="en-US"/>
+        </w:rPr>
+        <w:t>s%</w:t>
+      </w:r>
+      <w:r>
+        <w:rPr>
+          <w:lang w:val="en-US"/>
+        </w:rPr>
+        <w:t>foo</w:t>
+      </w:r>
+      <w:r>
+        <w:rPr>
+          <w:lang w:val="en-US"/>
+        </w:rPr>
+        <w:t>%</w:t>
+      </w:r>
+      <w:r>
+        <w:rPr>
+          <w:lang w:val="en-US"/>
+        </w:rPr>
+        <w:t>=%cuc%+1</w:t>
+      </w:r>
+    </w:p>
+    <w:p>
+      <w:pPr>
+        <w:pStyle w:val="ListParagraph"/>
+        <w:numPr>
+          <w:ilvl w:val="0"/>
+          <w:numId w:val="3"/>
+        </w:numPr>
+        <w:rPr>
+          <w:lang w:val="en-US"/>
+        </w:rPr>
+      </w:pPr>
+      <w:r>
+        <w:rPr>
+          <w:lang w:val="en-US"/>
+        </w:rPr>
+        <w:t>Biến “s1” có giá trị là 6</w:t>
+      </w:r>
+    </w:p>
+    <w:p>
+      <w:pPr>
+        <w:rPr>
+          <w:lang w:val="en-US"/>
+        </w:rPr>
+      </w:pPr>
+    </w:p>
+    <w:p>
+      <w:pPr>
+        <w:rPr>
+          <w:lang w:val="en-US"/>
+        </w:rPr>
+      </w:pPr>
+      <w:r>
+        <w:rPr>
+          <w:lang w:val="en-US"/>
+        </w:rPr>
+        <w:t>Quick Commands – Câu Lệnh Nhanh:</w:t>
       </w:r>
     </w:p>
     <w:p>
@@ -6196,7 +6071,7 @@
         <w:rPr>
           <w:lang w:val="en-US"/>
         </w:rPr>
-        <w:t>Xóa Ngay Lập Tức 1 File Nào Đó Vĩnh Viễn?</w:t>
+        <w:t>Mở Thư Mục Nào Đó</w:t>
       </w:r>
     </w:p>
     <w:p>
@@ -6217,6 +6092,423 @@
         <w:rPr>
           <w:lang w:val="en-US"/>
         </w:rPr>
+        <w:t>%</w:t>
+      </w:r>
+      <w:r>
+        <w:rPr>
+          <w:lang w:val="en-US"/>
+        </w:rPr>
+        <w:t>s</w:t>
+      </w:r>
+      <w:r>
+        <w:rPr>
+          <w:lang w:val="en-US"/>
+        </w:rPr>
+        <w:t>ystem</w:t>
+      </w:r>
+      <w:r>
+        <w:rPr>
+          <w:lang w:val="en-US"/>
+        </w:rPr>
+        <w:t>r</w:t>
+      </w:r>
+      <w:r>
+        <w:rPr>
+          <w:lang w:val="en-US"/>
+        </w:rPr>
+        <w:t>oot%\explorer.exe &lt;</w:t>
+      </w:r>
+      <w:r>
+        <w:rPr>
+          <w:lang w:val="en-US"/>
+        </w:rPr>
+        <w:t>Đường Dẫn</w:t>
+      </w:r>
+      <w:r>
+        <w:rPr>
+          <w:lang w:val="en-US"/>
+        </w:rPr>
+        <w:t xml:space="preserve"> </w:t>
+      </w:r>
+      <w:r>
+        <w:rPr>
+          <w:lang w:val="en-US"/>
+        </w:rPr>
+        <w:t>Đến Thư Mục</w:t>
+      </w:r>
+      <w:r>
+        <w:rPr>
+          <w:lang w:val="en-US"/>
+        </w:rPr>
+        <w:t>&gt;</w:t>
+      </w:r>
+    </w:p>
+    <w:p>
+      <w:pPr>
+        <w:pStyle w:val="ListParagraph"/>
+        <w:numPr>
+          <w:ilvl w:val="0"/>
+          <w:numId w:val="3"/>
+        </w:numPr>
+        <w:rPr>
+          <w:lang w:val="en-US"/>
+        </w:rPr>
+      </w:pPr>
+      <w:r>
+        <w:rPr>
+          <w:lang w:val="en-US"/>
+        </w:rPr>
+        <w:t>Ví dụ</w:t>
+      </w:r>
+    </w:p>
+    <w:p>
+      <w:pPr>
+        <w:pStyle w:val="ListParagraph"/>
+        <w:pBdr>
+          <w:top w:val="single" w:sz="4" w:space="1" w:color="auto"/>
+          <w:left w:val="single" w:sz="4" w:space="4" w:color="auto"/>
+          <w:bottom w:val="single" w:sz="4" w:space="1" w:color="auto"/>
+          <w:right w:val="single" w:sz="4" w:space="4" w:color="auto"/>
+        </w:pBdr>
+        <w:ind w:left="1080"/>
+        <w:rPr>
+          <w:lang w:val="en-US"/>
+        </w:rPr>
+      </w:pPr>
+      <w:r>
+        <w:rPr>
+          <w:lang w:val="en-US"/>
+        </w:rPr>
+        <w:t xml:space="preserve">%systemroot%\explorer.exe </w:t>
+      </w:r>
+      <w:r>
+        <w:rPr>
+          <w:lang w:val="en-US"/>
+        </w:rPr>
+        <w:t>E:\</w:t>
+      </w:r>
+      <w:r>
+        <w:rPr>
+          <w:lang w:val="en-US"/>
+        </w:rPr>
+        <w:t>Foo</w:t>
+      </w:r>
+      <w:r>
+        <w:rPr>
+          <w:lang w:val="en-US"/>
+        </w:rPr>
+        <w:t>\</w:t>
+      </w:r>
+      <w:r>
+        <w:rPr>
+          <w:lang w:val="en-US"/>
+        </w:rPr>
+        <w:t>Bar</w:t>
+      </w:r>
+    </w:p>
+    <w:p>
+      <w:pPr>
+        <w:pStyle w:val="ListParagraph"/>
+        <w:numPr>
+          <w:ilvl w:val="0"/>
+          <w:numId w:val="3"/>
+        </w:numPr>
+        <w:rPr>
+          <w:lang w:val="en-US"/>
+        </w:rPr>
+      </w:pPr>
+      <w:r>
+        <w:rPr>
+          <w:lang w:val="en-US"/>
+        </w:rPr>
+        <w:t xml:space="preserve">Thư mục </w:t>
+      </w:r>
+      <w:r>
+        <w:rPr>
+          <w:lang w:val="en-US"/>
+        </w:rPr>
+        <w:t>“Bar”</w:t>
+      </w:r>
+      <w:r>
+        <w:rPr>
+          <w:lang w:val="en-US"/>
+        </w:rPr>
+        <w:t xml:space="preserve"> được mở lên</w:t>
+      </w:r>
+    </w:p>
+    <w:p>
+      <w:pPr>
+        <w:pStyle w:val="ListParagraph"/>
+        <w:numPr>
+          <w:ilvl w:val="0"/>
+          <w:numId w:val="6"/>
+        </w:numPr>
+        <w:rPr>
+          <w:lang w:val="en-US"/>
+        </w:rPr>
+      </w:pPr>
+      <w:r>
+        <w:rPr>
+          <w:lang w:val="en-US"/>
+        </w:rPr>
+        <w:t xml:space="preserve">Xóa </w:t>
+      </w:r>
+      <w:r>
+        <w:rPr>
+          <w:lang w:val="en-US"/>
+        </w:rPr>
+        <w:t>Ngay Lập Tức 1 Thư Mục Không Rỗng Nào Đó Vĩnh Viễn?</w:t>
+      </w:r>
+    </w:p>
+    <w:p>
+      <w:pPr>
+        <w:pStyle w:val="ListParagraph"/>
+        <w:pBdr>
+          <w:top w:val="single" w:sz="4" w:space="1" w:color="auto"/>
+          <w:left w:val="single" w:sz="4" w:space="4" w:color="auto"/>
+          <w:bottom w:val="single" w:sz="4" w:space="1" w:color="auto"/>
+          <w:right w:val="single" w:sz="4" w:space="4" w:color="auto"/>
+        </w:pBdr>
+        <w:ind w:left="1080"/>
+        <w:rPr>
+          <w:lang w:val="en-US"/>
+        </w:rPr>
+      </w:pPr>
+      <w:r>
+        <w:rPr>
+          <w:lang w:val="en-US"/>
+        </w:rPr>
+        <w:t>r</w:t>
+      </w:r>
+      <w:r>
+        <w:rPr>
+          <w:lang w:val="en-US"/>
+        </w:rPr>
+        <w:t>mdir /s /q &lt;Đường Dẫn Đến Thư Mục&gt;</w:t>
+      </w:r>
+    </w:p>
+    <w:p>
+      <w:pPr>
+        <w:pStyle w:val="ListParagraph"/>
+        <w:numPr>
+          <w:ilvl w:val="0"/>
+          <w:numId w:val="3"/>
+        </w:numPr>
+        <w:rPr>
+          <w:lang w:val="en-US"/>
+        </w:rPr>
+      </w:pPr>
+      <w:r>
+        <w:rPr>
+          <w:lang w:val="en-US"/>
+        </w:rPr>
+        <w:t>/s để chỉ định xóa tất cả mọi thứ bên trong thư mục</w:t>
+      </w:r>
+    </w:p>
+    <w:p>
+      <w:pPr>
+        <w:pStyle w:val="ListParagraph"/>
+        <w:numPr>
+          <w:ilvl w:val="0"/>
+          <w:numId w:val="3"/>
+        </w:numPr>
+        <w:rPr>
+          <w:lang w:val="en-US"/>
+        </w:rPr>
+      </w:pPr>
+      <w:r>
+        <w:rPr>
+          <w:lang w:val="en-US"/>
+        </w:rPr>
+        <w:t>/q để chỉ định không cần hỏi lại có muốn xóa hay không</w:t>
+      </w:r>
+    </w:p>
+    <w:p>
+      <w:pPr>
+        <w:pStyle w:val="ListParagraph"/>
+        <w:numPr>
+          <w:ilvl w:val="0"/>
+          <w:numId w:val="3"/>
+        </w:numPr>
+        <w:rPr>
+          <w:lang w:val="en-US"/>
+        </w:rPr>
+      </w:pPr>
+      <w:r>
+        <w:rPr>
+          <w:lang w:val="en-US"/>
+        </w:rPr>
+        <w:t>Ví dụ</w:t>
+      </w:r>
+    </w:p>
+    <w:p>
+      <w:pPr>
+        <w:pStyle w:val="ListParagraph"/>
+        <w:numPr>
+          <w:ilvl w:val="0"/>
+          <w:numId w:val="3"/>
+        </w:numPr>
+        <w:rPr>
+          <w:lang w:val="en-US"/>
+        </w:rPr>
+      </w:pPr>
+      <w:r>
+        <w:rPr>
+          <w:lang w:val="en-US"/>
+        </w:rPr>
+        <w:t>CMD của ta đang ở Trong thư mục  “E:\Foo\Bar”, trong này có thư mục “FooBar” và File “BarFoo.exe”</w:t>
+      </w:r>
+    </w:p>
+    <w:p>
+      <w:pPr>
+        <w:pStyle w:val="ListParagraph"/>
+        <w:pBdr>
+          <w:top w:val="single" w:sz="4" w:space="1" w:color="auto"/>
+          <w:left w:val="single" w:sz="4" w:space="4" w:color="auto"/>
+          <w:bottom w:val="single" w:sz="4" w:space="1" w:color="auto"/>
+          <w:right w:val="single" w:sz="4" w:space="4" w:color="auto"/>
+        </w:pBdr>
+        <w:ind w:left="1080"/>
+        <w:rPr>
+          <w:lang w:val="en-US"/>
+        </w:rPr>
+      </w:pPr>
+      <w:r>
+        <w:rPr>
+          <w:lang w:val="en-US"/>
+        </w:rPr>
+        <w:t>r</w:t>
+      </w:r>
+      <w:r>
+        <w:rPr>
+          <w:lang w:val="en-US"/>
+        </w:rPr>
+        <w:t>mdir /s /q .</w:t>
+      </w:r>
+      <w:r>
+        <w:rPr>
+          <w:lang w:val="en-US"/>
+        </w:rPr>
+        <w:t>.</w:t>
+      </w:r>
+      <w:r>
+        <w:rPr>
+          <w:lang w:val="en-US"/>
+        </w:rPr>
+        <w:t>\Bar</w:t>
+      </w:r>
+    </w:p>
+    <w:p>
+      <w:pPr>
+        <w:pStyle w:val="ListParagraph"/>
+        <w:numPr>
+          <w:ilvl w:val="0"/>
+          <w:numId w:val="3"/>
+        </w:numPr>
+        <w:rPr>
+          <w:lang w:val="en-US"/>
+        </w:rPr>
+      </w:pPr>
+      <w:r>
+        <w:rPr>
+          <w:lang w:val="en-US"/>
+        </w:rPr>
+        <w:t>Thư mục “Bar” và những gì trong nó bị xóa</w:t>
+      </w:r>
+    </w:p>
+    <w:p>
+      <w:pPr>
+        <w:pStyle w:val="ListParagraph"/>
+        <w:numPr>
+          <w:ilvl w:val="0"/>
+          <w:numId w:val="3"/>
+        </w:numPr>
+        <w:rPr>
+          <w:lang w:val="en-US"/>
+        </w:rPr>
+      </w:pPr>
+      <w:r>
+        <w:rPr>
+          <w:lang w:val="en-US"/>
+        </w:rPr>
+        <w:t>Còn trong Power Shell</w:t>
+      </w:r>
+    </w:p>
+    <w:p>
+      <w:pPr>
+        <w:pStyle w:val="ListParagraph"/>
+        <w:pBdr>
+          <w:top w:val="single" w:sz="4" w:space="1" w:color="auto"/>
+          <w:left w:val="single" w:sz="4" w:space="4" w:color="auto"/>
+          <w:bottom w:val="single" w:sz="4" w:space="1" w:color="auto"/>
+          <w:right w:val="single" w:sz="4" w:space="4" w:color="auto"/>
+        </w:pBdr>
+        <w:ind w:left="1080"/>
+        <w:rPr>
+          <w:lang w:val="en-US"/>
+        </w:rPr>
+      </w:pPr>
+      <w:r>
+        <w:rPr>
+          <w:lang w:val="en-US"/>
+        </w:rPr>
+        <w:t>rmdir –r &lt;Đường Dẫn Đến Thư Mục&gt;</w:t>
+      </w:r>
+    </w:p>
+    <w:p>
+      <w:pPr>
+        <w:pStyle w:val="ListParagraph"/>
+        <w:numPr>
+          <w:ilvl w:val="0"/>
+          <w:numId w:val="3"/>
+        </w:numPr>
+        <w:rPr>
+          <w:lang w:val="en-US"/>
+        </w:rPr>
+      </w:pPr>
+      <w:r>
+        <w:rPr>
+          <w:lang w:val="en-US"/>
+        </w:rPr>
+        <w:t>–r để chỉ định không cần hỏi lại có muốn xóa hay không</w:t>
+      </w:r>
+    </w:p>
+    <w:p>
+      <w:pPr>
+        <w:pStyle w:val="ListParagraph"/>
+        <w:numPr>
+          <w:ilvl w:val="0"/>
+          <w:numId w:val="6"/>
+        </w:numPr>
+        <w:rPr>
+          <w:lang w:val="en-US"/>
+        </w:rPr>
+      </w:pPr>
+      <w:r>
+        <w:rPr>
+          <w:lang w:val="en-US"/>
+        </w:rPr>
+        <w:t>Xóa Ngay Lập Tức 1 File Nào Đó Vĩnh Viễn?</w:t>
+      </w:r>
+    </w:p>
+    <w:p>
+      <w:pPr>
+        <w:pStyle w:val="ListParagraph"/>
+        <w:pBdr>
+          <w:top w:val="single" w:sz="4" w:space="1" w:color="auto"/>
+          <w:left w:val="single" w:sz="4" w:space="4" w:color="auto"/>
+          <w:bottom w:val="single" w:sz="4" w:space="1" w:color="auto"/>
+          <w:right w:val="single" w:sz="4" w:space="4" w:color="auto"/>
+        </w:pBdr>
+        <w:ind w:left="1080"/>
+        <w:rPr>
+          <w:lang w:val="en-US"/>
+        </w:rPr>
+      </w:pPr>
+      <w:r>
+        <w:rPr>
+          <w:lang w:val="en-US"/>
+        </w:rPr>
         <w:t>del &lt;Đường Dẫn Đến File&gt;</w:t>
       </w:r>
     </w:p>
@@ -6253,6 +6545,7 @@
         <w:rPr>
           <w:lang w:val="en-US"/>
         </w:rPr>
+        <w:lastRenderedPageBreak/>
         <w:t>CMD của ta đang ở trong thư mục “E:\Foo\Bar”, trong này có thư mục “FooBar” và trong thư mục “FooBar” có File “BarFoo.docx”</w:t>
       </w:r>
     </w:p>

--- a/batch.docx
+++ b/batch.docx
@@ -1444,6 +1444,42 @@
     </w:p>
     <w:p>
       <w:pPr>
+        <w:pStyle w:val="ListParagraph"/>
+        <w:numPr>
+          <w:ilvl w:val="0"/>
+          <w:numId w:val="12"/>
+        </w:numPr>
+        <w:rPr>
+          <w:lang w:val="en-US"/>
+        </w:rPr>
+      </w:pPr>
+      <w:r>
+        <w:rPr>
+          <w:lang w:val="en-US"/>
+        </w:rPr>
+        <w:t>Phím Tắt Để Di Chuyển Qua Lại Giữa Các Cửa Sổ?</w:t>
+      </w:r>
+    </w:p>
+    <w:p>
+      <w:pPr>
+        <w:pStyle w:val="ListParagraph"/>
+        <w:numPr>
+          <w:ilvl w:val="0"/>
+          <w:numId w:val="13"/>
+        </w:numPr>
+        <w:rPr>
+          <w:lang w:val="en-US"/>
+        </w:rPr>
+      </w:pPr>
+      <w:r>
+        <w:rPr>
+          <w:lang w:val="en-US"/>
+        </w:rPr>
+        <w:t>Nhấn giữ “Alt”, sau đó nhấn “Tab” nhiều lần cho đến khi gặp cửa sổ mong muốn</w:t>
+      </w:r>
+    </w:p>
+    <w:p>
+      <w:pPr>
         <w:rPr>
           <w:lang w:val="en-US"/>
         </w:rPr>
@@ -2039,6 +2075,7 @@
         <w:rPr>
           <w:lang w:val="en-US"/>
         </w:rPr>
+        <w:lastRenderedPageBreak/>
         <w:t>Xác định chương trình nào sẽ mở File và biểu tượng của nó</w:t>
       </w:r>
     </w:p>
@@ -2075,7 +2112,6 @@
         <w:rPr>
           <w:lang w:val="en-US"/>
         </w:rPr>
-        <w:lastRenderedPageBreak/>
         <w:t>Đường Dẫn Trong Batch Có Cần Dấu Nháy Kép Không?</w:t>
       </w:r>
     </w:p>
@@ -2903,7 +2939,14 @@
               <w:rPr>
                 <w:lang w:val="en-US"/>
               </w:rPr>
-              <w:t>Lặp&gt; mỗi lần lặp</w:t>
+              <w:t xml:space="preserve">Lặp&gt; </w:t>
+            </w:r>
+            <w:r>
+              <w:rPr>
+                <w:lang w:val="en-US"/>
+              </w:rPr>
+              <w:lastRenderedPageBreak/>
+              <w:t>mỗi lần lặp</w:t>
             </w:r>
           </w:p>
         </w:tc>
@@ -2927,14 +2970,8 @@
               <w:rPr>
                 <w:lang w:val="en-US"/>
               </w:rPr>
-              <w:t xml:space="preserve">Chuỗi bất kì ngăn cách </w:t>
-            </w:r>
-            <w:r>
-              <w:rPr>
-                <w:lang w:val="en-US"/>
-              </w:rPr>
               <w:lastRenderedPageBreak/>
-              <w:t>bởi khoảng trắng</w:t>
+              <w:t>Chuỗi bất kì ngăn cách bởi khoảng trắng</w:t>
             </w:r>
           </w:p>
         </w:tc>
@@ -2956,7 +2993,6 @@
               <w:rPr>
                 <w:lang w:val="en-US"/>
               </w:rPr>
-              <w:lastRenderedPageBreak/>
               <w:t>foo   bar barfoo 123</w:t>
             </w:r>
           </w:p>

--- a/batch.docx
+++ b/batch.docx
@@ -1480,6 +1480,42 @@
     </w:p>
     <w:p>
       <w:pPr>
+        <w:pStyle w:val="ListParagraph"/>
+        <w:numPr>
+          <w:ilvl w:val="0"/>
+          <w:numId w:val="12"/>
+        </w:numPr>
+        <w:rPr>
+          <w:lang w:val="en-US"/>
+        </w:rPr>
+      </w:pPr>
+      <w:r>
+        <w:rPr>
+          <w:lang w:val="en-US"/>
+        </w:rPr>
+        <w:t>Phím Tắt Chuyển Đổi Giữa Ngôn Ngữ Anh Với Việt Unikey?</w:t>
+      </w:r>
+    </w:p>
+    <w:p>
+      <w:pPr>
+        <w:pStyle w:val="ListParagraph"/>
+        <w:numPr>
+          <w:ilvl w:val="0"/>
+          <w:numId w:val="13"/>
+        </w:numPr>
+        <w:rPr>
+          <w:lang w:val="en-US"/>
+        </w:rPr>
+      </w:pPr>
+      <w:r>
+        <w:rPr>
+          <w:lang w:val="en-US"/>
+        </w:rPr>
+        <w:t>“Ctrl” + “Shift”</w:t>
+      </w:r>
+    </w:p>
+    <w:p>
+      <w:pPr>
         <w:rPr>
           <w:lang w:val="en-US"/>
         </w:rPr>
@@ -2039,6 +2075,7 @@
         <w:rPr>
           <w:lang w:val="en-US"/>
         </w:rPr>
+        <w:lastRenderedPageBreak/>
         <w:t>Những thư mục này quan trọng nên được ẩn khỏi người dùng để khỏi bị phá</w:t>
       </w:r>
     </w:p>
@@ -2075,7 +2112,6 @@
         <w:rPr>
           <w:lang w:val="en-US"/>
         </w:rPr>
-        <w:lastRenderedPageBreak/>
         <w:t>Xác định chương trình nào sẽ mở File và biểu tượng của nó</w:t>
       </w:r>
     </w:p>
@@ -2849,6 +2885,7 @@
         <w:rPr>
           <w:lang w:val="en-US"/>
         </w:rPr>
+        <w:lastRenderedPageBreak/>
         <w:t>&lt;Làm Gì Đó&gt; sẽ được lặp đi lặp lại</w:t>
       </w:r>
     </w:p>
@@ -2939,14 +2976,7 @@
               <w:rPr>
                 <w:lang w:val="en-US"/>
               </w:rPr>
-              <w:t xml:space="preserve">Lặp&gt; </w:t>
-            </w:r>
-            <w:r>
-              <w:rPr>
-                <w:lang w:val="en-US"/>
-              </w:rPr>
-              <w:lastRenderedPageBreak/>
-              <w:t>mỗi lần lặp</w:t>
+              <w:t>Lặp&gt; mỗi lần lặp</w:t>
             </w:r>
           </w:p>
         </w:tc>
@@ -2970,7 +3000,6 @@
               <w:rPr>
                 <w:lang w:val="en-US"/>
               </w:rPr>
-              <w:lastRenderedPageBreak/>
               <w:t>Chuỗi bất kì ngăn cách bởi khoảng trắng</w:t>
             </w:r>
           </w:p>
@@ -3772,6 +3801,7 @@
         <w:rPr>
           <w:lang w:val="en-US"/>
         </w:rPr>
+        <w:lastRenderedPageBreak/>
         <w:t>Nháy đúp vào Shortcut để khởi chạy chương trình mà nó kết nối tới cùng với các tham số đã xác định</w:t>
       </w:r>
     </w:p>
@@ -3808,7 +3838,6 @@
         <w:rPr>
           <w:lang w:val="en-US"/>
         </w:rPr>
-        <w:lastRenderedPageBreak/>
         <w:t>Tiến hành tạo Shortcut tại Desktop như thường, đến mục nhập lệnh thì nhập dòng lệnh sau</w:t>
       </w:r>
     </w:p>
@@ -4624,6 +4653,7 @@
         <w:rPr>
           <w:lang w:val="en-US"/>
         </w:rPr>
+        <w:lastRenderedPageBreak/>
         <w:t>echo %%bien%% def</w:t>
       </w:r>
     </w:p>
@@ -4684,7 +4714,6 @@
         <w:rPr>
           <w:lang w:val="en-US"/>
         </w:rPr>
-        <w:lastRenderedPageBreak/>
         <w:t>%haha% def</w:t>
       </w:r>
     </w:p>
@@ -5633,6 +5662,7 @@
         <w:rPr>
           <w:lang w:val="en-US"/>
         </w:rPr>
+        <w:lastRenderedPageBreak/>
         <w:t>&lt;Biến&gt; và &lt;Giá Trị&gt; đều là chuỗi thuần túy không có nội suy biến</w:t>
       </w:r>
       <w:r>
@@ -5657,7 +5687,6 @@
         <w:rPr>
           <w:lang w:val="en-US"/>
         </w:rPr>
-        <w:lastRenderedPageBreak/>
         <w:t>Trên màn hình CMD sẽ xuất hiện &lt;Câu Hỏi&gt; nhưng không xuống dòng, những gì bạn nhập tiếp theo trước khi nhấn Enter sẽ được lưu vào &lt;Biến&gt;</w:t>
       </w:r>
     </w:p>
@@ -6524,6 +6553,7 @@
         <w:rPr>
           <w:lang w:val="en-US"/>
         </w:rPr>
+        <w:lastRenderedPageBreak/>
         <w:t>Xóa Ngay Lập Tức 1 File Nào Đó Vĩnh Viễn?</w:t>
       </w:r>
     </w:p>
@@ -6581,7 +6611,6 @@
         <w:rPr>
           <w:lang w:val="en-US"/>
         </w:rPr>
-        <w:lastRenderedPageBreak/>
         <w:t>CMD của ta đang ở trong thư mục “E:\Foo\Bar”, trong này có thư mục “FooBar” và trong thư mục “FooBar” có File “BarFoo.docx”</w:t>
       </w:r>
     </w:p>

--- a/batch.docx
+++ b/batch.docx
@@ -1516,6 +1516,42 @@
     </w:p>
     <w:p>
       <w:pPr>
+        <w:pStyle w:val="ListParagraph"/>
+        <w:numPr>
+          <w:ilvl w:val="0"/>
+          <w:numId w:val="12"/>
+        </w:numPr>
+        <w:rPr>
+          <w:lang w:val="en-US"/>
+        </w:rPr>
+      </w:pPr>
+      <w:r>
+        <w:rPr>
+          <w:lang w:val="en-US"/>
+        </w:rPr>
+        <w:t>Cách Xoay Màn Hình?</w:t>
+      </w:r>
+    </w:p>
+    <w:p>
+      <w:pPr>
+        <w:pStyle w:val="ListParagraph"/>
+        <w:numPr>
+          <w:ilvl w:val="0"/>
+          <w:numId w:val="13"/>
+        </w:numPr>
+        <w:rPr>
+          <w:lang w:val="en-US"/>
+        </w:rPr>
+      </w:pPr>
+      <w:r>
+        <w:rPr>
+          <w:lang w:val="en-US"/>
+        </w:rPr>
+        <w:t>Tại Desktop + Click phải chuột + chọn “Dipslay settings” + tại mục “Scale &amp; layout” + tại mục “Display orientation” + chọn kiểu xoay + chọn “Keep changess”</w:t>
+      </w:r>
+    </w:p>
+    <w:p>
+      <w:pPr>
         <w:rPr>
           <w:lang w:val="en-US"/>
         </w:rPr>
@@ -2039,6 +2075,7 @@
         <w:rPr>
           <w:lang w:val="en-US"/>
         </w:rPr>
+        <w:lastRenderedPageBreak/>
         <w:t>File And Folder – Tệp Và Thư Mục:</w:t>
       </w:r>
     </w:p>
@@ -2075,7 +2112,6 @@
         <w:rPr>
           <w:lang w:val="en-US"/>
         </w:rPr>
-        <w:lastRenderedPageBreak/>
         <w:t>Những thư mục này quan trọng nên được ẩn khỏi người dùng để khỏi bị phá</w:t>
       </w:r>
     </w:p>
@@ -2840,6 +2876,7 @@
         <w:rPr>
           <w:lang w:val="en-US"/>
         </w:rPr>
+        <w:lastRenderedPageBreak/>
         <w:t xml:space="preserve">    </w:t>
       </w:r>
       <w:r>
@@ -2885,7 +2922,6 @@
         <w:rPr>
           <w:lang w:val="en-US"/>
         </w:rPr>
-        <w:lastRenderedPageBreak/>
         <w:t>&lt;Làm Gì Đó&gt; sẽ được lặp đi lặp lại</w:t>
       </w:r>
     </w:p>
@@ -3777,6 +3813,7 @@
         <w:rPr>
           <w:lang w:val="en-US"/>
         </w:rPr>
+        <w:lastRenderedPageBreak/>
         <w:t>Nháy phải chuột tại nơi muốn tạo + chọn “New” + Click “Shortcut”</w:t>
       </w:r>
       <w:r>
@@ -3801,7 +3838,6 @@
         <w:rPr>
           <w:lang w:val="en-US"/>
         </w:rPr>
-        <w:lastRenderedPageBreak/>
         <w:t>Nháy đúp vào Shortcut để khởi chạy chương trình mà nó kết nối tới cùng với các tham số đã xác định</w:t>
       </w:r>
     </w:p>
@@ -4593,6 +4629,7 @@
         <w:rPr>
           <w:lang w:val="en-US"/>
         </w:rPr>
+        <w:lastRenderedPageBreak/>
         <w:t>Biến có tên “bien” có giá trị là “haha”,</w:t>
       </w:r>
       <w:r>
@@ -4653,7 +4690,6 @@
         <w:rPr>
           <w:lang w:val="en-US"/>
         </w:rPr>
-        <w:lastRenderedPageBreak/>
         <w:t>echo %%bien%% def</w:t>
       </w:r>
     </w:p>
@@ -5563,6 +5599,7 @@
         <w:rPr>
           <w:lang w:val="en-US"/>
         </w:rPr>
+        <w:lastRenderedPageBreak/>
         <w:t xml:space="preserve">  </w:t>
       </w:r>
       <w:r>
@@ -5662,7 +5699,6 @@
         <w:rPr>
           <w:lang w:val="en-US"/>
         </w:rPr>
-        <w:lastRenderedPageBreak/>
         <w:t>&lt;Biến&gt; và &lt;Giá Trị&gt; đều là chuỗi thuần túy không có nội suy biến</w:t>
       </w:r>
       <w:r>
@@ -6496,6 +6532,7 @@
         <w:rPr>
           <w:lang w:val="en-US"/>
         </w:rPr>
+        <w:lastRenderedPageBreak/>
         <w:t>Còn trong Power Shell</w:t>
       </w:r>
     </w:p>
@@ -6553,7 +6590,6 @@
         <w:rPr>
           <w:lang w:val="en-US"/>
         </w:rPr>
-        <w:lastRenderedPageBreak/>
         <w:t>Xóa Ngay Lập Tức 1 File Nào Đó Vĩnh Viễn?</w:t>
       </w:r>
     </w:p>

--- a/batch.docx
+++ b/batch.docx
@@ -2612,35 +2612,35 @@
         <w:pStyle w:val="ListParagraph"/>
         <w:numPr>
           <w:ilvl w:val="0"/>
-          <w:numId w:val="8"/>
-        </w:numPr>
-        <w:rPr>
-          <w:lang w:val="en-US"/>
-        </w:rPr>
-      </w:pPr>
-      <w:r>
-        <w:rPr>
-          <w:lang w:val="en-US"/>
-        </w:rPr>
-        <w:t xml:space="preserve">Cách </w:t>
-      </w:r>
-      <w:r>
-        <w:rPr>
-          <w:lang w:val="en-US"/>
-        </w:rPr>
-        <w:t xml:space="preserve">Ghi Tiếp Nội Dung Vào </w:t>
-      </w:r>
-      <w:r>
-        <w:rPr>
-          <w:lang w:val="en-US"/>
-        </w:rPr>
-        <w:t xml:space="preserve">File </w:t>
-      </w:r>
-      <w:r>
-        <w:rPr>
-          <w:lang w:val="en-US"/>
-        </w:rPr>
-        <w:t>Tại Vị Trí Cuối Cùng Của File?</w:t>
+          <w:numId w:val="3"/>
+        </w:numPr>
+        <w:rPr>
+          <w:lang w:val="en-US"/>
+        </w:rPr>
+      </w:pPr>
+      <w:r>
+        <w:rPr>
+          <w:lang w:val="en-US"/>
+        </w:rPr>
+        <w:t>Để ghi vào File các kí tự đặc biệt như “&lt;” hay “&gt;”, thêm dấu “^” đằng trước kí tự đó</w:t>
+      </w:r>
+    </w:p>
+    <w:p>
+      <w:pPr>
+        <w:pStyle w:val="ListParagraph"/>
+        <w:numPr>
+          <w:ilvl w:val="0"/>
+          <w:numId w:val="3"/>
+        </w:numPr>
+        <w:rPr>
+          <w:lang w:val="en-US"/>
+        </w:rPr>
+      </w:pPr>
+      <w:r>
+        <w:rPr>
+          <w:lang w:val="en-US"/>
+        </w:rPr>
+        <w:t>Ví dụ</w:t>
       </w:r>
     </w:p>
     <w:p>
@@ -2661,25 +2661,43 @@
         <w:rPr>
           <w:lang w:val="en-US"/>
         </w:rPr>
-        <w:t>echo &lt;Dòng Văn Bản&gt;&gt;&gt;&lt;Đường Dẫn Tới File&gt;</w:t>
-      </w:r>
-    </w:p>
-    <w:p>
-      <w:pPr>
-        <w:pStyle w:val="ListParagraph"/>
-        <w:numPr>
-          <w:ilvl w:val="0"/>
-          <w:numId w:val="3"/>
-        </w:numPr>
-        <w:rPr>
-          <w:lang w:val="en-US"/>
-        </w:rPr>
-      </w:pPr>
-      <w:r>
-        <w:rPr>
-          <w:lang w:val="en-US"/>
-        </w:rPr>
-        <w:t>Ví dụ</w:t>
+        <w:t>echo ^&lt;include^&gt; foo.h &gt; bar.txt</w:t>
+      </w:r>
+    </w:p>
+    <w:p>
+      <w:pPr>
+        <w:pStyle w:val="ListParagraph"/>
+        <w:numPr>
+          <w:ilvl w:val="0"/>
+          <w:numId w:val="8"/>
+        </w:numPr>
+        <w:rPr>
+          <w:lang w:val="en-US"/>
+        </w:rPr>
+      </w:pPr>
+      <w:r>
+        <w:rPr>
+          <w:lang w:val="en-US"/>
+        </w:rPr>
+        <w:t xml:space="preserve">Cách </w:t>
+      </w:r>
+      <w:r>
+        <w:rPr>
+          <w:lang w:val="en-US"/>
+        </w:rPr>
+        <w:t xml:space="preserve">Ghi Tiếp Nội Dung Vào </w:t>
+      </w:r>
+      <w:r>
+        <w:rPr>
+          <w:lang w:val="en-US"/>
+        </w:rPr>
+        <w:t xml:space="preserve">File </w:t>
+      </w:r>
+      <w:r>
+        <w:rPr>
+          <w:lang w:val="en-US"/>
+        </w:rPr>
+        <w:t>Tại Vị Trí Cuối Cùng Của File?</w:t>
       </w:r>
     </w:p>
     <w:p>
@@ -2700,25 +2718,25 @@
         <w:rPr>
           <w:lang w:val="en-US"/>
         </w:rPr>
-        <w:t>echo cho chet 1&gt;&gt; D:\test.js</w:t>
-      </w:r>
-    </w:p>
-    <w:p>
-      <w:pPr>
-        <w:pStyle w:val="ListParagraph"/>
-        <w:numPr>
-          <w:ilvl w:val="0"/>
-          <w:numId w:val="8"/>
-        </w:numPr>
-        <w:rPr>
-          <w:lang w:val="en-US"/>
-        </w:rPr>
-      </w:pPr>
-      <w:r>
-        <w:rPr>
-          <w:lang w:val="en-US"/>
-        </w:rPr>
-        <w:t>Đổi Tên 1 File?</w:t>
+        <w:t>echo &lt;Dòng Văn Bản&gt;&gt;&gt;&lt;Đường Dẫn Tới File&gt;</w:t>
+      </w:r>
+    </w:p>
+    <w:p>
+      <w:pPr>
+        <w:pStyle w:val="ListParagraph"/>
+        <w:numPr>
+          <w:ilvl w:val="0"/>
+          <w:numId w:val="3"/>
+        </w:numPr>
+        <w:rPr>
+          <w:lang w:val="en-US"/>
+        </w:rPr>
+      </w:pPr>
+      <w:r>
+        <w:rPr>
+          <w:lang w:val="en-US"/>
+        </w:rPr>
+        <w:t>Ví dụ</w:t>
       </w:r>
     </w:p>
     <w:p>
@@ -2739,25 +2757,25 @@
         <w:rPr>
           <w:lang w:val="en-US"/>
         </w:rPr>
-        <w:t>ren &lt;Đường Dẫn Tới File Cần Đổi Tên&gt; &lt;Tên Mới&gt;</w:t>
-      </w:r>
-    </w:p>
-    <w:p>
-      <w:pPr>
-        <w:pStyle w:val="ListParagraph"/>
-        <w:numPr>
-          <w:ilvl w:val="0"/>
-          <w:numId w:val="3"/>
-        </w:numPr>
-        <w:rPr>
-          <w:lang w:val="en-US"/>
-        </w:rPr>
-      </w:pPr>
-      <w:r>
-        <w:rPr>
-          <w:lang w:val="en-US"/>
-        </w:rPr>
-        <w:t>Ví dụ</w:t>
+        <w:t>echo cho chet 1&gt;&gt; D:\test.js</w:t>
+      </w:r>
+    </w:p>
+    <w:p>
+      <w:pPr>
+        <w:pStyle w:val="ListParagraph"/>
+        <w:numPr>
+          <w:ilvl w:val="0"/>
+          <w:numId w:val="8"/>
+        </w:numPr>
+        <w:rPr>
+          <w:lang w:val="en-US"/>
+        </w:rPr>
+      </w:pPr>
+      <w:r>
+        <w:rPr>
+          <w:lang w:val="en-US"/>
+        </w:rPr>
+        <w:t>Đổi Tên 1 File?</w:t>
       </w:r>
     </w:p>
     <w:p>
@@ -2778,63 +2796,25 @@
         <w:rPr>
           <w:lang w:val="en-US"/>
         </w:rPr>
-        <w:t>ren .\bar\foo.txt fool.txt</w:t>
-      </w:r>
-    </w:p>
-    <w:p>
-      <w:pPr>
-        <w:pStyle w:val="ListParagraph"/>
-        <w:numPr>
-          <w:ilvl w:val="0"/>
-          <w:numId w:val="3"/>
-        </w:numPr>
-        <w:rPr>
-          <w:lang w:val="en-US"/>
-        </w:rPr>
-      </w:pPr>
-      <w:r>
-        <w:rPr>
-          <w:lang w:val="en-US"/>
-        </w:rPr>
-        <w:t>File “foo.txt” trong thư mục “bar” được đổi tên thành “fool.txt”</w:t>
-      </w:r>
-    </w:p>
-    <w:p>
-      <w:pPr>
-        <w:rPr>
-          <w:lang w:val="en-US"/>
-        </w:rPr>
-      </w:pPr>
-    </w:p>
-    <w:p>
-      <w:pPr>
-        <w:rPr>
-          <w:lang w:val="en-US"/>
-        </w:rPr>
-      </w:pPr>
-      <w:r>
-        <w:rPr>
-          <w:lang w:val="en-US"/>
-        </w:rPr>
-        <w:t>Loop – Vòng Lặp:</w:t>
-      </w:r>
-    </w:p>
-    <w:p>
-      <w:pPr>
-        <w:pStyle w:val="ListParagraph"/>
-        <w:numPr>
-          <w:ilvl w:val="0"/>
-          <w:numId w:val="11"/>
-        </w:numPr>
-        <w:rPr>
-          <w:lang w:val="en-US"/>
-        </w:rPr>
-      </w:pPr>
-      <w:r>
-        <w:rPr>
-          <w:lang w:val="en-US"/>
-        </w:rPr>
-        <w:t>Cách Dùng For Loop?</w:t>
+        <w:t>ren &lt;Đường Dẫn Tới File Cần Đổi Tên&gt; &lt;Tên Mới&gt;</w:t>
+      </w:r>
+    </w:p>
+    <w:p>
+      <w:pPr>
+        <w:pStyle w:val="ListParagraph"/>
+        <w:numPr>
+          <w:ilvl w:val="0"/>
+          <w:numId w:val="3"/>
+        </w:numPr>
+        <w:rPr>
+          <w:lang w:val="en-US"/>
+        </w:rPr>
+      </w:pPr>
+      <w:r>
+        <w:rPr>
+          <w:lang w:val="en-US"/>
+        </w:rPr>
+        <w:t>Ví dụ</w:t>
       </w:r>
     </w:p>
     <w:p>
@@ -2855,7 +2835,64 @@
         <w:rPr>
           <w:lang w:val="en-US"/>
         </w:rPr>
-        <w:t>for %%&lt;Tên Biến Lặp&gt; in (&lt;Tập Hợp&gt;) do (</w:t>
+        <w:t>ren .\bar\foo.txt fool.txt</w:t>
+      </w:r>
+    </w:p>
+    <w:p>
+      <w:pPr>
+        <w:pStyle w:val="ListParagraph"/>
+        <w:numPr>
+          <w:ilvl w:val="0"/>
+          <w:numId w:val="3"/>
+        </w:numPr>
+        <w:rPr>
+          <w:lang w:val="en-US"/>
+        </w:rPr>
+      </w:pPr>
+      <w:r>
+        <w:rPr>
+          <w:lang w:val="en-US"/>
+        </w:rPr>
+        <w:t>File “foo.txt” trong thư mục “bar” được đổi tên thành “fool.txt”</w:t>
+      </w:r>
+    </w:p>
+    <w:p>
+      <w:pPr>
+        <w:rPr>
+          <w:lang w:val="en-US"/>
+        </w:rPr>
+      </w:pPr>
+    </w:p>
+    <w:p>
+      <w:pPr>
+        <w:rPr>
+          <w:lang w:val="en-US"/>
+        </w:rPr>
+      </w:pPr>
+      <w:r>
+        <w:rPr>
+          <w:lang w:val="en-US"/>
+        </w:rPr>
+        <w:lastRenderedPageBreak/>
+        <w:t>Loop – Vòng Lặp:</w:t>
+      </w:r>
+    </w:p>
+    <w:p>
+      <w:pPr>
+        <w:pStyle w:val="ListParagraph"/>
+        <w:numPr>
+          <w:ilvl w:val="0"/>
+          <w:numId w:val="11"/>
+        </w:numPr>
+        <w:rPr>
+          <w:lang w:val="en-US"/>
+        </w:rPr>
+      </w:pPr>
+      <w:r>
+        <w:rPr>
+          <w:lang w:val="en-US"/>
+        </w:rPr>
+        <w:t>Cách Dùng For Loop?</w:t>
       </w:r>
     </w:p>
     <w:p>
@@ -2876,7 +2913,27 @@
         <w:rPr>
           <w:lang w:val="en-US"/>
         </w:rPr>
-        <w:lastRenderedPageBreak/>
+        <w:t>for %%&lt;Tên Biến Lặp&gt; in (&lt;Tập Hợp&gt;) do (</w:t>
+      </w:r>
+    </w:p>
+    <w:p>
+      <w:pPr>
+        <w:pStyle w:val="ListParagraph"/>
+        <w:pBdr>
+          <w:top w:val="single" w:sz="4" w:space="1" w:color="auto"/>
+          <w:left w:val="single" w:sz="4" w:space="4" w:color="auto"/>
+          <w:bottom w:val="single" w:sz="4" w:space="1" w:color="auto"/>
+          <w:right w:val="single" w:sz="4" w:space="4" w:color="auto"/>
+        </w:pBdr>
+        <w:ind w:left="1080"/>
+        <w:rPr>
+          <w:lang w:val="en-US"/>
+        </w:rPr>
+      </w:pPr>
+      <w:r>
+        <w:rPr>
+          <w:lang w:val="en-US"/>
+        </w:rPr>
         <w:t xml:space="preserve">    </w:t>
       </w:r>
       <w:r>
@@ -3759,6 +3816,7 @@
         <w:rPr>
           <w:lang w:val="en-US"/>
         </w:rPr>
+        <w:lastRenderedPageBreak/>
         <w:t>File Shortcut không thể Edit thủ công vì nó là File nhị phân</w:t>
       </w:r>
     </w:p>
@@ -3813,7 +3871,6 @@
         <w:rPr>
           <w:lang w:val="en-US"/>
         </w:rPr>
-        <w:lastRenderedPageBreak/>
         <w:t>Nháy phải chuột tại nơi muốn tạo + chọn “New” + Click “Shortcut”</w:t>
       </w:r>
       <w:r>
@@ -4593,6 +4650,7 @@
         <w:rPr>
           <w:lang w:val="en-US"/>
         </w:rPr>
+        <w:lastRenderedPageBreak/>
         <w:t>Nếu &lt;Dòng Văn Bản&gt; không có gì ngoài dấu “ “ thì sẽ in ra “ECHO is on.”</w:t>
       </w:r>
     </w:p>
@@ -4629,7 +4687,6 @@
         <w:rPr>
           <w:lang w:val="en-US"/>
         </w:rPr>
-        <w:lastRenderedPageBreak/>
         <w:t>Biến có tên “bien” có giá trị là “haha”,</w:t>
       </w:r>
       <w:r>
@@ -5542,6 +5599,7 @@
         <w:rPr>
           <w:lang w:val="en-US"/>
         </w:rPr>
+        <w:lastRenderedPageBreak/>
         <w:t>e</w:t>
       </w:r>
       <w:r>
@@ -5599,7 +5657,6 @@
         <w:rPr>
           <w:lang w:val="en-US"/>
         </w:rPr>
-        <w:lastRenderedPageBreak/>
         <w:t xml:space="preserve">  </w:t>
       </w:r>
       <w:r>
@@ -6478,6 +6535,7 @@
         <w:rPr>
           <w:lang w:val="en-US"/>
         </w:rPr>
+        <w:lastRenderedPageBreak/>
         <w:t>r</w:t>
       </w:r>
       <w:r>
@@ -6532,7 +6590,6 @@
         <w:rPr>
           <w:lang w:val="en-US"/>
         </w:rPr>
-        <w:lastRenderedPageBreak/>
         <w:t>Còn trong Power Shell</w:t>
       </w:r>
     </w:p>

--- a/batch.docx
+++ b/batch.docx
@@ -8,6 +8,13 @@
           <w:lang w:val="en-US"/>
         </w:rPr>
       </w:pPr>
+    </w:p>
+    <w:p>
+      <w:pPr>
+        <w:rPr>
+          <w:lang w:val="en-US"/>
+        </w:rPr>
+      </w:pPr>
       <w:r>
         <w:rPr>
           <w:lang w:val="en-US"/>
@@ -612,6 +619,7 @@
         <w:rPr>
           <w:lang w:val="en-US"/>
         </w:rPr>
+        <w:lastRenderedPageBreak/>
         <w:t>Ví dụ giá trị củ</w:t>
       </w:r>
       <w:r>
@@ -696,7 +704,6 @@
         <w:rPr>
           <w:lang w:val="en-US"/>
         </w:rPr>
-        <w:lastRenderedPageBreak/>
         <w:t>e</w:t>
       </w:r>
       <w:r>
@@ -1366,7 +1373,14 @@
         <w:rPr>
           <w:lang w:val="en-US"/>
         </w:rPr>
-        <w:t xml:space="preserve"> + chọn nó rồi phải chuột + chọn “New Simple Volumn” + chọn “Next” 3 lần + đặt mô tả cho ổ mới + chọn “Next” + chọn “Finish”</w:t>
+        <w:t xml:space="preserve"> + chọn nó rồi phải chuột + </w:t>
+      </w:r>
+      <w:r>
+        <w:rPr>
+          <w:lang w:val="en-US"/>
+        </w:rPr>
+        <w:lastRenderedPageBreak/>
+        <w:t>chọn “New Simple Volumn” + chọn “Next” 3 lần + đặt mô tả cho ổ mới + chọn “Next” + chọn “Finish”</w:t>
       </w:r>
     </w:p>
     <w:p>
@@ -1384,7 +1398,6 @@
         <w:rPr>
           <w:lang w:val="en-US"/>
         </w:rPr>
-        <w:lastRenderedPageBreak/>
         <w:t>Như vậy ta đã tạo thành công ổ mới</w:t>
       </w:r>
     </w:p>
@@ -2075,7 +2088,6 @@
         <w:rPr>
           <w:lang w:val="en-US"/>
         </w:rPr>
-        <w:lastRenderedPageBreak/>
         <w:t>File And Folder – Tệp Và Thư Mục:</w:t>
       </w:r>
     </w:p>
@@ -2873,7 +2885,6 @@
         <w:rPr>
           <w:lang w:val="en-US"/>
         </w:rPr>
-        <w:lastRenderedPageBreak/>
         <w:t>Loop – Vòng Lặp:</w:t>
       </w:r>
     </w:p>
@@ -3399,539 +3410,20 @@
     </w:p>
     <w:p>
       <w:pPr>
-        <w:rPr>
-          <w:lang w:val="en-US"/>
-        </w:rPr>
-      </w:pPr>
-    </w:p>
-    <w:p>
-      <w:pPr>
-        <w:rPr>
-          <w:lang w:val="en-US"/>
-        </w:rPr>
-      </w:pPr>
-      <w:r>
-        <w:rPr>
-          <w:lang w:val="en-US"/>
-        </w:rPr>
-        <w:t>Program – Chương Trình:</w:t>
-      </w:r>
-    </w:p>
-    <w:p>
-      <w:pPr>
-        <w:pStyle w:val="ListParagraph"/>
-        <w:numPr>
-          <w:ilvl w:val="0"/>
-          <w:numId w:val="10"/>
-        </w:numPr>
-        <w:rPr>
-          <w:lang w:val="en-US"/>
-        </w:rPr>
-      </w:pPr>
-      <w:r>
-        <w:rPr>
-          <w:lang w:val="en-US"/>
-        </w:rPr>
-        <w:t xml:space="preserve">Chạy </w:t>
-      </w:r>
-      <w:r>
-        <w:rPr>
-          <w:lang w:val="en-US"/>
-        </w:rPr>
-        <w:t>Với Tư Cách Quản Trị Viên Để Làm Gì?</w:t>
-      </w:r>
-    </w:p>
-    <w:p>
-      <w:pPr>
-        <w:pStyle w:val="ListParagraph"/>
-        <w:numPr>
-          <w:ilvl w:val="0"/>
-          <w:numId w:val="3"/>
-        </w:numPr>
-        <w:rPr>
-          <w:lang w:val="en-US"/>
-        </w:rPr>
-      </w:pPr>
-      <w:r>
-        <w:rPr>
-          <w:lang w:val="en-US"/>
-        </w:rPr>
-        <w:t>Giả sử bạn truy cập vào trang Web độc, nó tải xuống máy bạn Virus, thì nếu cửa sổ chạy với tư cách quản trị viên không hiện lên, bạn sẽ mặc định tải nó</w:t>
-      </w:r>
-    </w:p>
-    <w:p>
-      <w:pPr>
-        <w:pStyle w:val="ListParagraph"/>
-        <w:numPr>
-          <w:ilvl w:val="0"/>
-          <w:numId w:val="3"/>
-        </w:numPr>
-        <w:rPr>
-          <w:lang w:val="en-US"/>
-        </w:rPr>
-      </w:pPr>
-      <w:r>
-        <w:rPr>
-          <w:lang w:val="en-US"/>
-        </w:rPr>
-        <w:t>Có 1 số File hoặc thư mục quan trọng nên nếu lỡ tay nhấn Delete hay gì thì có cửa sổ quản trị viên ngăn lại</w:t>
-      </w:r>
-    </w:p>
-    <w:p>
-      <w:pPr>
-        <w:pStyle w:val="ListParagraph"/>
-        <w:numPr>
-          <w:ilvl w:val="0"/>
-          <w:numId w:val="10"/>
-        </w:numPr>
-        <w:rPr>
-          <w:lang w:val="en-US"/>
-        </w:rPr>
-      </w:pPr>
-      <w:r>
-        <w:rPr>
-          <w:lang w:val="en-US"/>
-        </w:rPr>
-        <w:t>Cách Chạy 1 Chương Trình Với Quyền Quản Trị Mãi Mãi Cho Tới Khi Ta Tắt?</w:t>
-      </w:r>
-    </w:p>
-    <w:p>
-      <w:pPr>
-        <w:pStyle w:val="ListParagraph"/>
-        <w:numPr>
-          <w:ilvl w:val="0"/>
-          <w:numId w:val="3"/>
-        </w:numPr>
-        <w:rPr>
-          <w:lang w:val="en-US"/>
-        </w:rPr>
-      </w:pPr>
-      <w:r>
-        <w:rPr>
-          <w:lang w:val="en-US"/>
-        </w:rPr>
-        <w:t>Click phải chuột vào biểu tượng chương trình + chọn “Properties” + vào Tab “Compatibility” + Tick vào “Run this program as an administrator” + Click “OK”</w:t>
-      </w:r>
-    </w:p>
-    <w:p>
-      <w:pPr>
-        <w:pStyle w:val="ListParagraph"/>
-        <w:numPr>
-          <w:ilvl w:val="0"/>
-          <w:numId w:val="3"/>
-        </w:numPr>
-        <w:rPr>
-          <w:lang w:val="en-US"/>
-        </w:rPr>
-      </w:pPr>
-      <w:r>
-        <w:rPr>
-          <w:lang w:val="en-US"/>
-        </w:rPr>
-        <w:t>Kể từ này về sau, mỗi khi bạn chạy chương trình này đều mặc định với tư cách quản trị viên</w:t>
-      </w:r>
-    </w:p>
-    <w:p>
-      <w:pPr>
-        <w:pStyle w:val="ListParagraph"/>
-        <w:numPr>
-          <w:ilvl w:val="0"/>
-          <w:numId w:val="10"/>
-        </w:numPr>
-        <w:rPr>
-          <w:lang w:val="en-US"/>
-        </w:rPr>
-      </w:pPr>
-      <w:r>
-        <w:rPr>
-          <w:lang w:val="en-US"/>
-        </w:rPr>
-        <w:t>Thông Tin Xác Thực (Credential) Là Gì?</w:t>
-      </w:r>
-    </w:p>
-    <w:p>
-      <w:pPr>
-        <w:pStyle w:val="ListParagraph"/>
-        <w:numPr>
-          <w:ilvl w:val="0"/>
-          <w:numId w:val="3"/>
-        </w:numPr>
-        <w:rPr>
-          <w:lang w:val="en-US"/>
-        </w:rPr>
-      </w:pPr>
-      <w:r>
-        <w:rPr>
-          <w:lang w:val="en-US"/>
-        </w:rPr>
-        <w:t>Là thông tin để bạn đăng nhập vô 1 cái gì đó</w:t>
-      </w:r>
-    </w:p>
-    <w:p>
-      <w:pPr>
-        <w:pStyle w:val="ListParagraph"/>
-        <w:numPr>
-          <w:ilvl w:val="0"/>
-          <w:numId w:val="3"/>
-        </w:numPr>
-        <w:rPr>
-          <w:lang w:val="en-US"/>
-        </w:rPr>
-      </w:pPr>
-      <w:r>
-        <w:rPr>
-          <w:lang w:val="en-US"/>
-        </w:rPr>
-        <w:t>Được lưu trên máy tính để những lần sau không cần đăng nhập nữa</w:t>
-      </w:r>
-    </w:p>
-    <w:p>
-      <w:pPr>
-        <w:pStyle w:val="ListParagraph"/>
-        <w:numPr>
-          <w:ilvl w:val="0"/>
-          <w:numId w:val="10"/>
-        </w:numPr>
-        <w:rPr>
-          <w:lang w:val="en-US"/>
-        </w:rPr>
-      </w:pPr>
-      <w:r>
-        <w:rPr>
-          <w:lang w:val="en-US"/>
-        </w:rPr>
-        <w:t>Cách Xem Các Thông Tin Xác Thực Lưu Trên Máy Tính?</w:t>
-      </w:r>
-    </w:p>
-    <w:p>
-      <w:pPr>
-        <w:pStyle w:val="ListParagraph"/>
-        <w:numPr>
-          <w:ilvl w:val="0"/>
-          <w:numId w:val="3"/>
-        </w:numPr>
-        <w:rPr>
-          <w:lang w:val="en-US"/>
-        </w:rPr>
-      </w:pPr>
-      <w:r>
-        <w:rPr>
-          <w:lang w:val="en-US"/>
-        </w:rPr>
-        <w:t>Vào “Control Panel” + chọn “User Accounts and Family Safety” + click “Credential Manager”</w:t>
-      </w:r>
-    </w:p>
-    <w:p>
-      <w:pPr>
-        <w:pStyle w:val="ListParagraph"/>
-        <w:numPr>
-          <w:ilvl w:val="0"/>
-          <w:numId w:val="10"/>
-        </w:numPr>
-        <w:rPr>
-          <w:lang w:val="en-US"/>
-        </w:rPr>
-      </w:pPr>
-      <w:r>
-        <w:rPr>
-          <w:lang w:val="en-US"/>
-        </w:rPr>
-        <w:t>Cách Chọn Chương Trình Nào Sẽ Chạy Khi Khởi Động Máy Tính?</w:t>
-      </w:r>
-    </w:p>
-    <w:p>
-      <w:pPr>
-        <w:pStyle w:val="ListParagraph"/>
-        <w:numPr>
-          <w:ilvl w:val="0"/>
-          <w:numId w:val="3"/>
-        </w:numPr>
-        <w:rPr>
-          <w:lang w:val="en-US"/>
-        </w:rPr>
-      </w:pPr>
-      <w:r>
-        <w:rPr>
-          <w:lang w:val="en-US"/>
-        </w:rPr>
-        <w:t>Nhấn “Ctrl” + “R” + gõ  “msconfig” + nhấn Enter + vào Tab “Startup” + chọn hoặc hủy chọn chương trình + Click OK + Restart lại máy</w:t>
-      </w:r>
-    </w:p>
-    <w:p>
-      <w:pPr>
-        <w:pStyle w:val="ListParagraph"/>
-        <w:numPr>
-          <w:ilvl w:val="0"/>
-          <w:numId w:val="10"/>
-        </w:numPr>
-        <w:rPr>
-          <w:lang w:val="en-US"/>
-        </w:rPr>
-      </w:pPr>
-      <w:r>
-        <w:rPr>
-          <w:lang w:val="en-US"/>
-        </w:rPr>
-        <w:t xml:space="preserve">Cơ </w:t>
-      </w:r>
-      <w:r>
-        <w:rPr>
-          <w:lang w:val="en-US"/>
-        </w:rPr>
-        <w:t xml:space="preserve">Chế Hoạt Động Của </w:t>
-      </w:r>
-      <w:r>
-        <w:rPr>
-          <w:lang w:val="en-US"/>
-        </w:rPr>
-        <w:t>Shortcut</w:t>
-      </w:r>
-      <w:r>
-        <w:rPr>
-          <w:lang w:val="en-US"/>
-        </w:rPr>
-        <w:t>?</w:t>
-      </w:r>
-    </w:p>
-    <w:p>
-      <w:pPr>
-        <w:pStyle w:val="ListParagraph"/>
-        <w:numPr>
-          <w:ilvl w:val="0"/>
-          <w:numId w:val="3"/>
-        </w:numPr>
-        <w:rPr>
-          <w:lang w:val="en-US"/>
-        </w:rPr>
-      </w:pPr>
-      <w:r>
-        <w:rPr>
-          <w:lang w:val="en-US"/>
-        </w:rPr>
-        <w:t>Shortcut sẽ có Icon của chương trình nó liên kiết tới</w:t>
-      </w:r>
-    </w:p>
-    <w:p>
-      <w:pPr>
-        <w:pStyle w:val="ListParagraph"/>
-        <w:numPr>
-          <w:ilvl w:val="0"/>
-          <w:numId w:val="3"/>
-        </w:numPr>
-        <w:rPr>
-          <w:lang w:val="en-US"/>
-        </w:rPr>
-      </w:pPr>
-      <w:r>
-        <w:rPr>
-          <w:lang w:val="en-US"/>
-        </w:rPr>
-        <w:t>Ví dụ</w:t>
-      </w:r>
-    </w:p>
-    <w:p>
-      <w:pPr>
-        <w:pStyle w:val="ListParagraph"/>
-        <w:numPr>
-          <w:ilvl w:val="0"/>
-          <w:numId w:val="3"/>
-        </w:numPr>
-        <w:rPr>
-          <w:lang w:val="en-US"/>
-        </w:rPr>
-      </w:pPr>
-      <w:r>
-        <w:rPr>
-          <w:lang w:val="en-US"/>
-        </w:rPr>
-        <w:t>Shortcut của Google Chrome sẽ có Icon của Google Chrome</w:t>
-      </w:r>
-    </w:p>
-    <w:p>
-      <w:pPr>
-        <w:pStyle w:val="ListParagraph"/>
-        <w:numPr>
-          <w:ilvl w:val="0"/>
-          <w:numId w:val="3"/>
-        </w:numPr>
-        <w:rPr>
-          <w:lang w:val="en-US"/>
-        </w:rPr>
-      </w:pPr>
-      <w:r>
-        <w:rPr>
-          <w:lang w:val="en-US"/>
-        </w:rPr>
-        <w:t>Đồng thời góc trái dưới của Icon sẽ có biểu tượng mũi tên</w:t>
-      </w:r>
-    </w:p>
-    <w:p>
-      <w:pPr>
-        <w:pStyle w:val="ListParagraph"/>
-        <w:numPr>
-          <w:ilvl w:val="0"/>
-          <w:numId w:val="3"/>
-        </w:numPr>
-        <w:rPr>
-          <w:lang w:val="en-US"/>
-        </w:rPr>
-      </w:pPr>
-      <w:r>
-        <w:rPr>
-          <w:lang w:val="en-US"/>
-        </w:rPr>
-        <w:t>Tên Shortcut bạn có thể đặt tùy ý</w:t>
-      </w:r>
-    </w:p>
-    <w:p>
-      <w:pPr>
-        <w:pStyle w:val="ListParagraph"/>
-        <w:numPr>
-          <w:ilvl w:val="0"/>
-          <w:numId w:val="3"/>
-        </w:numPr>
-        <w:rPr>
-          <w:lang w:val="en-US"/>
-        </w:rPr>
-      </w:pPr>
-      <w:r>
-        <w:rPr>
-          <w:lang w:val="en-US"/>
-        </w:rPr>
-        <w:t>Phần mở rộng của Shortcut là “.lnk”</w:t>
-      </w:r>
-    </w:p>
-    <w:p>
-      <w:pPr>
-        <w:pStyle w:val="ListParagraph"/>
-        <w:numPr>
-          <w:ilvl w:val="0"/>
-          <w:numId w:val="3"/>
-        </w:numPr>
-        <w:rPr>
-          <w:lang w:val="en-US"/>
-        </w:rPr>
-      </w:pPr>
-      <w:r>
-        <w:rPr>
-          <w:lang w:val="en-US"/>
-        </w:rPr>
-        <w:lastRenderedPageBreak/>
-        <w:t>File Shortcut không thể Edit thủ công vì nó là File nhị phân</w:t>
-      </w:r>
-    </w:p>
-    <w:p>
-      <w:pPr>
-        <w:pStyle w:val="ListParagraph"/>
-        <w:numPr>
-          <w:ilvl w:val="0"/>
-          <w:numId w:val="10"/>
-        </w:numPr>
-        <w:rPr>
-          <w:lang w:val="en-US"/>
-        </w:rPr>
-      </w:pPr>
-      <w:r>
-        <w:rPr>
-          <w:lang w:val="en-US"/>
-        </w:rPr>
-        <w:t xml:space="preserve">Cách </w:t>
-      </w:r>
-      <w:r>
-        <w:rPr>
-          <w:lang w:val="en-US"/>
-        </w:rPr>
-        <w:t xml:space="preserve">Tạo </w:t>
-      </w:r>
-      <w:r>
-        <w:rPr>
-          <w:lang w:val="en-US"/>
-        </w:rPr>
-        <w:t>Shortcut</w:t>
-      </w:r>
-      <w:r>
-        <w:rPr>
-          <w:lang w:val="en-US"/>
-        </w:rPr>
-        <w:t>?</w:t>
-      </w:r>
-    </w:p>
-    <w:p>
-      <w:pPr>
-        <w:pStyle w:val="ListParagraph"/>
-        <w:numPr>
-          <w:ilvl w:val="0"/>
-          <w:numId w:val="3"/>
-        </w:numPr>
-        <w:rPr>
-          <w:lang w:val="en-US"/>
-        </w:rPr>
-      </w:pPr>
-      <w:r>
-        <w:rPr>
-          <w:lang w:val="en-US"/>
-        </w:rPr>
-        <w:t>Nháy phải chuột tại nơi muốn tạo + chọn “New” + Click “Shortcut”</w:t>
-      </w:r>
-      <w:r>
-        <w:rPr>
-          <w:lang w:val="en-US"/>
-        </w:rPr>
-        <w:t xml:space="preserve"> + nhập dòng lệnh giống như trong CMD bao gồm đường dẫn đến chương trình cùng các tham số + nhấn “Next” + đặt tên cho Shortcut + nhấn “Finish”</w:t>
-      </w:r>
-    </w:p>
-    <w:p>
-      <w:pPr>
-        <w:pStyle w:val="ListParagraph"/>
-        <w:numPr>
-          <w:ilvl w:val="0"/>
-          <w:numId w:val="3"/>
-        </w:numPr>
-        <w:rPr>
-          <w:lang w:val="en-US"/>
-        </w:rPr>
-      </w:pPr>
-      <w:r>
-        <w:rPr>
-          <w:lang w:val="en-US"/>
-        </w:rPr>
-        <w:t>Nháy đúp vào Shortcut để khởi chạy chương trình mà nó kết nối tới cùng với các tham số đã xác định</w:t>
-      </w:r>
-    </w:p>
-    <w:p>
-      <w:pPr>
-        <w:pStyle w:val="ListParagraph"/>
-        <w:numPr>
-          <w:ilvl w:val="0"/>
-          <w:numId w:val="10"/>
-        </w:numPr>
-        <w:rPr>
-          <w:lang w:val="en-US"/>
-        </w:rPr>
-      </w:pPr>
-      <w:r>
-        <w:rPr>
-          <w:lang w:val="en-US"/>
-        </w:rPr>
-        <w:t>Tạo 1 Shortcut Mà Khi Click Vào Nó Sẽ Ra CMD Tại Desktop?</w:t>
-      </w:r>
-    </w:p>
-    <w:p>
-      <w:pPr>
-        <w:pStyle w:val="ListParagraph"/>
-        <w:numPr>
-          <w:ilvl w:val="0"/>
-          <w:numId w:val="3"/>
-        </w:numPr>
-        <w:rPr>
-          <w:lang w:val="en-US"/>
-        </w:rPr>
-      </w:pPr>
-      <w:r>
-        <w:rPr>
-          <w:lang w:val="en-US"/>
-        </w:rPr>
-        <w:t>Tiến hành tạo Shortcut tại Desktop như thường, đến mục nhập lệnh thì nhập dòng lệnh sau</w:t>
+        <w:pStyle w:val="ListParagraph"/>
+        <w:numPr>
+          <w:ilvl w:val="0"/>
+          <w:numId w:val="3"/>
+        </w:numPr>
+        <w:rPr>
+          <w:lang w:val="en-US"/>
+        </w:rPr>
+      </w:pPr>
+      <w:r>
+        <w:rPr>
+          <w:lang w:val="en-US"/>
+        </w:rPr>
+        <w:t>Để lặp từng dòng trong 1 File văn bản</w:t>
       </w:r>
     </w:p>
     <w:p>
@@ -3952,25 +3444,31 @@
         <w:rPr>
           <w:lang w:val="en-US"/>
         </w:rPr>
-        <w:t>cmd.exe /k cd %userprofile%\Desktop</w:t>
-      </w:r>
-    </w:p>
-    <w:p>
-      <w:pPr>
-        <w:pStyle w:val="ListParagraph"/>
-        <w:numPr>
-          <w:ilvl w:val="0"/>
-          <w:numId w:val="10"/>
-        </w:numPr>
-        <w:rPr>
-          <w:lang w:val="en-US"/>
-        </w:rPr>
-      </w:pPr>
-      <w:r>
-        <w:rPr>
-          <w:lang w:val="en-US"/>
-        </w:rPr>
-        <w:t>Chạy 1 File?</w:t>
+        <w:t>for /f "delims=" %%</w:t>
+      </w:r>
+      <w:r>
+        <w:rPr>
+          <w:lang w:val="en-US"/>
+        </w:rPr>
+        <w:t>&lt;Dòng&gt;</w:t>
+      </w:r>
+      <w:r>
+        <w:rPr>
+          <w:lang w:val="en-US"/>
+        </w:rPr>
+        <w:t xml:space="preserve"> in ('type </w:t>
+      </w:r>
+      <w:r>
+        <w:rPr>
+          <w:lang w:val="en-US"/>
+        </w:rPr>
+        <w:t>&lt;Đường Dẫn Tới File&gt;</w:t>
+      </w:r>
+      <w:r>
+        <w:rPr>
+          <w:lang w:val="en-US"/>
+        </w:rPr>
+        <w:t>') do (</w:t>
       </w:r>
     </w:p>
     <w:p>
@@ -3991,55 +3489,13 @@
         <w:rPr>
           <w:lang w:val="en-US"/>
         </w:rPr>
-        <w:t>s</w:t>
-      </w:r>
-      <w:r>
-        <w:rPr>
-          <w:lang w:val="en-US"/>
-        </w:rPr>
-        <w:t>tart &lt;Đường Dẫn Đến File&gt;</w:t>
-      </w:r>
-    </w:p>
-    <w:p>
-      <w:pPr>
-        <w:pStyle w:val="ListParagraph"/>
-        <w:numPr>
-          <w:ilvl w:val="0"/>
-          <w:numId w:val="3"/>
-        </w:numPr>
-        <w:rPr>
-          <w:lang w:val="en-US"/>
-        </w:rPr>
-      </w:pPr>
-      <w:r>
-        <w:rPr>
-          <w:lang w:val="en-US"/>
-        </w:rPr>
-        <w:t xml:space="preserve">Làm như này là để </w:t>
-      </w:r>
-      <w:r>
-        <w:rPr>
-          <w:lang w:val="en-US"/>
-        </w:rPr>
-        <w:t>File chạy độc lập, nếu không nó sẽ chạy luôn trong CMD của Batch</w:t>
-      </w:r>
-    </w:p>
-    <w:p>
-      <w:pPr>
-        <w:pStyle w:val="ListParagraph"/>
-        <w:numPr>
-          <w:ilvl w:val="0"/>
-          <w:numId w:val="3"/>
-        </w:numPr>
-        <w:rPr>
-          <w:lang w:val="en-US"/>
-        </w:rPr>
-      </w:pPr>
-      <w:r>
-        <w:rPr>
-          <w:lang w:val="en-US"/>
-        </w:rPr>
-        <w:t>Ví dụ</w:t>
+        <w:t xml:space="preserve">    </w:t>
+      </w:r>
+      <w:r>
+        <w:rPr>
+          <w:lang w:val="en-US"/>
+        </w:rPr>
+        <w:t>&lt;Làm Gì Đó&gt;</w:t>
       </w:r>
     </w:p>
     <w:p>
@@ -4060,25 +3516,25 @@
         <w:rPr>
           <w:lang w:val="en-US"/>
         </w:rPr>
-        <w:t>start foo.exe</w:t>
-      </w:r>
-    </w:p>
-    <w:p>
-      <w:pPr>
-        <w:pStyle w:val="ListParagraph"/>
-        <w:numPr>
-          <w:ilvl w:val="0"/>
-          <w:numId w:val="10"/>
-        </w:numPr>
-        <w:rPr>
-          <w:lang w:val="en-US"/>
-        </w:rPr>
-      </w:pPr>
-      <w:r>
-        <w:rPr>
-          <w:lang w:val="en-US"/>
-        </w:rPr>
-        <w:t>Đóng 1 File Đang Chạy?</w:t>
+        <w:t>)</w:t>
+      </w:r>
+    </w:p>
+    <w:p>
+      <w:pPr>
+        <w:pStyle w:val="ListParagraph"/>
+        <w:numPr>
+          <w:ilvl w:val="0"/>
+          <w:numId w:val="3"/>
+        </w:numPr>
+        <w:rPr>
+          <w:lang w:val="en-US"/>
+        </w:rPr>
+      </w:pPr>
+      <w:r>
+        <w:rPr>
+          <w:lang w:val="en-US"/>
+        </w:rPr>
+        <w:t>Ví dụ</w:t>
       </w:r>
     </w:p>
     <w:p>
@@ -4099,25 +3555,31 @@
         <w:rPr>
           <w:lang w:val="en-US"/>
         </w:rPr>
-        <w:t>taskkill /f /im &lt;Tên Task&gt;</w:t>
-      </w:r>
-    </w:p>
-    <w:p>
-      <w:pPr>
-        <w:pStyle w:val="ListParagraph"/>
-        <w:numPr>
-          <w:ilvl w:val="0"/>
-          <w:numId w:val="3"/>
-        </w:numPr>
-        <w:rPr>
-          <w:lang w:val="en-US"/>
-        </w:rPr>
-      </w:pPr>
-      <w:r>
-        <w:rPr>
-          <w:lang w:val="en-US"/>
-        </w:rPr>
-        <w:t>Ví dụ</w:t>
+        <w:t>for /f "delims=" %%</w:t>
+      </w:r>
+      <w:r>
+        <w:rPr>
+          <w:lang w:val="en-US"/>
+        </w:rPr>
+        <w:t>foo</w:t>
+      </w:r>
+      <w:r>
+        <w:rPr>
+          <w:lang w:val="en-US"/>
+        </w:rPr>
+        <w:t xml:space="preserve"> in ('type </w:t>
+      </w:r>
+      <w:r>
+        <w:rPr>
+          <w:lang w:val="en-US"/>
+        </w:rPr>
+        <w:t>..\bar.txt</w:t>
+      </w:r>
+      <w:r>
+        <w:rPr>
+          <w:lang w:val="en-US"/>
+        </w:rPr>
+        <w:t>') do (</w:t>
       </w:r>
     </w:p>
     <w:p>
@@ -4138,81 +3600,13 @@
         <w:rPr>
           <w:lang w:val="en-US"/>
         </w:rPr>
-        <w:t>taskkill /f /im foo.exe</w:t>
-      </w:r>
-    </w:p>
-    <w:p>
-      <w:pPr>
-        <w:rPr>
-          <w:lang w:val="en-US"/>
-        </w:rPr>
-      </w:pPr>
-    </w:p>
-    <w:p>
-      <w:pPr>
-        <w:rPr>
-          <w:lang w:val="en-US"/>
-        </w:rPr>
-      </w:pPr>
-      <w:r>
-        <w:rPr>
-          <w:lang w:val="en-US"/>
-        </w:rPr>
-        <w:t>Simple</w:t>
-      </w:r>
-      <w:r>
-        <w:rPr>
-          <w:lang w:val="en-US"/>
-        </w:rPr>
-        <w:t xml:space="preserve"> Commands </w:t>
-      </w:r>
-      <w:r>
-        <w:rPr>
-          <w:lang w:val="en-US"/>
-        </w:rPr>
-        <w:t xml:space="preserve">– </w:t>
-      </w:r>
-      <w:r>
-        <w:rPr>
-          <w:lang w:val="en-US"/>
-        </w:rPr>
-        <w:t xml:space="preserve">Câu </w:t>
-      </w:r>
-      <w:r>
-        <w:rPr>
-          <w:lang w:val="en-US"/>
-        </w:rPr>
-        <w:t xml:space="preserve">Lệnh </w:t>
-      </w:r>
-      <w:r>
-        <w:rPr>
-          <w:lang w:val="en-US"/>
-        </w:rPr>
-        <w:t>Đơn</w:t>
-      </w:r>
-      <w:r>
-        <w:rPr>
-          <w:lang w:val="en-US"/>
-        </w:rPr>
-        <w:t>:</w:t>
-      </w:r>
-    </w:p>
-    <w:p>
-      <w:pPr>
-        <w:pStyle w:val="ListParagraph"/>
-        <w:numPr>
-          <w:ilvl w:val="0"/>
-          <w:numId w:val="7"/>
-        </w:numPr>
-        <w:rPr>
-          <w:lang w:val="en-US"/>
-        </w:rPr>
-      </w:pPr>
-      <w:r>
-        <w:rPr>
-          <w:lang w:val="en-US"/>
-        </w:rPr>
-        <w:t>Đưa Máy Về Chế Độ Ngủ Đông Ngay Lập Tức?</w:t>
+        <w:t xml:space="preserve">    </w:t>
+      </w:r>
+      <w:r>
+        <w:rPr>
+          <w:lang w:val="en-US"/>
+        </w:rPr>
+        <w:t>echo foo</w:t>
       </w:r>
     </w:p>
     <w:p>
@@ -4233,25 +3627,7 @@
         <w:rPr>
           <w:lang w:val="en-US"/>
         </w:rPr>
-        <w:t>shutdown</w:t>
-      </w:r>
-    </w:p>
-    <w:p>
-      <w:pPr>
-        <w:pStyle w:val="ListParagraph"/>
-        <w:numPr>
-          <w:ilvl w:val="0"/>
-          <w:numId w:val="7"/>
-        </w:numPr>
-        <w:rPr>
-          <w:lang w:val="en-US"/>
-        </w:rPr>
-      </w:pPr>
-      <w:r>
-        <w:rPr>
-          <w:lang w:val="en-US"/>
-        </w:rPr>
-        <w:t>Show Cách Dùng Của 1 Câu Lệnh?</w:t>
+        <w:t xml:space="preserve">    echo.</w:t>
       </w:r>
     </w:p>
     <w:p>
@@ -4272,25 +3648,25 @@
         <w:rPr>
           <w:lang w:val="en-US"/>
         </w:rPr>
-        <w:t>&lt;Câu Lệnh&gt; /?</w:t>
-      </w:r>
-    </w:p>
-    <w:p>
-      <w:pPr>
-        <w:pStyle w:val="ListParagraph"/>
-        <w:numPr>
-          <w:ilvl w:val="0"/>
-          <w:numId w:val="3"/>
-        </w:numPr>
-        <w:rPr>
-          <w:lang w:val="en-US"/>
-        </w:rPr>
-      </w:pPr>
-      <w:r>
-        <w:rPr>
-          <w:lang w:val="en-US"/>
-        </w:rPr>
-        <w:t>Ví dụ</w:t>
+        <w:t>)</w:t>
+      </w:r>
+    </w:p>
+    <w:p>
+      <w:pPr>
+        <w:pStyle w:val="ListParagraph"/>
+        <w:numPr>
+          <w:ilvl w:val="0"/>
+          <w:numId w:val="3"/>
+        </w:numPr>
+        <w:rPr>
+          <w:lang w:val="en-US"/>
+        </w:rPr>
+      </w:pPr>
+      <w:r>
+        <w:rPr>
+          <w:lang w:val="en-US"/>
+        </w:rPr>
+        <w:t>Màn hình CMD</w:t>
       </w:r>
     </w:p>
     <w:p>
@@ -4311,31 +3687,7 @@
         <w:rPr>
           <w:lang w:val="en-US"/>
         </w:rPr>
-        <w:t>e</w:t>
-      </w:r>
-      <w:r>
-        <w:rPr>
-          <w:lang w:val="en-US"/>
-        </w:rPr>
-        <w:t>cho /?</w:t>
-      </w:r>
-    </w:p>
-    <w:p>
-      <w:pPr>
-        <w:pStyle w:val="ListParagraph"/>
-        <w:numPr>
-          <w:ilvl w:val="0"/>
-          <w:numId w:val="7"/>
-        </w:numPr>
-        <w:rPr>
-          <w:lang w:val="en-US"/>
-        </w:rPr>
-      </w:pPr>
-      <w:r>
-        <w:rPr>
-          <w:lang w:val="en-US"/>
-        </w:rPr>
-        <w:t>Show Địa Chỉ IP Của Máy?</w:t>
+        <w:t>Con cho cai</w:t>
       </w:r>
     </w:p>
     <w:p>
@@ -4352,36 +3704,6 @@
           <w:lang w:val="en-US"/>
         </w:rPr>
       </w:pPr>
-      <w:r>
-        <w:rPr>
-          <w:lang w:val="en-US"/>
-        </w:rPr>
-        <w:t>i</w:t>
-      </w:r>
-      <w:r>
-        <w:rPr>
-          <w:lang w:val="en-US"/>
-        </w:rPr>
-        <w:t>pconfig</w:t>
-      </w:r>
-    </w:p>
-    <w:p>
-      <w:pPr>
-        <w:pStyle w:val="ListParagraph"/>
-        <w:numPr>
-          <w:ilvl w:val="0"/>
-          <w:numId w:val="3"/>
-        </w:numPr>
-        <w:rPr>
-          <w:lang w:val="en-US"/>
-        </w:rPr>
-      </w:pPr>
-      <w:r>
-        <w:rPr>
-          <w:lang w:val="en-US"/>
-        </w:rPr>
-        <w:t>Nếu muốn Show tất cả, kể cả địa chỉ MAC</w:t>
-      </w:r>
     </w:p>
     <w:p>
       <w:pPr>
@@ -4401,31 +3723,7 @@
         <w:rPr>
           <w:lang w:val="en-US"/>
         </w:rPr>
-        <w:t>i</w:t>
-      </w:r>
-      <w:r>
-        <w:rPr>
-          <w:lang w:val="en-US"/>
-        </w:rPr>
-        <w:t>pconfig /all</w:t>
-      </w:r>
-    </w:p>
-    <w:p>
-      <w:pPr>
-        <w:pStyle w:val="ListParagraph"/>
-        <w:numPr>
-          <w:ilvl w:val="0"/>
-          <w:numId w:val="7"/>
-        </w:numPr>
-        <w:rPr>
-          <w:lang w:val="en-US"/>
-        </w:rPr>
-      </w:pPr>
-      <w:r>
-        <w:rPr>
-          <w:lang w:val="en-US"/>
-        </w:rPr>
-        <w:t>Show Các Kết Nối Của Máy Dưới Dạng Địa Chỉ IP Và Số Port?</w:t>
+        <w:t>Du ma may</w:t>
       </w:r>
     </w:p>
     <w:p>
@@ -4442,78 +3740,6 @@
           <w:lang w:val="en-US"/>
         </w:rPr>
       </w:pPr>
-      <w:r>
-        <w:rPr>
-          <w:lang w:val="en-US"/>
-        </w:rPr>
-        <w:t xml:space="preserve">netstat </w:t>
-      </w:r>
-      <w:r>
-        <w:rPr>
-          <w:lang w:val="en-US"/>
-        </w:rPr>
-        <w:t>-</w:t>
-      </w:r>
-      <w:r>
-        <w:rPr>
-          <w:lang w:val="en-US"/>
-        </w:rPr>
-        <w:t>n</w:t>
-      </w:r>
-    </w:p>
-    <w:p>
-      <w:pPr>
-        <w:pStyle w:val="ListParagraph"/>
-        <w:numPr>
-          <w:ilvl w:val="0"/>
-          <w:numId w:val="3"/>
-        </w:numPr>
-        <w:rPr>
-          <w:lang w:val="en-US"/>
-        </w:rPr>
-      </w:pPr>
-      <w:r>
-        <w:rPr>
-          <w:lang w:val="en-US"/>
-        </w:rPr>
-        <w:t>Local Address là địa chỉ IP của máy tính bạn cùng với Port tương ứng</w:t>
-      </w:r>
-    </w:p>
-    <w:p>
-      <w:pPr>
-        <w:pStyle w:val="ListParagraph"/>
-        <w:numPr>
-          <w:ilvl w:val="0"/>
-          <w:numId w:val="3"/>
-        </w:numPr>
-        <w:rPr>
-          <w:lang w:val="en-US"/>
-        </w:rPr>
-      </w:pPr>
-      <w:r>
-        <w:rPr>
-          <w:lang w:val="en-US"/>
-        </w:rPr>
-        <w:t>Foreign Address là địa chỉ IP của nơi đang được kết nối  cùng với Port tương ứng</w:t>
-      </w:r>
-    </w:p>
-    <w:p>
-      <w:pPr>
-        <w:pStyle w:val="ListParagraph"/>
-        <w:numPr>
-          <w:ilvl w:val="0"/>
-          <w:numId w:val="7"/>
-        </w:numPr>
-        <w:rPr>
-          <w:lang w:val="en-US"/>
-        </w:rPr>
-      </w:pPr>
-      <w:r>
-        <w:rPr>
-          <w:lang w:val="en-US"/>
-        </w:rPr>
-        <w:t>Không Muốn Hiện Câu Lệnh Trong Tệp Lên CMD?</w:t>
-      </w:r>
     </w:p>
     <w:p>
       <w:pPr>
@@ -4533,31 +3759,7 @@
         <w:rPr>
           <w:lang w:val="en-US"/>
         </w:rPr>
-        <w:t>@echo off</w:t>
-      </w:r>
-    </w:p>
-    <w:p>
-      <w:pPr>
-        <w:pStyle w:val="ListParagraph"/>
-        <w:numPr>
-          <w:ilvl w:val="0"/>
-          <w:numId w:val="7"/>
-        </w:numPr>
-        <w:rPr>
-          <w:lang w:val="en-US"/>
-        </w:rPr>
-      </w:pPr>
-      <w:r>
-        <w:rPr>
-          <w:lang w:val="en-US"/>
-        </w:rPr>
-        <w:t>In Thứ Gì Đó</w:t>
-      </w:r>
-      <w:r>
-        <w:rPr>
-          <w:lang w:val="en-US"/>
-        </w:rPr>
-        <w:t xml:space="preserve"> Và Xuống Dòng?</w:t>
+        <w:t>Thang lon.</w:t>
       </w:r>
     </w:p>
     <w:p>
@@ -4574,132 +3776,55 @@
           <w:lang w:val="en-US"/>
         </w:rPr>
       </w:pPr>
-      <w:r>
-        <w:rPr>
-          <w:lang w:val="en-US"/>
-        </w:rPr>
-        <w:t>e</w:t>
-      </w:r>
-      <w:r>
-        <w:rPr>
-          <w:lang w:val="en-US"/>
-        </w:rPr>
-        <w:t xml:space="preserve">cho </w:t>
-      </w:r>
-      <w:r>
-        <w:rPr>
-          <w:lang w:val="en-US"/>
-        </w:rPr>
-        <w:t>&lt;Dòng Văn Bản&gt;</w:t>
-      </w:r>
-    </w:p>
-    <w:p>
-      <w:pPr>
-        <w:pStyle w:val="ListParagraph"/>
-        <w:numPr>
-          <w:ilvl w:val="0"/>
-          <w:numId w:val="3"/>
-        </w:numPr>
-        <w:rPr>
-          <w:lang w:val="en-US"/>
-        </w:rPr>
-      </w:pPr>
-      <w:r>
-        <w:rPr>
-          <w:lang w:val="en-US"/>
-        </w:rPr>
-        <w:t>Lưu ý sẽ in luôn mấy dấ</w:t>
-      </w:r>
-      <w:r>
-        <w:rPr>
-          <w:lang w:val="en-US"/>
-        </w:rPr>
-        <w:t>u “ “</w:t>
-      </w:r>
-      <w:r>
-        <w:rPr>
-          <w:lang w:val="en-US"/>
-        </w:rPr>
-        <w:t xml:space="preserve"> ở cuối</w:t>
-      </w:r>
-      <w:r>
-        <w:rPr>
-          <w:lang w:val="en-US"/>
-        </w:rPr>
-        <w:t xml:space="preserve"> </w:t>
-      </w:r>
-      <w:r>
-        <w:rPr>
-          <w:lang w:val="en-US"/>
-        </w:rPr>
-        <w:t>&lt;Dòng Văn Bản&gt; nếu có</w:t>
-      </w:r>
-    </w:p>
-    <w:p>
-      <w:pPr>
-        <w:pStyle w:val="ListParagraph"/>
-        <w:numPr>
-          <w:ilvl w:val="0"/>
-          <w:numId w:val="3"/>
-        </w:numPr>
-        <w:rPr>
-          <w:lang w:val="en-US"/>
-        </w:rPr>
-      </w:pPr>
-      <w:r>
-        <w:rPr>
-          <w:lang w:val="en-US"/>
-        </w:rPr>
-        <w:lastRenderedPageBreak/>
-        <w:t>Nếu &lt;Dòng Văn Bản&gt; không có gì ngoài dấu “ “ thì sẽ in ra “ECHO is on.”</w:t>
-      </w:r>
-    </w:p>
-    <w:p>
-      <w:pPr>
-        <w:pStyle w:val="ListParagraph"/>
-        <w:numPr>
-          <w:ilvl w:val="0"/>
-          <w:numId w:val="3"/>
-        </w:numPr>
-        <w:rPr>
-          <w:lang w:val="en-US"/>
-        </w:rPr>
-      </w:pPr>
-      <w:r>
-        <w:rPr>
-          <w:lang w:val="en-US"/>
-        </w:rPr>
-        <w:t>Ví dụ</w:t>
-      </w:r>
-    </w:p>
-    <w:p>
-      <w:pPr>
-        <w:pStyle w:val="ListParagraph"/>
-        <w:numPr>
-          <w:ilvl w:val="0"/>
-          <w:numId w:val="3"/>
-        </w:numPr>
-        <w:rPr>
-          <w:lang w:val="en-US"/>
-        </w:rPr>
-      </w:pPr>
-      <w:r>
-        <w:rPr>
-          <w:lang w:val="en-US"/>
-        </w:rPr>
-        <w:t>Biến có tên “bien” có giá trị là “haha”,</w:t>
-      </w:r>
-      <w:r>
-        <w:rPr>
-          <w:lang w:val="en-US"/>
-        </w:rPr>
-        <w:t xml:space="preserve"> biến có tên %bien% có tên “huhu”,</w:t>
-      </w:r>
-      <w:r>
-        <w:rPr>
-          <w:lang w:val="en-US"/>
-        </w:rPr>
-        <w:t xml:space="preserve"> biến có tên “haha” có giá trị là “4”</w:t>
+    </w:p>
+    <w:p>
+      <w:pPr>
+        <w:pStyle w:val="ListParagraph"/>
+        <w:numPr>
+          <w:ilvl w:val="0"/>
+          <w:numId w:val="3"/>
+        </w:numPr>
+        <w:rPr>
+          <w:lang w:val="en-US"/>
+        </w:rPr>
+      </w:pPr>
+    </w:p>
+    <w:p>
+      <w:pPr>
+        <w:rPr>
+          <w:lang w:val="en-US"/>
+        </w:rPr>
+      </w:pPr>
+    </w:p>
+    <w:p>
+      <w:pPr>
+        <w:rPr>
+          <w:lang w:val="en-US"/>
+        </w:rPr>
+      </w:pPr>
+      <w:r>
+        <w:rPr>
+          <w:lang w:val="en-US"/>
+        </w:rPr>
+        <w:t>Condition – Điều Kiện:</w:t>
+      </w:r>
+    </w:p>
+    <w:p>
+      <w:pPr>
+        <w:pStyle w:val="ListParagraph"/>
+        <w:numPr>
+          <w:ilvl w:val="0"/>
+          <w:numId w:val="15"/>
+        </w:numPr>
+        <w:rPr>
+          <w:lang w:val="en-US"/>
+        </w:rPr>
+      </w:pPr>
+      <w:r>
+        <w:rPr>
+          <w:lang w:val="en-US"/>
+        </w:rPr>
+        <w:t>Cấu Trúc Câu Điều Kiện?</w:t>
       </w:r>
     </w:p>
     <w:p>
@@ -4720,13 +3845,7 @@
         <w:rPr>
           <w:lang w:val="en-US"/>
         </w:rPr>
-        <w:t>e</w:t>
-      </w:r>
-      <w:r>
-        <w:rPr>
-          <w:lang w:val="en-US"/>
-        </w:rPr>
-        <w:t>cho foo bar 123</w:t>
+        <w:t>if &lt;Điều Kiện&gt; (</w:t>
       </w:r>
     </w:p>
     <w:p>
@@ -4747,25 +3866,7 @@
         <w:rPr>
           <w:lang w:val="en-US"/>
         </w:rPr>
-        <w:t>echo %%bien%% def</w:t>
-      </w:r>
-    </w:p>
-    <w:p>
-      <w:pPr>
-        <w:pStyle w:val="ListParagraph"/>
-        <w:numPr>
-          <w:ilvl w:val="0"/>
-          <w:numId w:val="3"/>
-        </w:numPr>
-        <w:rPr>
-          <w:lang w:val="en-US"/>
-        </w:rPr>
-      </w:pPr>
-      <w:r>
-        <w:rPr>
-          <w:lang w:val="en-US"/>
-        </w:rPr>
-        <w:t>Màn hình CMD</w:t>
+        <w:t xml:space="preserve">    &lt;Làm Gì Đó&gt;</w:t>
       </w:r>
     </w:p>
     <w:p>
@@ -4786,7 +3887,7 @@
         <w:rPr>
           <w:lang w:val="en-US"/>
         </w:rPr>
-        <w:t>foo bar 123</w:t>
+        <w:t>) else (</w:t>
       </w:r>
     </w:p>
     <w:p>
@@ -4807,25 +3908,7 @@
         <w:rPr>
           <w:lang w:val="en-US"/>
         </w:rPr>
-        <w:t>%haha% def</w:t>
-      </w:r>
-    </w:p>
-    <w:p>
-      <w:pPr>
-        <w:pStyle w:val="ListParagraph"/>
-        <w:numPr>
-          <w:ilvl w:val="0"/>
-          <w:numId w:val="7"/>
-        </w:numPr>
-        <w:rPr>
-          <w:lang w:val="en-US"/>
-        </w:rPr>
-      </w:pPr>
-      <w:r>
-        <w:rPr>
-          <w:lang w:val="en-US"/>
-        </w:rPr>
-        <w:t>Không Muốn In Gì Hết Chỉ Muốn Xuống Dòng?</w:t>
+        <w:t xml:space="preserve">    &lt;Làm Gì Đó&gt;</w:t>
       </w:r>
     </w:p>
     <w:p>
@@ -4846,25 +3929,26 @@
         <w:rPr>
           <w:lang w:val="en-US"/>
         </w:rPr>
-        <w:t>echo.</w:t>
-      </w:r>
-    </w:p>
-    <w:p>
-      <w:pPr>
-        <w:pStyle w:val="ListParagraph"/>
-        <w:numPr>
-          <w:ilvl w:val="0"/>
-          <w:numId w:val="7"/>
-        </w:numPr>
-        <w:rPr>
-          <w:lang w:val="en-US"/>
-        </w:rPr>
-      </w:pPr>
-      <w:r>
-        <w:rPr>
-          <w:lang w:val="en-US"/>
-        </w:rPr>
-        <w:t>Tạm Ngưng Chương Trình Cho Đến Khi Có Phím Được Nhấn?</w:t>
+        <w:t>)</w:t>
+      </w:r>
+    </w:p>
+    <w:p>
+      <w:pPr>
+        <w:pStyle w:val="ListParagraph"/>
+        <w:numPr>
+          <w:ilvl w:val="0"/>
+          <w:numId w:val="3"/>
+        </w:numPr>
+        <w:rPr>
+          <w:lang w:val="en-US"/>
+        </w:rPr>
+      </w:pPr>
+      <w:r>
+        <w:rPr>
+          <w:lang w:val="en-US"/>
+        </w:rPr>
+        <w:lastRenderedPageBreak/>
+        <w:t>Ví dụ</w:t>
       </w:r>
     </w:p>
     <w:p>
@@ -4885,31 +3969,19 @@
         <w:rPr>
           <w:lang w:val="en-US"/>
         </w:rPr>
-        <w:t>p</w:t>
-      </w:r>
-      <w:r>
-        <w:rPr>
-          <w:lang w:val="en-US"/>
-        </w:rPr>
-        <w:t>ause</w:t>
-      </w:r>
-    </w:p>
-    <w:p>
-      <w:pPr>
-        <w:pStyle w:val="ListParagraph"/>
-        <w:numPr>
-          <w:ilvl w:val="0"/>
-          <w:numId w:val="7"/>
-        </w:numPr>
-        <w:rPr>
-          <w:lang w:val="en-US"/>
-        </w:rPr>
-      </w:pPr>
-      <w:r>
-        <w:rPr>
-          <w:lang w:val="en-US"/>
-        </w:rPr>
-        <w:t>Tạm Ngưng Chương Trình Trong Vài Giây?</w:t>
+        <w:t xml:space="preserve">if </w:t>
+      </w:r>
+      <w:r>
+        <w:rPr>
+          <w:lang w:val="en-US"/>
+        </w:rPr>
+        <w:t xml:space="preserve">2 == 3 </w:t>
+      </w:r>
+      <w:r>
+        <w:rPr>
+          <w:lang w:val="en-US"/>
+        </w:rPr>
+        <w:t>(</w:t>
       </w:r>
     </w:p>
     <w:p>
@@ -4930,61 +4002,13 @@
         <w:rPr>
           <w:lang w:val="en-US"/>
         </w:rPr>
-        <w:t>timeout /t &lt;Số Giây&gt; /nobreak &gt;nul</w:t>
-      </w:r>
-    </w:p>
-    <w:p>
-      <w:pPr>
-        <w:pStyle w:val="ListParagraph"/>
-        <w:numPr>
-          <w:ilvl w:val="0"/>
-          <w:numId w:val="3"/>
-        </w:numPr>
-        <w:rPr>
-          <w:lang w:val="en-US"/>
-        </w:rPr>
-      </w:pPr>
-      <w:r>
-        <w:rPr>
-          <w:lang w:val="en-US"/>
-        </w:rPr>
-        <w:t>&lt;Số Giây&gt; phải là số nguyên dương</w:t>
-      </w:r>
-    </w:p>
-    <w:p>
-      <w:pPr>
-        <w:pStyle w:val="ListParagraph"/>
-        <w:numPr>
-          <w:ilvl w:val="0"/>
-          <w:numId w:val="7"/>
-        </w:numPr>
-        <w:rPr>
-          <w:lang w:val="en-US"/>
-        </w:rPr>
-      </w:pPr>
-      <w:r>
-        <w:rPr>
-          <w:lang w:val="en-US"/>
-        </w:rPr>
-        <w:t>Xóa Hết Tất Cả Những Gì In Trên Màn Hình CMD?</w:t>
-      </w:r>
-    </w:p>
-    <w:p>
-      <w:pPr>
-        <w:pStyle w:val="ListParagraph"/>
-        <w:numPr>
-          <w:ilvl w:val="0"/>
-          <w:numId w:val="3"/>
-        </w:numPr>
-        <w:rPr>
-          <w:lang w:val="en-US"/>
-        </w:rPr>
-      </w:pPr>
-      <w:r>
-        <w:rPr>
-          <w:lang w:val="en-US"/>
-        </w:rPr>
-        <w:t>Câu lệnh này sẽ xóa hết Buffer</w:t>
+        <w:t xml:space="preserve">    </w:t>
+      </w:r>
+      <w:r>
+        <w:rPr>
+          <w:lang w:val="en-US"/>
+        </w:rPr>
+        <w:t>echo fuck</w:t>
       </w:r>
     </w:p>
     <w:p>
@@ -5005,31 +4029,7 @@
         <w:rPr>
           <w:lang w:val="en-US"/>
         </w:rPr>
-        <w:t>c</w:t>
-      </w:r>
-      <w:r>
-        <w:rPr>
-          <w:lang w:val="en-US"/>
-        </w:rPr>
-        <w:t>ls</w:t>
-      </w:r>
-    </w:p>
-    <w:p>
-      <w:pPr>
-        <w:pStyle w:val="ListParagraph"/>
-        <w:numPr>
-          <w:ilvl w:val="0"/>
-          <w:numId w:val="7"/>
-        </w:numPr>
-        <w:rPr>
-          <w:lang w:val="en-US"/>
-        </w:rPr>
-      </w:pPr>
-      <w:r>
-        <w:rPr>
-          <w:lang w:val="en-US"/>
-        </w:rPr>
-        <w:t>Nhảy Từ Dòng Code Này Sang Dòng Code Khác Và Bỏ Qua Code Ở Giữa?</w:t>
+        <w:t>) else (</w:t>
       </w:r>
     </w:p>
     <w:p>
@@ -5050,13 +4050,13 @@
         <w:rPr>
           <w:lang w:val="en-US"/>
         </w:rPr>
-        <w:t>g</w:t>
-      </w:r>
-      <w:r>
-        <w:rPr>
-          <w:lang w:val="en-US"/>
-        </w:rPr>
-        <w:t>oto &lt;Mốc&gt;</w:t>
+        <w:t xml:space="preserve">    </w:t>
+      </w:r>
+      <w:r>
+        <w:rPr>
+          <w:lang w:val="en-US"/>
+        </w:rPr>
+        <w:t>echo bar</w:t>
       </w:r>
     </w:p>
     <w:p>
@@ -5077,7 +4077,25 @@
         <w:rPr>
           <w:lang w:val="en-US"/>
         </w:rPr>
-        <w:t>&lt;Code Ở Giữa&gt;</w:t>
+        <w:t>)</w:t>
+      </w:r>
+    </w:p>
+    <w:p>
+      <w:pPr>
+        <w:pStyle w:val="ListParagraph"/>
+        <w:numPr>
+          <w:ilvl w:val="0"/>
+          <w:numId w:val="3"/>
+        </w:numPr>
+        <w:rPr>
+          <w:lang w:val="en-US"/>
+        </w:rPr>
+      </w:pPr>
+      <w:r>
+        <w:rPr>
+          <w:lang w:val="en-US"/>
+        </w:rPr>
+        <w:t>Để kiểm tra 1 biến có bằng rỗng, tham khảo điều kiện</w:t>
       </w:r>
     </w:p>
     <w:p>
@@ -5098,43 +4116,25 @@
         <w:rPr>
           <w:lang w:val="en-US"/>
         </w:rPr>
-        <w:t>&lt;Mốc&gt;</w:t>
-      </w:r>
-    </w:p>
-    <w:p>
-      <w:pPr>
-        <w:pStyle w:val="ListParagraph"/>
-        <w:numPr>
-          <w:ilvl w:val="0"/>
-          <w:numId w:val="3"/>
-        </w:numPr>
-        <w:rPr>
-          <w:lang w:val="en-US"/>
-        </w:rPr>
-      </w:pPr>
-      <w:r>
-        <w:rPr>
-          <w:lang w:val="en-US"/>
-        </w:rPr>
-        <w:t>Mốc là 1 chuỗi bất kì</w:t>
-      </w:r>
-    </w:p>
-    <w:p>
-      <w:pPr>
-        <w:pStyle w:val="ListParagraph"/>
-        <w:numPr>
-          <w:ilvl w:val="0"/>
-          <w:numId w:val="3"/>
-        </w:numPr>
-        <w:rPr>
-          <w:lang w:val="en-US"/>
-        </w:rPr>
-      </w:pPr>
-      <w:r>
-        <w:rPr>
-          <w:lang w:val="en-US"/>
-        </w:rPr>
-        <w:t>Ví dụ</w:t>
+        <w:t>"%foo%"==""</w:t>
+      </w:r>
+    </w:p>
+    <w:p>
+      <w:pPr>
+        <w:pStyle w:val="ListParagraph"/>
+        <w:numPr>
+          <w:ilvl w:val="0"/>
+          <w:numId w:val="3"/>
+        </w:numPr>
+        <w:rPr>
+          <w:lang w:val="en-US"/>
+        </w:rPr>
+      </w:pPr>
+      <w:r>
+        <w:rPr>
+          <w:lang w:val="en-US"/>
+        </w:rPr>
+        <w:t>Để kiểm tra 1 File có tồn tại, đặt điều kiện</w:t>
       </w:r>
     </w:p>
     <w:p>
@@ -5155,7 +4155,25 @@
         <w:rPr>
           <w:lang w:val="en-US"/>
         </w:rPr>
-        <w:t>echo start</w:t>
+        <w:t>exist &lt;Đường Dẫn Tới File&gt;</w:t>
+      </w:r>
+    </w:p>
+    <w:p>
+      <w:pPr>
+        <w:pStyle w:val="ListParagraph"/>
+        <w:numPr>
+          <w:ilvl w:val="0"/>
+          <w:numId w:val="3"/>
+        </w:numPr>
+        <w:rPr>
+          <w:lang w:val="en-US"/>
+        </w:rPr>
+      </w:pPr>
+      <w:r>
+        <w:rPr>
+          <w:lang w:val="en-US"/>
+        </w:rPr>
+        <w:t>Ví dụ</w:t>
       </w:r>
     </w:p>
     <w:p>
@@ -5172,6 +4190,12 @@
           <w:lang w:val="en-US"/>
         </w:rPr>
       </w:pPr>
+      <w:r>
+        <w:rPr>
+          <w:lang w:val="en-US"/>
+        </w:rPr>
+        <w:t>if exist bar.txt (</w:t>
+      </w:r>
     </w:p>
     <w:p>
       <w:pPr>
@@ -5191,7 +4215,7 @@
         <w:rPr>
           <w:lang w:val="en-US"/>
         </w:rPr>
-        <w:t>goto foo bar</w:t>
+        <w:t xml:space="preserve">    echo foo</w:t>
       </w:r>
     </w:p>
     <w:p>
@@ -5208,6 +4232,561 @@
           <w:lang w:val="en-US"/>
         </w:rPr>
       </w:pPr>
+      <w:r>
+        <w:rPr>
+          <w:lang w:val="en-US"/>
+        </w:rPr>
+        <w:t>)</w:t>
+      </w:r>
+    </w:p>
+    <w:p>
+      <w:pPr>
+        <w:pStyle w:val="ListParagraph"/>
+        <w:numPr>
+          <w:ilvl w:val="0"/>
+          <w:numId w:val="3"/>
+        </w:numPr>
+        <w:rPr>
+          <w:lang w:val="en-US"/>
+        </w:rPr>
+      </w:pPr>
+    </w:p>
+    <w:p>
+      <w:pPr>
+        <w:rPr>
+          <w:lang w:val="en-US"/>
+        </w:rPr>
+      </w:pPr>
+    </w:p>
+    <w:p>
+      <w:pPr>
+        <w:rPr>
+          <w:lang w:val="en-US"/>
+        </w:rPr>
+      </w:pPr>
+      <w:r>
+        <w:rPr>
+          <w:lang w:val="en-US"/>
+        </w:rPr>
+        <w:t>Program – Chương Trình:</w:t>
+      </w:r>
+    </w:p>
+    <w:p>
+      <w:pPr>
+        <w:pStyle w:val="ListParagraph"/>
+        <w:numPr>
+          <w:ilvl w:val="0"/>
+          <w:numId w:val="10"/>
+        </w:numPr>
+        <w:rPr>
+          <w:lang w:val="en-US"/>
+        </w:rPr>
+      </w:pPr>
+      <w:r>
+        <w:rPr>
+          <w:lang w:val="en-US"/>
+        </w:rPr>
+        <w:t xml:space="preserve">Chạy </w:t>
+      </w:r>
+      <w:r>
+        <w:rPr>
+          <w:lang w:val="en-US"/>
+        </w:rPr>
+        <w:t>Với Tư Cách Quản Trị Viên Để Làm Gì?</w:t>
+      </w:r>
+    </w:p>
+    <w:p>
+      <w:pPr>
+        <w:pStyle w:val="ListParagraph"/>
+        <w:numPr>
+          <w:ilvl w:val="0"/>
+          <w:numId w:val="3"/>
+        </w:numPr>
+        <w:rPr>
+          <w:lang w:val="en-US"/>
+        </w:rPr>
+      </w:pPr>
+      <w:r>
+        <w:rPr>
+          <w:lang w:val="en-US"/>
+        </w:rPr>
+        <w:t>Giả sử bạn truy cập vào trang Web độc, nó tải xuống máy bạn Virus, thì nếu cửa sổ chạy với tư cách quản trị viên không hiện lên, bạn sẽ mặc định tải nó</w:t>
+      </w:r>
+    </w:p>
+    <w:p>
+      <w:pPr>
+        <w:pStyle w:val="ListParagraph"/>
+        <w:numPr>
+          <w:ilvl w:val="0"/>
+          <w:numId w:val="3"/>
+        </w:numPr>
+        <w:rPr>
+          <w:lang w:val="en-US"/>
+        </w:rPr>
+      </w:pPr>
+      <w:r>
+        <w:rPr>
+          <w:lang w:val="en-US"/>
+        </w:rPr>
+        <w:t>Có 1 số File hoặc thư mục quan trọng nên nếu lỡ tay nhấn Delete hay gì thì có cửa sổ quản trị viên ngăn lại</w:t>
+      </w:r>
+    </w:p>
+    <w:p>
+      <w:pPr>
+        <w:pStyle w:val="ListParagraph"/>
+        <w:numPr>
+          <w:ilvl w:val="0"/>
+          <w:numId w:val="10"/>
+        </w:numPr>
+        <w:rPr>
+          <w:lang w:val="en-US"/>
+        </w:rPr>
+      </w:pPr>
+      <w:r>
+        <w:rPr>
+          <w:lang w:val="en-US"/>
+        </w:rPr>
+        <w:t>Cách Chạy 1 Chương Trình Với Quyền Quản Trị Mãi Mãi Cho Tới Khi Ta Tắt?</w:t>
+      </w:r>
+    </w:p>
+    <w:p>
+      <w:pPr>
+        <w:pStyle w:val="ListParagraph"/>
+        <w:numPr>
+          <w:ilvl w:val="0"/>
+          <w:numId w:val="3"/>
+        </w:numPr>
+        <w:rPr>
+          <w:lang w:val="en-US"/>
+        </w:rPr>
+      </w:pPr>
+      <w:r>
+        <w:rPr>
+          <w:lang w:val="en-US"/>
+        </w:rPr>
+        <w:t>Click phải chuột vào biểu tượng chương trình + chọn “Properties” + vào Tab “Compatibility” + Tick vào “Run this program as an administrator” + Click “OK”</w:t>
+      </w:r>
+    </w:p>
+    <w:p>
+      <w:pPr>
+        <w:pStyle w:val="ListParagraph"/>
+        <w:numPr>
+          <w:ilvl w:val="0"/>
+          <w:numId w:val="3"/>
+        </w:numPr>
+        <w:rPr>
+          <w:lang w:val="en-US"/>
+        </w:rPr>
+      </w:pPr>
+      <w:r>
+        <w:rPr>
+          <w:lang w:val="en-US"/>
+        </w:rPr>
+        <w:t>Kể từ này về sau, mỗi khi bạn chạy chương trình này đều mặc định với tư cách quản trị viên</w:t>
+      </w:r>
+    </w:p>
+    <w:p>
+      <w:pPr>
+        <w:pStyle w:val="ListParagraph"/>
+        <w:numPr>
+          <w:ilvl w:val="0"/>
+          <w:numId w:val="10"/>
+        </w:numPr>
+        <w:rPr>
+          <w:lang w:val="en-US"/>
+        </w:rPr>
+      </w:pPr>
+      <w:r>
+        <w:rPr>
+          <w:lang w:val="en-US"/>
+        </w:rPr>
+        <w:t>Thông Tin Xác Thực (Credential) Là Gì?</w:t>
+      </w:r>
+    </w:p>
+    <w:p>
+      <w:pPr>
+        <w:pStyle w:val="ListParagraph"/>
+        <w:numPr>
+          <w:ilvl w:val="0"/>
+          <w:numId w:val="3"/>
+        </w:numPr>
+        <w:rPr>
+          <w:lang w:val="en-US"/>
+        </w:rPr>
+      </w:pPr>
+      <w:r>
+        <w:rPr>
+          <w:lang w:val="en-US"/>
+        </w:rPr>
+        <w:t>Là thông tin để bạn đăng nhập vô 1 cái gì đó</w:t>
+      </w:r>
+    </w:p>
+    <w:p>
+      <w:pPr>
+        <w:pStyle w:val="ListParagraph"/>
+        <w:numPr>
+          <w:ilvl w:val="0"/>
+          <w:numId w:val="3"/>
+        </w:numPr>
+        <w:rPr>
+          <w:lang w:val="en-US"/>
+        </w:rPr>
+      </w:pPr>
+      <w:r>
+        <w:rPr>
+          <w:lang w:val="en-US"/>
+        </w:rPr>
+        <w:t>Được lưu trên máy tính để những lần sau không cần đăng nhập nữa</w:t>
+      </w:r>
+    </w:p>
+    <w:p>
+      <w:pPr>
+        <w:pStyle w:val="ListParagraph"/>
+        <w:numPr>
+          <w:ilvl w:val="0"/>
+          <w:numId w:val="10"/>
+        </w:numPr>
+        <w:rPr>
+          <w:lang w:val="en-US"/>
+        </w:rPr>
+      </w:pPr>
+      <w:r>
+        <w:rPr>
+          <w:lang w:val="en-US"/>
+        </w:rPr>
+        <w:t>Cách Xem Các Thông Tin Xác Thực Lưu Trên Máy Tính?</w:t>
+      </w:r>
+    </w:p>
+    <w:p>
+      <w:pPr>
+        <w:pStyle w:val="ListParagraph"/>
+        <w:numPr>
+          <w:ilvl w:val="0"/>
+          <w:numId w:val="3"/>
+        </w:numPr>
+        <w:rPr>
+          <w:lang w:val="en-US"/>
+        </w:rPr>
+      </w:pPr>
+      <w:r>
+        <w:rPr>
+          <w:lang w:val="en-US"/>
+        </w:rPr>
+        <w:t>Vào “Control Panel” + chọn “User Accounts and Family Safety” + click “Credential Manager”</w:t>
+      </w:r>
+    </w:p>
+    <w:p>
+      <w:pPr>
+        <w:pStyle w:val="ListParagraph"/>
+        <w:numPr>
+          <w:ilvl w:val="0"/>
+          <w:numId w:val="10"/>
+        </w:numPr>
+        <w:rPr>
+          <w:lang w:val="en-US"/>
+        </w:rPr>
+      </w:pPr>
+      <w:r>
+        <w:rPr>
+          <w:lang w:val="en-US"/>
+        </w:rPr>
+        <w:t>Cách Chọn Chương Trình Nào Sẽ Chạy Khi Khởi Động Máy Tính?</w:t>
+      </w:r>
+    </w:p>
+    <w:p>
+      <w:pPr>
+        <w:pStyle w:val="ListParagraph"/>
+        <w:numPr>
+          <w:ilvl w:val="0"/>
+          <w:numId w:val="3"/>
+        </w:numPr>
+        <w:rPr>
+          <w:lang w:val="en-US"/>
+        </w:rPr>
+      </w:pPr>
+      <w:r>
+        <w:rPr>
+          <w:lang w:val="en-US"/>
+        </w:rPr>
+        <w:t>Nhấn “Ctrl” + “R” + gõ  “msconfig” + nhấn Enter + vào Tab “Startup” + chọn hoặc hủy chọn chương trình + Click OK + Restart lại máy</w:t>
+      </w:r>
+    </w:p>
+    <w:p>
+      <w:pPr>
+        <w:pStyle w:val="ListParagraph"/>
+        <w:numPr>
+          <w:ilvl w:val="0"/>
+          <w:numId w:val="10"/>
+        </w:numPr>
+        <w:rPr>
+          <w:lang w:val="en-US"/>
+        </w:rPr>
+      </w:pPr>
+      <w:r>
+        <w:rPr>
+          <w:lang w:val="en-US"/>
+        </w:rPr>
+        <w:t xml:space="preserve">Cơ </w:t>
+      </w:r>
+      <w:r>
+        <w:rPr>
+          <w:lang w:val="en-US"/>
+        </w:rPr>
+        <w:t xml:space="preserve">Chế Hoạt Động Của </w:t>
+      </w:r>
+      <w:r>
+        <w:rPr>
+          <w:lang w:val="en-US"/>
+        </w:rPr>
+        <w:t>Shortcut</w:t>
+      </w:r>
+      <w:r>
+        <w:rPr>
+          <w:lang w:val="en-US"/>
+        </w:rPr>
+        <w:t>?</w:t>
+      </w:r>
+    </w:p>
+    <w:p>
+      <w:pPr>
+        <w:pStyle w:val="ListParagraph"/>
+        <w:numPr>
+          <w:ilvl w:val="0"/>
+          <w:numId w:val="3"/>
+        </w:numPr>
+        <w:rPr>
+          <w:lang w:val="en-US"/>
+        </w:rPr>
+      </w:pPr>
+      <w:r>
+        <w:rPr>
+          <w:lang w:val="en-US"/>
+        </w:rPr>
+        <w:t>Shortcut sẽ có Icon của chương trình nó liên kiết tới</w:t>
+      </w:r>
+    </w:p>
+    <w:p>
+      <w:pPr>
+        <w:pStyle w:val="ListParagraph"/>
+        <w:numPr>
+          <w:ilvl w:val="0"/>
+          <w:numId w:val="3"/>
+        </w:numPr>
+        <w:rPr>
+          <w:lang w:val="en-US"/>
+        </w:rPr>
+      </w:pPr>
+      <w:r>
+        <w:rPr>
+          <w:lang w:val="en-US"/>
+        </w:rPr>
+        <w:t>Ví dụ</w:t>
+      </w:r>
+    </w:p>
+    <w:p>
+      <w:pPr>
+        <w:pStyle w:val="ListParagraph"/>
+        <w:numPr>
+          <w:ilvl w:val="0"/>
+          <w:numId w:val="3"/>
+        </w:numPr>
+        <w:rPr>
+          <w:lang w:val="en-US"/>
+        </w:rPr>
+      </w:pPr>
+      <w:r>
+        <w:rPr>
+          <w:lang w:val="en-US"/>
+        </w:rPr>
+        <w:t>Shortcut của Google Chrome sẽ có Icon của Google Chrome</w:t>
+      </w:r>
+    </w:p>
+    <w:p>
+      <w:pPr>
+        <w:pStyle w:val="ListParagraph"/>
+        <w:numPr>
+          <w:ilvl w:val="0"/>
+          <w:numId w:val="3"/>
+        </w:numPr>
+        <w:rPr>
+          <w:lang w:val="en-US"/>
+        </w:rPr>
+      </w:pPr>
+      <w:r>
+        <w:rPr>
+          <w:lang w:val="en-US"/>
+        </w:rPr>
+        <w:t>Đồng thời góc trái dưới của Icon sẽ có biểu tượng mũi tên</w:t>
+      </w:r>
+    </w:p>
+    <w:p>
+      <w:pPr>
+        <w:pStyle w:val="ListParagraph"/>
+        <w:numPr>
+          <w:ilvl w:val="0"/>
+          <w:numId w:val="3"/>
+        </w:numPr>
+        <w:rPr>
+          <w:lang w:val="en-US"/>
+        </w:rPr>
+      </w:pPr>
+      <w:r>
+        <w:rPr>
+          <w:lang w:val="en-US"/>
+        </w:rPr>
+        <w:t>Tên Shortcut bạn có thể đặt tùy ý</w:t>
+      </w:r>
+    </w:p>
+    <w:p>
+      <w:pPr>
+        <w:pStyle w:val="ListParagraph"/>
+        <w:numPr>
+          <w:ilvl w:val="0"/>
+          <w:numId w:val="3"/>
+        </w:numPr>
+        <w:rPr>
+          <w:lang w:val="en-US"/>
+        </w:rPr>
+      </w:pPr>
+      <w:r>
+        <w:rPr>
+          <w:lang w:val="en-US"/>
+        </w:rPr>
+        <w:t>Phần mở rộng của Shortcut là “.lnk”</w:t>
+      </w:r>
+    </w:p>
+    <w:p>
+      <w:pPr>
+        <w:pStyle w:val="ListParagraph"/>
+        <w:numPr>
+          <w:ilvl w:val="0"/>
+          <w:numId w:val="3"/>
+        </w:numPr>
+        <w:rPr>
+          <w:lang w:val="en-US"/>
+        </w:rPr>
+      </w:pPr>
+      <w:r>
+        <w:rPr>
+          <w:lang w:val="en-US"/>
+        </w:rPr>
+        <w:t>File Shortcut không thể Edit thủ công vì nó là File nhị phân</w:t>
+      </w:r>
+    </w:p>
+    <w:p>
+      <w:pPr>
+        <w:pStyle w:val="ListParagraph"/>
+        <w:numPr>
+          <w:ilvl w:val="0"/>
+          <w:numId w:val="10"/>
+        </w:numPr>
+        <w:rPr>
+          <w:lang w:val="en-US"/>
+        </w:rPr>
+      </w:pPr>
+      <w:r>
+        <w:rPr>
+          <w:lang w:val="en-US"/>
+        </w:rPr>
+        <w:t xml:space="preserve">Cách </w:t>
+      </w:r>
+      <w:r>
+        <w:rPr>
+          <w:lang w:val="en-US"/>
+        </w:rPr>
+        <w:t xml:space="preserve">Tạo </w:t>
+      </w:r>
+      <w:r>
+        <w:rPr>
+          <w:lang w:val="en-US"/>
+        </w:rPr>
+        <w:t>Shortcut</w:t>
+      </w:r>
+      <w:r>
+        <w:rPr>
+          <w:lang w:val="en-US"/>
+        </w:rPr>
+        <w:t>?</w:t>
+      </w:r>
+    </w:p>
+    <w:p>
+      <w:pPr>
+        <w:pStyle w:val="ListParagraph"/>
+        <w:numPr>
+          <w:ilvl w:val="0"/>
+          <w:numId w:val="3"/>
+        </w:numPr>
+        <w:rPr>
+          <w:lang w:val="en-US"/>
+        </w:rPr>
+      </w:pPr>
+      <w:r>
+        <w:rPr>
+          <w:lang w:val="en-US"/>
+        </w:rPr>
+        <w:lastRenderedPageBreak/>
+        <w:t>Nháy phải chuột tại nơi muốn tạo + chọn “New” + Click “Shortcut”</w:t>
+      </w:r>
+      <w:r>
+        <w:rPr>
+          <w:lang w:val="en-US"/>
+        </w:rPr>
+        <w:t xml:space="preserve"> + nhập dòng lệnh giống như trong CMD bao gồm đường dẫn đến chương trình cùng các tham số + nhấn “Next” + đặt tên cho Shortcut + nhấn “Finish”</w:t>
+      </w:r>
+    </w:p>
+    <w:p>
+      <w:pPr>
+        <w:pStyle w:val="ListParagraph"/>
+        <w:numPr>
+          <w:ilvl w:val="0"/>
+          <w:numId w:val="3"/>
+        </w:numPr>
+        <w:rPr>
+          <w:lang w:val="en-US"/>
+        </w:rPr>
+      </w:pPr>
+      <w:r>
+        <w:rPr>
+          <w:lang w:val="en-US"/>
+        </w:rPr>
+        <w:t>Nháy đúp vào Shortcut để khởi chạy chương trình mà nó kết nối tới cùng với các tham số đã xác định</w:t>
+      </w:r>
+    </w:p>
+    <w:p>
+      <w:pPr>
+        <w:pStyle w:val="ListParagraph"/>
+        <w:numPr>
+          <w:ilvl w:val="0"/>
+          <w:numId w:val="10"/>
+        </w:numPr>
+        <w:rPr>
+          <w:lang w:val="en-US"/>
+        </w:rPr>
+      </w:pPr>
+      <w:r>
+        <w:rPr>
+          <w:lang w:val="en-US"/>
+        </w:rPr>
+        <w:t>Tạo 1 Shortcut Mà Khi Click Vào Nó Sẽ Ra CMD Tại Desktop?</w:t>
+      </w:r>
+    </w:p>
+    <w:p>
+      <w:pPr>
+        <w:pStyle w:val="ListParagraph"/>
+        <w:numPr>
+          <w:ilvl w:val="0"/>
+          <w:numId w:val="3"/>
+        </w:numPr>
+        <w:rPr>
+          <w:lang w:val="en-US"/>
+        </w:rPr>
+      </w:pPr>
+      <w:r>
+        <w:rPr>
+          <w:lang w:val="en-US"/>
+        </w:rPr>
+        <w:t>Tiến hành tạo Shortcut tại Desktop như thường, đến mục nhập lệnh thì nhập dòng lệnh sau</w:t>
+      </w:r>
     </w:p>
     <w:p>
       <w:pPr>
@@ -5227,7 +4806,25 @@
         <w:rPr>
           <w:lang w:val="en-US"/>
         </w:rPr>
-        <w:t>echo hi</w:t>
+        <w:t>cmd.exe /k cd %userprofile%\Desktop</w:t>
+      </w:r>
+    </w:p>
+    <w:p>
+      <w:pPr>
+        <w:pStyle w:val="ListParagraph"/>
+        <w:numPr>
+          <w:ilvl w:val="0"/>
+          <w:numId w:val="10"/>
+        </w:numPr>
+        <w:rPr>
+          <w:lang w:val="en-US"/>
+        </w:rPr>
+      </w:pPr>
+      <w:r>
+        <w:rPr>
+          <w:lang w:val="en-US"/>
+        </w:rPr>
+        <w:t>Chạy 1 File?</w:t>
       </w:r>
     </w:p>
     <w:p>
@@ -5248,7 +4845,55 @@
         <w:rPr>
           <w:lang w:val="en-US"/>
         </w:rPr>
-        <w:t>echo hello</w:t>
+        <w:t>s</w:t>
+      </w:r>
+      <w:r>
+        <w:rPr>
+          <w:lang w:val="en-US"/>
+        </w:rPr>
+        <w:t>tart &lt;Đường Dẫn Đến File&gt;</w:t>
+      </w:r>
+    </w:p>
+    <w:p>
+      <w:pPr>
+        <w:pStyle w:val="ListParagraph"/>
+        <w:numPr>
+          <w:ilvl w:val="0"/>
+          <w:numId w:val="3"/>
+        </w:numPr>
+        <w:rPr>
+          <w:lang w:val="en-US"/>
+        </w:rPr>
+      </w:pPr>
+      <w:r>
+        <w:rPr>
+          <w:lang w:val="en-US"/>
+        </w:rPr>
+        <w:t xml:space="preserve">Làm như này là để </w:t>
+      </w:r>
+      <w:r>
+        <w:rPr>
+          <w:lang w:val="en-US"/>
+        </w:rPr>
+        <w:t>File chạy độc lập, nếu không nó sẽ chạy luôn trong CMD của Batch</w:t>
+      </w:r>
+    </w:p>
+    <w:p>
+      <w:pPr>
+        <w:pStyle w:val="ListParagraph"/>
+        <w:numPr>
+          <w:ilvl w:val="0"/>
+          <w:numId w:val="3"/>
+        </w:numPr>
+        <w:rPr>
+          <w:lang w:val="en-US"/>
+        </w:rPr>
+      </w:pPr>
+      <w:r>
+        <w:rPr>
+          <w:lang w:val="en-US"/>
+        </w:rPr>
+        <w:t>Ví dụ</w:t>
       </w:r>
     </w:p>
     <w:p>
@@ -5265,6 +4910,30 @@
           <w:lang w:val="en-US"/>
         </w:rPr>
       </w:pPr>
+      <w:r>
+        <w:rPr>
+          <w:lang w:val="en-US"/>
+        </w:rPr>
+        <w:t>start foo.exe</w:t>
+      </w:r>
+    </w:p>
+    <w:p>
+      <w:pPr>
+        <w:pStyle w:val="ListParagraph"/>
+        <w:numPr>
+          <w:ilvl w:val="0"/>
+          <w:numId w:val="10"/>
+        </w:numPr>
+        <w:rPr>
+          <w:lang w:val="en-US"/>
+        </w:rPr>
+      </w:pPr>
+      <w:r>
+        <w:rPr>
+          <w:lang w:val="en-US"/>
+        </w:rPr>
+        <w:t>Đóng 1 File Đang Chạy?</w:t>
+      </w:r>
     </w:p>
     <w:p>
       <w:pPr>
@@ -5284,7 +4953,25 @@
         <w:rPr>
           <w:lang w:val="en-US"/>
         </w:rPr>
-        <w:t>:foo bar</w:t>
+        <w:t>taskkill /f /im &lt;Tên Task&gt;</w:t>
+      </w:r>
+    </w:p>
+    <w:p>
+      <w:pPr>
+        <w:pStyle w:val="ListParagraph"/>
+        <w:numPr>
+          <w:ilvl w:val="0"/>
+          <w:numId w:val="3"/>
+        </w:numPr>
+        <w:rPr>
+          <w:lang w:val="en-US"/>
+        </w:rPr>
+      </w:pPr>
+      <w:r>
+        <w:rPr>
+          <w:lang w:val="en-US"/>
+        </w:rPr>
+        <w:t>Ví dụ</w:t>
       </w:r>
     </w:p>
     <w:p>
@@ -5301,6 +4988,48 @@
           <w:lang w:val="en-US"/>
         </w:rPr>
       </w:pPr>
+      <w:r>
+        <w:rPr>
+          <w:lang w:val="en-US"/>
+        </w:rPr>
+        <w:t>taskkill /f /im foo.exe</w:t>
+      </w:r>
+    </w:p>
+    <w:p>
+      <w:pPr>
+        <w:pStyle w:val="ListParagraph"/>
+        <w:numPr>
+          <w:ilvl w:val="0"/>
+          <w:numId w:val="10"/>
+        </w:numPr>
+        <w:rPr>
+          <w:lang w:val="en-US"/>
+        </w:rPr>
+      </w:pPr>
+      <w:r>
+        <w:rPr>
+          <w:lang w:val="en-US"/>
+        </w:rPr>
+        <w:t>Dừng Chạy Batch Ngay Lập Tức?</w:t>
+      </w:r>
+    </w:p>
+    <w:p>
+      <w:pPr>
+        <w:pStyle w:val="ListParagraph"/>
+        <w:numPr>
+          <w:ilvl w:val="0"/>
+          <w:numId w:val="3"/>
+        </w:numPr>
+        <w:rPr>
+          <w:lang w:val="en-US"/>
+        </w:rPr>
+      </w:pPr>
+      <w:r>
+        <w:rPr>
+          <w:lang w:val="en-US"/>
+        </w:rPr>
+        <w:t>Các câu lệnh ở dưới câu lệnh sau sẽ không được thực hiện</w:t>
+      </w:r>
     </w:p>
     <w:p>
       <w:pPr>
@@ -5320,25 +5049,93 @@
         <w:rPr>
           <w:lang w:val="en-US"/>
         </w:rPr>
-        <w:t>echo end</w:t>
-      </w:r>
-    </w:p>
-    <w:p>
-      <w:pPr>
-        <w:pStyle w:val="ListParagraph"/>
-        <w:numPr>
-          <w:ilvl w:val="0"/>
-          <w:numId w:val="3"/>
-        </w:numPr>
-        <w:rPr>
-          <w:lang w:val="en-US"/>
-        </w:rPr>
-      </w:pPr>
-      <w:r>
-        <w:rPr>
-          <w:lang w:val="en-US"/>
-        </w:rPr>
-        <w:t>Màn hình CMD</w:t>
+        <w:t>exit</w:t>
+      </w:r>
+    </w:p>
+    <w:p>
+      <w:pPr>
+        <w:pStyle w:val="ListParagraph"/>
+        <w:numPr>
+          <w:ilvl w:val="0"/>
+          <w:numId w:val="3"/>
+        </w:numPr>
+        <w:rPr>
+          <w:lang w:val="en-US"/>
+        </w:rPr>
+      </w:pPr>
+    </w:p>
+    <w:p>
+      <w:pPr>
+        <w:rPr>
+          <w:lang w:val="en-US"/>
+        </w:rPr>
+      </w:pPr>
+    </w:p>
+    <w:p>
+      <w:pPr>
+        <w:rPr>
+          <w:lang w:val="en-US"/>
+        </w:rPr>
+      </w:pPr>
+      <w:r>
+        <w:rPr>
+          <w:lang w:val="en-US"/>
+        </w:rPr>
+        <w:t>Simple</w:t>
+      </w:r>
+      <w:r>
+        <w:rPr>
+          <w:lang w:val="en-US"/>
+        </w:rPr>
+        <w:t xml:space="preserve"> Commands </w:t>
+      </w:r>
+      <w:r>
+        <w:rPr>
+          <w:lang w:val="en-US"/>
+        </w:rPr>
+        <w:t xml:space="preserve">– </w:t>
+      </w:r>
+      <w:r>
+        <w:rPr>
+          <w:lang w:val="en-US"/>
+        </w:rPr>
+        <w:t xml:space="preserve">Câu </w:t>
+      </w:r>
+      <w:r>
+        <w:rPr>
+          <w:lang w:val="en-US"/>
+        </w:rPr>
+        <w:t xml:space="preserve">Lệnh </w:t>
+      </w:r>
+      <w:r>
+        <w:rPr>
+          <w:lang w:val="en-US"/>
+        </w:rPr>
+        <w:t>Đơn</w:t>
+      </w:r>
+      <w:r>
+        <w:rPr>
+          <w:lang w:val="en-US"/>
+        </w:rPr>
+        <w:t>:</w:t>
+      </w:r>
+    </w:p>
+    <w:p>
+      <w:pPr>
+        <w:pStyle w:val="ListParagraph"/>
+        <w:numPr>
+          <w:ilvl w:val="0"/>
+          <w:numId w:val="7"/>
+        </w:numPr>
+        <w:rPr>
+          <w:lang w:val="en-US"/>
+        </w:rPr>
+      </w:pPr>
+      <w:r>
+        <w:rPr>
+          <w:lang w:val="en-US"/>
+        </w:rPr>
+        <w:t>Đưa Máy Về Chế Độ Ngủ Đông Ngay Lập Tức?</w:t>
       </w:r>
     </w:p>
     <w:p>
@@ -5359,7 +5156,25 @@
         <w:rPr>
           <w:lang w:val="en-US"/>
         </w:rPr>
-        <w:t>start</w:t>
+        <w:t>shutdown</w:t>
+      </w:r>
+    </w:p>
+    <w:p>
+      <w:pPr>
+        <w:pStyle w:val="ListParagraph"/>
+        <w:numPr>
+          <w:ilvl w:val="0"/>
+          <w:numId w:val="7"/>
+        </w:numPr>
+        <w:rPr>
+          <w:lang w:val="en-US"/>
+        </w:rPr>
+      </w:pPr>
+      <w:r>
+        <w:rPr>
+          <w:lang w:val="en-US"/>
+        </w:rPr>
+        <w:t>Show Cách Dùng Của 1 Câu Lệnh?</w:t>
       </w:r>
     </w:p>
     <w:p>
@@ -5380,25 +5195,25 @@
         <w:rPr>
           <w:lang w:val="en-US"/>
         </w:rPr>
-        <w:t>end</w:t>
-      </w:r>
-    </w:p>
-    <w:p>
-      <w:pPr>
-        <w:pStyle w:val="ListParagraph"/>
-        <w:numPr>
-          <w:ilvl w:val="0"/>
-          <w:numId w:val="7"/>
-        </w:numPr>
-        <w:rPr>
-          <w:lang w:val="en-US"/>
-        </w:rPr>
-      </w:pPr>
-      <w:r>
-        <w:rPr>
-          <w:lang w:val="en-US"/>
-        </w:rPr>
-        <w:t>Gán Giá Trị Cho 1 Biến?</w:t>
+        <w:t>&lt;Câu Lệnh&gt; /?</w:t>
+      </w:r>
+    </w:p>
+    <w:p>
+      <w:pPr>
+        <w:pStyle w:val="ListParagraph"/>
+        <w:numPr>
+          <w:ilvl w:val="0"/>
+          <w:numId w:val="3"/>
+        </w:numPr>
+        <w:rPr>
+          <w:lang w:val="en-US"/>
+        </w:rPr>
+      </w:pPr>
+      <w:r>
+        <w:rPr>
+          <w:lang w:val="en-US"/>
+        </w:rPr>
+        <w:t>Ví dụ</w:t>
       </w:r>
     </w:p>
     <w:p>
@@ -5419,91 +5234,31 @@
         <w:rPr>
           <w:lang w:val="en-US"/>
         </w:rPr>
-        <w:t>s</w:t>
-      </w:r>
-      <w:r>
-        <w:rPr>
-          <w:lang w:val="en-US"/>
-        </w:rPr>
-        <w:t>et &lt;Biến&gt;=&lt;Giá Trị&gt;</w:t>
-      </w:r>
-    </w:p>
-    <w:p>
-      <w:pPr>
-        <w:pStyle w:val="ListParagraph"/>
-        <w:numPr>
-          <w:ilvl w:val="0"/>
-          <w:numId w:val="3"/>
-        </w:numPr>
-        <w:rPr>
-          <w:lang w:val="en-US"/>
-        </w:rPr>
-      </w:pPr>
-      <w:r>
-        <w:rPr>
-          <w:lang w:val="en-US"/>
-        </w:rPr>
-        <w:t>&lt;</w:t>
-      </w:r>
-      <w:r>
-        <w:rPr>
-          <w:lang w:val="en-US"/>
-        </w:rPr>
-        <w:t xml:space="preserve">Biến&gt; và &lt;Giá Trị&gt; đều là chuỗi </w:t>
-      </w:r>
-      <w:r>
-        <w:rPr>
-          <w:lang w:val="en-US"/>
-        </w:rPr>
-        <w:t>thuần túy</w:t>
-      </w:r>
-      <w:r>
-        <w:rPr>
-          <w:lang w:val="en-US"/>
-        </w:rPr>
-        <w:t xml:space="preserve"> tính luôn dấu cách,</w:t>
-      </w:r>
-      <w:r>
-        <w:rPr>
-          <w:lang w:val="en-US"/>
-        </w:rPr>
-        <w:t xml:space="preserve"> không có nội suy biến</w:t>
-      </w:r>
-    </w:p>
-    <w:p>
-      <w:pPr>
-        <w:pStyle w:val="ListParagraph"/>
-        <w:numPr>
-          <w:ilvl w:val="0"/>
-          <w:numId w:val="3"/>
-        </w:numPr>
-        <w:rPr>
-          <w:lang w:val="en-US"/>
-        </w:rPr>
-      </w:pPr>
-      <w:r>
-        <w:rPr>
-          <w:lang w:val="en-US"/>
-        </w:rPr>
-        <w:t>Ví dụ</w:t>
-      </w:r>
-    </w:p>
-    <w:p>
-      <w:pPr>
-        <w:pStyle w:val="ListParagraph"/>
-        <w:numPr>
-          <w:ilvl w:val="0"/>
-          <w:numId w:val="3"/>
-        </w:numPr>
-        <w:rPr>
-          <w:lang w:val="en-US"/>
-        </w:rPr>
-      </w:pPr>
-      <w:r>
-        <w:rPr>
-          <w:lang w:val="en-US"/>
-        </w:rPr>
-        <w:t>Biến có tên “%cuc%” có giá trị là “5”</w:t>
+        <w:t>e</w:t>
+      </w:r>
+      <w:r>
+        <w:rPr>
+          <w:lang w:val="en-US"/>
+        </w:rPr>
+        <w:t>cho /?</w:t>
+      </w:r>
+    </w:p>
+    <w:p>
+      <w:pPr>
+        <w:pStyle w:val="ListParagraph"/>
+        <w:numPr>
+          <w:ilvl w:val="0"/>
+          <w:numId w:val="7"/>
+        </w:numPr>
+        <w:rPr>
+          <w:lang w:val="en-US"/>
+        </w:rPr>
+      </w:pPr>
+      <w:r>
+        <w:rPr>
+          <w:lang w:val="en-US"/>
+        </w:rPr>
+        <w:t>Show Địa Chỉ IP Của Máy?</w:t>
       </w:r>
     </w:p>
     <w:p>
@@ -5524,61 +5279,31 @@
         <w:rPr>
           <w:lang w:val="en-US"/>
         </w:rPr>
-        <w:t>s</w:t>
-      </w:r>
-      <w:r>
-        <w:rPr>
-          <w:lang w:val="en-US"/>
-        </w:rPr>
-        <w:t>et foo bar</w:t>
-      </w:r>
-      <w:r>
-        <w:rPr>
-          <w:lang w:val="en-US"/>
-        </w:rPr>
-        <w:t xml:space="preserve"> </w:t>
-      </w:r>
-      <w:r>
-        <w:rPr>
-          <w:lang w:val="en-US"/>
-        </w:rPr>
-        <w:t>=</w:t>
-      </w:r>
-      <w:r>
-        <w:rPr>
-          <w:lang w:val="en-US"/>
-        </w:rPr>
-        <w:t xml:space="preserve">  </w:t>
-      </w:r>
-      <w:r>
-        <w:rPr>
-          <w:lang w:val="en-US"/>
-        </w:rPr>
-        <w:t xml:space="preserve">an 1 </w:t>
-      </w:r>
-      <w:r>
-        <w:rPr>
-          <w:lang w:val="en-US"/>
-        </w:rPr>
-        <w:t>%</w:t>
-      </w:r>
-      <w:r>
-        <w:rPr>
-          <w:lang w:val="en-US"/>
-        </w:rPr>
-        <w:t>cuc</w:t>
-      </w:r>
-      <w:r>
-        <w:rPr>
-          <w:lang w:val="en-US"/>
-        </w:rPr>
-        <w:t>%</w:t>
-      </w:r>
-      <w:r>
-        <w:rPr>
-          <w:lang w:val="en-US"/>
-        </w:rPr>
-        <w:t xml:space="preserve"> cut</w:t>
+        <w:t>i</w:t>
+      </w:r>
+      <w:r>
+        <w:rPr>
+          <w:lang w:val="en-US"/>
+        </w:rPr>
+        <w:t>pconfig</w:t>
+      </w:r>
+    </w:p>
+    <w:p>
+      <w:pPr>
+        <w:pStyle w:val="ListParagraph"/>
+        <w:numPr>
+          <w:ilvl w:val="0"/>
+          <w:numId w:val="3"/>
+        </w:numPr>
+        <w:rPr>
+          <w:lang w:val="en-US"/>
+        </w:rPr>
+      </w:pPr>
+      <w:r>
+        <w:rPr>
+          <w:lang w:val="en-US"/>
+        </w:rPr>
+        <w:t>Nếu muốn Show tất cả, kể cả địa chỉ MAC</w:t>
       </w:r>
     </w:p>
     <w:p>
@@ -5599,44 +5324,31 @@
         <w:rPr>
           <w:lang w:val="en-US"/>
         </w:rPr>
-        <w:lastRenderedPageBreak/>
-        <w:t>e</w:t>
-      </w:r>
-      <w:r>
-        <w:rPr>
-          <w:lang w:val="en-US"/>
-        </w:rPr>
-        <w:t>cho %foo bar</w:t>
-      </w:r>
-      <w:r>
-        <w:rPr>
-          <w:lang w:val="en-US"/>
-        </w:rPr>
-        <w:t xml:space="preserve"> </w:t>
-      </w:r>
-      <w:r>
-        <w:rPr>
-          <w:lang w:val="en-US"/>
-        </w:rPr>
-        <w:t>%</w:t>
-      </w:r>
-    </w:p>
-    <w:p>
-      <w:pPr>
-        <w:pStyle w:val="ListParagraph"/>
-        <w:numPr>
-          <w:ilvl w:val="0"/>
-          <w:numId w:val="3"/>
-        </w:numPr>
-        <w:rPr>
-          <w:lang w:val="en-US"/>
-        </w:rPr>
-      </w:pPr>
-      <w:r>
-        <w:rPr>
-          <w:lang w:val="en-US"/>
-        </w:rPr>
-        <w:t>Màn hình CMD</w:t>
+        <w:t>i</w:t>
+      </w:r>
+      <w:r>
+        <w:rPr>
+          <w:lang w:val="en-US"/>
+        </w:rPr>
+        <w:t>pconfig /all</w:t>
+      </w:r>
+    </w:p>
+    <w:p>
+      <w:pPr>
+        <w:pStyle w:val="ListParagraph"/>
+        <w:numPr>
+          <w:ilvl w:val="0"/>
+          <w:numId w:val="7"/>
+        </w:numPr>
+        <w:rPr>
+          <w:lang w:val="en-US"/>
+        </w:rPr>
+      </w:pPr>
+      <w:r>
+        <w:rPr>
+          <w:lang w:val="en-US"/>
+        </w:rPr>
+        <w:t>Show Các Kết Nối Của Máy Dưới Dạng Địa Chỉ IP Và Số Port?</w:t>
       </w:r>
     </w:p>
     <w:p>
@@ -5657,37 +5369,55 @@
         <w:rPr>
           <w:lang w:val="en-US"/>
         </w:rPr>
-        <w:t xml:space="preserve">  </w:t>
-      </w:r>
-      <w:r>
-        <w:rPr>
-          <w:lang w:val="en-US"/>
-        </w:rPr>
-        <w:t xml:space="preserve">an 1 </w:t>
-      </w:r>
-      <w:r>
-        <w:rPr>
-          <w:lang w:val="en-US"/>
-        </w:rPr>
-        <w:t>%</w:t>
-      </w:r>
-      <w:r>
-        <w:rPr>
-          <w:lang w:val="en-US"/>
-        </w:rPr>
-        <w:t>cuc</w:t>
-      </w:r>
-      <w:r>
-        <w:rPr>
-          <w:lang w:val="en-US"/>
-        </w:rPr>
-        <w:t>%</w:t>
-      </w:r>
-      <w:r>
-        <w:rPr>
-          <w:lang w:val="en-US"/>
-        </w:rPr>
-        <w:t xml:space="preserve"> cut</w:t>
+        <w:t xml:space="preserve">netstat </w:t>
+      </w:r>
+      <w:r>
+        <w:rPr>
+          <w:lang w:val="en-US"/>
+        </w:rPr>
+        <w:t>-</w:t>
+      </w:r>
+      <w:r>
+        <w:rPr>
+          <w:lang w:val="en-US"/>
+        </w:rPr>
+        <w:t>n</w:t>
+      </w:r>
+    </w:p>
+    <w:p>
+      <w:pPr>
+        <w:pStyle w:val="ListParagraph"/>
+        <w:numPr>
+          <w:ilvl w:val="0"/>
+          <w:numId w:val="3"/>
+        </w:numPr>
+        <w:rPr>
+          <w:lang w:val="en-US"/>
+        </w:rPr>
+      </w:pPr>
+      <w:r>
+        <w:rPr>
+          <w:lang w:val="en-US"/>
+        </w:rPr>
+        <w:t>Local Address là địa chỉ IP của máy tính bạn cùng với Port tương ứng</w:t>
+      </w:r>
+    </w:p>
+    <w:p>
+      <w:pPr>
+        <w:pStyle w:val="ListParagraph"/>
+        <w:numPr>
+          <w:ilvl w:val="0"/>
+          <w:numId w:val="3"/>
+        </w:numPr>
+        <w:rPr>
+          <w:lang w:val="en-US"/>
+        </w:rPr>
+      </w:pPr>
+      <w:r>
+        <w:rPr>
+          <w:lang w:val="en-US"/>
+        </w:rPr>
+        <w:t>Foreign Address là địa chỉ IP của nơi đang được kết nối  cùng với Port tương ứng</w:t>
       </w:r>
     </w:p>
     <w:p>
@@ -5705,13 +5435,7 @@
         <w:rPr>
           <w:lang w:val="en-US"/>
         </w:rPr>
-        <w:t xml:space="preserve">Gán </w:t>
-      </w:r>
-      <w:r>
-        <w:rPr>
-          <w:lang w:val="en-US"/>
-        </w:rPr>
-        <w:t>Giá Trị Cho 1 Biến Thông Qua Việc Hỏi Người Dùng Nhập Vào?</w:t>
+        <w:t>Không Muốn Hiện Câu Lệnh Trong Tệp Lên CMD?</w:t>
       </w:r>
     </w:p>
     <w:p>
@@ -5732,73 +5456,31 @@
         <w:rPr>
           <w:lang w:val="en-US"/>
         </w:rPr>
-        <w:t>s</w:t>
-      </w:r>
-      <w:r>
-        <w:rPr>
-          <w:lang w:val="en-US"/>
-        </w:rPr>
-        <w:t>et /p &lt;Biến&gt;=&lt;Câu Hỏi&gt;</w:t>
-      </w:r>
-    </w:p>
-    <w:p>
-      <w:pPr>
-        <w:pStyle w:val="ListParagraph"/>
-        <w:numPr>
-          <w:ilvl w:val="0"/>
-          <w:numId w:val="3"/>
-        </w:numPr>
-        <w:rPr>
-          <w:lang w:val="en-US"/>
-        </w:rPr>
-      </w:pPr>
-      <w:r>
-        <w:rPr>
-          <w:lang w:val="en-US"/>
-        </w:rPr>
-        <w:t>&lt;Biến&gt; và &lt;Giá Trị&gt; đều là chuỗi thuần túy không có nội suy biến</w:t>
-      </w:r>
-      <w:r>
-        <w:rPr>
-          <w:lang w:val="en-US"/>
-        </w:rPr>
-        <w:t>, &lt;Biến&gt; thì tính luôn tất cả dấu cách đằng sau trước dấu “=”, &lt;Câu Hỏi&gt; thì loại bỏ tất cả dấu cách đằng trước sau dấu “=”</w:t>
-      </w:r>
-    </w:p>
-    <w:p>
-      <w:pPr>
-        <w:pStyle w:val="ListParagraph"/>
-        <w:numPr>
-          <w:ilvl w:val="0"/>
-          <w:numId w:val="3"/>
-        </w:numPr>
-        <w:rPr>
-          <w:lang w:val="en-US"/>
-        </w:rPr>
-      </w:pPr>
-      <w:r>
-        <w:rPr>
-          <w:lang w:val="en-US"/>
-        </w:rPr>
-        <w:t>Trên màn hình CMD sẽ xuất hiện &lt;Câu Hỏi&gt; nhưng không xuống dòng, những gì bạn nhập tiếp theo trước khi nhấn Enter sẽ được lưu vào &lt;Biến&gt;</w:t>
-      </w:r>
-    </w:p>
-    <w:p>
-      <w:pPr>
-        <w:pStyle w:val="ListParagraph"/>
-        <w:numPr>
-          <w:ilvl w:val="0"/>
-          <w:numId w:val="3"/>
-        </w:numPr>
-        <w:rPr>
-          <w:lang w:val="en-US"/>
-        </w:rPr>
-      </w:pPr>
-      <w:r>
-        <w:rPr>
-          <w:lang w:val="en-US"/>
-        </w:rPr>
-        <w:t>Ví dụ</w:t>
+        <w:t>@echo off</w:t>
+      </w:r>
+    </w:p>
+    <w:p>
+      <w:pPr>
+        <w:pStyle w:val="ListParagraph"/>
+        <w:numPr>
+          <w:ilvl w:val="0"/>
+          <w:numId w:val="7"/>
+        </w:numPr>
+        <w:rPr>
+          <w:lang w:val="en-US"/>
+        </w:rPr>
+      </w:pPr>
+      <w:r>
+        <w:rPr>
+          <w:lang w:val="en-US"/>
+        </w:rPr>
+        <w:t>In Thứ Gì Đó</w:t>
+      </w:r>
+      <w:r>
+        <w:rPr>
+          <w:lang w:val="en-US"/>
+        </w:rPr>
+        <w:t xml:space="preserve"> Và Xuống Dòng?</w:t>
       </w:r>
     </w:p>
     <w:p>
@@ -5819,7 +5501,50 @@
         <w:rPr>
           <w:lang w:val="en-US"/>
         </w:rPr>
-        <w:t>set /p bar</w:t>
+        <w:lastRenderedPageBreak/>
+        <w:t>e</w:t>
+      </w:r>
+      <w:r>
+        <w:rPr>
+          <w:lang w:val="en-US"/>
+        </w:rPr>
+        <w:t xml:space="preserve">cho </w:t>
+      </w:r>
+      <w:r>
+        <w:rPr>
+          <w:lang w:val="en-US"/>
+        </w:rPr>
+        <w:t>&lt;Dòng Văn Bản&gt;</w:t>
+      </w:r>
+    </w:p>
+    <w:p>
+      <w:pPr>
+        <w:pStyle w:val="ListParagraph"/>
+        <w:numPr>
+          <w:ilvl w:val="0"/>
+          <w:numId w:val="3"/>
+        </w:numPr>
+        <w:rPr>
+          <w:lang w:val="en-US"/>
+        </w:rPr>
+      </w:pPr>
+      <w:r>
+        <w:rPr>
+          <w:lang w:val="en-US"/>
+        </w:rPr>
+        <w:t>Lưu ý sẽ in luôn mấy dấ</w:t>
+      </w:r>
+      <w:r>
+        <w:rPr>
+          <w:lang w:val="en-US"/>
+        </w:rPr>
+        <w:t>u “ “</w:t>
+      </w:r>
+      <w:r>
+        <w:rPr>
+          <w:lang w:val="en-US"/>
+        </w:rPr>
+        <w:t xml:space="preserve"> ở cuối</w:t>
       </w:r>
       <w:r>
         <w:rPr>
@@ -5831,37 +5556,73 @@
         <w:rPr>
           <w:lang w:val="en-US"/>
         </w:rPr>
-        <w:t>=</w:t>
-      </w:r>
-      <w:r>
-        <w:rPr>
-          <w:lang w:val="en-US"/>
-        </w:rPr>
-        <w:t xml:space="preserve">  </w:t>
-      </w:r>
-      <w:r>
-        <w:rPr>
-          <w:lang w:val="en-US"/>
-        </w:rPr>
-        <w:t>Foo la gi 123?</w:t>
-      </w:r>
-    </w:p>
-    <w:p>
-      <w:pPr>
-        <w:pStyle w:val="ListParagraph"/>
-        <w:numPr>
-          <w:ilvl w:val="0"/>
-          <w:numId w:val="3"/>
-        </w:numPr>
-        <w:rPr>
-          <w:lang w:val="en-US"/>
-        </w:rPr>
-      </w:pPr>
-      <w:r>
-        <w:rPr>
-          <w:lang w:val="en-US"/>
-        </w:rPr>
-        <w:t>Màn hình CMD</w:t>
+        <w:t>&lt;Dòng Văn Bản&gt; nếu có</w:t>
+      </w:r>
+    </w:p>
+    <w:p>
+      <w:pPr>
+        <w:pStyle w:val="ListParagraph"/>
+        <w:numPr>
+          <w:ilvl w:val="0"/>
+          <w:numId w:val="3"/>
+        </w:numPr>
+        <w:rPr>
+          <w:lang w:val="en-US"/>
+        </w:rPr>
+      </w:pPr>
+      <w:r>
+        <w:rPr>
+          <w:lang w:val="en-US"/>
+        </w:rPr>
+        <w:t>Nếu &lt;Dòng Văn Bản&gt; không có gì ngoài dấu “ “ thì sẽ in ra “ECHO is on.”</w:t>
+      </w:r>
+    </w:p>
+    <w:p>
+      <w:pPr>
+        <w:pStyle w:val="ListParagraph"/>
+        <w:numPr>
+          <w:ilvl w:val="0"/>
+          <w:numId w:val="3"/>
+        </w:numPr>
+        <w:rPr>
+          <w:lang w:val="en-US"/>
+        </w:rPr>
+      </w:pPr>
+      <w:r>
+        <w:rPr>
+          <w:lang w:val="en-US"/>
+        </w:rPr>
+        <w:t>Ví dụ</w:t>
+      </w:r>
+    </w:p>
+    <w:p>
+      <w:pPr>
+        <w:pStyle w:val="ListParagraph"/>
+        <w:numPr>
+          <w:ilvl w:val="0"/>
+          <w:numId w:val="3"/>
+        </w:numPr>
+        <w:rPr>
+          <w:lang w:val="en-US"/>
+        </w:rPr>
+      </w:pPr>
+      <w:r>
+        <w:rPr>
+          <w:lang w:val="en-US"/>
+        </w:rPr>
+        <w:t>Biến có tên “bien” có giá trị là “haha”,</w:t>
+      </w:r>
+      <w:r>
+        <w:rPr>
+          <w:lang w:val="en-US"/>
+        </w:rPr>
+        <w:t xml:space="preserve"> biến có tên %bien% có tên “huhu”,</w:t>
+      </w:r>
+      <w:r>
+        <w:rPr>
+          <w:lang w:val="en-US"/>
+        </w:rPr>
+        <w:t xml:space="preserve"> biến có tên “haha” có giá trị là “4”</w:t>
       </w:r>
     </w:p>
     <w:p>
@@ -5882,55 +5643,13 @@
         <w:rPr>
           <w:lang w:val="en-US"/>
         </w:rPr>
-        <w:t>Foo la gi 123?</w:t>
-      </w:r>
-    </w:p>
-    <w:p>
-      <w:pPr>
-        <w:pStyle w:val="ListParagraph"/>
-        <w:numPr>
-          <w:ilvl w:val="0"/>
-          <w:numId w:val="3"/>
-        </w:numPr>
-        <w:rPr>
-          <w:lang w:val="en-US"/>
-        </w:rPr>
-      </w:pPr>
-      <w:r>
-        <w:rPr>
-          <w:lang w:val="en-US"/>
-        </w:rPr>
-        <w:t>Bạn nhập “</w:t>
-      </w:r>
-      <w:r>
-        <w:rPr>
-          <w:lang w:val="en-US"/>
-        </w:rPr>
-        <w:t xml:space="preserve">  </w:t>
-      </w:r>
-      <w:r>
-        <w:rPr>
-          <w:lang w:val="en-US"/>
-        </w:rPr>
-        <w:t>abc456” rồi nhấn Enter</w:t>
-      </w:r>
-    </w:p>
-    <w:p>
-      <w:pPr>
-        <w:pStyle w:val="ListParagraph"/>
-        <w:numPr>
-          <w:ilvl w:val="0"/>
-          <w:numId w:val="3"/>
-        </w:numPr>
-        <w:rPr>
-          <w:lang w:val="en-US"/>
-        </w:rPr>
-      </w:pPr>
-      <w:r>
-        <w:rPr>
-          <w:lang w:val="en-US"/>
-        </w:rPr>
-        <w:t>Màn hình CMD</w:t>
+        <w:t>e</w:t>
+      </w:r>
+      <w:r>
+        <w:rPr>
+          <w:lang w:val="en-US"/>
+        </w:rPr>
+        <w:t>cho foo bar 123</w:t>
       </w:r>
     </w:p>
     <w:p>
@@ -5951,85 +5670,25 @@
         <w:rPr>
           <w:lang w:val="en-US"/>
         </w:rPr>
-        <w:t>Foo la gi123?</w:t>
-      </w:r>
-      <w:r>
-        <w:rPr>
-          <w:lang w:val="en-US"/>
-        </w:rPr>
-        <w:t xml:space="preserve">  </w:t>
-      </w:r>
-      <w:r>
-        <w:rPr>
-          <w:lang w:val="en-US"/>
-        </w:rPr>
-        <w:t>abc456</w:t>
-      </w:r>
-    </w:p>
-    <w:p>
-      <w:pPr>
-        <w:pStyle w:val="ListParagraph"/>
-        <w:numPr>
-          <w:ilvl w:val="0"/>
-          <w:numId w:val="3"/>
-        </w:numPr>
-        <w:rPr>
-          <w:lang w:val="en-US"/>
-        </w:rPr>
-      </w:pPr>
-      <w:r>
-        <w:rPr>
-          <w:lang w:val="en-US"/>
-        </w:rPr>
-        <w:t>Bây giờ biến “bar</w:t>
-      </w:r>
-      <w:r>
-        <w:rPr>
-          <w:lang w:val="en-US"/>
-        </w:rPr>
-        <w:t xml:space="preserve"> </w:t>
-      </w:r>
-      <w:r>
-        <w:rPr>
-          <w:lang w:val="en-US"/>
-        </w:rPr>
-        <w:t>” đã có giá trị là “</w:t>
-      </w:r>
-      <w:r>
-        <w:rPr>
-          <w:lang w:val="en-US"/>
-        </w:rPr>
-        <w:t xml:space="preserve">  </w:t>
-      </w:r>
-      <w:r>
-        <w:rPr>
-          <w:lang w:val="en-US"/>
-        </w:rPr>
-        <w:t>abc456”</w:t>
-      </w:r>
-    </w:p>
-    <w:p>
-      <w:pPr>
-        <w:pStyle w:val="ListParagraph"/>
-        <w:numPr>
-          <w:ilvl w:val="0"/>
-          <w:numId w:val="7"/>
-        </w:numPr>
-        <w:rPr>
-          <w:lang w:val="en-US"/>
-        </w:rPr>
-      </w:pPr>
-      <w:r>
-        <w:rPr>
-          <w:lang w:val="en-US"/>
-        </w:rPr>
-        <w:t xml:space="preserve">Gán </w:t>
-      </w:r>
-      <w:r>
-        <w:rPr>
-          <w:lang w:val="en-US"/>
-        </w:rPr>
-        <w:t>Giá Trị Của 1 Biểu Thức Cho Biến?</w:t>
+        <w:t>echo %%bien%% def</w:t>
+      </w:r>
+    </w:p>
+    <w:p>
+      <w:pPr>
+        <w:pStyle w:val="ListParagraph"/>
+        <w:numPr>
+          <w:ilvl w:val="0"/>
+          <w:numId w:val="3"/>
+        </w:numPr>
+        <w:rPr>
+          <w:lang w:val="en-US"/>
+        </w:rPr>
+      </w:pPr>
+      <w:r>
+        <w:rPr>
+          <w:lang w:val="en-US"/>
+        </w:rPr>
+        <w:t>Màn hình CMD</w:t>
       </w:r>
     </w:p>
     <w:p>
@@ -6050,79 +5709,7 @@
         <w:rPr>
           <w:lang w:val="en-US"/>
         </w:rPr>
-        <w:t>s</w:t>
-      </w:r>
-      <w:r>
-        <w:rPr>
-          <w:lang w:val="en-US"/>
-        </w:rPr>
-        <w:t>et /a &lt;Biến&gt;=&lt;Biểu Thức&gt;</w:t>
-      </w:r>
-    </w:p>
-    <w:p>
-      <w:pPr>
-        <w:pStyle w:val="ListParagraph"/>
-        <w:numPr>
-          <w:ilvl w:val="0"/>
-          <w:numId w:val="3"/>
-        </w:numPr>
-        <w:rPr>
-          <w:lang w:val="en-US"/>
-        </w:rPr>
-      </w:pPr>
-      <w:r>
-        <w:rPr>
-          <w:lang w:val="en-US"/>
-        </w:rPr>
-        <w:t>Chuỗi “&lt;Biến&gt;=&lt;Biểu Thức&gt;” ban đầu sẽ được nội suy biế</w:t>
-      </w:r>
-      <w:r>
-        <w:rPr>
-          <w:lang w:val="en-US"/>
-        </w:rPr>
-        <w:t>n</w:t>
-      </w:r>
-      <w:r>
-        <w:rPr>
-          <w:lang w:val="en-US"/>
-        </w:rPr>
-        <w:t>, sau đó sẽ loại bỏ toàn bộ dấu cách trong phần &lt;Biểu Thức&gt; và toàn bộ dấu cách giữa &lt;Biến&gt; với dấu “=”, &lt;Biểu Thức&gt; sau đó từ chuỗi sẽ chuyển thành số học, tính toán rồi trả về giá trị cho &lt;Biến&gt;, nếu &lt;Biến&gt; còn chứa dấu cách, kí tự đặc biệt, chứa số ở đầu hoặc biểu thức số học không thể tính được thì sẽ báo lỗi</w:t>
-      </w:r>
-    </w:p>
-    <w:p>
-      <w:pPr>
-        <w:pStyle w:val="ListParagraph"/>
-        <w:numPr>
-          <w:ilvl w:val="0"/>
-          <w:numId w:val="3"/>
-        </w:numPr>
-        <w:rPr>
-          <w:lang w:val="en-US"/>
-        </w:rPr>
-      </w:pPr>
-      <w:r>
-        <w:rPr>
-          <w:lang w:val="en-US"/>
-        </w:rPr>
-        <w:t>Ví dụ</w:t>
-      </w:r>
-    </w:p>
-    <w:p>
-      <w:pPr>
-        <w:pStyle w:val="ListParagraph"/>
-        <w:numPr>
-          <w:ilvl w:val="0"/>
-          <w:numId w:val="3"/>
-        </w:numPr>
-        <w:rPr>
-          <w:lang w:val="en-US"/>
-        </w:rPr>
-      </w:pPr>
-      <w:r>
-        <w:rPr>
-          <w:lang w:val="en-US"/>
-        </w:rPr>
-        <w:t>Biến “cuc” có giá trị là “5”, biến “foo% có giá trị là “1”</w:t>
+        <w:t>foo bar 123</w:t>
       </w:r>
     </w:p>
     <w:p>
@@ -6143,93 +5730,25 @@
         <w:rPr>
           <w:lang w:val="en-US"/>
         </w:rPr>
-        <w:t>s</w:t>
-      </w:r>
-      <w:r>
-        <w:rPr>
-          <w:lang w:val="en-US"/>
-        </w:rPr>
-        <w:t xml:space="preserve">et /a </w:t>
-      </w:r>
-      <w:r>
-        <w:rPr>
-          <w:lang w:val="en-US"/>
-        </w:rPr>
-        <w:t>s%</w:t>
-      </w:r>
-      <w:r>
-        <w:rPr>
-          <w:lang w:val="en-US"/>
-        </w:rPr>
-        <w:t>foo</w:t>
-      </w:r>
-      <w:r>
-        <w:rPr>
-          <w:lang w:val="en-US"/>
-        </w:rPr>
-        <w:t>%</w:t>
-      </w:r>
-      <w:r>
-        <w:rPr>
-          <w:lang w:val="en-US"/>
-        </w:rPr>
-        <w:t>=%cuc%+1</w:t>
-      </w:r>
-    </w:p>
-    <w:p>
-      <w:pPr>
-        <w:pStyle w:val="ListParagraph"/>
-        <w:numPr>
-          <w:ilvl w:val="0"/>
-          <w:numId w:val="3"/>
-        </w:numPr>
-        <w:rPr>
-          <w:lang w:val="en-US"/>
-        </w:rPr>
-      </w:pPr>
-      <w:r>
-        <w:rPr>
-          <w:lang w:val="en-US"/>
-        </w:rPr>
-        <w:t>Biến “s1” có giá trị là 6</w:t>
-      </w:r>
-    </w:p>
-    <w:p>
-      <w:pPr>
-        <w:rPr>
-          <w:lang w:val="en-US"/>
-        </w:rPr>
-      </w:pPr>
-    </w:p>
-    <w:p>
-      <w:pPr>
-        <w:rPr>
-          <w:lang w:val="en-US"/>
-        </w:rPr>
-      </w:pPr>
-      <w:r>
-        <w:rPr>
-          <w:lang w:val="en-US"/>
-        </w:rPr>
-        <w:t>Quick Commands – Câu Lệnh Nhanh:</w:t>
-      </w:r>
-    </w:p>
-    <w:p>
-      <w:pPr>
-        <w:pStyle w:val="ListParagraph"/>
-        <w:numPr>
-          <w:ilvl w:val="0"/>
-          <w:numId w:val="6"/>
-        </w:numPr>
-        <w:rPr>
-          <w:lang w:val="en-US"/>
-        </w:rPr>
-      </w:pPr>
-      <w:r>
-        <w:rPr>
-          <w:lang w:val="en-US"/>
-        </w:rPr>
-        <w:t>Mở Thư Mục Nào Đó</w:t>
+        <w:t>%haha% def</w:t>
+      </w:r>
+    </w:p>
+    <w:p>
+      <w:pPr>
+        <w:pStyle w:val="ListParagraph"/>
+        <w:numPr>
+          <w:ilvl w:val="0"/>
+          <w:numId w:val="7"/>
+        </w:numPr>
+        <w:rPr>
+          <w:lang w:val="en-US"/>
+        </w:rPr>
+      </w:pPr>
+      <w:r>
+        <w:rPr>
+          <w:lang w:val="en-US"/>
+        </w:rPr>
+        <w:t>Không Muốn In Gì Hết Chỉ Muốn Xuống Dòng?</w:t>
       </w:r>
     </w:p>
     <w:p>
@@ -6250,73 +5769,25 @@
         <w:rPr>
           <w:lang w:val="en-US"/>
         </w:rPr>
-        <w:t>%</w:t>
-      </w:r>
-      <w:r>
-        <w:rPr>
-          <w:lang w:val="en-US"/>
-        </w:rPr>
-        <w:t>s</w:t>
-      </w:r>
-      <w:r>
-        <w:rPr>
-          <w:lang w:val="en-US"/>
-        </w:rPr>
-        <w:t>ystem</w:t>
-      </w:r>
-      <w:r>
-        <w:rPr>
-          <w:lang w:val="en-US"/>
-        </w:rPr>
-        <w:t>r</w:t>
-      </w:r>
-      <w:r>
-        <w:rPr>
-          <w:lang w:val="en-US"/>
-        </w:rPr>
-        <w:t>oot%\explorer.exe &lt;</w:t>
-      </w:r>
-      <w:r>
-        <w:rPr>
-          <w:lang w:val="en-US"/>
-        </w:rPr>
-        <w:t>Đường Dẫn</w:t>
-      </w:r>
-      <w:r>
-        <w:rPr>
-          <w:lang w:val="en-US"/>
-        </w:rPr>
-        <w:t xml:space="preserve"> </w:t>
-      </w:r>
-      <w:r>
-        <w:rPr>
-          <w:lang w:val="en-US"/>
-        </w:rPr>
-        <w:t>Đến Thư Mục</w:t>
-      </w:r>
-      <w:r>
-        <w:rPr>
-          <w:lang w:val="en-US"/>
-        </w:rPr>
-        <w:t>&gt;</w:t>
-      </w:r>
-    </w:p>
-    <w:p>
-      <w:pPr>
-        <w:pStyle w:val="ListParagraph"/>
-        <w:numPr>
-          <w:ilvl w:val="0"/>
-          <w:numId w:val="3"/>
-        </w:numPr>
-        <w:rPr>
-          <w:lang w:val="en-US"/>
-        </w:rPr>
-      </w:pPr>
-      <w:r>
-        <w:rPr>
-          <w:lang w:val="en-US"/>
-        </w:rPr>
-        <w:t>Ví dụ</w:t>
+        <w:t>echo.</w:t>
+      </w:r>
+    </w:p>
+    <w:p>
+      <w:pPr>
+        <w:pStyle w:val="ListParagraph"/>
+        <w:numPr>
+          <w:ilvl w:val="0"/>
+          <w:numId w:val="7"/>
+        </w:numPr>
+        <w:rPr>
+          <w:lang w:val="en-US"/>
+        </w:rPr>
+      </w:pPr>
+      <w:r>
+        <w:rPr>
+          <w:lang w:val="en-US"/>
+        </w:rPr>
+        <w:t>Tạm Ngưng Chương Trình Cho Đến Khi Có Phím Được Nhấn?</w:t>
       </w:r>
     </w:p>
     <w:p>
@@ -6337,85 +5808,31 @@
         <w:rPr>
           <w:lang w:val="en-US"/>
         </w:rPr>
-        <w:t xml:space="preserve">%systemroot%\explorer.exe </w:t>
-      </w:r>
-      <w:r>
-        <w:rPr>
-          <w:lang w:val="en-US"/>
-        </w:rPr>
-        <w:t>E:\</w:t>
-      </w:r>
-      <w:r>
-        <w:rPr>
-          <w:lang w:val="en-US"/>
-        </w:rPr>
-        <w:t>Foo</w:t>
-      </w:r>
-      <w:r>
-        <w:rPr>
-          <w:lang w:val="en-US"/>
-        </w:rPr>
-        <w:t>\</w:t>
-      </w:r>
-      <w:r>
-        <w:rPr>
-          <w:lang w:val="en-US"/>
-        </w:rPr>
-        <w:t>Bar</w:t>
-      </w:r>
-    </w:p>
-    <w:p>
-      <w:pPr>
-        <w:pStyle w:val="ListParagraph"/>
-        <w:numPr>
-          <w:ilvl w:val="0"/>
-          <w:numId w:val="3"/>
-        </w:numPr>
-        <w:rPr>
-          <w:lang w:val="en-US"/>
-        </w:rPr>
-      </w:pPr>
-      <w:r>
-        <w:rPr>
-          <w:lang w:val="en-US"/>
-        </w:rPr>
-        <w:t xml:space="preserve">Thư mục </w:t>
-      </w:r>
-      <w:r>
-        <w:rPr>
-          <w:lang w:val="en-US"/>
-        </w:rPr>
-        <w:t>“Bar”</w:t>
-      </w:r>
-      <w:r>
-        <w:rPr>
-          <w:lang w:val="en-US"/>
-        </w:rPr>
-        <w:t xml:space="preserve"> được mở lên</w:t>
-      </w:r>
-    </w:p>
-    <w:p>
-      <w:pPr>
-        <w:pStyle w:val="ListParagraph"/>
-        <w:numPr>
-          <w:ilvl w:val="0"/>
-          <w:numId w:val="6"/>
-        </w:numPr>
-        <w:rPr>
-          <w:lang w:val="en-US"/>
-        </w:rPr>
-      </w:pPr>
-      <w:r>
-        <w:rPr>
-          <w:lang w:val="en-US"/>
-        </w:rPr>
-        <w:t xml:space="preserve">Xóa </w:t>
-      </w:r>
-      <w:r>
-        <w:rPr>
-          <w:lang w:val="en-US"/>
-        </w:rPr>
-        <w:t>Ngay Lập Tức 1 Thư Mục Không Rỗng Nào Đó Vĩnh Viễn?</w:t>
+        <w:t>p</w:t>
+      </w:r>
+      <w:r>
+        <w:rPr>
+          <w:lang w:val="en-US"/>
+        </w:rPr>
+        <w:t>ause</w:t>
+      </w:r>
+    </w:p>
+    <w:p>
+      <w:pPr>
+        <w:pStyle w:val="ListParagraph"/>
+        <w:numPr>
+          <w:ilvl w:val="0"/>
+          <w:numId w:val="7"/>
+        </w:numPr>
+        <w:rPr>
+          <w:lang w:val="en-US"/>
+        </w:rPr>
+      </w:pPr>
+      <w:r>
+        <w:rPr>
+          <w:lang w:val="en-US"/>
+        </w:rPr>
+        <w:t>Tạm Ngưng Chương Trình Trong Vài Giây?</w:t>
       </w:r>
     </w:p>
     <w:p>
@@ -6436,85 +5853,61 @@
         <w:rPr>
           <w:lang w:val="en-US"/>
         </w:rPr>
-        <w:t>r</w:t>
-      </w:r>
-      <w:r>
-        <w:rPr>
-          <w:lang w:val="en-US"/>
-        </w:rPr>
-        <w:t>mdir /s /q &lt;Đường Dẫn Đến Thư Mục&gt;</w:t>
-      </w:r>
-    </w:p>
-    <w:p>
-      <w:pPr>
-        <w:pStyle w:val="ListParagraph"/>
-        <w:numPr>
-          <w:ilvl w:val="0"/>
-          <w:numId w:val="3"/>
-        </w:numPr>
-        <w:rPr>
-          <w:lang w:val="en-US"/>
-        </w:rPr>
-      </w:pPr>
-      <w:r>
-        <w:rPr>
-          <w:lang w:val="en-US"/>
-        </w:rPr>
-        <w:t>/s để chỉ định xóa tất cả mọi thứ bên trong thư mục</w:t>
-      </w:r>
-    </w:p>
-    <w:p>
-      <w:pPr>
-        <w:pStyle w:val="ListParagraph"/>
-        <w:numPr>
-          <w:ilvl w:val="0"/>
-          <w:numId w:val="3"/>
-        </w:numPr>
-        <w:rPr>
-          <w:lang w:val="en-US"/>
-        </w:rPr>
-      </w:pPr>
-      <w:r>
-        <w:rPr>
-          <w:lang w:val="en-US"/>
-        </w:rPr>
-        <w:t>/q để chỉ định không cần hỏi lại có muốn xóa hay không</w:t>
-      </w:r>
-    </w:p>
-    <w:p>
-      <w:pPr>
-        <w:pStyle w:val="ListParagraph"/>
-        <w:numPr>
-          <w:ilvl w:val="0"/>
-          <w:numId w:val="3"/>
-        </w:numPr>
-        <w:rPr>
-          <w:lang w:val="en-US"/>
-        </w:rPr>
-      </w:pPr>
-      <w:r>
-        <w:rPr>
-          <w:lang w:val="en-US"/>
-        </w:rPr>
-        <w:t>Ví dụ</w:t>
-      </w:r>
-    </w:p>
-    <w:p>
-      <w:pPr>
-        <w:pStyle w:val="ListParagraph"/>
-        <w:numPr>
-          <w:ilvl w:val="0"/>
-          <w:numId w:val="3"/>
-        </w:numPr>
-        <w:rPr>
-          <w:lang w:val="en-US"/>
-        </w:rPr>
-      </w:pPr>
-      <w:r>
-        <w:rPr>
-          <w:lang w:val="en-US"/>
-        </w:rPr>
-        <w:t>CMD của ta đang ở Trong thư mục  “E:\Foo\Bar”, trong này có thư mục “FooBar” và File “BarFoo.exe”</w:t>
+        <w:t>timeout /t &lt;Số Giây&gt; /nobreak &gt;nul</w:t>
+      </w:r>
+    </w:p>
+    <w:p>
+      <w:pPr>
+        <w:pStyle w:val="ListParagraph"/>
+        <w:numPr>
+          <w:ilvl w:val="0"/>
+          <w:numId w:val="3"/>
+        </w:numPr>
+        <w:rPr>
+          <w:lang w:val="en-US"/>
+        </w:rPr>
+      </w:pPr>
+      <w:r>
+        <w:rPr>
+          <w:lang w:val="en-US"/>
+        </w:rPr>
+        <w:t>&lt;Số Giây&gt; phải là số nguyên dương</w:t>
+      </w:r>
+    </w:p>
+    <w:p>
+      <w:pPr>
+        <w:pStyle w:val="ListParagraph"/>
+        <w:numPr>
+          <w:ilvl w:val="0"/>
+          <w:numId w:val="7"/>
+        </w:numPr>
+        <w:rPr>
+          <w:lang w:val="en-US"/>
+        </w:rPr>
+      </w:pPr>
+      <w:r>
+        <w:rPr>
+          <w:lang w:val="en-US"/>
+        </w:rPr>
+        <w:t>Xóa Hết Tất Cả Những Gì In Trên Màn Hình CMD?</w:t>
+      </w:r>
+    </w:p>
+    <w:p>
+      <w:pPr>
+        <w:pStyle w:val="ListParagraph"/>
+        <w:numPr>
+          <w:ilvl w:val="0"/>
+          <w:numId w:val="3"/>
+        </w:numPr>
+        <w:rPr>
+          <w:lang w:val="en-US"/>
+        </w:rPr>
+      </w:pPr>
+      <w:r>
+        <w:rPr>
+          <w:lang w:val="en-US"/>
+        </w:rPr>
+        <w:t>Câu lệnh này sẽ xóa hết Buffer</w:t>
       </w:r>
     </w:p>
     <w:p>
@@ -6535,7 +5928,1725 @@
         <w:rPr>
           <w:lang w:val="en-US"/>
         </w:rPr>
+        <w:t>c</w:t>
+      </w:r>
+      <w:r>
+        <w:rPr>
+          <w:lang w:val="en-US"/>
+        </w:rPr>
+        <w:t>ls</w:t>
+      </w:r>
+    </w:p>
+    <w:p>
+      <w:pPr>
+        <w:pStyle w:val="ListParagraph"/>
+        <w:numPr>
+          <w:ilvl w:val="0"/>
+          <w:numId w:val="7"/>
+        </w:numPr>
+        <w:rPr>
+          <w:lang w:val="en-US"/>
+        </w:rPr>
+      </w:pPr>
+      <w:r>
+        <w:rPr>
+          <w:lang w:val="en-US"/>
+        </w:rPr>
+        <w:t>Nhảy Từ Dòng Code Này Sang Dòng Code Khác Và Bỏ Qua Code Ở Giữa?</w:t>
+      </w:r>
+    </w:p>
+    <w:p>
+      <w:pPr>
+        <w:pStyle w:val="ListParagraph"/>
+        <w:pBdr>
+          <w:top w:val="single" w:sz="4" w:space="1" w:color="auto"/>
+          <w:left w:val="single" w:sz="4" w:space="4" w:color="auto"/>
+          <w:bottom w:val="single" w:sz="4" w:space="1" w:color="auto"/>
+          <w:right w:val="single" w:sz="4" w:space="4" w:color="auto"/>
+        </w:pBdr>
+        <w:ind w:left="1080"/>
+        <w:rPr>
+          <w:lang w:val="en-US"/>
+        </w:rPr>
+      </w:pPr>
+      <w:r>
+        <w:rPr>
+          <w:lang w:val="en-US"/>
+        </w:rPr>
+        <w:t>g</w:t>
+      </w:r>
+      <w:r>
+        <w:rPr>
+          <w:lang w:val="en-US"/>
+        </w:rPr>
+        <w:t>oto &lt;Mốc&gt;</w:t>
+      </w:r>
+    </w:p>
+    <w:p>
+      <w:pPr>
+        <w:pStyle w:val="ListParagraph"/>
+        <w:pBdr>
+          <w:top w:val="single" w:sz="4" w:space="1" w:color="auto"/>
+          <w:left w:val="single" w:sz="4" w:space="4" w:color="auto"/>
+          <w:bottom w:val="single" w:sz="4" w:space="1" w:color="auto"/>
+          <w:right w:val="single" w:sz="4" w:space="4" w:color="auto"/>
+        </w:pBdr>
+        <w:ind w:left="1080"/>
+        <w:rPr>
+          <w:lang w:val="en-US"/>
+        </w:rPr>
+      </w:pPr>
+      <w:r>
+        <w:rPr>
+          <w:lang w:val="en-US"/>
+        </w:rPr>
+        <w:t>&lt;Code Ở Giữa&gt;</w:t>
+      </w:r>
+    </w:p>
+    <w:p>
+      <w:pPr>
+        <w:pStyle w:val="ListParagraph"/>
+        <w:pBdr>
+          <w:top w:val="single" w:sz="4" w:space="1" w:color="auto"/>
+          <w:left w:val="single" w:sz="4" w:space="4" w:color="auto"/>
+          <w:bottom w:val="single" w:sz="4" w:space="1" w:color="auto"/>
+          <w:right w:val="single" w:sz="4" w:space="4" w:color="auto"/>
+        </w:pBdr>
+        <w:ind w:left="1080"/>
+        <w:rPr>
+          <w:lang w:val="en-US"/>
+        </w:rPr>
+      </w:pPr>
+      <w:r>
+        <w:rPr>
+          <w:lang w:val="en-US"/>
+        </w:rPr>
+        <w:t>&lt;Mốc&gt;</w:t>
+      </w:r>
+    </w:p>
+    <w:p>
+      <w:pPr>
+        <w:pStyle w:val="ListParagraph"/>
+        <w:numPr>
+          <w:ilvl w:val="0"/>
+          <w:numId w:val="3"/>
+        </w:numPr>
+        <w:rPr>
+          <w:lang w:val="en-US"/>
+        </w:rPr>
+      </w:pPr>
+      <w:r>
+        <w:rPr>
+          <w:lang w:val="en-US"/>
+        </w:rPr>
+        <w:t>Mốc là 1 chuỗi bất kì</w:t>
+      </w:r>
+    </w:p>
+    <w:p>
+      <w:pPr>
+        <w:pStyle w:val="ListParagraph"/>
+        <w:numPr>
+          <w:ilvl w:val="0"/>
+          <w:numId w:val="3"/>
+        </w:numPr>
+        <w:rPr>
+          <w:lang w:val="en-US"/>
+        </w:rPr>
+      </w:pPr>
+      <w:r>
+        <w:rPr>
+          <w:lang w:val="en-US"/>
+        </w:rPr>
+        <w:t>Ví dụ</w:t>
+      </w:r>
+    </w:p>
+    <w:p>
+      <w:pPr>
+        <w:pStyle w:val="ListParagraph"/>
+        <w:pBdr>
+          <w:top w:val="single" w:sz="4" w:space="1" w:color="auto"/>
+          <w:left w:val="single" w:sz="4" w:space="4" w:color="auto"/>
+          <w:bottom w:val="single" w:sz="4" w:space="1" w:color="auto"/>
+          <w:right w:val="single" w:sz="4" w:space="4" w:color="auto"/>
+        </w:pBdr>
+        <w:ind w:left="1080"/>
+        <w:rPr>
+          <w:lang w:val="en-US"/>
+        </w:rPr>
+      </w:pPr>
+      <w:r>
+        <w:rPr>
+          <w:lang w:val="en-US"/>
+        </w:rPr>
+        <w:t>echo start</w:t>
+      </w:r>
+    </w:p>
+    <w:p>
+      <w:pPr>
+        <w:pStyle w:val="ListParagraph"/>
+        <w:pBdr>
+          <w:top w:val="single" w:sz="4" w:space="1" w:color="auto"/>
+          <w:left w:val="single" w:sz="4" w:space="4" w:color="auto"/>
+          <w:bottom w:val="single" w:sz="4" w:space="1" w:color="auto"/>
+          <w:right w:val="single" w:sz="4" w:space="4" w:color="auto"/>
+        </w:pBdr>
+        <w:ind w:left="1080"/>
+        <w:rPr>
+          <w:lang w:val="en-US"/>
+        </w:rPr>
+      </w:pPr>
+    </w:p>
+    <w:p>
+      <w:pPr>
+        <w:pStyle w:val="ListParagraph"/>
+        <w:pBdr>
+          <w:top w:val="single" w:sz="4" w:space="1" w:color="auto"/>
+          <w:left w:val="single" w:sz="4" w:space="4" w:color="auto"/>
+          <w:bottom w:val="single" w:sz="4" w:space="1" w:color="auto"/>
+          <w:right w:val="single" w:sz="4" w:space="4" w:color="auto"/>
+        </w:pBdr>
+        <w:ind w:left="1080"/>
+        <w:rPr>
+          <w:lang w:val="en-US"/>
+        </w:rPr>
+      </w:pPr>
+      <w:r>
+        <w:rPr>
+          <w:lang w:val="en-US"/>
+        </w:rPr>
+        <w:t>goto foo bar</w:t>
+      </w:r>
+    </w:p>
+    <w:p>
+      <w:pPr>
+        <w:pStyle w:val="ListParagraph"/>
+        <w:pBdr>
+          <w:top w:val="single" w:sz="4" w:space="1" w:color="auto"/>
+          <w:left w:val="single" w:sz="4" w:space="4" w:color="auto"/>
+          <w:bottom w:val="single" w:sz="4" w:space="1" w:color="auto"/>
+          <w:right w:val="single" w:sz="4" w:space="4" w:color="auto"/>
+        </w:pBdr>
+        <w:ind w:left="1080"/>
+        <w:rPr>
+          <w:lang w:val="en-US"/>
+        </w:rPr>
+      </w:pPr>
+    </w:p>
+    <w:p>
+      <w:pPr>
+        <w:pStyle w:val="ListParagraph"/>
+        <w:pBdr>
+          <w:top w:val="single" w:sz="4" w:space="1" w:color="auto"/>
+          <w:left w:val="single" w:sz="4" w:space="4" w:color="auto"/>
+          <w:bottom w:val="single" w:sz="4" w:space="1" w:color="auto"/>
+          <w:right w:val="single" w:sz="4" w:space="4" w:color="auto"/>
+        </w:pBdr>
+        <w:ind w:left="1080"/>
+        <w:rPr>
+          <w:lang w:val="en-US"/>
+        </w:rPr>
+      </w:pPr>
+      <w:r>
+        <w:rPr>
+          <w:lang w:val="en-US"/>
+        </w:rPr>
+        <w:t>echo hi</w:t>
+      </w:r>
+    </w:p>
+    <w:p>
+      <w:pPr>
+        <w:pStyle w:val="ListParagraph"/>
+        <w:pBdr>
+          <w:top w:val="single" w:sz="4" w:space="1" w:color="auto"/>
+          <w:left w:val="single" w:sz="4" w:space="4" w:color="auto"/>
+          <w:bottom w:val="single" w:sz="4" w:space="1" w:color="auto"/>
+          <w:right w:val="single" w:sz="4" w:space="4" w:color="auto"/>
+        </w:pBdr>
+        <w:ind w:left="1080"/>
+        <w:rPr>
+          <w:lang w:val="en-US"/>
+        </w:rPr>
+      </w:pPr>
+      <w:r>
+        <w:rPr>
+          <w:lang w:val="en-US"/>
+        </w:rPr>
+        <w:t>echo hello</w:t>
+      </w:r>
+    </w:p>
+    <w:p>
+      <w:pPr>
+        <w:pStyle w:val="ListParagraph"/>
+        <w:pBdr>
+          <w:top w:val="single" w:sz="4" w:space="1" w:color="auto"/>
+          <w:left w:val="single" w:sz="4" w:space="4" w:color="auto"/>
+          <w:bottom w:val="single" w:sz="4" w:space="1" w:color="auto"/>
+          <w:right w:val="single" w:sz="4" w:space="4" w:color="auto"/>
+        </w:pBdr>
+        <w:ind w:left="1080"/>
+        <w:rPr>
+          <w:lang w:val="en-US"/>
+        </w:rPr>
+      </w:pPr>
+    </w:p>
+    <w:p>
+      <w:pPr>
+        <w:pStyle w:val="ListParagraph"/>
+        <w:pBdr>
+          <w:top w:val="single" w:sz="4" w:space="1" w:color="auto"/>
+          <w:left w:val="single" w:sz="4" w:space="4" w:color="auto"/>
+          <w:bottom w:val="single" w:sz="4" w:space="1" w:color="auto"/>
+          <w:right w:val="single" w:sz="4" w:space="4" w:color="auto"/>
+        </w:pBdr>
+        <w:ind w:left="1080"/>
+        <w:rPr>
+          <w:lang w:val="en-US"/>
+        </w:rPr>
+      </w:pPr>
+      <w:r>
+        <w:rPr>
+          <w:lang w:val="en-US"/>
+        </w:rPr>
+        <w:t>:foo bar</w:t>
+      </w:r>
+    </w:p>
+    <w:p>
+      <w:pPr>
+        <w:pStyle w:val="ListParagraph"/>
+        <w:pBdr>
+          <w:top w:val="single" w:sz="4" w:space="1" w:color="auto"/>
+          <w:left w:val="single" w:sz="4" w:space="4" w:color="auto"/>
+          <w:bottom w:val="single" w:sz="4" w:space="1" w:color="auto"/>
+          <w:right w:val="single" w:sz="4" w:space="4" w:color="auto"/>
+        </w:pBdr>
+        <w:ind w:left="1080"/>
+        <w:rPr>
+          <w:lang w:val="en-US"/>
+        </w:rPr>
+      </w:pPr>
+    </w:p>
+    <w:p>
+      <w:pPr>
+        <w:pStyle w:val="ListParagraph"/>
+        <w:pBdr>
+          <w:top w:val="single" w:sz="4" w:space="1" w:color="auto"/>
+          <w:left w:val="single" w:sz="4" w:space="4" w:color="auto"/>
+          <w:bottom w:val="single" w:sz="4" w:space="1" w:color="auto"/>
+          <w:right w:val="single" w:sz="4" w:space="4" w:color="auto"/>
+        </w:pBdr>
+        <w:ind w:left="1080"/>
+        <w:rPr>
+          <w:lang w:val="en-US"/>
+        </w:rPr>
+      </w:pPr>
+      <w:r>
+        <w:rPr>
+          <w:lang w:val="en-US"/>
+        </w:rPr>
+        <w:t>echo end</w:t>
+      </w:r>
+    </w:p>
+    <w:p>
+      <w:pPr>
+        <w:pStyle w:val="ListParagraph"/>
+        <w:numPr>
+          <w:ilvl w:val="0"/>
+          <w:numId w:val="3"/>
+        </w:numPr>
+        <w:rPr>
+          <w:lang w:val="en-US"/>
+        </w:rPr>
+      </w:pPr>
+      <w:r>
+        <w:rPr>
+          <w:lang w:val="en-US"/>
+        </w:rPr>
+        <w:t>Màn hình CMD</w:t>
+      </w:r>
+    </w:p>
+    <w:p>
+      <w:pPr>
+        <w:pStyle w:val="ListParagraph"/>
+        <w:pBdr>
+          <w:top w:val="single" w:sz="4" w:space="1" w:color="auto"/>
+          <w:left w:val="single" w:sz="4" w:space="4" w:color="auto"/>
+          <w:bottom w:val="single" w:sz="4" w:space="1" w:color="auto"/>
+          <w:right w:val="single" w:sz="4" w:space="4" w:color="auto"/>
+        </w:pBdr>
+        <w:ind w:left="1080"/>
+        <w:rPr>
+          <w:lang w:val="en-US"/>
+        </w:rPr>
+      </w:pPr>
+      <w:r>
+        <w:rPr>
+          <w:lang w:val="en-US"/>
+        </w:rPr>
+        <w:t>start</w:t>
+      </w:r>
+    </w:p>
+    <w:p>
+      <w:pPr>
+        <w:pStyle w:val="ListParagraph"/>
+        <w:pBdr>
+          <w:top w:val="single" w:sz="4" w:space="1" w:color="auto"/>
+          <w:left w:val="single" w:sz="4" w:space="4" w:color="auto"/>
+          <w:bottom w:val="single" w:sz="4" w:space="1" w:color="auto"/>
+          <w:right w:val="single" w:sz="4" w:space="4" w:color="auto"/>
+        </w:pBdr>
+        <w:ind w:left="1080"/>
+        <w:rPr>
+          <w:lang w:val="en-US"/>
+        </w:rPr>
+      </w:pPr>
+      <w:r>
+        <w:rPr>
+          <w:lang w:val="en-US"/>
+        </w:rPr>
+        <w:t>end</w:t>
+      </w:r>
+    </w:p>
+    <w:p>
+      <w:pPr>
+        <w:pStyle w:val="ListParagraph"/>
+        <w:numPr>
+          <w:ilvl w:val="0"/>
+          <w:numId w:val="7"/>
+        </w:numPr>
+        <w:rPr>
+          <w:lang w:val="en-US"/>
+        </w:rPr>
+      </w:pPr>
+      <w:r>
+        <w:rPr>
+          <w:lang w:val="en-US"/>
+        </w:rPr>
+        <w:t>Gán Giá Trị Cho 1 Biến?</w:t>
+      </w:r>
+    </w:p>
+    <w:p>
+      <w:pPr>
+        <w:pStyle w:val="ListParagraph"/>
+        <w:pBdr>
+          <w:top w:val="single" w:sz="4" w:space="1" w:color="auto"/>
+          <w:left w:val="single" w:sz="4" w:space="4" w:color="auto"/>
+          <w:bottom w:val="single" w:sz="4" w:space="1" w:color="auto"/>
+          <w:right w:val="single" w:sz="4" w:space="4" w:color="auto"/>
+        </w:pBdr>
+        <w:ind w:left="1080"/>
+        <w:rPr>
+          <w:lang w:val="en-US"/>
+        </w:rPr>
+      </w:pPr>
+      <w:r>
+        <w:rPr>
+          <w:lang w:val="en-US"/>
+        </w:rPr>
+        <w:t>s</w:t>
+      </w:r>
+      <w:r>
+        <w:rPr>
+          <w:lang w:val="en-US"/>
+        </w:rPr>
+        <w:t>et &lt;Biến&gt;=&lt;Giá Trị&gt;</w:t>
+      </w:r>
+    </w:p>
+    <w:p>
+      <w:pPr>
+        <w:pStyle w:val="ListParagraph"/>
+        <w:numPr>
+          <w:ilvl w:val="0"/>
+          <w:numId w:val="3"/>
+        </w:numPr>
+        <w:rPr>
+          <w:lang w:val="en-US"/>
+        </w:rPr>
+      </w:pPr>
+      <w:r>
+        <w:rPr>
+          <w:lang w:val="en-US"/>
+        </w:rPr>
+        <w:t>&lt;</w:t>
+      </w:r>
+      <w:r>
+        <w:rPr>
+          <w:lang w:val="en-US"/>
+        </w:rPr>
+        <w:t xml:space="preserve">Biến&gt; và &lt;Giá Trị&gt; đều là chuỗi </w:t>
+      </w:r>
+      <w:r>
+        <w:rPr>
+          <w:lang w:val="en-US"/>
+        </w:rPr>
+        <w:t>thuần túy</w:t>
+      </w:r>
+      <w:r>
+        <w:rPr>
+          <w:lang w:val="en-US"/>
+        </w:rPr>
+        <w:t xml:space="preserve"> tính luôn dấu cách,</w:t>
+      </w:r>
+      <w:r>
+        <w:rPr>
+          <w:lang w:val="en-US"/>
+        </w:rPr>
+        <w:t xml:space="preserve"> không có nội suy biến</w:t>
+      </w:r>
+    </w:p>
+    <w:p>
+      <w:pPr>
+        <w:pStyle w:val="ListParagraph"/>
+        <w:numPr>
+          <w:ilvl w:val="0"/>
+          <w:numId w:val="3"/>
+        </w:numPr>
+        <w:rPr>
+          <w:lang w:val="en-US"/>
+        </w:rPr>
+      </w:pPr>
+      <w:r>
+        <w:rPr>
+          <w:lang w:val="en-US"/>
+        </w:rPr>
+        <w:t>Ví dụ</w:t>
+      </w:r>
+    </w:p>
+    <w:p>
+      <w:pPr>
+        <w:pStyle w:val="ListParagraph"/>
+        <w:numPr>
+          <w:ilvl w:val="0"/>
+          <w:numId w:val="3"/>
+        </w:numPr>
+        <w:rPr>
+          <w:lang w:val="en-US"/>
+        </w:rPr>
+      </w:pPr>
+      <w:r>
+        <w:rPr>
+          <w:lang w:val="en-US"/>
+        </w:rPr>
         <w:lastRenderedPageBreak/>
+        <w:t>Biến có tên “%cuc%” có giá trị là “5”</w:t>
+      </w:r>
+    </w:p>
+    <w:p>
+      <w:pPr>
+        <w:pStyle w:val="ListParagraph"/>
+        <w:pBdr>
+          <w:top w:val="single" w:sz="4" w:space="1" w:color="auto"/>
+          <w:left w:val="single" w:sz="4" w:space="4" w:color="auto"/>
+          <w:bottom w:val="single" w:sz="4" w:space="1" w:color="auto"/>
+          <w:right w:val="single" w:sz="4" w:space="4" w:color="auto"/>
+        </w:pBdr>
+        <w:ind w:left="1080"/>
+        <w:rPr>
+          <w:lang w:val="en-US"/>
+        </w:rPr>
+      </w:pPr>
+      <w:r>
+        <w:rPr>
+          <w:lang w:val="en-US"/>
+        </w:rPr>
+        <w:t>s</w:t>
+      </w:r>
+      <w:r>
+        <w:rPr>
+          <w:lang w:val="en-US"/>
+        </w:rPr>
+        <w:t>et foo bar</w:t>
+      </w:r>
+      <w:r>
+        <w:rPr>
+          <w:lang w:val="en-US"/>
+        </w:rPr>
+        <w:t xml:space="preserve"> </w:t>
+      </w:r>
+      <w:r>
+        <w:rPr>
+          <w:lang w:val="en-US"/>
+        </w:rPr>
+        <w:t>=</w:t>
+      </w:r>
+      <w:r>
+        <w:rPr>
+          <w:lang w:val="en-US"/>
+        </w:rPr>
+        <w:t xml:space="preserve">  </w:t>
+      </w:r>
+      <w:r>
+        <w:rPr>
+          <w:lang w:val="en-US"/>
+        </w:rPr>
+        <w:t xml:space="preserve">an 1 </w:t>
+      </w:r>
+      <w:r>
+        <w:rPr>
+          <w:lang w:val="en-US"/>
+        </w:rPr>
+        <w:t>%</w:t>
+      </w:r>
+      <w:r>
+        <w:rPr>
+          <w:lang w:val="en-US"/>
+        </w:rPr>
+        <w:t>cuc</w:t>
+      </w:r>
+      <w:r>
+        <w:rPr>
+          <w:lang w:val="en-US"/>
+        </w:rPr>
+        <w:t>%</w:t>
+      </w:r>
+      <w:r>
+        <w:rPr>
+          <w:lang w:val="en-US"/>
+        </w:rPr>
+        <w:t xml:space="preserve"> cut</w:t>
+      </w:r>
+    </w:p>
+    <w:p>
+      <w:pPr>
+        <w:pStyle w:val="ListParagraph"/>
+        <w:pBdr>
+          <w:top w:val="single" w:sz="4" w:space="1" w:color="auto"/>
+          <w:left w:val="single" w:sz="4" w:space="4" w:color="auto"/>
+          <w:bottom w:val="single" w:sz="4" w:space="1" w:color="auto"/>
+          <w:right w:val="single" w:sz="4" w:space="4" w:color="auto"/>
+        </w:pBdr>
+        <w:ind w:left="1080"/>
+        <w:rPr>
+          <w:lang w:val="en-US"/>
+        </w:rPr>
+      </w:pPr>
+      <w:r>
+        <w:rPr>
+          <w:lang w:val="en-US"/>
+        </w:rPr>
+        <w:t>e</w:t>
+      </w:r>
+      <w:r>
+        <w:rPr>
+          <w:lang w:val="en-US"/>
+        </w:rPr>
+        <w:t>cho %foo bar</w:t>
+      </w:r>
+      <w:r>
+        <w:rPr>
+          <w:lang w:val="en-US"/>
+        </w:rPr>
+        <w:t xml:space="preserve"> </w:t>
+      </w:r>
+      <w:r>
+        <w:rPr>
+          <w:lang w:val="en-US"/>
+        </w:rPr>
+        <w:t>%</w:t>
+      </w:r>
+    </w:p>
+    <w:p>
+      <w:pPr>
+        <w:pStyle w:val="ListParagraph"/>
+        <w:numPr>
+          <w:ilvl w:val="0"/>
+          <w:numId w:val="3"/>
+        </w:numPr>
+        <w:rPr>
+          <w:lang w:val="en-US"/>
+        </w:rPr>
+      </w:pPr>
+      <w:r>
+        <w:rPr>
+          <w:lang w:val="en-US"/>
+        </w:rPr>
+        <w:t>Màn hình CMD</w:t>
+      </w:r>
+    </w:p>
+    <w:p>
+      <w:pPr>
+        <w:pStyle w:val="ListParagraph"/>
+        <w:pBdr>
+          <w:top w:val="single" w:sz="4" w:space="1" w:color="auto"/>
+          <w:left w:val="single" w:sz="4" w:space="4" w:color="auto"/>
+          <w:bottom w:val="single" w:sz="4" w:space="1" w:color="auto"/>
+          <w:right w:val="single" w:sz="4" w:space="4" w:color="auto"/>
+        </w:pBdr>
+        <w:ind w:left="1080"/>
+        <w:rPr>
+          <w:lang w:val="en-US"/>
+        </w:rPr>
+      </w:pPr>
+      <w:r>
+        <w:rPr>
+          <w:lang w:val="en-US"/>
+        </w:rPr>
+        <w:t xml:space="preserve">  </w:t>
+      </w:r>
+      <w:r>
+        <w:rPr>
+          <w:lang w:val="en-US"/>
+        </w:rPr>
+        <w:t xml:space="preserve">an 1 </w:t>
+      </w:r>
+      <w:r>
+        <w:rPr>
+          <w:lang w:val="en-US"/>
+        </w:rPr>
+        <w:t>%</w:t>
+      </w:r>
+      <w:r>
+        <w:rPr>
+          <w:lang w:val="en-US"/>
+        </w:rPr>
+        <w:t>cuc</w:t>
+      </w:r>
+      <w:r>
+        <w:rPr>
+          <w:lang w:val="en-US"/>
+        </w:rPr>
+        <w:t>%</w:t>
+      </w:r>
+      <w:r>
+        <w:rPr>
+          <w:lang w:val="en-US"/>
+        </w:rPr>
+        <w:t xml:space="preserve"> cut</w:t>
+      </w:r>
+    </w:p>
+    <w:p>
+      <w:pPr>
+        <w:pStyle w:val="ListParagraph"/>
+        <w:numPr>
+          <w:ilvl w:val="0"/>
+          <w:numId w:val="7"/>
+        </w:numPr>
+        <w:rPr>
+          <w:lang w:val="en-US"/>
+        </w:rPr>
+      </w:pPr>
+      <w:r>
+        <w:rPr>
+          <w:lang w:val="en-US"/>
+        </w:rPr>
+        <w:t xml:space="preserve">Gán </w:t>
+      </w:r>
+      <w:r>
+        <w:rPr>
+          <w:lang w:val="en-US"/>
+        </w:rPr>
+        <w:t>Giá Trị Cho 1 Biến Thông Qua Việc Hỏi Người Dùng Nhập Vào?</w:t>
+      </w:r>
+    </w:p>
+    <w:p>
+      <w:pPr>
+        <w:pStyle w:val="ListParagraph"/>
+        <w:pBdr>
+          <w:top w:val="single" w:sz="4" w:space="1" w:color="auto"/>
+          <w:left w:val="single" w:sz="4" w:space="4" w:color="auto"/>
+          <w:bottom w:val="single" w:sz="4" w:space="1" w:color="auto"/>
+          <w:right w:val="single" w:sz="4" w:space="4" w:color="auto"/>
+        </w:pBdr>
+        <w:ind w:left="1080"/>
+        <w:rPr>
+          <w:lang w:val="en-US"/>
+        </w:rPr>
+      </w:pPr>
+      <w:r>
+        <w:rPr>
+          <w:lang w:val="en-US"/>
+        </w:rPr>
+        <w:t>s</w:t>
+      </w:r>
+      <w:r>
+        <w:rPr>
+          <w:lang w:val="en-US"/>
+        </w:rPr>
+        <w:t>et /p &lt;Biến&gt;=&lt;Câu Hỏi&gt;</w:t>
+      </w:r>
+    </w:p>
+    <w:p>
+      <w:pPr>
+        <w:pStyle w:val="ListParagraph"/>
+        <w:numPr>
+          <w:ilvl w:val="0"/>
+          <w:numId w:val="3"/>
+        </w:numPr>
+        <w:rPr>
+          <w:lang w:val="en-US"/>
+        </w:rPr>
+      </w:pPr>
+      <w:r>
+        <w:rPr>
+          <w:lang w:val="en-US"/>
+        </w:rPr>
+        <w:t>&lt;Biến&gt; và &lt;Giá Trị&gt; đều là chuỗi thuần túy không có nội suy biến</w:t>
+      </w:r>
+      <w:r>
+        <w:rPr>
+          <w:lang w:val="en-US"/>
+        </w:rPr>
+        <w:t>, &lt;Biến&gt; thì tính luôn tất cả dấu cách đằng sau trước dấu “=”, &lt;Câu Hỏi&gt; thì loại bỏ tất cả dấu cách đằng trước sau dấu “=”</w:t>
+      </w:r>
+    </w:p>
+    <w:p>
+      <w:pPr>
+        <w:pStyle w:val="ListParagraph"/>
+        <w:numPr>
+          <w:ilvl w:val="0"/>
+          <w:numId w:val="3"/>
+        </w:numPr>
+        <w:rPr>
+          <w:lang w:val="en-US"/>
+        </w:rPr>
+      </w:pPr>
+      <w:r>
+        <w:rPr>
+          <w:lang w:val="en-US"/>
+        </w:rPr>
+        <w:t>Trên màn hình CMD sẽ xuất hiện &lt;Câu Hỏi&gt; nhưng không xuống dòng, những gì bạn nhập tiếp theo trước khi nhấn Enter sẽ được lưu vào &lt;Biến&gt;</w:t>
+      </w:r>
+    </w:p>
+    <w:p>
+      <w:pPr>
+        <w:pStyle w:val="ListParagraph"/>
+        <w:numPr>
+          <w:ilvl w:val="0"/>
+          <w:numId w:val="3"/>
+        </w:numPr>
+        <w:rPr>
+          <w:lang w:val="en-US"/>
+        </w:rPr>
+      </w:pPr>
+      <w:r>
+        <w:rPr>
+          <w:lang w:val="en-US"/>
+        </w:rPr>
+        <w:t>Ví dụ</w:t>
+      </w:r>
+    </w:p>
+    <w:p>
+      <w:pPr>
+        <w:pStyle w:val="ListParagraph"/>
+        <w:pBdr>
+          <w:top w:val="single" w:sz="4" w:space="1" w:color="auto"/>
+          <w:left w:val="single" w:sz="4" w:space="4" w:color="auto"/>
+          <w:bottom w:val="single" w:sz="4" w:space="1" w:color="auto"/>
+          <w:right w:val="single" w:sz="4" w:space="4" w:color="auto"/>
+        </w:pBdr>
+        <w:ind w:left="1080"/>
+        <w:rPr>
+          <w:lang w:val="en-US"/>
+        </w:rPr>
+      </w:pPr>
+      <w:r>
+        <w:rPr>
+          <w:lang w:val="en-US"/>
+        </w:rPr>
+        <w:t>set /p bar</w:t>
+      </w:r>
+      <w:r>
+        <w:rPr>
+          <w:lang w:val="en-US"/>
+        </w:rPr>
+        <w:t xml:space="preserve"> </w:t>
+      </w:r>
+      <w:r>
+        <w:rPr>
+          <w:lang w:val="en-US"/>
+        </w:rPr>
+        <w:t>=</w:t>
+      </w:r>
+      <w:r>
+        <w:rPr>
+          <w:lang w:val="en-US"/>
+        </w:rPr>
+        <w:t xml:space="preserve">  </w:t>
+      </w:r>
+      <w:r>
+        <w:rPr>
+          <w:lang w:val="en-US"/>
+        </w:rPr>
+        <w:t>Foo la gi 123?</w:t>
+      </w:r>
+    </w:p>
+    <w:p>
+      <w:pPr>
+        <w:pStyle w:val="ListParagraph"/>
+        <w:numPr>
+          <w:ilvl w:val="0"/>
+          <w:numId w:val="3"/>
+        </w:numPr>
+        <w:rPr>
+          <w:lang w:val="en-US"/>
+        </w:rPr>
+      </w:pPr>
+      <w:r>
+        <w:rPr>
+          <w:lang w:val="en-US"/>
+        </w:rPr>
+        <w:t>Màn hình CMD</w:t>
+      </w:r>
+    </w:p>
+    <w:p>
+      <w:pPr>
+        <w:pStyle w:val="ListParagraph"/>
+        <w:pBdr>
+          <w:top w:val="single" w:sz="4" w:space="1" w:color="auto"/>
+          <w:left w:val="single" w:sz="4" w:space="4" w:color="auto"/>
+          <w:bottom w:val="single" w:sz="4" w:space="1" w:color="auto"/>
+          <w:right w:val="single" w:sz="4" w:space="4" w:color="auto"/>
+        </w:pBdr>
+        <w:ind w:left="1080"/>
+        <w:rPr>
+          <w:lang w:val="en-US"/>
+        </w:rPr>
+      </w:pPr>
+      <w:r>
+        <w:rPr>
+          <w:lang w:val="en-US"/>
+        </w:rPr>
+        <w:t>Foo la gi 123?</w:t>
+      </w:r>
+    </w:p>
+    <w:p>
+      <w:pPr>
+        <w:pStyle w:val="ListParagraph"/>
+        <w:numPr>
+          <w:ilvl w:val="0"/>
+          <w:numId w:val="3"/>
+        </w:numPr>
+        <w:rPr>
+          <w:lang w:val="en-US"/>
+        </w:rPr>
+      </w:pPr>
+      <w:r>
+        <w:rPr>
+          <w:lang w:val="en-US"/>
+        </w:rPr>
+        <w:t>Bạn nhập “</w:t>
+      </w:r>
+      <w:r>
+        <w:rPr>
+          <w:lang w:val="en-US"/>
+        </w:rPr>
+        <w:t xml:space="preserve">  </w:t>
+      </w:r>
+      <w:r>
+        <w:rPr>
+          <w:lang w:val="en-US"/>
+        </w:rPr>
+        <w:t>abc456” rồi nhấn Enter</w:t>
+      </w:r>
+    </w:p>
+    <w:p>
+      <w:pPr>
+        <w:pStyle w:val="ListParagraph"/>
+        <w:numPr>
+          <w:ilvl w:val="0"/>
+          <w:numId w:val="3"/>
+        </w:numPr>
+        <w:rPr>
+          <w:lang w:val="en-US"/>
+        </w:rPr>
+      </w:pPr>
+      <w:r>
+        <w:rPr>
+          <w:lang w:val="en-US"/>
+        </w:rPr>
+        <w:t>Màn hình CMD</w:t>
+      </w:r>
+    </w:p>
+    <w:p>
+      <w:pPr>
+        <w:pStyle w:val="ListParagraph"/>
+        <w:pBdr>
+          <w:top w:val="single" w:sz="4" w:space="1" w:color="auto"/>
+          <w:left w:val="single" w:sz="4" w:space="4" w:color="auto"/>
+          <w:bottom w:val="single" w:sz="4" w:space="1" w:color="auto"/>
+          <w:right w:val="single" w:sz="4" w:space="4" w:color="auto"/>
+        </w:pBdr>
+        <w:ind w:left="1080"/>
+        <w:rPr>
+          <w:lang w:val="en-US"/>
+        </w:rPr>
+      </w:pPr>
+      <w:r>
+        <w:rPr>
+          <w:lang w:val="en-US"/>
+        </w:rPr>
+        <w:t>Foo la gi123?</w:t>
+      </w:r>
+      <w:r>
+        <w:rPr>
+          <w:lang w:val="en-US"/>
+        </w:rPr>
+        <w:t xml:space="preserve">  </w:t>
+      </w:r>
+      <w:r>
+        <w:rPr>
+          <w:lang w:val="en-US"/>
+        </w:rPr>
+        <w:t>abc456</w:t>
+      </w:r>
+    </w:p>
+    <w:p>
+      <w:pPr>
+        <w:pStyle w:val="ListParagraph"/>
+        <w:numPr>
+          <w:ilvl w:val="0"/>
+          <w:numId w:val="3"/>
+        </w:numPr>
+        <w:rPr>
+          <w:lang w:val="en-US"/>
+        </w:rPr>
+      </w:pPr>
+      <w:r>
+        <w:rPr>
+          <w:lang w:val="en-US"/>
+        </w:rPr>
+        <w:t>Bây giờ biến “bar</w:t>
+      </w:r>
+      <w:r>
+        <w:rPr>
+          <w:lang w:val="en-US"/>
+        </w:rPr>
+        <w:t xml:space="preserve"> </w:t>
+      </w:r>
+      <w:r>
+        <w:rPr>
+          <w:lang w:val="en-US"/>
+        </w:rPr>
+        <w:t>” đã có giá trị là “</w:t>
+      </w:r>
+      <w:r>
+        <w:rPr>
+          <w:lang w:val="en-US"/>
+        </w:rPr>
+        <w:t xml:space="preserve">  </w:t>
+      </w:r>
+      <w:r>
+        <w:rPr>
+          <w:lang w:val="en-US"/>
+        </w:rPr>
+        <w:t>abc456”</w:t>
+      </w:r>
+    </w:p>
+    <w:p>
+      <w:pPr>
+        <w:pStyle w:val="ListParagraph"/>
+        <w:numPr>
+          <w:ilvl w:val="0"/>
+          <w:numId w:val="7"/>
+        </w:numPr>
+        <w:rPr>
+          <w:lang w:val="en-US"/>
+        </w:rPr>
+      </w:pPr>
+      <w:r>
+        <w:rPr>
+          <w:lang w:val="en-US"/>
+        </w:rPr>
+        <w:t>Gán Dòng Đầu Tiên Của 1 File Văn Bản Vào 1 Biến?</w:t>
+      </w:r>
+    </w:p>
+    <w:p>
+      <w:pPr>
+        <w:pStyle w:val="ListParagraph"/>
+        <w:pBdr>
+          <w:top w:val="single" w:sz="4" w:space="1" w:color="auto"/>
+          <w:left w:val="single" w:sz="4" w:space="4" w:color="auto"/>
+          <w:bottom w:val="single" w:sz="4" w:space="1" w:color="auto"/>
+          <w:right w:val="single" w:sz="4" w:space="4" w:color="auto"/>
+        </w:pBdr>
+        <w:ind w:left="1080"/>
+        <w:rPr>
+          <w:lang w:val="en-US"/>
+        </w:rPr>
+      </w:pPr>
+      <w:r>
+        <w:rPr>
+          <w:lang w:val="en-US"/>
+        </w:rPr>
+        <w:t>set /p &lt;Biến&gt;=&lt;&lt;Đường Dẫn Tới File&gt;</w:t>
+      </w:r>
+    </w:p>
+    <w:p>
+      <w:pPr>
+        <w:pStyle w:val="ListParagraph"/>
+        <w:numPr>
+          <w:ilvl w:val="0"/>
+          <w:numId w:val="3"/>
+        </w:numPr>
+        <w:rPr>
+          <w:lang w:val="en-US"/>
+        </w:rPr>
+      </w:pPr>
+      <w:r>
+        <w:rPr>
+          <w:lang w:val="en-US"/>
+        </w:rPr>
+        <w:t xml:space="preserve">Nếu không tồn tại File thì </w:t>
+      </w:r>
+      <w:r>
+        <w:rPr>
+          <w:lang w:val="en-US"/>
+        </w:rPr>
+        <w:t>báo lỗi</w:t>
+      </w:r>
+    </w:p>
+    <w:p>
+      <w:pPr>
+        <w:pStyle w:val="ListParagraph"/>
+        <w:numPr>
+          <w:ilvl w:val="0"/>
+          <w:numId w:val="3"/>
+        </w:numPr>
+        <w:rPr>
+          <w:lang w:val="en-US"/>
+        </w:rPr>
+      </w:pPr>
+      <w:r>
+        <w:rPr>
+          <w:lang w:val="en-US"/>
+        </w:rPr>
+        <w:t>Ví dụ</w:t>
+      </w:r>
+    </w:p>
+    <w:p>
+      <w:pPr>
+        <w:pStyle w:val="ListParagraph"/>
+        <w:pBdr>
+          <w:top w:val="single" w:sz="4" w:space="1" w:color="auto"/>
+          <w:left w:val="single" w:sz="4" w:space="4" w:color="auto"/>
+          <w:bottom w:val="single" w:sz="4" w:space="1" w:color="auto"/>
+          <w:right w:val="single" w:sz="4" w:space="4" w:color="auto"/>
+        </w:pBdr>
+        <w:ind w:left="1080"/>
+        <w:rPr>
+          <w:lang w:val="en-US"/>
+        </w:rPr>
+      </w:pPr>
+      <w:r>
+        <w:rPr>
+          <w:lang w:val="en-US"/>
+        </w:rPr>
+        <w:t>set /p foo=&lt;..\bar.txt</w:t>
+      </w:r>
+    </w:p>
+    <w:p>
+      <w:pPr>
+        <w:pStyle w:val="ListParagraph"/>
+        <w:numPr>
+          <w:ilvl w:val="0"/>
+          <w:numId w:val="3"/>
+        </w:numPr>
+        <w:rPr>
+          <w:lang w:val="en-US"/>
+        </w:rPr>
+      </w:pPr>
+      <w:r>
+        <w:rPr>
+          <w:lang w:val="en-US"/>
+        </w:rPr>
+        <w:t>Ta có</w:t>
+      </w:r>
+    </w:p>
+    <w:tbl>
+      <w:tblPr>
+        <w:tblStyle w:val="TableGrid"/>
+        <w:tblW w:w="0" w:type="auto"/>
+        <w:tblInd w:w="1080" w:type="dxa"/>
+        <w:tblLook w:val="04A0" w:firstRow="1" w:lastRow="0" w:firstColumn="1" w:lastColumn="0" w:noHBand="0" w:noVBand="1"/>
+      </w:tblPr>
+      <w:tblGrid>
+        <w:gridCol w:w="4073"/>
+        <w:gridCol w:w="4089"/>
+      </w:tblGrid>
+      <w:tr>
+        <w:tc>
+          <w:tcPr>
+            <w:tcW w:w="4621" w:type="dxa"/>
+          </w:tcPr>
+          <w:p>
+            <w:pPr>
+              <w:pStyle w:val="ListParagraph"/>
+              <w:ind w:left="0"/>
+              <w:jc w:val="center"/>
+              <w:rPr>
+                <w:lang w:val="en-US"/>
+              </w:rPr>
+            </w:pPr>
+            <w:r>
+              <w:rPr>
+                <w:lang w:val="en-US"/>
+              </w:rPr>
+              <w:t>foo</w:t>
+            </w:r>
+          </w:p>
+        </w:tc>
+        <w:tc>
+          <w:tcPr>
+            <w:tcW w:w="4621" w:type="dxa"/>
+          </w:tcPr>
+          <w:p>
+            <w:pPr>
+              <w:pStyle w:val="ListParagraph"/>
+              <w:ind w:left="0"/>
+              <w:jc w:val="center"/>
+              <w:rPr>
+                <w:lang w:val="en-US"/>
+              </w:rPr>
+            </w:pPr>
+            <w:r>
+              <w:rPr>
+                <w:lang w:val="en-US"/>
+              </w:rPr>
+              <w:t>"con cho de</w:t>
+            </w:r>
+            <w:r>
+              <w:rPr>
+                <w:lang w:val="en-US"/>
+              </w:rPr>
+              <w:t>.</w:t>
+            </w:r>
+            <w:r>
+              <w:rPr>
+                <w:lang w:val="en-US"/>
+              </w:rPr>
+              <w:t>"</w:t>
+            </w:r>
+          </w:p>
+        </w:tc>
+      </w:tr>
+    </w:tbl>
+    <w:p>
+      <w:pPr>
+        <w:pStyle w:val="ListParagraph"/>
+        <w:numPr>
+          <w:ilvl w:val="0"/>
+          <w:numId w:val="7"/>
+        </w:numPr>
+        <w:rPr>
+          <w:lang w:val="en-US"/>
+        </w:rPr>
+      </w:pPr>
+      <w:r>
+        <w:rPr>
+          <w:lang w:val="en-US"/>
+        </w:rPr>
+        <w:t xml:space="preserve">Gán </w:t>
+      </w:r>
+      <w:r>
+        <w:rPr>
+          <w:lang w:val="en-US"/>
+        </w:rPr>
+        <w:t>Giá Trị Của 1 Biểu Thức Cho Biến?</w:t>
+      </w:r>
+    </w:p>
+    <w:p>
+      <w:pPr>
+        <w:pStyle w:val="ListParagraph"/>
+        <w:pBdr>
+          <w:top w:val="single" w:sz="4" w:space="1" w:color="auto"/>
+          <w:left w:val="single" w:sz="4" w:space="4" w:color="auto"/>
+          <w:bottom w:val="single" w:sz="4" w:space="1" w:color="auto"/>
+          <w:right w:val="single" w:sz="4" w:space="4" w:color="auto"/>
+        </w:pBdr>
+        <w:ind w:left="1080"/>
+        <w:rPr>
+          <w:lang w:val="en-US"/>
+        </w:rPr>
+      </w:pPr>
+      <w:r>
+        <w:rPr>
+          <w:lang w:val="en-US"/>
+        </w:rPr>
+        <w:t>s</w:t>
+      </w:r>
+      <w:r>
+        <w:rPr>
+          <w:lang w:val="en-US"/>
+        </w:rPr>
+        <w:t>et /a &lt;Biến&gt;=&lt;Biểu Thức&gt;</w:t>
+      </w:r>
+    </w:p>
+    <w:p>
+      <w:pPr>
+        <w:pStyle w:val="ListParagraph"/>
+        <w:numPr>
+          <w:ilvl w:val="0"/>
+          <w:numId w:val="3"/>
+        </w:numPr>
+        <w:rPr>
+          <w:lang w:val="en-US"/>
+        </w:rPr>
+      </w:pPr>
+      <w:r>
+        <w:rPr>
+          <w:lang w:val="en-US"/>
+        </w:rPr>
+        <w:t>Chuỗi “&lt;Biến&gt;=&lt;Biểu Thức&gt;” ban đầu sẽ được nội suy biế</w:t>
+      </w:r>
+      <w:r>
+        <w:rPr>
+          <w:lang w:val="en-US"/>
+        </w:rPr>
+        <w:t>n</w:t>
+      </w:r>
+      <w:r>
+        <w:rPr>
+          <w:lang w:val="en-US"/>
+        </w:rPr>
+        <w:t>, sau đó sẽ loại bỏ toàn bộ dấu cách trong phần &lt;Biểu Thức&gt; và toàn bộ dấu cách giữa &lt;Biến&gt; với dấu “=”, &lt;Biểu Thức&gt; sau đó từ chuỗi sẽ chuyển thành số học, tính toán rồi trả về giá trị cho &lt;Biến&gt;, nếu &lt;Biến&gt; còn chứa dấu cách, kí tự đặc biệt, chứa số ở đầu hoặc biểu thức số học không thể tính được thì sẽ báo lỗi</w:t>
+      </w:r>
+    </w:p>
+    <w:p>
+      <w:pPr>
+        <w:pStyle w:val="ListParagraph"/>
+        <w:numPr>
+          <w:ilvl w:val="0"/>
+          <w:numId w:val="3"/>
+        </w:numPr>
+        <w:rPr>
+          <w:lang w:val="en-US"/>
+        </w:rPr>
+      </w:pPr>
+      <w:r>
+        <w:rPr>
+          <w:lang w:val="en-US"/>
+        </w:rPr>
+        <w:t>Ví dụ</w:t>
+      </w:r>
+    </w:p>
+    <w:p>
+      <w:pPr>
+        <w:pStyle w:val="ListParagraph"/>
+        <w:numPr>
+          <w:ilvl w:val="0"/>
+          <w:numId w:val="3"/>
+        </w:numPr>
+        <w:rPr>
+          <w:lang w:val="en-US"/>
+        </w:rPr>
+      </w:pPr>
+      <w:r>
+        <w:rPr>
+          <w:lang w:val="en-US"/>
+        </w:rPr>
+        <w:t>Biến “cuc” có giá trị là “5”, biến “foo% có giá trị là “1”</w:t>
+      </w:r>
+    </w:p>
+    <w:p>
+      <w:pPr>
+        <w:pStyle w:val="ListParagraph"/>
+        <w:pBdr>
+          <w:top w:val="single" w:sz="4" w:space="1" w:color="auto"/>
+          <w:left w:val="single" w:sz="4" w:space="4" w:color="auto"/>
+          <w:bottom w:val="single" w:sz="4" w:space="1" w:color="auto"/>
+          <w:right w:val="single" w:sz="4" w:space="4" w:color="auto"/>
+        </w:pBdr>
+        <w:ind w:left="1080"/>
+        <w:rPr>
+          <w:lang w:val="en-US"/>
+        </w:rPr>
+      </w:pPr>
+      <w:r>
+        <w:rPr>
+          <w:lang w:val="en-US"/>
+        </w:rPr>
+        <w:t>s</w:t>
+      </w:r>
+      <w:r>
+        <w:rPr>
+          <w:lang w:val="en-US"/>
+        </w:rPr>
+        <w:t xml:space="preserve">et /a </w:t>
+      </w:r>
+      <w:r>
+        <w:rPr>
+          <w:lang w:val="en-US"/>
+        </w:rPr>
+        <w:t>s%</w:t>
+      </w:r>
+      <w:r>
+        <w:rPr>
+          <w:lang w:val="en-US"/>
+        </w:rPr>
+        <w:t>foo</w:t>
+      </w:r>
+      <w:r>
+        <w:rPr>
+          <w:lang w:val="en-US"/>
+        </w:rPr>
+        <w:t>%</w:t>
+      </w:r>
+      <w:r>
+        <w:rPr>
+          <w:lang w:val="en-US"/>
+        </w:rPr>
+        <w:t>=%cuc%+1</w:t>
+      </w:r>
+    </w:p>
+    <w:p>
+      <w:pPr>
+        <w:pStyle w:val="ListParagraph"/>
+        <w:numPr>
+          <w:ilvl w:val="0"/>
+          <w:numId w:val="3"/>
+        </w:numPr>
+        <w:rPr>
+          <w:lang w:val="en-US"/>
+        </w:rPr>
+      </w:pPr>
+      <w:r>
+        <w:rPr>
+          <w:lang w:val="en-US"/>
+        </w:rPr>
+        <w:t>Biến “s1” có giá trị là 6</w:t>
+      </w:r>
+    </w:p>
+    <w:p>
+      <w:pPr>
+        <w:rPr>
+          <w:lang w:val="en-US"/>
+        </w:rPr>
+      </w:pPr>
+    </w:p>
+    <w:p>
+      <w:pPr>
+        <w:rPr>
+          <w:lang w:val="en-US"/>
+        </w:rPr>
+      </w:pPr>
+      <w:r>
+        <w:rPr>
+          <w:lang w:val="en-US"/>
+        </w:rPr>
+        <w:t>Quick Commands – Câu Lệnh Nhanh:</w:t>
+      </w:r>
+    </w:p>
+    <w:p>
+      <w:pPr>
+        <w:pStyle w:val="ListParagraph"/>
+        <w:numPr>
+          <w:ilvl w:val="0"/>
+          <w:numId w:val="6"/>
+        </w:numPr>
+        <w:rPr>
+          <w:lang w:val="en-US"/>
+        </w:rPr>
+      </w:pPr>
+      <w:r>
+        <w:rPr>
+          <w:lang w:val="en-US"/>
+        </w:rPr>
+        <w:t>Mở Thư Mục Nào Đó</w:t>
+      </w:r>
+    </w:p>
+    <w:p>
+      <w:pPr>
+        <w:pStyle w:val="ListParagraph"/>
+        <w:pBdr>
+          <w:top w:val="single" w:sz="4" w:space="1" w:color="auto"/>
+          <w:left w:val="single" w:sz="4" w:space="4" w:color="auto"/>
+          <w:bottom w:val="single" w:sz="4" w:space="1" w:color="auto"/>
+          <w:right w:val="single" w:sz="4" w:space="4" w:color="auto"/>
+        </w:pBdr>
+        <w:ind w:left="1080"/>
+        <w:rPr>
+          <w:lang w:val="en-US"/>
+        </w:rPr>
+      </w:pPr>
+      <w:r>
+        <w:rPr>
+          <w:lang w:val="en-US"/>
+        </w:rPr>
+        <w:t>%</w:t>
+      </w:r>
+      <w:r>
+        <w:rPr>
+          <w:lang w:val="en-US"/>
+        </w:rPr>
+        <w:t>s</w:t>
+      </w:r>
+      <w:r>
+        <w:rPr>
+          <w:lang w:val="en-US"/>
+        </w:rPr>
+        <w:t>ystem</w:t>
+      </w:r>
+      <w:r>
+        <w:rPr>
+          <w:lang w:val="en-US"/>
+        </w:rPr>
+        <w:t>r</w:t>
+      </w:r>
+      <w:r>
+        <w:rPr>
+          <w:lang w:val="en-US"/>
+        </w:rPr>
+        <w:t>oot%\explorer.exe &lt;</w:t>
+      </w:r>
+      <w:r>
+        <w:rPr>
+          <w:lang w:val="en-US"/>
+        </w:rPr>
+        <w:t>Đường Dẫn</w:t>
+      </w:r>
+      <w:r>
+        <w:rPr>
+          <w:lang w:val="en-US"/>
+        </w:rPr>
+        <w:t xml:space="preserve"> </w:t>
+      </w:r>
+      <w:r>
+        <w:rPr>
+          <w:lang w:val="en-US"/>
+        </w:rPr>
+        <w:t>Đến Thư Mục</w:t>
+      </w:r>
+      <w:r>
+        <w:rPr>
+          <w:lang w:val="en-US"/>
+        </w:rPr>
+        <w:t>&gt;</w:t>
+      </w:r>
+    </w:p>
+    <w:p>
+      <w:pPr>
+        <w:pStyle w:val="ListParagraph"/>
+        <w:numPr>
+          <w:ilvl w:val="0"/>
+          <w:numId w:val="3"/>
+        </w:numPr>
+        <w:rPr>
+          <w:lang w:val="en-US"/>
+        </w:rPr>
+      </w:pPr>
+      <w:r>
+        <w:rPr>
+          <w:lang w:val="en-US"/>
+        </w:rPr>
+        <w:t>Ví dụ</w:t>
+      </w:r>
+    </w:p>
+    <w:p>
+      <w:pPr>
+        <w:pStyle w:val="ListParagraph"/>
+        <w:pBdr>
+          <w:top w:val="single" w:sz="4" w:space="1" w:color="auto"/>
+          <w:left w:val="single" w:sz="4" w:space="4" w:color="auto"/>
+          <w:bottom w:val="single" w:sz="4" w:space="1" w:color="auto"/>
+          <w:right w:val="single" w:sz="4" w:space="4" w:color="auto"/>
+        </w:pBdr>
+        <w:ind w:left="1080"/>
+        <w:rPr>
+          <w:lang w:val="en-US"/>
+        </w:rPr>
+      </w:pPr>
+      <w:r>
+        <w:rPr>
+          <w:lang w:val="en-US"/>
+        </w:rPr>
+        <w:lastRenderedPageBreak/>
+        <w:t xml:space="preserve">%systemroot%\explorer.exe </w:t>
+      </w:r>
+      <w:r>
+        <w:rPr>
+          <w:lang w:val="en-US"/>
+        </w:rPr>
+        <w:t>E:\</w:t>
+      </w:r>
+      <w:r>
+        <w:rPr>
+          <w:lang w:val="en-US"/>
+        </w:rPr>
+        <w:t>Foo</w:t>
+      </w:r>
+      <w:r>
+        <w:rPr>
+          <w:lang w:val="en-US"/>
+        </w:rPr>
+        <w:t>\</w:t>
+      </w:r>
+      <w:r>
+        <w:rPr>
+          <w:lang w:val="en-US"/>
+        </w:rPr>
+        <w:t>Bar</w:t>
+      </w:r>
+    </w:p>
+    <w:p>
+      <w:pPr>
+        <w:pStyle w:val="ListParagraph"/>
+        <w:numPr>
+          <w:ilvl w:val="0"/>
+          <w:numId w:val="3"/>
+        </w:numPr>
+        <w:rPr>
+          <w:lang w:val="en-US"/>
+        </w:rPr>
+      </w:pPr>
+      <w:r>
+        <w:rPr>
+          <w:lang w:val="en-US"/>
+        </w:rPr>
+        <w:t xml:space="preserve">Thư mục </w:t>
+      </w:r>
+      <w:r>
+        <w:rPr>
+          <w:lang w:val="en-US"/>
+        </w:rPr>
+        <w:t>“Bar”</w:t>
+      </w:r>
+      <w:r>
+        <w:rPr>
+          <w:lang w:val="en-US"/>
+        </w:rPr>
+        <w:t xml:space="preserve"> được mở lên</w:t>
+      </w:r>
+    </w:p>
+    <w:p>
+      <w:pPr>
+        <w:pStyle w:val="ListParagraph"/>
+        <w:numPr>
+          <w:ilvl w:val="0"/>
+          <w:numId w:val="6"/>
+        </w:numPr>
+        <w:rPr>
+          <w:lang w:val="en-US"/>
+        </w:rPr>
+      </w:pPr>
+      <w:r>
+        <w:rPr>
+          <w:lang w:val="en-US"/>
+        </w:rPr>
+        <w:t xml:space="preserve">Xóa </w:t>
+      </w:r>
+      <w:r>
+        <w:rPr>
+          <w:lang w:val="en-US"/>
+        </w:rPr>
+        <w:t>Ngay Lập Tức 1 Thư Mục Không Rỗng Nào Đó Vĩnh Viễn?</w:t>
+      </w:r>
+    </w:p>
+    <w:p>
+      <w:pPr>
+        <w:pStyle w:val="ListParagraph"/>
+        <w:pBdr>
+          <w:top w:val="single" w:sz="4" w:space="1" w:color="auto"/>
+          <w:left w:val="single" w:sz="4" w:space="4" w:color="auto"/>
+          <w:bottom w:val="single" w:sz="4" w:space="1" w:color="auto"/>
+          <w:right w:val="single" w:sz="4" w:space="4" w:color="auto"/>
+        </w:pBdr>
+        <w:ind w:left="1080"/>
+        <w:rPr>
+          <w:lang w:val="en-US"/>
+        </w:rPr>
+      </w:pPr>
+      <w:r>
+        <w:rPr>
+          <w:lang w:val="en-US"/>
+        </w:rPr>
+        <w:t>r</w:t>
+      </w:r>
+      <w:r>
+        <w:rPr>
+          <w:lang w:val="en-US"/>
+        </w:rPr>
+        <w:t>mdir /s /q &lt;Đường Dẫn Đến Thư Mục&gt;</w:t>
+      </w:r>
+    </w:p>
+    <w:p>
+      <w:pPr>
+        <w:pStyle w:val="ListParagraph"/>
+        <w:numPr>
+          <w:ilvl w:val="0"/>
+          <w:numId w:val="3"/>
+        </w:numPr>
+        <w:rPr>
+          <w:lang w:val="en-US"/>
+        </w:rPr>
+      </w:pPr>
+      <w:r>
+        <w:rPr>
+          <w:lang w:val="en-US"/>
+        </w:rPr>
+        <w:t>/s để chỉ định xóa tất cả mọi thứ bên trong thư mục</w:t>
+      </w:r>
+    </w:p>
+    <w:p>
+      <w:pPr>
+        <w:pStyle w:val="ListParagraph"/>
+        <w:numPr>
+          <w:ilvl w:val="0"/>
+          <w:numId w:val="3"/>
+        </w:numPr>
+        <w:rPr>
+          <w:lang w:val="en-US"/>
+        </w:rPr>
+      </w:pPr>
+      <w:r>
+        <w:rPr>
+          <w:lang w:val="en-US"/>
+        </w:rPr>
+        <w:t>/q để chỉ định không cần hỏi lại có muốn xóa hay không</w:t>
+      </w:r>
+    </w:p>
+    <w:p>
+      <w:pPr>
+        <w:pStyle w:val="ListParagraph"/>
+        <w:numPr>
+          <w:ilvl w:val="0"/>
+          <w:numId w:val="3"/>
+        </w:numPr>
+        <w:rPr>
+          <w:lang w:val="en-US"/>
+        </w:rPr>
+      </w:pPr>
+      <w:r>
+        <w:rPr>
+          <w:lang w:val="en-US"/>
+        </w:rPr>
+        <w:t>Ví dụ</w:t>
+      </w:r>
+    </w:p>
+    <w:p>
+      <w:pPr>
+        <w:pStyle w:val="ListParagraph"/>
+        <w:numPr>
+          <w:ilvl w:val="0"/>
+          <w:numId w:val="3"/>
+        </w:numPr>
+        <w:rPr>
+          <w:lang w:val="en-US"/>
+        </w:rPr>
+      </w:pPr>
+      <w:r>
+        <w:rPr>
+          <w:lang w:val="en-US"/>
+        </w:rPr>
+        <w:t>CMD của ta đang ở Trong thư mục  “E:\Foo\Bar”, trong này có thư mục “FooBar” và File “BarFoo.exe”</w:t>
+      </w:r>
+    </w:p>
+    <w:p>
+      <w:pPr>
+        <w:pStyle w:val="ListParagraph"/>
+        <w:pBdr>
+          <w:top w:val="single" w:sz="4" w:space="1" w:color="auto"/>
+          <w:left w:val="single" w:sz="4" w:space="4" w:color="auto"/>
+          <w:bottom w:val="single" w:sz="4" w:space="1" w:color="auto"/>
+          <w:right w:val="single" w:sz="4" w:space="4" w:color="auto"/>
+        </w:pBdr>
+        <w:ind w:left="1080"/>
+        <w:rPr>
+          <w:lang w:val="en-US"/>
+        </w:rPr>
+      </w:pPr>
+      <w:r>
+        <w:rPr>
+          <w:lang w:val="en-US"/>
+        </w:rPr>
         <w:t>r</w:t>
       </w:r>
       <w:r>
@@ -7292,6 +8403,95 @@
     </w:lvl>
   </w:abstractNum>
   <w:abstractNum w:abstractNumId="5" w15:restartNumberingAfterBreak="0">
+    <w:nsid w:val="2EA1114D"/>
+    <w:multiLevelType w:val="hybridMultilevel"/>
+    <w:tmpl w:val="550E929E"/>
+    <w:lvl w:ilvl="0" w:tplc="E40A145C">
+      <w:start w:val="1"/>
+      <w:numFmt w:val="decimal"/>
+      <w:lvlText w:val="%1."/>
+      <w:lvlJc w:val="left"/>
+      <w:pPr>
+        <w:ind w:left="1080" w:hanging="360"/>
+      </w:pPr>
+      <w:rPr>
+        <w:rFonts w:hint="default"/>
+      </w:rPr>
+    </w:lvl>
+    <w:lvl w:ilvl="1" w:tplc="04090019" w:tentative="1">
+      <w:start w:val="1"/>
+      <w:numFmt w:val="lowerLetter"/>
+      <w:lvlText w:val="%2."/>
+      <w:lvlJc w:val="left"/>
+      <w:pPr>
+        <w:ind w:left="1800" w:hanging="360"/>
+      </w:pPr>
+    </w:lvl>
+    <w:lvl w:ilvl="2" w:tplc="0409001B" w:tentative="1">
+      <w:start w:val="1"/>
+      <w:numFmt w:val="lowerRoman"/>
+      <w:lvlText w:val="%3."/>
+      <w:lvlJc w:val="right"/>
+      <w:pPr>
+        <w:ind w:left="2520" w:hanging="180"/>
+      </w:pPr>
+    </w:lvl>
+    <w:lvl w:ilvl="3" w:tplc="0409000F" w:tentative="1">
+      <w:start w:val="1"/>
+      <w:numFmt w:val="decimal"/>
+      <w:lvlText w:val="%4."/>
+      <w:lvlJc w:val="left"/>
+      <w:pPr>
+        <w:ind w:left="3240" w:hanging="360"/>
+      </w:pPr>
+    </w:lvl>
+    <w:lvl w:ilvl="4" w:tplc="04090019" w:tentative="1">
+      <w:start w:val="1"/>
+      <w:numFmt w:val="lowerLetter"/>
+      <w:lvlText w:val="%5."/>
+      <w:lvlJc w:val="left"/>
+      <w:pPr>
+        <w:ind w:left="3960" w:hanging="360"/>
+      </w:pPr>
+    </w:lvl>
+    <w:lvl w:ilvl="5" w:tplc="0409001B" w:tentative="1">
+      <w:start w:val="1"/>
+      <w:numFmt w:val="lowerRoman"/>
+      <w:lvlText w:val="%6."/>
+      <w:lvlJc w:val="right"/>
+      <w:pPr>
+        <w:ind w:left="4680" w:hanging="180"/>
+      </w:pPr>
+    </w:lvl>
+    <w:lvl w:ilvl="6" w:tplc="0409000F" w:tentative="1">
+      <w:start w:val="1"/>
+      <w:numFmt w:val="decimal"/>
+      <w:lvlText w:val="%7."/>
+      <w:lvlJc w:val="left"/>
+      <w:pPr>
+        <w:ind w:left="5400" w:hanging="360"/>
+      </w:pPr>
+    </w:lvl>
+    <w:lvl w:ilvl="7" w:tplc="04090019" w:tentative="1">
+      <w:start w:val="1"/>
+      <w:numFmt w:val="lowerLetter"/>
+      <w:lvlText w:val="%8."/>
+      <w:lvlJc w:val="left"/>
+      <w:pPr>
+        <w:ind w:left="6120" w:hanging="360"/>
+      </w:pPr>
+    </w:lvl>
+    <w:lvl w:ilvl="8" w:tplc="0409001B" w:tentative="1">
+      <w:start w:val="1"/>
+      <w:numFmt w:val="lowerRoman"/>
+      <w:lvlText w:val="%9."/>
+      <w:lvlJc w:val="right"/>
+      <w:pPr>
+        <w:ind w:left="6840" w:hanging="180"/>
+      </w:pPr>
+    </w:lvl>
+  </w:abstractNum>
+  <w:abstractNum w:abstractNumId="6" w15:restartNumberingAfterBreak="0">
     <w:nsid w:val="31D876B6"/>
     <w:multiLevelType w:val="hybridMultilevel"/>
     <w:tmpl w:val="E29E4E74"/>
@@ -7403,7 +8603,7 @@
       </w:rPr>
     </w:lvl>
   </w:abstractNum>
-  <w:abstractNum w:abstractNumId="6" w15:restartNumberingAfterBreak="0">
+  <w:abstractNum w:abstractNumId="7" w15:restartNumberingAfterBreak="0">
     <w:nsid w:val="46D93671"/>
     <w:multiLevelType w:val="hybridMultilevel"/>
     <w:tmpl w:val="993860CA"/>
@@ -7492,7 +8692,7 @@
       </w:pPr>
     </w:lvl>
   </w:abstractNum>
-  <w:abstractNum w:abstractNumId="7" w15:restartNumberingAfterBreak="0">
+  <w:abstractNum w:abstractNumId="8" w15:restartNumberingAfterBreak="0">
     <w:nsid w:val="4B780B78"/>
     <w:multiLevelType w:val="hybridMultilevel"/>
     <w:tmpl w:val="193C6386"/>
@@ -7605,7 +8805,7 @@
       </w:rPr>
     </w:lvl>
   </w:abstractNum>
-  <w:abstractNum w:abstractNumId="8" w15:restartNumberingAfterBreak="0">
+  <w:abstractNum w:abstractNumId="9" w15:restartNumberingAfterBreak="0">
     <w:nsid w:val="532876DA"/>
     <w:multiLevelType w:val="hybridMultilevel"/>
     <w:tmpl w:val="8292B0D0"/>
@@ -7694,7 +8894,7 @@
       </w:pPr>
     </w:lvl>
   </w:abstractNum>
-  <w:abstractNum w:abstractNumId="9" w15:restartNumberingAfterBreak="0">
+  <w:abstractNum w:abstractNumId="10" w15:restartNumberingAfterBreak="0">
     <w:nsid w:val="56AF3D4C"/>
     <w:multiLevelType w:val="hybridMultilevel"/>
     <w:tmpl w:val="F5D0CD08"/>
@@ -7783,7 +8983,7 @@
       </w:pPr>
     </w:lvl>
   </w:abstractNum>
-  <w:abstractNum w:abstractNumId="10" w15:restartNumberingAfterBreak="0">
+  <w:abstractNum w:abstractNumId="11" w15:restartNumberingAfterBreak="0">
     <w:nsid w:val="57D26799"/>
     <w:multiLevelType w:val="hybridMultilevel"/>
     <w:tmpl w:val="71822CD0"/>
@@ -7872,7 +9072,7 @@
       </w:pPr>
     </w:lvl>
   </w:abstractNum>
-  <w:abstractNum w:abstractNumId="11" w15:restartNumberingAfterBreak="0">
+  <w:abstractNum w:abstractNumId="12" w15:restartNumberingAfterBreak="0">
     <w:nsid w:val="667A2838"/>
     <w:multiLevelType w:val="hybridMultilevel"/>
     <w:tmpl w:val="DB9A544C"/>
@@ -7961,7 +9161,7 @@
       </w:pPr>
     </w:lvl>
   </w:abstractNum>
-  <w:abstractNum w:abstractNumId="12" w15:restartNumberingAfterBreak="0">
+  <w:abstractNum w:abstractNumId="13" w15:restartNumberingAfterBreak="0">
     <w:nsid w:val="68FC54A9"/>
     <w:multiLevelType w:val="hybridMultilevel"/>
     <w:tmpl w:val="67F6D638"/>
@@ -8050,7 +9250,7 @@
       </w:pPr>
     </w:lvl>
   </w:abstractNum>
-  <w:abstractNum w:abstractNumId="13" w15:restartNumberingAfterBreak="0">
+  <w:abstractNum w:abstractNumId="14" w15:restartNumberingAfterBreak="0">
     <w:nsid w:val="75406E93"/>
     <w:multiLevelType w:val="hybridMultilevel"/>
     <w:tmpl w:val="69E4C6BA"/>
@@ -8140,25 +9340,25 @@
     </w:lvl>
   </w:abstractNum>
   <w:num w:numId="1" w16cid:durableId="1124153260">
-    <w:abstractNumId w:val="5"/>
+    <w:abstractNumId w:val="6"/>
   </w:num>
   <w:num w:numId="2" w16cid:durableId="668098899">
-    <w:abstractNumId w:val="12"/>
+    <w:abstractNumId w:val="13"/>
   </w:num>
   <w:num w:numId="3" w16cid:durableId="1847283368">
-    <w:abstractNumId w:val="7"/>
+    <w:abstractNumId w:val="8"/>
   </w:num>
   <w:num w:numId="4" w16cid:durableId="1423648185">
-    <w:abstractNumId w:val="11"/>
+    <w:abstractNumId w:val="12"/>
   </w:num>
   <w:num w:numId="5" w16cid:durableId="922420524">
     <w:abstractNumId w:val="2"/>
   </w:num>
   <w:num w:numId="6" w16cid:durableId="1220166962">
-    <w:abstractNumId w:val="6"/>
+    <w:abstractNumId w:val="7"/>
   </w:num>
   <w:num w:numId="7" w16cid:durableId="11346676">
-    <w:abstractNumId w:val="13"/>
+    <w:abstractNumId w:val="14"/>
   </w:num>
   <w:num w:numId="8" w16cid:durableId="1692297468">
     <w:abstractNumId w:val="4"/>
@@ -8170,16 +9370,19 @@
     <w:abstractNumId w:val="0"/>
   </w:num>
   <w:num w:numId="11" w16cid:durableId="824587134">
-    <w:abstractNumId w:val="10"/>
+    <w:abstractNumId w:val="11"/>
   </w:num>
   <w:num w:numId="12" w16cid:durableId="1314409877">
-    <w:abstractNumId w:val="8"/>
+    <w:abstractNumId w:val="9"/>
   </w:num>
   <w:num w:numId="13" w16cid:durableId="902569184">
     <w:abstractNumId w:val="1"/>
   </w:num>
   <w:num w:numId="14" w16cid:durableId="1926693340">
-    <w:abstractNumId w:val="9"/>
+    <w:abstractNumId w:val="10"/>
+  </w:num>
+  <w:num w:numId="15" w16cid:durableId="769859621">
+    <w:abstractNumId w:val="5"/>
   </w:num>
 </w:numbering>
 </file>

--- a/batch.docx
+++ b/batch.docx
@@ -8,13 +8,6 @@
           <w:lang w:val="en-US"/>
         </w:rPr>
       </w:pPr>
-    </w:p>
-    <w:p>
-      <w:pPr>
-        <w:rPr>
-          <w:lang w:val="en-US"/>
-        </w:rPr>
-      </w:pPr>
       <w:r>
         <w:rPr>
           <w:lang w:val="en-US"/>
@@ -619,7 +612,6 @@
         <w:rPr>
           <w:lang w:val="en-US"/>
         </w:rPr>
-        <w:lastRenderedPageBreak/>
         <w:t>Ví dụ giá trị củ</w:t>
       </w:r>
       <w:r>
@@ -704,6 +696,7 @@
         <w:rPr>
           <w:lang w:val="en-US"/>
         </w:rPr>
+        <w:lastRenderedPageBreak/>
         <w:t>e</w:t>
       </w:r>
       <w:r>
@@ -1373,14 +1366,44 @@
         <w:rPr>
           <w:lang w:val="en-US"/>
         </w:rPr>
-        <w:t xml:space="preserve"> + chọn nó rồi phải chuột + </w:t>
-      </w:r>
+        <w:t xml:space="preserve"> + chọn nó rồi phải chuột + chọn “New Simple Volumn” + chọn “Next” 3 lần + đặt mô tả cho ổ mới + chọn “Next” + chọn “Finish”</w:t>
+      </w:r>
+    </w:p>
+    <w:p>
+      <w:pPr>
+        <w:pStyle w:val="ListParagraph"/>
+        <w:numPr>
+          <w:ilvl w:val="0"/>
+          <w:numId w:val="13"/>
+        </w:numPr>
+        <w:rPr>
+          <w:lang w:val="en-US"/>
+        </w:rPr>
+      </w:pPr>
       <w:r>
         <w:rPr>
           <w:lang w:val="en-US"/>
         </w:rPr>
         <w:lastRenderedPageBreak/>
-        <w:t>chọn “New Simple Volumn” + chọn “Next” 3 lần + đặt mô tả cho ổ mới + chọn “Next” + chọn “Finish”</w:t>
+        <w:t>Như vậy ta đã tạo thành công ổ mới</w:t>
+      </w:r>
+    </w:p>
+    <w:p>
+      <w:pPr>
+        <w:pStyle w:val="ListParagraph"/>
+        <w:numPr>
+          <w:ilvl w:val="0"/>
+          <w:numId w:val="12"/>
+        </w:numPr>
+        <w:rPr>
+          <w:lang w:val="en-US"/>
+        </w:rPr>
+      </w:pPr>
+      <w:r>
+        <w:rPr>
+          <w:lang w:val="en-US"/>
+        </w:rPr>
+        <w:t>Cách Hợp Các Phân Vùng Ổ Cứng?</w:t>
       </w:r>
     </w:p>
     <w:p>
@@ -1398,7 +1421,25 @@
         <w:rPr>
           <w:lang w:val="en-US"/>
         </w:rPr>
-        <w:t>Như vậy ta đã tạo thành công ổ mới</w:t>
+        <w:t>Tại giao diện Disk Management, chọn ổ mà bạn muốn hợp nó vào ổ chính + chuột phải + chọn “Delete Volumn” + khi này phần bộ nhớ này sẽ được tự do nghĩa là tất cả dữ liệu trong nó sẽ mất hết và bạn đéo thể dùng phần bộ nhớ này + chọn ổ chính + phải chuột + chọn “Extend Volumn” + chọn “Next” 2 lần + Click “Finish”</w:t>
+      </w:r>
+    </w:p>
+    <w:p>
+      <w:pPr>
+        <w:pStyle w:val="ListParagraph"/>
+        <w:numPr>
+          <w:ilvl w:val="0"/>
+          <w:numId w:val="13"/>
+        </w:numPr>
+        <w:rPr>
+          <w:lang w:val="en-US"/>
+        </w:rPr>
+      </w:pPr>
+      <w:r>
+        <w:rPr>
+          <w:lang w:val="en-US"/>
+        </w:rPr>
+        <w:t>Khi này, ổ chính sẽ chiếm phần bộ nhớ tự do kia</w:t>
       </w:r>
     </w:p>
     <w:p>
@@ -1416,7 +1457,7 @@
         <w:rPr>
           <w:lang w:val="en-US"/>
         </w:rPr>
-        <w:t>Cách Hợp Các Phân Vùng Ổ Cứng?</w:t>
+        <w:t>Phím Tắt Để Di Chuyển Qua Lại Giữa Các Cửa Sổ?</w:t>
       </w:r>
     </w:p>
     <w:p>
@@ -1434,7 +1475,25 @@
         <w:rPr>
           <w:lang w:val="en-US"/>
         </w:rPr>
-        <w:t>Tại giao diện Disk Management, chọn ổ mà bạn muốn hợp nó vào ổ chính + chuột phải + chọn “Delete Volumn” + khi này phần bộ nhớ này sẽ được tự do nghĩa là tất cả dữ liệu trong nó sẽ mất hết và bạn đéo thể dùng phần bộ nhớ này + chọn ổ chính + phải chuột + chọn “Extend Volumn” + chọn “Next” 2 lần + Click “Finish”</w:t>
+        <w:t>Nhấn giữ “Alt”, sau đó nhấn “Tab” nhiều lần cho đến khi gặp cửa sổ mong muốn</w:t>
+      </w:r>
+    </w:p>
+    <w:p>
+      <w:pPr>
+        <w:pStyle w:val="ListParagraph"/>
+        <w:numPr>
+          <w:ilvl w:val="0"/>
+          <w:numId w:val="12"/>
+        </w:numPr>
+        <w:rPr>
+          <w:lang w:val="en-US"/>
+        </w:rPr>
+      </w:pPr>
+      <w:r>
+        <w:rPr>
+          <w:lang w:val="en-US"/>
+        </w:rPr>
+        <w:t>Phím Tắt Chuyển Đổi Giữa Ngôn Ngữ Anh Với Việt Unikey?</w:t>
       </w:r>
     </w:p>
     <w:p>
@@ -1452,7 +1511,7 @@
         <w:rPr>
           <w:lang w:val="en-US"/>
         </w:rPr>
-        <w:t>Khi này, ổ chính sẽ chiếm phần bộ nhớ tự do kia</w:t>
+        <w:t>“Ctrl” + “Shift”</w:t>
       </w:r>
     </w:p>
     <w:p>
@@ -1470,7 +1529,7 @@
         <w:rPr>
           <w:lang w:val="en-US"/>
         </w:rPr>
-        <w:t>Phím Tắt Để Di Chuyển Qua Lại Giữa Các Cửa Sổ?</w:t>
+        <w:t>Cách Xoay Màn Hình?</w:t>
       </w:r>
     </w:p>
     <w:p>
@@ -1488,25 +1547,51 @@
         <w:rPr>
           <w:lang w:val="en-US"/>
         </w:rPr>
-        <w:t>Nhấn giữ “Alt”, sau đó nhấn “Tab” nhiều lần cho đến khi gặp cửa sổ mong muốn</w:t>
-      </w:r>
-    </w:p>
-    <w:p>
-      <w:pPr>
-        <w:pStyle w:val="ListParagraph"/>
-        <w:numPr>
-          <w:ilvl w:val="0"/>
-          <w:numId w:val="12"/>
-        </w:numPr>
-        <w:rPr>
-          <w:lang w:val="en-US"/>
-        </w:rPr>
-      </w:pPr>
-      <w:r>
-        <w:rPr>
-          <w:lang w:val="en-US"/>
-        </w:rPr>
-        <w:t>Phím Tắt Chuyển Đổi Giữa Ngôn Ngữ Anh Với Việt Unikey?</w:t>
+        <w:t>Tại Desktop + Click phải chuột + chọn “Dipslay settings” + tại mục “Scale &amp; layout” + tại mục “Display orientation” + chọn kiểu xoay + chọn “Keep changess”</w:t>
+      </w:r>
+    </w:p>
+    <w:p>
+      <w:pPr>
+        <w:rPr>
+          <w:lang w:val="en-US"/>
+        </w:rPr>
+      </w:pPr>
+    </w:p>
+    <w:p>
+      <w:pPr>
+        <w:rPr>
+          <w:lang w:val="en-US"/>
+        </w:rPr>
+      </w:pPr>
+      <w:r>
+        <w:rPr>
+          <w:lang w:val="en-US"/>
+        </w:rPr>
+        <w:t>Setting – Cài Đặt:</w:t>
+      </w:r>
+    </w:p>
+    <w:p>
+      <w:pPr>
+        <w:pStyle w:val="ListParagraph"/>
+        <w:numPr>
+          <w:ilvl w:val="0"/>
+          <w:numId w:val="16"/>
+        </w:numPr>
+        <w:rPr>
+          <w:lang w:val="en-US"/>
+        </w:rPr>
+      </w:pPr>
+      <w:r>
+        <w:rPr>
+          <w:lang w:val="en-US"/>
+        </w:rPr>
+        <w:t xml:space="preserve">Cách Vô </w:t>
+      </w:r>
+      <w:r>
+        <w:rPr>
+          <w:lang w:val="en-US"/>
+        </w:rPr>
+        <w:t>Cài Đặt Laptop?</w:t>
       </w:r>
     </w:p>
     <w:p>
@@ -1524,25 +1609,43 @@
         <w:rPr>
           <w:lang w:val="en-US"/>
         </w:rPr>
-        <w:t>“Ctrl” + “Shift”</w:t>
-      </w:r>
-    </w:p>
-    <w:p>
-      <w:pPr>
-        <w:pStyle w:val="ListParagraph"/>
-        <w:numPr>
-          <w:ilvl w:val="0"/>
-          <w:numId w:val="12"/>
-        </w:numPr>
-        <w:rPr>
-          <w:lang w:val="en-US"/>
-        </w:rPr>
-      </w:pPr>
-      <w:r>
-        <w:rPr>
-          <w:lang w:val="en-US"/>
-        </w:rPr>
-        <w:t>Cách Xoay Màn Hình?</w:t>
+        <w:t xml:space="preserve">Nhấn “Windows” + “I” </w:t>
+      </w:r>
+    </w:p>
+    <w:p>
+      <w:pPr>
+        <w:pStyle w:val="ListParagraph"/>
+        <w:numPr>
+          <w:ilvl w:val="0"/>
+          <w:numId w:val="16"/>
+        </w:numPr>
+        <w:rPr>
+          <w:lang w:val="en-US"/>
+        </w:rPr>
+      </w:pPr>
+      <w:r>
+        <w:rPr>
+          <w:lang w:val="en-US"/>
+        </w:rPr>
+        <w:t xml:space="preserve">Hiển </w:t>
+      </w:r>
+      <w:r>
+        <w:rPr>
+          <w:lang w:val="en-US"/>
+        </w:rPr>
+        <w:t xml:space="preserve">Thị Tất Cả </w:t>
+      </w:r>
+      <w:r>
+        <w:rPr>
+          <w:lang w:val="en-US"/>
+        </w:rPr>
+        <w:t xml:space="preserve">File </w:t>
+      </w:r>
+      <w:r>
+        <w:rPr>
+          <w:lang w:val="en-US"/>
+        </w:rPr>
+        <w:t>Bị Ẩn?</w:t>
       </w:r>
     </w:p>
     <w:p>
@@ -1560,7 +1663,7 @@
         <w:rPr>
           <w:lang w:val="en-US"/>
         </w:rPr>
-        <w:t>Tại Desktop + Click phải chuột + chọn “Dipslay settings” + tại mục “Scale &amp; layout” + tại mục “Display orientation” + chọn kiểu xoay + chọn “Keep changess”</w:t>
+        <w:t>Vào Tab “Privacy &amp; security” + tại mục “Security” + chọn “For developers” + chọn “File Explorer” + Tick mục “Show hidden and system files”</w:t>
       </w:r>
     </w:p>
     <w:p>
@@ -1936,6 +2039,7 @@
         <w:rPr>
           <w:lang w:val="en-US"/>
         </w:rPr>
+        <w:lastRenderedPageBreak/>
         <w:t>Thêm, Sửa, Xóa 1 Biến</w:t>
       </w:r>
       <w:r>
@@ -2748,6 +2852,7 @@
         <w:rPr>
           <w:lang w:val="en-US"/>
         </w:rPr>
+        <w:lastRenderedPageBreak/>
         <w:t>Ví dụ</w:t>
       </w:r>
     </w:p>
@@ -3489,13 +3594,7 @@
         <w:rPr>
           <w:lang w:val="en-US"/>
         </w:rPr>
-        <w:t xml:space="preserve">    </w:t>
-      </w:r>
-      <w:r>
-        <w:rPr>
-          <w:lang w:val="en-US"/>
-        </w:rPr>
-        <w:t>&lt;Làm Gì Đó&gt;</w:t>
+        <w:t xml:space="preserve">    &lt;Làm Gì Đó&gt;</w:t>
       </w:r>
     </w:p>
     <w:p>
@@ -3600,13 +3699,7 @@
         <w:rPr>
           <w:lang w:val="en-US"/>
         </w:rPr>
-        <w:t xml:space="preserve">    </w:t>
-      </w:r>
-      <w:r>
-        <w:rPr>
-          <w:lang w:val="en-US"/>
-        </w:rPr>
-        <w:t>echo foo</w:t>
+        <w:t xml:space="preserve">    echo foo</w:t>
       </w:r>
     </w:p>
     <w:p>
@@ -3806,6 +3899,7 @@
         <w:rPr>
           <w:lang w:val="en-US"/>
         </w:rPr>
+        <w:lastRenderedPageBreak/>
         <w:t>Condition – Điều Kiện:</w:t>
       </w:r>
     </w:p>
@@ -3947,7 +4041,6 @@
         <w:rPr>
           <w:lang w:val="en-US"/>
         </w:rPr>
-        <w:lastRenderedPageBreak/>
         <w:t>Ví dụ</w:t>
       </w:r>
     </w:p>
@@ -3969,19 +4062,7 @@
         <w:rPr>
           <w:lang w:val="en-US"/>
         </w:rPr>
-        <w:t xml:space="preserve">if </w:t>
-      </w:r>
-      <w:r>
-        <w:rPr>
-          <w:lang w:val="en-US"/>
-        </w:rPr>
-        <w:t xml:space="preserve">2 == 3 </w:t>
-      </w:r>
-      <w:r>
-        <w:rPr>
-          <w:lang w:val="en-US"/>
-        </w:rPr>
-        <w:t>(</w:t>
+        <w:t>if 2 == 3 (</w:t>
       </w:r>
     </w:p>
     <w:p>
@@ -4002,13 +4083,7 @@
         <w:rPr>
           <w:lang w:val="en-US"/>
         </w:rPr>
-        <w:t xml:space="preserve">    </w:t>
-      </w:r>
-      <w:r>
-        <w:rPr>
-          <w:lang w:val="en-US"/>
-        </w:rPr>
-        <w:t>echo fuck</w:t>
+        <w:t xml:space="preserve">    echo fuck</w:t>
       </w:r>
     </w:p>
     <w:p>
@@ -4050,13 +4125,7 @@
         <w:rPr>
           <w:lang w:val="en-US"/>
         </w:rPr>
-        <w:t xml:space="preserve">    </w:t>
-      </w:r>
-      <w:r>
-        <w:rPr>
-          <w:lang w:val="en-US"/>
-        </w:rPr>
-        <w:t>echo bar</w:t>
+        <w:t xml:space="preserve">    echo bar</w:t>
       </w:r>
     </w:p>
     <w:p>
@@ -4562,6 +4631,7 @@
         <w:rPr>
           <w:lang w:val="en-US"/>
         </w:rPr>
+        <w:lastRenderedPageBreak/>
         <w:t>Shortcut sẽ có Icon của chương trình nó liên kiết tới</w:t>
       </w:r>
     </w:p>
@@ -4724,7 +4794,6 @@
         <w:rPr>
           <w:lang w:val="en-US"/>
         </w:rPr>
-        <w:lastRenderedPageBreak/>
         <w:t>Nháy phải chuột tại nơi muốn tạo + chọn “New” + Click “Shortcut”</w:t>
       </w:r>
       <w:r>
@@ -5348,6 +5417,7 @@
         <w:rPr>
           <w:lang w:val="en-US"/>
         </w:rPr>
+        <w:lastRenderedPageBreak/>
         <w:t>Show Các Kết Nối Của Máy Dưới Dạng Địa Chỉ IP Và Số Port?</w:t>
       </w:r>
     </w:p>
@@ -5501,7 +5571,6 @@
         <w:rPr>
           <w:lang w:val="en-US"/>
         </w:rPr>
-        <w:lastRenderedPageBreak/>
         <w:t>e</w:t>
       </w:r>
       <w:r>
@@ -6261,6 +6330,7 @@
         <w:rPr>
           <w:lang w:val="en-US"/>
         </w:rPr>
+        <w:lastRenderedPageBreak/>
         <w:t>Màn hình CMD</w:t>
       </w:r>
     </w:p>
@@ -6426,7 +6496,6 @@
         <w:rPr>
           <w:lang w:val="en-US"/>
         </w:rPr>
-        <w:lastRenderedPageBreak/>
         <w:t>Biến có tên “%cuc%” có giá trị là “5”</w:t>
       </w:r>
     </w:p>
@@ -7302,6 +7371,7 @@
         <w:rPr>
           <w:lang w:val="en-US"/>
         </w:rPr>
+        <w:lastRenderedPageBreak/>
         <w:t>Biến “s1” có giá trị là 6</w:t>
       </w:r>
     </w:p>
@@ -7448,7 +7518,6 @@
         <w:rPr>
           <w:lang w:val="en-US"/>
         </w:rPr>
-        <w:lastRenderedPageBreak/>
         <w:t xml:space="preserve">%systemroot%\explorer.exe </w:t>
       </w:r>
       <w:r>
@@ -8806,6 +8875,95 @@
     </w:lvl>
   </w:abstractNum>
   <w:abstractNum w:abstractNumId="9" w15:restartNumberingAfterBreak="0">
+    <w:nsid w:val="53227FDF"/>
+    <w:multiLevelType w:val="hybridMultilevel"/>
+    <w:tmpl w:val="EF7E53B0"/>
+    <w:lvl w:ilvl="0" w:tplc="485C780C">
+      <w:start w:val="1"/>
+      <w:numFmt w:val="decimal"/>
+      <w:lvlText w:val="%1."/>
+      <w:lvlJc w:val="left"/>
+      <w:pPr>
+        <w:ind w:left="1080" w:hanging="360"/>
+      </w:pPr>
+      <w:rPr>
+        <w:rFonts w:hint="default"/>
+      </w:rPr>
+    </w:lvl>
+    <w:lvl w:ilvl="1" w:tplc="04090019" w:tentative="1">
+      <w:start w:val="1"/>
+      <w:numFmt w:val="lowerLetter"/>
+      <w:lvlText w:val="%2."/>
+      <w:lvlJc w:val="left"/>
+      <w:pPr>
+        <w:ind w:left="1800" w:hanging="360"/>
+      </w:pPr>
+    </w:lvl>
+    <w:lvl w:ilvl="2" w:tplc="0409001B" w:tentative="1">
+      <w:start w:val="1"/>
+      <w:numFmt w:val="lowerRoman"/>
+      <w:lvlText w:val="%3."/>
+      <w:lvlJc w:val="right"/>
+      <w:pPr>
+        <w:ind w:left="2520" w:hanging="180"/>
+      </w:pPr>
+    </w:lvl>
+    <w:lvl w:ilvl="3" w:tplc="0409000F" w:tentative="1">
+      <w:start w:val="1"/>
+      <w:numFmt w:val="decimal"/>
+      <w:lvlText w:val="%4."/>
+      <w:lvlJc w:val="left"/>
+      <w:pPr>
+        <w:ind w:left="3240" w:hanging="360"/>
+      </w:pPr>
+    </w:lvl>
+    <w:lvl w:ilvl="4" w:tplc="04090019" w:tentative="1">
+      <w:start w:val="1"/>
+      <w:numFmt w:val="lowerLetter"/>
+      <w:lvlText w:val="%5."/>
+      <w:lvlJc w:val="left"/>
+      <w:pPr>
+        <w:ind w:left="3960" w:hanging="360"/>
+      </w:pPr>
+    </w:lvl>
+    <w:lvl w:ilvl="5" w:tplc="0409001B" w:tentative="1">
+      <w:start w:val="1"/>
+      <w:numFmt w:val="lowerRoman"/>
+      <w:lvlText w:val="%6."/>
+      <w:lvlJc w:val="right"/>
+      <w:pPr>
+        <w:ind w:left="4680" w:hanging="180"/>
+      </w:pPr>
+    </w:lvl>
+    <w:lvl w:ilvl="6" w:tplc="0409000F" w:tentative="1">
+      <w:start w:val="1"/>
+      <w:numFmt w:val="decimal"/>
+      <w:lvlText w:val="%7."/>
+      <w:lvlJc w:val="left"/>
+      <w:pPr>
+        <w:ind w:left="5400" w:hanging="360"/>
+      </w:pPr>
+    </w:lvl>
+    <w:lvl w:ilvl="7" w:tplc="04090019" w:tentative="1">
+      <w:start w:val="1"/>
+      <w:numFmt w:val="lowerLetter"/>
+      <w:lvlText w:val="%8."/>
+      <w:lvlJc w:val="left"/>
+      <w:pPr>
+        <w:ind w:left="6120" w:hanging="360"/>
+      </w:pPr>
+    </w:lvl>
+    <w:lvl w:ilvl="8" w:tplc="0409001B" w:tentative="1">
+      <w:start w:val="1"/>
+      <w:numFmt w:val="lowerRoman"/>
+      <w:lvlText w:val="%9."/>
+      <w:lvlJc w:val="right"/>
+      <w:pPr>
+        <w:ind w:left="6840" w:hanging="180"/>
+      </w:pPr>
+    </w:lvl>
+  </w:abstractNum>
+  <w:abstractNum w:abstractNumId="10" w15:restartNumberingAfterBreak="0">
     <w:nsid w:val="532876DA"/>
     <w:multiLevelType w:val="hybridMultilevel"/>
     <w:tmpl w:val="8292B0D0"/>
@@ -8894,7 +9052,7 @@
       </w:pPr>
     </w:lvl>
   </w:abstractNum>
-  <w:abstractNum w:abstractNumId="10" w15:restartNumberingAfterBreak="0">
+  <w:abstractNum w:abstractNumId="11" w15:restartNumberingAfterBreak="0">
     <w:nsid w:val="56AF3D4C"/>
     <w:multiLevelType w:val="hybridMultilevel"/>
     <w:tmpl w:val="F5D0CD08"/>
@@ -8983,7 +9141,7 @@
       </w:pPr>
     </w:lvl>
   </w:abstractNum>
-  <w:abstractNum w:abstractNumId="11" w15:restartNumberingAfterBreak="0">
+  <w:abstractNum w:abstractNumId="12" w15:restartNumberingAfterBreak="0">
     <w:nsid w:val="57D26799"/>
     <w:multiLevelType w:val="hybridMultilevel"/>
     <w:tmpl w:val="71822CD0"/>
@@ -9072,7 +9230,7 @@
       </w:pPr>
     </w:lvl>
   </w:abstractNum>
-  <w:abstractNum w:abstractNumId="12" w15:restartNumberingAfterBreak="0">
+  <w:abstractNum w:abstractNumId="13" w15:restartNumberingAfterBreak="0">
     <w:nsid w:val="667A2838"/>
     <w:multiLevelType w:val="hybridMultilevel"/>
     <w:tmpl w:val="DB9A544C"/>
@@ -9161,7 +9319,7 @@
       </w:pPr>
     </w:lvl>
   </w:abstractNum>
-  <w:abstractNum w:abstractNumId="13" w15:restartNumberingAfterBreak="0">
+  <w:abstractNum w:abstractNumId="14" w15:restartNumberingAfterBreak="0">
     <w:nsid w:val="68FC54A9"/>
     <w:multiLevelType w:val="hybridMultilevel"/>
     <w:tmpl w:val="67F6D638"/>
@@ -9250,7 +9408,7 @@
       </w:pPr>
     </w:lvl>
   </w:abstractNum>
-  <w:abstractNum w:abstractNumId="14" w15:restartNumberingAfterBreak="0">
+  <w:abstractNum w:abstractNumId="15" w15:restartNumberingAfterBreak="0">
     <w:nsid w:val="75406E93"/>
     <w:multiLevelType w:val="hybridMultilevel"/>
     <w:tmpl w:val="69E4C6BA"/>
@@ -9343,13 +9501,13 @@
     <w:abstractNumId w:val="6"/>
   </w:num>
   <w:num w:numId="2" w16cid:durableId="668098899">
-    <w:abstractNumId w:val="13"/>
+    <w:abstractNumId w:val="14"/>
   </w:num>
   <w:num w:numId="3" w16cid:durableId="1847283368">
     <w:abstractNumId w:val="8"/>
   </w:num>
   <w:num w:numId="4" w16cid:durableId="1423648185">
-    <w:abstractNumId w:val="12"/>
+    <w:abstractNumId w:val="13"/>
   </w:num>
   <w:num w:numId="5" w16cid:durableId="922420524">
     <w:abstractNumId w:val="2"/>
@@ -9358,7 +9516,7 @@
     <w:abstractNumId w:val="7"/>
   </w:num>
   <w:num w:numId="7" w16cid:durableId="11346676">
-    <w:abstractNumId w:val="14"/>
+    <w:abstractNumId w:val="15"/>
   </w:num>
   <w:num w:numId="8" w16cid:durableId="1692297468">
     <w:abstractNumId w:val="4"/>
@@ -9370,19 +9528,22 @@
     <w:abstractNumId w:val="0"/>
   </w:num>
   <w:num w:numId="11" w16cid:durableId="824587134">
-    <w:abstractNumId w:val="11"/>
+    <w:abstractNumId w:val="12"/>
   </w:num>
   <w:num w:numId="12" w16cid:durableId="1314409877">
-    <w:abstractNumId w:val="9"/>
+    <w:abstractNumId w:val="10"/>
   </w:num>
   <w:num w:numId="13" w16cid:durableId="902569184">
     <w:abstractNumId w:val="1"/>
   </w:num>
   <w:num w:numId="14" w16cid:durableId="1926693340">
-    <w:abstractNumId w:val="10"/>
+    <w:abstractNumId w:val="11"/>
   </w:num>
   <w:num w:numId="15" w16cid:durableId="769859621">
     <w:abstractNumId w:val="5"/>
+  </w:num>
+  <w:num w:numId="16" w16cid:durableId="1028677922">
+    <w:abstractNumId w:val="9"/>
   </w:num>
 </w:numbering>
 </file>

--- a/batch.docx
+++ b/batch.docx
@@ -1668,6 +1668,84 @@
     </w:p>
     <w:p>
       <w:pPr>
+        <w:pStyle w:val="ListParagraph"/>
+        <w:numPr>
+          <w:ilvl w:val="0"/>
+          <w:numId w:val="16"/>
+        </w:numPr>
+        <w:rPr>
+          <w:lang w:val="en-US"/>
+        </w:rPr>
+      </w:pPr>
+      <w:r>
+        <w:rPr>
+          <w:lang w:val="en-US"/>
+        </w:rPr>
+        <w:t>Tường Lửa?</w:t>
+      </w:r>
+    </w:p>
+    <w:p>
+      <w:pPr>
+        <w:pStyle w:val="ListParagraph"/>
+        <w:numPr>
+          <w:ilvl w:val="0"/>
+          <w:numId w:val="13"/>
+        </w:numPr>
+        <w:rPr>
+          <w:lang w:val="en-US"/>
+        </w:rPr>
+      </w:pPr>
+      <w:r>
+        <w:rPr>
+          <w:lang w:val="en-US"/>
+        </w:rPr>
+        <w:t>Truy cập</w:t>
+      </w:r>
+    </w:p>
+    <w:p>
+      <w:pPr>
+        <w:pStyle w:val="ListParagraph"/>
+        <w:numPr>
+          <w:ilvl w:val="0"/>
+          <w:numId w:val="13"/>
+        </w:numPr>
+        <w:rPr>
+          <w:lang w:val="en-US"/>
+        </w:rPr>
+      </w:pPr>
+      <w:r>
+        <w:rPr>
+          <w:lang w:val="en-US"/>
+        </w:rPr>
+        <w:t>Vào Tab “Privacy &amp; security” + tại mục “</w:t>
+      </w:r>
+      <w:r>
+        <w:rPr>
+          <w:lang w:val="en-US"/>
+        </w:rPr>
+        <w:t xml:space="preserve">Windows </w:t>
+      </w:r>
+      <w:r>
+        <w:rPr>
+          <w:lang w:val="en-US"/>
+        </w:rPr>
+        <w:t>Security”</w:t>
+      </w:r>
+      <w:r>
+        <w:rPr>
+          <w:lang w:val="en-US"/>
+        </w:rPr>
+        <w:t xml:space="preserve"> + chọn “Firewall &amp; network protection” + cửa sổ Window Security sẽ hiện lên và bạn đang ở Tab </w:t>
+      </w:r>
+      <w:r>
+        <w:rPr>
+          <w:lang w:val="en-US"/>
+        </w:rPr>
+        <w:t>“Firewall &amp; network protection”</w:t>
+      </w:r>
+    </w:p>
+    <w:p>
+      <w:pPr>
         <w:rPr>
           <w:lang w:val="en-US"/>
         </w:rPr>
@@ -2003,6 +2081,7 @@
         <w:rPr>
           <w:lang w:val="en-US"/>
         </w:rPr>
+        <w:lastRenderedPageBreak/>
         <w:t>Biến Path Thuộc Loại Biến Người Dùng Và PATH Thuộc Loại Biến Hệ Thống Có Tác Dụng Gì?</w:t>
       </w:r>
     </w:p>
@@ -2039,7 +2118,6 @@
         <w:rPr>
           <w:lang w:val="en-US"/>
         </w:rPr>
-        <w:lastRenderedPageBreak/>
         <w:t>Thêm, Sửa, Xóa 1 Biến</w:t>
       </w:r>
       <w:r>
@@ -2738,6 +2816,7 @@
         <w:rPr>
           <w:lang w:val="en-US"/>
         </w:rPr>
+        <w:lastRenderedPageBreak/>
         <w:t>Để ghi vào File các kí tự đặc biệt như “&lt;” hay “&gt;”, thêm dấu “^” đằng trước kí tự đó</w:t>
       </w:r>
     </w:p>
@@ -2852,7 +2931,6 @@
         <w:rPr>
           <w:lang w:val="en-US"/>
         </w:rPr>
-        <w:lastRenderedPageBreak/>
         <w:t>Ví dụ</w:t>
       </w:r>
     </w:p>
@@ -3899,7 +3977,6 @@
         <w:rPr>
           <w:lang w:val="en-US"/>
         </w:rPr>
-        <w:lastRenderedPageBreak/>
         <w:t>Condition – Điều Kiện:</w:t>
       </w:r>
     </w:p>
@@ -4523,6 +4600,7 @@
         <w:rPr>
           <w:lang w:val="en-US"/>
         </w:rPr>
+        <w:lastRenderedPageBreak/>
         <w:t>Cách Xem Các Thông Tin Xác Thực Lưu Trên Máy Tính?</w:t>
       </w:r>
     </w:p>
@@ -4631,7 +4709,6 @@
         <w:rPr>
           <w:lang w:val="en-US"/>
         </w:rPr>
-        <w:lastRenderedPageBreak/>
         <w:t>Shortcut sẽ có Icon của chương trình nó liên kiết tới</w:t>
       </w:r>
     </w:p>
@@ -5282,6 +5359,7 @@
         <w:rPr>
           <w:lang w:val="en-US"/>
         </w:rPr>
+        <w:lastRenderedPageBreak/>
         <w:t>Ví dụ</w:t>
       </w:r>
     </w:p>
@@ -5417,7 +5495,6 @@
         <w:rPr>
           <w:lang w:val="en-US"/>
         </w:rPr>
-        <w:lastRenderedPageBreak/>
         <w:t>Show Các Kết Nối Của Máy Dưới Dạng Địa Chỉ IP Và Số Port?</w:t>
       </w:r>
     </w:p>
@@ -6219,6 +6296,7 @@
         <w:rPr>
           <w:lang w:val="en-US"/>
         </w:rPr>
+        <w:lastRenderedPageBreak/>
         <w:t>echo hi</w:t>
       </w:r>
     </w:p>
@@ -6330,7 +6408,6 @@
         <w:rPr>
           <w:lang w:val="en-US"/>
         </w:rPr>
-        <w:lastRenderedPageBreak/>
         <w:t>Màn hình CMD</w:t>
       </w:r>
     </w:p>
@@ -7266,7 +7343,14 @@
         <w:rPr>
           <w:lang w:val="en-US"/>
         </w:rPr>
-        <w:t>, sau đó sẽ loại bỏ toàn bộ dấu cách trong phần &lt;Biểu Thức&gt; và toàn bộ dấu cách giữa &lt;Biến&gt; với dấu “=”, &lt;Biểu Thức&gt; sau đó từ chuỗi sẽ chuyển thành số học, tính toán rồi trả về giá trị cho &lt;Biến&gt;, nếu &lt;Biến&gt; còn chứa dấu cách, kí tự đặc biệt, chứa số ở đầu hoặc biểu thức số học không thể tính được thì sẽ báo lỗi</w:t>
+        <w:t xml:space="preserve">, sau đó sẽ loại bỏ toàn bộ dấu cách trong phần &lt;Biểu Thức&gt; và toàn bộ dấu cách giữa &lt;Biến&gt; với </w:t>
+      </w:r>
+      <w:r>
+        <w:rPr>
+          <w:lang w:val="en-US"/>
+        </w:rPr>
+        <w:lastRenderedPageBreak/>
+        <w:t>dấu “=”, &lt;Biểu Thức&gt; sau đó từ chuỗi sẽ chuyển thành số học, tính toán rồi trả về giá trị cho &lt;Biến&gt;, nếu &lt;Biến&gt; còn chứa dấu cách, kí tự đặc biệt, chứa số ở đầu hoặc biểu thức số học không thể tính được thì sẽ báo lỗi</w:t>
       </w:r>
     </w:p>
     <w:p>
@@ -7371,7 +7455,6 @@
         <w:rPr>
           <w:lang w:val="en-US"/>
         </w:rPr>
-        <w:lastRenderedPageBreak/>
         <w:t>Biến “s1” có giá trị là 6</w:t>
       </w:r>
     </w:p>

--- a/batch.docx
+++ b/batch.docx
@@ -1567,6 +1567,660 @@
         <w:rPr>
           <w:lang w:val="en-US"/>
         </w:rPr>
+        <w:t>Back Up:</w:t>
+      </w:r>
+    </w:p>
+    <w:p>
+      <w:pPr>
+        <w:pStyle w:val="ListParagraph"/>
+        <w:numPr>
+          <w:ilvl w:val="0"/>
+          <w:numId w:val="17"/>
+        </w:numPr>
+        <w:rPr>
+          <w:lang w:val="en-US"/>
+        </w:rPr>
+      </w:pPr>
+      <w:r>
+        <w:rPr>
+          <w:lang w:val="en-US"/>
+        </w:rPr>
+        <w:t>Phần Mềm Back Up?</w:t>
+      </w:r>
+    </w:p>
+    <w:p>
+      <w:pPr>
+        <w:pStyle w:val="ListParagraph"/>
+        <w:numPr>
+          <w:ilvl w:val="0"/>
+          <w:numId w:val="13"/>
+        </w:numPr>
+        <w:rPr>
+          <w:lang w:val="en-US"/>
+        </w:rPr>
+      </w:pPr>
+      <w:r>
+        <w:rPr>
+          <w:lang w:val="en-US"/>
+        </w:rPr>
+        <w:t>Vào Link</w:t>
+      </w:r>
+    </w:p>
+    <w:p>
+      <w:pPr>
+        <w:pStyle w:val="ListParagraph"/>
+        <w:numPr>
+          <w:ilvl w:val="0"/>
+          <w:numId w:val="13"/>
+        </w:numPr>
+        <w:rPr>
+          <w:lang w:val="en-US"/>
+        </w:rPr>
+      </w:pPr>
+      <w:hyperlink r:id="rId5" w:history="1">
+        <w:r>
+          <w:rPr>
+            <w:rStyle w:val="Hyperlink"/>
+            <w:lang w:val="en-US"/>
+          </w:rPr>
+          <w:t>https://www.easeus.com/backup-software/tb-free.html</w:t>
+        </w:r>
+      </w:hyperlink>
+    </w:p>
+    <w:p>
+      <w:pPr>
+        <w:pStyle w:val="ListParagraph"/>
+        <w:numPr>
+          <w:ilvl w:val="0"/>
+          <w:numId w:val="13"/>
+        </w:numPr>
+        <w:rPr>
+          <w:lang w:val="en-US"/>
+        </w:rPr>
+      </w:pPr>
+      <w:r>
+        <w:rPr>
+          <w:lang w:val="en-US"/>
+        </w:rPr>
+        <w:t>Click nút “Free Download” ở trên + Click “Download” + chờ tải + chạy File vừa tải để tiến hành cài đặt theo mặc định</w:t>
+      </w:r>
+    </w:p>
+    <w:p>
+      <w:pPr>
+        <w:pStyle w:val="ListParagraph"/>
+        <w:numPr>
+          <w:ilvl w:val="0"/>
+          <w:numId w:val="13"/>
+        </w:numPr>
+        <w:rPr>
+          <w:lang w:val="en-US"/>
+        </w:rPr>
+      </w:pPr>
+      <w:r>
+        <w:rPr>
+          <w:lang w:val="en-US"/>
+        </w:rPr>
+        <w:t>Sau khi làm xong, trong thư mục “</w:t>
+      </w:r>
+      <w:r>
+        <w:rPr>
+          <w:lang w:val="en-US"/>
+        </w:rPr>
+        <w:t>C:\Program Files (x86)</w:t>
+      </w:r>
+      <w:r>
+        <w:rPr>
+          <w:lang w:val="en-US"/>
+        </w:rPr>
+        <w:t>” sẽ xuất hiện thư mục “EaseUS”, trong đây có thư mục “Todo Backup”, rồi bên trong có thư mục “bin”, vào đây sẽ có File “Loader”, chạy File này để bắt đầu sử dụng phần mềm</w:t>
+      </w:r>
+    </w:p>
+    <w:p>
+      <w:pPr>
+        <w:pStyle w:val="ListParagraph"/>
+        <w:numPr>
+          <w:ilvl w:val="0"/>
+          <w:numId w:val="17"/>
+        </w:numPr>
+        <w:rPr>
+          <w:lang w:val="en-US"/>
+        </w:rPr>
+      </w:pPr>
+      <w:r>
+        <w:rPr>
+          <w:lang w:val="en-US"/>
+        </w:rPr>
+        <w:t>Các Loại Back Up?</w:t>
+      </w:r>
+    </w:p>
+    <w:p>
+      <w:pPr>
+        <w:pStyle w:val="ListParagraph"/>
+        <w:numPr>
+          <w:ilvl w:val="0"/>
+          <w:numId w:val="13"/>
+        </w:numPr>
+        <w:rPr>
+          <w:lang w:val="en-US"/>
+        </w:rPr>
+      </w:pPr>
+      <w:r>
+        <w:rPr>
+          <w:lang w:val="en-US"/>
+        </w:rPr>
+        <w:t>Back Up File, khi này bạn sẽ Copy 1 thư mục hoặc 1 File và nén nó vào 1 File nén, khi khôi phục, thì File nén này sẽ bung ra tại thư mục chỉ định, lưu ý nó bung cả đường dẫn tuyệt đối</w:t>
+      </w:r>
+    </w:p>
+    <w:p>
+      <w:pPr>
+        <w:pStyle w:val="ListParagraph"/>
+        <w:numPr>
+          <w:ilvl w:val="0"/>
+          <w:numId w:val="13"/>
+        </w:numPr>
+        <w:rPr>
+          <w:lang w:val="en-US"/>
+        </w:rPr>
+      </w:pPr>
+      <w:r>
+        <w:rPr>
+          <w:lang w:val="en-US"/>
+        </w:rPr>
+        <w:t>Ví dụ</w:t>
+      </w:r>
+    </w:p>
+    <w:p>
+      <w:pPr>
+        <w:pStyle w:val="ListParagraph"/>
+        <w:numPr>
+          <w:ilvl w:val="0"/>
+          <w:numId w:val="13"/>
+        </w:numPr>
+        <w:rPr>
+          <w:lang w:val="en-US"/>
+        </w:rPr>
+      </w:pPr>
+      <w:r>
+        <w:rPr>
+          <w:lang w:val="en-US"/>
+        </w:rPr>
+        <w:t>Bạn Back Up thư mục “E:\foo\bar” và bung nó ở thư mục “D:\far” thì kết quả nhận được sẽ là trong “D:\far” sẽ xuất hiện thư mục “E”, trong “E” có thư mục “foo”, và trong thư mục “foo” có thư mục “bar”</w:t>
+      </w:r>
+    </w:p>
+    <w:p>
+      <w:pPr>
+        <w:pStyle w:val="ListParagraph"/>
+        <w:numPr>
+          <w:ilvl w:val="0"/>
+          <w:numId w:val="13"/>
+        </w:numPr>
+        <w:rPr>
+          <w:lang w:val="en-US"/>
+        </w:rPr>
+      </w:pPr>
+      <w:r>
+        <w:rPr>
+          <w:lang w:val="en-US"/>
+        </w:rPr>
+        <w:t>Back Up phân vùng ổ cứng, khi này bạn sẽ Copy nguyên 1 phân vùng ổ cứng và nén nó vào 1 File nén, khi khôi phục, thì File nén này sẽ bung ra tại phân vùng ổ cứng chỉ định, lưu ý tất cả dữ liệu trong phân vùng chỉ định sẽ bị xóa trước khi File nén bung ra, đồng thời kích thước phân vùng phải đủ lớn để chứa dữ liệu được bung ra</w:t>
+      </w:r>
+    </w:p>
+    <w:p>
+      <w:pPr>
+        <w:pStyle w:val="ListParagraph"/>
+        <w:numPr>
+          <w:ilvl w:val="0"/>
+          <w:numId w:val="13"/>
+        </w:numPr>
+        <w:rPr>
+          <w:lang w:val="en-US"/>
+        </w:rPr>
+      </w:pPr>
+      <w:r>
+        <w:rPr>
+          <w:lang w:val="en-US"/>
+        </w:rPr>
+        <w:t>Back Up hệ điều hành = Back Up phân vùng ổ C</w:t>
+      </w:r>
+    </w:p>
+    <w:p>
+      <w:pPr>
+        <w:pStyle w:val="ListParagraph"/>
+        <w:numPr>
+          <w:ilvl w:val="0"/>
+          <w:numId w:val="17"/>
+        </w:numPr>
+        <w:rPr>
+          <w:lang w:val="en-US"/>
+        </w:rPr>
+      </w:pPr>
+      <w:r>
+        <w:rPr>
+          <w:lang w:val="en-US"/>
+        </w:rPr>
+        <w:t>BIOS?</w:t>
+      </w:r>
+    </w:p>
+    <w:p>
+      <w:pPr>
+        <w:pStyle w:val="ListParagraph"/>
+        <w:numPr>
+          <w:ilvl w:val="0"/>
+          <w:numId w:val="13"/>
+        </w:numPr>
+        <w:rPr>
+          <w:lang w:val="en-US"/>
+        </w:rPr>
+      </w:pPr>
+      <w:r>
+        <w:rPr>
+          <w:lang w:val="en-US"/>
+        </w:rPr>
+        <w:t>Để mở BIOS, khi máy tính đang khởi động, ví dụ màn hình hiện “MSI”, thì nhấn phím “Delete”</w:t>
+      </w:r>
+    </w:p>
+    <w:p>
+      <w:pPr>
+        <w:pStyle w:val="ListParagraph"/>
+        <w:numPr>
+          <w:ilvl w:val="0"/>
+          <w:numId w:val="17"/>
+        </w:numPr>
+        <w:rPr>
+          <w:lang w:val="en-US"/>
+        </w:rPr>
+      </w:pPr>
+      <w:r>
+        <w:rPr>
+          <w:lang w:val="en-US"/>
+        </w:rPr>
+        <w:t>Cách Back Up?</w:t>
+      </w:r>
+    </w:p>
+    <w:p>
+      <w:pPr>
+        <w:pStyle w:val="ListParagraph"/>
+        <w:numPr>
+          <w:ilvl w:val="0"/>
+          <w:numId w:val="13"/>
+        </w:numPr>
+        <w:rPr>
+          <w:lang w:val="en-US"/>
+        </w:rPr>
+      </w:pPr>
+      <w:r>
+        <w:rPr>
+          <w:lang w:val="en-US"/>
+        </w:rPr>
+        <w:t xml:space="preserve">Để Back Up </w:t>
+      </w:r>
+      <w:r>
+        <w:rPr>
+          <w:lang w:val="en-US"/>
+        </w:rPr>
+        <w:t xml:space="preserve">nhiều </w:t>
+      </w:r>
+      <w:r>
+        <w:rPr>
+          <w:lang w:val="en-US"/>
+        </w:rPr>
+        <w:t>phân vùng ổ cứng</w:t>
+      </w:r>
+    </w:p>
+    <w:p>
+      <w:pPr>
+        <w:pStyle w:val="ListParagraph"/>
+        <w:numPr>
+          <w:ilvl w:val="0"/>
+          <w:numId w:val="13"/>
+        </w:numPr>
+        <w:rPr>
+          <w:lang w:val="en-US"/>
+        </w:rPr>
+      </w:pPr>
+      <w:r>
+        <w:rPr>
+          <w:lang w:val="en-US"/>
+        </w:rPr>
+        <w:t xml:space="preserve">Mở phần mềm Back Up + Click “Add Backup” góc trái trên + chọn “Disk” + chọn các phân vùng ổ cứng muốn Back Up = cách Tick vào góc phải trên mỗi phân </w:t>
+      </w:r>
+      <w:r>
+        <w:rPr>
+          <w:lang w:val="en-US"/>
+        </w:rPr>
+        <w:lastRenderedPageBreak/>
+        <w:t>vùng + Click “OK”</w:t>
+      </w:r>
+      <w:r>
+        <w:rPr>
+          <w:lang w:val="en-US"/>
+        </w:rPr>
+        <w:t xml:space="preserve"> + Click vào tiêu đề của ô màu đen góc trái trên + nhập tên Back Up, tên này cũng là tên thư mục chứa File Back Up</w:t>
+      </w:r>
+      <w:r>
+        <w:rPr>
+          <w:lang w:val="en-US"/>
+        </w:rPr>
+        <w:t xml:space="preserve"> + Click biểu tượng “Select the destination where you want to save the backup” + Click “Local Drive” + chọn thư mục</w:t>
+      </w:r>
+      <w:r>
+        <w:rPr>
+          <w:lang w:val="en-US"/>
+        </w:rPr>
+        <w:t xml:space="preserve"> m</w:t>
+      </w:r>
+      <w:r>
+        <w:rPr>
+          <w:lang w:val="en-US"/>
+        </w:rPr>
+        <w:t>uốn lưu</w:t>
+      </w:r>
+      <w:r>
+        <w:rPr>
+          <w:lang w:val="en-US"/>
+        </w:rPr>
+        <w:t xml:space="preserve"> </w:t>
+      </w:r>
+      <w:r>
+        <w:rPr>
+          <w:lang w:val="en-US"/>
+        </w:rPr>
+        <w:t>File Back Up</w:t>
+      </w:r>
+      <w:r>
+        <w:rPr>
+          <w:lang w:val="en-US"/>
+        </w:rPr>
+        <w:t>, gọi thư mục này là A</w:t>
+      </w:r>
+      <w:r>
+        <w:rPr>
+          <w:lang w:val="en-US"/>
+        </w:rPr>
+        <w:t xml:space="preserve"> + Click “OK” + Click “Backup Now” + chờ nó Copy dữ liệu</w:t>
+      </w:r>
+    </w:p>
+    <w:p>
+      <w:pPr>
+        <w:pStyle w:val="ListParagraph"/>
+        <w:numPr>
+          <w:ilvl w:val="0"/>
+          <w:numId w:val="13"/>
+        </w:numPr>
+        <w:rPr>
+          <w:lang w:val="en-US"/>
+        </w:rPr>
+      </w:pPr>
+      <w:r>
+        <w:rPr>
+          <w:lang w:val="en-US"/>
+        </w:rPr>
+        <w:t>Khi này trong A sẽ có thư mục</w:t>
+      </w:r>
+      <w:r>
+        <w:rPr>
+          <w:lang w:val="en-US"/>
+        </w:rPr>
+        <w:t xml:space="preserve"> với tên hồi nãy bạn nhập</w:t>
+      </w:r>
+      <w:r>
+        <w:rPr>
+          <w:lang w:val="en-US"/>
+        </w:rPr>
+        <w:t>, trong này chứa 1 File Back Up cho toàn bộ phân vùng bạn vừa chọn, có phần mở rộng “.pbd”</w:t>
+      </w:r>
+    </w:p>
+    <w:p>
+      <w:pPr>
+        <w:pStyle w:val="ListParagraph"/>
+        <w:numPr>
+          <w:ilvl w:val="0"/>
+          <w:numId w:val="13"/>
+        </w:numPr>
+        <w:rPr>
+          <w:lang w:val="en-US"/>
+        </w:rPr>
+      </w:pPr>
+      <w:r>
+        <w:rPr>
+          <w:lang w:val="en-US"/>
+        </w:rPr>
+        <w:t>Bạn chỉ có thể 1 lúc khôi phục được 1 phân vùng ổ cứng, để làm điều này</w:t>
+      </w:r>
+    </w:p>
+    <w:p>
+      <w:pPr>
+        <w:pStyle w:val="ListParagraph"/>
+        <w:numPr>
+          <w:ilvl w:val="0"/>
+          <w:numId w:val="13"/>
+        </w:numPr>
+        <w:rPr>
+          <w:lang w:val="en-US"/>
+        </w:rPr>
+      </w:pPr>
+      <w:r>
+        <w:rPr>
+          <w:lang w:val="en-US"/>
+        </w:rPr>
+        <w:t xml:space="preserve">Mở phần mềm Back Up + Click “Browse to Recover” + Click “Local Drive” + chọn File Back Up ở trên + Click “OK” + chọn 1 trong các phân vùng muốn khôi phục = Tick vào góc phải trên của phân vùng + Click “Next” + chọn phân vùng đích = Tick vào góc phải trên của phân vùng + Click “Next” + Click “Continue” + </w:t>
+      </w:r>
+      <w:r>
+        <w:rPr>
+          <w:lang w:val="en-US"/>
+        </w:rPr>
+        <w:t>Click “Proceed” + chờ nó bung ra + Click “Finish”</w:t>
+      </w:r>
+    </w:p>
+    <w:p>
+      <w:pPr>
+        <w:pStyle w:val="ListParagraph"/>
+        <w:numPr>
+          <w:ilvl w:val="0"/>
+          <w:numId w:val="13"/>
+        </w:numPr>
+        <w:rPr>
+          <w:lang w:val="en-US"/>
+        </w:rPr>
+      </w:pPr>
+      <w:r>
+        <w:rPr>
+          <w:lang w:val="en-US"/>
+        </w:rPr>
+        <w:t>Lưu ý File Back Up phải ở phân vùng khác với phân vùng đích vì như vậy nó sẽ bị xóa</w:t>
+      </w:r>
+    </w:p>
+    <w:p>
+      <w:pPr>
+        <w:pStyle w:val="ListParagraph"/>
+        <w:numPr>
+          <w:ilvl w:val="0"/>
+          <w:numId w:val="13"/>
+        </w:numPr>
+        <w:rPr>
+          <w:lang w:val="en-US"/>
+        </w:rPr>
+      </w:pPr>
+      <w:r>
+        <w:rPr>
+          <w:lang w:val="en-US"/>
+        </w:rPr>
+        <w:t xml:space="preserve">Để </w:t>
+      </w:r>
+      <w:r>
+        <w:rPr>
+          <w:lang w:val="en-US"/>
+        </w:rPr>
+        <w:t>Back Up nhiều thư mục hoặc File</w:t>
+      </w:r>
+    </w:p>
+    <w:p>
+      <w:pPr>
+        <w:pStyle w:val="ListParagraph"/>
+        <w:numPr>
+          <w:ilvl w:val="0"/>
+          <w:numId w:val="13"/>
+        </w:numPr>
+        <w:rPr>
+          <w:lang w:val="en-US"/>
+        </w:rPr>
+      </w:pPr>
+      <w:r>
+        <w:rPr>
+          <w:lang w:val="en-US"/>
+        </w:rPr>
+        <w:t xml:space="preserve">Y chang như Back Up </w:t>
+      </w:r>
+      <w:r>
+        <w:rPr>
+          <w:lang w:val="en-US"/>
+        </w:rPr>
+        <w:t xml:space="preserve">nhiều </w:t>
+      </w:r>
+      <w:r>
+        <w:rPr>
+          <w:lang w:val="en-US"/>
+        </w:rPr>
+        <w:t xml:space="preserve">phân vùng ổ cứng, thay vì chọn </w:t>
+      </w:r>
+      <w:r>
+        <w:rPr>
+          <w:lang w:val="en-US"/>
+        </w:rPr>
+        <w:t xml:space="preserve">nhiều </w:t>
+      </w:r>
+      <w:r>
+        <w:rPr>
+          <w:lang w:val="en-US"/>
+        </w:rPr>
+        <w:t>phân vùng thì chọn</w:t>
+      </w:r>
+      <w:r>
+        <w:rPr>
+          <w:lang w:val="en-US"/>
+        </w:rPr>
+        <w:t xml:space="preserve"> nhi</w:t>
+      </w:r>
+      <w:r>
+        <w:rPr>
+          <w:lang w:val="en-US"/>
+        </w:rPr>
+        <w:t xml:space="preserve"> File hoặc thư mục</w:t>
+      </w:r>
+    </w:p>
+    <w:p>
+      <w:pPr>
+        <w:pStyle w:val="ListParagraph"/>
+        <w:numPr>
+          <w:ilvl w:val="0"/>
+          <w:numId w:val="13"/>
+        </w:numPr>
+        <w:rPr>
+          <w:lang w:val="en-US"/>
+        </w:rPr>
+      </w:pPr>
+      <w:r>
+        <w:rPr>
+          <w:lang w:val="en-US"/>
+        </w:rPr>
+        <w:t>Để khôi phục nhiều thư mục hoặc File</w:t>
+      </w:r>
+    </w:p>
+    <w:p>
+      <w:pPr>
+        <w:pStyle w:val="ListParagraph"/>
+        <w:numPr>
+          <w:ilvl w:val="0"/>
+          <w:numId w:val="13"/>
+        </w:numPr>
+        <w:rPr>
+          <w:lang w:val="en-US"/>
+        </w:rPr>
+      </w:pPr>
+      <w:r>
+        <w:rPr>
+          <w:lang w:val="en-US"/>
+        </w:rPr>
+        <w:t>Mở phần mềm Back Up + Click “Browse to Recover” + Click “Local Drive” + chọn File Back Up + Click “OK” + Tick chọn các thư mục hoặc File muốn khôi phục + Tick “Recover to” + Click “Browse…” + chọn thư mục muốn bung vào + Click “Proceed” + chờ nó khôi phục + Click “Finish</w:t>
+      </w:r>
+      <w:r>
+        <w:rPr>
+          <w:lang w:val="en-US"/>
+        </w:rPr>
+        <w:t>”</w:t>
+      </w:r>
+    </w:p>
+    <w:p>
+      <w:pPr>
+        <w:pStyle w:val="ListParagraph"/>
+        <w:numPr>
+          <w:ilvl w:val="0"/>
+          <w:numId w:val="13"/>
+        </w:numPr>
+        <w:rPr>
+          <w:lang w:val="en-US"/>
+        </w:rPr>
+      </w:pPr>
+      <w:r>
+        <w:rPr>
+          <w:lang w:val="en-US"/>
+        </w:rPr>
+        <w:t>Ví dụ, ta bung 2 File có đường dẫn “C:\foo\bar.css” và “D:\far.js” vào thư mục “E:\bob”, thì trong thư mục này, sẽ có 2 thư mục con “C” và “D”, trong “C” có “foo”, trong “foo” có “bar.css”, trong “D” có “far.js”</w:t>
+      </w:r>
+    </w:p>
+    <w:p>
+      <w:pPr>
+        <w:pStyle w:val="ListParagraph"/>
+        <w:numPr>
+          <w:ilvl w:val="0"/>
+          <w:numId w:val="13"/>
+        </w:numPr>
+        <w:rPr>
+          <w:lang w:val="en-US"/>
+        </w:rPr>
+      </w:pPr>
+      <w:r>
+        <w:rPr>
+          <w:lang w:val="en-US"/>
+        </w:rPr>
+        <w:t>Nếu muốn khôi phục các File và thư mục vào vị trí ban đầu, nói cách khác là theo đường dẫn gắn với nó mà khôi phục vào, thì thay vì Tick “Recover to” và chọn thư mục muốn bung vào thì chỉ cần Tick “Recover to original location”</w:t>
+      </w:r>
+    </w:p>
+    <w:p>
+      <w:pPr>
+        <w:pStyle w:val="ListParagraph"/>
+        <w:numPr>
+          <w:ilvl w:val="0"/>
+          <w:numId w:val="13"/>
+        </w:numPr>
+        <w:rPr>
+          <w:lang w:val="en-US"/>
+        </w:rPr>
+      </w:pPr>
+      <w:r>
+        <w:rPr>
+          <w:lang w:val="en-US"/>
+        </w:rPr>
+        <w:t>Các Back Up bạn tạo sẽ được phần mềm lưu lại và liệt kê ở bên trái cửa sổ phần mềm dưới “Add Backup”, do đó sau khi bạn đã Back Up lần 1, thì mấy lần sau chỉ cần chọn Back Up đó rồi Click “Backup Now” + chờ nó Back Up + là bạn đã tạo ra 1 File Back Up mới, nếu File cũ vẫn còn thì File này được đặt tên theo kiểu “v1”, “v2”, “v3”, …, tương ứng với các phiên bản tăng dần, đồng thời khi chọn 1 Back Up nào đó</w:t>
+      </w:r>
+    </w:p>
+    <w:p>
+      <w:pPr>
+        <w:rPr>
+          <w:lang w:val="en-US"/>
+        </w:rPr>
+      </w:pPr>
+    </w:p>
+    <w:p>
+      <w:pPr>
+        <w:rPr>
+          <w:lang w:val="en-US"/>
+        </w:rPr>
+      </w:pPr>
+      <w:r>
+        <w:rPr>
+          <w:lang w:val="en-US"/>
+        </w:rPr>
         <w:t>Setting – Cài Đặt:</w:t>
       </w:r>
     </w:p>
@@ -1717,31 +2371,8 @@
         <w:rPr>
           <w:lang w:val="en-US"/>
         </w:rPr>
-        <w:t>Vào Tab “Privacy &amp; security” + tại mục “</w:t>
-      </w:r>
-      <w:r>
-        <w:rPr>
-          <w:lang w:val="en-US"/>
-        </w:rPr>
-        <w:t xml:space="preserve">Windows </w:t>
-      </w:r>
-      <w:r>
-        <w:rPr>
-          <w:lang w:val="en-US"/>
-        </w:rPr>
-        <w:t>Security”</w:t>
-      </w:r>
-      <w:r>
-        <w:rPr>
-          <w:lang w:val="en-US"/>
-        </w:rPr>
-        <w:t xml:space="preserve"> + chọn “Firewall &amp; network protection” + cửa sổ Window Security sẽ hiện lên và bạn đang ở Tab </w:t>
-      </w:r>
-      <w:r>
-        <w:rPr>
-          <w:lang w:val="en-US"/>
-        </w:rPr>
-        <w:t>“Firewall &amp; network protection”</w:t>
+        <w:lastRenderedPageBreak/>
+        <w:t>Vào Tab “Privacy &amp; security” + tại mục “Windows Security” + chọn “Firewall &amp; network protection” + cửa sổ Window Security sẽ hiện lên và bạn đang ở Tab “Firewall &amp; network protection”</w:t>
       </w:r>
     </w:p>
     <w:p>
@@ -2081,375 +2712,375 @@
         <w:rPr>
           <w:lang w:val="en-US"/>
         </w:rPr>
+        <w:t>Biến Path Thuộc Loại Biến Người Dùng Và PATH Thuộc Loại Biến Hệ Thống Có Tác Dụng Gì?</w:t>
+      </w:r>
+    </w:p>
+    <w:p>
+      <w:pPr>
+        <w:pStyle w:val="ListParagraph"/>
+        <w:numPr>
+          <w:ilvl w:val="0"/>
+          <w:numId w:val="3"/>
+        </w:numPr>
+        <w:rPr>
+          <w:lang w:val="en-US"/>
+        </w:rPr>
+      </w:pPr>
+      <w:r>
+        <w:rPr>
+          <w:lang w:val="en-US"/>
+        </w:rPr>
+        <w:t>Mỗi khi ta nhập 1 câu lệnh lên CMD, thì ta phải nhập đường dẫn đến File lệnh đó, nên rất phiền toái, thay vì làm như vậy ta sẽ lưu đường dẫn tới thư mục chứa File đó vào biến Path hoặc PATH, khi đó, mỗi lần ta muốn sử dụng lệnh đó ở bất kì đâu thì chỉ cần nhập tên File lệnh đó thay vì Full đường dẫn</w:t>
+      </w:r>
+    </w:p>
+    <w:p>
+      <w:pPr>
+        <w:pStyle w:val="ListParagraph"/>
+        <w:numPr>
+          <w:ilvl w:val="0"/>
+          <w:numId w:val="5"/>
+        </w:numPr>
+        <w:rPr>
+          <w:lang w:val="en-US"/>
+        </w:rPr>
+      </w:pPr>
+      <w:r>
+        <w:rPr>
+          <w:lang w:val="en-US"/>
+        </w:rPr>
+        <w:t>Thêm, Sửa, Xóa 1 Biến</w:t>
+      </w:r>
+      <w:r>
+        <w:rPr>
+          <w:lang w:val="en-US"/>
+        </w:rPr>
+        <w:t>?</w:t>
+      </w:r>
+    </w:p>
+    <w:p>
+      <w:pPr>
+        <w:pStyle w:val="ListParagraph"/>
+        <w:numPr>
+          <w:ilvl w:val="0"/>
+          <w:numId w:val="3"/>
+        </w:numPr>
+        <w:rPr>
+          <w:lang w:val="en-US"/>
+        </w:rPr>
+      </w:pPr>
+      <w:r>
+        <w:rPr>
+          <w:lang w:val="en-US"/>
+        </w:rPr>
+        <w:t>Chọn New, Edit, Delete</w:t>
+      </w:r>
+    </w:p>
+    <w:p>
+      <w:pPr>
+        <w:pStyle w:val="ListParagraph"/>
+        <w:numPr>
+          <w:ilvl w:val="0"/>
+          <w:numId w:val="5"/>
+        </w:numPr>
+        <w:rPr>
+          <w:lang w:val="en-US"/>
+        </w:rPr>
+      </w:pPr>
+      <w:r>
+        <w:rPr>
+          <w:lang w:val="en-US"/>
+        </w:rPr>
+        <w:t xml:space="preserve">Nếu </w:t>
+      </w:r>
+      <w:r>
+        <w:rPr>
+          <w:lang w:val="en-US"/>
+        </w:rPr>
+        <w:t>Biến Là Mảng?</w:t>
+      </w:r>
+    </w:p>
+    <w:p>
+      <w:pPr>
+        <w:pStyle w:val="ListParagraph"/>
+        <w:numPr>
+          <w:ilvl w:val="0"/>
+          <w:numId w:val="3"/>
+        </w:numPr>
+        <w:rPr>
+          <w:lang w:val="en-US"/>
+        </w:rPr>
+      </w:pPr>
+      <w:r>
+        <w:rPr>
+          <w:lang w:val="en-US"/>
+        </w:rPr>
+        <w:t>Liệt kê các phần tử trên 1 dòng, ngăn cách nhau bởi dấu “;”</w:t>
+      </w:r>
+    </w:p>
+    <w:p>
+      <w:pPr>
+        <w:pStyle w:val="ListParagraph"/>
+        <w:numPr>
+          <w:ilvl w:val="0"/>
+          <w:numId w:val="5"/>
+        </w:numPr>
+        <w:rPr>
+          <w:lang w:val="en-US"/>
+        </w:rPr>
+      </w:pPr>
+      <w:r>
+        <w:rPr>
+          <w:lang w:val="en-US"/>
+        </w:rPr>
+        <w:t xml:space="preserve">Các </w:t>
+      </w:r>
+      <w:r>
+        <w:rPr>
+          <w:lang w:val="en-US"/>
+        </w:rPr>
+        <w:t>Loại Biến?</w:t>
+      </w:r>
+    </w:p>
+    <w:p>
+      <w:pPr>
+        <w:pStyle w:val="ListParagraph"/>
+        <w:numPr>
+          <w:ilvl w:val="0"/>
+          <w:numId w:val="3"/>
+        </w:numPr>
+        <w:rPr>
+          <w:lang w:val="en-US"/>
+        </w:rPr>
+      </w:pPr>
+      <w:r>
+        <w:rPr>
+          <w:lang w:val="en-US"/>
+        </w:rPr>
+        <w:t xml:space="preserve">User Variables </w:t>
+      </w:r>
+      <w:r>
+        <w:rPr>
+          <w:lang w:val="en-US"/>
+        </w:rPr>
+        <w:t>chỉ được dùng bởi 1 người dùng nào đó</w:t>
+      </w:r>
+    </w:p>
+    <w:p>
+      <w:pPr>
+        <w:pStyle w:val="ListParagraph"/>
+        <w:numPr>
+          <w:ilvl w:val="0"/>
+          <w:numId w:val="3"/>
+        </w:numPr>
+        <w:rPr>
+          <w:lang w:val="en-US"/>
+        </w:rPr>
+      </w:pPr>
+      <w:r>
+        <w:rPr>
+          <w:lang w:val="en-US"/>
+        </w:rPr>
+        <w:t>System Variables có thể được sử dụng bởi tất cả người dùng</w:t>
+      </w:r>
+    </w:p>
+    <w:p>
+      <w:pPr>
+        <w:rPr>
+          <w:lang w:val="en-US"/>
+        </w:rPr>
+      </w:pPr>
+    </w:p>
+    <w:p>
+      <w:pPr>
+        <w:rPr>
+          <w:lang w:val="en-US"/>
+        </w:rPr>
+      </w:pPr>
+      <w:r>
+        <w:rPr>
+          <w:lang w:val="en-US"/>
+        </w:rPr>
+        <w:t>File And Folder – Tệp Và Thư Mục:</w:t>
+      </w:r>
+    </w:p>
+    <w:p>
+      <w:pPr>
+        <w:pStyle w:val="ListParagraph"/>
+        <w:numPr>
+          <w:ilvl w:val="0"/>
+          <w:numId w:val="8"/>
+        </w:numPr>
+        <w:rPr>
+          <w:lang w:val="en-US"/>
+        </w:rPr>
+      </w:pPr>
+      <w:r>
+        <w:rPr>
+          <w:lang w:val="en-US"/>
+        </w:rPr>
+        <w:t>Tại Sao Có 1 Số Thư Mục Bị Ẩn?</w:t>
+      </w:r>
+    </w:p>
+    <w:p>
+      <w:pPr>
+        <w:pStyle w:val="ListParagraph"/>
+        <w:numPr>
+          <w:ilvl w:val="0"/>
+          <w:numId w:val="3"/>
+        </w:numPr>
+        <w:rPr>
+          <w:lang w:val="en-US"/>
+        </w:rPr>
+      </w:pPr>
+      <w:r>
+        <w:rPr>
+          <w:lang w:val="en-US"/>
+        </w:rPr>
+        <w:t>Những thư mục này quan trọng nên được ẩn khỏi người dùng để khỏi bị phá</w:t>
+      </w:r>
+    </w:p>
+    <w:p>
+      <w:pPr>
+        <w:pStyle w:val="ListParagraph"/>
+        <w:numPr>
+          <w:ilvl w:val="0"/>
+          <w:numId w:val="8"/>
+        </w:numPr>
+        <w:rPr>
+          <w:lang w:val="en-US"/>
+        </w:rPr>
+      </w:pPr>
+      <w:r>
+        <w:rPr>
+          <w:lang w:val="en-US"/>
+        </w:rPr>
+        <w:t>Phần Mở Rộng File Có Ích Gì?</w:t>
+      </w:r>
+    </w:p>
+    <w:p>
+      <w:pPr>
+        <w:pStyle w:val="ListParagraph"/>
+        <w:numPr>
+          <w:ilvl w:val="0"/>
+          <w:numId w:val="3"/>
+        </w:numPr>
+        <w:rPr>
+          <w:lang w:val="en-US"/>
+        </w:rPr>
+      </w:pPr>
+      <w:r>
+        <w:rPr>
+          <w:lang w:val="en-US"/>
+        </w:rPr>
+        <w:t>Xác định chương trình nào sẽ mở File và biểu tượng của nó</w:t>
+      </w:r>
+    </w:p>
+    <w:p>
+      <w:pPr>
+        <w:pStyle w:val="ListParagraph"/>
+        <w:numPr>
+          <w:ilvl w:val="0"/>
+          <w:numId w:val="3"/>
+        </w:numPr>
+        <w:rPr>
+          <w:lang w:val="en-US"/>
+        </w:rPr>
+      </w:pPr>
+      <w:r>
+        <w:rPr>
+          <w:lang w:val="en-US"/>
+        </w:rPr>
+        <w:t>Xóa đi cũng không sao</w:t>
+      </w:r>
+    </w:p>
+    <w:p>
+      <w:pPr>
+        <w:pStyle w:val="ListParagraph"/>
+        <w:numPr>
+          <w:ilvl w:val="0"/>
+          <w:numId w:val="8"/>
+        </w:numPr>
+        <w:rPr>
+          <w:lang w:val="en-US"/>
+        </w:rPr>
+      </w:pPr>
+      <w:r>
+        <w:rPr>
+          <w:lang w:val="en-US"/>
+        </w:rPr>
+        <w:t>Đường Dẫn Trong Batch Có Cần Dấu Nháy Kép Không?</w:t>
+      </w:r>
+    </w:p>
+    <w:p>
+      <w:pPr>
+        <w:pStyle w:val="ListParagraph"/>
+        <w:numPr>
+          <w:ilvl w:val="0"/>
+          <w:numId w:val="3"/>
+        </w:numPr>
+        <w:rPr>
+          <w:lang w:val="en-US"/>
+        </w:rPr>
+      </w:pPr>
+      <w:r>
+        <w:rPr>
+          <w:lang w:val="en-US"/>
+        </w:rPr>
+        <w:t>Nếu đường dẫn không có dấu cách thì không cần, còn nếu có thì cần</w:t>
+      </w:r>
+    </w:p>
+    <w:p>
+      <w:pPr>
+        <w:pStyle w:val="ListParagraph"/>
+        <w:numPr>
+          <w:ilvl w:val="0"/>
+          <w:numId w:val="8"/>
+        </w:numPr>
+        <w:rPr>
+          <w:lang w:val="en-US"/>
+        </w:rPr>
+      </w:pPr>
+      <w:r>
+        <w:rPr>
+          <w:lang w:val="en-US"/>
+        </w:rPr>
+        <w:t>File Có Nhất Thiết Phải Có Phần Mở Rộng?</w:t>
+      </w:r>
+    </w:p>
+    <w:p>
+      <w:pPr>
+        <w:pStyle w:val="ListParagraph"/>
+        <w:numPr>
+          <w:ilvl w:val="0"/>
+          <w:numId w:val="3"/>
+        </w:numPr>
+        <w:rPr>
+          <w:lang w:val="en-US"/>
+        </w:rPr>
+      </w:pPr>
+      <w:r>
+        <w:rPr>
+          <w:lang w:val="en-US"/>
+        </w:rPr>
+        <w:t>Không, phần mở rộng chỉ chứa siêu dữ liệu, nên nếu lưu File không có phần mở rộng thì dữ liệu vẫn ở đó</w:t>
+      </w:r>
+    </w:p>
+    <w:p>
+      <w:pPr>
+        <w:pStyle w:val="ListParagraph"/>
+        <w:numPr>
+          <w:ilvl w:val="0"/>
+          <w:numId w:val="3"/>
+        </w:numPr>
+        <w:rPr>
+          <w:lang w:val="en-US"/>
+        </w:rPr>
+      </w:pPr>
+      <w:r>
+        <w:rPr>
+          <w:lang w:val="en-US"/>
+        </w:rPr>
         <w:lastRenderedPageBreak/>
-        <w:t>Biến Path Thuộc Loại Biến Người Dùng Và PATH Thuộc Loại Biến Hệ Thống Có Tác Dụng Gì?</w:t>
-      </w:r>
-    </w:p>
-    <w:p>
-      <w:pPr>
-        <w:pStyle w:val="ListParagraph"/>
-        <w:numPr>
-          <w:ilvl w:val="0"/>
-          <w:numId w:val="3"/>
-        </w:numPr>
-        <w:rPr>
-          <w:lang w:val="en-US"/>
-        </w:rPr>
-      </w:pPr>
-      <w:r>
-        <w:rPr>
-          <w:lang w:val="en-US"/>
-        </w:rPr>
-        <w:t>Mỗi khi ta nhập 1 câu lệnh lên CMD, thì ta phải nhập đường dẫn đến File lệnh đó, nên rất phiền toái, thay vì làm như vậy ta sẽ lưu đường dẫn tới thư mục chứa File đó vào biến Path hoặc PATH, khi đó, mỗi lần ta muốn sử dụng lệnh đó ở bất kì đâu thì chỉ cần nhập tên File lệnh đó thay vì Full đường dẫn</w:t>
-      </w:r>
-    </w:p>
-    <w:p>
-      <w:pPr>
-        <w:pStyle w:val="ListParagraph"/>
-        <w:numPr>
-          <w:ilvl w:val="0"/>
-          <w:numId w:val="5"/>
-        </w:numPr>
-        <w:rPr>
-          <w:lang w:val="en-US"/>
-        </w:rPr>
-      </w:pPr>
-      <w:r>
-        <w:rPr>
-          <w:lang w:val="en-US"/>
-        </w:rPr>
-        <w:t>Thêm, Sửa, Xóa 1 Biến</w:t>
-      </w:r>
-      <w:r>
-        <w:rPr>
-          <w:lang w:val="en-US"/>
-        </w:rPr>
-        <w:t>?</w:t>
-      </w:r>
-    </w:p>
-    <w:p>
-      <w:pPr>
-        <w:pStyle w:val="ListParagraph"/>
-        <w:numPr>
-          <w:ilvl w:val="0"/>
-          <w:numId w:val="3"/>
-        </w:numPr>
-        <w:rPr>
-          <w:lang w:val="en-US"/>
-        </w:rPr>
-      </w:pPr>
-      <w:r>
-        <w:rPr>
-          <w:lang w:val="en-US"/>
-        </w:rPr>
-        <w:t>Chọn New, Edit, Delete</w:t>
-      </w:r>
-    </w:p>
-    <w:p>
-      <w:pPr>
-        <w:pStyle w:val="ListParagraph"/>
-        <w:numPr>
-          <w:ilvl w:val="0"/>
-          <w:numId w:val="5"/>
-        </w:numPr>
-        <w:rPr>
-          <w:lang w:val="en-US"/>
-        </w:rPr>
-      </w:pPr>
-      <w:r>
-        <w:rPr>
-          <w:lang w:val="en-US"/>
-        </w:rPr>
-        <w:t xml:space="preserve">Nếu </w:t>
-      </w:r>
-      <w:r>
-        <w:rPr>
-          <w:lang w:val="en-US"/>
-        </w:rPr>
-        <w:t>Biến Là Mảng?</w:t>
-      </w:r>
-    </w:p>
-    <w:p>
-      <w:pPr>
-        <w:pStyle w:val="ListParagraph"/>
-        <w:numPr>
-          <w:ilvl w:val="0"/>
-          <w:numId w:val="3"/>
-        </w:numPr>
-        <w:rPr>
-          <w:lang w:val="en-US"/>
-        </w:rPr>
-      </w:pPr>
-      <w:r>
-        <w:rPr>
-          <w:lang w:val="en-US"/>
-        </w:rPr>
-        <w:t>Liệt kê các phần tử trên 1 dòng, ngăn cách nhau bởi dấu “;”</w:t>
-      </w:r>
-    </w:p>
-    <w:p>
-      <w:pPr>
-        <w:pStyle w:val="ListParagraph"/>
-        <w:numPr>
-          <w:ilvl w:val="0"/>
-          <w:numId w:val="5"/>
-        </w:numPr>
-        <w:rPr>
-          <w:lang w:val="en-US"/>
-        </w:rPr>
-      </w:pPr>
-      <w:r>
-        <w:rPr>
-          <w:lang w:val="en-US"/>
-        </w:rPr>
-        <w:t xml:space="preserve">Các </w:t>
-      </w:r>
-      <w:r>
-        <w:rPr>
-          <w:lang w:val="en-US"/>
-        </w:rPr>
-        <w:t>Loại Biến?</w:t>
-      </w:r>
-    </w:p>
-    <w:p>
-      <w:pPr>
-        <w:pStyle w:val="ListParagraph"/>
-        <w:numPr>
-          <w:ilvl w:val="0"/>
-          <w:numId w:val="3"/>
-        </w:numPr>
-        <w:rPr>
-          <w:lang w:val="en-US"/>
-        </w:rPr>
-      </w:pPr>
-      <w:r>
-        <w:rPr>
-          <w:lang w:val="en-US"/>
-        </w:rPr>
-        <w:t xml:space="preserve">User Variables </w:t>
-      </w:r>
-      <w:r>
-        <w:rPr>
-          <w:lang w:val="en-US"/>
-        </w:rPr>
-        <w:t>chỉ được dùng bởi 1 người dùng nào đó</w:t>
-      </w:r>
-    </w:p>
-    <w:p>
-      <w:pPr>
-        <w:pStyle w:val="ListParagraph"/>
-        <w:numPr>
-          <w:ilvl w:val="0"/>
-          <w:numId w:val="3"/>
-        </w:numPr>
-        <w:rPr>
-          <w:lang w:val="en-US"/>
-        </w:rPr>
-      </w:pPr>
-      <w:r>
-        <w:rPr>
-          <w:lang w:val="en-US"/>
-        </w:rPr>
-        <w:t>System Variables có thể được sử dụng bởi tất cả người dùng</w:t>
-      </w:r>
-    </w:p>
-    <w:p>
-      <w:pPr>
-        <w:rPr>
-          <w:lang w:val="en-US"/>
-        </w:rPr>
-      </w:pPr>
-    </w:p>
-    <w:p>
-      <w:pPr>
-        <w:rPr>
-          <w:lang w:val="en-US"/>
-        </w:rPr>
-      </w:pPr>
-      <w:r>
-        <w:rPr>
-          <w:lang w:val="en-US"/>
-        </w:rPr>
-        <w:t>File And Folder – Tệp Và Thư Mục:</w:t>
-      </w:r>
-    </w:p>
-    <w:p>
-      <w:pPr>
-        <w:pStyle w:val="ListParagraph"/>
-        <w:numPr>
-          <w:ilvl w:val="0"/>
-          <w:numId w:val="8"/>
-        </w:numPr>
-        <w:rPr>
-          <w:lang w:val="en-US"/>
-        </w:rPr>
-      </w:pPr>
-      <w:r>
-        <w:rPr>
-          <w:lang w:val="en-US"/>
-        </w:rPr>
-        <w:t>Tại Sao Có 1 Số Thư Mục Bị Ẩn?</w:t>
-      </w:r>
-    </w:p>
-    <w:p>
-      <w:pPr>
-        <w:pStyle w:val="ListParagraph"/>
-        <w:numPr>
-          <w:ilvl w:val="0"/>
-          <w:numId w:val="3"/>
-        </w:numPr>
-        <w:rPr>
-          <w:lang w:val="en-US"/>
-        </w:rPr>
-      </w:pPr>
-      <w:r>
-        <w:rPr>
-          <w:lang w:val="en-US"/>
-        </w:rPr>
-        <w:t>Những thư mục này quan trọng nên được ẩn khỏi người dùng để khỏi bị phá</w:t>
-      </w:r>
-    </w:p>
-    <w:p>
-      <w:pPr>
-        <w:pStyle w:val="ListParagraph"/>
-        <w:numPr>
-          <w:ilvl w:val="0"/>
-          <w:numId w:val="8"/>
-        </w:numPr>
-        <w:rPr>
-          <w:lang w:val="en-US"/>
-        </w:rPr>
-      </w:pPr>
-      <w:r>
-        <w:rPr>
-          <w:lang w:val="en-US"/>
-        </w:rPr>
-        <w:t>Phần Mở Rộng File Có Ích Gì?</w:t>
-      </w:r>
-    </w:p>
-    <w:p>
-      <w:pPr>
-        <w:pStyle w:val="ListParagraph"/>
-        <w:numPr>
-          <w:ilvl w:val="0"/>
-          <w:numId w:val="3"/>
-        </w:numPr>
-        <w:rPr>
-          <w:lang w:val="en-US"/>
-        </w:rPr>
-      </w:pPr>
-      <w:r>
-        <w:rPr>
-          <w:lang w:val="en-US"/>
-        </w:rPr>
-        <w:t>Xác định chương trình nào sẽ mở File và biểu tượng của nó</w:t>
-      </w:r>
-    </w:p>
-    <w:p>
-      <w:pPr>
-        <w:pStyle w:val="ListParagraph"/>
-        <w:numPr>
-          <w:ilvl w:val="0"/>
-          <w:numId w:val="3"/>
-        </w:numPr>
-        <w:rPr>
-          <w:lang w:val="en-US"/>
-        </w:rPr>
-      </w:pPr>
-      <w:r>
-        <w:rPr>
-          <w:lang w:val="en-US"/>
-        </w:rPr>
-        <w:t>Xóa đi cũng không sao</w:t>
-      </w:r>
-    </w:p>
-    <w:p>
-      <w:pPr>
-        <w:pStyle w:val="ListParagraph"/>
-        <w:numPr>
-          <w:ilvl w:val="0"/>
-          <w:numId w:val="8"/>
-        </w:numPr>
-        <w:rPr>
-          <w:lang w:val="en-US"/>
-        </w:rPr>
-      </w:pPr>
-      <w:r>
-        <w:rPr>
-          <w:lang w:val="en-US"/>
-        </w:rPr>
-        <w:t>Đường Dẫn Trong Batch Có Cần Dấu Nháy Kép Không?</w:t>
-      </w:r>
-    </w:p>
-    <w:p>
-      <w:pPr>
-        <w:pStyle w:val="ListParagraph"/>
-        <w:numPr>
-          <w:ilvl w:val="0"/>
-          <w:numId w:val="3"/>
-        </w:numPr>
-        <w:rPr>
-          <w:lang w:val="en-US"/>
-        </w:rPr>
-      </w:pPr>
-      <w:r>
-        <w:rPr>
-          <w:lang w:val="en-US"/>
-        </w:rPr>
-        <w:t>Nếu đường dẫn không có dấu cách thì không cần, còn nếu có thì cần</w:t>
-      </w:r>
-    </w:p>
-    <w:p>
-      <w:pPr>
-        <w:pStyle w:val="ListParagraph"/>
-        <w:numPr>
-          <w:ilvl w:val="0"/>
-          <w:numId w:val="8"/>
-        </w:numPr>
-        <w:rPr>
-          <w:lang w:val="en-US"/>
-        </w:rPr>
-      </w:pPr>
-      <w:r>
-        <w:rPr>
-          <w:lang w:val="en-US"/>
-        </w:rPr>
-        <w:t>File Có Nhất Thiết Phải Có Phần Mở Rộng?</w:t>
-      </w:r>
-    </w:p>
-    <w:p>
-      <w:pPr>
-        <w:pStyle w:val="ListParagraph"/>
-        <w:numPr>
-          <w:ilvl w:val="0"/>
-          <w:numId w:val="3"/>
-        </w:numPr>
-        <w:rPr>
-          <w:lang w:val="en-US"/>
-        </w:rPr>
-      </w:pPr>
-      <w:r>
-        <w:rPr>
-          <w:lang w:val="en-US"/>
-        </w:rPr>
-        <w:t>Không, phần mở rộng chỉ chứa siêu dữ liệu, nên nếu lưu File không có phần mở rộng thì dữ liệu vẫn ở đó</w:t>
-      </w:r>
-    </w:p>
-    <w:p>
-      <w:pPr>
-        <w:pStyle w:val="ListParagraph"/>
-        <w:numPr>
-          <w:ilvl w:val="0"/>
-          <w:numId w:val="3"/>
-        </w:numPr>
-        <w:rPr>
-          <w:lang w:val="en-US"/>
-        </w:rPr>
-      </w:pPr>
-      <w:r>
-        <w:rPr>
-          <w:lang w:val="en-US"/>
-        </w:rPr>
         <w:t>Mở File không có phần mở rộng bằng cách chọn 1 chương trình để mở như Word chẳng hạn</w:t>
       </w:r>
     </w:p>
@@ -2816,7 +3447,6 @@
         <w:rPr>
           <w:lang w:val="en-US"/>
         </w:rPr>
-        <w:lastRenderedPageBreak/>
         <w:t>Để ghi vào File các kí tự đặc biệt như “&lt;” hay “&gt;”, thêm dấu “^” đằng trước kí tự đó</w:t>
       </w:r>
     </w:p>
@@ -3355,6 +3985,7 @@
               <w:rPr>
                 <w:lang w:val="en-US"/>
               </w:rPr>
+              <w:lastRenderedPageBreak/>
               <w:t xml:space="preserve">Tất cả </w:t>
             </w:r>
             <w:r>
@@ -4361,6 +4992,7 @@
         <w:rPr>
           <w:lang w:val="en-US"/>
         </w:rPr>
+        <w:lastRenderedPageBreak/>
         <w:t xml:space="preserve">    echo foo</w:t>
       </w:r>
     </w:p>
@@ -4600,7 +5232,6 @@
         <w:rPr>
           <w:lang w:val="en-US"/>
         </w:rPr>
-        <w:lastRenderedPageBreak/>
         <w:t>Cách Xem Các Thông Tin Xác Thực Lưu Trên Máy Tính?</w:t>
       </w:r>
     </w:p>
@@ -5015,6 +5646,7 @@
         <w:rPr>
           <w:lang w:val="en-US"/>
         </w:rPr>
+        <w:lastRenderedPageBreak/>
         <w:t xml:space="preserve">Làm như này là để </w:t>
       </w:r>
       <w:r>
@@ -5359,7 +5991,6 @@
         <w:rPr>
           <w:lang w:val="en-US"/>
         </w:rPr>
-        <w:lastRenderedPageBreak/>
         <w:t>Ví dụ</w:t>
       </w:r>
     </w:p>
@@ -5894,6 +6525,7 @@
         <w:rPr>
           <w:lang w:val="en-US"/>
         </w:rPr>
+        <w:lastRenderedPageBreak/>
         <w:t>Không Muốn In Gì Hết Chỉ Muốn Xuống Dòng?</w:t>
       </w:r>
     </w:p>
@@ -6296,7 +6928,6 @@
         <w:rPr>
           <w:lang w:val="en-US"/>
         </w:rPr>
-        <w:lastRenderedPageBreak/>
         <w:t>echo hi</w:t>
       </w:r>
     </w:p>
@@ -6849,6 +7480,7 @@
         <w:rPr>
           <w:lang w:val="en-US"/>
         </w:rPr>
+        <w:lastRenderedPageBreak/>
         <w:t>Trên màn hình CMD sẽ xuất hiện &lt;Câu Hỏi&gt; nhưng không xuống dòng, những gì bạn nhập tiếp theo trước khi nhấn Enter sẽ được lưu vào &lt;Biến&gt;</w:t>
       </w:r>
     </w:p>
@@ -7343,14 +7975,7 @@
         <w:rPr>
           <w:lang w:val="en-US"/>
         </w:rPr>
-        <w:t xml:space="preserve">, sau đó sẽ loại bỏ toàn bộ dấu cách trong phần &lt;Biểu Thức&gt; và toàn bộ dấu cách giữa &lt;Biến&gt; với </w:t>
-      </w:r>
-      <w:r>
-        <w:rPr>
-          <w:lang w:val="en-US"/>
-        </w:rPr>
-        <w:lastRenderedPageBreak/>
-        <w:t>dấu “=”, &lt;Biểu Thức&gt; sau đó từ chuỗi sẽ chuyển thành số học, tính toán rồi trả về giá trị cho &lt;Biến&gt;, nếu &lt;Biến&gt; còn chứa dấu cách, kí tự đặc biệt, chứa số ở đầu hoặc biểu thức số học không thể tính được thì sẽ báo lỗi</w:t>
+        <w:t>, sau đó sẽ loại bỏ toàn bộ dấu cách trong phần &lt;Biểu Thức&gt; và toàn bộ dấu cách giữa &lt;Biến&gt; với dấu “=”, &lt;Biểu Thức&gt; sau đó từ chuỗi sẽ chuyển thành số học, tính toán rồi trả về giá trị cho &lt;Biến&gt;, nếu &lt;Biến&gt; còn chứa dấu cách, kí tự đặc biệt, chứa số ở đầu hoặc biểu thức số học không thể tính được thì sẽ báo lỗi</w:t>
       </w:r>
     </w:p>
     <w:p>
@@ -7835,6 +8460,7 @@
         <w:rPr>
           <w:lang w:val="en-US"/>
         </w:rPr>
+        <w:lastRenderedPageBreak/>
         <w:t>Thư mục “Bar” và những gì trong nó bị xóa</w:t>
       </w:r>
     </w:p>
@@ -8064,6 +8690,158 @@
           <w:lang w:val="en-US"/>
         </w:rPr>
         <w:t>Câu lệnh này sẽ chuyển &lt;Tên Miền&gt; thành địa chỉ IP tương ứng thông qua DNS, sau đó gửi 1 gói tin 32 Bytes đến Host có địa chỉ IP này, Host sau khi nhận được sẽ trả về 1 gói tin y chang, gửi tin và phản hồi tin 4 lần, trên CMD sẽ có thông tin về khoảng thời gian giữa lúc gửi đi và nhận lại mỗi lần, đồng thời Show cả địa chỉ IP của trang Web</w:t>
+      </w:r>
+    </w:p>
+    <w:p>
+      <w:pPr>
+        <w:rPr>
+          <w:lang w:val="en-US"/>
+        </w:rPr>
+      </w:pPr>
+    </w:p>
+    <w:p>
+      <w:pPr>
+        <w:rPr>
+          <w:lang w:val="en-US"/>
+        </w:rPr>
+      </w:pPr>
+      <w:r>
+        <w:rPr>
+          <w:lang w:val="en-US"/>
+        </w:rPr>
+        <w:t>Kali Linux:</w:t>
+      </w:r>
+    </w:p>
+    <w:p>
+      <w:pPr>
+        <w:pStyle w:val="ListParagraph"/>
+        <w:numPr>
+          <w:ilvl w:val="0"/>
+          <w:numId w:val="18"/>
+        </w:numPr>
+        <w:rPr>
+          <w:lang w:val="en-US"/>
+        </w:rPr>
+      </w:pPr>
+      <w:r>
+        <w:rPr>
+          <w:lang w:val="en-US"/>
+        </w:rPr>
+        <w:t>Cách cài đặt?</w:t>
+      </w:r>
+    </w:p>
+    <w:p>
+      <w:pPr>
+        <w:pStyle w:val="ListParagraph"/>
+        <w:numPr>
+          <w:ilvl w:val="0"/>
+          <w:numId w:val="3"/>
+        </w:numPr>
+        <w:rPr>
+          <w:lang w:val="en-US"/>
+        </w:rPr>
+      </w:pPr>
+      <w:r>
+        <w:rPr>
+          <w:lang w:val="en-US"/>
+        </w:rPr>
+        <w:t>Vào Link</w:t>
+      </w:r>
+    </w:p>
+    <w:p>
+      <w:pPr>
+        <w:pStyle w:val="ListParagraph"/>
+        <w:numPr>
+          <w:ilvl w:val="0"/>
+          <w:numId w:val="3"/>
+        </w:numPr>
+        <w:rPr>
+          <w:lang w:val="en-US"/>
+        </w:rPr>
+      </w:pPr>
+      <w:hyperlink r:id="rId6" w:anchor="kali-platforms" w:history="1">
+        <w:r>
+          <w:rPr>
+            <w:rStyle w:val="Hyperlink"/>
+            <w:lang w:val="en-US"/>
+          </w:rPr>
+          <w:t>https://www.kali.org/get-kali/#kali-platforms</w:t>
+        </w:r>
+      </w:hyperlink>
+    </w:p>
+    <w:p>
+      <w:pPr>
+        <w:pStyle w:val="ListParagraph"/>
+        <w:numPr>
+          <w:ilvl w:val="0"/>
+          <w:numId w:val="3"/>
+        </w:numPr>
+        <w:rPr>
+          <w:lang w:val="en-US"/>
+        </w:rPr>
+      </w:pPr>
+      <w:r>
+        <w:rPr>
+          <w:lang w:val="en-US"/>
+        </w:rPr>
+        <w:t>Click “Installer Images” + cuộn xuống Click “Installer” + chờ nó tải 4 GB</w:t>
+      </w:r>
+    </w:p>
+    <w:p>
+      <w:pPr>
+        <w:pStyle w:val="ListParagraph"/>
+        <w:numPr>
+          <w:ilvl w:val="0"/>
+          <w:numId w:val="3"/>
+        </w:numPr>
+        <w:rPr>
+          <w:lang w:val="en-US"/>
+        </w:rPr>
+      </w:pPr>
+      <w:r>
+        <w:rPr>
+          <w:lang w:val="en-US"/>
+        </w:rPr>
+        <w:t>Vào Link</w:t>
+      </w:r>
+    </w:p>
+    <w:p>
+      <w:pPr>
+        <w:pStyle w:val="ListParagraph"/>
+        <w:numPr>
+          <w:ilvl w:val="0"/>
+          <w:numId w:val="3"/>
+        </w:numPr>
+        <w:rPr>
+          <w:lang w:val="en-US"/>
+        </w:rPr>
+      </w:pPr>
+      <w:hyperlink r:id="rId7" w:history="1">
+        <w:r>
+          <w:rPr>
+            <w:rStyle w:val="Hyperlink"/>
+            <w:lang w:val="en-US"/>
+          </w:rPr>
+          <w:t>https://rufus.ie/en/#google_vignette</w:t>
+        </w:r>
+      </w:hyperlink>
+    </w:p>
+    <w:p>
+      <w:pPr>
+        <w:pStyle w:val="ListParagraph"/>
+        <w:numPr>
+          <w:ilvl w:val="0"/>
+          <w:numId w:val="3"/>
+        </w:numPr>
+        <w:rPr>
+          <w:lang w:val="en-US"/>
+        </w:rPr>
+      </w:pPr>
+      <w:r>
+        <w:rPr>
+          <w:lang w:val="en-US"/>
+        </w:rPr>
+        <w:t xml:space="preserve">Cuộn xuống Click Link bên dưới “Latest releases” + chờ nó tải + chạy chương trình vừa tải + </w:t>
       </w:r>
     </w:p>
     <w:p>
@@ -8288,6 +9066,95 @@
     </w:lvl>
   </w:abstractNum>
   <w:abstractNum w:abstractNumId="2" w15:restartNumberingAfterBreak="0">
+    <w:nsid w:val="0D565CA6"/>
+    <w:multiLevelType w:val="hybridMultilevel"/>
+    <w:tmpl w:val="05282556"/>
+    <w:lvl w:ilvl="0" w:tplc="612C4EF8">
+      <w:start w:val="1"/>
+      <w:numFmt w:val="decimal"/>
+      <w:lvlText w:val="%1."/>
+      <w:lvlJc w:val="left"/>
+      <w:pPr>
+        <w:ind w:left="1080" w:hanging="360"/>
+      </w:pPr>
+      <w:rPr>
+        <w:rFonts w:hint="default"/>
+      </w:rPr>
+    </w:lvl>
+    <w:lvl w:ilvl="1" w:tplc="04090019" w:tentative="1">
+      <w:start w:val="1"/>
+      <w:numFmt w:val="lowerLetter"/>
+      <w:lvlText w:val="%2."/>
+      <w:lvlJc w:val="left"/>
+      <w:pPr>
+        <w:ind w:left="1800" w:hanging="360"/>
+      </w:pPr>
+    </w:lvl>
+    <w:lvl w:ilvl="2" w:tplc="0409001B" w:tentative="1">
+      <w:start w:val="1"/>
+      <w:numFmt w:val="lowerRoman"/>
+      <w:lvlText w:val="%3."/>
+      <w:lvlJc w:val="right"/>
+      <w:pPr>
+        <w:ind w:left="2520" w:hanging="180"/>
+      </w:pPr>
+    </w:lvl>
+    <w:lvl w:ilvl="3" w:tplc="0409000F" w:tentative="1">
+      <w:start w:val="1"/>
+      <w:numFmt w:val="decimal"/>
+      <w:lvlText w:val="%4."/>
+      <w:lvlJc w:val="left"/>
+      <w:pPr>
+        <w:ind w:left="3240" w:hanging="360"/>
+      </w:pPr>
+    </w:lvl>
+    <w:lvl w:ilvl="4" w:tplc="04090019" w:tentative="1">
+      <w:start w:val="1"/>
+      <w:numFmt w:val="lowerLetter"/>
+      <w:lvlText w:val="%5."/>
+      <w:lvlJc w:val="left"/>
+      <w:pPr>
+        <w:ind w:left="3960" w:hanging="360"/>
+      </w:pPr>
+    </w:lvl>
+    <w:lvl w:ilvl="5" w:tplc="0409001B" w:tentative="1">
+      <w:start w:val="1"/>
+      <w:numFmt w:val="lowerRoman"/>
+      <w:lvlText w:val="%6."/>
+      <w:lvlJc w:val="right"/>
+      <w:pPr>
+        <w:ind w:left="4680" w:hanging="180"/>
+      </w:pPr>
+    </w:lvl>
+    <w:lvl w:ilvl="6" w:tplc="0409000F" w:tentative="1">
+      <w:start w:val="1"/>
+      <w:numFmt w:val="decimal"/>
+      <w:lvlText w:val="%7."/>
+      <w:lvlJc w:val="left"/>
+      <w:pPr>
+        <w:ind w:left="5400" w:hanging="360"/>
+      </w:pPr>
+    </w:lvl>
+    <w:lvl w:ilvl="7" w:tplc="04090019" w:tentative="1">
+      <w:start w:val="1"/>
+      <w:numFmt w:val="lowerLetter"/>
+      <w:lvlText w:val="%8."/>
+      <w:lvlJc w:val="left"/>
+      <w:pPr>
+        <w:ind w:left="6120" w:hanging="360"/>
+      </w:pPr>
+    </w:lvl>
+    <w:lvl w:ilvl="8" w:tplc="0409001B" w:tentative="1">
+      <w:start w:val="1"/>
+      <w:numFmt w:val="lowerRoman"/>
+      <w:lvlText w:val="%9."/>
+      <w:lvlJc w:val="right"/>
+      <w:pPr>
+        <w:ind w:left="6840" w:hanging="180"/>
+      </w:pPr>
+    </w:lvl>
+  </w:abstractNum>
+  <w:abstractNum w:abstractNumId="3" w15:restartNumberingAfterBreak="0">
     <w:nsid w:val="10DA228A"/>
     <w:multiLevelType w:val="hybridMultilevel"/>
     <w:tmpl w:val="298AFC7A"/>
@@ -8376,7 +9243,7 @@
       </w:pPr>
     </w:lvl>
   </w:abstractNum>
-  <w:abstractNum w:abstractNumId="3" w15:restartNumberingAfterBreak="0">
+  <w:abstractNum w:abstractNumId="4" w15:restartNumberingAfterBreak="0">
     <w:nsid w:val="29090A08"/>
     <w:multiLevelType w:val="hybridMultilevel"/>
     <w:tmpl w:val="D55012E2"/>
@@ -8465,7 +9332,7 @@
       </w:pPr>
     </w:lvl>
   </w:abstractNum>
-  <w:abstractNum w:abstractNumId="4" w15:restartNumberingAfterBreak="0">
+  <w:abstractNum w:abstractNumId="5" w15:restartNumberingAfterBreak="0">
     <w:nsid w:val="29722A49"/>
     <w:multiLevelType w:val="hybridMultilevel"/>
     <w:tmpl w:val="F5D808B4"/>
@@ -8554,7 +9421,7 @@
       </w:pPr>
     </w:lvl>
   </w:abstractNum>
-  <w:abstractNum w:abstractNumId="5" w15:restartNumberingAfterBreak="0">
+  <w:abstractNum w:abstractNumId="6" w15:restartNumberingAfterBreak="0">
     <w:nsid w:val="2EA1114D"/>
     <w:multiLevelType w:val="hybridMultilevel"/>
     <w:tmpl w:val="550E929E"/>
@@ -8643,7 +9510,7 @@
       </w:pPr>
     </w:lvl>
   </w:abstractNum>
-  <w:abstractNum w:abstractNumId="6" w15:restartNumberingAfterBreak="0">
+  <w:abstractNum w:abstractNumId="7" w15:restartNumberingAfterBreak="0">
     <w:nsid w:val="31D876B6"/>
     <w:multiLevelType w:val="hybridMultilevel"/>
     <w:tmpl w:val="E29E4E74"/>
@@ -8755,7 +9622,7 @@
       </w:rPr>
     </w:lvl>
   </w:abstractNum>
-  <w:abstractNum w:abstractNumId="7" w15:restartNumberingAfterBreak="0">
+  <w:abstractNum w:abstractNumId="8" w15:restartNumberingAfterBreak="0">
     <w:nsid w:val="46D93671"/>
     <w:multiLevelType w:val="hybridMultilevel"/>
     <w:tmpl w:val="993860CA"/>
@@ -8844,7 +9711,7 @@
       </w:pPr>
     </w:lvl>
   </w:abstractNum>
-  <w:abstractNum w:abstractNumId="8" w15:restartNumberingAfterBreak="0">
+  <w:abstractNum w:abstractNumId="9" w15:restartNumberingAfterBreak="0">
     <w:nsid w:val="4B780B78"/>
     <w:multiLevelType w:val="hybridMultilevel"/>
     <w:tmpl w:val="193C6386"/>
@@ -8957,7 +9824,96 @@
       </w:rPr>
     </w:lvl>
   </w:abstractNum>
-  <w:abstractNum w:abstractNumId="9" w15:restartNumberingAfterBreak="0">
+  <w:abstractNum w:abstractNumId="10" w15:restartNumberingAfterBreak="0">
+    <w:nsid w:val="4CEF4031"/>
+    <w:multiLevelType w:val="hybridMultilevel"/>
+    <w:tmpl w:val="323C9AC2"/>
+    <w:lvl w:ilvl="0" w:tplc="D8A244F8">
+      <w:start w:val="1"/>
+      <w:numFmt w:val="decimal"/>
+      <w:lvlText w:val="%1."/>
+      <w:lvlJc w:val="left"/>
+      <w:pPr>
+        <w:ind w:left="1080" w:hanging="360"/>
+      </w:pPr>
+      <w:rPr>
+        <w:rFonts w:hint="default"/>
+      </w:rPr>
+    </w:lvl>
+    <w:lvl w:ilvl="1" w:tplc="04090019" w:tentative="1">
+      <w:start w:val="1"/>
+      <w:numFmt w:val="lowerLetter"/>
+      <w:lvlText w:val="%2."/>
+      <w:lvlJc w:val="left"/>
+      <w:pPr>
+        <w:ind w:left="1800" w:hanging="360"/>
+      </w:pPr>
+    </w:lvl>
+    <w:lvl w:ilvl="2" w:tplc="0409001B" w:tentative="1">
+      <w:start w:val="1"/>
+      <w:numFmt w:val="lowerRoman"/>
+      <w:lvlText w:val="%3."/>
+      <w:lvlJc w:val="right"/>
+      <w:pPr>
+        <w:ind w:left="2520" w:hanging="180"/>
+      </w:pPr>
+    </w:lvl>
+    <w:lvl w:ilvl="3" w:tplc="0409000F" w:tentative="1">
+      <w:start w:val="1"/>
+      <w:numFmt w:val="decimal"/>
+      <w:lvlText w:val="%4."/>
+      <w:lvlJc w:val="left"/>
+      <w:pPr>
+        <w:ind w:left="3240" w:hanging="360"/>
+      </w:pPr>
+    </w:lvl>
+    <w:lvl w:ilvl="4" w:tplc="04090019" w:tentative="1">
+      <w:start w:val="1"/>
+      <w:numFmt w:val="lowerLetter"/>
+      <w:lvlText w:val="%5."/>
+      <w:lvlJc w:val="left"/>
+      <w:pPr>
+        <w:ind w:left="3960" w:hanging="360"/>
+      </w:pPr>
+    </w:lvl>
+    <w:lvl w:ilvl="5" w:tplc="0409001B" w:tentative="1">
+      <w:start w:val="1"/>
+      <w:numFmt w:val="lowerRoman"/>
+      <w:lvlText w:val="%6."/>
+      <w:lvlJc w:val="right"/>
+      <w:pPr>
+        <w:ind w:left="4680" w:hanging="180"/>
+      </w:pPr>
+    </w:lvl>
+    <w:lvl w:ilvl="6" w:tplc="0409000F" w:tentative="1">
+      <w:start w:val="1"/>
+      <w:numFmt w:val="decimal"/>
+      <w:lvlText w:val="%7."/>
+      <w:lvlJc w:val="left"/>
+      <w:pPr>
+        <w:ind w:left="5400" w:hanging="360"/>
+      </w:pPr>
+    </w:lvl>
+    <w:lvl w:ilvl="7" w:tplc="04090019" w:tentative="1">
+      <w:start w:val="1"/>
+      <w:numFmt w:val="lowerLetter"/>
+      <w:lvlText w:val="%8."/>
+      <w:lvlJc w:val="left"/>
+      <w:pPr>
+        <w:ind w:left="6120" w:hanging="360"/>
+      </w:pPr>
+    </w:lvl>
+    <w:lvl w:ilvl="8" w:tplc="0409001B" w:tentative="1">
+      <w:start w:val="1"/>
+      <w:numFmt w:val="lowerRoman"/>
+      <w:lvlText w:val="%9."/>
+      <w:lvlJc w:val="right"/>
+      <w:pPr>
+        <w:ind w:left="6840" w:hanging="180"/>
+      </w:pPr>
+    </w:lvl>
+  </w:abstractNum>
+  <w:abstractNum w:abstractNumId="11" w15:restartNumberingAfterBreak="0">
     <w:nsid w:val="53227FDF"/>
     <w:multiLevelType w:val="hybridMultilevel"/>
     <w:tmpl w:val="EF7E53B0"/>
@@ -9046,7 +10002,7 @@
       </w:pPr>
     </w:lvl>
   </w:abstractNum>
-  <w:abstractNum w:abstractNumId="10" w15:restartNumberingAfterBreak="0">
+  <w:abstractNum w:abstractNumId="12" w15:restartNumberingAfterBreak="0">
     <w:nsid w:val="532876DA"/>
     <w:multiLevelType w:val="hybridMultilevel"/>
     <w:tmpl w:val="8292B0D0"/>
@@ -9135,7 +10091,7 @@
       </w:pPr>
     </w:lvl>
   </w:abstractNum>
-  <w:abstractNum w:abstractNumId="11" w15:restartNumberingAfterBreak="0">
+  <w:abstractNum w:abstractNumId="13" w15:restartNumberingAfterBreak="0">
     <w:nsid w:val="56AF3D4C"/>
     <w:multiLevelType w:val="hybridMultilevel"/>
     <w:tmpl w:val="F5D0CD08"/>
@@ -9224,7 +10180,7 @@
       </w:pPr>
     </w:lvl>
   </w:abstractNum>
-  <w:abstractNum w:abstractNumId="12" w15:restartNumberingAfterBreak="0">
+  <w:abstractNum w:abstractNumId="14" w15:restartNumberingAfterBreak="0">
     <w:nsid w:val="57D26799"/>
     <w:multiLevelType w:val="hybridMultilevel"/>
     <w:tmpl w:val="71822CD0"/>
@@ -9313,7 +10269,7 @@
       </w:pPr>
     </w:lvl>
   </w:abstractNum>
-  <w:abstractNum w:abstractNumId="13" w15:restartNumberingAfterBreak="0">
+  <w:abstractNum w:abstractNumId="15" w15:restartNumberingAfterBreak="0">
     <w:nsid w:val="667A2838"/>
     <w:multiLevelType w:val="hybridMultilevel"/>
     <w:tmpl w:val="DB9A544C"/>
@@ -9402,7 +10358,7 @@
       </w:pPr>
     </w:lvl>
   </w:abstractNum>
-  <w:abstractNum w:abstractNumId="14" w15:restartNumberingAfterBreak="0">
+  <w:abstractNum w:abstractNumId="16" w15:restartNumberingAfterBreak="0">
     <w:nsid w:val="68FC54A9"/>
     <w:multiLevelType w:val="hybridMultilevel"/>
     <w:tmpl w:val="67F6D638"/>
@@ -9491,7 +10447,7 @@
       </w:pPr>
     </w:lvl>
   </w:abstractNum>
-  <w:abstractNum w:abstractNumId="15" w15:restartNumberingAfterBreak="0">
+  <w:abstractNum w:abstractNumId="17" w15:restartNumberingAfterBreak="0">
     <w:nsid w:val="75406E93"/>
     <w:multiLevelType w:val="hybridMultilevel"/>
     <w:tmpl w:val="69E4C6BA"/>
@@ -9581,52 +10537,58 @@
     </w:lvl>
   </w:abstractNum>
   <w:num w:numId="1" w16cid:durableId="1124153260">
-    <w:abstractNumId w:val="6"/>
+    <w:abstractNumId w:val="7"/>
   </w:num>
   <w:num w:numId="2" w16cid:durableId="668098899">
-    <w:abstractNumId w:val="14"/>
+    <w:abstractNumId w:val="16"/>
   </w:num>
   <w:num w:numId="3" w16cid:durableId="1847283368">
+    <w:abstractNumId w:val="9"/>
+  </w:num>
+  <w:num w:numId="4" w16cid:durableId="1423648185">
+    <w:abstractNumId w:val="15"/>
+  </w:num>
+  <w:num w:numId="5" w16cid:durableId="922420524">
+    <w:abstractNumId w:val="3"/>
+  </w:num>
+  <w:num w:numId="6" w16cid:durableId="1220166962">
     <w:abstractNumId w:val="8"/>
   </w:num>
-  <w:num w:numId="4" w16cid:durableId="1423648185">
-    <w:abstractNumId w:val="13"/>
-  </w:num>
-  <w:num w:numId="5" w16cid:durableId="922420524">
-    <w:abstractNumId w:val="2"/>
-  </w:num>
-  <w:num w:numId="6" w16cid:durableId="1220166962">
-    <w:abstractNumId w:val="7"/>
-  </w:num>
   <w:num w:numId="7" w16cid:durableId="11346676">
-    <w:abstractNumId w:val="15"/>
+    <w:abstractNumId w:val="17"/>
   </w:num>
   <w:num w:numId="8" w16cid:durableId="1692297468">
-    <w:abstractNumId w:val="4"/>
+    <w:abstractNumId w:val="5"/>
   </w:num>
   <w:num w:numId="9" w16cid:durableId="1245796301">
-    <w:abstractNumId w:val="3"/>
+    <w:abstractNumId w:val="4"/>
   </w:num>
   <w:num w:numId="10" w16cid:durableId="1691759267">
     <w:abstractNumId w:val="0"/>
   </w:num>
   <w:num w:numId="11" w16cid:durableId="824587134">
-    <w:abstractNumId w:val="12"/>
+    <w:abstractNumId w:val="14"/>
   </w:num>
   <w:num w:numId="12" w16cid:durableId="1314409877">
-    <w:abstractNumId w:val="10"/>
+    <w:abstractNumId w:val="12"/>
   </w:num>
   <w:num w:numId="13" w16cid:durableId="902569184">
     <w:abstractNumId w:val="1"/>
   </w:num>
   <w:num w:numId="14" w16cid:durableId="1926693340">
+    <w:abstractNumId w:val="13"/>
+  </w:num>
+  <w:num w:numId="15" w16cid:durableId="769859621">
+    <w:abstractNumId w:val="6"/>
+  </w:num>
+  <w:num w:numId="16" w16cid:durableId="1028677922">
     <w:abstractNumId w:val="11"/>
   </w:num>
-  <w:num w:numId="15" w16cid:durableId="769859621">
-    <w:abstractNumId w:val="5"/>
+  <w:num w:numId="17" w16cid:durableId="947859960">
+    <w:abstractNumId w:val="2"/>
   </w:num>
-  <w:num w:numId="16" w16cid:durableId="1028677922">
-    <w:abstractNumId w:val="9"/>
+  <w:num w:numId="18" w16cid:durableId="1463646795">
+    <w:abstractNumId w:val="10"/>
   </w:num>
 </w:numbering>
 </file>
@@ -10117,6 +11079,29 @@
       </w:tblBorders>
     </w:tblPr>
   </w:style>
+  <w:style w:type="character" w:styleId="Hyperlink">
+    <w:name w:val="Hyperlink"/>
+    <w:basedOn w:val="DefaultParagraphFont"/>
+    <w:uiPriority w:val="99"/>
+    <w:unhideWhenUsed/>
+    <w:rsid w:val="009F4B54"/>
+    <w:rPr>
+      <w:color w:val="0000FF" w:themeColor="hyperlink"/>
+      <w:u w:val="single"/>
+    </w:rPr>
+  </w:style>
+  <w:style w:type="character" w:styleId="UnresolvedMention">
+    <w:name w:val="Unresolved Mention"/>
+    <w:basedOn w:val="DefaultParagraphFont"/>
+    <w:uiPriority w:val="99"/>
+    <w:semiHidden/>
+    <w:unhideWhenUsed/>
+    <w:rsid w:val="009F4B54"/>
+    <w:rPr>
+      <w:color w:val="605E5C"/>
+      <w:shd w:val="clear" w:color="auto" w:fill="E1DFDD"/>
+    </w:rPr>
+  </w:style>
 </w:styles>
 </file>
 

--- a/batch.docx
+++ b/batch.docx
@@ -3220,6 +3220,42 @@
           <w:lang w:val="en-US"/>
         </w:rPr>
         <w:t>”</w:t>
+      </w:r>
+    </w:p>
+    <w:p>
+      <w:pPr>
+        <w:pStyle w:val="ListParagraph"/>
+        <w:numPr>
+          <w:ilvl w:val="0"/>
+          <w:numId w:val="8"/>
+        </w:numPr>
+        <w:rPr>
+          <w:lang w:val="en-US"/>
+        </w:rPr>
+      </w:pPr>
+      <w:r>
+        <w:rPr>
+          <w:lang w:val="en-US"/>
+        </w:rPr>
+        <w:t>Cách Unzip File Nén?</w:t>
+      </w:r>
+    </w:p>
+    <w:p>
+      <w:pPr>
+        <w:pStyle w:val="ListParagraph"/>
+        <w:numPr>
+          <w:ilvl w:val="0"/>
+          <w:numId w:val="3"/>
+        </w:numPr>
+        <w:rPr>
+          <w:lang w:val="en-US"/>
+        </w:rPr>
+      </w:pPr>
+      <w:r>
+        <w:rPr>
+          <w:lang w:val="en-US"/>
+        </w:rPr>
+        <w:t>Tải 7 – Zip về + tiến hành cài đặt mặc định + phải chuột vào File Zip + chọn 7 – Zip để giải nén</w:t>
       </w:r>
     </w:p>
     <w:p>
@@ -3893,7 +3929,14 @@
               <w:rPr>
                 <w:lang w:val="en-US"/>
               </w:rPr>
-              <w:t>Lặp&gt; mỗi lần lặp</w:t>
+              <w:t xml:space="preserve">Lặp&gt; </w:t>
+            </w:r>
+            <w:r>
+              <w:rPr>
+                <w:lang w:val="en-US"/>
+              </w:rPr>
+              <w:lastRenderedPageBreak/>
+              <w:t>mỗi lần lặp</w:t>
             </w:r>
           </w:p>
         </w:tc>
@@ -3917,6 +3960,7 @@
               <w:rPr>
                 <w:lang w:val="en-US"/>
               </w:rPr>
+              <w:lastRenderedPageBreak/>
               <w:t>Chuỗi bất kì ngăn cách bởi khoảng trắng</w:t>
             </w:r>
           </w:p>
@@ -3985,7 +4029,6 @@
               <w:rPr>
                 <w:lang w:val="en-US"/>
               </w:rPr>
-              <w:lastRenderedPageBreak/>
               <w:t xml:space="preserve">Tất cả </w:t>
             </w:r>
             <w:r>
@@ -4932,6 +4975,7 @@
         <w:rPr>
           <w:lang w:val="en-US"/>
         </w:rPr>
+        <w:lastRenderedPageBreak/>
         <w:t>exist &lt;Đường Dẫn Tới File&gt;</w:t>
       </w:r>
     </w:p>
@@ -4992,7 +5036,6 @@
         <w:rPr>
           <w:lang w:val="en-US"/>
         </w:rPr>
-        <w:lastRenderedPageBreak/>
         <w:t xml:space="preserve">    echo foo</w:t>
       </w:r>
     </w:p>
@@ -5601,6 +5644,7 @@
         <w:rPr>
           <w:lang w:val="en-US"/>
         </w:rPr>
+        <w:lastRenderedPageBreak/>
         <w:t>Chạy 1 File?</w:t>
       </w:r>
     </w:p>
@@ -5646,7 +5690,6 @@
         <w:rPr>
           <w:lang w:val="en-US"/>
         </w:rPr>
-        <w:lastRenderedPageBreak/>
         <w:t xml:space="preserve">Làm như này là để </w:t>
       </w:r>
       <w:r>
@@ -6486,6 +6529,7 @@
         <w:rPr>
           <w:lang w:val="en-US"/>
         </w:rPr>
+        <w:lastRenderedPageBreak/>
         <w:t>foo bar 123</w:t>
       </w:r>
     </w:p>
@@ -6525,7 +6569,6 @@
         <w:rPr>
           <w:lang w:val="en-US"/>
         </w:rPr>
-        <w:lastRenderedPageBreak/>
         <w:t>Không Muốn In Gì Hết Chỉ Muốn Xuống Dòng?</w:t>
       </w:r>
     </w:p>
@@ -7456,6 +7499,7 @@
         <w:rPr>
           <w:lang w:val="en-US"/>
         </w:rPr>
+        <w:lastRenderedPageBreak/>
         <w:t>&lt;Biến&gt; và &lt;Giá Trị&gt; đều là chuỗi thuần túy không có nội suy biến</w:t>
       </w:r>
       <w:r>
@@ -7480,7 +7524,6 @@
         <w:rPr>
           <w:lang w:val="en-US"/>
         </w:rPr>
-        <w:lastRenderedPageBreak/>
         <w:t>Trên màn hình CMD sẽ xuất hiện &lt;Câu Hỏi&gt; nhưng không xuống dòng, những gì bạn nhập tiếp theo trước khi nhấn Enter sẽ được lưu vào &lt;Biến&gt;</w:t>
       </w:r>
     </w:p>
@@ -8403,6 +8446,7 @@
         <w:rPr>
           <w:lang w:val="en-US"/>
         </w:rPr>
+        <w:lastRenderedPageBreak/>
         <w:t>CMD của ta đang ở Trong thư mục  “E:\Foo\Bar”, trong này có thư mục “FooBar” và File “BarFoo.exe”</w:t>
       </w:r>
     </w:p>
@@ -8460,7 +8504,6 @@
         <w:rPr>
           <w:lang w:val="en-US"/>
         </w:rPr>
-        <w:lastRenderedPageBreak/>
         <w:t>Thư mục “Bar” và những gì trong nó bị xóa</w:t>
       </w:r>
     </w:p>
@@ -8816,7 +8859,7 @@
           <w:lang w:val="en-US"/>
         </w:rPr>
       </w:pPr>
-      <w:hyperlink r:id="rId7" w:history="1">
+      <w:hyperlink r:id="rId7" w:anchor="google_vignette" w:history="1">
         <w:r>
           <w:rPr>
             <w:rStyle w:val="Hyperlink"/>

--- a/batch.docx
+++ b/batch.docx
@@ -1264,6 +1264,211 @@
         <w:rPr>
           <w:lang w:val="en-US"/>
         </w:rPr>
+        <w:t xml:space="preserve">Diễn </w:t>
+      </w:r>
+      <w:r>
+        <w:rPr>
+          <w:lang w:val="en-US"/>
+        </w:rPr>
+        <w:t>Biến Khi Máy Tính Khởi Động?</w:t>
+      </w:r>
+    </w:p>
+    <w:p>
+      <w:pPr>
+        <w:pStyle w:val="ListParagraph"/>
+        <w:numPr>
+          <w:ilvl w:val="0"/>
+          <w:numId w:val="3"/>
+        </w:numPr>
+        <w:rPr>
+          <w:lang w:val="en-US"/>
+        </w:rPr>
+      </w:pPr>
+      <w:r>
+        <w:rPr>
+          <w:lang w:val="en-US"/>
+        </w:rPr>
+        <w:t>Bước 1, bật nguồn</w:t>
+      </w:r>
+    </w:p>
+    <w:p>
+      <w:pPr>
+        <w:pStyle w:val="ListParagraph"/>
+        <w:numPr>
+          <w:ilvl w:val="0"/>
+          <w:numId w:val="3"/>
+        </w:numPr>
+        <w:rPr>
+          <w:lang w:val="en-US"/>
+        </w:rPr>
+      </w:pPr>
+      <w:r>
+        <w:rPr>
+          <w:lang w:val="en-US"/>
+        </w:rPr>
+        <w:t xml:space="preserve">Bước 2, </w:t>
+      </w:r>
+      <w:r>
+        <w:rPr>
+          <w:lang w:val="en-US"/>
+        </w:rPr>
+        <w:t>CPU bắt đầu chạy, việc đầu tiên nó làm là chạy BIOS được lưu trong 1 con Chip ở Mainboard</w:t>
+      </w:r>
+    </w:p>
+    <w:p>
+      <w:pPr>
+        <w:pStyle w:val="ListParagraph"/>
+        <w:numPr>
+          <w:ilvl w:val="0"/>
+          <w:numId w:val="3"/>
+        </w:numPr>
+        <w:rPr>
+          <w:lang w:val="en-US"/>
+        </w:rPr>
+      </w:pPr>
+      <w:r>
+        <w:rPr>
+          <w:lang w:val="en-US"/>
+        </w:rPr>
+        <w:t>Bước 3, BIOS sẽ thực hiện kiểm tra máy bạn xem có hỏng hóc gì không, nếu có thì báo lỗi, trong thời gian này Logo của máy tính sẽ chạy trên màn hình</w:t>
+      </w:r>
+    </w:p>
+    <w:p>
+      <w:pPr>
+        <w:pStyle w:val="ListParagraph"/>
+        <w:numPr>
+          <w:ilvl w:val="0"/>
+          <w:numId w:val="3"/>
+        </w:numPr>
+        <w:rPr>
+          <w:lang w:val="en-US"/>
+        </w:rPr>
+      </w:pPr>
+      <w:r>
+        <w:rPr>
+          <w:lang w:val="en-US"/>
+        </w:rPr>
+        <w:t>Bước 4, BIOS sẽ chọn thiết bị có phần mềm hệ điều hành trong đó để chạy</w:t>
+      </w:r>
+      <w:r>
+        <w:rPr>
+          <w:lang w:val="en-US"/>
+        </w:rPr>
+        <w:t>, thiết bị này có thể là đĩa cứng, USB, …, nếu có nhiều thiết bị cùng lúc thì chọn cái có độ ưu tiên cao nhất, thứ tự ưu tiên bạn có thể chỉnh sửa thông qua giao diện BIOS</w:t>
+      </w:r>
+      <w:r>
+        <w:rPr>
+          <w:lang w:val="en-US"/>
+        </w:rPr>
+        <w:t>, kích thước hệ điều hành vài chục GB</w:t>
+      </w:r>
+    </w:p>
+    <w:p>
+      <w:pPr>
+        <w:pStyle w:val="ListParagraph"/>
+        <w:numPr>
+          <w:ilvl w:val="0"/>
+          <w:numId w:val="3"/>
+        </w:numPr>
+        <w:rPr>
+          <w:lang w:val="en-US"/>
+        </w:rPr>
+      </w:pPr>
+      <w:r>
+        <w:rPr>
+          <w:lang w:val="en-US"/>
+        </w:rPr>
+        <w:t>Bước 5, thiết bị được chọn tiến hành tải</w:t>
+      </w:r>
+      <w:r>
+        <w:rPr>
+          <w:lang w:val="en-US"/>
+        </w:rPr>
+        <w:t xml:space="preserve"> Kernel của hệ điều hành vào RAM, Kernel thực chất là 1 chương trình hay 1 dãy các Instruction có tác dụng quản lí tài nguyên, …</w:t>
+      </w:r>
+    </w:p>
+    <w:p>
+      <w:pPr>
+        <w:pStyle w:val="ListParagraph"/>
+        <w:numPr>
+          <w:ilvl w:val="0"/>
+          <w:numId w:val="3"/>
+        </w:numPr>
+        <w:rPr>
+          <w:lang w:val="en-US"/>
+        </w:rPr>
+      </w:pPr>
+      <w:r>
+        <w:rPr>
+          <w:lang w:val="en-US"/>
+        </w:rPr>
+        <w:lastRenderedPageBreak/>
+        <w:t>Bước 6, CPU tiến hành chạy Instruction đầu tiên</w:t>
+      </w:r>
+      <w:r>
+        <w:rPr>
+          <w:lang w:val="en-US"/>
+        </w:rPr>
+        <w:t xml:space="preserve"> trong Kernel</w:t>
+      </w:r>
+      <w:r>
+        <w:rPr>
+          <w:lang w:val="en-US"/>
+        </w:rPr>
+        <w:t>, và những gì sau đó như những gì bạn mong đợi</w:t>
+      </w:r>
+    </w:p>
+    <w:p>
+      <w:pPr>
+        <w:pStyle w:val="ListParagraph"/>
+        <w:numPr>
+          <w:ilvl w:val="0"/>
+          <w:numId w:val="12"/>
+        </w:numPr>
+        <w:rPr>
+          <w:lang w:val="en-US"/>
+        </w:rPr>
+      </w:pPr>
+      <w:r>
+        <w:rPr>
+          <w:lang w:val="en-US"/>
+        </w:rPr>
+        <w:t>BIOS?</w:t>
+      </w:r>
+    </w:p>
+    <w:p>
+      <w:pPr>
+        <w:pStyle w:val="ListParagraph"/>
+        <w:numPr>
+          <w:ilvl w:val="0"/>
+          <w:numId w:val="13"/>
+        </w:numPr>
+        <w:rPr>
+          <w:lang w:val="en-US"/>
+        </w:rPr>
+      </w:pPr>
+      <w:r>
+        <w:rPr>
+          <w:lang w:val="en-US"/>
+        </w:rPr>
+        <w:t>Để mở BIOS, khi máy tính đang khởi động, ví dụ màn hình hiện “MSI”, thì nhấn phím “Delete”</w:t>
+      </w:r>
+    </w:p>
+    <w:p>
+      <w:pPr>
+        <w:pStyle w:val="ListParagraph"/>
+        <w:numPr>
+          <w:ilvl w:val="0"/>
+          <w:numId w:val="12"/>
+        </w:numPr>
+        <w:rPr>
+          <w:lang w:val="en-US"/>
+        </w:rPr>
+      </w:pPr>
+      <w:r>
+        <w:rPr>
+          <w:lang w:val="en-US"/>
+        </w:rPr>
         <w:t>DOS (Disk Operating System) Khác Gì Windows?</w:t>
       </w:r>
     </w:p>
@@ -1384,7 +1589,6 @@
         <w:rPr>
           <w:lang w:val="en-US"/>
         </w:rPr>
-        <w:lastRenderedPageBreak/>
         <w:t>Như vậy ta đã tạo thành công ổ mới</w:t>
       </w:r>
     </w:p>
@@ -1708,6 +1912,7 @@
         <w:rPr>
           <w:lang w:val="en-US"/>
         </w:rPr>
+        <w:lastRenderedPageBreak/>
         <w:t>Back Up File, khi này bạn sẽ Copy 1 thư mục hoặc 1 File và nén nó vào 1 File nén, khi khôi phục, thì File nén này sẽ bung ra tại thư mục chỉ định, lưu ý nó bung cả đường dẫn tuyệt đối</w:t>
       </w:r>
     </w:p>
@@ -1798,7 +2003,7 @@
         <w:rPr>
           <w:lang w:val="en-US"/>
         </w:rPr>
-        <w:t>BIOS?</w:t>
+        <w:t>Cách Back Up?</w:t>
       </w:r>
     </w:p>
     <w:p>
@@ -1816,25 +2021,19 @@
         <w:rPr>
           <w:lang w:val="en-US"/>
         </w:rPr>
-        <w:t>Để mở BIOS, khi máy tính đang khởi động, ví dụ màn hình hiện “MSI”, thì nhấn phím “Delete”</w:t>
-      </w:r>
-    </w:p>
-    <w:p>
-      <w:pPr>
-        <w:pStyle w:val="ListParagraph"/>
-        <w:numPr>
-          <w:ilvl w:val="0"/>
-          <w:numId w:val="17"/>
-        </w:numPr>
-        <w:rPr>
-          <w:lang w:val="en-US"/>
-        </w:rPr>
-      </w:pPr>
-      <w:r>
-        <w:rPr>
-          <w:lang w:val="en-US"/>
-        </w:rPr>
-        <w:t>Cách Back Up?</w:t>
+        <w:t xml:space="preserve">Để Back Up </w:t>
+      </w:r>
+      <w:r>
+        <w:rPr>
+          <w:lang w:val="en-US"/>
+        </w:rPr>
+        <w:t xml:space="preserve">nhiều </w:t>
+      </w:r>
+      <w:r>
+        <w:rPr>
+          <w:lang w:val="en-US"/>
+        </w:rPr>
+        <w:t>phân vùng ổ cứng</w:t>
       </w:r>
     </w:p>
     <w:p>
@@ -1852,7 +2051,187 @@
         <w:rPr>
           <w:lang w:val="en-US"/>
         </w:rPr>
-        <w:t xml:space="preserve">Để Back Up </w:t>
+        <w:t>Mở phần mềm Back Up + Click “Add Backup” góc trái trên + chọn “Disk” + chọn các phân vùng ổ cứng muốn Back Up = cách Tick vào góc phải trên mỗi phân vùng + Click “OK”</w:t>
+      </w:r>
+      <w:r>
+        <w:rPr>
+          <w:lang w:val="en-US"/>
+        </w:rPr>
+        <w:t xml:space="preserve"> + Click vào tiêu đề của ô màu đen góc trái trên + nhập tên Back Up, tên này cũng là tên thư mục chứa File Back Up</w:t>
+      </w:r>
+      <w:r>
+        <w:rPr>
+          <w:lang w:val="en-US"/>
+        </w:rPr>
+        <w:t xml:space="preserve"> + Click biểu tượng “Select the destination where you want to save the backup” + Click “Local Drive” + chọn thư mục</w:t>
+      </w:r>
+      <w:r>
+        <w:rPr>
+          <w:lang w:val="en-US"/>
+        </w:rPr>
+        <w:t xml:space="preserve"> m</w:t>
+      </w:r>
+      <w:r>
+        <w:rPr>
+          <w:lang w:val="en-US"/>
+        </w:rPr>
+        <w:t>uốn lưu</w:t>
+      </w:r>
+      <w:r>
+        <w:rPr>
+          <w:lang w:val="en-US"/>
+        </w:rPr>
+        <w:t xml:space="preserve"> </w:t>
+      </w:r>
+      <w:r>
+        <w:rPr>
+          <w:lang w:val="en-US"/>
+        </w:rPr>
+        <w:t>File Back Up</w:t>
+      </w:r>
+      <w:r>
+        <w:rPr>
+          <w:lang w:val="en-US"/>
+        </w:rPr>
+        <w:t>, gọi thư mục này là A</w:t>
+      </w:r>
+      <w:r>
+        <w:rPr>
+          <w:lang w:val="en-US"/>
+        </w:rPr>
+        <w:t xml:space="preserve"> + Click “OK” + Click “Backup Now” + chờ nó Copy dữ liệu</w:t>
+      </w:r>
+    </w:p>
+    <w:p>
+      <w:pPr>
+        <w:pStyle w:val="ListParagraph"/>
+        <w:numPr>
+          <w:ilvl w:val="0"/>
+          <w:numId w:val="13"/>
+        </w:numPr>
+        <w:rPr>
+          <w:lang w:val="en-US"/>
+        </w:rPr>
+      </w:pPr>
+      <w:r>
+        <w:rPr>
+          <w:lang w:val="en-US"/>
+        </w:rPr>
+        <w:t>Khi này trong A sẽ có thư mục</w:t>
+      </w:r>
+      <w:r>
+        <w:rPr>
+          <w:lang w:val="en-US"/>
+        </w:rPr>
+        <w:t xml:space="preserve"> với tên hồi nãy bạn nhập</w:t>
+      </w:r>
+      <w:r>
+        <w:rPr>
+          <w:lang w:val="en-US"/>
+        </w:rPr>
+        <w:t>, trong này chứa 1 File Back Up cho toàn bộ phân vùng bạn vừa chọn, có phần mở rộng “.pbd”</w:t>
+      </w:r>
+    </w:p>
+    <w:p>
+      <w:pPr>
+        <w:pStyle w:val="ListParagraph"/>
+        <w:numPr>
+          <w:ilvl w:val="0"/>
+          <w:numId w:val="13"/>
+        </w:numPr>
+        <w:rPr>
+          <w:lang w:val="en-US"/>
+        </w:rPr>
+      </w:pPr>
+      <w:r>
+        <w:rPr>
+          <w:lang w:val="en-US"/>
+        </w:rPr>
+        <w:t>Bạn chỉ có thể 1 lúc khôi phục được 1 phân vùng ổ cứng, để làm điều này</w:t>
+      </w:r>
+    </w:p>
+    <w:p>
+      <w:pPr>
+        <w:pStyle w:val="ListParagraph"/>
+        <w:numPr>
+          <w:ilvl w:val="0"/>
+          <w:numId w:val="13"/>
+        </w:numPr>
+        <w:rPr>
+          <w:lang w:val="en-US"/>
+        </w:rPr>
+      </w:pPr>
+      <w:r>
+        <w:rPr>
+          <w:lang w:val="en-US"/>
+        </w:rPr>
+        <w:t xml:space="preserve">Mở phần mềm Back Up + Click “Browse to Recover” + Click “Local Drive” + chọn File Back Up ở trên + Click “OK” + chọn 1 trong các phân vùng muốn khôi phục = Tick vào góc phải trên của phân vùng + Click “Next” + chọn phân vùng đích = Tick vào góc phải trên của phân vùng + Click “Next” + Click “Continue” + </w:t>
+      </w:r>
+      <w:r>
+        <w:rPr>
+          <w:lang w:val="en-US"/>
+        </w:rPr>
+        <w:t>Click “Proceed” + chờ nó bung ra + Click “Finish”</w:t>
+      </w:r>
+    </w:p>
+    <w:p>
+      <w:pPr>
+        <w:pStyle w:val="ListParagraph"/>
+        <w:numPr>
+          <w:ilvl w:val="0"/>
+          <w:numId w:val="13"/>
+        </w:numPr>
+        <w:rPr>
+          <w:lang w:val="en-US"/>
+        </w:rPr>
+      </w:pPr>
+      <w:r>
+        <w:rPr>
+          <w:lang w:val="en-US"/>
+        </w:rPr>
+        <w:t>Lưu ý File Back Up phải ở phân vùng khác với phân vùng đích vì như vậy nó sẽ bị xóa</w:t>
+      </w:r>
+    </w:p>
+    <w:p>
+      <w:pPr>
+        <w:pStyle w:val="ListParagraph"/>
+        <w:numPr>
+          <w:ilvl w:val="0"/>
+          <w:numId w:val="13"/>
+        </w:numPr>
+        <w:rPr>
+          <w:lang w:val="en-US"/>
+        </w:rPr>
+      </w:pPr>
+      <w:r>
+        <w:rPr>
+          <w:lang w:val="en-US"/>
+        </w:rPr>
+        <w:t xml:space="preserve">Để </w:t>
+      </w:r>
+      <w:r>
+        <w:rPr>
+          <w:lang w:val="en-US"/>
+        </w:rPr>
+        <w:t>Back Up nhiều thư mục hoặc File</w:t>
+      </w:r>
+    </w:p>
+    <w:p>
+      <w:pPr>
+        <w:pStyle w:val="ListParagraph"/>
+        <w:numPr>
+          <w:ilvl w:val="0"/>
+          <w:numId w:val="13"/>
+        </w:numPr>
+        <w:rPr>
+          <w:lang w:val="en-US"/>
+        </w:rPr>
+      </w:pPr>
+      <w:r>
+        <w:rPr>
+          <w:lang w:val="en-US"/>
+        </w:rPr>
+        <w:t xml:space="preserve">Y chang như Back Up </w:t>
       </w:r>
       <w:r>
         <w:rPr>
@@ -1864,7 +2243,31 @@
         <w:rPr>
           <w:lang w:val="en-US"/>
         </w:rPr>
-        <w:t>phân vùng ổ cứng</w:t>
+        <w:t xml:space="preserve">phân vùng ổ cứng, thay vì chọn </w:t>
+      </w:r>
+      <w:r>
+        <w:rPr>
+          <w:lang w:val="en-US"/>
+        </w:rPr>
+        <w:t xml:space="preserve">nhiều </w:t>
+      </w:r>
+      <w:r>
+        <w:rPr>
+          <w:lang w:val="en-US"/>
+        </w:rPr>
+        <w:t>phân vùng thì chọn</w:t>
+      </w:r>
+      <w:r>
+        <w:rPr>
+          <w:lang w:val="en-US"/>
+        </w:rPr>
+        <w:t xml:space="preserve"> nhi</w:t>
+      </w:r>
+      <w:r>
+        <w:rPr>
+          <w:lang w:val="en-US"/>
+        </w:rPr>
+        <w:t xml:space="preserve"> File hoặc thư mục</w:t>
       </w:r>
     </w:p>
     <w:p>
@@ -1882,38 +2285,1225 @@
         <w:rPr>
           <w:lang w:val="en-US"/>
         </w:rPr>
-        <w:t xml:space="preserve">Mở phần mềm Back Up + Click “Add Backup” góc trái trên + chọn “Disk” + chọn các phân vùng ổ cứng muốn Back Up = cách Tick vào góc phải trên mỗi phân </w:t>
+        <w:t>Để khôi phục nhiều thư mục hoặc File</w:t>
+      </w:r>
+    </w:p>
+    <w:p>
+      <w:pPr>
+        <w:pStyle w:val="ListParagraph"/>
+        <w:numPr>
+          <w:ilvl w:val="0"/>
+          <w:numId w:val="13"/>
+        </w:numPr>
+        <w:rPr>
+          <w:lang w:val="en-US"/>
+        </w:rPr>
+      </w:pPr>
+      <w:r>
+        <w:rPr>
+          <w:lang w:val="en-US"/>
+        </w:rPr>
+        <w:t>Mở phần mềm Back Up + Click “Browse to Recover” + Click “Local Drive” + chọn File Back Up + Click “OK” + Tick chọn các thư mục hoặc File muốn khôi phục + Tick “Recover to” + Click “Browse…” + chọn thư mục muốn bung vào + Click “Proceed” + chờ nó khôi phục + Click “Finish</w:t>
+      </w:r>
+      <w:r>
+        <w:rPr>
+          <w:lang w:val="en-US"/>
+        </w:rPr>
+        <w:t>”</w:t>
+      </w:r>
+    </w:p>
+    <w:p>
+      <w:pPr>
+        <w:pStyle w:val="ListParagraph"/>
+        <w:numPr>
+          <w:ilvl w:val="0"/>
+          <w:numId w:val="13"/>
+        </w:numPr>
+        <w:rPr>
+          <w:lang w:val="en-US"/>
+        </w:rPr>
+      </w:pPr>
+      <w:r>
+        <w:rPr>
+          <w:lang w:val="en-US"/>
+        </w:rPr>
+        <w:t>Ví dụ, ta bung 2 File có đường dẫn “C:\foo\bar.css” và “D:\far.js” vào thư mục “E:\bob”, thì trong thư mục này, sẽ có 2 thư mục con “C” và “D”, trong “C” có “foo”, trong “foo” có “bar.css”, trong “D” có “far.js”</w:t>
+      </w:r>
+    </w:p>
+    <w:p>
+      <w:pPr>
+        <w:pStyle w:val="ListParagraph"/>
+        <w:numPr>
+          <w:ilvl w:val="0"/>
+          <w:numId w:val="13"/>
+        </w:numPr>
+        <w:rPr>
+          <w:lang w:val="en-US"/>
+        </w:rPr>
+      </w:pPr>
+      <w:r>
+        <w:rPr>
+          <w:lang w:val="en-US"/>
+        </w:rPr>
+        <w:t>Nếu muốn khôi phục các File và thư mục vào vị trí ban đầu, nói cách khác là theo đường dẫn gắn với nó mà khôi phục vào, thì thay vì Tick “Recover to” và chọn thư mục muốn bung vào thì chỉ cần Tick “Recover to original location”</w:t>
+      </w:r>
+    </w:p>
+    <w:p>
+      <w:pPr>
+        <w:pStyle w:val="ListParagraph"/>
+        <w:numPr>
+          <w:ilvl w:val="0"/>
+          <w:numId w:val="13"/>
+        </w:numPr>
+        <w:rPr>
+          <w:lang w:val="en-US"/>
+        </w:rPr>
+      </w:pPr>
+      <w:r>
+        <w:rPr>
+          <w:lang w:val="en-US"/>
+        </w:rPr>
+        <w:t xml:space="preserve">Các Back Up bạn tạo sẽ được phần mềm lưu lại và liệt kê ở bên trái cửa sổ phần mềm dưới “Add Backup”, do đó sau khi bạn đã Back Up lần 1, thì mấy lần sau </w:t>
       </w:r>
       <w:r>
         <w:rPr>
           <w:lang w:val="en-US"/>
         </w:rPr>
         <w:lastRenderedPageBreak/>
-        <w:t>vùng + Click “OK”</w:t>
-      </w:r>
-      <w:r>
-        <w:rPr>
-          <w:lang w:val="en-US"/>
-        </w:rPr>
-        <w:t xml:space="preserve"> + Click vào tiêu đề của ô màu đen góc trái trên + nhập tên Back Up, tên này cũng là tên thư mục chứa File Back Up</w:t>
-      </w:r>
-      <w:r>
-        <w:rPr>
-          <w:lang w:val="en-US"/>
-        </w:rPr>
-        <w:t xml:space="preserve"> + Click biểu tượng “Select the destination where you want to save the backup” + Click “Local Drive” + chọn thư mục</w:t>
-      </w:r>
-      <w:r>
-        <w:rPr>
-          <w:lang w:val="en-US"/>
-        </w:rPr>
-        <w:t xml:space="preserve"> m</w:t>
-      </w:r>
-      <w:r>
-        <w:rPr>
-          <w:lang w:val="en-US"/>
-        </w:rPr>
-        <w:t>uốn lưu</w:t>
+        <w:t>chỉ cần chọn Back Up đó rồi Click “Backup Now” + chờ nó Back Up + là bạn đã tạo ra 1 File Back Up mới, nếu File cũ vẫn còn thì File này được đặt tên theo kiểu “v1”, “v2”, “v3”, …, tương ứng với các phiên bản tăng dần, đồng thời khi chọn 1 Back Up nào đó</w:t>
+      </w:r>
+    </w:p>
+    <w:p>
+      <w:pPr>
+        <w:rPr>
+          <w:lang w:val="en-US"/>
+        </w:rPr>
+      </w:pPr>
+    </w:p>
+    <w:p>
+      <w:pPr>
+        <w:rPr>
+          <w:lang w:val="en-US"/>
+        </w:rPr>
+      </w:pPr>
+      <w:r>
+        <w:rPr>
+          <w:lang w:val="en-US"/>
+        </w:rPr>
+        <w:t>Setting – Cài Đặt:</w:t>
+      </w:r>
+    </w:p>
+    <w:p>
+      <w:pPr>
+        <w:pStyle w:val="ListParagraph"/>
+        <w:numPr>
+          <w:ilvl w:val="0"/>
+          <w:numId w:val="16"/>
+        </w:numPr>
+        <w:rPr>
+          <w:lang w:val="en-US"/>
+        </w:rPr>
+      </w:pPr>
+      <w:r>
+        <w:rPr>
+          <w:lang w:val="en-US"/>
+        </w:rPr>
+        <w:t xml:space="preserve">Cách Vô </w:t>
+      </w:r>
+      <w:r>
+        <w:rPr>
+          <w:lang w:val="en-US"/>
+        </w:rPr>
+        <w:t>Cài Đặt Laptop?</w:t>
+      </w:r>
+    </w:p>
+    <w:p>
+      <w:pPr>
+        <w:pStyle w:val="ListParagraph"/>
+        <w:numPr>
+          <w:ilvl w:val="0"/>
+          <w:numId w:val="13"/>
+        </w:numPr>
+        <w:rPr>
+          <w:lang w:val="en-US"/>
+        </w:rPr>
+      </w:pPr>
+      <w:r>
+        <w:rPr>
+          <w:lang w:val="en-US"/>
+        </w:rPr>
+        <w:t xml:space="preserve">Nhấn “Windows” + “I” </w:t>
+      </w:r>
+    </w:p>
+    <w:p>
+      <w:pPr>
+        <w:pStyle w:val="ListParagraph"/>
+        <w:numPr>
+          <w:ilvl w:val="0"/>
+          <w:numId w:val="16"/>
+        </w:numPr>
+        <w:rPr>
+          <w:lang w:val="en-US"/>
+        </w:rPr>
+      </w:pPr>
+      <w:r>
+        <w:rPr>
+          <w:lang w:val="en-US"/>
+        </w:rPr>
+        <w:t xml:space="preserve">Hiển </w:t>
+      </w:r>
+      <w:r>
+        <w:rPr>
+          <w:lang w:val="en-US"/>
+        </w:rPr>
+        <w:t xml:space="preserve">Thị Tất Cả </w:t>
+      </w:r>
+      <w:r>
+        <w:rPr>
+          <w:lang w:val="en-US"/>
+        </w:rPr>
+        <w:t xml:space="preserve">File </w:t>
+      </w:r>
+      <w:r>
+        <w:rPr>
+          <w:lang w:val="en-US"/>
+        </w:rPr>
+        <w:t>Bị Ẩn?</w:t>
+      </w:r>
+    </w:p>
+    <w:p>
+      <w:pPr>
+        <w:pStyle w:val="ListParagraph"/>
+        <w:numPr>
+          <w:ilvl w:val="0"/>
+          <w:numId w:val="13"/>
+        </w:numPr>
+        <w:rPr>
+          <w:lang w:val="en-US"/>
+        </w:rPr>
+      </w:pPr>
+      <w:r>
+        <w:rPr>
+          <w:lang w:val="en-US"/>
+        </w:rPr>
+        <w:t>Vào Tab “Privacy &amp; security” + tại mục “Security” + chọn “For developers” + chọn “File Explorer” + Tick mục “Show hidden and system files”</w:t>
+      </w:r>
+    </w:p>
+    <w:p>
+      <w:pPr>
+        <w:pStyle w:val="ListParagraph"/>
+        <w:numPr>
+          <w:ilvl w:val="0"/>
+          <w:numId w:val="16"/>
+        </w:numPr>
+        <w:rPr>
+          <w:lang w:val="en-US"/>
+        </w:rPr>
+      </w:pPr>
+      <w:r>
+        <w:rPr>
+          <w:lang w:val="en-US"/>
+        </w:rPr>
+        <w:t>Tường Lửa?</w:t>
+      </w:r>
+    </w:p>
+    <w:p>
+      <w:pPr>
+        <w:pStyle w:val="ListParagraph"/>
+        <w:numPr>
+          <w:ilvl w:val="0"/>
+          <w:numId w:val="13"/>
+        </w:numPr>
+        <w:rPr>
+          <w:lang w:val="en-US"/>
+        </w:rPr>
+      </w:pPr>
+      <w:r>
+        <w:rPr>
+          <w:lang w:val="en-US"/>
+        </w:rPr>
+        <w:t>Truy cập</w:t>
+      </w:r>
+    </w:p>
+    <w:p>
+      <w:pPr>
+        <w:pStyle w:val="ListParagraph"/>
+        <w:numPr>
+          <w:ilvl w:val="0"/>
+          <w:numId w:val="13"/>
+        </w:numPr>
+        <w:rPr>
+          <w:lang w:val="en-US"/>
+        </w:rPr>
+      </w:pPr>
+      <w:r>
+        <w:rPr>
+          <w:lang w:val="en-US"/>
+        </w:rPr>
+        <w:t>Vào Tab “Privacy &amp; security” + tại mục “Windows Security” + chọn “Firewall &amp; network protection” + cửa sổ Window Security sẽ hiện lên và bạn đang ở Tab “Firewall &amp; network protection”</w:t>
+      </w:r>
+    </w:p>
+    <w:p>
+      <w:pPr>
+        <w:pStyle w:val="ListParagraph"/>
+        <w:numPr>
+          <w:ilvl w:val="0"/>
+          <w:numId w:val="16"/>
+        </w:numPr>
+        <w:rPr>
+          <w:lang w:val="en-US"/>
+        </w:rPr>
+      </w:pPr>
+      <w:r>
+        <w:rPr>
+          <w:lang w:val="en-US"/>
+        </w:rPr>
+        <w:t xml:space="preserve">Ngăn </w:t>
+      </w:r>
+      <w:r>
+        <w:rPr>
+          <w:lang w:val="en-US"/>
+        </w:rPr>
+        <w:t>Độ Sáng Màn Hình Thay Đổi?</w:t>
+      </w:r>
+    </w:p>
+    <w:p>
+      <w:pPr>
+        <w:pStyle w:val="ListParagraph"/>
+        <w:numPr>
+          <w:ilvl w:val="0"/>
+          <w:numId w:val="13"/>
+        </w:numPr>
+        <w:rPr>
+          <w:lang w:val="en-US"/>
+        </w:rPr>
+      </w:pPr>
+      <w:r>
+        <w:rPr>
+          <w:lang w:val="en-US"/>
+        </w:rPr>
+        <w:t>Vào Tab “</w:t>
+      </w:r>
+      <w:r>
+        <w:rPr>
+          <w:lang w:val="en-US"/>
+        </w:rPr>
+        <w:t>System” + chọn “Display” + tại mục “Brightness &amp; color” + Click “Brightness” + Click cái nút bên phải cái mục vừa nhú ra + chọn “Off”</w:t>
+      </w:r>
+      <w:r>
+        <w:rPr>
+          <w:lang w:val="en-US"/>
+        </w:rPr>
+        <w:t xml:space="preserve"> để ngăn độ sáng thay đổi, chọn “On Battery Only” để thay đổi dựa trên dung lượng Pin, chọn “Always” để luôn thay đổi</w:t>
+      </w:r>
+    </w:p>
+    <w:p>
+      <w:pPr>
+        <w:rPr>
+          <w:lang w:val="en-US"/>
+        </w:rPr>
+      </w:pPr>
+    </w:p>
+    <w:p>
+      <w:pPr>
+        <w:rPr>
+          <w:lang w:val="en-US"/>
+        </w:rPr>
+      </w:pPr>
+      <w:r>
+        <w:rPr>
+          <w:lang w:val="en-US"/>
+        </w:rPr>
+        <w:t>Task Manager – Quản Lý Tác Vụ:</w:t>
+      </w:r>
+    </w:p>
+    <w:p>
+      <w:pPr>
+        <w:pStyle w:val="ListParagraph"/>
+        <w:numPr>
+          <w:ilvl w:val="0"/>
+          <w:numId w:val="19"/>
+        </w:numPr>
+        <w:rPr>
+          <w:lang w:val="en-US"/>
+        </w:rPr>
+      </w:pPr>
+      <w:r>
+        <w:rPr>
+          <w:lang w:val="en-US"/>
+        </w:rPr>
+        <w:t>Vào Cửa Sổ Task Manager?</w:t>
+      </w:r>
+    </w:p>
+    <w:p>
+      <w:pPr>
+        <w:pStyle w:val="ListParagraph"/>
+        <w:numPr>
+          <w:ilvl w:val="0"/>
+          <w:numId w:val="13"/>
+        </w:numPr>
+        <w:rPr>
+          <w:lang w:val="en-US"/>
+        </w:rPr>
+      </w:pPr>
+      <w:r>
+        <w:rPr>
+          <w:lang w:val="en-US"/>
+        </w:rPr>
+        <w:t>Phải chuột vào thanh dưới cùng màn hình + chọn “Task Manager”</w:t>
+      </w:r>
+    </w:p>
+    <w:p>
+      <w:pPr>
+        <w:pStyle w:val="ListParagraph"/>
+        <w:numPr>
+          <w:ilvl w:val="0"/>
+          <w:numId w:val="19"/>
+        </w:numPr>
+        <w:rPr>
+          <w:lang w:val="en-US"/>
+        </w:rPr>
+      </w:pPr>
+      <w:r>
+        <w:rPr>
+          <w:lang w:val="en-US"/>
+        </w:rPr>
+        <w:t>Hiệu Suất</w:t>
+      </w:r>
+      <w:r>
+        <w:rPr>
+          <w:lang w:val="en-US"/>
+        </w:rPr>
+        <w:t xml:space="preserve"> Máy</w:t>
+      </w:r>
+      <w:r>
+        <w:rPr>
+          <w:lang w:val="en-US"/>
+        </w:rPr>
+        <w:t xml:space="preserve"> (Performance</w:t>
+      </w:r>
+      <w:r>
+        <w:rPr>
+          <w:lang w:val="en-US"/>
+        </w:rPr>
+        <w:t>)?</w:t>
+      </w:r>
+    </w:p>
+    <w:p>
+      <w:pPr>
+        <w:pStyle w:val="ListParagraph"/>
+        <w:numPr>
+          <w:ilvl w:val="0"/>
+          <w:numId w:val="13"/>
+        </w:numPr>
+        <w:rPr>
+          <w:lang w:val="en-US"/>
+        </w:rPr>
+      </w:pPr>
+      <w:r>
+        <w:rPr>
+          <w:lang w:val="en-US"/>
+        </w:rPr>
+        <w:t>Vào Tab “Performance”, tại đây có các Tab sau</w:t>
+      </w:r>
+    </w:p>
+    <w:p>
+      <w:pPr>
+        <w:pStyle w:val="ListParagraph"/>
+        <w:numPr>
+          <w:ilvl w:val="0"/>
+          <w:numId w:val="13"/>
+        </w:numPr>
+        <w:rPr>
+          <w:lang w:val="en-US"/>
+        </w:rPr>
+      </w:pPr>
+      <w:r>
+        <w:rPr>
+          <w:lang w:val="en-US"/>
+        </w:rPr>
+        <w:t>Tab “CPU”</w:t>
+      </w:r>
+    </w:p>
+    <w:p>
+      <w:pPr>
+        <w:pStyle w:val="ListParagraph"/>
+        <w:numPr>
+          <w:ilvl w:val="0"/>
+          <w:numId w:val="13"/>
+        </w:numPr>
+        <w:rPr>
+          <w:lang w:val="en-US"/>
+        </w:rPr>
+      </w:pPr>
+      <w:r>
+        <w:rPr>
+          <w:lang w:val="en-US"/>
+        </w:rPr>
+        <w:t>Góc phải trên là tên CPU</w:t>
+      </w:r>
+      <w:r>
+        <w:rPr>
+          <w:lang w:val="en-US"/>
+        </w:rPr>
+        <w:t>, bên dưới chữ “CPU” là thuộc tính “Utilization” và “Speed”</w:t>
+      </w:r>
+    </w:p>
+    <w:p>
+      <w:pPr>
+        <w:pStyle w:val="ListParagraph"/>
+        <w:numPr>
+          <w:ilvl w:val="0"/>
+          <w:numId w:val="13"/>
+        </w:numPr>
+        <w:rPr>
+          <w:lang w:val="en-US"/>
+        </w:rPr>
+      </w:pPr>
+      <w:r>
+        <w:rPr>
+          <w:lang w:val="en-US"/>
+        </w:rPr>
+        <w:t>Đồ thị là của thuộc tính “Utilization”</w:t>
+      </w:r>
+    </w:p>
+    <w:p>
+      <w:pPr>
+        <w:pStyle w:val="ListParagraph"/>
+        <w:numPr>
+          <w:ilvl w:val="0"/>
+          <w:numId w:val="13"/>
+        </w:numPr>
+        <w:rPr>
+          <w:lang w:val="en-US"/>
+        </w:rPr>
+      </w:pPr>
+      <w:r>
+        <w:rPr>
+          <w:lang w:val="en-US"/>
+        </w:rPr>
+        <w:t>Thuộc tính “Processes” là số lượng chương trình đang chạy</w:t>
+      </w:r>
+    </w:p>
+    <w:p>
+      <w:pPr>
+        <w:pStyle w:val="ListParagraph"/>
+        <w:numPr>
+          <w:ilvl w:val="0"/>
+          <w:numId w:val="13"/>
+        </w:numPr>
+        <w:rPr>
+          <w:lang w:val="en-US"/>
+        </w:rPr>
+      </w:pPr>
+      <w:r>
+        <w:rPr>
+          <w:lang w:val="en-US"/>
+        </w:rPr>
+        <w:t>Thuộc tính “Threads” là số luồng đang tồn tại trong tất cả chương trình, không phải luồng nào cũng đang chạy</w:t>
+      </w:r>
+    </w:p>
+    <w:p>
+      <w:pPr>
+        <w:pStyle w:val="ListParagraph"/>
+        <w:numPr>
+          <w:ilvl w:val="0"/>
+          <w:numId w:val="13"/>
+        </w:numPr>
+        <w:rPr>
+          <w:lang w:val="en-US"/>
+        </w:rPr>
+      </w:pPr>
+      <w:r>
+        <w:rPr>
+          <w:lang w:val="en-US"/>
+        </w:rPr>
+        <w:t>Thuộc tính “Handles” là số tham chiếu đến tài nguyên như File, … trong tất cả chương trình</w:t>
+      </w:r>
+    </w:p>
+    <w:p>
+      <w:pPr>
+        <w:pStyle w:val="ListParagraph"/>
+        <w:numPr>
+          <w:ilvl w:val="0"/>
+          <w:numId w:val="13"/>
+        </w:numPr>
+        <w:rPr>
+          <w:lang w:val="en-US"/>
+        </w:rPr>
+      </w:pPr>
+      <w:r>
+        <w:rPr>
+          <w:lang w:val="en-US"/>
+        </w:rPr>
+        <w:t>Thuộc tính “Speed” là tần số Clock CPU hiện tại</w:t>
+      </w:r>
+    </w:p>
+    <w:p>
+      <w:pPr>
+        <w:pStyle w:val="ListParagraph"/>
+        <w:numPr>
+          <w:ilvl w:val="0"/>
+          <w:numId w:val="13"/>
+        </w:numPr>
+        <w:rPr>
+          <w:lang w:val="en-US"/>
+        </w:rPr>
+      </w:pPr>
+      <w:r>
+        <w:rPr>
+          <w:lang w:val="en-US"/>
+        </w:rPr>
+        <w:t>Thuộc tính “Lx Cache” là dung lượng bộ nhớ đệm Lx đang bị chiếm</w:t>
+      </w:r>
+    </w:p>
+    <w:p>
+      <w:pPr>
+        <w:pStyle w:val="ListParagraph"/>
+        <w:numPr>
+          <w:ilvl w:val="0"/>
+          <w:numId w:val="13"/>
+        </w:numPr>
+        <w:rPr>
+          <w:lang w:val="en-US"/>
+        </w:rPr>
+      </w:pPr>
+      <w:r>
+        <w:rPr>
+          <w:lang w:val="en-US"/>
+        </w:rPr>
+        <w:t>Thuộc tính “Sockets” là số lượng CPU</w:t>
+      </w:r>
+    </w:p>
+    <w:p>
+      <w:pPr>
+        <w:pStyle w:val="ListParagraph"/>
+        <w:numPr>
+          <w:ilvl w:val="0"/>
+          <w:numId w:val="13"/>
+        </w:numPr>
+        <w:rPr>
+          <w:lang w:val="en-US"/>
+        </w:rPr>
+      </w:pPr>
+      <w:r>
+        <w:rPr>
+          <w:lang w:val="en-US"/>
+        </w:rPr>
+        <w:t>Thuộc tính “Cores” là số lượng Core trong CPU</w:t>
+      </w:r>
+    </w:p>
+    <w:p>
+      <w:pPr>
+        <w:pStyle w:val="ListParagraph"/>
+        <w:numPr>
+          <w:ilvl w:val="0"/>
+          <w:numId w:val="13"/>
+        </w:numPr>
+        <w:rPr>
+          <w:lang w:val="en-US"/>
+        </w:rPr>
+      </w:pPr>
+      <w:r>
+        <w:rPr>
+          <w:lang w:val="en-US"/>
+        </w:rPr>
+        <w:t>Thuộc tính “Logical processors” là số lượng luồng tối đa các Core có thể chạy, 1 Core có thể chạy nhiều luồng cùng lúc</w:t>
+      </w:r>
+    </w:p>
+    <w:p>
+      <w:pPr>
+        <w:pStyle w:val="ListParagraph"/>
+        <w:numPr>
+          <w:ilvl w:val="0"/>
+          <w:numId w:val="13"/>
+        </w:numPr>
+        <w:rPr>
+          <w:lang w:val="en-US"/>
+        </w:rPr>
+      </w:pPr>
+      <w:r>
+        <w:rPr>
+          <w:lang w:val="en-US"/>
+        </w:rPr>
+        <w:t>Thuộc tính “Base speed” là tần số Clock CPU tiêu chuẩn</w:t>
+      </w:r>
+    </w:p>
+    <w:p>
+      <w:pPr>
+        <w:pStyle w:val="ListParagraph"/>
+        <w:numPr>
+          <w:ilvl w:val="0"/>
+          <w:numId w:val="13"/>
+        </w:numPr>
+        <w:rPr>
+          <w:lang w:val="en-US"/>
+        </w:rPr>
+      </w:pPr>
+      <w:r>
+        <w:rPr>
+          <w:lang w:val="en-US"/>
+        </w:rPr>
+        <w:lastRenderedPageBreak/>
+        <w:t>Thuộc tính “Virtualization” Check xem máy bạn có đang cho phép giả lập 1 hệ điều hành khác không</w:t>
+      </w:r>
+    </w:p>
+    <w:p>
+      <w:pPr>
+        <w:pStyle w:val="ListParagraph"/>
+        <w:numPr>
+          <w:ilvl w:val="0"/>
+          <w:numId w:val="13"/>
+        </w:numPr>
+        <w:rPr>
+          <w:lang w:val="en-US"/>
+        </w:rPr>
+      </w:pPr>
+      <w:r>
+        <w:rPr>
+          <w:lang w:val="en-US"/>
+        </w:rPr>
+        <w:t xml:space="preserve">Thuộc tính “Utilization” là </w:t>
+      </w:r>
+      <w:r>
+        <w:rPr>
+          <w:lang w:val="en-US"/>
+        </w:rPr>
+        <w:t>phần trăm thời gian CPU được sử dụng để tính toán, ví dụ trong 100 giây, chỉ sử dụng 1 giây để tính toán trên CPU, thì nó sẽ hiện 1%</w:t>
+      </w:r>
+    </w:p>
+    <w:p>
+      <w:pPr>
+        <w:pStyle w:val="ListParagraph"/>
+        <w:numPr>
+          <w:ilvl w:val="0"/>
+          <w:numId w:val="13"/>
+        </w:numPr>
+        <w:rPr>
+          <w:lang w:val="en-US"/>
+        </w:rPr>
+      </w:pPr>
+      <w:r>
+        <w:rPr>
+          <w:lang w:val="en-US"/>
+        </w:rPr>
+        <w:t>Thuộc tính “Up time” là thời gian đã trôi qua kể từ lần Restart cuối cùng, đéo phải Shut Down</w:t>
+      </w:r>
+    </w:p>
+    <w:p>
+      <w:pPr>
+        <w:pStyle w:val="ListParagraph"/>
+        <w:numPr>
+          <w:ilvl w:val="0"/>
+          <w:numId w:val="13"/>
+        </w:numPr>
+        <w:rPr>
+          <w:lang w:val="en-US"/>
+        </w:rPr>
+      </w:pPr>
+      <w:r>
+        <w:rPr>
+          <w:lang w:val="en-US"/>
+        </w:rPr>
+        <w:t>Tab “Memory”</w:t>
+      </w:r>
+    </w:p>
+    <w:p>
+      <w:pPr>
+        <w:pStyle w:val="ListParagraph"/>
+        <w:numPr>
+          <w:ilvl w:val="0"/>
+          <w:numId w:val="13"/>
+        </w:numPr>
+        <w:rPr>
+          <w:lang w:val="en-US"/>
+        </w:rPr>
+      </w:pPr>
+      <w:r>
+        <w:rPr>
+          <w:lang w:val="en-US"/>
+        </w:rPr>
+        <w:t>Góc phải trên cùng là tổng RAM trong máy, bên dưới là tổng RAM trừ đi lượng RAM dành cho phần cứng = tổng RAM dành cho phần mềm</w:t>
+      </w:r>
+    </w:p>
+    <w:p>
+      <w:pPr>
+        <w:pStyle w:val="ListParagraph"/>
+        <w:numPr>
+          <w:ilvl w:val="0"/>
+          <w:numId w:val="13"/>
+        </w:numPr>
+        <w:rPr>
+          <w:lang w:val="en-US"/>
+        </w:rPr>
+      </w:pPr>
+      <w:r>
+        <w:rPr>
+          <w:lang w:val="en-US"/>
+        </w:rPr>
+        <w:t>Bên dưới chữ “Memory” là = tổng RAM đang được sử dụng bởi phần mềm / tổng RAM dành cho phần mềm</w:t>
+      </w:r>
+    </w:p>
+    <w:p>
+      <w:pPr>
+        <w:pStyle w:val="ListParagraph"/>
+        <w:numPr>
+          <w:ilvl w:val="0"/>
+          <w:numId w:val="13"/>
+        </w:numPr>
+        <w:rPr>
+          <w:lang w:val="en-US"/>
+        </w:rPr>
+      </w:pPr>
+      <w:r>
+        <w:rPr>
+          <w:lang w:val="en-US"/>
+        </w:rPr>
+        <w:t>Đồ thị là của tổng RAM đang được sử dụng bởi phần mềm</w:t>
+      </w:r>
+    </w:p>
+    <w:p>
+      <w:pPr>
+        <w:pStyle w:val="ListParagraph"/>
+        <w:numPr>
+          <w:ilvl w:val="0"/>
+          <w:numId w:val="13"/>
+        </w:numPr>
+        <w:rPr>
+          <w:lang w:val="en-US"/>
+        </w:rPr>
+      </w:pPr>
+      <w:r>
+        <w:rPr>
+          <w:lang w:val="en-US"/>
+        </w:rPr>
+        <w:t>Thuộc tính “In use</w:t>
+      </w:r>
+      <w:r>
+        <w:rPr>
+          <w:lang w:val="en-US"/>
+        </w:rPr>
+        <w:t xml:space="preserve"> (Compressed)</w:t>
+      </w:r>
+      <w:r>
+        <w:rPr>
+          <w:lang w:val="en-US"/>
+        </w:rPr>
+        <w:t>”</w:t>
+      </w:r>
+      <w:r>
+        <w:rPr>
+          <w:lang w:val="en-US"/>
+        </w:rPr>
+        <w:t xml:space="preserve"> là tổng RAM đang được sử dụng bởi phần mềm, số trong ngoặc = lượng RAM đã được nén để cho ra tổng này, nén tức là dữ liệu được nén trước khi viết vào RAM</w:t>
+      </w:r>
+    </w:p>
+    <w:p>
+      <w:pPr>
+        <w:pStyle w:val="ListParagraph"/>
+        <w:numPr>
+          <w:ilvl w:val="0"/>
+          <w:numId w:val="13"/>
+        </w:numPr>
+        <w:rPr>
+          <w:lang w:val="en-US"/>
+        </w:rPr>
+      </w:pPr>
+      <w:r>
+        <w:rPr>
+          <w:lang w:val="en-US"/>
+        </w:rPr>
+        <w:t>Thuộc tính “Available” = lượng RAM còn lại có thể sử dụng</w:t>
+      </w:r>
+    </w:p>
+    <w:p>
+      <w:pPr>
+        <w:pStyle w:val="ListParagraph"/>
+        <w:numPr>
+          <w:ilvl w:val="0"/>
+          <w:numId w:val="13"/>
+        </w:numPr>
+        <w:rPr>
+          <w:lang w:val="en-US"/>
+        </w:rPr>
+      </w:pPr>
+      <w:r>
+        <w:rPr>
+          <w:lang w:val="en-US"/>
+        </w:rPr>
+        <w:t xml:space="preserve">Thuộc tính “Speed” = tần số </w:t>
+      </w:r>
+      <w:r>
+        <w:rPr>
+          <w:lang w:val="en-US"/>
+        </w:rPr>
+        <w:t xml:space="preserve">tối đa </w:t>
+      </w:r>
+      <w:r>
+        <w:rPr>
+          <w:lang w:val="en-US"/>
+        </w:rPr>
+        <w:t xml:space="preserve">truyền dữ liệu từ RAM và vào RAM, nghĩa là số lần </w:t>
+      </w:r>
+      <w:r>
+        <w:rPr>
+          <w:lang w:val="en-US"/>
+        </w:rPr>
+        <w:t xml:space="preserve">tối đa </w:t>
+      </w:r>
+      <w:r>
+        <w:rPr>
+          <w:lang w:val="en-US"/>
+        </w:rPr>
+        <w:t>dữ liệu được đưa vào gửi ra từ RAM trong 1 giây</w:t>
+      </w:r>
+    </w:p>
+    <w:p>
+      <w:pPr>
+        <w:pStyle w:val="ListParagraph"/>
+        <w:numPr>
+          <w:ilvl w:val="0"/>
+          <w:numId w:val="13"/>
+        </w:numPr>
+        <w:rPr>
+          <w:lang w:val="en-US"/>
+        </w:rPr>
+      </w:pPr>
+      <w:r>
+        <w:rPr>
+          <w:lang w:val="en-US"/>
+        </w:rPr>
+        <w:t>Thuộc tính “Slots used” = số thanh khe chứa RAM bạn đang cắm RAM trên tổng số khe chứa</w:t>
+      </w:r>
+    </w:p>
+    <w:p>
+      <w:pPr>
+        <w:pStyle w:val="ListParagraph"/>
+        <w:numPr>
+          <w:ilvl w:val="0"/>
+          <w:numId w:val="13"/>
+        </w:numPr>
+        <w:rPr>
+          <w:lang w:val="en-US"/>
+        </w:rPr>
+      </w:pPr>
+      <w:r>
+        <w:rPr>
+          <w:lang w:val="en-US"/>
+        </w:rPr>
+        <w:t>Thuộc tính “Form factor” cho biết hình dạng của thanh RAM thuộc kiểu nào</w:t>
+      </w:r>
+    </w:p>
+    <w:p>
+      <w:pPr>
+        <w:pStyle w:val="ListParagraph"/>
+        <w:numPr>
+          <w:ilvl w:val="0"/>
+          <w:numId w:val="13"/>
+        </w:numPr>
+        <w:rPr>
+          <w:lang w:val="en-US"/>
+        </w:rPr>
+      </w:pPr>
+      <w:r>
+        <w:rPr>
+          <w:lang w:val="en-US"/>
+        </w:rPr>
+        <w:t>Thuộc tính “Hardware reserved” = tổng RAM dành cho phần cứng</w:t>
+      </w:r>
+    </w:p>
+    <w:p>
+      <w:pPr>
+        <w:pStyle w:val="ListParagraph"/>
+        <w:numPr>
+          <w:ilvl w:val="0"/>
+          <w:numId w:val="13"/>
+        </w:numPr>
+        <w:rPr>
+          <w:lang w:val="en-US"/>
+        </w:rPr>
+      </w:pPr>
+      <w:r>
+        <w:rPr>
+          <w:lang w:val="en-US"/>
+        </w:rPr>
+        <w:t>Thuộc tính “Committed” = tổng RAM đang dùng / tổng RAM đang có, tổng RAM này đã bao gồm tất cả phần cứng, mềm</w:t>
+      </w:r>
+      <w:r>
+        <w:rPr>
+          <w:lang w:val="en-US"/>
+        </w:rPr>
+        <w:t xml:space="preserve">, </w:t>
+      </w:r>
+      <w:r>
+        <w:rPr>
+          <w:lang w:val="en-US"/>
+        </w:rPr>
+        <w:t>SWAP</w:t>
+      </w:r>
+      <w:r>
+        <w:rPr>
+          <w:lang w:val="en-US"/>
+        </w:rPr>
+        <w:t>, …</w:t>
+      </w:r>
+    </w:p>
+    <w:p>
+      <w:pPr>
+        <w:pStyle w:val="ListParagraph"/>
+        <w:numPr>
+          <w:ilvl w:val="0"/>
+          <w:numId w:val="13"/>
+        </w:numPr>
+        <w:rPr>
+          <w:lang w:val="en-US"/>
+        </w:rPr>
+      </w:pPr>
+      <w:r>
+        <w:rPr>
+          <w:lang w:val="en-US"/>
+        </w:rPr>
+        <w:t>Thuộc tính “Cached” = bộ nhớ đệm trong RAM, phần nhớ này dùng để lưu các File hay chương trình được chạy thường xuyên, đỡ mất công phải tải từ đĩa cứng vào mỗi lần</w:t>
+      </w:r>
+    </w:p>
+    <w:p>
+      <w:pPr>
+        <w:pStyle w:val="ListParagraph"/>
+        <w:numPr>
+          <w:ilvl w:val="0"/>
+          <w:numId w:val="13"/>
+        </w:numPr>
+        <w:rPr>
+          <w:lang w:val="en-US"/>
+        </w:rPr>
+      </w:pPr>
+      <w:r>
+        <w:rPr>
+          <w:lang w:val="en-US"/>
+        </w:rPr>
+        <w:t>Thuộc tính “Non-paged pool” = lượng RAM dành cho Kernel hay các chương trình cực quan trọng khác mà máy tính không thể đẩy nó vào SWAP khi RAM thiếu hụt</w:t>
+      </w:r>
+    </w:p>
+    <w:p>
+      <w:pPr>
+        <w:pStyle w:val="ListParagraph"/>
+        <w:numPr>
+          <w:ilvl w:val="0"/>
+          <w:numId w:val="13"/>
+        </w:numPr>
+        <w:rPr>
+          <w:lang w:val="en-US"/>
+        </w:rPr>
+      </w:pPr>
+      <w:r>
+        <w:rPr>
+          <w:lang w:val="en-US"/>
+        </w:rPr>
+        <w:t xml:space="preserve">Thuộc tính “Paged pool” = </w:t>
+      </w:r>
+      <w:r>
+        <w:rPr>
+          <w:lang w:val="en-US"/>
+        </w:rPr>
+        <w:t>kích thước SWAP</w:t>
+      </w:r>
+    </w:p>
+    <w:p>
+      <w:pPr>
+        <w:pStyle w:val="ListParagraph"/>
+        <w:numPr>
+          <w:ilvl w:val="0"/>
+          <w:numId w:val="19"/>
+        </w:numPr>
+        <w:rPr>
+          <w:lang w:val="en-US"/>
+        </w:rPr>
+      </w:pPr>
+      <w:r>
+        <w:rPr>
+          <w:lang w:val="en-US"/>
+        </w:rPr>
+        <w:t>Chương Trình (Processes)?</w:t>
+      </w:r>
+    </w:p>
+    <w:p>
+      <w:pPr>
+        <w:pStyle w:val="ListParagraph"/>
+        <w:numPr>
+          <w:ilvl w:val="0"/>
+          <w:numId w:val="13"/>
+        </w:numPr>
+        <w:rPr>
+          <w:lang w:val="en-US"/>
+        </w:rPr>
+      </w:pPr>
+      <w:r>
+        <w:rPr>
+          <w:lang w:val="en-US"/>
+        </w:rPr>
+        <w:t>Vào Tab “Processes”, tại đây liệt kê toàn bộ các chương trình đang chạy</w:t>
+      </w:r>
+    </w:p>
+    <w:p>
+      <w:pPr>
+        <w:pStyle w:val="ListParagraph"/>
+        <w:numPr>
+          <w:ilvl w:val="0"/>
+          <w:numId w:val="13"/>
+        </w:numPr>
+        <w:rPr>
+          <w:lang w:val="en-US"/>
+        </w:rPr>
+      </w:pPr>
+      <w:r>
+        <w:rPr>
+          <w:lang w:val="en-US"/>
+        </w:rPr>
+        <w:t>Có 3 loại chương trình</w:t>
+      </w:r>
+    </w:p>
+    <w:p>
+      <w:pPr>
+        <w:pStyle w:val="ListParagraph"/>
+        <w:numPr>
+          <w:ilvl w:val="0"/>
+          <w:numId w:val="13"/>
+        </w:numPr>
+        <w:rPr>
+          <w:lang w:val="en-US"/>
+        </w:rPr>
+      </w:pPr>
+      <w:r>
+        <w:rPr>
+          <w:lang w:val="en-US"/>
+        </w:rPr>
+        <w:t>Loại 1, ứng dụng (Apps)</w:t>
+      </w:r>
+    </w:p>
+    <w:p>
+      <w:pPr>
+        <w:pStyle w:val="ListParagraph"/>
+        <w:numPr>
+          <w:ilvl w:val="0"/>
+          <w:numId w:val="13"/>
+        </w:numPr>
+        <w:rPr>
+          <w:lang w:val="en-US"/>
+        </w:rPr>
+      </w:pPr>
+      <w:r>
+        <w:rPr>
+          <w:lang w:val="en-US"/>
+        </w:rPr>
+        <w:t>Loại 2, nền (Background processes)</w:t>
+      </w:r>
+    </w:p>
+    <w:p>
+      <w:pPr>
+        <w:pStyle w:val="ListParagraph"/>
+        <w:numPr>
+          <w:ilvl w:val="0"/>
+          <w:numId w:val="13"/>
+        </w:numPr>
+        <w:rPr>
+          <w:lang w:val="en-US"/>
+        </w:rPr>
+      </w:pPr>
+      <w:r>
+        <w:rPr>
+          <w:lang w:val="en-US"/>
+        </w:rPr>
+        <w:t>Loại 3, hệ thống (Windows processes)</w:t>
+      </w:r>
+    </w:p>
+    <w:p>
+      <w:pPr>
+        <w:pStyle w:val="ListParagraph"/>
+        <w:numPr>
+          <w:ilvl w:val="0"/>
+          <w:numId w:val="13"/>
+        </w:numPr>
+        <w:rPr>
+          <w:lang w:val="en-US"/>
+        </w:rPr>
+      </w:pPr>
+      <w:r>
+        <w:rPr>
+          <w:lang w:val="en-US"/>
+        </w:rPr>
+        <w:t>Cột “Status” cho biết trạng thái hiện tại của Process, liệu nó có chạy bình thường, hay đang bị tạm hoãn, hay bị giới hạn lượng tài nguyên có thể truy cập</w:t>
+      </w:r>
+    </w:p>
+    <w:p>
+      <w:pPr>
+        <w:pStyle w:val="ListParagraph"/>
+        <w:numPr>
+          <w:ilvl w:val="0"/>
+          <w:numId w:val="13"/>
+        </w:numPr>
+        <w:rPr>
+          <w:lang w:val="en-US"/>
+        </w:rPr>
+      </w:pPr>
+      <w:r>
+        <w:rPr>
+          <w:lang w:val="en-US"/>
+        </w:rPr>
+        <w:t>Cột ”CPU” cho biết phần trăm thời gian Process sử dụng CPU để tính toán</w:t>
+      </w:r>
+      <w:r>
+        <w:rPr>
+          <w:lang w:val="en-US"/>
+        </w:rPr>
+        <w:t>, số ở trên chữ “CPU” = tổng của tất cả Process</w:t>
+      </w:r>
+    </w:p>
+    <w:p>
+      <w:pPr>
+        <w:pStyle w:val="ListParagraph"/>
+        <w:numPr>
+          <w:ilvl w:val="0"/>
+          <w:numId w:val="13"/>
+        </w:numPr>
+        <w:rPr>
+          <w:lang w:val="en-US"/>
+        </w:rPr>
+      </w:pPr>
+      <w:r>
+        <w:rPr>
+          <w:lang w:val="en-US"/>
+        </w:rPr>
+        <w:t>Cột “Memory” cho biết dung lượng Process chiếm trong RAM, số trên chữ “Memory” = tổng phần trăm RAM đang bị chiếm</w:t>
+      </w:r>
+    </w:p>
+    <w:p>
+      <w:pPr>
+        <w:pStyle w:val="ListParagraph"/>
+        <w:numPr>
+          <w:ilvl w:val="0"/>
+          <w:numId w:val="13"/>
+        </w:numPr>
+        <w:rPr>
+          <w:lang w:val="en-US"/>
+        </w:rPr>
+      </w:pPr>
+      <w:r>
+        <w:rPr>
+          <w:lang w:val="en-US"/>
+        </w:rPr>
+        <w:t>Cột “Disk” cho biết tốc độ đọc ghi vào đĩa cứng của Process thời điểm hiện tại</w:t>
+      </w:r>
+      <w:r>
+        <w:rPr>
+          <w:lang w:val="en-US"/>
+        </w:rPr>
+        <w:t>, số trễn chữ “Disk” =</w:t>
+      </w:r>
+      <w:r>
+        <w:rPr>
+          <w:lang w:val="en-US"/>
+        </w:rPr>
+        <w:t xml:space="preserve"> phần trăm</w:t>
       </w:r>
       <w:r>
         <w:rPr>
@@ -1925,19 +3515,7 @@
         <w:rPr>
           <w:lang w:val="en-US"/>
         </w:rPr>
-        <w:t>File Back Up</w:t>
-      </w:r>
-      <w:r>
-        <w:rPr>
-          <w:lang w:val="en-US"/>
-        </w:rPr>
-        <w:t>, gọi thư mục này là A</w:t>
-      </w:r>
-      <w:r>
-        <w:rPr>
-          <w:lang w:val="en-US"/>
-        </w:rPr>
-        <w:t xml:space="preserve"> + Click “OK” + Click “Backup Now” + chờ nó Copy dữ liệu</w:t>
+        <w:t>thời gian mà có hoạt động đọc ghi trên đĩa cứng, ví dụ trong 100 giây, ta chỉ dành 1 giây để ghi vào đĩa cứng, thì nó hiện 1%</w:t>
       </w:r>
     </w:p>
     <w:p>
@@ -1955,588 +3533,44 @@
         <w:rPr>
           <w:lang w:val="en-US"/>
         </w:rPr>
-        <w:t>Khi này trong A sẽ có thư mục</w:t>
-      </w:r>
-      <w:r>
-        <w:rPr>
-          <w:lang w:val="en-US"/>
-        </w:rPr>
-        <w:t xml:space="preserve"> với tên hồi nãy bạn nhập</w:t>
-      </w:r>
-      <w:r>
-        <w:rPr>
-          <w:lang w:val="en-US"/>
-        </w:rPr>
-        <w:t>, trong này chứa 1 File Back Up cho toàn bộ phân vùng bạn vừa chọn, có phần mở rộng “.pbd”</w:t>
-      </w:r>
-    </w:p>
-    <w:p>
-      <w:pPr>
-        <w:pStyle w:val="ListParagraph"/>
-        <w:numPr>
-          <w:ilvl w:val="0"/>
-          <w:numId w:val="13"/>
-        </w:numPr>
-        <w:rPr>
-          <w:lang w:val="en-US"/>
-        </w:rPr>
-      </w:pPr>
-      <w:r>
-        <w:rPr>
-          <w:lang w:val="en-US"/>
-        </w:rPr>
-        <w:t>Bạn chỉ có thể 1 lúc khôi phục được 1 phân vùng ổ cứng, để làm điều này</w:t>
-      </w:r>
-    </w:p>
-    <w:p>
-      <w:pPr>
-        <w:pStyle w:val="ListParagraph"/>
-        <w:numPr>
-          <w:ilvl w:val="0"/>
-          <w:numId w:val="13"/>
-        </w:numPr>
-        <w:rPr>
-          <w:lang w:val="en-US"/>
-        </w:rPr>
-      </w:pPr>
-      <w:r>
-        <w:rPr>
-          <w:lang w:val="en-US"/>
-        </w:rPr>
-        <w:t xml:space="preserve">Mở phần mềm Back Up + Click “Browse to Recover” + Click “Local Drive” + chọn File Back Up ở trên + Click “OK” + chọn 1 trong các phân vùng muốn khôi phục = Tick vào góc phải trên của phân vùng + Click “Next” + chọn phân vùng đích = Tick vào góc phải trên của phân vùng + Click “Next” + Click “Continue” + </w:t>
-      </w:r>
-      <w:r>
-        <w:rPr>
-          <w:lang w:val="en-US"/>
-        </w:rPr>
-        <w:t>Click “Proceed” + chờ nó bung ra + Click “Finish”</w:t>
-      </w:r>
-    </w:p>
-    <w:p>
-      <w:pPr>
-        <w:pStyle w:val="ListParagraph"/>
-        <w:numPr>
-          <w:ilvl w:val="0"/>
-          <w:numId w:val="13"/>
-        </w:numPr>
-        <w:rPr>
-          <w:lang w:val="en-US"/>
-        </w:rPr>
-      </w:pPr>
-      <w:r>
-        <w:rPr>
-          <w:lang w:val="en-US"/>
-        </w:rPr>
-        <w:t>Lưu ý File Back Up phải ở phân vùng khác với phân vùng đích vì như vậy nó sẽ bị xóa</w:t>
-      </w:r>
-    </w:p>
-    <w:p>
-      <w:pPr>
-        <w:pStyle w:val="ListParagraph"/>
-        <w:numPr>
-          <w:ilvl w:val="0"/>
-          <w:numId w:val="13"/>
-        </w:numPr>
-        <w:rPr>
-          <w:lang w:val="en-US"/>
-        </w:rPr>
-      </w:pPr>
-      <w:r>
-        <w:rPr>
-          <w:lang w:val="en-US"/>
-        </w:rPr>
-        <w:t xml:space="preserve">Để </w:t>
-      </w:r>
-      <w:r>
-        <w:rPr>
-          <w:lang w:val="en-US"/>
-        </w:rPr>
-        <w:t>Back Up nhiều thư mục hoặc File</w:t>
-      </w:r>
-    </w:p>
-    <w:p>
-      <w:pPr>
-        <w:pStyle w:val="ListParagraph"/>
-        <w:numPr>
-          <w:ilvl w:val="0"/>
-          <w:numId w:val="13"/>
-        </w:numPr>
-        <w:rPr>
-          <w:lang w:val="en-US"/>
-        </w:rPr>
-      </w:pPr>
-      <w:r>
-        <w:rPr>
-          <w:lang w:val="en-US"/>
-        </w:rPr>
-        <w:t xml:space="preserve">Y chang như Back Up </w:t>
-      </w:r>
-      <w:r>
-        <w:rPr>
-          <w:lang w:val="en-US"/>
-        </w:rPr>
-        <w:t xml:space="preserve">nhiều </w:t>
-      </w:r>
-      <w:r>
-        <w:rPr>
-          <w:lang w:val="en-US"/>
-        </w:rPr>
-        <w:t xml:space="preserve">phân vùng ổ cứng, thay vì chọn </w:t>
-      </w:r>
-      <w:r>
-        <w:rPr>
-          <w:lang w:val="en-US"/>
-        </w:rPr>
-        <w:t xml:space="preserve">nhiều </w:t>
-      </w:r>
-      <w:r>
-        <w:rPr>
-          <w:lang w:val="en-US"/>
-        </w:rPr>
-        <w:t>phân vùng thì chọn</w:t>
-      </w:r>
-      <w:r>
-        <w:rPr>
-          <w:lang w:val="en-US"/>
-        </w:rPr>
-        <w:t xml:space="preserve"> nhi</w:t>
-      </w:r>
-      <w:r>
-        <w:rPr>
-          <w:lang w:val="en-US"/>
-        </w:rPr>
-        <w:t xml:space="preserve"> File hoặc thư mục</w:t>
-      </w:r>
-    </w:p>
-    <w:p>
-      <w:pPr>
-        <w:pStyle w:val="ListParagraph"/>
-        <w:numPr>
-          <w:ilvl w:val="0"/>
-          <w:numId w:val="13"/>
-        </w:numPr>
-        <w:rPr>
-          <w:lang w:val="en-US"/>
-        </w:rPr>
-      </w:pPr>
-      <w:r>
-        <w:rPr>
-          <w:lang w:val="en-US"/>
-        </w:rPr>
-        <w:t>Để khôi phục nhiều thư mục hoặc File</w:t>
-      </w:r>
-    </w:p>
-    <w:p>
-      <w:pPr>
-        <w:pStyle w:val="ListParagraph"/>
-        <w:numPr>
-          <w:ilvl w:val="0"/>
-          <w:numId w:val="13"/>
-        </w:numPr>
-        <w:rPr>
-          <w:lang w:val="en-US"/>
-        </w:rPr>
-      </w:pPr>
-      <w:r>
-        <w:rPr>
-          <w:lang w:val="en-US"/>
-        </w:rPr>
-        <w:t>Mở phần mềm Back Up + Click “Browse to Recover” + Click “Local Drive” + chọn File Back Up + Click “OK” + Tick chọn các thư mục hoặc File muốn khôi phục + Tick “Recover to” + Click “Browse…” + chọn thư mục muốn bung vào + Click “Proceed” + chờ nó khôi phục + Click “Finish</w:t>
-      </w:r>
-      <w:r>
-        <w:rPr>
-          <w:lang w:val="en-US"/>
-        </w:rPr>
-        <w:t>”</w:t>
-      </w:r>
-    </w:p>
-    <w:p>
-      <w:pPr>
-        <w:pStyle w:val="ListParagraph"/>
-        <w:numPr>
-          <w:ilvl w:val="0"/>
-          <w:numId w:val="13"/>
-        </w:numPr>
-        <w:rPr>
-          <w:lang w:val="en-US"/>
-        </w:rPr>
-      </w:pPr>
-      <w:r>
-        <w:rPr>
-          <w:lang w:val="en-US"/>
-        </w:rPr>
-        <w:t>Ví dụ, ta bung 2 File có đường dẫn “C:\foo\bar.css” và “D:\far.js” vào thư mục “E:\bob”, thì trong thư mục này, sẽ có 2 thư mục con “C” và “D”, trong “C” có “foo”, trong “foo” có “bar.css”, trong “D” có “far.js”</w:t>
-      </w:r>
-    </w:p>
-    <w:p>
-      <w:pPr>
-        <w:pStyle w:val="ListParagraph"/>
-        <w:numPr>
-          <w:ilvl w:val="0"/>
-          <w:numId w:val="13"/>
-        </w:numPr>
-        <w:rPr>
-          <w:lang w:val="en-US"/>
-        </w:rPr>
-      </w:pPr>
-      <w:r>
-        <w:rPr>
-          <w:lang w:val="en-US"/>
-        </w:rPr>
-        <w:t>Nếu muốn khôi phục các File và thư mục vào vị trí ban đầu, nói cách khác là theo đường dẫn gắn với nó mà khôi phục vào, thì thay vì Tick “Recover to” và chọn thư mục muốn bung vào thì chỉ cần Tick “Recover to original location”</w:t>
-      </w:r>
-    </w:p>
-    <w:p>
-      <w:pPr>
-        <w:pStyle w:val="ListParagraph"/>
-        <w:numPr>
-          <w:ilvl w:val="0"/>
-          <w:numId w:val="13"/>
-        </w:numPr>
-        <w:rPr>
-          <w:lang w:val="en-US"/>
-        </w:rPr>
-      </w:pPr>
-      <w:r>
-        <w:rPr>
-          <w:lang w:val="en-US"/>
-        </w:rPr>
-        <w:t>Các Back Up bạn tạo sẽ được phần mềm lưu lại và liệt kê ở bên trái cửa sổ phần mềm dưới “Add Backup”, do đó sau khi bạn đã Back Up lần 1, thì mấy lần sau chỉ cần chọn Back Up đó rồi Click “Backup Now” + chờ nó Back Up + là bạn đã tạo ra 1 File Back Up mới, nếu File cũ vẫn còn thì File này được đặt tên theo kiểu “v1”, “v2”, “v3”, …, tương ứng với các phiên bản tăng dần, đồng thời khi chọn 1 Back Up nào đó</w:t>
-      </w:r>
-    </w:p>
-    <w:p>
-      <w:pPr>
-        <w:rPr>
-          <w:lang w:val="en-US"/>
-        </w:rPr>
-      </w:pPr>
-    </w:p>
-    <w:p>
-      <w:pPr>
-        <w:rPr>
-          <w:lang w:val="en-US"/>
-        </w:rPr>
-      </w:pPr>
-      <w:r>
-        <w:rPr>
-          <w:lang w:val="en-US"/>
-        </w:rPr>
-        <w:t>Setting – Cài Đặt:</w:t>
-      </w:r>
-    </w:p>
-    <w:p>
-      <w:pPr>
-        <w:pStyle w:val="ListParagraph"/>
-        <w:numPr>
-          <w:ilvl w:val="0"/>
-          <w:numId w:val="16"/>
-        </w:numPr>
-        <w:rPr>
-          <w:lang w:val="en-US"/>
-        </w:rPr>
-      </w:pPr>
-      <w:r>
-        <w:rPr>
-          <w:lang w:val="en-US"/>
-        </w:rPr>
-        <w:t xml:space="preserve">Cách Vô </w:t>
-      </w:r>
-      <w:r>
-        <w:rPr>
-          <w:lang w:val="en-US"/>
-        </w:rPr>
-        <w:t>Cài Đặt Laptop?</w:t>
-      </w:r>
-    </w:p>
-    <w:p>
-      <w:pPr>
-        <w:pStyle w:val="ListParagraph"/>
-        <w:numPr>
-          <w:ilvl w:val="0"/>
-          <w:numId w:val="13"/>
-        </w:numPr>
-        <w:rPr>
-          <w:lang w:val="en-US"/>
-        </w:rPr>
-      </w:pPr>
-      <w:r>
-        <w:rPr>
-          <w:lang w:val="en-US"/>
-        </w:rPr>
-        <w:t xml:space="preserve">Nhấn “Windows” + “I” </w:t>
-      </w:r>
-    </w:p>
-    <w:p>
-      <w:pPr>
-        <w:pStyle w:val="ListParagraph"/>
-        <w:numPr>
-          <w:ilvl w:val="0"/>
-          <w:numId w:val="16"/>
-        </w:numPr>
-        <w:rPr>
-          <w:lang w:val="en-US"/>
-        </w:rPr>
-      </w:pPr>
-      <w:r>
-        <w:rPr>
-          <w:lang w:val="en-US"/>
-        </w:rPr>
-        <w:t xml:space="preserve">Hiển </w:t>
-      </w:r>
-      <w:r>
-        <w:rPr>
-          <w:lang w:val="en-US"/>
-        </w:rPr>
-        <w:t xml:space="preserve">Thị Tất Cả </w:t>
-      </w:r>
-      <w:r>
-        <w:rPr>
-          <w:lang w:val="en-US"/>
-        </w:rPr>
-        <w:t xml:space="preserve">File </w:t>
-      </w:r>
-      <w:r>
-        <w:rPr>
-          <w:lang w:val="en-US"/>
-        </w:rPr>
-        <w:t>Bị Ẩn?</w:t>
-      </w:r>
-    </w:p>
-    <w:p>
-      <w:pPr>
-        <w:pStyle w:val="ListParagraph"/>
-        <w:numPr>
-          <w:ilvl w:val="0"/>
-          <w:numId w:val="13"/>
-        </w:numPr>
-        <w:rPr>
-          <w:lang w:val="en-US"/>
-        </w:rPr>
-      </w:pPr>
-      <w:r>
-        <w:rPr>
-          <w:lang w:val="en-US"/>
-        </w:rPr>
-        <w:t>Vào Tab “Privacy &amp; security” + tại mục “Security” + chọn “For developers” + chọn “File Explorer” + Tick mục “Show hidden and system files”</w:t>
-      </w:r>
-    </w:p>
-    <w:p>
-      <w:pPr>
-        <w:pStyle w:val="ListParagraph"/>
-        <w:numPr>
-          <w:ilvl w:val="0"/>
-          <w:numId w:val="16"/>
-        </w:numPr>
-        <w:rPr>
-          <w:lang w:val="en-US"/>
-        </w:rPr>
-      </w:pPr>
-      <w:r>
-        <w:rPr>
-          <w:lang w:val="en-US"/>
-        </w:rPr>
-        <w:t>Tường Lửa?</w:t>
-      </w:r>
-    </w:p>
-    <w:p>
-      <w:pPr>
-        <w:pStyle w:val="ListParagraph"/>
-        <w:numPr>
-          <w:ilvl w:val="0"/>
-          <w:numId w:val="13"/>
-        </w:numPr>
-        <w:rPr>
-          <w:lang w:val="en-US"/>
-        </w:rPr>
-      </w:pPr>
-      <w:r>
-        <w:rPr>
-          <w:lang w:val="en-US"/>
-        </w:rPr>
-        <w:t>Truy cập</w:t>
-      </w:r>
-    </w:p>
-    <w:p>
-      <w:pPr>
-        <w:pStyle w:val="ListParagraph"/>
-        <w:numPr>
-          <w:ilvl w:val="0"/>
-          <w:numId w:val="13"/>
-        </w:numPr>
-        <w:rPr>
-          <w:lang w:val="en-US"/>
-        </w:rPr>
-      </w:pPr>
+        <w:t xml:space="preserve">Cột “Network” cho biết tốc độ dữ liệu từ Internet được gửi vào máy bạn hoặc từ máy bạn vào Internet thông qua Process, số trên chữ “Network” = </w:t>
+      </w:r>
+      <w:r>
+        <w:rPr>
+          <w:lang w:val="en-US"/>
+        </w:rPr>
+        <w:t xml:space="preserve">phần trăm thời </w:t>
+      </w:r>
       <w:r>
         <w:rPr>
           <w:lang w:val="en-US"/>
         </w:rPr>
         <w:lastRenderedPageBreak/>
-        <w:t>Vào Tab “Privacy &amp; security” + tại mục “Windows Security” + chọn “Firewall &amp; network protection” + cửa sổ Window Security sẽ hiện lên và bạn đang ở Tab “Firewall &amp; network protection”</w:t>
-      </w:r>
-    </w:p>
-    <w:p>
-      <w:pPr>
-        <w:rPr>
-          <w:lang w:val="en-US"/>
-        </w:rPr>
-      </w:pPr>
-    </w:p>
-    <w:p>
-      <w:pPr>
-        <w:rPr>
-          <w:lang w:val="en-US"/>
-        </w:rPr>
-      </w:pPr>
-      <w:r>
-        <w:rPr>
-          <w:lang w:val="en-US"/>
-        </w:rPr>
-        <w:t xml:space="preserve">Global </w:t>
-      </w:r>
-      <w:r>
-        <w:rPr>
-          <w:lang w:val="en-US"/>
-        </w:rPr>
-        <w:t>Constants</w:t>
-      </w:r>
-      <w:r>
-        <w:rPr>
-          <w:lang w:val="en-US"/>
-        </w:rPr>
-        <w:t xml:space="preserve">– </w:t>
-      </w:r>
-      <w:r>
-        <w:rPr>
-          <w:lang w:val="en-US"/>
-        </w:rPr>
-        <w:t xml:space="preserve">Hằng </w:t>
-      </w:r>
-      <w:r>
-        <w:rPr>
-          <w:lang w:val="en-US"/>
-        </w:rPr>
-        <w:t>Toàn Cục:</w:t>
-      </w:r>
-    </w:p>
-    <w:p>
-      <w:pPr>
-        <w:pStyle w:val="ListParagraph"/>
-        <w:numPr>
-          <w:ilvl w:val="0"/>
-          <w:numId w:val="4"/>
-        </w:numPr>
-        <w:rPr>
-          <w:lang w:val="en-US"/>
-        </w:rPr>
-      </w:pPr>
-      <w:r>
-        <w:rPr>
-          <w:lang w:val="en-US"/>
-        </w:rPr>
-        <w:t>%</w:t>
-      </w:r>
-      <w:r>
-        <w:rPr>
-          <w:lang w:val="en-US"/>
-        </w:rPr>
-        <w:t>username</w:t>
-      </w:r>
-      <w:r>
-        <w:rPr>
-          <w:lang w:val="en-US"/>
-        </w:rPr>
-        <w:t xml:space="preserve">% </w:t>
-      </w:r>
-      <w:r>
-        <w:rPr>
-          <w:lang w:val="en-US"/>
-        </w:rPr>
-        <w:t xml:space="preserve">= </w:t>
-      </w:r>
-      <w:r>
-        <w:rPr>
-          <w:lang w:val="en-US"/>
-        </w:rPr>
-        <w:t>Huan</w:t>
-      </w:r>
-    </w:p>
-    <w:p>
-      <w:pPr>
-        <w:pStyle w:val="ListParagraph"/>
-        <w:numPr>
-          <w:ilvl w:val="0"/>
-          <w:numId w:val="4"/>
-        </w:numPr>
-        <w:rPr>
-          <w:lang w:val="en-US"/>
-        </w:rPr>
-      </w:pPr>
-      <w:r>
-        <w:rPr>
-          <w:lang w:val="en-US"/>
-        </w:rPr>
-        <w:t>%</w:t>
-      </w:r>
-      <w:r>
-        <w:rPr>
-          <w:lang w:val="en-US"/>
-        </w:rPr>
-        <w:t>userprofile</w:t>
-      </w:r>
-      <w:r>
-        <w:rPr>
-          <w:lang w:val="en-US"/>
-        </w:rPr>
-        <w:t>% =</w:t>
-      </w:r>
-      <w:r>
-        <w:rPr>
-          <w:lang w:val="en-US"/>
-        </w:rPr>
-        <w:t xml:space="preserve"> C:\Users\Huan</w:t>
-      </w:r>
-    </w:p>
-    <w:p>
-      <w:pPr>
-        <w:pStyle w:val="ListParagraph"/>
-        <w:numPr>
-          <w:ilvl w:val="0"/>
-          <w:numId w:val="4"/>
-        </w:numPr>
-        <w:rPr>
-          <w:lang w:val="en-US"/>
-        </w:rPr>
-      </w:pPr>
-      <w:r>
-        <w:rPr>
-          <w:lang w:val="en-US"/>
-        </w:rPr>
-        <w:t>%</w:t>
-      </w:r>
-      <w:r>
-        <w:rPr>
-          <w:lang w:val="en-US"/>
-        </w:rPr>
-        <w:t>systemroot</w:t>
-      </w:r>
-      <w:r>
-        <w:rPr>
-          <w:lang w:val="en-US"/>
-        </w:rPr>
-        <w:t>%</w:t>
-      </w:r>
-      <w:r>
-        <w:rPr>
-          <w:lang w:val="en-US"/>
-        </w:rPr>
-        <w:t xml:space="preserve"> = </w:t>
-      </w:r>
-      <w:r>
-        <w:rPr>
-          <w:lang w:val="en-US"/>
-        </w:rPr>
-        <w:t>C:\Windows</w:t>
+        <w:t xml:space="preserve">gian mà có hoạt động </w:t>
+      </w:r>
+      <w:r>
+        <w:rPr>
+          <w:lang w:val="en-US"/>
+        </w:rPr>
+        <w:t>truyền tải dữ liệu</w:t>
+      </w:r>
+      <w:r>
+        <w:rPr>
+          <w:lang w:val="en-US"/>
+        </w:rPr>
+        <w:t xml:space="preserve">, ví dụ trong 100 giây, ta chỉ dành 1 giây để </w:t>
+      </w:r>
+      <w:r>
+        <w:rPr>
+          <w:lang w:val="en-US"/>
+        </w:rPr>
+        <w:t>truyền tải dữ liệu</w:t>
+      </w:r>
+      <w:r>
+        <w:rPr>
+          <w:lang w:val="en-US"/>
+        </w:rPr>
+        <w:t>, thì nó hiện 1%</w:t>
       </w:r>
     </w:p>
     <w:p>
@@ -2562,12 +3596,6 @@
         <w:rPr>
           <w:lang w:val="en-US"/>
         </w:rPr>
-        <w:t>s</w:t>
-      </w:r>
-      <w:r>
-        <w:rPr>
-          <w:lang w:val="en-US"/>
-        </w:rPr>
         <w:t xml:space="preserve"> – Biến Môi Trường:</w:t>
       </w:r>
     </w:p>
@@ -2885,22 +3913,151 @@
     </w:p>
     <w:p>
       <w:pPr>
-        <w:rPr>
-          <w:lang w:val="en-US"/>
-        </w:rPr>
-      </w:pPr>
-    </w:p>
-    <w:p>
-      <w:pPr>
-        <w:rPr>
-          <w:lang w:val="en-US"/>
-        </w:rPr>
-      </w:pPr>
-      <w:r>
-        <w:rPr>
-          <w:lang w:val="en-US"/>
-        </w:rPr>
-        <w:t>File And Folder – Tệp Và Thư Mục:</w:t>
+        <w:pStyle w:val="ListParagraph"/>
+        <w:numPr>
+          <w:ilvl w:val="0"/>
+          <w:numId w:val="5"/>
+        </w:numPr>
+        <w:rPr>
+          <w:lang w:val="en-US"/>
+        </w:rPr>
+      </w:pPr>
+      <w:r>
+        <w:rPr>
+          <w:lang w:val="en-US"/>
+        </w:rPr>
+        <w:t>Các Hằng Toàn Cục Trên CMD?</w:t>
+      </w:r>
+    </w:p>
+    <w:p>
+      <w:pPr>
+        <w:pStyle w:val="ListParagraph"/>
+        <w:pBdr>
+          <w:top w:val="single" w:sz="4" w:space="1" w:color="auto"/>
+          <w:left w:val="single" w:sz="4" w:space="4" w:color="auto"/>
+          <w:bottom w:val="single" w:sz="4" w:space="1" w:color="auto"/>
+          <w:right w:val="single" w:sz="4" w:space="4" w:color="auto"/>
+        </w:pBdr>
+        <w:ind w:left="1080"/>
+        <w:rPr>
+          <w:lang w:val="en-US"/>
+        </w:rPr>
+      </w:pPr>
+      <w:r>
+        <w:rPr>
+          <w:lang w:val="en-US"/>
+        </w:rPr>
+        <w:t xml:space="preserve">%username% = </w:t>
+      </w:r>
+      <w:r>
+        <w:rPr>
+          <w:lang w:val="en-US"/>
+        </w:rPr>
+        <w:t>&lt;Tên Người Dùng</w:t>
+      </w:r>
+      <w:r>
+        <w:rPr>
+          <w:lang w:val="en-US"/>
+        </w:rPr>
+        <w:t xml:space="preserve"> Hiện Tại</w:t>
+      </w:r>
+      <w:r>
+        <w:rPr>
+          <w:lang w:val="en-US"/>
+        </w:rPr>
+        <w:t>&gt;</w:t>
+      </w:r>
+    </w:p>
+    <w:p>
+      <w:pPr>
+        <w:pStyle w:val="ListParagraph"/>
+        <w:pBdr>
+          <w:top w:val="single" w:sz="4" w:space="1" w:color="auto"/>
+          <w:left w:val="single" w:sz="4" w:space="4" w:color="auto"/>
+          <w:bottom w:val="single" w:sz="4" w:space="1" w:color="auto"/>
+          <w:right w:val="single" w:sz="4" w:space="4" w:color="auto"/>
+        </w:pBdr>
+        <w:ind w:left="1080"/>
+        <w:rPr>
+          <w:lang w:val="en-US"/>
+        </w:rPr>
+      </w:pPr>
+      <w:r>
+        <w:rPr>
+          <w:lang w:val="en-US"/>
+        </w:rPr>
+        <w:t>%userprofile% = C:\Users\</w:t>
+      </w:r>
+      <w:r>
+        <w:rPr>
+          <w:lang w:val="en-US"/>
+        </w:rPr>
+        <w:t>&lt;Tên Người Dùng</w:t>
+      </w:r>
+      <w:r>
+        <w:rPr>
+          <w:lang w:val="en-US"/>
+        </w:rPr>
+        <w:t xml:space="preserve"> Hiện Tại</w:t>
+      </w:r>
+      <w:r>
+        <w:rPr>
+          <w:lang w:val="en-US"/>
+        </w:rPr>
+        <w:t>&gt;</w:t>
+      </w:r>
+    </w:p>
+    <w:p>
+      <w:pPr>
+        <w:pStyle w:val="ListParagraph"/>
+        <w:pBdr>
+          <w:top w:val="single" w:sz="4" w:space="1" w:color="auto"/>
+          <w:left w:val="single" w:sz="4" w:space="4" w:color="auto"/>
+          <w:bottom w:val="single" w:sz="4" w:space="1" w:color="auto"/>
+          <w:right w:val="single" w:sz="4" w:space="4" w:color="auto"/>
+        </w:pBdr>
+        <w:ind w:left="1080"/>
+        <w:rPr>
+          <w:lang w:val="en-US"/>
+        </w:rPr>
+      </w:pPr>
+      <w:r>
+        <w:rPr>
+          <w:lang w:val="en-US"/>
+        </w:rPr>
+        <w:t>%systemroot% = C:\Windows</w:t>
+      </w:r>
+    </w:p>
+    <w:p>
+      <w:pPr>
+        <w:pStyle w:val="ListParagraph"/>
+        <w:numPr>
+          <w:ilvl w:val="0"/>
+          <w:numId w:val="3"/>
+        </w:numPr>
+        <w:rPr>
+          <w:lang w:val="en-US"/>
+        </w:rPr>
+      </w:pPr>
+    </w:p>
+    <w:p>
+      <w:pPr>
+        <w:rPr>
+          <w:lang w:val="en-US"/>
+        </w:rPr>
+      </w:pPr>
+    </w:p>
+    <w:p>
+      <w:pPr>
+        <w:rPr>
+          <w:lang w:val="en-US"/>
+        </w:rPr>
+      </w:pPr>
+      <w:r>
+        <w:rPr>
+          <w:lang w:val="en-US"/>
+        </w:rPr>
+        <w:t>File – Tệp:</w:t>
       </w:r>
     </w:p>
     <w:p>
@@ -3080,43 +4237,43 @@
         <w:rPr>
           <w:lang w:val="en-US"/>
         </w:rPr>
+        <w:t>Mở File không có phần mở rộng bằng cách chọn 1 chương trình để mở như Word chẳng hạn</w:t>
+      </w:r>
+    </w:p>
+    <w:p>
+      <w:pPr>
+        <w:pStyle w:val="ListParagraph"/>
+        <w:numPr>
+          <w:ilvl w:val="0"/>
+          <w:numId w:val="3"/>
+        </w:numPr>
+        <w:rPr>
+          <w:lang w:val="en-US"/>
+        </w:rPr>
+      </w:pPr>
+      <w:r>
+        <w:rPr>
+          <w:lang w:val="en-US"/>
+        </w:rPr>
+        <w:t>Tên của File luôn luôn bao gồm cả tên và phần mở rộng</w:t>
+      </w:r>
+    </w:p>
+    <w:p>
+      <w:pPr>
+        <w:pStyle w:val="ListParagraph"/>
+        <w:numPr>
+          <w:ilvl w:val="0"/>
+          <w:numId w:val="8"/>
+        </w:numPr>
+        <w:rPr>
+          <w:lang w:val="en-US"/>
+        </w:rPr>
+      </w:pPr>
+      <w:r>
+        <w:rPr>
+          <w:lang w:val="en-US"/>
+        </w:rPr>
         <w:lastRenderedPageBreak/>
-        <w:t>Mở File không có phần mở rộng bằng cách chọn 1 chương trình để mở như Word chẳng hạn</w:t>
-      </w:r>
-    </w:p>
-    <w:p>
-      <w:pPr>
-        <w:pStyle w:val="ListParagraph"/>
-        <w:numPr>
-          <w:ilvl w:val="0"/>
-          <w:numId w:val="3"/>
-        </w:numPr>
-        <w:rPr>
-          <w:lang w:val="en-US"/>
-        </w:rPr>
-      </w:pPr>
-      <w:r>
-        <w:rPr>
-          <w:lang w:val="en-US"/>
-        </w:rPr>
-        <w:t>Tên của File luôn luôn bao gồm cả tên và phần mở rộng</w:t>
-      </w:r>
-    </w:p>
-    <w:p>
-      <w:pPr>
-        <w:pStyle w:val="ListParagraph"/>
-        <w:numPr>
-          <w:ilvl w:val="0"/>
-          <w:numId w:val="8"/>
-        </w:numPr>
-        <w:rPr>
-          <w:lang w:val="en-US"/>
-        </w:rPr>
-      </w:pPr>
-      <w:r>
-        <w:rPr>
-          <w:lang w:val="en-US"/>
-        </w:rPr>
         <w:t>Cách Viết Đường Dẫn Tương Đối?</w:t>
       </w:r>
     </w:p>
@@ -3929,14 +5086,7 @@
               <w:rPr>
                 <w:lang w:val="en-US"/>
               </w:rPr>
-              <w:t xml:space="preserve">Lặp&gt; </w:t>
-            </w:r>
-            <w:r>
-              <w:rPr>
-                <w:lang w:val="en-US"/>
-              </w:rPr>
-              <w:lastRenderedPageBreak/>
-              <w:t>mỗi lần lặp</w:t>
+              <w:t>Lặp&gt; mỗi lần lặp</w:t>
             </w:r>
           </w:p>
         </w:tc>
@@ -3960,7 +5110,6 @@
               <w:rPr>
                 <w:lang w:val="en-US"/>
               </w:rPr>
-              <w:lastRenderedPageBreak/>
               <w:t>Chuỗi bất kì ngăn cách bởi khoảng trắng</w:t>
             </w:r>
           </w:p>
@@ -4029,6 +5178,7 @@
               <w:rPr>
                 <w:lang w:val="en-US"/>
               </w:rPr>
+              <w:lastRenderedPageBreak/>
               <w:t xml:space="preserve">Tất cả </w:t>
             </w:r>
             <w:r>
@@ -4975,7 +6125,6 @@
         <w:rPr>
           <w:lang w:val="en-US"/>
         </w:rPr>
-        <w:lastRenderedPageBreak/>
         <w:t>exist &lt;Đường Dẫn Tới File&gt;</w:t>
       </w:r>
     </w:p>
@@ -5036,6 +6185,7 @@
         <w:rPr>
           <w:lang w:val="en-US"/>
         </w:rPr>
+        <w:lastRenderedPageBreak/>
         <w:t xml:space="preserve">    echo foo</w:t>
       </w:r>
     </w:p>
@@ -5644,7 +6794,6 @@
         <w:rPr>
           <w:lang w:val="en-US"/>
         </w:rPr>
-        <w:lastRenderedPageBreak/>
         <w:t>Chạy 1 File?</w:t>
       </w:r>
     </w:p>
@@ -5690,6 +6839,7 @@
         <w:rPr>
           <w:lang w:val="en-US"/>
         </w:rPr>
+        <w:lastRenderedPageBreak/>
         <w:t xml:space="preserve">Làm như này là để </w:t>
       </w:r>
       <w:r>
@@ -5902,37 +7052,31 @@
         <w:rPr>
           <w:lang w:val="en-US"/>
         </w:rPr>
-        <w:t>Simple</w:t>
-      </w:r>
-      <w:r>
-        <w:rPr>
-          <w:lang w:val="en-US"/>
-        </w:rPr>
-        <w:t xml:space="preserve"> Commands </w:t>
-      </w:r>
-      <w:r>
-        <w:rPr>
-          <w:lang w:val="en-US"/>
-        </w:rPr>
-        <w:t xml:space="preserve">– </w:t>
-      </w:r>
-      <w:r>
-        <w:rPr>
-          <w:lang w:val="en-US"/>
-        </w:rPr>
-        <w:t xml:space="preserve">Câu </w:t>
-      </w:r>
-      <w:r>
-        <w:rPr>
-          <w:lang w:val="en-US"/>
-        </w:rPr>
-        <w:t xml:space="preserve">Lệnh </w:t>
+        <w:t>Basic Command</w:t>
+      </w:r>
+      <w:r>
+        <w:rPr>
+          <w:lang w:val="en-US"/>
+        </w:rPr>
+        <w:t xml:space="preserve"> </w:t>
+      </w:r>
+      <w:r>
+        <w:rPr>
+          <w:lang w:val="en-US"/>
+        </w:rPr>
+        <w:t xml:space="preserve">– Lệnh </w:t>
       </w:r>
       <w:r>
         <w:rPr>
           <w:lang w:val="en-US"/>
         </w:rPr>
         <w:t>Đơn</w:t>
+      </w:r>
+      <w:r>
+        <w:rPr>
+          <w:lang w:val="en-US"/>
+        </w:rPr>
+        <w:t xml:space="preserve"> Giản</w:t>
       </w:r>
       <w:r>
         <w:rPr>
@@ -6529,7 +7673,6 @@
         <w:rPr>
           <w:lang w:val="en-US"/>
         </w:rPr>
-        <w:lastRenderedPageBreak/>
         <w:t>foo bar 123</w:t>
       </w:r>
     </w:p>
@@ -6569,6 +7712,7 @@
         <w:rPr>
           <w:lang w:val="en-US"/>
         </w:rPr>
+        <w:lastRenderedPageBreak/>
         <w:t>Không Muốn In Gì Hết Chỉ Muốn Xuống Dòng?</w:t>
       </w:r>
     </w:p>
@@ -7499,31 +8643,31 @@
         <w:rPr>
           <w:lang w:val="en-US"/>
         </w:rPr>
+        <w:t>&lt;Biến&gt; và &lt;Giá Trị&gt; đều là chuỗi thuần túy không có nội suy biến</w:t>
+      </w:r>
+      <w:r>
+        <w:rPr>
+          <w:lang w:val="en-US"/>
+        </w:rPr>
+        <w:t>, &lt;Biến&gt; thì tính luôn tất cả dấu cách đằng sau trước dấu “=”, &lt;Câu Hỏi&gt; thì loại bỏ tất cả dấu cách đằng trước sau dấu “=”</w:t>
+      </w:r>
+    </w:p>
+    <w:p>
+      <w:pPr>
+        <w:pStyle w:val="ListParagraph"/>
+        <w:numPr>
+          <w:ilvl w:val="0"/>
+          <w:numId w:val="3"/>
+        </w:numPr>
+        <w:rPr>
+          <w:lang w:val="en-US"/>
+        </w:rPr>
+      </w:pPr>
+      <w:r>
+        <w:rPr>
+          <w:lang w:val="en-US"/>
+        </w:rPr>
         <w:lastRenderedPageBreak/>
-        <w:t>&lt;Biến&gt; và &lt;Giá Trị&gt; đều là chuỗi thuần túy không có nội suy biến</w:t>
-      </w:r>
-      <w:r>
-        <w:rPr>
-          <w:lang w:val="en-US"/>
-        </w:rPr>
-        <w:t>, &lt;Biến&gt; thì tính luôn tất cả dấu cách đằng sau trước dấu “=”, &lt;Câu Hỏi&gt; thì loại bỏ tất cả dấu cách đằng trước sau dấu “=”</w:t>
-      </w:r>
-    </w:p>
-    <w:p>
-      <w:pPr>
-        <w:pStyle w:val="ListParagraph"/>
-        <w:numPr>
-          <w:ilvl w:val="0"/>
-          <w:numId w:val="3"/>
-        </w:numPr>
-        <w:rPr>
-          <w:lang w:val="en-US"/>
-        </w:rPr>
-      </w:pPr>
-      <w:r>
-        <w:rPr>
-          <w:lang w:val="en-US"/>
-        </w:rPr>
         <w:t>Trên màn hình CMD sẽ xuất hiện &lt;Câu Hỏi&gt; nhưng không xuống dòng, những gì bạn nhập tiếp theo trước khi nhấn Enter sẽ được lưu vào &lt;Biến&gt;</w:t>
       </w:r>
     </w:p>
@@ -8143,7 +9287,31 @@
         <w:rPr>
           <w:lang w:val="en-US"/>
         </w:rPr>
-        <w:t>Quick Commands – Câu Lệnh Nhanh:</w:t>
+        <w:t xml:space="preserve">Quick </w:t>
+      </w:r>
+      <w:r>
+        <w:rPr>
+          <w:lang w:val="en-US"/>
+        </w:rPr>
+        <w:t>Code</w:t>
+      </w:r>
+      <w:r>
+        <w:rPr>
+          <w:lang w:val="en-US"/>
+        </w:rPr>
+        <w:t xml:space="preserve"> –</w:t>
+      </w:r>
+      <w:r>
+        <w:rPr>
+          <w:lang w:val="en-US"/>
+        </w:rPr>
+        <w:t xml:space="preserve"> Mã Nhanh</w:t>
+      </w:r>
+      <w:r>
+        <w:rPr>
+          <w:lang w:val="en-US"/>
+        </w:rPr>
+        <w:t>:</w:t>
       </w:r>
     </w:p>
     <w:p>
@@ -8446,7 +9614,6 @@
         <w:rPr>
           <w:lang w:val="en-US"/>
         </w:rPr>
-        <w:lastRenderedPageBreak/>
         <w:t>CMD của ta đang ở Trong thư mục  “E:\Foo\Bar”, trong này có thư mục “FooBar” và File “BarFoo.exe”</w:t>
       </w:r>
     </w:p>
@@ -8504,6 +9671,7 @@
         <w:rPr>
           <w:lang w:val="en-US"/>
         </w:rPr>
+        <w:lastRenderedPageBreak/>
         <w:t>Thư mục “Bar” và những gì trong nó bị xóa</w:t>
       </w:r>
     </w:p>
@@ -8741,13 +9909,6 @@
           <w:lang w:val="en-US"/>
         </w:rPr>
       </w:pPr>
-    </w:p>
-    <w:p>
-      <w:pPr>
-        <w:rPr>
-          <w:lang w:val="en-US"/>
-        </w:rPr>
-      </w:pPr>
       <w:r>
         <w:rPr>
           <w:lang w:val="en-US"/>
@@ -8770,7 +9931,13 @@
         <w:rPr>
           <w:lang w:val="en-US"/>
         </w:rPr>
-        <w:t>Cách cài đặt?</w:t>
+        <w:t xml:space="preserve">Cách </w:t>
+      </w:r>
+      <w:r>
+        <w:rPr>
+          <w:lang w:val="en-US"/>
+        </w:rPr>
+        <w:t>Cài Đặt?</w:t>
       </w:r>
     </w:p>
     <w:p>
@@ -9666,6 +10833,95 @@
     </w:lvl>
   </w:abstractNum>
   <w:abstractNum w:abstractNumId="8" w15:restartNumberingAfterBreak="0">
+    <w:nsid w:val="465A3FBF"/>
+    <w:multiLevelType w:val="hybridMultilevel"/>
+    <w:tmpl w:val="75747872"/>
+    <w:lvl w:ilvl="0" w:tplc="FAAA024C">
+      <w:start w:val="1"/>
+      <w:numFmt w:val="decimal"/>
+      <w:lvlText w:val="%1."/>
+      <w:lvlJc w:val="left"/>
+      <w:pPr>
+        <w:ind w:left="1080" w:hanging="360"/>
+      </w:pPr>
+      <w:rPr>
+        <w:rFonts w:hint="default"/>
+      </w:rPr>
+    </w:lvl>
+    <w:lvl w:ilvl="1" w:tplc="04090019" w:tentative="1">
+      <w:start w:val="1"/>
+      <w:numFmt w:val="lowerLetter"/>
+      <w:lvlText w:val="%2."/>
+      <w:lvlJc w:val="left"/>
+      <w:pPr>
+        <w:ind w:left="1800" w:hanging="360"/>
+      </w:pPr>
+    </w:lvl>
+    <w:lvl w:ilvl="2" w:tplc="0409001B" w:tentative="1">
+      <w:start w:val="1"/>
+      <w:numFmt w:val="lowerRoman"/>
+      <w:lvlText w:val="%3."/>
+      <w:lvlJc w:val="right"/>
+      <w:pPr>
+        <w:ind w:left="2520" w:hanging="180"/>
+      </w:pPr>
+    </w:lvl>
+    <w:lvl w:ilvl="3" w:tplc="0409000F" w:tentative="1">
+      <w:start w:val="1"/>
+      <w:numFmt w:val="decimal"/>
+      <w:lvlText w:val="%4."/>
+      <w:lvlJc w:val="left"/>
+      <w:pPr>
+        <w:ind w:left="3240" w:hanging="360"/>
+      </w:pPr>
+    </w:lvl>
+    <w:lvl w:ilvl="4" w:tplc="04090019" w:tentative="1">
+      <w:start w:val="1"/>
+      <w:numFmt w:val="lowerLetter"/>
+      <w:lvlText w:val="%5."/>
+      <w:lvlJc w:val="left"/>
+      <w:pPr>
+        <w:ind w:left="3960" w:hanging="360"/>
+      </w:pPr>
+    </w:lvl>
+    <w:lvl w:ilvl="5" w:tplc="0409001B" w:tentative="1">
+      <w:start w:val="1"/>
+      <w:numFmt w:val="lowerRoman"/>
+      <w:lvlText w:val="%6."/>
+      <w:lvlJc w:val="right"/>
+      <w:pPr>
+        <w:ind w:left="4680" w:hanging="180"/>
+      </w:pPr>
+    </w:lvl>
+    <w:lvl w:ilvl="6" w:tplc="0409000F" w:tentative="1">
+      <w:start w:val="1"/>
+      <w:numFmt w:val="decimal"/>
+      <w:lvlText w:val="%7."/>
+      <w:lvlJc w:val="left"/>
+      <w:pPr>
+        <w:ind w:left="5400" w:hanging="360"/>
+      </w:pPr>
+    </w:lvl>
+    <w:lvl w:ilvl="7" w:tplc="04090019" w:tentative="1">
+      <w:start w:val="1"/>
+      <w:numFmt w:val="lowerLetter"/>
+      <w:lvlText w:val="%8."/>
+      <w:lvlJc w:val="left"/>
+      <w:pPr>
+        <w:ind w:left="6120" w:hanging="360"/>
+      </w:pPr>
+    </w:lvl>
+    <w:lvl w:ilvl="8" w:tplc="0409001B" w:tentative="1">
+      <w:start w:val="1"/>
+      <w:numFmt w:val="lowerRoman"/>
+      <w:lvlText w:val="%9."/>
+      <w:lvlJc w:val="right"/>
+      <w:pPr>
+        <w:ind w:left="6840" w:hanging="180"/>
+      </w:pPr>
+    </w:lvl>
+  </w:abstractNum>
+  <w:abstractNum w:abstractNumId="9" w15:restartNumberingAfterBreak="0">
     <w:nsid w:val="46D93671"/>
     <w:multiLevelType w:val="hybridMultilevel"/>
     <w:tmpl w:val="993860CA"/>
@@ -9754,7 +11010,7 @@
       </w:pPr>
     </w:lvl>
   </w:abstractNum>
-  <w:abstractNum w:abstractNumId="9" w15:restartNumberingAfterBreak="0">
+  <w:abstractNum w:abstractNumId="10" w15:restartNumberingAfterBreak="0">
     <w:nsid w:val="4B780B78"/>
     <w:multiLevelType w:val="hybridMultilevel"/>
     <w:tmpl w:val="193C6386"/>
@@ -9867,7 +11123,7 @@
       </w:rPr>
     </w:lvl>
   </w:abstractNum>
-  <w:abstractNum w:abstractNumId="10" w15:restartNumberingAfterBreak="0">
+  <w:abstractNum w:abstractNumId="11" w15:restartNumberingAfterBreak="0">
     <w:nsid w:val="4CEF4031"/>
     <w:multiLevelType w:val="hybridMultilevel"/>
     <w:tmpl w:val="323C9AC2"/>
@@ -9956,7 +11212,7 @@
       </w:pPr>
     </w:lvl>
   </w:abstractNum>
-  <w:abstractNum w:abstractNumId="11" w15:restartNumberingAfterBreak="0">
+  <w:abstractNum w:abstractNumId="12" w15:restartNumberingAfterBreak="0">
     <w:nsid w:val="53227FDF"/>
     <w:multiLevelType w:val="hybridMultilevel"/>
     <w:tmpl w:val="EF7E53B0"/>
@@ -10045,7 +11301,7 @@
       </w:pPr>
     </w:lvl>
   </w:abstractNum>
-  <w:abstractNum w:abstractNumId="12" w15:restartNumberingAfterBreak="0">
+  <w:abstractNum w:abstractNumId="13" w15:restartNumberingAfterBreak="0">
     <w:nsid w:val="532876DA"/>
     <w:multiLevelType w:val="hybridMultilevel"/>
     <w:tmpl w:val="8292B0D0"/>
@@ -10134,7 +11390,7 @@
       </w:pPr>
     </w:lvl>
   </w:abstractNum>
-  <w:abstractNum w:abstractNumId="13" w15:restartNumberingAfterBreak="0">
+  <w:abstractNum w:abstractNumId="14" w15:restartNumberingAfterBreak="0">
     <w:nsid w:val="56AF3D4C"/>
     <w:multiLevelType w:val="hybridMultilevel"/>
     <w:tmpl w:val="F5D0CD08"/>
@@ -10223,7 +11479,7 @@
       </w:pPr>
     </w:lvl>
   </w:abstractNum>
-  <w:abstractNum w:abstractNumId="14" w15:restartNumberingAfterBreak="0">
+  <w:abstractNum w:abstractNumId="15" w15:restartNumberingAfterBreak="0">
     <w:nsid w:val="57D26799"/>
     <w:multiLevelType w:val="hybridMultilevel"/>
     <w:tmpl w:val="71822CD0"/>
@@ -10312,7 +11568,7 @@
       </w:pPr>
     </w:lvl>
   </w:abstractNum>
-  <w:abstractNum w:abstractNumId="15" w15:restartNumberingAfterBreak="0">
+  <w:abstractNum w:abstractNumId="16" w15:restartNumberingAfterBreak="0">
     <w:nsid w:val="667A2838"/>
     <w:multiLevelType w:val="hybridMultilevel"/>
     <w:tmpl w:val="DB9A544C"/>
@@ -10401,7 +11657,7 @@
       </w:pPr>
     </w:lvl>
   </w:abstractNum>
-  <w:abstractNum w:abstractNumId="16" w15:restartNumberingAfterBreak="0">
+  <w:abstractNum w:abstractNumId="17" w15:restartNumberingAfterBreak="0">
     <w:nsid w:val="68FC54A9"/>
     <w:multiLevelType w:val="hybridMultilevel"/>
     <w:tmpl w:val="67F6D638"/>
@@ -10490,7 +11746,7 @@
       </w:pPr>
     </w:lvl>
   </w:abstractNum>
-  <w:abstractNum w:abstractNumId="17" w15:restartNumberingAfterBreak="0">
+  <w:abstractNum w:abstractNumId="18" w15:restartNumberingAfterBreak="0">
     <w:nsid w:val="75406E93"/>
     <w:multiLevelType w:val="hybridMultilevel"/>
     <w:tmpl w:val="69E4C6BA"/>
@@ -10583,22 +11839,22 @@
     <w:abstractNumId w:val="7"/>
   </w:num>
   <w:num w:numId="2" w16cid:durableId="668098899">
-    <w:abstractNumId w:val="16"/>
+    <w:abstractNumId w:val="17"/>
   </w:num>
   <w:num w:numId="3" w16cid:durableId="1847283368">
-    <w:abstractNumId w:val="9"/>
+    <w:abstractNumId w:val="10"/>
   </w:num>
   <w:num w:numId="4" w16cid:durableId="1423648185">
-    <w:abstractNumId w:val="15"/>
+    <w:abstractNumId w:val="16"/>
   </w:num>
   <w:num w:numId="5" w16cid:durableId="922420524">
     <w:abstractNumId w:val="3"/>
   </w:num>
   <w:num w:numId="6" w16cid:durableId="1220166962">
-    <w:abstractNumId w:val="8"/>
+    <w:abstractNumId w:val="9"/>
   </w:num>
   <w:num w:numId="7" w16cid:durableId="11346676">
-    <w:abstractNumId w:val="17"/>
+    <w:abstractNumId w:val="18"/>
   </w:num>
   <w:num w:numId="8" w16cid:durableId="1692297468">
     <w:abstractNumId w:val="5"/>
@@ -10610,28 +11866,31 @@
     <w:abstractNumId w:val="0"/>
   </w:num>
   <w:num w:numId="11" w16cid:durableId="824587134">
-    <w:abstractNumId w:val="14"/>
+    <w:abstractNumId w:val="15"/>
   </w:num>
   <w:num w:numId="12" w16cid:durableId="1314409877">
-    <w:abstractNumId w:val="12"/>
+    <w:abstractNumId w:val="13"/>
   </w:num>
   <w:num w:numId="13" w16cid:durableId="902569184">
     <w:abstractNumId w:val="1"/>
   </w:num>
   <w:num w:numId="14" w16cid:durableId="1926693340">
-    <w:abstractNumId w:val="13"/>
+    <w:abstractNumId w:val="14"/>
   </w:num>
   <w:num w:numId="15" w16cid:durableId="769859621">
     <w:abstractNumId w:val="6"/>
   </w:num>
   <w:num w:numId="16" w16cid:durableId="1028677922">
-    <w:abstractNumId w:val="11"/>
+    <w:abstractNumId w:val="12"/>
   </w:num>
   <w:num w:numId="17" w16cid:durableId="947859960">
     <w:abstractNumId w:val="2"/>
   </w:num>
   <w:num w:numId="18" w16cid:durableId="1463646795">
-    <w:abstractNumId w:val="10"/>
+    <w:abstractNumId w:val="11"/>
+  </w:num>
+  <w:num w:numId="19" w16cid:durableId="1729767496">
+    <w:abstractNumId w:val="8"/>
   </w:num>
 </w:numbering>
 </file>

--- a/batch.docx
+++ b/batch.docx
@@ -3546,31 +3546,7 @@
           <w:lang w:val="en-US"/>
         </w:rPr>
         <w:lastRenderedPageBreak/>
-        <w:t xml:space="preserve">gian mà có hoạt động </w:t>
-      </w:r>
-      <w:r>
-        <w:rPr>
-          <w:lang w:val="en-US"/>
-        </w:rPr>
-        <w:t>truyền tải dữ liệu</w:t>
-      </w:r>
-      <w:r>
-        <w:rPr>
-          <w:lang w:val="en-US"/>
-        </w:rPr>
-        <w:t xml:space="preserve">, ví dụ trong 100 giây, ta chỉ dành 1 giây để </w:t>
-      </w:r>
-      <w:r>
-        <w:rPr>
-          <w:lang w:val="en-US"/>
-        </w:rPr>
-        <w:t>truyền tải dữ liệu</w:t>
-      </w:r>
-      <w:r>
-        <w:rPr>
-          <w:lang w:val="en-US"/>
-        </w:rPr>
-        <w:t>, thì nó hiện 1%</w:t>
+        <w:t>gian mà có hoạt động truyền tải dữ liệu, ví dụ trong 100 giây, ta chỉ dành 1 giây để truyền tải dữ liệu, thì nó hiện 1%</w:t>
       </w:r>
     </w:p>
     <w:p>
@@ -10051,7 +10027,85 @@
         <w:rPr>
           <w:lang w:val="en-US"/>
         </w:rPr>
-        <w:t xml:space="preserve">Cuộn xuống Click Link bên dưới “Latest releases” + chờ nó tải + chạy chương trình vừa tải + </w:t>
+        <w:t>Cuộn xuống Click Link</w:t>
+      </w:r>
+      <w:r>
+        <w:rPr>
+          <w:lang w:val="en-US"/>
+        </w:rPr>
+        <w:t xml:space="preserve"> đầu tiên</w:t>
+      </w:r>
+      <w:r>
+        <w:rPr>
+          <w:lang w:val="en-US"/>
+        </w:rPr>
+        <w:t xml:space="preserve"> bên dưới “Latest releases” + chờ nó tải +</w:t>
+      </w:r>
+      <w:r>
+        <w:rPr>
+          <w:lang w:val="en-US"/>
+        </w:rPr>
+        <w:t xml:space="preserve"> cắm USB vào máy</w:t>
+      </w:r>
+      <w:r>
+        <w:rPr>
+          <w:lang w:val="en-US"/>
+        </w:rPr>
+        <w:t>, đảm bảo USB rỗng</w:t>
+      </w:r>
+      <w:r>
+        <w:rPr>
+          <w:lang w:val="en-US"/>
+        </w:rPr>
+        <w:t xml:space="preserve"> +</w:t>
+      </w:r>
+      <w:r>
+        <w:rPr>
+          <w:lang w:val="en-US"/>
+        </w:rPr>
+        <w:t xml:space="preserve"> chạy chương trình vừa tải + </w:t>
+      </w:r>
+      <w:r>
+        <w:rPr>
+          <w:lang w:val="en-US"/>
+        </w:rPr>
+        <w:t xml:space="preserve">tại mục “Device” chọn cái USB mình vừa cắm + </w:t>
+      </w:r>
+      <w:r>
+        <w:rPr>
+          <w:lang w:val="en-US"/>
+        </w:rPr>
+        <w:t xml:space="preserve">Click nút “SELECT” + chọn File ISO mới tải ở trên + chờ + Click “START” + </w:t>
+      </w:r>
+      <w:r>
+        <w:rPr>
+          <w:lang w:val="en-US"/>
+        </w:rPr>
+        <w:t>Click “OK” + Click “Yes” + chờ nó tải 3 cái File phụ + Click “OK”</w:t>
+      </w:r>
+      <w:r>
+        <w:rPr>
+          <w:lang w:val="en-US"/>
+        </w:rPr>
+        <w:t xml:space="preserve"> + chờ nó ghi File ISO vào USB cực lâu + Click “CLOSE”</w:t>
+      </w:r>
+    </w:p>
+    <w:p>
+      <w:pPr>
+        <w:pStyle w:val="ListParagraph"/>
+        <w:numPr>
+          <w:ilvl w:val="0"/>
+          <w:numId w:val="3"/>
+        </w:numPr>
+        <w:rPr>
+          <w:lang w:val="en-US"/>
+        </w:rPr>
+      </w:pPr>
+      <w:r>
+        <w:rPr>
+          <w:lang w:val="en-US"/>
+        </w:rPr>
+        <w:t xml:space="preserve">Chưa tháo USB vội + khởi động lại máy để vào BIOS + </w:t>
       </w:r>
     </w:p>
     <w:p>
@@ -12404,6 +12458,18 @@
       <w:shd w:val="clear" w:color="auto" w:fill="E1DFDD"/>
     </w:rPr>
   </w:style>
+  <w:style w:type="character" w:styleId="FollowedHyperlink">
+    <w:name w:val="FollowedHyperlink"/>
+    <w:basedOn w:val="DefaultParagraphFont"/>
+    <w:uiPriority w:val="99"/>
+    <w:semiHidden/>
+    <w:unhideWhenUsed/>
+    <w:rsid w:val="00621FC9"/>
+    <w:rPr>
+      <w:color w:val="800080" w:themeColor="followedHyperlink"/>
+      <w:u w:val="single"/>
+    </w:rPr>
+  </w:style>
 </w:styles>
 </file>
 

--- a/batch.docx
+++ b/batch.docx
@@ -1264,6 +1264,60 @@
         <w:rPr>
           <w:lang w:val="en-US"/>
         </w:rPr>
+        <w:t xml:space="preserve">Đốt </w:t>
+      </w:r>
+      <w:r>
+        <w:rPr>
+          <w:lang w:val="en-US"/>
+        </w:rPr>
+        <w:t xml:space="preserve">1 </w:t>
+      </w:r>
+      <w:r>
+        <w:rPr>
+          <w:lang w:val="en-US"/>
+        </w:rPr>
+        <w:t xml:space="preserve">File ISO File </w:t>
+      </w:r>
+      <w:r>
+        <w:rPr>
+          <w:lang w:val="en-US"/>
+        </w:rPr>
+        <w:t>Khác Gì Giải Nén Nó?</w:t>
+      </w:r>
+    </w:p>
+    <w:p>
+      <w:pPr>
+        <w:pStyle w:val="ListParagraph"/>
+        <w:numPr>
+          <w:ilvl w:val="0"/>
+          <w:numId w:val="3"/>
+        </w:numPr>
+        <w:rPr>
+          <w:lang w:val="en-US"/>
+        </w:rPr>
+      </w:pPr>
+      <w:r>
+        <w:rPr>
+          <w:lang w:val="en-US"/>
+        </w:rPr>
+        <w:t>Đéo khác gì</w:t>
+      </w:r>
+    </w:p>
+    <w:p>
+      <w:pPr>
+        <w:pStyle w:val="ListParagraph"/>
+        <w:numPr>
+          <w:ilvl w:val="0"/>
+          <w:numId w:val="12"/>
+        </w:numPr>
+        <w:rPr>
+          <w:lang w:val="en-US"/>
+        </w:rPr>
+      </w:pPr>
+      <w:r>
+        <w:rPr>
+          <w:lang w:val="en-US"/>
+        </w:rPr>
         <w:t xml:space="preserve">Diễn </w:t>
       </w:r>
       <w:r>
@@ -1360,24 +1414,37 @@
         <w:rPr>
           <w:lang w:val="en-US"/>
         </w:rPr>
-        <w:t>, kích thước hệ điều hành vài chục GB</w:t>
-      </w:r>
-    </w:p>
-    <w:p>
-      <w:pPr>
-        <w:pStyle w:val="ListParagraph"/>
-        <w:numPr>
-          <w:ilvl w:val="0"/>
-          <w:numId w:val="3"/>
-        </w:numPr>
-        <w:rPr>
-          <w:lang w:val="en-US"/>
-        </w:rPr>
-      </w:pPr>
-      <w:r>
-        <w:rPr>
-          <w:lang w:val="en-US"/>
-        </w:rPr>
+        <w:t>,</w:t>
+      </w:r>
+      <w:r>
+        <w:rPr>
+          <w:lang w:val="en-US"/>
+        </w:rPr>
+        <w:t xml:space="preserve"> nếu trong cùng 1 thiết bị có nhiều hệ điều hành thì nó chọn cái có ưu tiên cao nhất, độ ưu tiên bạn cũng có thể chỉnh,</w:t>
+      </w:r>
+      <w:r>
+        <w:rPr>
+          <w:lang w:val="en-US"/>
+        </w:rPr>
+        <w:t xml:space="preserve"> kích thước hệ điều hành vài chục GB</w:t>
+      </w:r>
+    </w:p>
+    <w:p>
+      <w:pPr>
+        <w:pStyle w:val="ListParagraph"/>
+        <w:numPr>
+          <w:ilvl w:val="0"/>
+          <w:numId w:val="3"/>
+        </w:numPr>
+        <w:rPr>
+          <w:lang w:val="en-US"/>
+        </w:rPr>
+      </w:pPr>
+      <w:r>
+        <w:rPr>
+          <w:lang w:val="en-US"/>
+        </w:rPr>
+        <w:lastRenderedPageBreak/>
         <w:t>Bước 5, thiết bị được chọn tiến hành tải</w:t>
       </w:r>
       <w:r>
@@ -1402,7 +1469,6 @@
         <w:rPr>
           <w:lang w:val="en-US"/>
         </w:rPr>
-        <w:lastRenderedPageBreak/>
         <w:t>Bước 6, CPU tiến hành chạy Instruction đầu tiên</w:t>
       </w:r>
       <w:r>
@@ -1452,6 +1518,144 @@
           <w:lang w:val="en-US"/>
         </w:rPr>
         <w:t>Để mở BIOS, khi máy tính đang khởi động, ví dụ màn hình hiện “MSI”, thì nhấn phím “Delete”</w:t>
+      </w:r>
+    </w:p>
+    <w:p>
+      <w:pPr>
+        <w:pStyle w:val="ListParagraph"/>
+        <w:numPr>
+          <w:ilvl w:val="0"/>
+          <w:numId w:val="13"/>
+        </w:numPr>
+        <w:rPr>
+          <w:lang w:val="en-US"/>
+        </w:rPr>
+      </w:pPr>
+      <w:r>
+        <w:rPr>
+          <w:lang w:val="en-US"/>
+        </w:rPr>
+        <w:t>Để đổi thứ tự ưu tiên thiết bị dùng để Boot</w:t>
+      </w:r>
+    </w:p>
+    <w:p>
+      <w:pPr>
+        <w:pStyle w:val="ListParagraph"/>
+        <w:numPr>
+          <w:ilvl w:val="0"/>
+          <w:numId w:val="13"/>
+        </w:numPr>
+        <w:rPr>
+          <w:lang w:val="en-US"/>
+        </w:rPr>
+      </w:pPr>
+      <w:r>
+        <w:rPr>
+          <w:lang w:val="en-US"/>
+        </w:rPr>
+        <w:t xml:space="preserve">Vào Tab “Boot” + </w:t>
+      </w:r>
+      <w:r>
+        <w:rPr>
+          <w:lang w:val="en-US"/>
+        </w:rPr>
+        <w:t>ở đây sẽ hiện các dòng “Boot Option #x”, với x từ 1 đến 4, 1 có độ ưu tiên cao nhất, có 4 loại thiết bị, trong đó quan trọng là đĩa cứng trong máy ứng với “</w:t>
+      </w:r>
+      <w:r>
+        <w:rPr>
+          <w:lang w:val="en-US"/>
+        </w:rPr>
+        <w:t>Windows…”</w:t>
+      </w:r>
+      <w:r>
+        <w:rPr>
+          <w:lang w:val="en-US"/>
+        </w:rPr>
+        <w:t xml:space="preserve"> và USB ngoài</w:t>
+      </w:r>
+      <w:r>
+        <w:rPr>
+          <w:lang w:val="en-US"/>
+        </w:rPr>
+        <w:t xml:space="preserve"> ứng với “USB Hard Disk…”, </w:t>
+      </w:r>
+      <w:r>
+        <w:rPr>
+          <w:lang w:val="en-US"/>
+        </w:rPr>
+        <w:t xml:space="preserve">mỗi loại sẽ có thể có nhiều hệ điều hành trên nó đang khả dụng, để xem thứ tự độ ưu tiên hệ điều hành trong mỗi loại, Double Click vào </w:t>
+      </w:r>
+      <w:r>
+        <w:rPr>
+          <w:lang w:val="en-US"/>
+        </w:rPr>
+        <w:t xml:space="preserve">các </w:t>
+      </w:r>
+      <w:r>
+        <w:rPr>
+          <w:lang w:val="en-US"/>
+        </w:rPr>
+        <w:t xml:space="preserve">mục bên dưới </w:t>
+      </w:r>
+      <w:r>
+        <w:rPr>
+          <w:lang w:val="en-US"/>
+        </w:rPr>
+        <w:t>cùng, để đổi thứ tự thì Double Click vào 1 phần tử rồi chọn phần tử khác, khi này 2 phần tử sẽ tráo vị trí</w:t>
+      </w:r>
+    </w:p>
+    <w:p>
+      <w:pPr>
+        <w:pStyle w:val="ListParagraph"/>
+        <w:numPr>
+          <w:ilvl w:val="0"/>
+          <w:numId w:val="13"/>
+        </w:numPr>
+        <w:rPr>
+          <w:lang w:val="en-US"/>
+        </w:rPr>
+      </w:pPr>
+      <w:r>
+        <w:rPr>
+          <w:lang w:val="en-US"/>
+        </w:rPr>
+        <w:t>Thiết bị không có chức năng Boot sẽ không đượt liệt kê</w:t>
+      </w:r>
+    </w:p>
+    <w:p>
+      <w:pPr>
+        <w:pStyle w:val="ListParagraph"/>
+        <w:numPr>
+          <w:ilvl w:val="0"/>
+          <w:numId w:val="13"/>
+        </w:numPr>
+        <w:rPr>
+          <w:lang w:val="en-US"/>
+        </w:rPr>
+      </w:pPr>
+      <w:r>
+        <w:rPr>
+          <w:lang w:val="en-US"/>
+        </w:rPr>
+        <w:t>Để xác nhận các chỉnh sửa trong BIOS và khởi động lại máy</w:t>
+      </w:r>
+    </w:p>
+    <w:p>
+      <w:pPr>
+        <w:pStyle w:val="ListParagraph"/>
+        <w:numPr>
+          <w:ilvl w:val="0"/>
+          <w:numId w:val="13"/>
+        </w:numPr>
+        <w:rPr>
+          <w:lang w:val="en-US"/>
+        </w:rPr>
+      </w:pPr>
+      <w:r>
+        <w:rPr>
+          <w:lang w:val="en-US"/>
+        </w:rPr>
+        <w:t>Vào Tab “Save &amp; Exit” + Double Click “Save Changes and Reset” + Click “Yes”</w:t>
       </w:r>
     </w:p>
     <w:p>
@@ -1912,8 +2116,380 @@
         <w:rPr>
           <w:lang w:val="en-US"/>
         </w:rPr>
+        <w:t>Back Up File, khi này bạn sẽ Copy 1 thư mục hoặc 1 File và nén nó vào 1 File nén, khi khôi phục, thì File nén này sẽ bung ra tại thư mục chỉ định, lưu ý nó bung cả đường dẫn tuyệt đối</w:t>
+      </w:r>
+    </w:p>
+    <w:p>
+      <w:pPr>
+        <w:pStyle w:val="ListParagraph"/>
+        <w:numPr>
+          <w:ilvl w:val="0"/>
+          <w:numId w:val="13"/>
+        </w:numPr>
+        <w:rPr>
+          <w:lang w:val="en-US"/>
+        </w:rPr>
+      </w:pPr>
+      <w:r>
+        <w:rPr>
+          <w:lang w:val="en-US"/>
+        </w:rPr>
+        <w:t>Ví dụ</w:t>
+      </w:r>
+    </w:p>
+    <w:p>
+      <w:pPr>
+        <w:pStyle w:val="ListParagraph"/>
+        <w:numPr>
+          <w:ilvl w:val="0"/>
+          <w:numId w:val="13"/>
+        </w:numPr>
+        <w:rPr>
+          <w:lang w:val="en-US"/>
+        </w:rPr>
+      </w:pPr>
+      <w:r>
+        <w:rPr>
+          <w:lang w:val="en-US"/>
+        </w:rPr>
+        <w:t>Bạn Back Up thư mục “E:\foo\bar” và bung nó ở thư mục “D:\far” thì kết quả nhận được sẽ là trong “D:\far” sẽ xuất hiện thư mục “E”, trong “E” có thư mục “foo”, và trong thư mục “foo” có thư mục “bar”</w:t>
+      </w:r>
+    </w:p>
+    <w:p>
+      <w:pPr>
+        <w:pStyle w:val="ListParagraph"/>
+        <w:numPr>
+          <w:ilvl w:val="0"/>
+          <w:numId w:val="13"/>
+        </w:numPr>
+        <w:rPr>
+          <w:lang w:val="en-US"/>
+        </w:rPr>
+      </w:pPr>
+      <w:r>
+        <w:rPr>
+          <w:lang w:val="en-US"/>
+        </w:rPr>
+        <w:t>Back Up phân vùng ổ cứng, khi này bạn sẽ Copy nguyên 1 phân vùng ổ cứng và nén nó vào 1 File nén, khi khôi phục, thì File nén này sẽ bung ra tại phân vùng ổ cứng chỉ định, lưu ý tất cả dữ liệu trong phân vùng chỉ định sẽ bị xóa trước khi File nén bung ra, đồng thời kích thước phân vùng phải đủ lớn để chứa dữ liệu được bung ra</w:t>
+      </w:r>
+    </w:p>
+    <w:p>
+      <w:pPr>
+        <w:pStyle w:val="ListParagraph"/>
+        <w:numPr>
+          <w:ilvl w:val="0"/>
+          <w:numId w:val="13"/>
+        </w:numPr>
+        <w:rPr>
+          <w:lang w:val="en-US"/>
+        </w:rPr>
+      </w:pPr>
+      <w:r>
+        <w:rPr>
+          <w:lang w:val="en-US"/>
+        </w:rPr>
+        <w:t>Back Up hệ điều hành = Back Up phân vùng ổ C</w:t>
+      </w:r>
+    </w:p>
+    <w:p>
+      <w:pPr>
+        <w:pStyle w:val="ListParagraph"/>
+        <w:numPr>
+          <w:ilvl w:val="0"/>
+          <w:numId w:val="17"/>
+        </w:numPr>
+        <w:rPr>
+          <w:lang w:val="en-US"/>
+        </w:rPr>
+      </w:pPr>
+      <w:r>
+        <w:rPr>
+          <w:lang w:val="en-US"/>
+        </w:rPr>
+        <w:t>Cách Back Up?</w:t>
+      </w:r>
+    </w:p>
+    <w:p>
+      <w:pPr>
+        <w:pStyle w:val="ListParagraph"/>
+        <w:numPr>
+          <w:ilvl w:val="0"/>
+          <w:numId w:val="13"/>
+        </w:numPr>
+        <w:rPr>
+          <w:lang w:val="en-US"/>
+        </w:rPr>
+      </w:pPr>
+      <w:r>
+        <w:rPr>
+          <w:lang w:val="en-US"/>
+        </w:rPr>
+        <w:t xml:space="preserve">Để Back Up </w:t>
+      </w:r>
+      <w:r>
+        <w:rPr>
+          <w:lang w:val="en-US"/>
+        </w:rPr>
+        <w:t xml:space="preserve">nhiều </w:t>
+      </w:r>
+      <w:r>
+        <w:rPr>
+          <w:lang w:val="en-US"/>
+        </w:rPr>
+        <w:t>phân vùng ổ cứng</w:t>
+      </w:r>
+    </w:p>
+    <w:p>
+      <w:pPr>
+        <w:pStyle w:val="ListParagraph"/>
+        <w:numPr>
+          <w:ilvl w:val="0"/>
+          <w:numId w:val="13"/>
+        </w:numPr>
+        <w:rPr>
+          <w:lang w:val="en-US"/>
+        </w:rPr>
+      </w:pPr>
+      <w:r>
+        <w:rPr>
+          <w:lang w:val="en-US"/>
+        </w:rPr>
+        <w:t>Mở phần mềm Back Up + Click “Add Backup” góc trái trên + chọn “Disk” + chọn các phân vùng ổ cứng muốn Back Up = cách Tick vào góc phải trên mỗi phân vùng + Click “OK”</w:t>
+      </w:r>
+      <w:r>
+        <w:rPr>
+          <w:lang w:val="en-US"/>
+        </w:rPr>
+        <w:t xml:space="preserve"> + Click vào tiêu đề của ô màu đen góc trái trên + nhập tên Back Up, tên này cũng là tên thư mục chứa File Back Up</w:t>
+      </w:r>
+      <w:r>
+        <w:rPr>
+          <w:lang w:val="en-US"/>
+        </w:rPr>
+        <w:t xml:space="preserve"> + Click biểu tượng “Select the destination where you want to save the backup” + Click “Local Drive” + chọn thư mục</w:t>
+      </w:r>
+      <w:r>
+        <w:rPr>
+          <w:lang w:val="en-US"/>
+        </w:rPr>
+        <w:t xml:space="preserve"> m</w:t>
+      </w:r>
+      <w:r>
+        <w:rPr>
+          <w:lang w:val="en-US"/>
+        </w:rPr>
+        <w:t>uốn lưu</w:t>
+      </w:r>
+      <w:r>
+        <w:rPr>
+          <w:lang w:val="en-US"/>
+        </w:rPr>
+        <w:t xml:space="preserve"> </w:t>
+      </w:r>
+      <w:r>
+        <w:rPr>
+          <w:lang w:val="en-US"/>
+        </w:rPr>
+        <w:t>File Back Up</w:t>
+      </w:r>
+      <w:r>
+        <w:rPr>
+          <w:lang w:val="en-US"/>
+        </w:rPr>
+        <w:t>, gọi thư mục này là A</w:t>
+      </w:r>
+      <w:r>
+        <w:rPr>
+          <w:lang w:val="en-US"/>
+        </w:rPr>
+        <w:t xml:space="preserve"> + Click “OK” + Click “Backup Now” + chờ nó Copy dữ liệu</w:t>
+      </w:r>
+    </w:p>
+    <w:p>
+      <w:pPr>
+        <w:pStyle w:val="ListParagraph"/>
+        <w:numPr>
+          <w:ilvl w:val="0"/>
+          <w:numId w:val="13"/>
+        </w:numPr>
+        <w:rPr>
+          <w:lang w:val="en-US"/>
+        </w:rPr>
+      </w:pPr>
+      <w:r>
+        <w:rPr>
+          <w:lang w:val="en-US"/>
+        </w:rPr>
+        <w:t>Khi này trong A sẽ có thư mục</w:t>
+      </w:r>
+      <w:r>
+        <w:rPr>
+          <w:lang w:val="en-US"/>
+        </w:rPr>
+        <w:t xml:space="preserve"> với tên hồi nãy bạn nhập</w:t>
+      </w:r>
+      <w:r>
+        <w:rPr>
+          <w:lang w:val="en-US"/>
+        </w:rPr>
+        <w:t>, trong này chứa 1 File Back Up cho toàn bộ phân vùng bạn vừa chọn, có phần mở rộng “.pbd”</w:t>
+      </w:r>
+    </w:p>
+    <w:p>
+      <w:pPr>
+        <w:pStyle w:val="ListParagraph"/>
+        <w:numPr>
+          <w:ilvl w:val="0"/>
+          <w:numId w:val="13"/>
+        </w:numPr>
+        <w:rPr>
+          <w:lang w:val="en-US"/>
+        </w:rPr>
+      </w:pPr>
+      <w:r>
+        <w:rPr>
+          <w:lang w:val="en-US"/>
+        </w:rPr>
+        <w:t>Bạn chỉ có thể 1 lúc khôi phục được 1 phân vùng ổ cứng, để làm điều này</w:t>
+      </w:r>
+    </w:p>
+    <w:p>
+      <w:pPr>
+        <w:pStyle w:val="ListParagraph"/>
+        <w:numPr>
+          <w:ilvl w:val="0"/>
+          <w:numId w:val="13"/>
+        </w:numPr>
+        <w:rPr>
+          <w:lang w:val="en-US"/>
+        </w:rPr>
+      </w:pPr>
+      <w:r>
+        <w:rPr>
+          <w:lang w:val="en-US"/>
+        </w:rPr>
+        <w:t xml:space="preserve">Mở phần mềm Back Up + Click “Browse to Recover” + Click “Local Drive” + chọn File Back Up ở trên + Click “OK” + chọn 1 trong các phân vùng muốn khôi phục = Tick vào góc phải trên của phân vùng + Click “Next” + chọn phân vùng đích = Tick vào góc phải trên của phân vùng + Click “Next” + Click “Continue” + </w:t>
+      </w:r>
+      <w:r>
+        <w:rPr>
+          <w:lang w:val="en-US"/>
+        </w:rPr>
+        <w:t>Click “Proceed” + chờ nó bung ra + Click “Finish”</w:t>
+      </w:r>
+    </w:p>
+    <w:p>
+      <w:pPr>
+        <w:pStyle w:val="ListParagraph"/>
+        <w:numPr>
+          <w:ilvl w:val="0"/>
+          <w:numId w:val="13"/>
+        </w:numPr>
+        <w:rPr>
+          <w:lang w:val="en-US"/>
+        </w:rPr>
+      </w:pPr>
+      <w:r>
+        <w:rPr>
+          <w:lang w:val="en-US"/>
+        </w:rPr>
+        <w:t>Lưu ý File Back Up phải ở phân vùng khác với phân vùng đích vì như vậy nó sẽ bị xóa</w:t>
+      </w:r>
+    </w:p>
+    <w:p>
+      <w:pPr>
+        <w:pStyle w:val="ListParagraph"/>
+        <w:numPr>
+          <w:ilvl w:val="0"/>
+          <w:numId w:val="13"/>
+        </w:numPr>
+        <w:rPr>
+          <w:lang w:val="en-US"/>
+        </w:rPr>
+      </w:pPr>
+      <w:r>
+        <w:rPr>
+          <w:lang w:val="en-US"/>
+        </w:rPr>
+        <w:t xml:space="preserve">Để </w:t>
+      </w:r>
+      <w:r>
+        <w:rPr>
+          <w:lang w:val="en-US"/>
+        </w:rPr>
+        <w:t>Back Up nhiều thư mục hoặc File</w:t>
+      </w:r>
+    </w:p>
+    <w:p>
+      <w:pPr>
+        <w:pStyle w:val="ListParagraph"/>
+        <w:numPr>
+          <w:ilvl w:val="0"/>
+          <w:numId w:val="13"/>
+        </w:numPr>
+        <w:rPr>
+          <w:lang w:val="en-US"/>
+        </w:rPr>
+      </w:pPr>
+      <w:r>
+        <w:rPr>
+          <w:lang w:val="en-US"/>
+        </w:rPr>
+        <w:t xml:space="preserve">Y chang như Back Up </w:t>
+      </w:r>
+      <w:r>
+        <w:rPr>
+          <w:lang w:val="en-US"/>
+        </w:rPr>
+        <w:t xml:space="preserve">nhiều </w:t>
+      </w:r>
+      <w:r>
+        <w:rPr>
+          <w:lang w:val="en-US"/>
+        </w:rPr>
+        <w:t xml:space="preserve">phân vùng ổ cứng, thay vì chọn </w:t>
+      </w:r>
+      <w:r>
+        <w:rPr>
+          <w:lang w:val="en-US"/>
+        </w:rPr>
+        <w:t xml:space="preserve">nhiều </w:t>
+      </w:r>
+      <w:r>
+        <w:rPr>
+          <w:lang w:val="en-US"/>
+        </w:rPr>
+        <w:t>phân vùng thì chọn</w:t>
+      </w:r>
+      <w:r>
+        <w:rPr>
+          <w:lang w:val="en-US"/>
+        </w:rPr>
+        <w:t xml:space="preserve"> nhi</w:t>
+      </w:r>
+      <w:r>
+        <w:rPr>
+          <w:lang w:val="en-US"/>
+        </w:rPr>
+        <w:t xml:space="preserve"> File hoặc thư mục</w:t>
+      </w:r>
+    </w:p>
+    <w:p>
+      <w:pPr>
+        <w:pStyle w:val="ListParagraph"/>
+        <w:numPr>
+          <w:ilvl w:val="0"/>
+          <w:numId w:val="13"/>
+        </w:numPr>
+        <w:rPr>
+          <w:lang w:val="en-US"/>
+        </w:rPr>
+      </w:pPr>
+      <w:r>
+        <w:rPr>
+          <w:lang w:val="en-US"/>
+        </w:rPr>
         <w:lastRenderedPageBreak/>
-        <w:t>Back Up File, khi này bạn sẽ Copy 1 thư mục hoặc 1 File và nén nó vào 1 File nén, khi khôi phục, thì File nén này sẽ bung ra tại thư mục chỉ định, lưu ý nó bung cả đường dẫn tuyệt đối</w:t>
+        <w:t>Để khôi phục nhiều thư mục hoặc File</w:t>
       </w:r>
     </w:p>
     <w:p>
@@ -1931,7 +2507,13 @@
         <w:rPr>
           <w:lang w:val="en-US"/>
         </w:rPr>
-        <w:t>Ví dụ</w:t>
+        <w:t>Mở phần mềm Back Up + Click “Browse to Recover” + Click “Local Drive” + chọn File Back Up + Click “OK” + Tick chọn các thư mục hoặc File muốn khôi phục + Tick “Recover to” + Click “Browse…” + chọn thư mục muốn bung vào + Click “Proceed” + chờ nó khôi phục + Click “Finish</w:t>
+      </w:r>
+      <w:r>
+        <w:rPr>
+          <w:lang w:val="en-US"/>
+        </w:rPr>
+        <w:t>”</w:t>
       </w:r>
     </w:p>
     <w:p>
@@ -1949,7 +2531,7 @@
         <w:rPr>
           <w:lang w:val="en-US"/>
         </w:rPr>
-        <w:t>Bạn Back Up thư mục “E:\foo\bar” và bung nó ở thư mục “D:\far” thì kết quả nhận được sẽ là trong “D:\far” sẽ xuất hiện thư mục “E”, trong “E” có thư mục “foo”, và trong thư mục “foo” có thư mục “bar”</w:t>
+        <w:t>Ví dụ, ta bung 2 File có đường dẫn “C:\foo\bar.css” và “D:\far.js” vào thư mục “E:\bob”, thì trong thư mục này, sẽ có 2 thư mục con “C” và “D”, trong “C” có “foo”, trong “foo” có “bar.css”, trong “D” có “far.js”</w:t>
       </w:r>
     </w:p>
     <w:p>
@@ -1967,7 +2549,7 @@
         <w:rPr>
           <w:lang w:val="en-US"/>
         </w:rPr>
-        <w:t>Back Up phân vùng ổ cứng, khi này bạn sẽ Copy nguyên 1 phân vùng ổ cứng và nén nó vào 1 File nén, khi khôi phục, thì File nén này sẽ bung ra tại phân vùng ổ cứng chỉ định, lưu ý tất cả dữ liệu trong phân vùng chỉ định sẽ bị xóa trước khi File nén bung ra, đồng thời kích thước phân vùng phải đủ lớn để chứa dữ liệu được bung ra</w:t>
+        <w:t>Nếu muốn khôi phục các File và thư mục vào vị trí ban đầu, nói cách khác là theo đường dẫn gắn với nó mà khôi phục vào, thì thay vì Tick “Recover to” và chọn thư mục muốn bung vào thì chỉ cần Tick “Recover to original location”</w:t>
       </w:r>
     </w:p>
     <w:p>
@@ -1985,25 +2567,51 @@
         <w:rPr>
           <w:lang w:val="en-US"/>
         </w:rPr>
-        <w:t>Back Up hệ điều hành = Back Up phân vùng ổ C</w:t>
-      </w:r>
-    </w:p>
-    <w:p>
-      <w:pPr>
-        <w:pStyle w:val="ListParagraph"/>
-        <w:numPr>
-          <w:ilvl w:val="0"/>
-          <w:numId w:val="17"/>
-        </w:numPr>
-        <w:rPr>
-          <w:lang w:val="en-US"/>
-        </w:rPr>
-      </w:pPr>
-      <w:r>
-        <w:rPr>
-          <w:lang w:val="en-US"/>
-        </w:rPr>
-        <w:t>Cách Back Up?</w:t>
+        <w:t>Các Back Up bạn tạo sẽ được phần mềm lưu lại và liệt kê ở bên trái cửa sổ phần mềm dưới “Add Backup”, do đó sau khi bạn đã Back Up lần 1, thì mấy lần sau chỉ cần chọn Back Up đó rồi Click “Backup Now” + chờ nó Back Up + là bạn đã tạo ra 1 File Back Up mới, nếu File cũ vẫn còn thì File này được đặt tên theo kiểu “v1”, “v2”, “v3”, …, tương ứng với các phiên bản tăng dần, đồng thời khi chọn 1 Back Up nào đó</w:t>
+      </w:r>
+    </w:p>
+    <w:p>
+      <w:pPr>
+        <w:rPr>
+          <w:lang w:val="en-US"/>
+        </w:rPr>
+      </w:pPr>
+    </w:p>
+    <w:p>
+      <w:pPr>
+        <w:rPr>
+          <w:lang w:val="en-US"/>
+        </w:rPr>
+      </w:pPr>
+      <w:r>
+        <w:rPr>
+          <w:lang w:val="en-US"/>
+        </w:rPr>
+        <w:t>Setting – Cài Đặt:</w:t>
+      </w:r>
+    </w:p>
+    <w:p>
+      <w:pPr>
+        <w:pStyle w:val="ListParagraph"/>
+        <w:numPr>
+          <w:ilvl w:val="0"/>
+          <w:numId w:val="16"/>
+        </w:numPr>
+        <w:rPr>
+          <w:lang w:val="en-US"/>
+        </w:rPr>
+      </w:pPr>
+      <w:r>
+        <w:rPr>
+          <w:lang w:val="en-US"/>
+        </w:rPr>
+        <w:t xml:space="preserve">Cách Vô </w:t>
+      </w:r>
+      <w:r>
+        <w:rPr>
+          <w:lang w:val="en-US"/>
+        </w:rPr>
+        <w:t>Cài Đặt Laptop?</w:t>
       </w:r>
     </w:p>
     <w:p>
@@ -2021,19 +2629,43 @@
         <w:rPr>
           <w:lang w:val="en-US"/>
         </w:rPr>
-        <w:t xml:space="preserve">Để Back Up </w:t>
-      </w:r>
-      <w:r>
-        <w:rPr>
-          <w:lang w:val="en-US"/>
-        </w:rPr>
-        <w:t xml:space="preserve">nhiều </w:t>
-      </w:r>
-      <w:r>
-        <w:rPr>
-          <w:lang w:val="en-US"/>
-        </w:rPr>
-        <w:t>phân vùng ổ cứng</w:t>
+        <w:t xml:space="preserve">Nhấn “Windows” + “I” </w:t>
+      </w:r>
+    </w:p>
+    <w:p>
+      <w:pPr>
+        <w:pStyle w:val="ListParagraph"/>
+        <w:numPr>
+          <w:ilvl w:val="0"/>
+          <w:numId w:val="16"/>
+        </w:numPr>
+        <w:rPr>
+          <w:lang w:val="en-US"/>
+        </w:rPr>
+      </w:pPr>
+      <w:r>
+        <w:rPr>
+          <w:lang w:val="en-US"/>
+        </w:rPr>
+        <w:t xml:space="preserve">Hiển </w:t>
+      </w:r>
+      <w:r>
+        <w:rPr>
+          <w:lang w:val="en-US"/>
+        </w:rPr>
+        <w:t xml:space="preserve">Thị Tất Cả </w:t>
+      </w:r>
+      <w:r>
+        <w:rPr>
+          <w:lang w:val="en-US"/>
+        </w:rPr>
+        <w:t xml:space="preserve">File </w:t>
+      </w:r>
+      <w:r>
+        <w:rPr>
+          <w:lang w:val="en-US"/>
+        </w:rPr>
+        <w:t>Bị Ẩn?</w:t>
       </w:r>
     </w:p>
     <w:p>
@@ -2051,31 +2683,1025 @@
         <w:rPr>
           <w:lang w:val="en-US"/>
         </w:rPr>
-        <w:t>Mở phần mềm Back Up + Click “Add Backup” góc trái trên + chọn “Disk” + chọn các phân vùng ổ cứng muốn Back Up = cách Tick vào góc phải trên mỗi phân vùng + Click “OK”</w:t>
-      </w:r>
-      <w:r>
-        <w:rPr>
-          <w:lang w:val="en-US"/>
-        </w:rPr>
-        <w:t xml:space="preserve"> + Click vào tiêu đề của ô màu đen góc trái trên + nhập tên Back Up, tên này cũng là tên thư mục chứa File Back Up</w:t>
-      </w:r>
-      <w:r>
-        <w:rPr>
-          <w:lang w:val="en-US"/>
-        </w:rPr>
-        <w:t xml:space="preserve"> + Click biểu tượng “Select the destination where you want to save the backup” + Click “Local Drive” + chọn thư mục</w:t>
-      </w:r>
-      <w:r>
-        <w:rPr>
-          <w:lang w:val="en-US"/>
-        </w:rPr>
-        <w:t xml:space="preserve"> m</w:t>
-      </w:r>
-      <w:r>
-        <w:rPr>
-          <w:lang w:val="en-US"/>
-        </w:rPr>
-        <w:t>uốn lưu</w:t>
+        <w:t>Vào Tab “Privacy &amp; security” + tại mục “Security” + chọn “For developers” + chọn “File Explorer” + Tick mục “Show hidden and system files”</w:t>
+      </w:r>
+    </w:p>
+    <w:p>
+      <w:pPr>
+        <w:pStyle w:val="ListParagraph"/>
+        <w:numPr>
+          <w:ilvl w:val="0"/>
+          <w:numId w:val="16"/>
+        </w:numPr>
+        <w:rPr>
+          <w:lang w:val="en-US"/>
+        </w:rPr>
+      </w:pPr>
+      <w:r>
+        <w:rPr>
+          <w:lang w:val="en-US"/>
+        </w:rPr>
+        <w:t>Tường Lửa?</w:t>
+      </w:r>
+    </w:p>
+    <w:p>
+      <w:pPr>
+        <w:pStyle w:val="ListParagraph"/>
+        <w:numPr>
+          <w:ilvl w:val="0"/>
+          <w:numId w:val="13"/>
+        </w:numPr>
+        <w:rPr>
+          <w:lang w:val="en-US"/>
+        </w:rPr>
+      </w:pPr>
+      <w:r>
+        <w:rPr>
+          <w:lang w:val="en-US"/>
+        </w:rPr>
+        <w:t>Truy cập</w:t>
+      </w:r>
+    </w:p>
+    <w:p>
+      <w:pPr>
+        <w:pStyle w:val="ListParagraph"/>
+        <w:numPr>
+          <w:ilvl w:val="0"/>
+          <w:numId w:val="13"/>
+        </w:numPr>
+        <w:rPr>
+          <w:lang w:val="en-US"/>
+        </w:rPr>
+      </w:pPr>
+      <w:r>
+        <w:rPr>
+          <w:lang w:val="en-US"/>
+        </w:rPr>
+        <w:t>Vào Tab “Privacy &amp; security” + tại mục “Windows Security” + chọn “Firewall &amp; network protection” + cửa sổ Window Security sẽ hiện lên và bạn đang ở Tab “Firewall &amp; network protection”</w:t>
+      </w:r>
+    </w:p>
+    <w:p>
+      <w:pPr>
+        <w:pStyle w:val="ListParagraph"/>
+        <w:numPr>
+          <w:ilvl w:val="0"/>
+          <w:numId w:val="16"/>
+        </w:numPr>
+        <w:rPr>
+          <w:lang w:val="en-US"/>
+        </w:rPr>
+      </w:pPr>
+      <w:r>
+        <w:rPr>
+          <w:lang w:val="en-US"/>
+        </w:rPr>
+        <w:t xml:space="preserve">Ngăn </w:t>
+      </w:r>
+      <w:r>
+        <w:rPr>
+          <w:lang w:val="en-US"/>
+        </w:rPr>
+        <w:t>Độ Sáng Màn Hình Thay Đổi?</w:t>
+      </w:r>
+    </w:p>
+    <w:p>
+      <w:pPr>
+        <w:pStyle w:val="ListParagraph"/>
+        <w:numPr>
+          <w:ilvl w:val="0"/>
+          <w:numId w:val="13"/>
+        </w:numPr>
+        <w:rPr>
+          <w:lang w:val="en-US"/>
+        </w:rPr>
+      </w:pPr>
+      <w:r>
+        <w:rPr>
+          <w:lang w:val="en-US"/>
+        </w:rPr>
+        <w:t>Vào Tab “</w:t>
+      </w:r>
+      <w:r>
+        <w:rPr>
+          <w:lang w:val="en-US"/>
+        </w:rPr>
+        <w:t>System” + chọn “Display” + tại mục “Brightness &amp; color” + Click “Brightness” + Click cái nút bên phải cái mục vừa nhú ra + chọn “Off”</w:t>
+      </w:r>
+      <w:r>
+        <w:rPr>
+          <w:lang w:val="en-US"/>
+        </w:rPr>
+        <w:t xml:space="preserve"> để ngăn độ sáng thay đổi, chọn “On Battery Only” để thay đổi dựa trên dung lượng Pin, chọn “Always” để luôn thay đổi</w:t>
+      </w:r>
+    </w:p>
+    <w:p>
+      <w:pPr>
+        <w:rPr>
+          <w:lang w:val="en-US"/>
+        </w:rPr>
+      </w:pPr>
+    </w:p>
+    <w:p>
+      <w:pPr>
+        <w:rPr>
+          <w:lang w:val="en-US"/>
+        </w:rPr>
+      </w:pPr>
+      <w:r>
+        <w:rPr>
+          <w:lang w:val="en-US"/>
+        </w:rPr>
+        <w:t>Task Manager – Quản Lý Tác Vụ:</w:t>
+      </w:r>
+    </w:p>
+    <w:p>
+      <w:pPr>
+        <w:pStyle w:val="ListParagraph"/>
+        <w:numPr>
+          <w:ilvl w:val="0"/>
+          <w:numId w:val="19"/>
+        </w:numPr>
+        <w:rPr>
+          <w:lang w:val="en-US"/>
+        </w:rPr>
+      </w:pPr>
+      <w:r>
+        <w:rPr>
+          <w:lang w:val="en-US"/>
+        </w:rPr>
+        <w:t>Vào Cửa Sổ Task Manager?</w:t>
+      </w:r>
+    </w:p>
+    <w:p>
+      <w:pPr>
+        <w:pStyle w:val="ListParagraph"/>
+        <w:numPr>
+          <w:ilvl w:val="0"/>
+          <w:numId w:val="13"/>
+        </w:numPr>
+        <w:rPr>
+          <w:lang w:val="en-US"/>
+        </w:rPr>
+      </w:pPr>
+      <w:r>
+        <w:rPr>
+          <w:lang w:val="en-US"/>
+        </w:rPr>
+        <w:t>Phải chuột vào thanh dưới cùng màn hình + chọn “Task Manager”</w:t>
+      </w:r>
+    </w:p>
+    <w:p>
+      <w:pPr>
+        <w:pStyle w:val="ListParagraph"/>
+        <w:numPr>
+          <w:ilvl w:val="0"/>
+          <w:numId w:val="19"/>
+        </w:numPr>
+        <w:rPr>
+          <w:lang w:val="en-US"/>
+        </w:rPr>
+      </w:pPr>
+      <w:r>
+        <w:rPr>
+          <w:lang w:val="en-US"/>
+        </w:rPr>
+        <w:t>Hiệu Suất</w:t>
+      </w:r>
+      <w:r>
+        <w:rPr>
+          <w:lang w:val="en-US"/>
+        </w:rPr>
+        <w:t xml:space="preserve"> Máy</w:t>
+      </w:r>
+      <w:r>
+        <w:rPr>
+          <w:lang w:val="en-US"/>
+        </w:rPr>
+        <w:t xml:space="preserve"> (Performance</w:t>
+      </w:r>
+      <w:r>
+        <w:rPr>
+          <w:lang w:val="en-US"/>
+        </w:rPr>
+        <w:t>)?</w:t>
+      </w:r>
+    </w:p>
+    <w:p>
+      <w:pPr>
+        <w:pStyle w:val="ListParagraph"/>
+        <w:numPr>
+          <w:ilvl w:val="0"/>
+          <w:numId w:val="13"/>
+        </w:numPr>
+        <w:rPr>
+          <w:lang w:val="en-US"/>
+        </w:rPr>
+      </w:pPr>
+      <w:r>
+        <w:rPr>
+          <w:lang w:val="en-US"/>
+        </w:rPr>
+        <w:t>Vào Tab “Performance”, tại đây có các Tab sau</w:t>
+      </w:r>
+    </w:p>
+    <w:p>
+      <w:pPr>
+        <w:pStyle w:val="ListParagraph"/>
+        <w:numPr>
+          <w:ilvl w:val="0"/>
+          <w:numId w:val="13"/>
+        </w:numPr>
+        <w:rPr>
+          <w:lang w:val="en-US"/>
+        </w:rPr>
+      </w:pPr>
+      <w:r>
+        <w:rPr>
+          <w:lang w:val="en-US"/>
+        </w:rPr>
+        <w:t>Tab “CPU”</w:t>
+      </w:r>
+    </w:p>
+    <w:p>
+      <w:pPr>
+        <w:pStyle w:val="ListParagraph"/>
+        <w:numPr>
+          <w:ilvl w:val="0"/>
+          <w:numId w:val="13"/>
+        </w:numPr>
+        <w:rPr>
+          <w:lang w:val="en-US"/>
+        </w:rPr>
+      </w:pPr>
+      <w:r>
+        <w:rPr>
+          <w:lang w:val="en-US"/>
+        </w:rPr>
+        <w:t>Góc phải trên là tên CPU</w:t>
+      </w:r>
+      <w:r>
+        <w:rPr>
+          <w:lang w:val="en-US"/>
+        </w:rPr>
+        <w:t>, bên dưới chữ “CPU” là thuộc tính “Utilization” và “Speed”</w:t>
+      </w:r>
+    </w:p>
+    <w:p>
+      <w:pPr>
+        <w:pStyle w:val="ListParagraph"/>
+        <w:numPr>
+          <w:ilvl w:val="0"/>
+          <w:numId w:val="13"/>
+        </w:numPr>
+        <w:rPr>
+          <w:lang w:val="en-US"/>
+        </w:rPr>
+      </w:pPr>
+      <w:r>
+        <w:rPr>
+          <w:lang w:val="en-US"/>
+        </w:rPr>
+        <w:lastRenderedPageBreak/>
+        <w:t>Đồ thị là của thuộc tính “Utilization”</w:t>
+      </w:r>
+    </w:p>
+    <w:p>
+      <w:pPr>
+        <w:pStyle w:val="ListParagraph"/>
+        <w:numPr>
+          <w:ilvl w:val="0"/>
+          <w:numId w:val="13"/>
+        </w:numPr>
+        <w:rPr>
+          <w:lang w:val="en-US"/>
+        </w:rPr>
+      </w:pPr>
+      <w:r>
+        <w:rPr>
+          <w:lang w:val="en-US"/>
+        </w:rPr>
+        <w:t>Thuộc tính “Processes” là số lượng chương trình đang chạy</w:t>
+      </w:r>
+    </w:p>
+    <w:p>
+      <w:pPr>
+        <w:pStyle w:val="ListParagraph"/>
+        <w:numPr>
+          <w:ilvl w:val="0"/>
+          <w:numId w:val="13"/>
+        </w:numPr>
+        <w:rPr>
+          <w:lang w:val="en-US"/>
+        </w:rPr>
+      </w:pPr>
+      <w:r>
+        <w:rPr>
+          <w:lang w:val="en-US"/>
+        </w:rPr>
+        <w:t>Thuộc tính “Threads” là số luồng đang tồn tại trong tất cả chương trình, không phải luồng nào cũng đang chạy</w:t>
+      </w:r>
+    </w:p>
+    <w:p>
+      <w:pPr>
+        <w:pStyle w:val="ListParagraph"/>
+        <w:numPr>
+          <w:ilvl w:val="0"/>
+          <w:numId w:val="13"/>
+        </w:numPr>
+        <w:rPr>
+          <w:lang w:val="en-US"/>
+        </w:rPr>
+      </w:pPr>
+      <w:r>
+        <w:rPr>
+          <w:lang w:val="en-US"/>
+        </w:rPr>
+        <w:t>Thuộc tính “Handles” là số tham chiếu đến tài nguyên như File, … trong tất cả chương trình</w:t>
+      </w:r>
+    </w:p>
+    <w:p>
+      <w:pPr>
+        <w:pStyle w:val="ListParagraph"/>
+        <w:numPr>
+          <w:ilvl w:val="0"/>
+          <w:numId w:val="13"/>
+        </w:numPr>
+        <w:rPr>
+          <w:lang w:val="en-US"/>
+        </w:rPr>
+      </w:pPr>
+      <w:r>
+        <w:rPr>
+          <w:lang w:val="en-US"/>
+        </w:rPr>
+        <w:t>Thuộc tính “Speed” là tần số Clock CPU hiện tại</w:t>
+      </w:r>
+    </w:p>
+    <w:p>
+      <w:pPr>
+        <w:pStyle w:val="ListParagraph"/>
+        <w:numPr>
+          <w:ilvl w:val="0"/>
+          <w:numId w:val="13"/>
+        </w:numPr>
+        <w:rPr>
+          <w:lang w:val="en-US"/>
+        </w:rPr>
+      </w:pPr>
+      <w:r>
+        <w:rPr>
+          <w:lang w:val="en-US"/>
+        </w:rPr>
+        <w:t>Thuộc tính “Lx Cache” là dung lượng bộ nhớ đệm Lx đang bị chiếm</w:t>
+      </w:r>
+    </w:p>
+    <w:p>
+      <w:pPr>
+        <w:pStyle w:val="ListParagraph"/>
+        <w:numPr>
+          <w:ilvl w:val="0"/>
+          <w:numId w:val="13"/>
+        </w:numPr>
+        <w:rPr>
+          <w:lang w:val="en-US"/>
+        </w:rPr>
+      </w:pPr>
+      <w:r>
+        <w:rPr>
+          <w:lang w:val="en-US"/>
+        </w:rPr>
+        <w:t>Thuộc tính “Sockets” là số lượng CPU</w:t>
+      </w:r>
+    </w:p>
+    <w:p>
+      <w:pPr>
+        <w:pStyle w:val="ListParagraph"/>
+        <w:numPr>
+          <w:ilvl w:val="0"/>
+          <w:numId w:val="13"/>
+        </w:numPr>
+        <w:rPr>
+          <w:lang w:val="en-US"/>
+        </w:rPr>
+      </w:pPr>
+      <w:r>
+        <w:rPr>
+          <w:lang w:val="en-US"/>
+        </w:rPr>
+        <w:t>Thuộc tính “Cores” là số lượng Core trong CPU</w:t>
+      </w:r>
+    </w:p>
+    <w:p>
+      <w:pPr>
+        <w:pStyle w:val="ListParagraph"/>
+        <w:numPr>
+          <w:ilvl w:val="0"/>
+          <w:numId w:val="13"/>
+        </w:numPr>
+        <w:rPr>
+          <w:lang w:val="en-US"/>
+        </w:rPr>
+      </w:pPr>
+      <w:r>
+        <w:rPr>
+          <w:lang w:val="en-US"/>
+        </w:rPr>
+        <w:t>Thuộc tính “Logical processors” là số lượng luồng tối đa các Core có thể chạy, 1 Core có thể chạy nhiều luồng cùng lúc</w:t>
+      </w:r>
+    </w:p>
+    <w:p>
+      <w:pPr>
+        <w:pStyle w:val="ListParagraph"/>
+        <w:numPr>
+          <w:ilvl w:val="0"/>
+          <w:numId w:val="13"/>
+        </w:numPr>
+        <w:rPr>
+          <w:lang w:val="en-US"/>
+        </w:rPr>
+      </w:pPr>
+      <w:r>
+        <w:rPr>
+          <w:lang w:val="en-US"/>
+        </w:rPr>
+        <w:t>Thuộc tính “Base speed” là tần số Clock CPU tiêu chuẩn</w:t>
+      </w:r>
+    </w:p>
+    <w:p>
+      <w:pPr>
+        <w:pStyle w:val="ListParagraph"/>
+        <w:numPr>
+          <w:ilvl w:val="0"/>
+          <w:numId w:val="13"/>
+        </w:numPr>
+        <w:rPr>
+          <w:lang w:val="en-US"/>
+        </w:rPr>
+      </w:pPr>
+      <w:r>
+        <w:rPr>
+          <w:lang w:val="en-US"/>
+        </w:rPr>
+        <w:t>Thuộc tính “Virtualization” Check xem máy bạn có đang cho phép giả lập 1 hệ điều hành khác không</w:t>
+      </w:r>
+    </w:p>
+    <w:p>
+      <w:pPr>
+        <w:pStyle w:val="ListParagraph"/>
+        <w:numPr>
+          <w:ilvl w:val="0"/>
+          <w:numId w:val="13"/>
+        </w:numPr>
+        <w:rPr>
+          <w:lang w:val="en-US"/>
+        </w:rPr>
+      </w:pPr>
+      <w:r>
+        <w:rPr>
+          <w:lang w:val="en-US"/>
+        </w:rPr>
+        <w:t xml:space="preserve">Thuộc tính “Utilization” là </w:t>
+      </w:r>
+      <w:r>
+        <w:rPr>
+          <w:lang w:val="en-US"/>
+        </w:rPr>
+        <w:t>phần trăm thời gian CPU được sử dụng để tính toán, ví dụ trong 100 giây, chỉ sử dụng 1 giây để tính toán trên CPU, thì nó sẽ hiện 1%</w:t>
+      </w:r>
+    </w:p>
+    <w:p>
+      <w:pPr>
+        <w:pStyle w:val="ListParagraph"/>
+        <w:numPr>
+          <w:ilvl w:val="0"/>
+          <w:numId w:val="13"/>
+        </w:numPr>
+        <w:rPr>
+          <w:lang w:val="en-US"/>
+        </w:rPr>
+      </w:pPr>
+      <w:r>
+        <w:rPr>
+          <w:lang w:val="en-US"/>
+        </w:rPr>
+        <w:t>Thuộc tính “Up time” là thời gian đã trôi qua kể từ lần Restart cuối cùng, đéo phải Shut Down</w:t>
+      </w:r>
+    </w:p>
+    <w:p>
+      <w:pPr>
+        <w:pStyle w:val="ListParagraph"/>
+        <w:numPr>
+          <w:ilvl w:val="0"/>
+          <w:numId w:val="13"/>
+        </w:numPr>
+        <w:rPr>
+          <w:lang w:val="en-US"/>
+        </w:rPr>
+      </w:pPr>
+      <w:r>
+        <w:rPr>
+          <w:lang w:val="en-US"/>
+        </w:rPr>
+        <w:t>Tab “Memory”</w:t>
+      </w:r>
+    </w:p>
+    <w:p>
+      <w:pPr>
+        <w:pStyle w:val="ListParagraph"/>
+        <w:numPr>
+          <w:ilvl w:val="0"/>
+          <w:numId w:val="13"/>
+        </w:numPr>
+        <w:rPr>
+          <w:lang w:val="en-US"/>
+        </w:rPr>
+      </w:pPr>
+      <w:r>
+        <w:rPr>
+          <w:lang w:val="en-US"/>
+        </w:rPr>
+        <w:t>Góc phải trên cùng là tổng RAM trong máy, bên dưới là tổng RAM trừ đi lượng RAM dành cho phần cứng = tổng RAM dành cho phần mềm</w:t>
+      </w:r>
+    </w:p>
+    <w:p>
+      <w:pPr>
+        <w:pStyle w:val="ListParagraph"/>
+        <w:numPr>
+          <w:ilvl w:val="0"/>
+          <w:numId w:val="13"/>
+        </w:numPr>
+        <w:rPr>
+          <w:lang w:val="en-US"/>
+        </w:rPr>
+      </w:pPr>
+      <w:r>
+        <w:rPr>
+          <w:lang w:val="en-US"/>
+        </w:rPr>
+        <w:t>Bên dưới chữ “Memory” là = tổng RAM đang được sử dụng bởi phần mềm / tổng RAM dành cho phần mềm</w:t>
+      </w:r>
+    </w:p>
+    <w:p>
+      <w:pPr>
+        <w:pStyle w:val="ListParagraph"/>
+        <w:numPr>
+          <w:ilvl w:val="0"/>
+          <w:numId w:val="13"/>
+        </w:numPr>
+        <w:rPr>
+          <w:lang w:val="en-US"/>
+        </w:rPr>
+      </w:pPr>
+      <w:r>
+        <w:rPr>
+          <w:lang w:val="en-US"/>
+        </w:rPr>
+        <w:t>Đồ thị là của tổng RAM đang được sử dụng bởi phần mềm</w:t>
+      </w:r>
+    </w:p>
+    <w:p>
+      <w:pPr>
+        <w:pStyle w:val="ListParagraph"/>
+        <w:numPr>
+          <w:ilvl w:val="0"/>
+          <w:numId w:val="13"/>
+        </w:numPr>
+        <w:rPr>
+          <w:lang w:val="en-US"/>
+        </w:rPr>
+      </w:pPr>
+      <w:r>
+        <w:rPr>
+          <w:lang w:val="en-US"/>
+        </w:rPr>
+        <w:t>Thuộc tính “In use</w:t>
+      </w:r>
+      <w:r>
+        <w:rPr>
+          <w:lang w:val="en-US"/>
+        </w:rPr>
+        <w:t xml:space="preserve"> (Compressed)</w:t>
+      </w:r>
+      <w:r>
+        <w:rPr>
+          <w:lang w:val="en-US"/>
+        </w:rPr>
+        <w:t>”</w:t>
+      </w:r>
+      <w:r>
+        <w:rPr>
+          <w:lang w:val="en-US"/>
+        </w:rPr>
+        <w:t xml:space="preserve"> là tổng RAM đang được sử dụng bởi phần mềm, số trong ngoặc = lượng RAM đã được nén để cho ra tổng này, nén tức là dữ liệu được nén trước khi viết vào RAM</w:t>
+      </w:r>
+    </w:p>
+    <w:p>
+      <w:pPr>
+        <w:pStyle w:val="ListParagraph"/>
+        <w:numPr>
+          <w:ilvl w:val="0"/>
+          <w:numId w:val="13"/>
+        </w:numPr>
+        <w:rPr>
+          <w:lang w:val="en-US"/>
+        </w:rPr>
+      </w:pPr>
+      <w:r>
+        <w:rPr>
+          <w:lang w:val="en-US"/>
+        </w:rPr>
+        <w:t>Thuộc tính “Available” = lượng RAM còn lại có thể sử dụng</w:t>
+      </w:r>
+    </w:p>
+    <w:p>
+      <w:pPr>
+        <w:pStyle w:val="ListParagraph"/>
+        <w:numPr>
+          <w:ilvl w:val="0"/>
+          <w:numId w:val="13"/>
+        </w:numPr>
+        <w:rPr>
+          <w:lang w:val="en-US"/>
+        </w:rPr>
+      </w:pPr>
+      <w:r>
+        <w:rPr>
+          <w:lang w:val="en-US"/>
+        </w:rPr>
+        <w:t xml:space="preserve">Thuộc tính “Speed” = tần số </w:t>
+      </w:r>
+      <w:r>
+        <w:rPr>
+          <w:lang w:val="en-US"/>
+        </w:rPr>
+        <w:t xml:space="preserve">tối đa </w:t>
+      </w:r>
+      <w:r>
+        <w:rPr>
+          <w:lang w:val="en-US"/>
+        </w:rPr>
+        <w:t xml:space="preserve">truyền dữ liệu từ RAM và vào RAM, nghĩa là số lần </w:t>
+      </w:r>
+      <w:r>
+        <w:rPr>
+          <w:lang w:val="en-US"/>
+        </w:rPr>
+        <w:t xml:space="preserve">tối đa </w:t>
+      </w:r>
+      <w:r>
+        <w:rPr>
+          <w:lang w:val="en-US"/>
+        </w:rPr>
+        <w:t>dữ liệu được đưa vào gửi ra từ RAM trong 1 giây</w:t>
+      </w:r>
+    </w:p>
+    <w:p>
+      <w:pPr>
+        <w:pStyle w:val="ListParagraph"/>
+        <w:numPr>
+          <w:ilvl w:val="0"/>
+          <w:numId w:val="13"/>
+        </w:numPr>
+        <w:rPr>
+          <w:lang w:val="en-US"/>
+        </w:rPr>
+      </w:pPr>
+      <w:r>
+        <w:rPr>
+          <w:lang w:val="en-US"/>
+        </w:rPr>
+        <w:t>Thuộc tính “Slots used” = số thanh khe chứa RAM bạn đang cắm RAM trên tổng số khe chứa</w:t>
+      </w:r>
+    </w:p>
+    <w:p>
+      <w:pPr>
+        <w:pStyle w:val="ListParagraph"/>
+        <w:numPr>
+          <w:ilvl w:val="0"/>
+          <w:numId w:val="13"/>
+        </w:numPr>
+        <w:rPr>
+          <w:lang w:val="en-US"/>
+        </w:rPr>
+      </w:pPr>
+      <w:r>
+        <w:rPr>
+          <w:lang w:val="en-US"/>
+        </w:rPr>
+        <w:t>Thuộc tính “Form factor” cho biết hình dạng của thanh RAM thuộc kiểu nào</w:t>
+      </w:r>
+    </w:p>
+    <w:p>
+      <w:pPr>
+        <w:pStyle w:val="ListParagraph"/>
+        <w:numPr>
+          <w:ilvl w:val="0"/>
+          <w:numId w:val="13"/>
+        </w:numPr>
+        <w:rPr>
+          <w:lang w:val="en-US"/>
+        </w:rPr>
+      </w:pPr>
+      <w:r>
+        <w:rPr>
+          <w:lang w:val="en-US"/>
+        </w:rPr>
+        <w:t>Thuộc tính “Hardware reserved” = tổng RAM dành cho phần cứng</w:t>
+      </w:r>
+    </w:p>
+    <w:p>
+      <w:pPr>
+        <w:pStyle w:val="ListParagraph"/>
+        <w:numPr>
+          <w:ilvl w:val="0"/>
+          <w:numId w:val="13"/>
+        </w:numPr>
+        <w:rPr>
+          <w:lang w:val="en-US"/>
+        </w:rPr>
+      </w:pPr>
+      <w:r>
+        <w:rPr>
+          <w:lang w:val="en-US"/>
+        </w:rPr>
+        <w:t>Thuộc tính “Committed” = tổng RAM đang dùng / tổng RAM đang có, tổng RAM này đã bao gồm tất cả phần cứng, mềm</w:t>
+      </w:r>
+      <w:r>
+        <w:rPr>
+          <w:lang w:val="en-US"/>
+        </w:rPr>
+        <w:t xml:space="preserve">, </w:t>
+      </w:r>
+      <w:r>
+        <w:rPr>
+          <w:lang w:val="en-US"/>
+        </w:rPr>
+        <w:t>SWAP</w:t>
+      </w:r>
+      <w:r>
+        <w:rPr>
+          <w:lang w:val="en-US"/>
+        </w:rPr>
+        <w:t>, …</w:t>
+      </w:r>
+    </w:p>
+    <w:p>
+      <w:pPr>
+        <w:pStyle w:val="ListParagraph"/>
+        <w:numPr>
+          <w:ilvl w:val="0"/>
+          <w:numId w:val="13"/>
+        </w:numPr>
+        <w:rPr>
+          <w:lang w:val="en-US"/>
+        </w:rPr>
+      </w:pPr>
+      <w:r>
+        <w:rPr>
+          <w:lang w:val="en-US"/>
+        </w:rPr>
+        <w:t>Thuộc tính “Cached” = bộ nhớ đệm trong RAM, phần nhớ này dùng để lưu các File hay chương trình được chạy thường xuyên, đỡ mất công phải tải từ đĩa cứng vào mỗi lần</w:t>
+      </w:r>
+    </w:p>
+    <w:p>
+      <w:pPr>
+        <w:pStyle w:val="ListParagraph"/>
+        <w:numPr>
+          <w:ilvl w:val="0"/>
+          <w:numId w:val="13"/>
+        </w:numPr>
+        <w:rPr>
+          <w:lang w:val="en-US"/>
+        </w:rPr>
+      </w:pPr>
+      <w:r>
+        <w:rPr>
+          <w:lang w:val="en-US"/>
+        </w:rPr>
+        <w:t>Thuộc tính “Non-paged pool” = lượng RAM dành cho Kernel hay các chương trình cực quan trọng khác mà máy tính không thể đẩy nó vào SWAP khi RAM thiếu hụt</w:t>
+      </w:r>
+    </w:p>
+    <w:p>
+      <w:pPr>
+        <w:pStyle w:val="ListParagraph"/>
+        <w:numPr>
+          <w:ilvl w:val="0"/>
+          <w:numId w:val="13"/>
+        </w:numPr>
+        <w:rPr>
+          <w:lang w:val="en-US"/>
+        </w:rPr>
+      </w:pPr>
+      <w:r>
+        <w:rPr>
+          <w:lang w:val="en-US"/>
+        </w:rPr>
+        <w:t xml:space="preserve">Thuộc tính “Paged pool” = </w:t>
+      </w:r>
+      <w:r>
+        <w:rPr>
+          <w:lang w:val="en-US"/>
+        </w:rPr>
+        <w:t>kích thước SWAP</w:t>
+      </w:r>
+    </w:p>
+    <w:p>
+      <w:pPr>
+        <w:pStyle w:val="ListParagraph"/>
+        <w:numPr>
+          <w:ilvl w:val="0"/>
+          <w:numId w:val="19"/>
+        </w:numPr>
+        <w:rPr>
+          <w:lang w:val="en-US"/>
+        </w:rPr>
+      </w:pPr>
+      <w:r>
+        <w:rPr>
+          <w:lang w:val="en-US"/>
+        </w:rPr>
+        <w:t>Chương Trình (Processes)?</w:t>
+      </w:r>
+    </w:p>
+    <w:p>
+      <w:pPr>
+        <w:pStyle w:val="ListParagraph"/>
+        <w:numPr>
+          <w:ilvl w:val="0"/>
+          <w:numId w:val="13"/>
+        </w:numPr>
+        <w:rPr>
+          <w:lang w:val="en-US"/>
+        </w:rPr>
+      </w:pPr>
+      <w:r>
+        <w:rPr>
+          <w:lang w:val="en-US"/>
+        </w:rPr>
+        <w:t>Vào Tab “Processes”, tại đây liệt kê toàn bộ các chương trình đang chạy</w:t>
+      </w:r>
+    </w:p>
+    <w:p>
+      <w:pPr>
+        <w:pStyle w:val="ListParagraph"/>
+        <w:numPr>
+          <w:ilvl w:val="0"/>
+          <w:numId w:val="13"/>
+        </w:numPr>
+        <w:rPr>
+          <w:lang w:val="en-US"/>
+        </w:rPr>
+      </w:pPr>
+      <w:r>
+        <w:rPr>
+          <w:lang w:val="en-US"/>
+        </w:rPr>
+        <w:t>Có 3 loại chương trình</w:t>
+      </w:r>
+    </w:p>
+    <w:p>
+      <w:pPr>
+        <w:pStyle w:val="ListParagraph"/>
+        <w:numPr>
+          <w:ilvl w:val="0"/>
+          <w:numId w:val="13"/>
+        </w:numPr>
+        <w:rPr>
+          <w:lang w:val="en-US"/>
+        </w:rPr>
+      </w:pPr>
+      <w:r>
+        <w:rPr>
+          <w:lang w:val="en-US"/>
+        </w:rPr>
+        <w:t>Loại 1, ứng dụng (Apps)</w:t>
+      </w:r>
+    </w:p>
+    <w:p>
+      <w:pPr>
+        <w:pStyle w:val="ListParagraph"/>
+        <w:numPr>
+          <w:ilvl w:val="0"/>
+          <w:numId w:val="13"/>
+        </w:numPr>
+        <w:rPr>
+          <w:lang w:val="en-US"/>
+        </w:rPr>
+      </w:pPr>
+      <w:r>
+        <w:rPr>
+          <w:lang w:val="en-US"/>
+        </w:rPr>
+        <w:lastRenderedPageBreak/>
+        <w:t>Loại 2, nền (Background processes)</w:t>
+      </w:r>
+    </w:p>
+    <w:p>
+      <w:pPr>
+        <w:pStyle w:val="ListParagraph"/>
+        <w:numPr>
+          <w:ilvl w:val="0"/>
+          <w:numId w:val="13"/>
+        </w:numPr>
+        <w:rPr>
+          <w:lang w:val="en-US"/>
+        </w:rPr>
+      </w:pPr>
+      <w:r>
+        <w:rPr>
+          <w:lang w:val="en-US"/>
+        </w:rPr>
+        <w:t>Loại 3, hệ thống (Windows processes)</w:t>
+      </w:r>
+    </w:p>
+    <w:p>
+      <w:pPr>
+        <w:pStyle w:val="ListParagraph"/>
+        <w:numPr>
+          <w:ilvl w:val="0"/>
+          <w:numId w:val="13"/>
+        </w:numPr>
+        <w:rPr>
+          <w:lang w:val="en-US"/>
+        </w:rPr>
+      </w:pPr>
+      <w:r>
+        <w:rPr>
+          <w:lang w:val="en-US"/>
+        </w:rPr>
+        <w:t>Cột “Status” cho biết trạng thái hiện tại của Process, liệu nó có chạy bình thường, hay đang bị tạm hoãn, hay bị giới hạn lượng tài nguyên có thể truy cập</w:t>
+      </w:r>
+    </w:p>
+    <w:p>
+      <w:pPr>
+        <w:pStyle w:val="ListParagraph"/>
+        <w:numPr>
+          <w:ilvl w:val="0"/>
+          <w:numId w:val="13"/>
+        </w:numPr>
+        <w:rPr>
+          <w:lang w:val="en-US"/>
+        </w:rPr>
+      </w:pPr>
+      <w:r>
+        <w:rPr>
+          <w:lang w:val="en-US"/>
+        </w:rPr>
+        <w:t>Cột ”CPU” cho biết phần trăm thời gian Process sử dụng CPU để tính toán</w:t>
+      </w:r>
+      <w:r>
+        <w:rPr>
+          <w:lang w:val="en-US"/>
+        </w:rPr>
+        <w:t>, số ở trên chữ “CPU” = tổng của tất cả Process</w:t>
+      </w:r>
+    </w:p>
+    <w:p>
+      <w:pPr>
+        <w:pStyle w:val="ListParagraph"/>
+        <w:numPr>
+          <w:ilvl w:val="0"/>
+          <w:numId w:val="13"/>
+        </w:numPr>
+        <w:rPr>
+          <w:lang w:val="en-US"/>
+        </w:rPr>
+      </w:pPr>
+      <w:r>
+        <w:rPr>
+          <w:lang w:val="en-US"/>
+        </w:rPr>
+        <w:t>Cột “Memory” cho biết dung lượng Process chiếm trong RAM, số trên chữ “Memory” = tổng phần trăm RAM đang bị chiếm</w:t>
+      </w:r>
+    </w:p>
+    <w:p>
+      <w:pPr>
+        <w:pStyle w:val="ListParagraph"/>
+        <w:numPr>
+          <w:ilvl w:val="0"/>
+          <w:numId w:val="13"/>
+        </w:numPr>
+        <w:rPr>
+          <w:lang w:val="en-US"/>
+        </w:rPr>
+      </w:pPr>
+      <w:r>
+        <w:rPr>
+          <w:lang w:val="en-US"/>
+        </w:rPr>
+        <w:t>Cột “Disk” cho biết tốc độ đọc ghi vào đĩa cứng của Process thời điểm hiện tại</w:t>
+      </w:r>
+      <w:r>
+        <w:rPr>
+          <w:lang w:val="en-US"/>
+        </w:rPr>
+        <w:t>, số trễn chữ “Disk” =</w:t>
+      </w:r>
+      <w:r>
+        <w:rPr>
+          <w:lang w:val="en-US"/>
+        </w:rPr>
+        <w:t xml:space="preserve"> phần trăm</w:t>
       </w:r>
       <w:r>
         <w:rPr>
@@ -2087,19 +3713,7 @@
         <w:rPr>
           <w:lang w:val="en-US"/>
         </w:rPr>
-        <w:t>File Back Up</w:t>
-      </w:r>
-      <w:r>
-        <w:rPr>
-          <w:lang w:val="en-US"/>
-        </w:rPr>
-        <w:t>, gọi thư mục này là A</w:t>
-      </w:r>
-      <w:r>
-        <w:rPr>
-          <w:lang w:val="en-US"/>
-        </w:rPr>
-        <w:t xml:space="preserve"> + Click “OK” + Click “Backup Now” + chờ nó Copy dữ liệu</w:t>
+        <w:t>thời gian mà có hoạt động đọc ghi trên đĩa cứng, ví dụ trong 100 giây, ta chỉ dành 1 giây để ghi vào đĩa cứng, thì nó hiện 1%</w:t>
       </w:r>
     </w:p>
     <w:p>
@@ -2117,1436 +3731,13 @@
         <w:rPr>
           <w:lang w:val="en-US"/>
         </w:rPr>
-        <w:t>Khi này trong A sẽ có thư mục</w:t>
-      </w:r>
-      <w:r>
-        <w:rPr>
-          <w:lang w:val="en-US"/>
-        </w:rPr>
-        <w:t xml:space="preserve"> với tên hồi nãy bạn nhập</w:t>
-      </w:r>
-      <w:r>
-        <w:rPr>
-          <w:lang w:val="en-US"/>
-        </w:rPr>
-        <w:t>, trong này chứa 1 File Back Up cho toàn bộ phân vùng bạn vừa chọn, có phần mở rộng “.pbd”</w:t>
-      </w:r>
-    </w:p>
-    <w:p>
-      <w:pPr>
-        <w:pStyle w:val="ListParagraph"/>
-        <w:numPr>
-          <w:ilvl w:val="0"/>
-          <w:numId w:val="13"/>
-        </w:numPr>
-        <w:rPr>
-          <w:lang w:val="en-US"/>
-        </w:rPr>
-      </w:pPr>
-      <w:r>
-        <w:rPr>
-          <w:lang w:val="en-US"/>
-        </w:rPr>
-        <w:t>Bạn chỉ có thể 1 lúc khôi phục được 1 phân vùng ổ cứng, để làm điều này</w:t>
-      </w:r>
-    </w:p>
-    <w:p>
-      <w:pPr>
-        <w:pStyle w:val="ListParagraph"/>
-        <w:numPr>
-          <w:ilvl w:val="0"/>
-          <w:numId w:val="13"/>
-        </w:numPr>
-        <w:rPr>
-          <w:lang w:val="en-US"/>
-        </w:rPr>
-      </w:pPr>
-      <w:r>
-        <w:rPr>
-          <w:lang w:val="en-US"/>
-        </w:rPr>
-        <w:t xml:space="preserve">Mở phần mềm Back Up + Click “Browse to Recover” + Click “Local Drive” + chọn File Back Up ở trên + Click “OK” + chọn 1 trong các phân vùng muốn khôi phục = Tick vào góc phải trên của phân vùng + Click “Next” + chọn phân vùng đích = Tick vào góc phải trên của phân vùng + Click “Next” + Click “Continue” + </w:t>
-      </w:r>
-      <w:r>
-        <w:rPr>
-          <w:lang w:val="en-US"/>
-        </w:rPr>
-        <w:t>Click “Proceed” + chờ nó bung ra + Click “Finish”</w:t>
-      </w:r>
-    </w:p>
-    <w:p>
-      <w:pPr>
-        <w:pStyle w:val="ListParagraph"/>
-        <w:numPr>
-          <w:ilvl w:val="0"/>
-          <w:numId w:val="13"/>
-        </w:numPr>
-        <w:rPr>
-          <w:lang w:val="en-US"/>
-        </w:rPr>
-      </w:pPr>
-      <w:r>
-        <w:rPr>
-          <w:lang w:val="en-US"/>
-        </w:rPr>
-        <w:t>Lưu ý File Back Up phải ở phân vùng khác với phân vùng đích vì như vậy nó sẽ bị xóa</w:t>
-      </w:r>
-    </w:p>
-    <w:p>
-      <w:pPr>
-        <w:pStyle w:val="ListParagraph"/>
-        <w:numPr>
-          <w:ilvl w:val="0"/>
-          <w:numId w:val="13"/>
-        </w:numPr>
-        <w:rPr>
-          <w:lang w:val="en-US"/>
-        </w:rPr>
-      </w:pPr>
-      <w:r>
-        <w:rPr>
-          <w:lang w:val="en-US"/>
-        </w:rPr>
-        <w:t xml:space="preserve">Để </w:t>
-      </w:r>
-      <w:r>
-        <w:rPr>
-          <w:lang w:val="en-US"/>
-        </w:rPr>
-        <w:t>Back Up nhiều thư mục hoặc File</w:t>
-      </w:r>
-    </w:p>
-    <w:p>
-      <w:pPr>
-        <w:pStyle w:val="ListParagraph"/>
-        <w:numPr>
-          <w:ilvl w:val="0"/>
-          <w:numId w:val="13"/>
-        </w:numPr>
-        <w:rPr>
-          <w:lang w:val="en-US"/>
-        </w:rPr>
-      </w:pPr>
-      <w:r>
-        <w:rPr>
-          <w:lang w:val="en-US"/>
-        </w:rPr>
-        <w:t xml:space="preserve">Y chang như Back Up </w:t>
-      </w:r>
-      <w:r>
-        <w:rPr>
-          <w:lang w:val="en-US"/>
-        </w:rPr>
-        <w:t xml:space="preserve">nhiều </w:t>
-      </w:r>
-      <w:r>
-        <w:rPr>
-          <w:lang w:val="en-US"/>
-        </w:rPr>
-        <w:t xml:space="preserve">phân vùng ổ cứng, thay vì chọn </w:t>
-      </w:r>
-      <w:r>
-        <w:rPr>
-          <w:lang w:val="en-US"/>
-        </w:rPr>
-        <w:t xml:space="preserve">nhiều </w:t>
-      </w:r>
-      <w:r>
-        <w:rPr>
-          <w:lang w:val="en-US"/>
-        </w:rPr>
-        <w:t>phân vùng thì chọn</w:t>
-      </w:r>
-      <w:r>
-        <w:rPr>
-          <w:lang w:val="en-US"/>
-        </w:rPr>
-        <w:t xml:space="preserve"> nhi</w:t>
-      </w:r>
-      <w:r>
-        <w:rPr>
-          <w:lang w:val="en-US"/>
-        </w:rPr>
-        <w:t xml:space="preserve"> File hoặc thư mục</w:t>
-      </w:r>
-    </w:p>
-    <w:p>
-      <w:pPr>
-        <w:pStyle w:val="ListParagraph"/>
-        <w:numPr>
-          <w:ilvl w:val="0"/>
-          <w:numId w:val="13"/>
-        </w:numPr>
-        <w:rPr>
-          <w:lang w:val="en-US"/>
-        </w:rPr>
-      </w:pPr>
-      <w:r>
-        <w:rPr>
-          <w:lang w:val="en-US"/>
-        </w:rPr>
-        <w:t>Để khôi phục nhiều thư mục hoặc File</w:t>
-      </w:r>
-    </w:p>
-    <w:p>
-      <w:pPr>
-        <w:pStyle w:val="ListParagraph"/>
-        <w:numPr>
-          <w:ilvl w:val="0"/>
-          <w:numId w:val="13"/>
-        </w:numPr>
-        <w:rPr>
-          <w:lang w:val="en-US"/>
-        </w:rPr>
-      </w:pPr>
-      <w:r>
-        <w:rPr>
-          <w:lang w:val="en-US"/>
-        </w:rPr>
-        <w:t>Mở phần mềm Back Up + Click “Browse to Recover” + Click “Local Drive” + chọn File Back Up + Click “OK” + Tick chọn các thư mục hoặc File muốn khôi phục + Tick “Recover to” + Click “Browse…” + chọn thư mục muốn bung vào + Click “Proceed” + chờ nó khôi phục + Click “Finish</w:t>
-      </w:r>
-      <w:r>
-        <w:rPr>
-          <w:lang w:val="en-US"/>
-        </w:rPr>
-        <w:t>”</w:t>
-      </w:r>
-    </w:p>
-    <w:p>
-      <w:pPr>
-        <w:pStyle w:val="ListParagraph"/>
-        <w:numPr>
-          <w:ilvl w:val="0"/>
-          <w:numId w:val="13"/>
-        </w:numPr>
-        <w:rPr>
-          <w:lang w:val="en-US"/>
-        </w:rPr>
-      </w:pPr>
-      <w:r>
-        <w:rPr>
-          <w:lang w:val="en-US"/>
-        </w:rPr>
-        <w:t>Ví dụ, ta bung 2 File có đường dẫn “C:\foo\bar.css” và “D:\far.js” vào thư mục “E:\bob”, thì trong thư mục này, sẽ có 2 thư mục con “C” và “D”, trong “C” có “foo”, trong “foo” có “bar.css”, trong “D” có “far.js”</w:t>
-      </w:r>
-    </w:p>
-    <w:p>
-      <w:pPr>
-        <w:pStyle w:val="ListParagraph"/>
-        <w:numPr>
-          <w:ilvl w:val="0"/>
-          <w:numId w:val="13"/>
-        </w:numPr>
-        <w:rPr>
-          <w:lang w:val="en-US"/>
-        </w:rPr>
-      </w:pPr>
-      <w:r>
-        <w:rPr>
-          <w:lang w:val="en-US"/>
-        </w:rPr>
-        <w:t>Nếu muốn khôi phục các File và thư mục vào vị trí ban đầu, nói cách khác là theo đường dẫn gắn với nó mà khôi phục vào, thì thay vì Tick “Recover to” và chọn thư mục muốn bung vào thì chỉ cần Tick “Recover to original location”</w:t>
-      </w:r>
-    </w:p>
-    <w:p>
-      <w:pPr>
-        <w:pStyle w:val="ListParagraph"/>
-        <w:numPr>
-          <w:ilvl w:val="0"/>
-          <w:numId w:val="13"/>
-        </w:numPr>
-        <w:rPr>
-          <w:lang w:val="en-US"/>
-        </w:rPr>
-      </w:pPr>
-      <w:r>
-        <w:rPr>
-          <w:lang w:val="en-US"/>
-        </w:rPr>
-        <w:t xml:space="preserve">Các Back Up bạn tạo sẽ được phần mềm lưu lại và liệt kê ở bên trái cửa sổ phần mềm dưới “Add Backup”, do đó sau khi bạn đã Back Up lần 1, thì mấy lần sau </w:t>
-      </w:r>
-      <w:r>
-        <w:rPr>
-          <w:lang w:val="en-US"/>
-        </w:rPr>
-        <w:lastRenderedPageBreak/>
-        <w:t>chỉ cần chọn Back Up đó rồi Click “Backup Now” + chờ nó Back Up + là bạn đã tạo ra 1 File Back Up mới, nếu File cũ vẫn còn thì File này được đặt tên theo kiểu “v1”, “v2”, “v3”, …, tương ứng với các phiên bản tăng dần, đồng thời khi chọn 1 Back Up nào đó</w:t>
-      </w:r>
-    </w:p>
-    <w:p>
-      <w:pPr>
-        <w:rPr>
-          <w:lang w:val="en-US"/>
-        </w:rPr>
-      </w:pPr>
-    </w:p>
-    <w:p>
-      <w:pPr>
-        <w:rPr>
-          <w:lang w:val="en-US"/>
-        </w:rPr>
-      </w:pPr>
-      <w:r>
-        <w:rPr>
-          <w:lang w:val="en-US"/>
-        </w:rPr>
-        <w:t>Setting – Cài Đặt:</w:t>
-      </w:r>
-    </w:p>
-    <w:p>
-      <w:pPr>
-        <w:pStyle w:val="ListParagraph"/>
-        <w:numPr>
-          <w:ilvl w:val="0"/>
-          <w:numId w:val="16"/>
-        </w:numPr>
-        <w:rPr>
-          <w:lang w:val="en-US"/>
-        </w:rPr>
-      </w:pPr>
-      <w:r>
-        <w:rPr>
-          <w:lang w:val="en-US"/>
-        </w:rPr>
-        <w:t xml:space="preserve">Cách Vô </w:t>
-      </w:r>
-      <w:r>
-        <w:rPr>
-          <w:lang w:val="en-US"/>
-        </w:rPr>
-        <w:t>Cài Đặt Laptop?</w:t>
-      </w:r>
-    </w:p>
-    <w:p>
-      <w:pPr>
-        <w:pStyle w:val="ListParagraph"/>
-        <w:numPr>
-          <w:ilvl w:val="0"/>
-          <w:numId w:val="13"/>
-        </w:numPr>
-        <w:rPr>
-          <w:lang w:val="en-US"/>
-        </w:rPr>
-      </w:pPr>
-      <w:r>
-        <w:rPr>
-          <w:lang w:val="en-US"/>
-        </w:rPr>
-        <w:t xml:space="preserve">Nhấn “Windows” + “I” </w:t>
-      </w:r>
-    </w:p>
-    <w:p>
-      <w:pPr>
-        <w:pStyle w:val="ListParagraph"/>
-        <w:numPr>
-          <w:ilvl w:val="0"/>
-          <w:numId w:val="16"/>
-        </w:numPr>
-        <w:rPr>
-          <w:lang w:val="en-US"/>
-        </w:rPr>
-      </w:pPr>
-      <w:r>
-        <w:rPr>
-          <w:lang w:val="en-US"/>
-        </w:rPr>
-        <w:t xml:space="preserve">Hiển </w:t>
-      </w:r>
-      <w:r>
-        <w:rPr>
-          <w:lang w:val="en-US"/>
-        </w:rPr>
-        <w:t xml:space="preserve">Thị Tất Cả </w:t>
-      </w:r>
-      <w:r>
-        <w:rPr>
-          <w:lang w:val="en-US"/>
-        </w:rPr>
-        <w:t xml:space="preserve">File </w:t>
-      </w:r>
-      <w:r>
-        <w:rPr>
-          <w:lang w:val="en-US"/>
-        </w:rPr>
-        <w:t>Bị Ẩn?</w:t>
-      </w:r>
-    </w:p>
-    <w:p>
-      <w:pPr>
-        <w:pStyle w:val="ListParagraph"/>
-        <w:numPr>
-          <w:ilvl w:val="0"/>
-          <w:numId w:val="13"/>
-        </w:numPr>
-        <w:rPr>
-          <w:lang w:val="en-US"/>
-        </w:rPr>
-      </w:pPr>
-      <w:r>
-        <w:rPr>
-          <w:lang w:val="en-US"/>
-        </w:rPr>
-        <w:t>Vào Tab “Privacy &amp; security” + tại mục “Security” + chọn “For developers” + chọn “File Explorer” + Tick mục “Show hidden and system files”</w:t>
-      </w:r>
-    </w:p>
-    <w:p>
-      <w:pPr>
-        <w:pStyle w:val="ListParagraph"/>
-        <w:numPr>
-          <w:ilvl w:val="0"/>
-          <w:numId w:val="16"/>
-        </w:numPr>
-        <w:rPr>
-          <w:lang w:val="en-US"/>
-        </w:rPr>
-      </w:pPr>
-      <w:r>
-        <w:rPr>
-          <w:lang w:val="en-US"/>
-        </w:rPr>
-        <w:t>Tường Lửa?</w:t>
-      </w:r>
-    </w:p>
-    <w:p>
-      <w:pPr>
-        <w:pStyle w:val="ListParagraph"/>
-        <w:numPr>
-          <w:ilvl w:val="0"/>
-          <w:numId w:val="13"/>
-        </w:numPr>
-        <w:rPr>
-          <w:lang w:val="en-US"/>
-        </w:rPr>
-      </w:pPr>
-      <w:r>
-        <w:rPr>
-          <w:lang w:val="en-US"/>
-        </w:rPr>
-        <w:t>Truy cập</w:t>
-      </w:r>
-    </w:p>
-    <w:p>
-      <w:pPr>
-        <w:pStyle w:val="ListParagraph"/>
-        <w:numPr>
-          <w:ilvl w:val="0"/>
-          <w:numId w:val="13"/>
-        </w:numPr>
-        <w:rPr>
-          <w:lang w:val="en-US"/>
-        </w:rPr>
-      </w:pPr>
-      <w:r>
-        <w:rPr>
-          <w:lang w:val="en-US"/>
-        </w:rPr>
-        <w:t>Vào Tab “Privacy &amp; security” + tại mục “Windows Security” + chọn “Firewall &amp; network protection” + cửa sổ Window Security sẽ hiện lên và bạn đang ở Tab “Firewall &amp; network protection”</w:t>
-      </w:r>
-    </w:p>
-    <w:p>
-      <w:pPr>
-        <w:pStyle w:val="ListParagraph"/>
-        <w:numPr>
-          <w:ilvl w:val="0"/>
-          <w:numId w:val="16"/>
-        </w:numPr>
-        <w:rPr>
-          <w:lang w:val="en-US"/>
-        </w:rPr>
-      </w:pPr>
-      <w:r>
-        <w:rPr>
-          <w:lang w:val="en-US"/>
-        </w:rPr>
-        <w:t xml:space="preserve">Ngăn </w:t>
-      </w:r>
-      <w:r>
-        <w:rPr>
-          <w:lang w:val="en-US"/>
-        </w:rPr>
-        <w:t>Độ Sáng Màn Hình Thay Đổi?</w:t>
-      </w:r>
-    </w:p>
-    <w:p>
-      <w:pPr>
-        <w:pStyle w:val="ListParagraph"/>
-        <w:numPr>
-          <w:ilvl w:val="0"/>
-          <w:numId w:val="13"/>
-        </w:numPr>
-        <w:rPr>
-          <w:lang w:val="en-US"/>
-        </w:rPr>
-      </w:pPr>
-      <w:r>
-        <w:rPr>
-          <w:lang w:val="en-US"/>
-        </w:rPr>
-        <w:t>Vào Tab “</w:t>
-      </w:r>
-      <w:r>
-        <w:rPr>
-          <w:lang w:val="en-US"/>
-        </w:rPr>
-        <w:t>System” + chọn “Display” + tại mục “Brightness &amp; color” + Click “Brightness” + Click cái nút bên phải cái mục vừa nhú ra + chọn “Off”</w:t>
-      </w:r>
-      <w:r>
-        <w:rPr>
-          <w:lang w:val="en-US"/>
-        </w:rPr>
-        <w:t xml:space="preserve"> để ngăn độ sáng thay đổi, chọn “On Battery Only” để thay đổi dựa trên dung lượng Pin, chọn “Always” để luôn thay đổi</w:t>
-      </w:r>
-    </w:p>
-    <w:p>
-      <w:pPr>
-        <w:rPr>
-          <w:lang w:val="en-US"/>
-        </w:rPr>
-      </w:pPr>
-    </w:p>
-    <w:p>
-      <w:pPr>
-        <w:rPr>
-          <w:lang w:val="en-US"/>
-        </w:rPr>
-      </w:pPr>
-      <w:r>
-        <w:rPr>
-          <w:lang w:val="en-US"/>
-        </w:rPr>
-        <w:t>Task Manager – Quản Lý Tác Vụ:</w:t>
-      </w:r>
-    </w:p>
-    <w:p>
-      <w:pPr>
-        <w:pStyle w:val="ListParagraph"/>
-        <w:numPr>
-          <w:ilvl w:val="0"/>
-          <w:numId w:val="19"/>
-        </w:numPr>
-        <w:rPr>
-          <w:lang w:val="en-US"/>
-        </w:rPr>
-      </w:pPr>
-      <w:r>
-        <w:rPr>
-          <w:lang w:val="en-US"/>
-        </w:rPr>
-        <w:t>Vào Cửa Sổ Task Manager?</w:t>
-      </w:r>
-    </w:p>
-    <w:p>
-      <w:pPr>
-        <w:pStyle w:val="ListParagraph"/>
-        <w:numPr>
-          <w:ilvl w:val="0"/>
-          <w:numId w:val="13"/>
-        </w:numPr>
-        <w:rPr>
-          <w:lang w:val="en-US"/>
-        </w:rPr>
-      </w:pPr>
-      <w:r>
-        <w:rPr>
-          <w:lang w:val="en-US"/>
-        </w:rPr>
-        <w:t>Phải chuột vào thanh dưới cùng màn hình + chọn “Task Manager”</w:t>
-      </w:r>
-    </w:p>
-    <w:p>
-      <w:pPr>
-        <w:pStyle w:val="ListParagraph"/>
-        <w:numPr>
-          <w:ilvl w:val="0"/>
-          <w:numId w:val="19"/>
-        </w:numPr>
-        <w:rPr>
-          <w:lang w:val="en-US"/>
-        </w:rPr>
-      </w:pPr>
-      <w:r>
-        <w:rPr>
-          <w:lang w:val="en-US"/>
-        </w:rPr>
-        <w:t>Hiệu Suất</w:t>
-      </w:r>
-      <w:r>
-        <w:rPr>
-          <w:lang w:val="en-US"/>
-        </w:rPr>
-        <w:t xml:space="preserve"> Máy</w:t>
-      </w:r>
-      <w:r>
-        <w:rPr>
-          <w:lang w:val="en-US"/>
-        </w:rPr>
-        <w:t xml:space="preserve"> (Performance</w:t>
-      </w:r>
-      <w:r>
-        <w:rPr>
-          <w:lang w:val="en-US"/>
-        </w:rPr>
-        <w:t>)?</w:t>
-      </w:r>
-    </w:p>
-    <w:p>
-      <w:pPr>
-        <w:pStyle w:val="ListParagraph"/>
-        <w:numPr>
-          <w:ilvl w:val="0"/>
-          <w:numId w:val="13"/>
-        </w:numPr>
-        <w:rPr>
-          <w:lang w:val="en-US"/>
-        </w:rPr>
-      </w:pPr>
-      <w:r>
-        <w:rPr>
-          <w:lang w:val="en-US"/>
-        </w:rPr>
-        <w:t>Vào Tab “Performance”, tại đây có các Tab sau</w:t>
-      </w:r>
-    </w:p>
-    <w:p>
-      <w:pPr>
-        <w:pStyle w:val="ListParagraph"/>
-        <w:numPr>
-          <w:ilvl w:val="0"/>
-          <w:numId w:val="13"/>
-        </w:numPr>
-        <w:rPr>
-          <w:lang w:val="en-US"/>
-        </w:rPr>
-      </w:pPr>
-      <w:r>
-        <w:rPr>
-          <w:lang w:val="en-US"/>
-        </w:rPr>
-        <w:t>Tab “CPU”</w:t>
-      </w:r>
-    </w:p>
-    <w:p>
-      <w:pPr>
-        <w:pStyle w:val="ListParagraph"/>
-        <w:numPr>
-          <w:ilvl w:val="0"/>
-          <w:numId w:val="13"/>
-        </w:numPr>
-        <w:rPr>
-          <w:lang w:val="en-US"/>
-        </w:rPr>
-      </w:pPr>
-      <w:r>
-        <w:rPr>
-          <w:lang w:val="en-US"/>
-        </w:rPr>
-        <w:t>Góc phải trên là tên CPU</w:t>
-      </w:r>
-      <w:r>
-        <w:rPr>
-          <w:lang w:val="en-US"/>
-        </w:rPr>
-        <w:t>, bên dưới chữ “CPU” là thuộc tính “Utilization” và “Speed”</w:t>
-      </w:r>
-    </w:p>
-    <w:p>
-      <w:pPr>
-        <w:pStyle w:val="ListParagraph"/>
-        <w:numPr>
-          <w:ilvl w:val="0"/>
-          <w:numId w:val="13"/>
-        </w:numPr>
-        <w:rPr>
-          <w:lang w:val="en-US"/>
-        </w:rPr>
-      </w:pPr>
-      <w:r>
-        <w:rPr>
-          <w:lang w:val="en-US"/>
-        </w:rPr>
-        <w:t>Đồ thị là của thuộc tính “Utilization”</w:t>
-      </w:r>
-    </w:p>
-    <w:p>
-      <w:pPr>
-        <w:pStyle w:val="ListParagraph"/>
-        <w:numPr>
-          <w:ilvl w:val="0"/>
-          <w:numId w:val="13"/>
-        </w:numPr>
-        <w:rPr>
-          <w:lang w:val="en-US"/>
-        </w:rPr>
-      </w:pPr>
-      <w:r>
-        <w:rPr>
-          <w:lang w:val="en-US"/>
-        </w:rPr>
-        <w:t>Thuộc tính “Processes” là số lượng chương trình đang chạy</w:t>
-      </w:r>
-    </w:p>
-    <w:p>
-      <w:pPr>
-        <w:pStyle w:val="ListParagraph"/>
-        <w:numPr>
-          <w:ilvl w:val="0"/>
-          <w:numId w:val="13"/>
-        </w:numPr>
-        <w:rPr>
-          <w:lang w:val="en-US"/>
-        </w:rPr>
-      </w:pPr>
-      <w:r>
-        <w:rPr>
-          <w:lang w:val="en-US"/>
-        </w:rPr>
-        <w:t>Thuộc tính “Threads” là số luồng đang tồn tại trong tất cả chương trình, không phải luồng nào cũng đang chạy</w:t>
-      </w:r>
-    </w:p>
-    <w:p>
-      <w:pPr>
-        <w:pStyle w:val="ListParagraph"/>
-        <w:numPr>
-          <w:ilvl w:val="0"/>
-          <w:numId w:val="13"/>
-        </w:numPr>
-        <w:rPr>
-          <w:lang w:val="en-US"/>
-        </w:rPr>
-      </w:pPr>
-      <w:r>
-        <w:rPr>
-          <w:lang w:val="en-US"/>
-        </w:rPr>
-        <w:t>Thuộc tính “Handles” là số tham chiếu đến tài nguyên như File, … trong tất cả chương trình</w:t>
-      </w:r>
-    </w:p>
-    <w:p>
-      <w:pPr>
-        <w:pStyle w:val="ListParagraph"/>
-        <w:numPr>
-          <w:ilvl w:val="0"/>
-          <w:numId w:val="13"/>
-        </w:numPr>
-        <w:rPr>
-          <w:lang w:val="en-US"/>
-        </w:rPr>
-      </w:pPr>
-      <w:r>
-        <w:rPr>
-          <w:lang w:val="en-US"/>
-        </w:rPr>
-        <w:t>Thuộc tính “Speed” là tần số Clock CPU hiện tại</w:t>
-      </w:r>
-    </w:p>
-    <w:p>
-      <w:pPr>
-        <w:pStyle w:val="ListParagraph"/>
-        <w:numPr>
-          <w:ilvl w:val="0"/>
-          <w:numId w:val="13"/>
-        </w:numPr>
-        <w:rPr>
-          <w:lang w:val="en-US"/>
-        </w:rPr>
-      </w:pPr>
-      <w:r>
-        <w:rPr>
-          <w:lang w:val="en-US"/>
-        </w:rPr>
-        <w:t>Thuộc tính “Lx Cache” là dung lượng bộ nhớ đệm Lx đang bị chiếm</w:t>
-      </w:r>
-    </w:p>
-    <w:p>
-      <w:pPr>
-        <w:pStyle w:val="ListParagraph"/>
-        <w:numPr>
-          <w:ilvl w:val="0"/>
-          <w:numId w:val="13"/>
-        </w:numPr>
-        <w:rPr>
-          <w:lang w:val="en-US"/>
-        </w:rPr>
-      </w:pPr>
-      <w:r>
-        <w:rPr>
-          <w:lang w:val="en-US"/>
-        </w:rPr>
-        <w:t>Thuộc tính “Sockets” là số lượng CPU</w:t>
-      </w:r>
-    </w:p>
-    <w:p>
-      <w:pPr>
-        <w:pStyle w:val="ListParagraph"/>
-        <w:numPr>
-          <w:ilvl w:val="0"/>
-          <w:numId w:val="13"/>
-        </w:numPr>
-        <w:rPr>
-          <w:lang w:val="en-US"/>
-        </w:rPr>
-      </w:pPr>
-      <w:r>
-        <w:rPr>
-          <w:lang w:val="en-US"/>
-        </w:rPr>
-        <w:t>Thuộc tính “Cores” là số lượng Core trong CPU</w:t>
-      </w:r>
-    </w:p>
-    <w:p>
-      <w:pPr>
-        <w:pStyle w:val="ListParagraph"/>
-        <w:numPr>
-          <w:ilvl w:val="0"/>
-          <w:numId w:val="13"/>
-        </w:numPr>
-        <w:rPr>
-          <w:lang w:val="en-US"/>
-        </w:rPr>
-      </w:pPr>
-      <w:r>
-        <w:rPr>
-          <w:lang w:val="en-US"/>
-        </w:rPr>
-        <w:t>Thuộc tính “Logical processors” là số lượng luồng tối đa các Core có thể chạy, 1 Core có thể chạy nhiều luồng cùng lúc</w:t>
-      </w:r>
-    </w:p>
-    <w:p>
-      <w:pPr>
-        <w:pStyle w:val="ListParagraph"/>
-        <w:numPr>
-          <w:ilvl w:val="0"/>
-          <w:numId w:val="13"/>
-        </w:numPr>
-        <w:rPr>
-          <w:lang w:val="en-US"/>
-        </w:rPr>
-      </w:pPr>
-      <w:r>
-        <w:rPr>
-          <w:lang w:val="en-US"/>
-        </w:rPr>
-        <w:t>Thuộc tính “Base speed” là tần số Clock CPU tiêu chuẩn</w:t>
-      </w:r>
-    </w:p>
-    <w:p>
-      <w:pPr>
-        <w:pStyle w:val="ListParagraph"/>
-        <w:numPr>
-          <w:ilvl w:val="0"/>
-          <w:numId w:val="13"/>
-        </w:numPr>
-        <w:rPr>
-          <w:lang w:val="en-US"/>
-        </w:rPr>
-      </w:pPr>
-      <w:r>
-        <w:rPr>
-          <w:lang w:val="en-US"/>
-        </w:rPr>
-        <w:lastRenderedPageBreak/>
-        <w:t>Thuộc tính “Virtualization” Check xem máy bạn có đang cho phép giả lập 1 hệ điều hành khác không</w:t>
-      </w:r>
-    </w:p>
-    <w:p>
-      <w:pPr>
-        <w:pStyle w:val="ListParagraph"/>
-        <w:numPr>
-          <w:ilvl w:val="0"/>
-          <w:numId w:val="13"/>
-        </w:numPr>
-        <w:rPr>
-          <w:lang w:val="en-US"/>
-        </w:rPr>
-      </w:pPr>
-      <w:r>
-        <w:rPr>
-          <w:lang w:val="en-US"/>
-        </w:rPr>
-        <w:t xml:space="preserve">Thuộc tính “Utilization” là </w:t>
-      </w:r>
-      <w:r>
-        <w:rPr>
-          <w:lang w:val="en-US"/>
-        </w:rPr>
-        <w:t>phần trăm thời gian CPU được sử dụng để tính toán, ví dụ trong 100 giây, chỉ sử dụng 1 giây để tính toán trên CPU, thì nó sẽ hiện 1%</w:t>
-      </w:r>
-    </w:p>
-    <w:p>
-      <w:pPr>
-        <w:pStyle w:val="ListParagraph"/>
-        <w:numPr>
-          <w:ilvl w:val="0"/>
-          <w:numId w:val="13"/>
-        </w:numPr>
-        <w:rPr>
-          <w:lang w:val="en-US"/>
-        </w:rPr>
-      </w:pPr>
-      <w:r>
-        <w:rPr>
-          <w:lang w:val="en-US"/>
-        </w:rPr>
-        <w:t>Thuộc tính “Up time” là thời gian đã trôi qua kể từ lần Restart cuối cùng, đéo phải Shut Down</w:t>
-      </w:r>
-    </w:p>
-    <w:p>
-      <w:pPr>
-        <w:pStyle w:val="ListParagraph"/>
-        <w:numPr>
-          <w:ilvl w:val="0"/>
-          <w:numId w:val="13"/>
-        </w:numPr>
-        <w:rPr>
-          <w:lang w:val="en-US"/>
-        </w:rPr>
-      </w:pPr>
-      <w:r>
-        <w:rPr>
-          <w:lang w:val="en-US"/>
-        </w:rPr>
-        <w:t>Tab “Memory”</w:t>
-      </w:r>
-    </w:p>
-    <w:p>
-      <w:pPr>
-        <w:pStyle w:val="ListParagraph"/>
-        <w:numPr>
-          <w:ilvl w:val="0"/>
-          <w:numId w:val="13"/>
-        </w:numPr>
-        <w:rPr>
-          <w:lang w:val="en-US"/>
-        </w:rPr>
-      </w:pPr>
-      <w:r>
-        <w:rPr>
-          <w:lang w:val="en-US"/>
-        </w:rPr>
-        <w:t>Góc phải trên cùng là tổng RAM trong máy, bên dưới là tổng RAM trừ đi lượng RAM dành cho phần cứng = tổng RAM dành cho phần mềm</w:t>
-      </w:r>
-    </w:p>
-    <w:p>
-      <w:pPr>
-        <w:pStyle w:val="ListParagraph"/>
-        <w:numPr>
-          <w:ilvl w:val="0"/>
-          <w:numId w:val="13"/>
-        </w:numPr>
-        <w:rPr>
-          <w:lang w:val="en-US"/>
-        </w:rPr>
-      </w:pPr>
-      <w:r>
-        <w:rPr>
-          <w:lang w:val="en-US"/>
-        </w:rPr>
-        <w:t>Bên dưới chữ “Memory” là = tổng RAM đang được sử dụng bởi phần mềm / tổng RAM dành cho phần mềm</w:t>
-      </w:r>
-    </w:p>
-    <w:p>
-      <w:pPr>
-        <w:pStyle w:val="ListParagraph"/>
-        <w:numPr>
-          <w:ilvl w:val="0"/>
-          <w:numId w:val="13"/>
-        </w:numPr>
-        <w:rPr>
-          <w:lang w:val="en-US"/>
-        </w:rPr>
-      </w:pPr>
-      <w:r>
-        <w:rPr>
-          <w:lang w:val="en-US"/>
-        </w:rPr>
-        <w:t>Đồ thị là của tổng RAM đang được sử dụng bởi phần mềm</w:t>
-      </w:r>
-    </w:p>
-    <w:p>
-      <w:pPr>
-        <w:pStyle w:val="ListParagraph"/>
-        <w:numPr>
-          <w:ilvl w:val="0"/>
-          <w:numId w:val="13"/>
-        </w:numPr>
-        <w:rPr>
-          <w:lang w:val="en-US"/>
-        </w:rPr>
-      </w:pPr>
-      <w:r>
-        <w:rPr>
-          <w:lang w:val="en-US"/>
-        </w:rPr>
-        <w:t>Thuộc tính “In use</w:t>
-      </w:r>
-      <w:r>
-        <w:rPr>
-          <w:lang w:val="en-US"/>
-        </w:rPr>
-        <w:t xml:space="preserve"> (Compressed)</w:t>
-      </w:r>
-      <w:r>
-        <w:rPr>
-          <w:lang w:val="en-US"/>
-        </w:rPr>
-        <w:t>”</w:t>
-      </w:r>
-      <w:r>
-        <w:rPr>
-          <w:lang w:val="en-US"/>
-        </w:rPr>
-        <w:t xml:space="preserve"> là tổng RAM đang được sử dụng bởi phần mềm, số trong ngoặc = lượng RAM đã được nén để cho ra tổng này, nén tức là dữ liệu được nén trước khi viết vào RAM</w:t>
-      </w:r>
-    </w:p>
-    <w:p>
-      <w:pPr>
-        <w:pStyle w:val="ListParagraph"/>
-        <w:numPr>
-          <w:ilvl w:val="0"/>
-          <w:numId w:val="13"/>
-        </w:numPr>
-        <w:rPr>
-          <w:lang w:val="en-US"/>
-        </w:rPr>
-      </w:pPr>
-      <w:r>
-        <w:rPr>
-          <w:lang w:val="en-US"/>
-        </w:rPr>
-        <w:t>Thuộc tính “Available” = lượng RAM còn lại có thể sử dụng</w:t>
-      </w:r>
-    </w:p>
-    <w:p>
-      <w:pPr>
-        <w:pStyle w:val="ListParagraph"/>
-        <w:numPr>
-          <w:ilvl w:val="0"/>
-          <w:numId w:val="13"/>
-        </w:numPr>
-        <w:rPr>
-          <w:lang w:val="en-US"/>
-        </w:rPr>
-      </w:pPr>
-      <w:r>
-        <w:rPr>
-          <w:lang w:val="en-US"/>
-        </w:rPr>
-        <w:t xml:space="preserve">Thuộc tính “Speed” = tần số </w:t>
-      </w:r>
-      <w:r>
-        <w:rPr>
-          <w:lang w:val="en-US"/>
-        </w:rPr>
-        <w:t xml:space="preserve">tối đa </w:t>
-      </w:r>
-      <w:r>
-        <w:rPr>
-          <w:lang w:val="en-US"/>
-        </w:rPr>
-        <w:t xml:space="preserve">truyền dữ liệu từ RAM và vào RAM, nghĩa là số lần </w:t>
-      </w:r>
-      <w:r>
-        <w:rPr>
-          <w:lang w:val="en-US"/>
-        </w:rPr>
-        <w:t xml:space="preserve">tối đa </w:t>
-      </w:r>
-      <w:r>
-        <w:rPr>
-          <w:lang w:val="en-US"/>
-        </w:rPr>
-        <w:t>dữ liệu được đưa vào gửi ra từ RAM trong 1 giây</w:t>
-      </w:r>
-    </w:p>
-    <w:p>
-      <w:pPr>
-        <w:pStyle w:val="ListParagraph"/>
-        <w:numPr>
-          <w:ilvl w:val="0"/>
-          <w:numId w:val="13"/>
-        </w:numPr>
-        <w:rPr>
-          <w:lang w:val="en-US"/>
-        </w:rPr>
-      </w:pPr>
-      <w:r>
-        <w:rPr>
-          <w:lang w:val="en-US"/>
-        </w:rPr>
-        <w:t>Thuộc tính “Slots used” = số thanh khe chứa RAM bạn đang cắm RAM trên tổng số khe chứa</w:t>
-      </w:r>
-    </w:p>
-    <w:p>
-      <w:pPr>
-        <w:pStyle w:val="ListParagraph"/>
-        <w:numPr>
-          <w:ilvl w:val="0"/>
-          <w:numId w:val="13"/>
-        </w:numPr>
-        <w:rPr>
-          <w:lang w:val="en-US"/>
-        </w:rPr>
-      </w:pPr>
-      <w:r>
-        <w:rPr>
-          <w:lang w:val="en-US"/>
-        </w:rPr>
-        <w:t>Thuộc tính “Form factor” cho biết hình dạng của thanh RAM thuộc kiểu nào</w:t>
-      </w:r>
-    </w:p>
-    <w:p>
-      <w:pPr>
-        <w:pStyle w:val="ListParagraph"/>
-        <w:numPr>
-          <w:ilvl w:val="0"/>
-          <w:numId w:val="13"/>
-        </w:numPr>
-        <w:rPr>
-          <w:lang w:val="en-US"/>
-        </w:rPr>
-      </w:pPr>
-      <w:r>
-        <w:rPr>
-          <w:lang w:val="en-US"/>
-        </w:rPr>
-        <w:t>Thuộc tính “Hardware reserved” = tổng RAM dành cho phần cứng</w:t>
-      </w:r>
-    </w:p>
-    <w:p>
-      <w:pPr>
-        <w:pStyle w:val="ListParagraph"/>
-        <w:numPr>
-          <w:ilvl w:val="0"/>
-          <w:numId w:val="13"/>
-        </w:numPr>
-        <w:rPr>
-          <w:lang w:val="en-US"/>
-        </w:rPr>
-      </w:pPr>
-      <w:r>
-        <w:rPr>
-          <w:lang w:val="en-US"/>
-        </w:rPr>
-        <w:t>Thuộc tính “Committed” = tổng RAM đang dùng / tổng RAM đang có, tổng RAM này đã bao gồm tất cả phần cứng, mềm</w:t>
-      </w:r>
-      <w:r>
-        <w:rPr>
-          <w:lang w:val="en-US"/>
-        </w:rPr>
-        <w:t xml:space="preserve">, </w:t>
-      </w:r>
-      <w:r>
-        <w:rPr>
-          <w:lang w:val="en-US"/>
-        </w:rPr>
-        <w:t>SWAP</w:t>
-      </w:r>
-      <w:r>
-        <w:rPr>
-          <w:lang w:val="en-US"/>
-        </w:rPr>
-        <w:t>, …</w:t>
-      </w:r>
-    </w:p>
-    <w:p>
-      <w:pPr>
-        <w:pStyle w:val="ListParagraph"/>
-        <w:numPr>
-          <w:ilvl w:val="0"/>
-          <w:numId w:val="13"/>
-        </w:numPr>
-        <w:rPr>
-          <w:lang w:val="en-US"/>
-        </w:rPr>
-      </w:pPr>
-      <w:r>
-        <w:rPr>
-          <w:lang w:val="en-US"/>
-        </w:rPr>
-        <w:t>Thuộc tính “Cached” = bộ nhớ đệm trong RAM, phần nhớ này dùng để lưu các File hay chương trình được chạy thường xuyên, đỡ mất công phải tải từ đĩa cứng vào mỗi lần</w:t>
-      </w:r>
-    </w:p>
-    <w:p>
-      <w:pPr>
-        <w:pStyle w:val="ListParagraph"/>
-        <w:numPr>
-          <w:ilvl w:val="0"/>
-          <w:numId w:val="13"/>
-        </w:numPr>
-        <w:rPr>
-          <w:lang w:val="en-US"/>
-        </w:rPr>
-      </w:pPr>
-      <w:r>
-        <w:rPr>
-          <w:lang w:val="en-US"/>
-        </w:rPr>
-        <w:t>Thuộc tính “Non-paged pool” = lượng RAM dành cho Kernel hay các chương trình cực quan trọng khác mà máy tính không thể đẩy nó vào SWAP khi RAM thiếu hụt</w:t>
-      </w:r>
-    </w:p>
-    <w:p>
-      <w:pPr>
-        <w:pStyle w:val="ListParagraph"/>
-        <w:numPr>
-          <w:ilvl w:val="0"/>
-          <w:numId w:val="13"/>
-        </w:numPr>
-        <w:rPr>
-          <w:lang w:val="en-US"/>
-        </w:rPr>
-      </w:pPr>
-      <w:r>
-        <w:rPr>
-          <w:lang w:val="en-US"/>
-        </w:rPr>
-        <w:t xml:space="preserve">Thuộc tính “Paged pool” = </w:t>
-      </w:r>
-      <w:r>
-        <w:rPr>
-          <w:lang w:val="en-US"/>
-        </w:rPr>
-        <w:t>kích thước SWAP</w:t>
-      </w:r>
-    </w:p>
-    <w:p>
-      <w:pPr>
-        <w:pStyle w:val="ListParagraph"/>
-        <w:numPr>
-          <w:ilvl w:val="0"/>
-          <w:numId w:val="19"/>
-        </w:numPr>
-        <w:rPr>
-          <w:lang w:val="en-US"/>
-        </w:rPr>
-      </w:pPr>
-      <w:r>
-        <w:rPr>
-          <w:lang w:val="en-US"/>
-        </w:rPr>
-        <w:t>Chương Trình (Processes)?</w:t>
-      </w:r>
-    </w:p>
-    <w:p>
-      <w:pPr>
-        <w:pStyle w:val="ListParagraph"/>
-        <w:numPr>
-          <w:ilvl w:val="0"/>
-          <w:numId w:val="13"/>
-        </w:numPr>
-        <w:rPr>
-          <w:lang w:val="en-US"/>
-        </w:rPr>
-      </w:pPr>
-      <w:r>
-        <w:rPr>
-          <w:lang w:val="en-US"/>
-        </w:rPr>
-        <w:t>Vào Tab “Processes”, tại đây liệt kê toàn bộ các chương trình đang chạy</w:t>
-      </w:r>
-    </w:p>
-    <w:p>
-      <w:pPr>
-        <w:pStyle w:val="ListParagraph"/>
-        <w:numPr>
-          <w:ilvl w:val="0"/>
-          <w:numId w:val="13"/>
-        </w:numPr>
-        <w:rPr>
-          <w:lang w:val="en-US"/>
-        </w:rPr>
-      </w:pPr>
-      <w:r>
-        <w:rPr>
-          <w:lang w:val="en-US"/>
-        </w:rPr>
-        <w:t>Có 3 loại chương trình</w:t>
-      </w:r>
-    </w:p>
-    <w:p>
-      <w:pPr>
-        <w:pStyle w:val="ListParagraph"/>
-        <w:numPr>
-          <w:ilvl w:val="0"/>
-          <w:numId w:val="13"/>
-        </w:numPr>
-        <w:rPr>
-          <w:lang w:val="en-US"/>
-        </w:rPr>
-      </w:pPr>
-      <w:r>
-        <w:rPr>
-          <w:lang w:val="en-US"/>
-        </w:rPr>
-        <w:t>Loại 1, ứng dụng (Apps)</w:t>
-      </w:r>
-    </w:p>
-    <w:p>
-      <w:pPr>
-        <w:pStyle w:val="ListParagraph"/>
-        <w:numPr>
-          <w:ilvl w:val="0"/>
-          <w:numId w:val="13"/>
-        </w:numPr>
-        <w:rPr>
-          <w:lang w:val="en-US"/>
-        </w:rPr>
-      </w:pPr>
-      <w:r>
-        <w:rPr>
-          <w:lang w:val="en-US"/>
-        </w:rPr>
-        <w:t>Loại 2, nền (Background processes)</w:t>
-      </w:r>
-    </w:p>
-    <w:p>
-      <w:pPr>
-        <w:pStyle w:val="ListParagraph"/>
-        <w:numPr>
-          <w:ilvl w:val="0"/>
-          <w:numId w:val="13"/>
-        </w:numPr>
-        <w:rPr>
-          <w:lang w:val="en-US"/>
-        </w:rPr>
-      </w:pPr>
-      <w:r>
-        <w:rPr>
-          <w:lang w:val="en-US"/>
-        </w:rPr>
-        <w:t>Loại 3, hệ thống (Windows processes)</w:t>
-      </w:r>
-    </w:p>
-    <w:p>
-      <w:pPr>
-        <w:pStyle w:val="ListParagraph"/>
-        <w:numPr>
-          <w:ilvl w:val="0"/>
-          <w:numId w:val="13"/>
-        </w:numPr>
-        <w:rPr>
-          <w:lang w:val="en-US"/>
-        </w:rPr>
-      </w:pPr>
-      <w:r>
-        <w:rPr>
-          <w:lang w:val="en-US"/>
-        </w:rPr>
-        <w:t>Cột “Status” cho biết trạng thái hiện tại của Process, liệu nó có chạy bình thường, hay đang bị tạm hoãn, hay bị giới hạn lượng tài nguyên có thể truy cập</w:t>
-      </w:r>
-    </w:p>
-    <w:p>
-      <w:pPr>
-        <w:pStyle w:val="ListParagraph"/>
-        <w:numPr>
-          <w:ilvl w:val="0"/>
-          <w:numId w:val="13"/>
-        </w:numPr>
-        <w:rPr>
-          <w:lang w:val="en-US"/>
-        </w:rPr>
-      </w:pPr>
-      <w:r>
-        <w:rPr>
-          <w:lang w:val="en-US"/>
-        </w:rPr>
-        <w:t>Cột ”CPU” cho biết phần trăm thời gian Process sử dụng CPU để tính toán</w:t>
-      </w:r>
-      <w:r>
-        <w:rPr>
-          <w:lang w:val="en-US"/>
-        </w:rPr>
-        <w:t>, số ở trên chữ “CPU” = tổng của tất cả Process</w:t>
-      </w:r>
-    </w:p>
-    <w:p>
-      <w:pPr>
-        <w:pStyle w:val="ListParagraph"/>
-        <w:numPr>
-          <w:ilvl w:val="0"/>
-          <w:numId w:val="13"/>
-        </w:numPr>
-        <w:rPr>
-          <w:lang w:val="en-US"/>
-        </w:rPr>
-      </w:pPr>
-      <w:r>
-        <w:rPr>
-          <w:lang w:val="en-US"/>
-        </w:rPr>
-        <w:t>Cột “Memory” cho biết dung lượng Process chiếm trong RAM, số trên chữ “Memory” = tổng phần trăm RAM đang bị chiếm</w:t>
-      </w:r>
-    </w:p>
-    <w:p>
-      <w:pPr>
-        <w:pStyle w:val="ListParagraph"/>
-        <w:numPr>
-          <w:ilvl w:val="0"/>
-          <w:numId w:val="13"/>
-        </w:numPr>
-        <w:rPr>
-          <w:lang w:val="en-US"/>
-        </w:rPr>
-      </w:pPr>
-      <w:r>
-        <w:rPr>
-          <w:lang w:val="en-US"/>
-        </w:rPr>
-        <w:t>Cột “Disk” cho biết tốc độ đọc ghi vào đĩa cứng của Process thời điểm hiện tại</w:t>
-      </w:r>
-      <w:r>
-        <w:rPr>
-          <w:lang w:val="en-US"/>
-        </w:rPr>
-        <w:t>, số trễn chữ “Disk” =</w:t>
-      </w:r>
-      <w:r>
-        <w:rPr>
-          <w:lang w:val="en-US"/>
-        </w:rPr>
-        <w:t xml:space="preserve"> phần trăm</w:t>
-      </w:r>
-      <w:r>
-        <w:rPr>
-          <w:lang w:val="en-US"/>
-        </w:rPr>
-        <w:t xml:space="preserve"> </w:t>
-      </w:r>
-      <w:r>
-        <w:rPr>
-          <w:lang w:val="en-US"/>
-        </w:rPr>
-        <w:t>thời gian mà có hoạt động đọc ghi trên đĩa cứng, ví dụ trong 100 giây, ta chỉ dành 1 giây để ghi vào đĩa cứng, thì nó hiện 1%</w:t>
-      </w:r>
-    </w:p>
-    <w:p>
-      <w:pPr>
-        <w:pStyle w:val="ListParagraph"/>
-        <w:numPr>
-          <w:ilvl w:val="0"/>
-          <w:numId w:val="13"/>
-        </w:numPr>
-        <w:rPr>
-          <w:lang w:val="en-US"/>
-        </w:rPr>
-      </w:pPr>
-      <w:r>
-        <w:rPr>
-          <w:lang w:val="en-US"/>
-        </w:rPr>
         <w:t xml:space="preserve">Cột “Network” cho biết tốc độ dữ liệu từ Internet được gửi vào máy bạn hoặc từ máy bạn vào Internet thông qua Process, số trên chữ “Network” = </w:t>
       </w:r>
       <w:r>
         <w:rPr>
           <w:lang w:val="en-US"/>
         </w:rPr>
-        <w:t xml:space="preserve">phần trăm thời </w:t>
-      </w:r>
-      <w:r>
-        <w:rPr>
-          <w:lang w:val="en-US"/>
-        </w:rPr>
-        <w:lastRenderedPageBreak/>
-        <w:t>gian mà có hoạt động truyền tải dữ liệu, ví dụ trong 100 giây, ta chỉ dành 1 giây để truyền tải dữ liệu, thì nó hiện 1%</w:t>
+        <w:t>phần trăm thời gian mà có hoạt động truyền tải dữ liệu, ví dụ trong 100 giây, ta chỉ dành 1 giây để truyền tải dữ liệu, thì nó hiện 1%</w:t>
       </w:r>
     </w:p>
     <w:p>
@@ -4051,6 +4242,7 @@
         <w:rPr>
           <w:lang w:val="en-US"/>
         </w:rPr>
+        <w:lastRenderedPageBreak/>
         <w:t>Tại Sao Có 1 Số Thư Mục Bị Ẩn?</w:t>
       </w:r>
     </w:p>
@@ -4249,7 +4441,6 @@
         <w:rPr>
           <w:lang w:val="en-US"/>
         </w:rPr>
-        <w:lastRenderedPageBreak/>
         <w:t>Cách Viết Đường Dẫn Tương Đối?</w:t>
       </w:r>
     </w:p>
@@ -5154,7 +5345,6 @@
               <w:rPr>
                 <w:lang w:val="en-US"/>
               </w:rPr>
-              <w:lastRenderedPageBreak/>
               <w:t xml:space="preserve">Tất cả </w:t>
             </w:r>
             <w:r>
@@ -5918,6 +6108,7 @@
         <w:rPr>
           <w:lang w:val="en-US"/>
         </w:rPr>
+        <w:lastRenderedPageBreak/>
         <w:t>Ví dụ</w:t>
       </w:r>
     </w:p>
@@ -6161,7 +6352,6 @@
         <w:rPr>
           <w:lang w:val="en-US"/>
         </w:rPr>
-        <w:lastRenderedPageBreak/>
         <w:t xml:space="preserve">    echo foo</w:t>
       </w:r>
     </w:p>
@@ -6671,6 +6861,7 @@
         <w:rPr>
           <w:lang w:val="en-US"/>
         </w:rPr>
+        <w:lastRenderedPageBreak/>
         <w:t>Nháy phải chuột tại nơi muốn tạo + chọn “New” + Click “Shortcut”</w:t>
       </w:r>
       <w:r>
@@ -6815,7 +7006,6 @@
         <w:rPr>
           <w:lang w:val="en-US"/>
         </w:rPr>
-        <w:lastRenderedPageBreak/>
         <w:t xml:space="preserve">Làm như này là để </w:t>
       </w:r>
       <w:r>
@@ -7442,6 +7632,7 @@
         <w:rPr>
           <w:lang w:val="en-US"/>
         </w:rPr>
+        <w:lastRenderedPageBreak/>
         <w:t>e</w:t>
       </w:r>
       <w:r>
@@ -7688,7 +7879,6 @@
         <w:rPr>
           <w:lang w:val="en-US"/>
         </w:rPr>
-        <w:lastRenderedPageBreak/>
         <w:t>Không Muốn In Gì Hết Chỉ Muốn Xuống Dòng?</w:t>
       </w:r>
     </w:p>
@@ -8367,6 +8557,7 @@
         <w:rPr>
           <w:lang w:val="en-US"/>
         </w:rPr>
+        <w:lastRenderedPageBreak/>
         <w:t>Biến có tên “%cuc%” có giá trị là “5”</w:t>
       </w:r>
     </w:p>
@@ -8643,7 +8834,6 @@
         <w:rPr>
           <w:lang w:val="en-US"/>
         </w:rPr>
-        <w:lastRenderedPageBreak/>
         <w:t>Trên màn hình CMD sẽ xuất hiện &lt;Câu Hỏi&gt; nhưng không xuống dòng, những gì bạn nhập tiếp theo trước khi nhấn Enter sẽ được lưu vào &lt;Biến&gt;</w:t>
       </w:r>
     </w:p>
@@ -9413,6 +9603,7 @@
         <w:rPr>
           <w:lang w:val="en-US"/>
         </w:rPr>
+        <w:lastRenderedPageBreak/>
         <w:t xml:space="preserve">%systemroot%\explorer.exe </w:t>
       </w:r>
       <w:r>
@@ -9647,7 +9838,6 @@
         <w:rPr>
           <w:lang w:val="en-US"/>
         </w:rPr>
-        <w:lastRenderedPageBreak/>
         <w:t>Thư mục “Bar” và những gì trong nó bị xóa</w:t>
       </w:r>
     </w:p>
@@ -9878,242 +10068,6 @@
         </w:rPr>
         <w:t>Câu lệnh này sẽ chuyển &lt;Tên Miền&gt; thành địa chỉ IP tương ứng thông qua DNS, sau đó gửi 1 gói tin 32 Bytes đến Host có địa chỉ IP này, Host sau khi nhận được sẽ trả về 1 gói tin y chang, gửi tin và phản hồi tin 4 lần, trên CMD sẽ có thông tin về khoảng thời gian giữa lúc gửi đi và nhận lại mỗi lần, đồng thời Show cả địa chỉ IP của trang Web</w:t>
       </w:r>
-    </w:p>
-    <w:p>
-      <w:pPr>
-        <w:rPr>
-          <w:lang w:val="en-US"/>
-        </w:rPr>
-      </w:pPr>
-      <w:r>
-        <w:rPr>
-          <w:lang w:val="en-US"/>
-        </w:rPr>
-        <w:t>Kali Linux:</w:t>
-      </w:r>
-    </w:p>
-    <w:p>
-      <w:pPr>
-        <w:pStyle w:val="ListParagraph"/>
-        <w:numPr>
-          <w:ilvl w:val="0"/>
-          <w:numId w:val="18"/>
-        </w:numPr>
-        <w:rPr>
-          <w:lang w:val="en-US"/>
-        </w:rPr>
-      </w:pPr>
-      <w:r>
-        <w:rPr>
-          <w:lang w:val="en-US"/>
-        </w:rPr>
-        <w:t xml:space="preserve">Cách </w:t>
-      </w:r>
-      <w:r>
-        <w:rPr>
-          <w:lang w:val="en-US"/>
-        </w:rPr>
-        <w:t>Cài Đặt?</w:t>
-      </w:r>
-    </w:p>
-    <w:p>
-      <w:pPr>
-        <w:pStyle w:val="ListParagraph"/>
-        <w:numPr>
-          <w:ilvl w:val="0"/>
-          <w:numId w:val="3"/>
-        </w:numPr>
-        <w:rPr>
-          <w:lang w:val="en-US"/>
-        </w:rPr>
-      </w:pPr>
-      <w:r>
-        <w:rPr>
-          <w:lang w:val="en-US"/>
-        </w:rPr>
-        <w:t>Vào Link</w:t>
-      </w:r>
-    </w:p>
-    <w:p>
-      <w:pPr>
-        <w:pStyle w:val="ListParagraph"/>
-        <w:numPr>
-          <w:ilvl w:val="0"/>
-          <w:numId w:val="3"/>
-        </w:numPr>
-        <w:rPr>
-          <w:lang w:val="en-US"/>
-        </w:rPr>
-      </w:pPr>
-      <w:hyperlink r:id="rId6" w:anchor="kali-platforms" w:history="1">
-        <w:r>
-          <w:rPr>
-            <w:rStyle w:val="Hyperlink"/>
-            <w:lang w:val="en-US"/>
-          </w:rPr>
-          <w:t>https://www.kali.org/get-kali/#kali-platforms</w:t>
-        </w:r>
-      </w:hyperlink>
-    </w:p>
-    <w:p>
-      <w:pPr>
-        <w:pStyle w:val="ListParagraph"/>
-        <w:numPr>
-          <w:ilvl w:val="0"/>
-          <w:numId w:val="3"/>
-        </w:numPr>
-        <w:rPr>
-          <w:lang w:val="en-US"/>
-        </w:rPr>
-      </w:pPr>
-      <w:r>
-        <w:rPr>
-          <w:lang w:val="en-US"/>
-        </w:rPr>
-        <w:t>Click “Installer Images” + cuộn xuống Click “Installer” + chờ nó tải 4 GB</w:t>
-      </w:r>
-    </w:p>
-    <w:p>
-      <w:pPr>
-        <w:pStyle w:val="ListParagraph"/>
-        <w:numPr>
-          <w:ilvl w:val="0"/>
-          <w:numId w:val="3"/>
-        </w:numPr>
-        <w:rPr>
-          <w:lang w:val="en-US"/>
-        </w:rPr>
-      </w:pPr>
-      <w:r>
-        <w:rPr>
-          <w:lang w:val="en-US"/>
-        </w:rPr>
-        <w:t>Vào Link</w:t>
-      </w:r>
-    </w:p>
-    <w:p>
-      <w:pPr>
-        <w:pStyle w:val="ListParagraph"/>
-        <w:numPr>
-          <w:ilvl w:val="0"/>
-          <w:numId w:val="3"/>
-        </w:numPr>
-        <w:rPr>
-          <w:lang w:val="en-US"/>
-        </w:rPr>
-      </w:pPr>
-      <w:hyperlink r:id="rId7" w:anchor="google_vignette" w:history="1">
-        <w:r>
-          <w:rPr>
-            <w:rStyle w:val="Hyperlink"/>
-            <w:lang w:val="en-US"/>
-          </w:rPr>
-          <w:t>https://rufus.ie/en/#google_vignette</w:t>
-        </w:r>
-      </w:hyperlink>
-    </w:p>
-    <w:p>
-      <w:pPr>
-        <w:pStyle w:val="ListParagraph"/>
-        <w:numPr>
-          <w:ilvl w:val="0"/>
-          <w:numId w:val="3"/>
-        </w:numPr>
-        <w:rPr>
-          <w:lang w:val="en-US"/>
-        </w:rPr>
-      </w:pPr>
-      <w:r>
-        <w:rPr>
-          <w:lang w:val="en-US"/>
-        </w:rPr>
-        <w:t>Cuộn xuống Click Link</w:t>
-      </w:r>
-      <w:r>
-        <w:rPr>
-          <w:lang w:val="en-US"/>
-        </w:rPr>
-        <w:t xml:space="preserve"> đầu tiên</w:t>
-      </w:r>
-      <w:r>
-        <w:rPr>
-          <w:lang w:val="en-US"/>
-        </w:rPr>
-        <w:t xml:space="preserve"> bên dưới “Latest releases” + chờ nó tải +</w:t>
-      </w:r>
-      <w:r>
-        <w:rPr>
-          <w:lang w:val="en-US"/>
-        </w:rPr>
-        <w:t xml:space="preserve"> cắm USB vào máy</w:t>
-      </w:r>
-      <w:r>
-        <w:rPr>
-          <w:lang w:val="en-US"/>
-        </w:rPr>
-        <w:t>, đảm bảo USB rỗng</w:t>
-      </w:r>
-      <w:r>
-        <w:rPr>
-          <w:lang w:val="en-US"/>
-        </w:rPr>
-        <w:t xml:space="preserve"> +</w:t>
-      </w:r>
-      <w:r>
-        <w:rPr>
-          <w:lang w:val="en-US"/>
-        </w:rPr>
-        <w:t xml:space="preserve"> chạy chương trình vừa tải + </w:t>
-      </w:r>
-      <w:r>
-        <w:rPr>
-          <w:lang w:val="en-US"/>
-        </w:rPr>
-        <w:t xml:space="preserve">tại mục “Device” chọn cái USB mình vừa cắm + </w:t>
-      </w:r>
-      <w:r>
-        <w:rPr>
-          <w:lang w:val="en-US"/>
-        </w:rPr>
-        <w:t xml:space="preserve">Click nút “SELECT” + chọn File ISO mới tải ở trên + chờ + Click “START” + </w:t>
-      </w:r>
-      <w:r>
-        <w:rPr>
-          <w:lang w:val="en-US"/>
-        </w:rPr>
-        <w:t>Click “OK” + Click “Yes” + chờ nó tải 3 cái File phụ + Click “OK”</w:t>
-      </w:r>
-      <w:r>
-        <w:rPr>
-          <w:lang w:val="en-US"/>
-        </w:rPr>
-        <w:t xml:space="preserve"> + chờ nó ghi File ISO vào USB cực lâu + Click “CLOSE”</w:t>
-      </w:r>
-    </w:p>
-    <w:p>
-      <w:pPr>
-        <w:pStyle w:val="ListParagraph"/>
-        <w:numPr>
-          <w:ilvl w:val="0"/>
-          <w:numId w:val="3"/>
-        </w:numPr>
-        <w:rPr>
-          <w:lang w:val="en-US"/>
-        </w:rPr>
-      </w:pPr>
-      <w:r>
-        <w:rPr>
-          <w:lang w:val="en-US"/>
-        </w:rPr>
-        <w:t xml:space="preserve">Chưa tháo USB vội + khởi động lại máy để vào BIOS + </w:t>
-      </w:r>
-    </w:p>
-    <w:p>
-      <w:pPr>
-        <w:rPr>
-          <w:lang w:val="en-US"/>
-        </w:rPr>
-      </w:pPr>
     </w:p>
     <w:sectPr>
       <w:pgSz w:w="11906" w:h="16838"/>

--- a/batch.docx
+++ b/batch.docx
@@ -3016,7 +3016,19 @@
         <w:rPr>
           <w:lang w:val="en-US"/>
         </w:rPr>
-        <w:t>Thuộc tính “Handles” là số tham chiếu đến tài nguyên như File, … trong tất cả chương trình</w:t>
+        <w:t xml:space="preserve">Thuộc tính “Handles” là số </w:t>
+      </w:r>
+      <w:r>
+        <w:rPr>
+          <w:lang w:val="en-US"/>
+        </w:rPr>
+        <w:t>Pointer</w:t>
+      </w:r>
+      <w:r>
+        <w:rPr>
+          <w:lang w:val="en-US"/>
+        </w:rPr>
+        <w:t xml:space="preserve"> đến tài nguyên như File, … trong tất cả chương trình</w:t>
       </w:r>
     </w:p>
     <w:p>

--- a/batch.docx
+++ b/batch.docx
@@ -1960,6 +1960,361 @@
     </w:p>
     <w:p>
       <w:pPr>
+        <w:pStyle w:val="ListParagraph"/>
+        <w:numPr>
+          <w:ilvl w:val="0"/>
+          <w:numId w:val="12"/>
+        </w:numPr>
+        <w:rPr>
+          <w:lang w:val="en-US"/>
+        </w:rPr>
+      </w:pPr>
+      <w:r>
+        <w:rPr>
+          <w:lang w:val="en-US"/>
+        </w:rPr>
+        <w:lastRenderedPageBreak/>
+        <w:t xml:space="preserve">Trạng </w:t>
+      </w:r>
+      <w:r>
+        <w:rPr>
+          <w:lang w:val="en-US"/>
+        </w:rPr>
+        <w:t>Thái Ngủ, Tắt Nguồn, Khởi Động Lại?</w:t>
+      </w:r>
+    </w:p>
+    <w:p>
+      <w:pPr>
+        <w:pStyle w:val="ListParagraph"/>
+        <w:numPr>
+          <w:ilvl w:val="0"/>
+          <w:numId w:val="13"/>
+        </w:numPr>
+        <w:rPr>
+          <w:lang w:val="en-US"/>
+        </w:rPr>
+      </w:pPr>
+      <w:r>
+        <w:rPr>
+          <w:lang w:val="en-US"/>
+        </w:rPr>
+        <w:t>Khi ngủ, tất cả phần cứng bị ngưng cung cấp điện, chỉ chừa lại RAM được cung cấp 1 lượng điện nhỏ, khi ta di chuột, thì tất cả trở về như cũ</w:t>
+      </w:r>
+    </w:p>
+    <w:p>
+      <w:pPr>
+        <w:pStyle w:val="ListParagraph"/>
+        <w:numPr>
+          <w:ilvl w:val="0"/>
+          <w:numId w:val="13"/>
+        </w:numPr>
+        <w:rPr>
+          <w:lang w:val="en-US"/>
+        </w:rPr>
+      </w:pPr>
+      <w:r>
+        <w:rPr>
+          <w:lang w:val="en-US"/>
+        </w:rPr>
+        <w:t>Khi khởi động lại thì không lưu Kernel</w:t>
+      </w:r>
+      <w:r>
+        <w:rPr>
+          <w:lang w:val="en-US"/>
+        </w:rPr>
+        <w:t xml:space="preserve"> </w:t>
+      </w:r>
+    </w:p>
+    <w:p>
+      <w:pPr>
+        <w:pStyle w:val="ListParagraph"/>
+        <w:numPr>
+          <w:ilvl w:val="0"/>
+          <w:numId w:val="13"/>
+        </w:numPr>
+        <w:rPr>
+          <w:lang w:val="en-US"/>
+        </w:rPr>
+      </w:pPr>
+      <w:r>
+        <w:rPr>
+          <w:lang w:val="en-US"/>
+        </w:rPr>
+        <w:t>Khi ngủ đông, thì trước khi tắt nguồn, trạng thái hiện tại của RAM sẽ lưu trong File “hiberfil.sys” trong ổ C,</w:t>
+      </w:r>
+      <w:r>
+        <w:rPr>
+          <w:lang w:val="en-US"/>
+        </w:rPr>
+        <w:t xml:space="preserve"> với dung lượng cỡ  3 GB,</w:t>
+      </w:r>
+      <w:r>
+        <w:rPr>
+          <w:lang w:val="en-US"/>
+        </w:rPr>
+        <w:t xml:space="preserve"> để khi bật nguồn, nó sẽ tải File này để máy tính vào trạng thái khi trước khi tắt nguồn</w:t>
+      </w:r>
+    </w:p>
+    <w:p>
+      <w:pPr>
+        <w:pStyle w:val="ListParagraph"/>
+        <w:numPr>
+          <w:ilvl w:val="0"/>
+          <w:numId w:val="13"/>
+        </w:numPr>
+        <w:rPr>
+          <w:lang w:val="en-US"/>
+        </w:rPr>
+      </w:pPr>
+      <w:r>
+        <w:rPr>
+          <w:lang w:val="en-US"/>
+        </w:rPr>
+        <w:t>Khi tắt nguồn, nếu Fast Startup được kích hoạt, thì trạng thái hiện tại của Kernel sẽ được lưu trong File “hiberfil.sys”</w:t>
+      </w:r>
+    </w:p>
+    <w:p>
+      <w:pPr>
+        <w:pStyle w:val="ListParagraph"/>
+        <w:numPr>
+          <w:ilvl w:val="0"/>
+          <w:numId w:val="13"/>
+        </w:numPr>
+        <w:rPr>
+          <w:lang w:val="en-US"/>
+        </w:rPr>
+      </w:pPr>
+      <w:r>
+        <w:rPr>
+          <w:lang w:val="en-US"/>
+        </w:rPr>
+        <w:t xml:space="preserve">Để xóa File “hiberfil.sys” và </w:t>
+      </w:r>
+      <w:r>
+        <w:rPr>
+          <w:lang w:val="en-US"/>
+        </w:rPr>
+        <w:t>bất hoạt</w:t>
+      </w:r>
+      <w:r>
+        <w:rPr>
+          <w:lang w:val="en-US"/>
+        </w:rPr>
+        <w:t xml:space="preserve"> chức năng ngủ đông</w:t>
+      </w:r>
+      <w:r>
+        <w:rPr>
+          <w:lang w:val="en-US"/>
+        </w:rPr>
+        <w:t xml:space="preserve"> cũng như Fast Startup</w:t>
+      </w:r>
+    </w:p>
+    <w:p>
+      <w:pPr>
+        <w:pStyle w:val="ListParagraph"/>
+        <w:numPr>
+          <w:ilvl w:val="0"/>
+          <w:numId w:val="13"/>
+        </w:numPr>
+        <w:rPr>
+          <w:lang w:val="en-US"/>
+        </w:rPr>
+      </w:pPr>
+      <w:r>
+        <w:rPr>
+          <w:lang w:val="en-US"/>
+        </w:rPr>
+        <w:t>Vào CMD với quyền quản trị viên + nhập lệnh sau</w:t>
+      </w:r>
+    </w:p>
+    <w:p>
+      <w:pPr>
+        <w:pStyle w:val="ListParagraph"/>
+        <w:pBdr>
+          <w:top w:val="single" w:sz="4" w:space="1" w:color="auto"/>
+          <w:left w:val="single" w:sz="4" w:space="4" w:color="auto"/>
+          <w:bottom w:val="single" w:sz="4" w:space="1" w:color="auto"/>
+          <w:right w:val="single" w:sz="4" w:space="4" w:color="auto"/>
+        </w:pBdr>
+        <w:ind w:left="1080"/>
+        <w:rPr>
+          <w:lang w:val="en-US"/>
+        </w:rPr>
+      </w:pPr>
+      <w:r>
+        <w:rPr>
+          <w:lang w:val="en-US"/>
+        </w:rPr>
+        <w:t>powercfg -h off</w:t>
+      </w:r>
+    </w:p>
+    <w:p>
+      <w:pPr>
+        <w:pStyle w:val="ListParagraph"/>
+        <w:numPr>
+          <w:ilvl w:val="0"/>
+          <w:numId w:val="13"/>
+        </w:numPr>
+        <w:rPr>
+          <w:lang w:val="en-US"/>
+        </w:rPr>
+      </w:pPr>
+      <w:r>
+        <w:rPr>
+          <w:lang w:val="en-US"/>
+        </w:rPr>
+        <w:t xml:space="preserve">Để </w:t>
+      </w:r>
+      <w:r>
+        <w:rPr>
+          <w:lang w:val="en-US"/>
+        </w:rPr>
+        <w:t xml:space="preserve">không bất hoạt </w:t>
+      </w:r>
+      <w:r>
+        <w:rPr>
+          <w:lang w:val="en-US"/>
+        </w:rPr>
+        <w:t>ngủ đông</w:t>
+      </w:r>
+      <w:r>
+        <w:rPr>
+          <w:lang w:val="en-US"/>
+        </w:rPr>
+        <w:t xml:space="preserve"> và Fast Startup</w:t>
+      </w:r>
+      <w:r>
+        <w:rPr>
+          <w:lang w:val="en-US"/>
+        </w:rPr>
+        <w:t xml:space="preserve"> và </w:t>
+      </w:r>
+      <w:r>
+        <w:rPr>
+          <w:lang w:val="en-US"/>
+        </w:rPr>
+        <w:t>tạo trước File “hiberfil.sys”</w:t>
+      </w:r>
+    </w:p>
+    <w:p>
+      <w:pPr>
+        <w:pStyle w:val="ListParagraph"/>
+        <w:pBdr>
+          <w:top w:val="single" w:sz="4" w:space="1" w:color="auto"/>
+          <w:left w:val="single" w:sz="4" w:space="4" w:color="auto"/>
+          <w:bottom w:val="single" w:sz="4" w:space="1" w:color="auto"/>
+          <w:right w:val="single" w:sz="4" w:space="4" w:color="auto"/>
+        </w:pBdr>
+        <w:ind w:left="1080"/>
+        <w:rPr>
+          <w:lang w:val="en-US"/>
+        </w:rPr>
+      </w:pPr>
+      <w:r>
+        <w:rPr>
+          <w:lang w:val="en-US"/>
+        </w:rPr>
+        <w:t>powercfg -h on</w:t>
+      </w:r>
+    </w:p>
+    <w:p>
+      <w:pPr>
+        <w:pStyle w:val="ListParagraph"/>
+        <w:numPr>
+          <w:ilvl w:val="0"/>
+          <w:numId w:val="13"/>
+        </w:numPr>
+        <w:rPr>
+          <w:lang w:val="en-US"/>
+        </w:rPr>
+      </w:pPr>
+      <w:r>
+        <w:rPr>
+          <w:lang w:val="en-US"/>
+        </w:rPr>
+        <w:t>Khi không bất hoạt, đ</w:t>
+      </w:r>
+      <w:r>
+        <w:rPr>
+          <w:lang w:val="en-US"/>
+        </w:rPr>
+        <w:t>ể tắt</w:t>
+      </w:r>
+      <w:r>
+        <w:rPr>
+          <w:lang w:val="en-US"/>
+        </w:rPr>
+        <w:t>, bật</w:t>
+      </w:r>
+      <w:r>
+        <w:rPr>
+          <w:lang w:val="en-US"/>
+        </w:rPr>
+        <w:t xml:space="preserve"> </w:t>
+      </w:r>
+      <w:r>
+        <w:rPr>
+          <w:lang w:val="en-US"/>
+        </w:rPr>
+        <w:t xml:space="preserve">Fast Startup hay </w:t>
+      </w:r>
+      <w:r>
+        <w:rPr>
+          <w:lang w:val="en-US"/>
+        </w:rPr>
+        <w:t xml:space="preserve">hiện, </w:t>
+      </w:r>
+      <w:r>
+        <w:rPr>
+          <w:lang w:val="en-US"/>
+        </w:rPr>
+        <w:t xml:space="preserve">ẩn </w:t>
+      </w:r>
+      <w:r>
+        <w:rPr>
+          <w:lang w:val="en-US"/>
+        </w:rPr>
+        <w:t>chức năng ngủ đông khi muốn tắt máy</w:t>
+      </w:r>
+    </w:p>
+    <w:p>
+      <w:pPr>
+        <w:pStyle w:val="ListParagraph"/>
+        <w:numPr>
+          <w:ilvl w:val="0"/>
+          <w:numId w:val="13"/>
+        </w:numPr>
+        <w:rPr>
+          <w:lang w:val="en-US"/>
+        </w:rPr>
+      </w:pPr>
+      <w:r>
+        <w:rPr>
+          <w:lang w:val="en-US"/>
+        </w:rPr>
+        <w:t xml:space="preserve">Mở Control Panel + </w:t>
+      </w:r>
+      <w:r>
+        <w:rPr>
+          <w:lang w:val="en-US"/>
+        </w:rPr>
+        <w:t xml:space="preserve">chọn “Hardware and Sound” + tại mục “Power Options” + chọn “Change what the power buttons do” + </w:t>
+      </w:r>
+      <w:r>
+        <w:rPr>
+          <w:lang w:val="en-US"/>
+        </w:rPr>
+        <w:t xml:space="preserve">Click “Change settings that are currently unavailable” + </w:t>
+      </w:r>
+      <w:r>
+        <w:rPr>
+          <w:lang w:val="en-US"/>
+        </w:rPr>
+        <w:t>Tick hoặc Untick mục mong muốn + Click “Save changes”</w:t>
+      </w:r>
+    </w:p>
+    <w:p>
+      <w:pPr>
         <w:rPr>
           <w:lang w:val="en-US"/>
         </w:rPr>
@@ -2224,6 +2579,7 @@
         <w:rPr>
           <w:lang w:val="en-US"/>
         </w:rPr>
+        <w:lastRenderedPageBreak/>
         <w:t xml:space="preserve">Để Back Up </w:t>
       </w:r>
       <w:r>
@@ -2488,8 +2844,256 @@
         <w:rPr>
           <w:lang w:val="en-US"/>
         </w:rPr>
+        <w:t>Để khôi phục nhiều thư mục hoặc File</w:t>
+      </w:r>
+    </w:p>
+    <w:p>
+      <w:pPr>
+        <w:pStyle w:val="ListParagraph"/>
+        <w:numPr>
+          <w:ilvl w:val="0"/>
+          <w:numId w:val="13"/>
+        </w:numPr>
+        <w:rPr>
+          <w:lang w:val="en-US"/>
+        </w:rPr>
+      </w:pPr>
+      <w:r>
+        <w:rPr>
+          <w:lang w:val="en-US"/>
+        </w:rPr>
+        <w:t>Mở phần mềm Back Up + Click “Browse to Recover” + Click “Local Drive” + chọn File Back Up + Click “OK” + Tick chọn các thư mục hoặc File muốn khôi phục + Tick “Recover to” + Click “Browse…” + chọn thư mục muốn bung vào + Click “Proceed” + chờ nó khôi phục + Click “Finish</w:t>
+      </w:r>
+      <w:r>
+        <w:rPr>
+          <w:lang w:val="en-US"/>
+        </w:rPr>
+        <w:t>”</w:t>
+      </w:r>
+    </w:p>
+    <w:p>
+      <w:pPr>
+        <w:pStyle w:val="ListParagraph"/>
+        <w:numPr>
+          <w:ilvl w:val="0"/>
+          <w:numId w:val="13"/>
+        </w:numPr>
+        <w:rPr>
+          <w:lang w:val="en-US"/>
+        </w:rPr>
+      </w:pPr>
+      <w:r>
+        <w:rPr>
+          <w:lang w:val="en-US"/>
+        </w:rPr>
+        <w:t>Ví dụ, ta bung 2 File có đường dẫn “C:\foo\bar.css” và “D:\far.js” vào thư mục “E:\bob”, thì trong thư mục này, sẽ có 2 thư mục con “C” và “D”, trong “C” có “foo”, trong “foo” có “bar.css”, trong “D” có “far.js”</w:t>
+      </w:r>
+    </w:p>
+    <w:p>
+      <w:pPr>
+        <w:pStyle w:val="ListParagraph"/>
+        <w:numPr>
+          <w:ilvl w:val="0"/>
+          <w:numId w:val="13"/>
+        </w:numPr>
+        <w:rPr>
+          <w:lang w:val="en-US"/>
+        </w:rPr>
+      </w:pPr>
+      <w:r>
+        <w:rPr>
+          <w:lang w:val="en-US"/>
+        </w:rPr>
+        <w:t>Nếu muốn khôi phục các File và thư mục vào vị trí ban đầu, nói cách khác là theo đường dẫn gắn với nó mà khôi phục vào, thì thay vì Tick “Recover to” và chọn thư mục muốn bung vào thì chỉ cần Tick “Recover to original location”</w:t>
+      </w:r>
+    </w:p>
+    <w:p>
+      <w:pPr>
+        <w:pStyle w:val="ListParagraph"/>
+        <w:numPr>
+          <w:ilvl w:val="0"/>
+          <w:numId w:val="13"/>
+        </w:numPr>
+        <w:rPr>
+          <w:lang w:val="en-US"/>
+        </w:rPr>
+      </w:pPr>
+      <w:r>
+        <w:rPr>
+          <w:lang w:val="en-US"/>
+        </w:rPr>
+        <w:t>Các Back Up bạn tạo sẽ được phần mềm lưu lại và liệt kê ở bên trái cửa sổ phần mềm dưới “Add Backup”, do đó sau khi bạn đã Back Up lần 1, thì mấy lần sau chỉ cần chọn Back Up đó rồi Click “Backup Now” + chờ nó Back Up + là bạn đã tạo ra 1 File Back Up mới, nếu File cũ vẫn còn thì File này được đặt tên theo kiểu “v1”, “v2”, “v3”, …, tương ứng với các phiên bản tăng dần, đồng thời khi chọn 1 Back Up nào đó</w:t>
+      </w:r>
+    </w:p>
+    <w:p>
+      <w:pPr>
+        <w:rPr>
+          <w:lang w:val="en-US"/>
+        </w:rPr>
+      </w:pPr>
+    </w:p>
+    <w:p>
+      <w:pPr>
+        <w:rPr>
+          <w:lang w:val="en-US"/>
+        </w:rPr>
+      </w:pPr>
+      <w:r>
+        <w:rPr>
+          <w:lang w:val="en-US"/>
+        </w:rPr>
+        <w:t>Setting – Cài Đặt:</w:t>
+      </w:r>
+    </w:p>
+    <w:p>
+      <w:pPr>
+        <w:pStyle w:val="ListParagraph"/>
+        <w:numPr>
+          <w:ilvl w:val="0"/>
+          <w:numId w:val="16"/>
+        </w:numPr>
+        <w:rPr>
+          <w:lang w:val="en-US"/>
+        </w:rPr>
+      </w:pPr>
+      <w:r>
+        <w:rPr>
+          <w:lang w:val="en-US"/>
+        </w:rPr>
+        <w:t xml:space="preserve">Cách Vô </w:t>
+      </w:r>
+      <w:r>
+        <w:rPr>
+          <w:lang w:val="en-US"/>
+        </w:rPr>
+        <w:t>Cài Đặt Laptop?</w:t>
+      </w:r>
+    </w:p>
+    <w:p>
+      <w:pPr>
+        <w:pStyle w:val="ListParagraph"/>
+        <w:numPr>
+          <w:ilvl w:val="0"/>
+          <w:numId w:val="13"/>
+        </w:numPr>
+        <w:rPr>
+          <w:lang w:val="en-US"/>
+        </w:rPr>
+      </w:pPr>
+      <w:r>
+        <w:rPr>
+          <w:lang w:val="en-US"/>
+        </w:rPr>
+        <w:t xml:space="preserve">Nhấn “Windows” + “I” </w:t>
+      </w:r>
+    </w:p>
+    <w:p>
+      <w:pPr>
+        <w:pStyle w:val="ListParagraph"/>
+        <w:numPr>
+          <w:ilvl w:val="0"/>
+          <w:numId w:val="16"/>
+        </w:numPr>
+        <w:rPr>
+          <w:lang w:val="en-US"/>
+        </w:rPr>
+      </w:pPr>
+      <w:r>
+        <w:rPr>
+          <w:lang w:val="en-US"/>
+        </w:rPr>
+        <w:t xml:space="preserve">Hiển </w:t>
+      </w:r>
+      <w:r>
+        <w:rPr>
+          <w:lang w:val="en-US"/>
+        </w:rPr>
+        <w:t xml:space="preserve">Thị Tất Cả </w:t>
+      </w:r>
+      <w:r>
+        <w:rPr>
+          <w:lang w:val="en-US"/>
+        </w:rPr>
+        <w:t xml:space="preserve">File </w:t>
+      </w:r>
+      <w:r>
+        <w:rPr>
+          <w:lang w:val="en-US"/>
+        </w:rPr>
+        <w:t>Bị Ẩn?</w:t>
+      </w:r>
+    </w:p>
+    <w:p>
+      <w:pPr>
+        <w:pStyle w:val="ListParagraph"/>
+        <w:numPr>
+          <w:ilvl w:val="0"/>
+          <w:numId w:val="13"/>
+        </w:numPr>
+        <w:rPr>
+          <w:lang w:val="en-US"/>
+        </w:rPr>
+      </w:pPr>
+      <w:r>
+        <w:rPr>
+          <w:lang w:val="en-US"/>
+        </w:rPr>
+        <w:t>Vào Tab “</w:t>
+      </w:r>
+      <w:r>
+        <w:rPr>
+          <w:lang w:val="en-US"/>
+        </w:rPr>
+        <w:t>System</w:t>
+      </w:r>
+      <w:r>
+        <w:rPr>
+          <w:lang w:val="en-US"/>
+        </w:rPr>
+        <w:t>” + chọn “For developers” + chọn “File Explorer” + Tick mục “Show hidden and system files”</w:t>
+      </w:r>
+    </w:p>
+    <w:p>
+      <w:pPr>
+        <w:pStyle w:val="ListParagraph"/>
+        <w:numPr>
+          <w:ilvl w:val="0"/>
+          <w:numId w:val="13"/>
+        </w:numPr>
+        <w:rPr>
+          <w:lang w:val="en-US"/>
+        </w:rPr>
+      </w:pPr>
+      <w:r>
+        <w:rPr>
+          <w:lang w:val="en-US"/>
+        </w:rPr>
         <w:lastRenderedPageBreak/>
-        <w:t>Để khôi phục nhiều thư mục hoặc File</w:t>
+        <w:t xml:space="preserve">Vào File Explorer Options thông qua thanh Searh + </w:t>
+      </w:r>
+      <w:r>
+        <w:rPr>
+          <w:lang w:val="en-US"/>
+        </w:rPr>
+        <w:t>vào Tab “View” + Tick mấy cái hiện và Untick mấy cái ẩn</w:t>
+      </w:r>
+    </w:p>
+    <w:p>
+      <w:pPr>
+        <w:pStyle w:val="ListParagraph"/>
+        <w:numPr>
+          <w:ilvl w:val="0"/>
+          <w:numId w:val="16"/>
+        </w:numPr>
+        <w:rPr>
+          <w:lang w:val="en-US"/>
+        </w:rPr>
+      </w:pPr>
+      <w:r>
+        <w:rPr>
+          <w:lang w:val="en-US"/>
+        </w:rPr>
+        <w:t>Tường Lửa?</w:t>
       </w:r>
     </w:p>
     <w:p>
@@ -2507,7 +3111,580 @@
         <w:rPr>
           <w:lang w:val="en-US"/>
         </w:rPr>
-        <w:t>Mở phần mềm Back Up + Click “Browse to Recover” + Click “Local Drive” + chọn File Back Up + Click “OK” + Tick chọn các thư mục hoặc File muốn khôi phục + Tick “Recover to” + Click “Browse…” + chọn thư mục muốn bung vào + Click “Proceed” + chờ nó khôi phục + Click “Finish</w:t>
+        <w:t>Truy cập</w:t>
+      </w:r>
+    </w:p>
+    <w:p>
+      <w:pPr>
+        <w:pStyle w:val="ListParagraph"/>
+        <w:numPr>
+          <w:ilvl w:val="0"/>
+          <w:numId w:val="13"/>
+        </w:numPr>
+        <w:rPr>
+          <w:lang w:val="en-US"/>
+        </w:rPr>
+      </w:pPr>
+      <w:r>
+        <w:rPr>
+          <w:lang w:val="en-US"/>
+        </w:rPr>
+        <w:t>Vào Tab “Privacy &amp; security” + tại mục “Windows Security” + chọn “Firewall &amp; network protection” + cửa sổ Window Security sẽ hiện lên và bạn đang ở Tab “Firewall &amp; network protection”</w:t>
+      </w:r>
+    </w:p>
+    <w:p>
+      <w:pPr>
+        <w:pStyle w:val="ListParagraph"/>
+        <w:numPr>
+          <w:ilvl w:val="0"/>
+          <w:numId w:val="16"/>
+        </w:numPr>
+        <w:rPr>
+          <w:lang w:val="en-US"/>
+        </w:rPr>
+      </w:pPr>
+      <w:r>
+        <w:rPr>
+          <w:lang w:val="en-US"/>
+        </w:rPr>
+        <w:t xml:space="preserve">Ngăn </w:t>
+      </w:r>
+      <w:r>
+        <w:rPr>
+          <w:lang w:val="en-US"/>
+        </w:rPr>
+        <w:t>Độ Sáng Màn Hình Thay Đổi?</w:t>
+      </w:r>
+    </w:p>
+    <w:p>
+      <w:pPr>
+        <w:pStyle w:val="ListParagraph"/>
+        <w:numPr>
+          <w:ilvl w:val="0"/>
+          <w:numId w:val="13"/>
+        </w:numPr>
+        <w:rPr>
+          <w:lang w:val="en-US"/>
+        </w:rPr>
+      </w:pPr>
+      <w:r>
+        <w:rPr>
+          <w:lang w:val="en-US"/>
+        </w:rPr>
+        <w:t>Vào Tab “</w:t>
+      </w:r>
+      <w:r>
+        <w:rPr>
+          <w:lang w:val="en-US"/>
+        </w:rPr>
+        <w:t>System” + chọn “Display” + tại mục “Brightness &amp; color” + Click “Brightness” + Click cái nút bên phải cái mục vừa nhú ra + chọn “Off”</w:t>
+      </w:r>
+      <w:r>
+        <w:rPr>
+          <w:lang w:val="en-US"/>
+        </w:rPr>
+        <w:t xml:space="preserve"> để ngăn độ sáng thay đổi, chọn “On Battery Only” để thay đổi dựa trên dung lượng Pin, chọn “Always” để luôn thay đổi</w:t>
+      </w:r>
+    </w:p>
+    <w:p>
+      <w:pPr>
+        <w:rPr>
+          <w:lang w:val="en-US"/>
+        </w:rPr>
+      </w:pPr>
+    </w:p>
+    <w:p>
+      <w:pPr>
+        <w:rPr>
+          <w:lang w:val="en-US"/>
+        </w:rPr>
+      </w:pPr>
+      <w:r>
+        <w:rPr>
+          <w:lang w:val="en-US"/>
+        </w:rPr>
+        <w:t>Task Manager – Quản Lý Tác Vụ:</w:t>
+      </w:r>
+    </w:p>
+    <w:p>
+      <w:pPr>
+        <w:pStyle w:val="ListParagraph"/>
+        <w:numPr>
+          <w:ilvl w:val="0"/>
+          <w:numId w:val="19"/>
+        </w:numPr>
+        <w:rPr>
+          <w:lang w:val="en-US"/>
+        </w:rPr>
+      </w:pPr>
+      <w:r>
+        <w:rPr>
+          <w:lang w:val="en-US"/>
+        </w:rPr>
+        <w:t>Vào Cửa Sổ Task Manager?</w:t>
+      </w:r>
+    </w:p>
+    <w:p>
+      <w:pPr>
+        <w:pStyle w:val="ListParagraph"/>
+        <w:numPr>
+          <w:ilvl w:val="0"/>
+          <w:numId w:val="13"/>
+        </w:numPr>
+        <w:rPr>
+          <w:lang w:val="en-US"/>
+        </w:rPr>
+      </w:pPr>
+      <w:r>
+        <w:rPr>
+          <w:lang w:val="en-US"/>
+        </w:rPr>
+        <w:t>Phải chuột vào thanh dưới cùng màn hình + chọn “Task Manager”</w:t>
+      </w:r>
+    </w:p>
+    <w:p>
+      <w:pPr>
+        <w:pStyle w:val="ListParagraph"/>
+        <w:numPr>
+          <w:ilvl w:val="0"/>
+          <w:numId w:val="19"/>
+        </w:numPr>
+        <w:rPr>
+          <w:lang w:val="en-US"/>
+        </w:rPr>
+      </w:pPr>
+      <w:r>
+        <w:rPr>
+          <w:lang w:val="en-US"/>
+        </w:rPr>
+        <w:t>Hiệu Suất</w:t>
+      </w:r>
+      <w:r>
+        <w:rPr>
+          <w:lang w:val="en-US"/>
+        </w:rPr>
+        <w:t xml:space="preserve"> Máy</w:t>
+      </w:r>
+      <w:r>
+        <w:rPr>
+          <w:lang w:val="en-US"/>
+        </w:rPr>
+        <w:t xml:space="preserve"> (Performance</w:t>
+      </w:r>
+      <w:r>
+        <w:rPr>
+          <w:lang w:val="en-US"/>
+        </w:rPr>
+        <w:t>)?</w:t>
+      </w:r>
+    </w:p>
+    <w:p>
+      <w:pPr>
+        <w:pStyle w:val="ListParagraph"/>
+        <w:numPr>
+          <w:ilvl w:val="0"/>
+          <w:numId w:val="13"/>
+        </w:numPr>
+        <w:rPr>
+          <w:lang w:val="en-US"/>
+        </w:rPr>
+      </w:pPr>
+      <w:r>
+        <w:rPr>
+          <w:lang w:val="en-US"/>
+        </w:rPr>
+        <w:t>Vào Tab “Performance”, tại đây có các Tab sau</w:t>
+      </w:r>
+    </w:p>
+    <w:p>
+      <w:pPr>
+        <w:pStyle w:val="ListParagraph"/>
+        <w:numPr>
+          <w:ilvl w:val="0"/>
+          <w:numId w:val="13"/>
+        </w:numPr>
+        <w:rPr>
+          <w:lang w:val="en-US"/>
+        </w:rPr>
+      </w:pPr>
+      <w:r>
+        <w:rPr>
+          <w:lang w:val="en-US"/>
+        </w:rPr>
+        <w:t>Tab “CPU”</w:t>
+      </w:r>
+    </w:p>
+    <w:p>
+      <w:pPr>
+        <w:pStyle w:val="ListParagraph"/>
+        <w:numPr>
+          <w:ilvl w:val="0"/>
+          <w:numId w:val="13"/>
+        </w:numPr>
+        <w:rPr>
+          <w:lang w:val="en-US"/>
+        </w:rPr>
+      </w:pPr>
+      <w:r>
+        <w:rPr>
+          <w:lang w:val="en-US"/>
+        </w:rPr>
+        <w:t>Góc phải trên là tên CPU</w:t>
+      </w:r>
+      <w:r>
+        <w:rPr>
+          <w:lang w:val="en-US"/>
+        </w:rPr>
+        <w:t>, bên dưới chữ “CPU” là thuộc tính “Utilization” và “Speed”</w:t>
+      </w:r>
+    </w:p>
+    <w:p>
+      <w:pPr>
+        <w:pStyle w:val="ListParagraph"/>
+        <w:numPr>
+          <w:ilvl w:val="0"/>
+          <w:numId w:val="13"/>
+        </w:numPr>
+        <w:rPr>
+          <w:lang w:val="en-US"/>
+        </w:rPr>
+      </w:pPr>
+      <w:r>
+        <w:rPr>
+          <w:lang w:val="en-US"/>
+        </w:rPr>
+        <w:t>Đồ thị là của thuộc tính “Utilization”</w:t>
+      </w:r>
+    </w:p>
+    <w:p>
+      <w:pPr>
+        <w:pStyle w:val="ListParagraph"/>
+        <w:numPr>
+          <w:ilvl w:val="0"/>
+          <w:numId w:val="13"/>
+        </w:numPr>
+        <w:rPr>
+          <w:lang w:val="en-US"/>
+        </w:rPr>
+      </w:pPr>
+      <w:r>
+        <w:rPr>
+          <w:lang w:val="en-US"/>
+        </w:rPr>
+        <w:t>Thuộc tính “Processes” là số lượng chương trình đang chạy</w:t>
+      </w:r>
+    </w:p>
+    <w:p>
+      <w:pPr>
+        <w:pStyle w:val="ListParagraph"/>
+        <w:numPr>
+          <w:ilvl w:val="0"/>
+          <w:numId w:val="13"/>
+        </w:numPr>
+        <w:rPr>
+          <w:lang w:val="en-US"/>
+        </w:rPr>
+      </w:pPr>
+      <w:r>
+        <w:rPr>
+          <w:lang w:val="en-US"/>
+        </w:rPr>
+        <w:t>Thuộc tính “Threads” là số luồng đang tồn tại trong tất cả chương trình, không phải luồng nào cũng đang chạy</w:t>
+      </w:r>
+    </w:p>
+    <w:p>
+      <w:pPr>
+        <w:pStyle w:val="ListParagraph"/>
+        <w:numPr>
+          <w:ilvl w:val="0"/>
+          <w:numId w:val="13"/>
+        </w:numPr>
+        <w:rPr>
+          <w:lang w:val="en-US"/>
+        </w:rPr>
+      </w:pPr>
+      <w:r>
+        <w:rPr>
+          <w:lang w:val="en-US"/>
+        </w:rPr>
+        <w:t xml:space="preserve">Thuộc tính “Handles” là số </w:t>
+      </w:r>
+      <w:r>
+        <w:rPr>
+          <w:lang w:val="en-US"/>
+        </w:rPr>
+        <w:t>Pointer</w:t>
+      </w:r>
+      <w:r>
+        <w:rPr>
+          <w:lang w:val="en-US"/>
+        </w:rPr>
+        <w:t xml:space="preserve"> đến tài nguyên như File, … trong tất cả chương trình</w:t>
+      </w:r>
+    </w:p>
+    <w:p>
+      <w:pPr>
+        <w:pStyle w:val="ListParagraph"/>
+        <w:numPr>
+          <w:ilvl w:val="0"/>
+          <w:numId w:val="13"/>
+        </w:numPr>
+        <w:rPr>
+          <w:lang w:val="en-US"/>
+        </w:rPr>
+      </w:pPr>
+      <w:r>
+        <w:rPr>
+          <w:lang w:val="en-US"/>
+        </w:rPr>
+        <w:t>Thuộc tính “Speed” là tần số Clock CPU hiện tại</w:t>
+      </w:r>
+    </w:p>
+    <w:p>
+      <w:pPr>
+        <w:pStyle w:val="ListParagraph"/>
+        <w:numPr>
+          <w:ilvl w:val="0"/>
+          <w:numId w:val="13"/>
+        </w:numPr>
+        <w:rPr>
+          <w:lang w:val="en-US"/>
+        </w:rPr>
+      </w:pPr>
+      <w:r>
+        <w:rPr>
+          <w:lang w:val="en-US"/>
+        </w:rPr>
+        <w:t>Thuộc tính “Lx Cache” là dung lượng bộ nhớ đệm Lx đang bị chiếm</w:t>
+      </w:r>
+    </w:p>
+    <w:p>
+      <w:pPr>
+        <w:pStyle w:val="ListParagraph"/>
+        <w:numPr>
+          <w:ilvl w:val="0"/>
+          <w:numId w:val="13"/>
+        </w:numPr>
+        <w:rPr>
+          <w:lang w:val="en-US"/>
+        </w:rPr>
+      </w:pPr>
+      <w:r>
+        <w:rPr>
+          <w:lang w:val="en-US"/>
+        </w:rPr>
+        <w:t>Thuộc tính “Sockets” là số lượng CPU</w:t>
+      </w:r>
+    </w:p>
+    <w:p>
+      <w:pPr>
+        <w:pStyle w:val="ListParagraph"/>
+        <w:numPr>
+          <w:ilvl w:val="0"/>
+          <w:numId w:val="13"/>
+        </w:numPr>
+        <w:rPr>
+          <w:lang w:val="en-US"/>
+        </w:rPr>
+      </w:pPr>
+      <w:r>
+        <w:rPr>
+          <w:lang w:val="en-US"/>
+        </w:rPr>
+        <w:t>Thuộc tính “Cores” là số lượng Core trong CPU</w:t>
+      </w:r>
+    </w:p>
+    <w:p>
+      <w:pPr>
+        <w:pStyle w:val="ListParagraph"/>
+        <w:numPr>
+          <w:ilvl w:val="0"/>
+          <w:numId w:val="13"/>
+        </w:numPr>
+        <w:rPr>
+          <w:lang w:val="en-US"/>
+        </w:rPr>
+      </w:pPr>
+      <w:r>
+        <w:rPr>
+          <w:lang w:val="en-US"/>
+        </w:rPr>
+        <w:t>Thuộc tính “Logical processors” là số lượng luồng tối đa các Core có thể chạy, 1 Core có thể chạy nhiều luồng cùng lúc</w:t>
+      </w:r>
+    </w:p>
+    <w:p>
+      <w:pPr>
+        <w:pStyle w:val="ListParagraph"/>
+        <w:numPr>
+          <w:ilvl w:val="0"/>
+          <w:numId w:val="13"/>
+        </w:numPr>
+        <w:rPr>
+          <w:lang w:val="en-US"/>
+        </w:rPr>
+      </w:pPr>
+      <w:r>
+        <w:rPr>
+          <w:lang w:val="en-US"/>
+        </w:rPr>
+        <w:t>Thuộc tính “Base speed” là tần số Clock CPU tiêu chuẩn</w:t>
+      </w:r>
+    </w:p>
+    <w:p>
+      <w:pPr>
+        <w:pStyle w:val="ListParagraph"/>
+        <w:numPr>
+          <w:ilvl w:val="0"/>
+          <w:numId w:val="13"/>
+        </w:numPr>
+        <w:rPr>
+          <w:lang w:val="en-US"/>
+        </w:rPr>
+      </w:pPr>
+      <w:r>
+        <w:rPr>
+          <w:lang w:val="en-US"/>
+        </w:rPr>
+        <w:t>Thuộc tính “Virtualization” Check xem máy bạn có đang cho phép giả lập 1 hệ điều hành khác không</w:t>
+      </w:r>
+    </w:p>
+    <w:p>
+      <w:pPr>
+        <w:pStyle w:val="ListParagraph"/>
+        <w:numPr>
+          <w:ilvl w:val="0"/>
+          <w:numId w:val="13"/>
+        </w:numPr>
+        <w:rPr>
+          <w:lang w:val="en-US"/>
+        </w:rPr>
+      </w:pPr>
+      <w:r>
+        <w:rPr>
+          <w:lang w:val="en-US"/>
+        </w:rPr>
+        <w:t xml:space="preserve">Thuộc tính “Utilization” là </w:t>
+      </w:r>
+      <w:r>
+        <w:rPr>
+          <w:lang w:val="en-US"/>
+        </w:rPr>
+        <w:t>phần trăm thời gian CPU được sử dụng để tính toán, ví dụ trong 100 giây, chỉ sử dụng 1 giây để tính toán trên CPU, thì nó sẽ hiện 1%</w:t>
+      </w:r>
+    </w:p>
+    <w:p>
+      <w:pPr>
+        <w:pStyle w:val="ListParagraph"/>
+        <w:numPr>
+          <w:ilvl w:val="0"/>
+          <w:numId w:val="13"/>
+        </w:numPr>
+        <w:rPr>
+          <w:lang w:val="en-US"/>
+        </w:rPr>
+      </w:pPr>
+      <w:r>
+        <w:rPr>
+          <w:lang w:val="en-US"/>
+        </w:rPr>
+        <w:t>Thuộc tính “Up time” là thời gian đã trôi qua kể từ lần Restart cuối cùng, đéo phải Shut Down</w:t>
+      </w:r>
+    </w:p>
+    <w:p>
+      <w:pPr>
+        <w:pStyle w:val="ListParagraph"/>
+        <w:numPr>
+          <w:ilvl w:val="0"/>
+          <w:numId w:val="13"/>
+        </w:numPr>
+        <w:rPr>
+          <w:lang w:val="en-US"/>
+        </w:rPr>
+      </w:pPr>
+      <w:r>
+        <w:rPr>
+          <w:lang w:val="en-US"/>
+        </w:rPr>
+        <w:t>Tab “Memory”</w:t>
+      </w:r>
+    </w:p>
+    <w:p>
+      <w:pPr>
+        <w:pStyle w:val="ListParagraph"/>
+        <w:numPr>
+          <w:ilvl w:val="0"/>
+          <w:numId w:val="13"/>
+        </w:numPr>
+        <w:rPr>
+          <w:lang w:val="en-US"/>
+        </w:rPr>
+      </w:pPr>
+      <w:r>
+        <w:rPr>
+          <w:lang w:val="en-US"/>
+        </w:rPr>
+        <w:t>Góc phải trên cùng là tổng RAM trong máy, bên dưới là tổng RAM trừ đi lượng RAM dành cho phần cứng = tổng RAM dành cho phần mềm</w:t>
+      </w:r>
+    </w:p>
+    <w:p>
+      <w:pPr>
+        <w:pStyle w:val="ListParagraph"/>
+        <w:numPr>
+          <w:ilvl w:val="0"/>
+          <w:numId w:val="13"/>
+        </w:numPr>
+        <w:rPr>
+          <w:lang w:val="en-US"/>
+        </w:rPr>
+      </w:pPr>
+      <w:r>
+        <w:rPr>
+          <w:lang w:val="en-US"/>
+        </w:rPr>
+        <w:t>Bên dưới chữ “Memory” là = tổng RAM đang được sử dụng bởi phần mềm / tổng RAM dành cho phần mềm</w:t>
+      </w:r>
+    </w:p>
+    <w:p>
+      <w:pPr>
+        <w:pStyle w:val="ListParagraph"/>
+        <w:numPr>
+          <w:ilvl w:val="0"/>
+          <w:numId w:val="13"/>
+        </w:numPr>
+        <w:rPr>
+          <w:lang w:val="en-US"/>
+        </w:rPr>
+      </w:pPr>
+      <w:r>
+        <w:rPr>
+          <w:lang w:val="en-US"/>
+        </w:rPr>
+        <w:t>Đồ thị là của tổng RAM đang được sử dụng bởi phần mềm</w:t>
+      </w:r>
+    </w:p>
+    <w:p>
+      <w:pPr>
+        <w:pStyle w:val="ListParagraph"/>
+        <w:numPr>
+          <w:ilvl w:val="0"/>
+          <w:numId w:val="13"/>
+        </w:numPr>
+        <w:rPr>
+          <w:lang w:val="en-US"/>
+        </w:rPr>
+      </w:pPr>
+      <w:r>
+        <w:rPr>
+          <w:lang w:val="en-US"/>
+        </w:rPr>
+        <w:lastRenderedPageBreak/>
+        <w:t>Thuộc tính “In use</w:t>
+      </w:r>
+      <w:r>
+        <w:rPr>
+          <w:lang w:val="en-US"/>
+        </w:rPr>
+        <w:t xml:space="preserve"> (Compressed)</w:t>
       </w:r>
       <w:r>
         <w:rPr>
@@ -2515,6 +3692,12 @@
         </w:rPr>
         <w:t>”</w:t>
       </w:r>
+      <w:r>
+        <w:rPr>
+          <w:lang w:val="en-US"/>
+        </w:rPr>
+        <w:t xml:space="preserve"> là tổng RAM đang được sử dụng bởi phần mềm, số trong ngoặc = lượng RAM đã được nén để cho ra tổng này, nén tức là dữ liệu được nén trước khi viết vào RAM</w:t>
+      </w:r>
     </w:p>
     <w:p>
       <w:pPr>
@@ -2531,7 +3714,7 @@
         <w:rPr>
           <w:lang w:val="en-US"/>
         </w:rPr>
-        <w:t>Ví dụ, ta bung 2 File có đường dẫn “C:\foo\bar.css” và “D:\far.js” vào thư mục “E:\bob”, thì trong thư mục này, sẽ có 2 thư mục con “C” và “D”, trong “C” có “foo”, trong “foo” có “bar.css”, trong “D” có “far.js”</w:t>
+        <w:t>Thuộc tính “Available” = lượng RAM còn lại có thể sử dụng</w:t>
       </w:r>
     </w:p>
     <w:p>
@@ -2549,7 +3732,31 @@
         <w:rPr>
           <w:lang w:val="en-US"/>
         </w:rPr>
-        <w:t>Nếu muốn khôi phục các File và thư mục vào vị trí ban đầu, nói cách khác là theo đường dẫn gắn với nó mà khôi phục vào, thì thay vì Tick “Recover to” và chọn thư mục muốn bung vào thì chỉ cần Tick “Recover to original location”</w:t>
+        <w:t xml:space="preserve">Thuộc tính “Speed” = tần số </w:t>
+      </w:r>
+      <w:r>
+        <w:rPr>
+          <w:lang w:val="en-US"/>
+        </w:rPr>
+        <w:t xml:space="preserve">tối đa </w:t>
+      </w:r>
+      <w:r>
+        <w:rPr>
+          <w:lang w:val="en-US"/>
+        </w:rPr>
+        <w:t xml:space="preserve">truyền dữ liệu từ RAM và vào RAM, nghĩa là số lần </w:t>
+      </w:r>
+      <w:r>
+        <w:rPr>
+          <w:lang w:val="en-US"/>
+        </w:rPr>
+        <w:t xml:space="preserve">tối đa </w:t>
+      </w:r>
+      <w:r>
+        <w:rPr>
+          <w:lang w:val="en-US"/>
+        </w:rPr>
+        <w:t>dữ liệu được đưa vào gửi ra từ RAM trong 1 giây</w:t>
       </w:r>
     </w:p>
     <w:p>
@@ -2567,51 +3774,7 @@
         <w:rPr>
           <w:lang w:val="en-US"/>
         </w:rPr>
-        <w:t>Các Back Up bạn tạo sẽ được phần mềm lưu lại và liệt kê ở bên trái cửa sổ phần mềm dưới “Add Backup”, do đó sau khi bạn đã Back Up lần 1, thì mấy lần sau chỉ cần chọn Back Up đó rồi Click “Backup Now” + chờ nó Back Up + là bạn đã tạo ra 1 File Back Up mới, nếu File cũ vẫn còn thì File này được đặt tên theo kiểu “v1”, “v2”, “v3”, …, tương ứng với các phiên bản tăng dần, đồng thời khi chọn 1 Back Up nào đó</w:t>
-      </w:r>
-    </w:p>
-    <w:p>
-      <w:pPr>
-        <w:rPr>
-          <w:lang w:val="en-US"/>
-        </w:rPr>
-      </w:pPr>
-    </w:p>
-    <w:p>
-      <w:pPr>
-        <w:rPr>
-          <w:lang w:val="en-US"/>
-        </w:rPr>
-      </w:pPr>
-      <w:r>
-        <w:rPr>
-          <w:lang w:val="en-US"/>
-        </w:rPr>
-        <w:t>Setting – Cài Đặt:</w:t>
-      </w:r>
-    </w:p>
-    <w:p>
-      <w:pPr>
-        <w:pStyle w:val="ListParagraph"/>
-        <w:numPr>
-          <w:ilvl w:val="0"/>
-          <w:numId w:val="16"/>
-        </w:numPr>
-        <w:rPr>
-          <w:lang w:val="en-US"/>
-        </w:rPr>
-      </w:pPr>
-      <w:r>
-        <w:rPr>
-          <w:lang w:val="en-US"/>
-        </w:rPr>
-        <w:t xml:space="preserve">Cách Vô </w:t>
-      </w:r>
-      <w:r>
-        <w:rPr>
-          <w:lang w:val="en-US"/>
-        </w:rPr>
-        <w:t>Cài Đặt Laptop?</w:t>
+        <w:t>Thuộc tính “Slots used” = số thanh khe chứa RAM bạn đang cắm RAM trên tổng số khe chứa</w:t>
       </w:r>
     </w:p>
     <w:p>
@@ -2629,43 +3792,7 @@
         <w:rPr>
           <w:lang w:val="en-US"/>
         </w:rPr>
-        <w:t xml:space="preserve">Nhấn “Windows” + “I” </w:t>
-      </w:r>
-    </w:p>
-    <w:p>
-      <w:pPr>
-        <w:pStyle w:val="ListParagraph"/>
-        <w:numPr>
-          <w:ilvl w:val="0"/>
-          <w:numId w:val="16"/>
-        </w:numPr>
-        <w:rPr>
-          <w:lang w:val="en-US"/>
-        </w:rPr>
-      </w:pPr>
-      <w:r>
-        <w:rPr>
-          <w:lang w:val="en-US"/>
-        </w:rPr>
-        <w:t xml:space="preserve">Hiển </w:t>
-      </w:r>
-      <w:r>
-        <w:rPr>
-          <w:lang w:val="en-US"/>
-        </w:rPr>
-        <w:t xml:space="preserve">Thị Tất Cả </w:t>
-      </w:r>
-      <w:r>
-        <w:rPr>
-          <w:lang w:val="en-US"/>
-        </w:rPr>
-        <w:t xml:space="preserve">File </w:t>
-      </w:r>
-      <w:r>
-        <w:rPr>
-          <w:lang w:val="en-US"/>
-        </w:rPr>
-        <w:t>Bị Ẩn?</w:t>
+        <w:t>Thuộc tính “Form factor” cho biết hình dạng của thanh RAM thuộc kiểu nào</w:t>
       </w:r>
     </w:p>
     <w:p>
@@ -2683,25 +3810,7 @@
         <w:rPr>
           <w:lang w:val="en-US"/>
         </w:rPr>
-        <w:t>Vào Tab “Privacy &amp; security” + tại mục “Security” + chọn “For developers” + chọn “File Explorer” + Tick mục “Show hidden and system files”</w:t>
-      </w:r>
-    </w:p>
-    <w:p>
-      <w:pPr>
-        <w:pStyle w:val="ListParagraph"/>
-        <w:numPr>
-          <w:ilvl w:val="0"/>
-          <w:numId w:val="16"/>
-        </w:numPr>
-        <w:rPr>
-          <w:lang w:val="en-US"/>
-        </w:rPr>
-      </w:pPr>
-      <w:r>
-        <w:rPr>
-          <w:lang w:val="en-US"/>
-        </w:rPr>
-        <w:t>Tường Lửa?</w:t>
+        <w:t>Thuộc tính “Hardware reserved” = tổng RAM dành cho phần cứng</w:t>
       </w:r>
     </w:p>
     <w:p>
@@ -2719,7 +3828,25 @@
         <w:rPr>
           <w:lang w:val="en-US"/>
         </w:rPr>
-        <w:t>Truy cập</w:t>
+        <w:t>Thuộc tính “Committed” = tổng RAM đang dùng / tổng RAM đang có, tổng RAM này đã bao gồm tất cả phần cứng, mềm</w:t>
+      </w:r>
+      <w:r>
+        <w:rPr>
+          <w:lang w:val="en-US"/>
+        </w:rPr>
+        <w:t xml:space="preserve">, </w:t>
+      </w:r>
+      <w:r>
+        <w:rPr>
+          <w:lang w:val="en-US"/>
+        </w:rPr>
+        <w:t>SWAP</w:t>
+      </w:r>
+      <w:r>
+        <w:rPr>
+          <w:lang w:val="en-US"/>
+        </w:rPr>
+        <w:t>, …</w:t>
       </w:r>
     </w:p>
     <w:p>
@@ -2737,31 +3864,7 @@
         <w:rPr>
           <w:lang w:val="en-US"/>
         </w:rPr>
-        <w:t>Vào Tab “Privacy &amp; security” + tại mục “Windows Security” + chọn “Firewall &amp; network protection” + cửa sổ Window Security sẽ hiện lên và bạn đang ở Tab “Firewall &amp; network protection”</w:t>
-      </w:r>
-    </w:p>
-    <w:p>
-      <w:pPr>
-        <w:pStyle w:val="ListParagraph"/>
-        <w:numPr>
-          <w:ilvl w:val="0"/>
-          <w:numId w:val="16"/>
-        </w:numPr>
-        <w:rPr>
-          <w:lang w:val="en-US"/>
-        </w:rPr>
-      </w:pPr>
-      <w:r>
-        <w:rPr>
-          <w:lang w:val="en-US"/>
-        </w:rPr>
-        <w:t xml:space="preserve">Ngăn </w:t>
-      </w:r>
-      <w:r>
-        <w:rPr>
-          <w:lang w:val="en-US"/>
-        </w:rPr>
-        <w:t>Độ Sáng Màn Hình Thay Đổi?</w:t>
+        <w:t>Thuộc tính “Cached” = bộ nhớ đệm trong RAM, phần nhớ này dùng để lưu các File hay chương trình được chạy thường xuyên, đỡ mất công phải tải từ đĩa cứng vào mỗi lần</w:t>
       </w:r>
     </w:p>
     <w:p>
@@ -2779,39 +3882,31 @@
         <w:rPr>
           <w:lang w:val="en-US"/>
         </w:rPr>
-        <w:t>Vào Tab “</w:t>
-      </w:r>
-      <w:r>
-        <w:rPr>
-          <w:lang w:val="en-US"/>
-        </w:rPr>
-        <w:t>System” + chọn “Display” + tại mục “Brightness &amp; color” + Click “Brightness” + Click cái nút bên phải cái mục vừa nhú ra + chọn “Off”</w:t>
-      </w:r>
-      <w:r>
-        <w:rPr>
-          <w:lang w:val="en-US"/>
-        </w:rPr>
-        <w:t xml:space="preserve"> để ngăn độ sáng thay đổi, chọn “On Battery Only” để thay đổi dựa trên dung lượng Pin, chọn “Always” để luôn thay đổi</w:t>
-      </w:r>
-    </w:p>
-    <w:p>
-      <w:pPr>
-        <w:rPr>
-          <w:lang w:val="en-US"/>
-        </w:rPr>
-      </w:pPr>
-    </w:p>
-    <w:p>
-      <w:pPr>
-        <w:rPr>
-          <w:lang w:val="en-US"/>
-        </w:rPr>
-      </w:pPr>
-      <w:r>
-        <w:rPr>
-          <w:lang w:val="en-US"/>
-        </w:rPr>
-        <w:t>Task Manager – Quản Lý Tác Vụ:</w:t>
+        <w:t>Thuộc tính “Non-paged pool” = lượng RAM dành cho Kernel hay các chương trình cực quan trọng khác mà máy tính không thể đẩy nó vào SWAP khi RAM thiếu hụt</w:t>
+      </w:r>
+    </w:p>
+    <w:p>
+      <w:pPr>
+        <w:pStyle w:val="ListParagraph"/>
+        <w:numPr>
+          <w:ilvl w:val="0"/>
+          <w:numId w:val="13"/>
+        </w:numPr>
+        <w:rPr>
+          <w:lang w:val="en-US"/>
+        </w:rPr>
+      </w:pPr>
+      <w:r>
+        <w:rPr>
+          <w:lang w:val="en-US"/>
+        </w:rPr>
+        <w:t xml:space="preserve">Thuộc tính “Paged pool” = </w:t>
+      </w:r>
+      <w:r>
+        <w:rPr>
+          <w:lang w:val="en-US"/>
+        </w:rPr>
+        <w:t>kích thước SWAP</w:t>
       </w:r>
     </w:p>
     <w:p>
@@ -2829,7 +3924,7 @@
         <w:rPr>
           <w:lang w:val="en-US"/>
         </w:rPr>
-        <w:t>Vào Cửa Sổ Task Manager?</w:t>
+        <w:t>Chương Trình (Processes)?</w:t>
       </w:r>
     </w:p>
     <w:p>
@@ -2847,43 +3942,7 @@
         <w:rPr>
           <w:lang w:val="en-US"/>
         </w:rPr>
-        <w:t>Phải chuột vào thanh dưới cùng màn hình + chọn “Task Manager”</w:t>
-      </w:r>
-    </w:p>
-    <w:p>
-      <w:pPr>
-        <w:pStyle w:val="ListParagraph"/>
-        <w:numPr>
-          <w:ilvl w:val="0"/>
-          <w:numId w:val="19"/>
-        </w:numPr>
-        <w:rPr>
-          <w:lang w:val="en-US"/>
-        </w:rPr>
-      </w:pPr>
-      <w:r>
-        <w:rPr>
-          <w:lang w:val="en-US"/>
-        </w:rPr>
-        <w:t>Hiệu Suất</w:t>
-      </w:r>
-      <w:r>
-        <w:rPr>
-          <w:lang w:val="en-US"/>
-        </w:rPr>
-        <w:t xml:space="preserve"> Máy</w:t>
-      </w:r>
-      <w:r>
-        <w:rPr>
-          <w:lang w:val="en-US"/>
-        </w:rPr>
-        <w:t xml:space="preserve"> (Performance</w:t>
-      </w:r>
-      <w:r>
-        <w:rPr>
-          <w:lang w:val="en-US"/>
-        </w:rPr>
-        <w:t>)?</w:t>
+        <w:t>Vào Tab “Processes”, tại đây liệt kê toàn bộ các chương trình đang chạy</w:t>
       </w:r>
     </w:p>
     <w:p>
@@ -2901,7 +3960,7 @@
         <w:rPr>
           <w:lang w:val="en-US"/>
         </w:rPr>
-        <w:t>Vào Tab “Performance”, tại đây có các Tab sau</w:t>
+        <w:t>Có 3 loại chương trình</w:t>
       </w:r>
     </w:p>
     <w:p>
@@ -2919,7 +3978,7 @@
         <w:rPr>
           <w:lang w:val="en-US"/>
         </w:rPr>
-        <w:t>Tab “CPU”</w:t>
+        <w:t>Loại 1, ứng dụng (Apps)</w:t>
       </w:r>
     </w:p>
     <w:p>
@@ -2937,13 +3996,7 @@
         <w:rPr>
           <w:lang w:val="en-US"/>
         </w:rPr>
-        <w:t>Góc phải trên là tên CPU</w:t>
-      </w:r>
-      <w:r>
-        <w:rPr>
-          <w:lang w:val="en-US"/>
-        </w:rPr>
-        <w:t>, bên dưới chữ “CPU” là thuộc tính “Utilization” và “Speed”</w:t>
+        <w:t>Loại 2, nền (Background processes)</w:t>
       </w:r>
     </w:p>
     <w:p>
@@ -2961,964 +4014,303 @@
         <w:rPr>
           <w:lang w:val="en-US"/>
         </w:rPr>
+        <w:t>Loại 3, hệ thống (Windows processes)</w:t>
+      </w:r>
+    </w:p>
+    <w:p>
+      <w:pPr>
+        <w:pStyle w:val="ListParagraph"/>
+        <w:numPr>
+          <w:ilvl w:val="0"/>
+          <w:numId w:val="13"/>
+        </w:numPr>
+        <w:rPr>
+          <w:lang w:val="en-US"/>
+        </w:rPr>
+      </w:pPr>
+      <w:r>
+        <w:rPr>
+          <w:lang w:val="en-US"/>
+        </w:rPr>
+        <w:t>Cột “Status” cho biết trạng thái hiện tại của Process, liệu nó có chạy bình thường, hay đang bị tạm hoãn, hay bị giới hạn lượng tài nguyên có thể truy cập</w:t>
+      </w:r>
+    </w:p>
+    <w:p>
+      <w:pPr>
+        <w:pStyle w:val="ListParagraph"/>
+        <w:numPr>
+          <w:ilvl w:val="0"/>
+          <w:numId w:val="13"/>
+        </w:numPr>
+        <w:rPr>
+          <w:lang w:val="en-US"/>
+        </w:rPr>
+      </w:pPr>
+      <w:r>
+        <w:rPr>
+          <w:lang w:val="en-US"/>
+        </w:rPr>
+        <w:t>Cột ”CPU” cho biết phần trăm thời gian Process sử dụng CPU để tính toán</w:t>
+      </w:r>
+      <w:r>
+        <w:rPr>
+          <w:lang w:val="en-US"/>
+        </w:rPr>
+        <w:t>, số ở trên chữ “CPU” = tổng của tất cả Process</w:t>
+      </w:r>
+    </w:p>
+    <w:p>
+      <w:pPr>
+        <w:pStyle w:val="ListParagraph"/>
+        <w:numPr>
+          <w:ilvl w:val="0"/>
+          <w:numId w:val="13"/>
+        </w:numPr>
+        <w:rPr>
+          <w:lang w:val="en-US"/>
+        </w:rPr>
+      </w:pPr>
+      <w:r>
+        <w:rPr>
+          <w:lang w:val="en-US"/>
+        </w:rPr>
+        <w:t>Cột “Memory” cho biết dung lượng Process chiếm trong RAM, số trên chữ “Memory” = tổng phần trăm RAM đang bị chiếm</w:t>
+      </w:r>
+    </w:p>
+    <w:p>
+      <w:pPr>
+        <w:pStyle w:val="ListParagraph"/>
+        <w:numPr>
+          <w:ilvl w:val="0"/>
+          <w:numId w:val="13"/>
+        </w:numPr>
+        <w:rPr>
+          <w:lang w:val="en-US"/>
+        </w:rPr>
+      </w:pPr>
+      <w:r>
+        <w:rPr>
+          <w:lang w:val="en-US"/>
+        </w:rPr>
+        <w:t>Cột “Disk” cho biết tốc độ đọc ghi vào đĩa cứng của Process thời điểm hiện tại</w:t>
+      </w:r>
+      <w:r>
+        <w:rPr>
+          <w:lang w:val="en-US"/>
+        </w:rPr>
+        <w:t>, số trễn chữ “Disk” =</w:t>
+      </w:r>
+      <w:r>
+        <w:rPr>
+          <w:lang w:val="en-US"/>
+        </w:rPr>
+        <w:t xml:space="preserve"> phần trăm</w:t>
+      </w:r>
+      <w:r>
+        <w:rPr>
+          <w:lang w:val="en-US"/>
+        </w:rPr>
+        <w:t xml:space="preserve"> </w:t>
+      </w:r>
+      <w:r>
+        <w:rPr>
+          <w:lang w:val="en-US"/>
+        </w:rPr>
+        <w:t>thời gian mà có hoạt động đọc ghi trên đĩa cứng, ví dụ trong 100 giây, ta chỉ dành 1 giây để ghi vào đĩa cứng, thì nó hiện 1%</w:t>
+      </w:r>
+    </w:p>
+    <w:p>
+      <w:pPr>
+        <w:pStyle w:val="ListParagraph"/>
+        <w:numPr>
+          <w:ilvl w:val="0"/>
+          <w:numId w:val="13"/>
+        </w:numPr>
+        <w:rPr>
+          <w:lang w:val="en-US"/>
+        </w:rPr>
+      </w:pPr>
+      <w:r>
+        <w:rPr>
+          <w:lang w:val="en-US"/>
+        </w:rPr>
+        <w:t xml:space="preserve">Cột “Network” cho biết tốc độ dữ liệu từ Internet được gửi vào máy bạn hoặc từ máy bạn vào Internet thông qua Process, số trên chữ “Network” = </w:t>
+      </w:r>
+      <w:r>
+        <w:rPr>
+          <w:lang w:val="en-US"/>
+        </w:rPr>
+        <w:t>phần trăm thời gian mà có hoạt động truyền tải dữ liệu, ví dụ trong 100 giây, ta chỉ dành 1 giây để truyền tải dữ liệu, thì nó hiện 1%</w:t>
+      </w:r>
+    </w:p>
+    <w:p>
+      <w:pPr>
+        <w:rPr>
+          <w:lang w:val="en-US"/>
+        </w:rPr>
+      </w:pPr>
+    </w:p>
+    <w:p>
+      <w:pPr>
+        <w:rPr>
+          <w:lang w:val="en-US"/>
+        </w:rPr>
+      </w:pPr>
+      <w:r>
+        <w:rPr>
+          <w:lang w:val="en-US"/>
+        </w:rPr>
+        <w:t>Environment Variable</w:t>
+      </w:r>
+      <w:r>
+        <w:rPr>
+          <w:lang w:val="en-US"/>
+        </w:rPr>
+        <w:t xml:space="preserve"> – Biến Môi Trường:</w:t>
+      </w:r>
+    </w:p>
+    <w:p>
+      <w:pPr>
+        <w:pStyle w:val="ListParagraph"/>
+        <w:numPr>
+          <w:ilvl w:val="0"/>
+          <w:numId w:val="5"/>
+        </w:numPr>
+        <w:rPr>
+          <w:lang w:val="en-US"/>
+        </w:rPr>
+      </w:pPr>
+      <w:r>
+        <w:rPr>
+          <w:lang w:val="en-US"/>
+        </w:rPr>
+        <w:t>Nơi Truy Cập</w:t>
+      </w:r>
+      <w:r>
+        <w:rPr>
+          <w:lang w:val="en-US"/>
+        </w:rPr>
+        <w:t>?</w:t>
+      </w:r>
+    </w:p>
+    <w:p>
+      <w:pPr>
+        <w:pStyle w:val="ListParagraph"/>
+        <w:numPr>
+          <w:ilvl w:val="0"/>
+          <w:numId w:val="3"/>
+        </w:numPr>
+        <w:rPr>
+          <w:lang w:val="en-US"/>
+        </w:rPr>
+      </w:pPr>
+      <w:r>
+        <w:rPr>
+          <w:lang w:val="en-US"/>
+        </w:rPr>
+        <w:t xml:space="preserve">Vào Start + </w:t>
+      </w:r>
+      <w:r>
+        <w:rPr>
+          <w:lang w:val="en-US"/>
+        </w:rPr>
+        <w:t>p</w:t>
+      </w:r>
+      <w:r>
+        <w:rPr>
+          <w:lang w:val="en-US"/>
+        </w:rPr>
+        <w:t xml:space="preserve">hải chuột Computer chọn Properties + </w:t>
+      </w:r>
+      <w:r>
+        <w:rPr>
+          <w:lang w:val="en-US"/>
+        </w:rPr>
+        <w:t>C</w:t>
+      </w:r>
+      <w:r>
+        <w:rPr>
+          <w:lang w:val="en-US"/>
+        </w:rPr>
+        <w:t xml:space="preserve">lick Advanced System Settings + </w:t>
+      </w:r>
+      <w:r>
+        <w:rPr>
+          <w:lang w:val="en-US"/>
+        </w:rPr>
+        <w:t>v</w:t>
+      </w:r>
+      <w:r>
+        <w:rPr>
+          <w:lang w:val="en-US"/>
+        </w:rPr>
+        <w:t xml:space="preserve">ào Tab Advanced + </w:t>
+      </w:r>
+      <w:r>
+        <w:rPr>
+          <w:lang w:val="en-US"/>
+        </w:rPr>
+        <w:t>C</w:t>
+      </w:r>
+      <w:r>
+        <w:rPr>
+          <w:lang w:val="en-US"/>
+        </w:rPr>
+        <w:t>lick Environment Variables</w:t>
+      </w:r>
+    </w:p>
+    <w:p>
+      <w:pPr>
+        <w:pStyle w:val="ListParagraph"/>
+        <w:numPr>
+          <w:ilvl w:val="0"/>
+          <w:numId w:val="5"/>
+        </w:numPr>
+        <w:rPr>
+          <w:lang w:val="en-US"/>
+        </w:rPr>
+      </w:pPr>
+      <w:r>
+        <w:rPr>
+          <w:lang w:val="en-US"/>
+        </w:rPr>
+        <w:t>Cơ Chế Hoạt Động Của Biến Môi Trường?</w:t>
+      </w:r>
+    </w:p>
+    <w:p>
+      <w:pPr>
+        <w:pStyle w:val="ListParagraph"/>
+        <w:numPr>
+          <w:ilvl w:val="0"/>
+          <w:numId w:val="3"/>
+        </w:numPr>
+        <w:rPr>
+          <w:lang w:val="en-US"/>
+        </w:rPr>
+      </w:pPr>
+      <w:r>
+        <w:rPr>
+          <w:lang w:val="en-US"/>
+        </w:rPr>
+        <w:t>Chương trình bất kì có thể truy cập vào biến môi trường và lấy giá trị của nó để sử dụng</w:t>
+      </w:r>
+    </w:p>
+    <w:p>
+      <w:pPr>
+        <w:pStyle w:val="ListParagraph"/>
+        <w:numPr>
+          <w:ilvl w:val="0"/>
+          <w:numId w:val="5"/>
+        </w:numPr>
+        <w:rPr>
+          <w:lang w:val="en-US"/>
+        </w:rPr>
+      </w:pPr>
+      <w:r>
+        <w:rPr>
+          <w:lang w:val="en-US"/>
+        </w:rPr>
         <w:lastRenderedPageBreak/>
-        <w:t>Đồ thị là của thuộc tính “Utilization”</w:t>
-      </w:r>
-    </w:p>
-    <w:p>
-      <w:pPr>
-        <w:pStyle w:val="ListParagraph"/>
-        <w:numPr>
-          <w:ilvl w:val="0"/>
-          <w:numId w:val="13"/>
-        </w:numPr>
-        <w:rPr>
-          <w:lang w:val="en-US"/>
-        </w:rPr>
-      </w:pPr>
-      <w:r>
-        <w:rPr>
-          <w:lang w:val="en-US"/>
-        </w:rPr>
-        <w:t>Thuộc tính “Processes” là số lượng chương trình đang chạy</w:t>
-      </w:r>
-    </w:p>
-    <w:p>
-      <w:pPr>
-        <w:pStyle w:val="ListParagraph"/>
-        <w:numPr>
-          <w:ilvl w:val="0"/>
-          <w:numId w:val="13"/>
-        </w:numPr>
-        <w:rPr>
-          <w:lang w:val="en-US"/>
-        </w:rPr>
-      </w:pPr>
-      <w:r>
-        <w:rPr>
-          <w:lang w:val="en-US"/>
-        </w:rPr>
-        <w:t>Thuộc tính “Threads” là số luồng đang tồn tại trong tất cả chương trình, không phải luồng nào cũng đang chạy</w:t>
-      </w:r>
-    </w:p>
-    <w:p>
-      <w:pPr>
-        <w:pStyle w:val="ListParagraph"/>
-        <w:numPr>
-          <w:ilvl w:val="0"/>
-          <w:numId w:val="13"/>
-        </w:numPr>
-        <w:rPr>
-          <w:lang w:val="en-US"/>
-        </w:rPr>
-      </w:pPr>
-      <w:r>
-        <w:rPr>
-          <w:lang w:val="en-US"/>
-        </w:rPr>
-        <w:t xml:space="preserve">Thuộc tính “Handles” là số </w:t>
-      </w:r>
-      <w:r>
-        <w:rPr>
-          <w:lang w:val="en-US"/>
-        </w:rPr>
-        <w:t>Pointer</w:t>
-      </w:r>
-      <w:r>
-        <w:rPr>
-          <w:lang w:val="en-US"/>
-        </w:rPr>
-        <w:t xml:space="preserve"> đến tài nguyên như File, … trong tất cả chương trình</w:t>
-      </w:r>
-    </w:p>
-    <w:p>
-      <w:pPr>
-        <w:pStyle w:val="ListParagraph"/>
-        <w:numPr>
-          <w:ilvl w:val="0"/>
-          <w:numId w:val="13"/>
-        </w:numPr>
-        <w:rPr>
-          <w:lang w:val="en-US"/>
-        </w:rPr>
-      </w:pPr>
-      <w:r>
-        <w:rPr>
-          <w:lang w:val="en-US"/>
-        </w:rPr>
-        <w:t>Thuộc tính “Speed” là tần số Clock CPU hiện tại</w:t>
-      </w:r>
-    </w:p>
-    <w:p>
-      <w:pPr>
-        <w:pStyle w:val="ListParagraph"/>
-        <w:numPr>
-          <w:ilvl w:val="0"/>
-          <w:numId w:val="13"/>
-        </w:numPr>
-        <w:rPr>
-          <w:lang w:val="en-US"/>
-        </w:rPr>
-      </w:pPr>
-      <w:r>
-        <w:rPr>
-          <w:lang w:val="en-US"/>
-        </w:rPr>
-        <w:t>Thuộc tính “Lx Cache” là dung lượng bộ nhớ đệm Lx đang bị chiếm</w:t>
-      </w:r>
-    </w:p>
-    <w:p>
-      <w:pPr>
-        <w:pStyle w:val="ListParagraph"/>
-        <w:numPr>
-          <w:ilvl w:val="0"/>
-          <w:numId w:val="13"/>
-        </w:numPr>
-        <w:rPr>
-          <w:lang w:val="en-US"/>
-        </w:rPr>
-      </w:pPr>
-      <w:r>
-        <w:rPr>
-          <w:lang w:val="en-US"/>
-        </w:rPr>
-        <w:t>Thuộc tính “Sockets” là số lượng CPU</w:t>
-      </w:r>
-    </w:p>
-    <w:p>
-      <w:pPr>
-        <w:pStyle w:val="ListParagraph"/>
-        <w:numPr>
-          <w:ilvl w:val="0"/>
-          <w:numId w:val="13"/>
-        </w:numPr>
-        <w:rPr>
-          <w:lang w:val="en-US"/>
-        </w:rPr>
-      </w:pPr>
-      <w:r>
-        <w:rPr>
-          <w:lang w:val="en-US"/>
-        </w:rPr>
-        <w:t>Thuộc tính “Cores” là số lượng Core trong CPU</w:t>
-      </w:r>
-    </w:p>
-    <w:p>
-      <w:pPr>
-        <w:pStyle w:val="ListParagraph"/>
-        <w:numPr>
-          <w:ilvl w:val="0"/>
-          <w:numId w:val="13"/>
-        </w:numPr>
-        <w:rPr>
-          <w:lang w:val="en-US"/>
-        </w:rPr>
-      </w:pPr>
-      <w:r>
-        <w:rPr>
-          <w:lang w:val="en-US"/>
-        </w:rPr>
-        <w:t>Thuộc tính “Logical processors” là số lượng luồng tối đa các Core có thể chạy, 1 Core có thể chạy nhiều luồng cùng lúc</w:t>
-      </w:r>
-    </w:p>
-    <w:p>
-      <w:pPr>
-        <w:pStyle w:val="ListParagraph"/>
-        <w:numPr>
-          <w:ilvl w:val="0"/>
-          <w:numId w:val="13"/>
-        </w:numPr>
-        <w:rPr>
-          <w:lang w:val="en-US"/>
-        </w:rPr>
-      </w:pPr>
-      <w:r>
-        <w:rPr>
-          <w:lang w:val="en-US"/>
-        </w:rPr>
-        <w:t>Thuộc tính “Base speed” là tần số Clock CPU tiêu chuẩn</w:t>
-      </w:r>
-    </w:p>
-    <w:p>
-      <w:pPr>
-        <w:pStyle w:val="ListParagraph"/>
-        <w:numPr>
-          <w:ilvl w:val="0"/>
-          <w:numId w:val="13"/>
-        </w:numPr>
-        <w:rPr>
-          <w:lang w:val="en-US"/>
-        </w:rPr>
-      </w:pPr>
-      <w:r>
-        <w:rPr>
-          <w:lang w:val="en-US"/>
-        </w:rPr>
-        <w:t>Thuộc tính “Virtualization” Check xem máy bạn có đang cho phép giả lập 1 hệ điều hành khác không</w:t>
-      </w:r>
-    </w:p>
-    <w:p>
-      <w:pPr>
-        <w:pStyle w:val="ListParagraph"/>
-        <w:numPr>
-          <w:ilvl w:val="0"/>
-          <w:numId w:val="13"/>
-        </w:numPr>
-        <w:rPr>
-          <w:lang w:val="en-US"/>
-        </w:rPr>
-      </w:pPr>
-      <w:r>
-        <w:rPr>
-          <w:lang w:val="en-US"/>
-        </w:rPr>
-        <w:t xml:space="preserve">Thuộc tính “Utilization” là </w:t>
-      </w:r>
-      <w:r>
-        <w:rPr>
-          <w:lang w:val="en-US"/>
-        </w:rPr>
-        <w:t>phần trăm thời gian CPU được sử dụng để tính toán, ví dụ trong 100 giây, chỉ sử dụng 1 giây để tính toán trên CPU, thì nó sẽ hiện 1%</w:t>
-      </w:r>
-    </w:p>
-    <w:p>
-      <w:pPr>
-        <w:pStyle w:val="ListParagraph"/>
-        <w:numPr>
-          <w:ilvl w:val="0"/>
-          <w:numId w:val="13"/>
-        </w:numPr>
-        <w:rPr>
-          <w:lang w:val="en-US"/>
-        </w:rPr>
-      </w:pPr>
-      <w:r>
-        <w:rPr>
-          <w:lang w:val="en-US"/>
-        </w:rPr>
-        <w:t>Thuộc tính “Up time” là thời gian đã trôi qua kể từ lần Restart cuối cùng, đéo phải Shut Down</w:t>
-      </w:r>
-    </w:p>
-    <w:p>
-      <w:pPr>
-        <w:pStyle w:val="ListParagraph"/>
-        <w:numPr>
-          <w:ilvl w:val="0"/>
-          <w:numId w:val="13"/>
-        </w:numPr>
-        <w:rPr>
-          <w:lang w:val="en-US"/>
-        </w:rPr>
-      </w:pPr>
-      <w:r>
-        <w:rPr>
-          <w:lang w:val="en-US"/>
-        </w:rPr>
-        <w:t>Tab “Memory”</w:t>
-      </w:r>
-    </w:p>
-    <w:p>
-      <w:pPr>
-        <w:pStyle w:val="ListParagraph"/>
-        <w:numPr>
-          <w:ilvl w:val="0"/>
-          <w:numId w:val="13"/>
-        </w:numPr>
-        <w:rPr>
-          <w:lang w:val="en-US"/>
-        </w:rPr>
-      </w:pPr>
-      <w:r>
-        <w:rPr>
-          <w:lang w:val="en-US"/>
-        </w:rPr>
-        <w:t>Góc phải trên cùng là tổng RAM trong máy, bên dưới là tổng RAM trừ đi lượng RAM dành cho phần cứng = tổng RAM dành cho phần mềm</w:t>
-      </w:r>
-    </w:p>
-    <w:p>
-      <w:pPr>
-        <w:pStyle w:val="ListParagraph"/>
-        <w:numPr>
-          <w:ilvl w:val="0"/>
-          <w:numId w:val="13"/>
-        </w:numPr>
-        <w:rPr>
-          <w:lang w:val="en-US"/>
-        </w:rPr>
-      </w:pPr>
-      <w:r>
-        <w:rPr>
-          <w:lang w:val="en-US"/>
-        </w:rPr>
-        <w:t>Bên dưới chữ “Memory” là = tổng RAM đang được sử dụng bởi phần mềm / tổng RAM dành cho phần mềm</w:t>
-      </w:r>
-    </w:p>
-    <w:p>
-      <w:pPr>
-        <w:pStyle w:val="ListParagraph"/>
-        <w:numPr>
-          <w:ilvl w:val="0"/>
-          <w:numId w:val="13"/>
-        </w:numPr>
-        <w:rPr>
-          <w:lang w:val="en-US"/>
-        </w:rPr>
-      </w:pPr>
-      <w:r>
-        <w:rPr>
-          <w:lang w:val="en-US"/>
-        </w:rPr>
-        <w:t>Đồ thị là của tổng RAM đang được sử dụng bởi phần mềm</w:t>
-      </w:r>
-    </w:p>
-    <w:p>
-      <w:pPr>
-        <w:pStyle w:val="ListParagraph"/>
-        <w:numPr>
-          <w:ilvl w:val="0"/>
-          <w:numId w:val="13"/>
-        </w:numPr>
-        <w:rPr>
-          <w:lang w:val="en-US"/>
-        </w:rPr>
-      </w:pPr>
-      <w:r>
-        <w:rPr>
-          <w:lang w:val="en-US"/>
-        </w:rPr>
-        <w:t>Thuộc tính “In use</w:t>
-      </w:r>
-      <w:r>
-        <w:rPr>
-          <w:lang w:val="en-US"/>
-        </w:rPr>
-        <w:t xml:space="preserve"> (Compressed)</w:t>
-      </w:r>
-      <w:r>
-        <w:rPr>
-          <w:lang w:val="en-US"/>
-        </w:rPr>
-        <w:t>”</w:t>
-      </w:r>
-      <w:r>
-        <w:rPr>
-          <w:lang w:val="en-US"/>
-        </w:rPr>
-        <w:t xml:space="preserve"> là tổng RAM đang được sử dụng bởi phần mềm, số trong ngoặc = lượng RAM đã được nén để cho ra tổng này, nén tức là dữ liệu được nén trước khi viết vào RAM</w:t>
-      </w:r>
-    </w:p>
-    <w:p>
-      <w:pPr>
-        <w:pStyle w:val="ListParagraph"/>
-        <w:numPr>
-          <w:ilvl w:val="0"/>
-          <w:numId w:val="13"/>
-        </w:numPr>
-        <w:rPr>
-          <w:lang w:val="en-US"/>
-        </w:rPr>
-      </w:pPr>
-      <w:r>
-        <w:rPr>
-          <w:lang w:val="en-US"/>
-        </w:rPr>
-        <w:t>Thuộc tính “Available” = lượng RAM còn lại có thể sử dụng</w:t>
-      </w:r>
-    </w:p>
-    <w:p>
-      <w:pPr>
-        <w:pStyle w:val="ListParagraph"/>
-        <w:numPr>
-          <w:ilvl w:val="0"/>
-          <w:numId w:val="13"/>
-        </w:numPr>
-        <w:rPr>
-          <w:lang w:val="en-US"/>
-        </w:rPr>
-      </w:pPr>
-      <w:r>
-        <w:rPr>
-          <w:lang w:val="en-US"/>
-        </w:rPr>
-        <w:t xml:space="preserve">Thuộc tính “Speed” = tần số </w:t>
-      </w:r>
-      <w:r>
-        <w:rPr>
-          <w:lang w:val="en-US"/>
-        </w:rPr>
-        <w:t xml:space="preserve">tối đa </w:t>
-      </w:r>
-      <w:r>
-        <w:rPr>
-          <w:lang w:val="en-US"/>
-        </w:rPr>
-        <w:t xml:space="preserve">truyền dữ liệu từ RAM và vào RAM, nghĩa là số lần </w:t>
-      </w:r>
-      <w:r>
-        <w:rPr>
-          <w:lang w:val="en-US"/>
-        </w:rPr>
-        <w:t xml:space="preserve">tối đa </w:t>
-      </w:r>
-      <w:r>
-        <w:rPr>
-          <w:lang w:val="en-US"/>
-        </w:rPr>
-        <w:t>dữ liệu được đưa vào gửi ra từ RAM trong 1 giây</w:t>
-      </w:r>
-    </w:p>
-    <w:p>
-      <w:pPr>
-        <w:pStyle w:val="ListParagraph"/>
-        <w:numPr>
-          <w:ilvl w:val="0"/>
-          <w:numId w:val="13"/>
-        </w:numPr>
-        <w:rPr>
-          <w:lang w:val="en-US"/>
-        </w:rPr>
-      </w:pPr>
-      <w:r>
-        <w:rPr>
-          <w:lang w:val="en-US"/>
-        </w:rPr>
-        <w:t>Thuộc tính “Slots used” = số thanh khe chứa RAM bạn đang cắm RAM trên tổng số khe chứa</w:t>
-      </w:r>
-    </w:p>
-    <w:p>
-      <w:pPr>
-        <w:pStyle w:val="ListParagraph"/>
-        <w:numPr>
-          <w:ilvl w:val="0"/>
-          <w:numId w:val="13"/>
-        </w:numPr>
-        <w:rPr>
-          <w:lang w:val="en-US"/>
-        </w:rPr>
-      </w:pPr>
-      <w:r>
-        <w:rPr>
-          <w:lang w:val="en-US"/>
-        </w:rPr>
-        <w:t>Thuộc tính “Form factor” cho biết hình dạng của thanh RAM thuộc kiểu nào</w:t>
-      </w:r>
-    </w:p>
-    <w:p>
-      <w:pPr>
-        <w:pStyle w:val="ListParagraph"/>
-        <w:numPr>
-          <w:ilvl w:val="0"/>
-          <w:numId w:val="13"/>
-        </w:numPr>
-        <w:rPr>
-          <w:lang w:val="en-US"/>
-        </w:rPr>
-      </w:pPr>
-      <w:r>
-        <w:rPr>
-          <w:lang w:val="en-US"/>
-        </w:rPr>
-        <w:t>Thuộc tính “Hardware reserved” = tổng RAM dành cho phần cứng</w:t>
-      </w:r>
-    </w:p>
-    <w:p>
-      <w:pPr>
-        <w:pStyle w:val="ListParagraph"/>
-        <w:numPr>
-          <w:ilvl w:val="0"/>
-          <w:numId w:val="13"/>
-        </w:numPr>
-        <w:rPr>
-          <w:lang w:val="en-US"/>
-        </w:rPr>
-      </w:pPr>
-      <w:r>
-        <w:rPr>
-          <w:lang w:val="en-US"/>
-        </w:rPr>
-        <w:t>Thuộc tính “Committed” = tổng RAM đang dùng / tổng RAM đang có, tổng RAM này đã bao gồm tất cả phần cứng, mềm</w:t>
-      </w:r>
-      <w:r>
-        <w:rPr>
-          <w:lang w:val="en-US"/>
-        </w:rPr>
-        <w:t xml:space="preserve">, </w:t>
-      </w:r>
-      <w:r>
-        <w:rPr>
-          <w:lang w:val="en-US"/>
-        </w:rPr>
-        <w:t>SWAP</w:t>
-      </w:r>
-      <w:r>
-        <w:rPr>
-          <w:lang w:val="en-US"/>
-        </w:rPr>
-        <w:t>, …</w:t>
-      </w:r>
-    </w:p>
-    <w:p>
-      <w:pPr>
-        <w:pStyle w:val="ListParagraph"/>
-        <w:numPr>
-          <w:ilvl w:val="0"/>
-          <w:numId w:val="13"/>
-        </w:numPr>
-        <w:rPr>
-          <w:lang w:val="en-US"/>
-        </w:rPr>
-      </w:pPr>
-      <w:r>
-        <w:rPr>
-          <w:lang w:val="en-US"/>
-        </w:rPr>
-        <w:t>Thuộc tính “Cached” = bộ nhớ đệm trong RAM, phần nhớ này dùng để lưu các File hay chương trình được chạy thường xuyên, đỡ mất công phải tải từ đĩa cứng vào mỗi lần</w:t>
-      </w:r>
-    </w:p>
-    <w:p>
-      <w:pPr>
-        <w:pStyle w:val="ListParagraph"/>
-        <w:numPr>
-          <w:ilvl w:val="0"/>
-          <w:numId w:val="13"/>
-        </w:numPr>
-        <w:rPr>
-          <w:lang w:val="en-US"/>
-        </w:rPr>
-      </w:pPr>
-      <w:r>
-        <w:rPr>
-          <w:lang w:val="en-US"/>
-        </w:rPr>
-        <w:t>Thuộc tính “Non-paged pool” = lượng RAM dành cho Kernel hay các chương trình cực quan trọng khác mà máy tính không thể đẩy nó vào SWAP khi RAM thiếu hụt</w:t>
-      </w:r>
-    </w:p>
-    <w:p>
-      <w:pPr>
-        <w:pStyle w:val="ListParagraph"/>
-        <w:numPr>
-          <w:ilvl w:val="0"/>
-          <w:numId w:val="13"/>
-        </w:numPr>
-        <w:rPr>
-          <w:lang w:val="en-US"/>
-        </w:rPr>
-      </w:pPr>
-      <w:r>
-        <w:rPr>
-          <w:lang w:val="en-US"/>
-        </w:rPr>
-        <w:t xml:space="preserve">Thuộc tính “Paged pool” = </w:t>
-      </w:r>
-      <w:r>
-        <w:rPr>
-          <w:lang w:val="en-US"/>
-        </w:rPr>
-        <w:t>kích thước SWAP</w:t>
-      </w:r>
-    </w:p>
-    <w:p>
-      <w:pPr>
-        <w:pStyle w:val="ListParagraph"/>
-        <w:numPr>
-          <w:ilvl w:val="0"/>
-          <w:numId w:val="19"/>
-        </w:numPr>
-        <w:rPr>
-          <w:lang w:val="en-US"/>
-        </w:rPr>
-      </w:pPr>
-      <w:r>
-        <w:rPr>
-          <w:lang w:val="en-US"/>
-        </w:rPr>
-        <w:t>Chương Trình (Processes)?</w:t>
-      </w:r>
-    </w:p>
-    <w:p>
-      <w:pPr>
-        <w:pStyle w:val="ListParagraph"/>
-        <w:numPr>
-          <w:ilvl w:val="0"/>
-          <w:numId w:val="13"/>
-        </w:numPr>
-        <w:rPr>
-          <w:lang w:val="en-US"/>
-        </w:rPr>
-      </w:pPr>
-      <w:r>
-        <w:rPr>
-          <w:lang w:val="en-US"/>
-        </w:rPr>
-        <w:t>Vào Tab “Processes”, tại đây liệt kê toàn bộ các chương trình đang chạy</w:t>
-      </w:r>
-    </w:p>
-    <w:p>
-      <w:pPr>
-        <w:pStyle w:val="ListParagraph"/>
-        <w:numPr>
-          <w:ilvl w:val="0"/>
-          <w:numId w:val="13"/>
-        </w:numPr>
-        <w:rPr>
-          <w:lang w:val="en-US"/>
-        </w:rPr>
-      </w:pPr>
-      <w:r>
-        <w:rPr>
-          <w:lang w:val="en-US"/>
-        </w:rPr>
-        <w:t>Có 3 loại chương trình</w:t>
-      </w:r>
-    </w:p>
-    <w:p>
-      <w:pPr>
-        <w:pStyle w:val="ListParagraph"/>
-        <w:numPr>
-          <w:ilvl w:val="0"/>
-          <w:numId w:val="13"/>
-        </w:numPr>
-        <w:rPr>
-          <w:lang w:val="en-US"/>
-        </w:rPr>
-      </w:pPr>
-      <w:r>
-        <w:rPr>
-          <w:lang w:val="en-US"/>
-        </w:rPr>
-        <w:t>Loại 1, ứng dụng (Apps)</w:t>
-      </w:r>
-    </w:p>
-    <w:p>
-      <w:pPr>
-        <w:pStyle w:val="ListParagraph"/>
-        <w:numPr>
-          <w:ilvl w:val="0"/>
-          <w:numId w:val="13"/>
-        </w:numPr>
-        <w:rPr>
-          <w:lang w:val="en-US"/>
-        </w:rPr>
-      </w:pPr>
-      <w:r>
-        <w:rPr>
-          <w:lang w:val="en-US"/>
-        </w:rPr>
-        <w:lastRenderedPageBreak/>
-        <w:t>Loại 2, nền (Background processes)</w:t>
-      </w:r>
-    </w:p>
-    <w:p>
-      <w:pPr>
-        <w:pStyle w:val="ListParagraph"/>
-        <w:numPr>
-          <w:ilvl w:val="0"/>
-          <w:numId w:val="13"/>
-        </w:numPr>
-        <w:rPr>
-          <w:lang w:val="en-US"/>
-        </w:rPr>
-      </w:pPr>
-      <w:r>
-        <w:rPr>
-          <w:lang w:val="en-US"/>
-        </w:rPr>
-        <w:t>Loại 3, hệ thống (Windows processes)</w:t>
-      </w:r>
-    </w:p>
-    <w:p>
-      <w:pPr>
-        <w:pStyle w:val="ListParagraph"/>
-        <w:numPr>
-          <w:ilvl w:val="0"/>
-          <w:numId w:val="13"/>
-        </w:numPr>
-        <w:rPr>
-          <w:lang w:val="en-US"/>
-        </w:rPr>
-      </w:pPr>
-      <w:r>
-        <w:rPr>
-          <w:lang w:val="en-US"/>
-        </w:rPr>
-        <w:t>Cột “Status” cho biết trạng thái hiện tại của Process, liệu nó có chạy bình thường, hay đang bị tạm hoãn, hay bị giới hạn lượng tài nguyên có thể truy cập</w:t>
-      </w:r>
-    </w:p>
-    <w:p>
-      <w:pPr>
-        <w:pStyle w:val="ListParagraph"/>
-        <w:numPr>
-          <w:ilvl w:val="0"/>
-          <w:numId w:val="13"/>
-        </w:numPr>
-        <w:rPr>
-          <w:lang w:val="en-US"/>
-        </w:rPr>
-      </w:pPr>
-      <w:r>
-        <w:rPr>
-          <w:lang w:val="en-US"/>
-        </w:rPr>
-        <w:t>Cột ”CPU” cho biết phần trăm thời gian Process sử dụng CPU để tính toán</w:t>
-      </w:r>
-      <w:r>
-        <w:rPr>
-          <w:lang w:val="en-US"/>
-        </w:rPr>
-        <w:t>, số ở trên chữ “CPU” = tổng của tất cả Process</w:t>
-      </w:r>
-    </w:p>
-    <w:p>
-      <w:pPr>
-        <w:pStyle w:val="ListParagraph"/>
-        <w:numPr>
-          <w:ilvl w:val="0"/>
-          <w:numId w:val="13"/>
-        </w:numPr>
-        <w:rPr>
-          <w:lang w:val="en-US"/>
-        </w:rPr>
-      </w:pPr>
-      <w:r>
-        <w:rPr>
-          <w:lang w:val="en-US"/>
-        </w:rPr>
-        <w:t>Cột “Memory” cho biết dung lượng Process chiếm trong RAM, số trên chữ “Memory” = tổng phần trăm RAM đang bị chiếm</w:t>
-      </w:r>
-    </w:p>
-    <w:p>
-      <w:pPr>
-        <w:pStyle w:val="ListParagraph"/>
-        <w:numPr>
-          <w:ilvl w:val="0"/>
-          <w:numId w:val="13"/>
-        </w:numPr>
-        <w:rPr>
-          <w:lang w:val="en-US"/>
-        </w:rPr>
-      </w:pPr>
-      <w:r>
-        <w:rPr>
-          <w:lang w:val="en-US"/>
-        </w:rPr>
-        <w:t>Cột “Disk” cho biết tốc độ đọc ghi vào đĩa cứng của Process thời điểm hiện tại</w:t>
-      </w:r>
-      <w:r>
-        <w:rPr>
-          <w:lang w:val="en-US"/>
-        </w:rPr>
-        <w:t>, số trễn chữ “Disk” =</w:t>
-      </w:r>
-      <w:r>
-        <w:rPr>
-          <w:lang w:val="en-US"/>
-        </w:rPr>
-        <w:t xml:space="preserve"> phần trăm</w:t>
-      </w:r>
-      <w:r>
-        <w:rPr>
-          <w:lang w:val="en-US"/>
-        </w:rPr>
-        <w:t xml:space="preserve"> </w:t>
-      </w:r>
-      <w:r>
-        <w:rPr>
-          <w:lang w:val="en-US"/>
-        </w:rPr>
-        <w:t>thời gian mà có hoạt động đọc ghi trên đĩa cứng, ví dụ trong 100 giây, ta chỉ dành 1 giây để ghi vào đĩa cứng, thì nó hiện 1%</w:t>
-      </w:r>
-    </w:p>
-    <w:p>
-      <w:pPr>
-        <w:pStyle w:val="ListParagraph"/>
-        <w:numPr>
-          <w:ilvl w:val="0"/>
-          <w:numId w:val="13"/>
-        </w:numPr>
-        <w:rPr>
-          <w:lang w:val="en-US"/>
-        </w:rPr>
-      </w:pPr>
-      <w:r>
-        <w:rPr>
-          <w:lang w:val="en-US"/>
-        </w:rPr>
-        <w:t xml:space="preserve">Cột “Network” cho biết tốc độ dữ liệu từ Internet được gửi vào máy bạn hoặc từ máy bạn vào Internet thông qua Process, số trên chữ “Network” = </w:t>
-      </w:r>
-      <w:r>
-        <w:rPr>
-          <w:lang w:val="en-US"/>
-        </w:rPr>
-        <w:t>phần trăm thời gian mà có hoạt động truyền tải dữ liệu, ví dụ trong 100 giây, ta chỉ dành 1 giây để truyền tải dữ liệu, thì nó hiện 1%</w:t>
-      </w:r>
-    </w:p>
-    <w:p>
-      <w:pPr>
-        <w:rPr>
-          <w:lang w:val="en-US"/>
-        </w:rPr>
-      </w:pPr>
-    </w:p>
-    <w:p>
-      <w:pPr>
-        <w:rPr>
-          <w:lang w:val="en-US"/>
-        </w:rPr>
-      </w:pPr>
-      <w:r>
-        <w:rPr>
-          <w:lang w:val="en-US"/>
-        </w:rPr>
-        <w:t>Environment Variable</w:t>
-      </w:r>
-      <w:r>
-        <w:rPr>
-          <w:lang w:val="en-US"/>
-        </w:rPr>
-        <w:t xml:space="preserve"> – Biến Môi Trường:</w:t>
-      </w:r>
-    </w:p>
-    <w:p>
-      <w:pPr>
-        <w:pStyle w:val="ListParagraph"/>
-        <w:numPr>
-          <w:ilvl w:val="0"/>
-          <w:numId w:val="5"/>
-        </w:numPr>
-        <w:rPr>
-          <w:lang w:val="en-US"/>
-        </w:rPr>
-      </w:pPr>
-      <w:r>
-        <w:rPr>
-          <w:lang w:val="en-US"/>
-        </w:rPr>
-        <w:t>Nơi Truy Cập</w:t>
-      </w:r>
-      <w:r>
-        <w:rPr>
-          <w:lang w:val="en-US"/>
-        </w:rPr>
-        <w:t>?</w:t>
-      </w:r>
-    </w:p>
-    <w:p>
-      <w:pPr>
-        <w:pStyle w:val="ListParagraph"/>
-        <w:numPr>
-          <w:ilvl w:val="0"/>
-          <w:numId w:val="3"/>
-        </w:numPr>
-        <w:rPr>
-          <w:lang w:val="en-US"/>
-        </w:rPr>
-      </w:pPr>
-      <w:r>
-        <w:rPr>
-          <w:lang w:val="en-US"/>
-        </w:rPr>
-        <w:t xml:space="preserve">Vào Start + </w:t>
-      </w:r>
-      <w:r>
-        <w:rPr>
-          <w:lang w:val="en-US"/>
-        </w:rPr>
-        <w:t>p</w:t>
-      </w:r>
-      <w:r>
-        <w:rPr>
-          <w:lang w:val="en-US"/>
-        </w:rPr>
-        <w:t xml:space="preserve">hải chuột Computer chọn Properties + </w:t>
-      </w:r>
-      <w:r>
-        <w:rPr>
-          <w:lang w:val="en-US"/>
-        </w:rPr>
-        <w:t>C</w:t>
-      </w:r>
-      <w:r>
-        <w:rPr>
-          <w:lang w:val="en-US"/>
-        </w:rPr>
-        <w:t xml:space="preserve">lick Advanced System Settings + </w:t>
-      </w:r>
-      <w:r>
-        <w:rPr>
-          <w:lang w:val="en-US"/>
-        </w:rPr>
-        <w:t>v</w:t>
-      </w:r>
-      <w:r>
-        <w:rPr>
-          <w:lang w:val="en-US"/>
-        </w:rPr>
-        <w:t xml:space="preserve">ào Tab Advanced + </w:t>
-      </w:r>
-      <w:r>
-        <w:rPr>
-          <w:lang w:val="en-US"/>
-        </w:rPr>
-        <w:t>C</w:t>
-      </w:r>
-      <w:r>
-        <w:rPr>
-          <w:lang w:val="en-US"/>
-        </w:rPr>
-        <w:t>lick Environment Variables</w:t>
-      </w:r>
-    </w:p>
-    <w:p>
-      <w:pPr>
-        <w:pStyle w:val="ListParagraph"/>
-        <w:numPr>
-          <w:ilvl w:val="0"/>
-          <w:numId w:val="5"/>
-        </w:numPr>
-        <w:rPr>
-          <w:lang w:val="en-US"/>
-        </w:rPr>
-      </w:pPr>
-      <w:r>
-        <w:rPr>
-          <w:lang w:val="en-US"/>
-        </w:rPr>
-        <w:t>Cơ Chế Hoạt Động Của Biến Môi Trường?</w:t>
-      </w:r>
-    </w:p>
-    <w:p>
-      <w:pPr>
-        <w:pStyle w:val="ListParagraph"/>
-        <w:numPr>
-          <w:ilvl w:val="0"/>
-          <w:numId w:val="3"/>
-        </w:numPr>
-        <w:rPr>
-          <w:lang w:val="en-US"/>
-        </w:rPr>
-      </w:pPr>
-      <w:r>
-        <w:rPr>
-          <w:lang w:val="en-US"/>
-        </w:rPr>
-        <w:t>Chương trình bất kì có thể truy cập vào biến môi trường và lấy giá trị của nó để sử dụng</w:t>
-      </w:r>
-    </w:p>
-    <w:p>
-      <w:pPr>
-        <w:pStyle w:val="ListParagraph"/>
-        <w:numPr>
-          <w:ilvl w:val="0"/>
-          <w:numId w:val="5"/>
-        </w:numPr>
-        <w:rPr>
-          <w:lang w:val="en-US"/>
-        </w:rPr>
-      </w:pPr>
-      <w:r>
-        <w:rPr>
-          <w:lang w:val="en-US"/>
-        </w:rPr>
         <w:t>Biến Path Thuộc Loại Biến Người Dùng Và PATH Thuộc Loại Biến Hệ Thống Có Tác Dụng Gì?</w:t>
       </w:r>
     </w:p>
@@ -4254,7 +4646,6 @@
         <w:rPr>
           <w:lang w:val="en-US"/>
         </w:rPr>
-        <w:lastRenderedPageBreak/>
         <w:t>Tại Sao Có 1 Số Thư Mục Bị Ẩn?</w:t>
       </w:r>
     </w:p>
@@ -4648,6 +5039,7 @@
         <w:rPr>
           <w:lang w:val="en-US"/>
         </w:rPr>
+        <w:lastRenderedPageBreak/>
         <w:t>Bản chất là nó sẽ thực hiện câu lệnh “echo &lt;Dòng Văn Bản&gt;” như bình thường, sau đó những gì được in ra màn hình CMD sẽ được đưa vào File</w:t>
       </w:r>
     </w:p>
@@ -5734,6 +6126,7 @@
         <w:rPr>
           <w:lang w:val="en-US"/>
         </w:rPr>
+        <w:lastRenderedPageBreak/>
         <w:t>for /f "delims=" %%</w:t>
       </w:r>
       <w:r>
@@ -6120,7 +6513,6 @@
         <w:rPr>
           <w:lang w:val="en-US"/>
         </w:rPr>
-        <w:lastRenderedPageBreak/>
         <w:t>Ví dụ</w:t>
       </w:r>
     </w:p>
@@ -6495,6 +6887,7 @@
         <w:rPr>
           <w:lang w:val="en-US"/>
         </w:rPr>
+        <w:lastRenderedPageBreak/>
         <w:t>Cách Chạy 1 Chương Trình Với Quyền Quản Trị Mãi Mãi Cho Tới Khi Ta Tắt?</w:t>
       </w:r>
     </w:p>
@@ -6873,7 +7266,6 @@
         <w:rPr>
           <w:lang w:val="en-US"/>
         </w:rPr>
-        <w:lastRenderedPageBreak/>
         <w:t>Nháy phải chuột tại nơi muốn tạo + chọn “New” + Click “Shortcut”</w:t>
       </w:r>
       <w:r>
@@ -7644,7 +8036,6 @@
         <w:rPr>
           <w:lang w:val="en-US"/>
         </w:rPr>
-        <w:lastRenderedPageBreak/>
         <w:t>e</w:t>
       </w:r>
       <w:r>
@@ -8143,6 +8534,7 @@
         <w:rPr>
           <w:lang w:val="en-US"/>
         </w:rPr>
+        <w:lastRenderedPageBreak/>
         <w:t>&lt;Code Ở Giữa&gt;</w:t>
       </w:r>
     </w:p>
@@ -8569,7 +8961,6 @@
         <w:rPr>
           <w:lang w:val="en-US"/>
         </w:rPr>
-        <w:lastRenderedPageBreak/>
         <w:t>Biến có tên “%cuc%” có giá trị là “5”</w:t>
       </w:r>
     </w:p>
@@ -9152,6 +9543,7 @@
         <w:rPr>
           <w:lang w:val="en-US"/>
         </w:rPr>
+        <w:lastRenderedPageBreak/>
         <w:t>Ví dụ</w:t>
       </w:r>
     </w:p>
@@ -9615,7 +10007,6 @@
         <w:rPr>
           <w:lang w:val="en-US"/>
         </w:rPr>
-        <w:lastRenderedPageBreak/>
         <w:t xml:space="preserve">%systemroot%\explorer.exe </w:t>
       </w:r>
       <w:r>
@@ -10078,6 +10469,7 @@
         <w:rPr>
           <w:lang w:val="en-US"/>
         </w:rPr>
+        <w:lastRenderedPageBreak/>
         <w:t>Câu lệnh này sẽ chuyển &lt;Tên Miền&gt; thành địa chỉ IP tương ứng thông qua DNS, sau đó gửi 1 gói tin 32 Bytes đến Host có địa chỉ IP này, Host sau khi nhận được sẽ trả về 1 gói tin y chang, gửi tin và phản hồi tin 4 lần, trên CMD sẽ có thông tin về khoảng thời gian giữa lúc gửi đi và nhận lại mỗi lần, đồng thời Show cả địa chỉ IP của trang Web</w:t>
       </w:r>
     </w:p>

--- a/batch.docx
+++ b/batch.docx
@@ -869,6 +869,42 @@
           <w:lang w:val="en-US"/>
         </w:rPr>
         <w:t>Đặt “::” ở đầu dòng</w:t>
+      </w:r>
+    </w:p>
+    <w:p>
+      <w:pPr>
+        <w:pStyle w:val="ListParagraph"/>
+        <w:numPr>
+          <w:ilvl w:val="0"/>
+          <w:numId w:val="2"/>
+        </w:numPr>
+        <w:rPr>
+          <w:lang w:val="en-US"/>
+        </w:rPr>
+      </w:pPr>
+      <w:r>
+        <w:rPr>
+          <w:lang w:val="en-US"/>
+        </w:rPr>
+        <w:t>Cách Chạy File EXE Sao Cho Nó Không Đóng Lại Tức Khắc?</w:t>
+      </w:r>
+    </w:p>
+    <w:p>
+      <w:pPr>
+        <w:pStyle w:val="ListParagraph"/>
+        <w:numPr>
+          <w:ilvl w:val="0"/>
+          <w:numId w:val="3"/>
+        </w:numPr>
+        <w:rPr>
+          <w:lang w:val="en-US"/>
+        </w:rPr>
+      </w:pPr>
+      <w:r>
+        <w:rPr>
+          <w:lang w:val="en-US"/>
+        </w:rPr>
+        <w:t>Chạy = CMD, tức là thay vì Double Click thì mở CMD rồi gõ tên File lên chạy</w:t>
       </w:r>
     </w:p>
     <w:p>
@@ -1408,7 +1444,14 @@
         <w:rPr>
           <w:lang w:val="en-US"/>
         </w:rPr>
-        <w:t>, thiết bị này có thể là đĩa cứng, USB, …, nếu có nhiều thiết bị cùng lúc thì chọn cái có độ ưu tiên cao nhất, thứ tự ưu tiên bạn có thể chỉnh sửa thông qua giao diện BIOS</w:t>
+        <w:t xml:space="preserve">, thiết bị này có thể là đĩa cứng, USB, …, nếu có nhiều thiết bị cùng lúc thì chọn cái có độ ưu tiên cao nhất, thứ tự ưu tiên bạn có thể chỉnh sửa thông qua giao diện </w:t>
+      </w:r>
+      <w:r>
+        <w:rPr>
+          <w:lang w:val="en-US"/>
+        </w:rPr>
+        <w:lastRenderedPageBreak/>
+        <w:t>BIOS</w:t>
       </w:r>
       <w:r>
         <w:rPr>
@@ -1444,44 +1487,518 @@
         <w:rPr>
           <w:lang w:val="en-US"/>
         </w:rPr>
+        <w:t>Bước 5, thiết bị được chọn tiến hành tải</w:t>
+      </w:r>
+      <w:r>
+        <w:rPr>
+          <w:lang w:val="en-US"/>
+        </w:rPr>
+        <w:t xml:space="preserve"> Kernel của hệ điều hành vào RAM, Kernel thực chất là 1 chương trình hay 1 dãy các Instruction có tác dụng quản lí tài nguyên, …</w:t>
+      </w:r>
+    </w:p>
+    <w:p>
+      <w:pPr>
+        <w:pStyle w:val="ListParagraph"/>
+        <w:numPr>
+          <w:ilvl w:val="0"/>
+          <w:numId w:val="3"/>
+        </w:numPr>
+        <w:rPr>
+          <w:lang w:val="en-US"/>
+        </w:rPr>
+      </w:pPr>
+      <w:r>
+        <w:rPr>
+          <w:lang w:val="en-US"/>
+        </w:rPr>
+        <w:t>Bước 6, CPU tiến hành chạy Instruction đầu tiên</w:t>
+      </w:r>
+      <w:r>
+        <w:rPr>
+          <w:lang w:val="en-US"/>
+        </w:rPr>
+        <w:t xml:space="preserve"> trong Kernel</w:t>
+      </w:r>
+      <w:r>
+        <w:rPr>
+          <w:lang w:val="en-US"/>
+        </w:rPr>
+        <w:t>, và những gì sau đó như những gì bạn mong đợi</w:t>
+      </w:r>
+    </w:p>
+    <w:p>
+      <w:pPr>
+        <w:pStyle w:val="ListParagraph"/>
+        <w:numPr>
+          <w:ilvl w:val="0"/>
+          <w:numId w:val="12"/>
+        </w:numPr>
+        <w:rPr>
+          <w:lang w:val="en-US"/>
+        </w:rPr>
+      </w:pPr>
+      <w:r>
+        <w:rPr>
+          <w:lang w:val="en-US"/>
+        </w:rPr>
+        <w:t>BIOS?</w:t>
+      </w:r>
+    </w:p>
+    <w:p>
+      <w:pPr>
+        <w:pStyle w:val="ListParagraph"/>
+        <w:numPr>
+          <w:ilvl w:val="0"/>
+          <w:numId w:val="13"/>
+        </w:numPr>
+        <w:rPr>
+          <w:lang w:val="en-US"/>
+        </w:rPr>
+      </w:pPr>
+      <w:r>
+        <w:rPr>
+          <w:lang w:val="en-US"/>
+        </w:rPr>
+        <w:t>Để mở BIOS, khi máy tính đang khởi động, ví dụ màn hình hiện “MSI”, thì nhấn phím “Delete”</w:t>
+      </w:r>
+    </w:p>
+    <w:p>
+      <w:pPr>
+        <w:pStyle w:val="ListParagraph"/>
+        <w:numPr>
+          <w:ilvl w:val="0"/>
+          <w:numId w:val="13"/>
+        </w:numPr>
+        <w:rPr>
+          <w:lang w:val="en-US"/>
+        </w:rPr>
+      </w:pPr>
+      <w:r>
+        <w:rPr>
+          <w:lang w:val="en-US"/>
+        </w:rPr>
+        <w:t>Để đổi thứ tự ưu tiên thiết bị dùng để Boot</w:t>
+      </w:r>
+    </w:p>
+    <w:p>
+      <w:pPr>
+        <w:pStyle w:val="ListParagraph"/>
+        <w:numPr>
+          <w:ilvl w:val="0"/>
+          <w:numId w:val="13"/>
+        </w:numPr>
+        <w:rPr>
+          <w:lang w:val="en-US"/>
+        </w:rPr>
+      </w:pPr>
+      <w:r>
+        <w:rPr>
+          <w:lang w:val="en-US"/>
+        </w:rPr>
+        <w:t xml:space="preserve">Vào Tab “Boot” + </w:t>
+      </w:r>
+      <w:r>
+        <w:rPr>
+          <w:lang w:val="en-US"/>
+        </w:rPr>
+        <w:t>ở đây sẽ hiện các dòng “Boot Option #x”, với x từ 1 đến 4, 1 có độ ưu tiên cao nhất, có 4 loại thiết bị, trong đó quan trọng là đĩa cứng trong máy ứng với “</w:t>
+      </w:r>
+      <w:r>
+        <w:rPr>
+          <w:lang w:val="en-US"/>
+        </w:rPr>
+        <w:t>Windows…”</w:t>
+      </w:r>
+      <w:r>
+        <w:rPr>
+          <w:lang w:val="en-US"/>
+        </w:rPr>
+        <w:t xml:space="preserve"> và USB ngoài</w:t>
+      </w:r>
+      <w:r>
+        <w:rPr>
+          <w:lang w:val="en-US"/>
+        </w:rPr>
+        <w:t xml:space="preserve"> ứng với “USB Hard Disk…”, </w:t>
+      </w:r>
+      <w:r>
+        <w:rPr>
+          <w:lang w:val="en-US"/>
+        </w:rPr>
+        <w:t xml:space="preserve">mỗi loại sẽ có thể có nhiều hệ điều hành trên nó đang khả dụng, để xem thứ tự độ ưu tiên hệ điều hành trong mỗi loại, Double Click vào </w:t>
+      </w:r>
+      <w:r>
+        <w:rPr>
+          <w:lang w:val="en-US"/>
+        </w:rPr>
+        <w:t xml:space="preserve">các </w:t>
+      </w:r>
+      <w:r>
+        <w:rPr>
+          <w:lang w:val="en-US"/>
+        </w:rPr>
+        <w:t xml:space="preserve">mục bên dưới </w:t>
+      </w:r>
+      <w:r>
+        <w:rPr>
+          <w:lang w:val="en-US"/>
+        </w:rPr>
+        <w:t>cùng, để đổi thứ tự thì Double Click vào 1 phần tử rồi chọn phần tử khác, khi này 2 phần tử sẽ tráo vị trí</w:t>
+      </w:r>
+    </w:p>
+    <w:p>
+      <w:pPr>
+        <w:pStyle w:val="ListParagraph"/>
+        <w:numPr>
+          <w:ilvl w:val="0"/>
+          <w:numId w:val="13"/>
+        </w:numPr>
+        <w:rPr>
+          <w:lang w:val="en-US"/>
+        </w:rPr>
+      </w:pPr>
+      <w:r>
+        <w:rPr>
+          <w:lang w:val="en-US"/>
+        </w:rPr>
+        <w:t>Thiết bị không có chức năng Boot sẽ không đượt liệt kê</w:t>
+      </w:r>
+    </w:p>
+    <w:p>
+      <w:pPr>
+        <w:pStyle w:val="ListParagraph"/>
+        <w:numPr>
+          <w:ilvl w:val="0"/>
+          <w:numId w:val="13"/>
+        </w:numPr>
+        <w:rPr>
+          <w:lang w:val="en-US"/>
+        </w:rPr>
+      </w:pPr>
+      <w:r>
+        <w:rPr>
+          <w:lang w:val="en-US"/>
+        </w:rPr>
+        <w:t>Để xác nhận các chỉnh sửa trong BIOS và khởi động lại máy</w:t>
+      </w:r>
+    </w:p>
+    <w:p>
+      <w:pPr>
+        <w:pStyle w:val="ListParagraph"/>
+        <w:numPr>
+          <w:ilvl w:val="0"/>
+          <w:numId w:val="13"/>
+        </w:numPr>
+        <w:rPr>
+          <w:lang w:val="en-US"/>
+        </w:rPr>
+      </w:pPr>
+      <w:r>
+        <w:rPr>
+          <w:lang w:val="en-US"/>
+        </w:rPr>
+        <w:t>Vào Tab “Save &amp; Exit” + Double Click “Save Changes and Reset” + Click “Yes”</w:t>
+      </w:r>
+    </w:p>
+    <w:p>
+      <w:pPr>
+        <w:pStyle w:val="ListParagraph"/>
+        <w:numPr>
+          <w:ilvl w:val="0"/>
+          <w:numId w:val="12"/>
+        </w:numPr>
+        <w:rPr>
+          <w:lang w:val="en-US"/>
+        </w:rPr>
+      </w:pPr>
+      <w:r>
+        <w:rPr>
+          <w:lang w:val="en-US"/>
+        </w:rPr>
+        <w:t>DOS (Disk Operating System) Khác Gì Windows?</w:t>
+      </w:r>
+    </w:p>
+    <w:p>
+      <w:pPr>
+        <w:pStyle w:val="ListParagraph"/>
+        <w:numPr>
+          <w:ilvl w:val="0"/>
+          <w:numId w:val="13"/>
+        </w:numPr>
+        <w:rPr>
+          <w:lang w:val="en-US"/>
+        </w:rPr>
+      </w:pPr>
+      <w:r>
+        <w:rPr>
+          <w:lang w:val="en-US"/>
+        </w:rPr>
+        <w:t>DOS là hệ điều hành 1 người dùng, giao diện như CMD</w:t>
+      </w:r>
+    </w:p>
+    <w:p>
+      <w:pPr>
+        <w:pStyle w:val="ListParagraph"/>
+        <w:numPr>
+          <w:ilvl w:val="0"/>
+          <w:numId w:val="13"/>
+        </w:numPr>
+        <w:rPr>
+          <w:lang w:val="en-US"/>
+        </w:rPr>
+      </w:pPr>
+      <w:r>
+        <w:rPr>
+          <w:lang w:val="en-US"/>
+        </w:rPr>
+        <w:t>Window là hệ điều hành nhiều người dùng, giao diện đồ họa</w:t>
+      </w:r>
+    </w:p>
+    <w:p>
+      <w:pPr>
+        <w:pStyle w:val="ListParagraph"/>
+        <w:numPr>
+          <w:ilvl w:val="0"/>
+          <w:numId w:val="12"/>
+        </w:numPr>
+        <w:rPr>
+          <w:lang w:val="en-US"/>
+        </w:rPr>
+      </w:pPr>
+      <w:r>
+        <w:rPr>
+          <w:lang w:val="en-US"/>
+        </w:rPr>
+        <w:t>Cách Phân Vùng Ổ Cứng?</w:t>
+      </w:r>
+    </w:p>
+    <w:p>
+      <w:pPr>
+        <w:pStyle w:val="ListParagraph"/>
+        <w:numPr>
+          <w:ilvl w:val="0"/>
+          <w:numId w:val="13"/>
+        </w:numPr>
+        <w:rPr>
+          <w:lang w:val="en-US"/>
+        </w:rPr>
+      </w:pPr>
+      <w:r>
+        <w:rPr>
+          <w:lang w:val="en-US"/>
+        </w:rPr>
+        <w:t>Bản chất ví dụ ổ C có dung lượng 200 GB, đã dùng 150 GB, thì 50 GB còn lại, ta được phép lấy từ 0 đến hết để tạo thành ổ mới, ví dụ lấy 30 GB trong 50 GB này để làm ổ mới</w:t>
+      </w:r>
+    </w:p>
+    <w:p>
+      <w:pPr>
+        <w:pStyle w:val="ListParagraph"/>
+        <w:numPr>
+          <w:ilvl w:val="0"/>
+          <w:numId w:val="13"/>
+        </w:numPr>
+        <w:rPr>
+          <w:lang w:val="en-US"/>
+        </w:rPr>
+      </w:pPr>
+      <w:r>
+        <w:rPr>
+          <w:lang w:val="en-US"/>
+        </w:rPr>
+        <w:t>Chuột phải vào “This PC” + chọn “Disk Management” + chọn ô mà bên trên có dải xanh và có tên là ổ bạn muốn phân vùng + chuột phải + chọn “Shrink Volumn” + nhập số MB mà bạn muốn lấy ra để làm ổ mới + Click “Shrink” + khi này sẽ có ô mới xuất hiện bên cạnh nhưng với dải đen bên trên</w:t>
+      </w:r>
+      <w:r>
+        <w:rPr>
+          <w:lang w:val="en-US"/>
+        </w:rPr>
+        <w:t xml:space="preserve"> nghĩa là hiện tại vùng bộ nhớ này vẫn tồn tại đó nhưng đéo được dùng</w:t>
+      </w:r>
+      <w:r>
+        <w:rPr>
+          <w:lang w:val="en-US"/>
+        </w:rPr>
+        <w:t xml:space="preserve"> + chọn nó rồi phải chuột + chọn “New Simple Volumn” + chọn “Next” 3 lần + đặt mô tả cho ổ mới + chọn “Next” + chọn “Finish”</w:t>
+      </w:r>
+    </w:p>
+    <w:p>
+      <w:pPr>
+        <w:pStyle w:val="ListParagraph"/>
+        <w:numPr>
+          <w:ilvl w:val="0"/>
+          <w:numId w:val="13"/>
+        </w:numPr>
+        <w:rPr>
+          <w:lang w:val="en-US"/>
+        </w:rPr>
+      </w:pPr>
+      <w:r>
+        <w:rPr>
+          <w:lang w:val="en-US"/>
+        </w:rPr>
+        <w:t>Như vậy ta đã tạo thành công ổ mới</w:t>
+      </w:r>
+    </w:p>
+    <w:p>
+      <w:pPr>
+        <w:pStyle w:val="ListParagraph"/>
+        <w:numPr>
+          <w:ilvl w:val="0"/>
+          <w:numId w:val="12"/>
+        </w:numPr>
+        <w:rPr>
+          <w:lang w:val="en-US"/>
+        </w:rPr>
+      </w:pPr>
+      <w:r>
+        <w:rPr>
+          <w:lang w:val="en-US"/>
+        </w:rPr>
+        <w:t>Cách Hợp Các Phân Vùng Ổ Cứng?</w:t>
+      </w:r>
+    </w:p>
+    <w:p>
+      <w:pPr>
+        <w:pStyle w:val="ListParagraph"/>
+        <w:numPr>
+          <w:ilvl w:val="0"/>
+          <w:numId w:val="13"/>
+        </w:numPr>
+        <w:rPr>
+          <w:lang w:val="en-US"/>
+        </w:rPr>
+      </w:pPr>
+      <w:r>
+        <w:rPr>
+          <w:lang w:val="en-US"/>
+        </w:rPr>
+        <w:t>Tại giao diện Disk Management, chọn ổ mà bạn muốn hợp nó vào ổ chính + chuột phải + chọn “Delete Volumn” + khi này phần bộ nhớ này sẽ được tự do nghĩa là tất cả dữ liệu trong nó sẽ mất hết và bạn đéo thể dùng phần bộ nhớ này + chọn ổ chính + phải chuột + chọn “Extend Volumn” + chọn “Next” 2 lần + Click “Finish”</w:t>
+      </w:r>
+    </w:p>
+    <w:p>
+      <w:pPr>
+        <w:pStyle w:val="ListParagraph"/>
+        <w:numPr>
+          <w:ilvl w:val="0"/>
+          <w:numId w:val="13"/>
+        </w:numPr>
+        <w:rPr>
+          <w:lang w:val="en-US"/>
+        </w:rPr>
+      </w:pPr>
+      <w:r>
+        <w:rPr>
+          <w:lang w:val="en-US"/>
+        </w:rPr>
+        <w:t>Khi này, ổ chính sẽ chiếm phần bộ nhớ tự do kia</w:t>
+      </w:r>
+    </w:p>
+    <w:p>
+      <w:pPr>
+        <w:pStyle w:val="ListParagraph"/>
+        <w:numPr>
+          <w:ilvl w:val="0"/>
+          <w:numId w:val="12"/>
+        </w:numPr>
+        <w:rPr>
+          <w:lang w:val="en-US"/>
+        </w:rPr>
+      </w:pPr>
+      <w:r>
+        <w:rPr>
+          <w:lang w:val="en-US"/>
+        </w:rPr>
+        <w:t>Phím Tắt Để Di Chuyển Qua Lại Giữa Các Cửa Sổ?</w:t>
+      </w:r>
+    </w:p>
+    <w:p>
+      <w:pPr>
+        <w:pStyle w:val="ListParagraph"/>
+        <w:numPr>
+          <w:ilvl w:val="0"/>
+          <w:numId w:val="13"/>
+        </w:numPr>
+        <w:rPr>
+          <w:lang w:val="en-US"/>
+        </w:rPr>
+      </w:pPr>
+      <w:r>
+        <w:rPr>
+          <w:lang w:val="en-US"/>
+        </w:rPr>
+        <w:t>Nhấn giữ “Alt”, sau đó nhấn “Tab” nhiều lần cho đến khi gặp cửa sổ mong muốn</w:t>
+      </w:r>
+    </w:p>
+    <w:p>
+      <w:pPr>
+        <w:pStyle w:val="ListParagraph"/>
+        <w:numPr>
+          <w:ilvl w:val="0"/>
+          <w:numId w:val="12"/>
+        </w:numPr>
+        <w:rPr>
+          <w:lang w:val="en-US"/>
+        </w:rPr>
+      </w:pPr>
+      <w:r>
+        <w:rPr>
+          <w:lang w:val="en-US"/>
+        </w:rPr>
+        <w:t>Phím Tắt Chuyển Đổi Giữa Ngôn Ngữ Anh Với Việt Unikey?</w:t>
+      </w:r>
+    </w:p>
+    <w:p>
+      <w:pPr>
+        <w:pStyle w:val="ListParagraph"/>
+        <w:numPr>
+          <w:ilvl w:val="0"/>
+          <w:numId w:val="13"/>
+        </w:numPr>
+        <w:rPr>
+          <w:lang w:val="en-US"/>
+        </w:rPr>
+      </w:pPr>
+      <w:r>
+        <w:rPr>
+          <w:lang w:val="en-US"/>
+        </w:rPr>
+        <w:t>“Ctrl” + “Shift”</w:t>
+      </w:r>
+    </w:p>
+    <w:p>
+      <w:pPr>
+        <w:pStyle w:val="ListParagraph"/>
+        <w:numPr>
+          <w:ilvl w:val="0"/>
+          <w:numId w:val="12"/>
+        </w:numPr>
+        <w:rPr>
+          <w:lang w:val="en-US"/>
+        </w:rPr>
+      </w:pPr>
+      <w:r>
+        <w:rPr>
+          <w:lang w:val="en-US"/>
+        </w:rPr>
+        <w:t>Cách Xoay Màn Hình?</w:t>
+      </w:r>
+    </w:p>
+    <w:p>
+      <w:pPr>
+        <w:pStyle w:val="ListParagraph"/>
+        <w:numPr>
+          <w:ilvl w:val="0"/>
+          <w:numId w:val="13"/>
+        </w:numPr>
+        <w:rPr>
+          <w:lang w:val="en-US"/>
+        </w:rPr>
+      </w:pPr>
+      <w:r>
+        <w:rPr>
+          <w:lang w:val="en-US"/>
+        </w:rPr>
         <w:lastRenderedPageBreak/>
-        <w:t>Bước 5, thiết bị được chọn tiến hành tải</w:t>
-      </w:r>
-      <w:r>
-        <w:rPr>
-          <w:lang w:val="en-US"/>
-        </w:rPr>
-        <w:t xml:space="preserve"> Kernel của hệ điều hành vào RAM, Kernel thực chất là 1 chương trình hay 1 dãy các Instruction có tác dụng quản lí tài nguyên, …</w:t>
-      </w:r>
-    </w:p>
-    <w:p>
-      <w:pPr>
-        <w:pStyle w:val="ListParagraph"/>
-        <w:numPr>
-          <w:ilvl w:val="0"/>
-          <w:numId w:val="3"/>
-        </w:numPr>
-        <w:rPr>
-          <w:lang w:val="en-US"/>
-        </w:rPr>
-      </w:pPr>
-      <w:r>
-        <w:rPr>
-          <w:lang w:val="en-US"/>
-        </w:rPr>
-        <w:t>Bước 6, CPU tiến hành chạy Instruction đầu tiên</w:t>
-      </w:r>
-      <w:r>
-        <w:rPr>
-          <w:lang w:val="en-US"/>
-        </w:rPr>
-        <w:t xml:space="preserve"> trong Kernel</w:t>
-      </w:r>
-      <w:r>
-        <w:rPr>
-          <w:lang w:val="en-US"/>
-        </w:rPr>
-        <w:t>, và những gì sau đó như những gì bạn mong đợi</w:t>
+        <w:t>Tại Desktop + Click phải chuột + chọn “Dipslay settings” + tại mục “Scale &amp; layout” + tại mục “Display orientation” + chọn kiểu xoay + chọn “Keep changess”</w:t>
       </w:r>
     </w:p>
     <w:p>
@@ -1499,481 +2016,6 @@
         <w:rPr>
           <w:lang w:val="en-US"/>
         </w:rPr>
-        <w:t>BIOS?</w:t>
-      </w:r>
-    </w:p>
-    <w:p>
-      <w:pPr>
-        <w:pStyle w:val="ListParagraph"/>
-        <w:numPr>
-          <w:ilvl w:val="0"/>
-          <w:numId w:val="13"/>
-        </w:numPr>
-        <w:rPr>
-          <w:lang w:val="en-US"/>
-        </w:rPr>
-      </w:pPr>
-      <w:r>
-        <w:rPr>
-          <w:lang w:val="en-US"/>
-        </w:rPr>
-        <w:t>Để mở BIOS, khi máy tính đang khởi động, ví dụ màn hình hiện “MSI”, thì nhấn phím “Delete”</w:t>
-      </w:r>
-    </w:p>
-    <w:p>
-      <w:pPr>
-        <w:pStyle w:val="ListParagraph"/>
-        <w:numPr>
-          <w:ilvl w:val="0"/>
-          <w:numId w:val="13"/>
-        </w:numPr>
-        <w:rPr>
-          <w:lang w:val="en-US"/>
-        </w:rPr>
-      </w:pPr>
-      <w:r>
-        <w:rPr>
-          <w:lang w:val="en-US"/>
-        </w:rPr>
-        <w:t>Để đổi thứ tự ưu tiên thiết bị dùng để Boot</w:t>
-      </w:r>
-    </w:p>
-    <w:p>
-      <w:pPr>
-        <w:pStyle w:val="ListParagraph"/>
-        <w:numPr>
-          <w:ilvl w:val="0"/>
-          <w:numId w:val="13"/>
-        </w:numPr>
-        <w:rPr>
-          <w:lang w:val="en-US"/>
-        </w:rPr>
-      </w:pPr>
-      <w:r>
-        <w:rPr>
-          <w:lang w:val="en-US"/>
-        </w:rPr>
-        <w:t xml:space="preserve">Vào Tab “Boot” + </w:t>
-      </w:r>
-      <w:r>
-        <w:rPr>
-          <w:lang w:val="en-US"/>
-        </w:rPr>
-        <w:t>ở đây sẽ hiện các dòng “Boot Option #x”, với x từ 1 đến 4, 1 có độ ưu tiên cao nhất, có 4 loại thiết bị, trong đó quan trọng là đĩa cứng trong máy ứng với “</w:t>
-      </w:r>
-      <w:r>
-        <w:rPr>
-          <w:lang w:val="en-US"/>
-        </w:rPr>
-        <w:t>Windows…”</w:t>
-      </w:r>
-      <w:r>
-        <w:rPr>
-          <w:lang w:val="en-US"/>
-        </w:rPr>
-        <w:t xml:space="preserve"> và USB ngoài</w:t>
-      </w:r>
-      <w:r>
-        <w:rPr>
-          <w:lang w:val="en-US"/>
-        </w:rPr>
-        <w:t xml:space="preserve"> ứng với “USB Hard Disk…”, </w:t>
-      </w:r>
-      <w:r>
-        <w:rPr>
-          <w:lang w:val="en-US"/>
-        </w:rPr>
-        <w:t xml:space="preserve">mỗi loại sẽ có thể có nhiều hệ điều hành trên nó đang khả dụng, để xem thứ tự độ ưu tiên hệ điều hành trong mỗi loại, Double Click vào </w:t>
-      </w:r>
-      <w:r>
-        <w:rPr>
-          <w:lang w:val="en-US"/>
-        </w:rPr>
-        <w:t xml:space="preserve">các </w:t>
-      </w:r>
-      <w:r>
-        <w:rPr>
-          <w:lang w:val="en-US"/>
-        </w:rPr>
-        <w:t xml:space="preserve">mục bên dưới </w:t>
-      </w:r>
-      <w:r>
-        <w:rPr>
-          <w:lang w:val="en-US"/>
-        </w:rPr>
-        <w:t>cùng, để đổi thứ tự thì Double Click vào 1 phần tử rồi chọn phần tử khác, khi này 2 phần tử sẽ tráo vị trí</w:t>
-      </w:r>
-    </w:p>
-    <w:p>
-      <w:pPr>
-        <w:pStyle w:val="ListParagraph"/>
-        <w:numPr>
-          <w:ilvl w:val="0"/>
-          <w:numId w:val="13"/>
-        </w:numPr>
-        <w:rPr>
-          <w:lang w:val="en-US"/>
-        </w:rPr>
-      </w:pPr>
-      <w:r>
-        <w:rPr>
-          <w:lang w:val="en-US"/>
-        </w:rPr>
-        <w:t>Thiết bị không có chức năng Boot sẽ không đượt liệt kê</w:t>
-      </w:r>
-    </w:p>
-    <w:p>
-      <w:pPr>
-        <w:pStyle w:val="ListParagraph"/>
-        <w:numPr>
-          <w:ilvl w:val="0"/>
-          <w:numId w:val="13"/>
-        </w:numPr>
-        <w:rPr>
-          <w:lang w:val="en-US"/>
-        </w:rPr>
-      </w:pPr>
-      <w:r>
-        <w:rPr>
-          <w:lang w:val="en-US"/>
-        </w:rPr>
-        <w:t>Để xác nhận các chỉnh sửa trong BIOS và khởi động lại máy</w:t>
-      </w:r>
-    </w:p>
-    <w:p>
-      <w:pPr>
-        <w:pStyle w:val="ListParagraph"/>
-        <w:numPr>
-          <w:ilvl w:val="0"/>
-          <w:numId w:val="13"/>
-        </w:numPr>
-        <w:rPr>
-          <w:lang w:val="en-US"/>
-        </w:rPr>
-      </w:pPr>
-      <w:r>
-        <w:rPr>
-          <w:lang w:val="en-US"/>
-        </w:rPr>
-        <w:t>Vào Tab “Save &amp; Exit” + Double Click “Save Changes and Reset” + Click “Yes”</w:t>
-      </w:r>
-    </w:p>
-    <w:p>
-      <w:pPr>
-        <w:pStyle w:val="ListParagraph"/>
-        <w:numPr>
-          <w:ilvl w:val="0"/>
-          <w:numId w:val="12"/>
-        </w:numPr>
-        <w:rPr>
-          <w:lang w:val="en-US"/>
-        </w:rPr>
-      </w:pPr>
-      <w:r>
-        <w:rPr>
-          <w:lang w:val="en-US"/>
-        </w:rPr>
-        <w:t>DOS (Disk Operating System) Khác Gì Windows?</w:t>
-      </w:r>
-    </w:p>
-    <w:p>
-      <w:pPr>
-        <w:pStyle w:val="ListParagraph"/>
-        <w:numPr>
-          <w:ilvl w:val="0"/>
-          <w:numId w:val="13"/>
-        </w:numPr>
-        <w:rPr>
-          <w:lang w:val="en-US"/>
-        </w:rPr>
-      </w:pPr>
-      <w:r>
-        <w:rPr>
-          <w:lang w:val="en-US"/>
-        </w:rPr>
-        <w:t>DOS là hệ điều hành 1 người dùng, giao diện như CMD</w:t>
-      </w:r>
-    </w:p>
-    <w:p>
-      <w:pPr>
-        <w:pStyle w:val="ListParagraph"/>
-        <w:numPr>
-          <w:ilvl w:val="0"/>
-          <w:numId w:val="13"/>
-        </w:numPr>
-        <w:rPr>
-          <w:lang w:val="en-US"/>
-        </w:rPr>
-      </w:pPr>
-      <w:r>
-        <w:rPr>
-          <w:lang w:val="en-US"/>
-        </w:rPr>
-        <w:t>Window là hệ điều hành nhiều người dùng, giao diện đồ họa</w:t>
-      </w:r>
-    </w:p>
-    <w:p>
-      <w:pPr>
-        <w:pStyle w:val="ListParagraph"/>
-        <w:numPr>
-          <w:ilvl w:val="0"/>
-          <w:numId w:val="12"/>
-        </w:numPr>
-        <w:rPr>
-          <w:lang w:val="en-US"/>
-        </w:rPr>
-      </w:pPr>
-      <w:r>
-        <w:rPr>
-          <w:lang w:val="en-US"/>
-        </w:rPr>
-        <w:t>Cách Phân Vùng Ổ Cứng?</w:t>
-      </w:r>
-    </w:p>
-    <w:p>
-      <w:pPr>
-        <w:pStyle w:val="ListParagraph"/>
-        <w:numPr>
-          <w:ilvl w:val="0"/>
-          <w:numId w:val="13"/>
-        </w:numPr>
-        <w:rPr>
-          <w:lang w:val="en-US"/>
-        </w:rPr>
-      </w:pPr>
-      <w:r>
-        <w:rPr>
-          <w:lang w:val="en-US"/>
-        </w:rPr>
-        <w:t>Bản chất ví dụ ổ C có dung lượng 200 GB, đã dùng 150 GB, thì 50 GB còn lại, ta được phép lấy từ 0 đến hết để tạo thành ổ mới, ví dụ lấy 30 GB trong 50 GB này để làm ổ mới</w:t>
-      </w:r>
-    </w:p>
-    <w:p>
-      <w:pPr>
-        <w:pStyle w:val="ListParagraph"/>
-        <w:numPr>
-          <w:ilvl w:val="0"/>
-          <w:numId w:val="13"/>
-        </w:numPr>
-        <w:rPr>
-          <w:lang w:val="en-US"/>
-        </w:rPr>
-      </w:pPr>
-      <w:r>
-        <w:rPr>
-          <w:lang w:val="en-US"/>
-        </w:rPr>
-        <w:t>Chuột phải vào “This PC” + chọn “Disk Management” + chọn ô mà bên trên có dải xanh và có tên là ổ bạn muốn phân vùng + chuột phải + chọn “Shrink Volumn” + nhập số MB mà bạn muốn lấy ra để làm ổ mới + Click “Shrink” + khi này sẽ có ô mới xuất hiện bên cạnh nhưng với dải đen bên trên</w:t>
-      </w:r>
-      <w:r>
-        <w:rPr>
-          <w:lang w:val="en-US"/>
-        </w:rPr>
-        <w:t xml:space="preserve"> nghĩa là hiện tại vùng bộ nhớ này vẫn tồn tại đó nhưng đéo được dùng</w:t>
-      </w:r>
-      <w:r>
-        <w:rPr>
-          <w:lang w:val="en-US"/>
-        </w:rPr>
-        <w:t xml:space="preserve"> + chọn nó rồi phải chuột + chọn “New Simple Volumn” + chọn “Next” 3 lần + đặt mô tả cho ổ mới + chọn “Next” + chọn “Finish”</w:t>
-      </w:r>
-    </w:p>
-    <w:p>
-      <w:pPr>
-        <w:pStyle w:val="ListParagraph"/>
-        <w:numPr>
-          <w:ilvl w:val="0"/>
-          <w:numId w:val="13"/>
-        </w:numPr>
-        <w:rPr>
-          <w:lang w:val="en-US"/>
-        </w:rPr>
-      </w:pPr>
-      <w:r>
-        <w:rPr>
-          <w:lang w:val="en-US"/>
-        </w:rPr>
-        <w:t>Như vậy ta đã tạo thành công ổ mới</w:t>
-      </w:r>
-    </w:p>
-    <w:p>
-      <w:pPr>
-        <w:pStyle w:val="ListParagraph"/>
-        <w:numPr>
-          <w:ilvl w:val="0"/>
-          <w:numId w:val="12"/>
-        </w:numPr>
-        <w:rPr>
-          <w:lang w:val="en-US"/>
-        </w:rPr>
-      </w:pPr>
-      <w:r>
-        <w:rPr>
-          <w:lang w:val="en-US"/>
-        </w:rPr>
-        <w:t>Cách Hợp Các Phân Vùng Ổ Cứng?</w:t>
-      </w:r>
-    </w:p>
-    <w:p>
-      <w:pPr>
-        <w:pStyle w:val="ListParagraph"/>
-        <w:numPr>
-          <w:ilvl w:val="0"/>
-          <w:numId w:val="13"/>
-        </w:numPr>
-        <w:rPr>
-          <w:lang w:val="en-US"/>
-        </w:rPr>
-      </w:pPr>
-      <w:r>
-        <w:rPr>
-          <w:lang w:val="en-US"/>
-        </w:rPr>
-        <w:t>Tại giao diện Disk Management, chọn ổ mà bạn muốn hợp nó vào ổ chính + chuột phải + chọn “Delete Volumn” + khi này phần bộ nhớ này sẽ được tự do nghĩa là tất cả dữ liệu trong nó sẽ mất hết và bạn đéo thể dùng phần bộ nhớ này + chọn ổ chính + phải chuột + chọn “Extend Volumn” + chọn “Next” 2 lần + Click “Finish”</w:t>
-      </w:r>
-    </w:p>
-    <w:p>
-      <w:pPr>
-        <w:pStyle w:val="ListParagraph"/>
-        <w:numPr>
-          <w:ilvl w:val="0"/>
-          <w:numId w:val="13"/>
-        </w:numPr>
-        <w:rPr>
-          <w:lang w:val="en-US"/>
-        </w:rPr>
-      </w:pPr>
-      <w:r>
-        <w:rPr>
-          <w:lang w:val="en-US"/>
-        </w:rPr>
-        <w:t>Khi này, ổ chính sẽ chiếm phần bộ nhớ tự do kia</w:t>
-      </w:r>
-    </w:p>
-    <w:p>
-      <w:pPr>
-        <w:pStyle w:val="ListParagraph"/>
-        <w:numPr>
-          <w:ilvl w:val="0"/>
-          <w:numId w:val="12"/>
-        </w:numPr>
-        <w:rPr>
-          <w:lang w:val="en-US"/>
-        </w:rPr>
-      </w:pPr>
-      <w:r>
-        <w:rPr>
-          <w:lang w:val="en-US"/>
-        </w:rPr>
-        <w:t>Phím Tắt Để Di Chuyển Qua Lại Giữa Các Cửa Sổ?</w:t>
-      </w:r>
-    </w:p>
-    <w:p>
-      <w:pPr>
-        <w:pStyle w:val="ListParagraph"/>
-        <w:numPr>
-          <w:ilvl w:val="0"/>
-          <w:numId w:val="13"/>
-        </w:numPr>
-        <w:rPr>
-          <w:lang w:val="en-US"/>
-        </w:rPr>
-      </w:pPr>
-      <w:r>
-        <w:rPr>
-          <w:lang w:val="en-US"/>
-        </w:rPr>
-        <w:t>Nhấn giữ “Alt”, sau đó nhấn “Tab” nhiều lần cho đến khi gặp cửa sổ mong muốn</w:t>
-      </w:r>
-    </w:p>
-    <w:p>
-      <w:pPr>
-        <w:pStyle w:val="ListParagraph"/>
-        <w:numPr>
-          <w:ilvl w:val="0"/>
-          <w:numId w:val="12"/>
-        </w:numPr>
-        <w:rPr>
-          <w:lang w:val="en-US"/>
-        </w:rPr>
-      </w:pPr>
-      <w:r>
-        <w:rPr>
-          <w:lang w:val="en-US"/>
-        </w:rPr>
-        <w:t>Phím Tắt Chuyển Đổi Giữa Ngôn Ngữ Anh Với Việt Unikey?</w:t>
-      </w:r>
-    </w:p>
-    <w:p>
-      <w:pPr>
-        <w:pStyle w:val="ListParagraph"/>
-        <w:numPr>
-          <w:ilvl w:val="0"/>
-          <w:numId w:val="13"/>
-        </w:numPr>
-        <w:rPr>
-          <w:lang w:val="en-US"/>
-        </w:rPr>
-      </w:pPr>
-      <w:r>
-        <w:rPr>
-          <w:lang w:val="en-US"/>
-        </w:rPr>
-        <w:t>“Ctrl” + “Shift”</w:t>
-      </w:r>
-    </w:p>
-    <w:p>
-      <w:pPr>
-        <w:pStyle w:val="ListParagraph"/>
-        <w:numPr>
-          <w:ilvl w:val="0"/>
-          <w:numId w:val="12"/>
-        </w:numPr>
-        <w:rPr>
-          <w:lang w:val="en-US"/>
-        </w:rPr>
-      </w:pPr>
-      <w:r>
-        <w:rPr>
-          <w:lang w:val="en-US"/>
-        </w:rPr>
-        <w:t>Cách Xoay Màn Hình?</w:t>
-      </w:r>
-    </w:p>
-    <w:p>
-      <w:pPr>
-        <w:pStyle w:val="ListParagraph"/>
-        <w:numPr>
-          <w:ilvl w:val="0"/>
-          <w:numId w:val="13"/>
-        </w:numPr>
-        <w:rPr>
-          <w:lang w:val="en-US"/>
-        </w:rPr>
-      </w:pPr>
-      <w:r>
-        <w:rPr>
-          <w:lang w:val="en-US"/>
-        </w:rPr>
-        <w:t>Tại Desktop + Click phải chuột + chọn “Dipslay settings” + tại mục “Scale &amp; layout” + tại mục “Display orientation” + chọn kiểu xoay + chọn “Keep changess”</w:t>
-      </w:r>
-    </w:p>
-    <w:p>
-      <w:pPr>
-        <w:pStyle w:val="ListParagraph"/>
-        <w:numPr>
-          <w:ilvl w:val="0"/>
-          <w:numId w:val="12"/>
-        </w:numPr>
-        <w:rPr>
-          <w:lang w:val="en-US"/>
-        </w:rPr>
-      </w:pPr>
-      <w:r>
-        <w:rPr>
-          <w:lang w:val="en-US"/>
-        </w:rPr>
-        <w:lastRenderedPageBreak/>
         <w:t xml:space="preserve">Trạng </w:t>
       </w:r>
       <w:r>
@@ -2543,6 +2585,7 @@
         <w:rPr>
           <w:lang w:val="en-US"/>
         </w:rPr>
+        <w:lastRenderedPageBreak/>
         <w:t>Back Up hệ điều hành = Back Up phân vùng ổ C</w:t>
       </w:r>
     </w:p>
@@ -2579,20 +2622,478 @@
         <w:rPr>
           <w:lang w:val="en-US"/>
         </w:rPr>
+        <w:t xml:space="preserve">Để Back Up </w:t>
+      </w:r>
+      <w:r>
+        <w:rPr>
+          <w:lang w:val="en-US"/>
+        </w:rPr>
+        <w:t xml:space="preserve">nhiều </w:t>
+      </w:r>
+      <w:r>
+        <w:rPr>
+          <w:lang w:val="en-US"/>
+        </w:rPr>
+        <w:t>phân vùng ổ cứng</w:t>
+      </w:r>
+    </w:p>
+    <w:p>
+      <w:pPr>
+        <w:pStyle w:val="ListParagraph"/>
+        <w:numPr>
+          <w:ilvl w:val="0"/>
+          <w:numId w:val="13"/>
+        </w:numPr>
+        <w:rPr>
+          <w:lang w:val="en-US"/>
+        </w:rPr>
+      </w:pPr>
+      <w:r>
+        <w:rPr>
+          <w:lang w:val="en-US"/>
+        </w:rPr>
+        <w:t>Mở phần mềm Back Up + Click “Add Backup” góc trái trên + chọn “Disk” + chọn các phân vùng ổ cứng muốn Back Up = cách Tick vào góc phải trên mỗi phân vùng + Click “OK”</w:t>
+      </w:r>
+      <w:r>
+        <w:rPr>
+          <w:lang w:val="en-US"/>
+        </w:rPr>
+        <w:t xml:space="preserve"> + Click vào tiêu đề của ô màu đen góc trái trên + nhập tên Back Up, tên này cũng là tên thư mục chứa File Back Up</w:t>
+      </w:r>
+      <w:r>
+        <w:rPr>
+          <w:lang w:val="en-US"/>
+        </w:rPr>
+        <w:t xml:space="preserve"> + Click biểu tượng “Select the destination where you want to save the backup” + Click “Local Drive” + chọn thư mục</w:t>
+      </w:r>
+      <w:r>
+        <w:rPr>
+          <w:lang w:val="en-US"/>
+        </w:rPr>
+        <w:t xml:space="preserve"> m</w:t>
+      </w:r>
+      <w:r>
+        <w:rPr>
+          <w:lang w:val="en-US"/>
+        </w:rPr>
+        <w:t>uốn lưu</w:t>
+      </w:r>
+      <w:r>
+        <w:rPr>
+          <w:lang w:val="en-US"/>
+        </w:rPr>
+        <w:t xml:space="preserve"> </w:t>
+      </w:r>
+      <w:r>
+        <w:rPr>
+          <w:lang w:val="en-US"/>
+        </w:rPr>
+        <w:t>File Back Up</w:t>
+      </w:r>
+      <w:r>
+        <w:rPr>
+          <w:lang w:val="en-US"/>
+        </w:rPr>
+        <w:t>, gọi thư mục này là A</w:t>
+      </w:r>
+      <w:r>
+        <w:rPr>
+          <w:lang w:val="en-US"/>
+        </w:rPr>
+        <w:t xml:space="preserve"> + Click “OK” + Click “Backup Now” + chờ nó Copy dữ liệu</w:t>
+      </w:r>
+    </w:p>
+    <w:p>
+      <w:pPr>
+        <w:pStyle w:val="ListParagraph"/>
+        <w:numPr>
+          <w:ilvl w:val="0"/>
+          <w:numId w:val="13"/>
+        </w:numPr>
+        <w:rPr>
+          <w:lang w:val="en-US"/>
+        </w:rPr>
+      </w:pPr>
+      <w:r>
+        <w:rPr>
+          <w:lang w:val="en-US"/>
+        </w:rPr>
+        <w:t>Khi này trong A sẽ có thư mục</w:t>
+      </w:r>
+      <w:r>
+        <w:rPr>
+          <w:lang w:val="en-US"/>
+        </w:rPr>
+        <w:t xml:space="preserve"> với tên hồi nãy bạn nhập</w:t>
+      </w:r>
+      <w:r>
+        <w:rPr>
+          <w:lang w:val="en-US"/>
+        </w:rPr>
+        <w:t>, trong này chứa 1 File Back Up cho toàn bộ phân vùng bạn vừa chọn, có phần mở rộng “.pbd”</w:t>
+      </w:r>
+    </w:p>
+    <w:p>
+      <w:pPr>
+        <w:pStyle w:val="ListParagraph"/>
+        <w:numPr>
+          <w:ilvl w:val="0"/>
+          <w:numId w:val="13"/>
+        </w:numPr>
+        <w:rPr>
+          <w:lang w:val="en-US"/>
+        </w:rPr>
+      </w:pPr>
+      <w:r>
+        <w:rPr>
+          <w:lang w:val="en-US"/>
+        </w:rPr>
+        <w:t>Bạn chỉ có thể 1 lúc khôi phục được 1 phân vùng ổ cứng, để làm điều này</w:t>
+      </w:r>
+    </w:p>
+    <w:p>
+      <w:pPr>
+        <w:pStyle w:val="ListParagraph"/>
+        <w:numPr>
+          <w:ilvl w:val="0"/>
+          <w:numId w:val="13"/>
+        </w:numPr>
+        <w:rPr>
+          <w:lang w:val="en-US"/>
+        </w:rPr>
+      </w:pPr>
+      <w:r>
+        <w:rPr>
+          <w:lang w:val="en-US"/>
+        </w:rPr>
+        <w:t xml:space="preserve">Mở phần mềm Back Up + Click “Browse to Recover” + Click “Local Drive” + chọn File Back Up ở trên + Click “OK” + chọn 1 trong các phân vùng muốn khôi phục = Tick vào góc phải trên của phân vùng + Click “Next” + chọn phân vùng đích = Tick vào góc phải trên của phân vùng + Click “Next” + Click “Continue” + </w:t>
+      </w:r>
+      <w:r>
+        <w:rPr>
+          <w:lang w:val="en-US"/>
+        </w:rPr>
+        <w:t>Click “Proceed” + chờ nó bung ra + Click “Finish”</w:t>
+      </w:r>
+    </w:p>
+    <w:p>
+      <w:pPr>
+        <w:pStyle w:val="ListParagraph"/>
+        <w:numPr>
+          <w:ilvl w:val="0"/>
+          <w:numId w:val="13"/>
+        </w:numPr>
+        <w:rPr>
+          <w:lang w:val="en-US"/>
+        </w:rPr>
+      </w:pPr>
+      <w:r>
+        <w:rPr>
+          <w:lang w:val="en-US"/>
+        </w:rPr>
+        <w:t>Lưu ý File Back Up phải ở phân vùng khác với phân vùng đích vì như vậy nó sẽ bị xóa</w:t>
+      </w:r>
+    </w:p>
+    <w:p>
+      <w:pPr>
+        <w:pStyle w:val="ListParagraph"/>
+        <w:numPr>
+          <w:ilvl w:val="0"/>
+          <w:numId w:val="13"/>
+        </w:numPr>
+        <w:rPr>
+          <w:lang w:val="en-US"/>
+        </w:rPr>
+      </w:pPr>
+      <w:r>
+        <w:rPr>
+          <w:lang w:val="en-US"/>
+        </w:rPr>
+        <w:t xml:space="preserve">Để </w:t>
+      </w:r>
+      <w:r>
+        <w:rPr>
+          <w:lang w:val="en-US"/>
+        </w:rPr>
+        <w:t>Back Up nhiều thư mục hoặc File</w:t>
+      </w:r>
+    </w:p>
+    <w:p>
+      <w:pPr>
+        <w:pStyle w:val="ListParagraph"/>
+        <w:numPr>
+          <w:ilvl w:val="0"/>
+          <w:numId w:val="13"/>
+        </w:numPr>
+        <w:rPr>
+          <w:lang w:val="en-US"/>
+        </w:rPr>
+      </w:pPr>
+      <w:r>
+        <w:rPr>
+          <w:lang w:val="en-US"/>
+        </w:rPr>
+        <w:t xml:space="preserve">Y chang như Back Up </w:t>
+      </w:r>
+      <w:r>
+        <w:rPr>
+          <w:lang w:val="en-US"/>
+        </w:rPr>
+        <w:t xml:space="preserve">nhiều </w:t>
+      </w:r>
+      <w:r>
+        <w:rPr>
+          <w:lang w:val="en-US"/>
+        </w:rPr>
+        <w:t xml:space="preserve">phân vùng ổ cứng, thay vì chọn </w:t>
+      </w:r>
+      <w:r>
+        <w:rPr>
+          <w:lang w:val="en-US"/>
+        </w:rPr>
+        <w:t xml:space="preserve">nhiều </w:t>
+      </w:r>
+      <w:r>
+        <w:rPr>
+          <w:lang w:val="en-US"/>
+        </w:rPr>
+        <w:t>phân vùng thì chọn</w:t>
+      </w:r>
+      <w:r>
+        <w:rPr>
+          <w:lang w:val="en-US"/>
+        </w:rPr>
+        <w:t xml:space="preserve"> nhi</w:t>
+      </w:r>
+      <w:r>
+        <w:rPr>
+          <w:lang w:val="en-US"/>
+        </w:rPr>
+        <w:t xml:space="preserve"> File hoặc thư mục</w:t>
+      </w:r>
+    </w:p>
+    <w:p>
+      <w:pPr>
+        <w:pStyle w:val="ListParagraph"/>
+        <w:numPr>
+          <w:ilvl w:val="0"/>
+          <w:numId w:val="13"/>
+        </w:numPr>
+        <w:rPr>
+          <w:lang w:val="en-US"/>
+        </w:rPr>
+      </w:pPr>
+      <w:r>
+        <w:rPr>
+          <w:lang w:val="en-US"/>
+        </w:rPr>
+        <w:t>Để khôi phục nhiều thư mục hoặc File</w:t>
+      </w:r>
+    </w:p>
+    <w:p>
+      <w:pPr>
+        <w:pStyle w:val="ListParagraph"/>
+        <w:numPr>
+          <w:ilvl w:val="0"/>
+          <w:numId w:val="13"/>
+        </w:numPr>
+        <w:rPr>
+          <w:lang w:val="en-US"/>
+        </w:rPr>
+      </w:pPr>
+      <w:r>
+        <w:rPr>
+          <w:lang w:val="en-US"/>
+        </w:rPr>
+        <w:t>Mở phần mềm Back Up + Click “Browse to Recover” + Click “Local Drive” + chọn File Back Up + Click “OK” + Tick chọn các thư mục hoặc File muốn khôi phục + Tick “Recover to” + Click “Browse…” + chọn thư mục muốn bung vào + Click “Proceed” + chờ nó khôi phục + Click “Finish</w:t>
+      </w:r>
+      <w:r>
+        <w:rPr>
+          <w:lang w:val="en-US"/>
+        </w:rPr>
+        <w:t>”</w:t>
+      </w:r>
+    </w:p>
+    <w:p>
+      <w:pPr>
+        <w:pStyle w:val="ListParagraph"/>
+        <w:numPr>
+          <w:ilvl w:val="0"/>
+          <w:numId w:val="13"/>
+        </w:numPr>
+        <w:rPr>
+          <w:lang w:val="en-US"/>
+        </w:rPr>
+      </w:pPr>
+      <w:r>
+        <w:rPr>
+          <w:lang w:val="en-US"/>
+        </w:rPr>
+        <w:t>Ví dụ, ta bung 2 File có đường dẫn “C:\foo\bar.css” và “D:\far.js” vào thư mục “E:\bob”, thì trong thư mục này, sẽ có 2 thư mục con “C” và “D”, trong “C” có “foo”, trong “foo” có “bar.css”, trong “D” có “far.js”</w:t>
+      </w:r>
+    </w:p>
+    <w:p>
+      <w:pPr>
+        <w:pStyle w:val="ListParagraph"/>
+        <w:numPr>
+          <w:ilvl w:val="0"/>
+          <w:numId w:val="13"/>
+        </w:numPr>
+        <w:rPr>
+          <w:lang w:val="en-US"/>
+        </w:rPr>
+      </w:pPr>
+      <w:r>
+        <w:rPr>
+          <w:lang w:val="en-US"/>
+        </w:rPr>
+        <w:t>Nếu muốn khôi phục các File và thư mục vào vị trí ban đầu, nói cách khác là theo đường dẫn gắn với nó mà khôi phục vào, thì thay vì Tick “Recover to” và chọn thư mục muốn bung vào thì chỉ cần Tick “Recover to original location”</w:t>
+      </w:r>
+    </w:p>
+    <w:p>
+      <w:pPr>
+        <w:pStyle w:val="ListParagraph"/>
+        <w:numPr>
+          <w:ilvl w:val="0"/>
+          <w:numId w:val="13"/>
+        </w:numPr>
+        <w:rPr>
+          <w:lang w:val="en-US"/>
+        </w:rPr>
+      </w:pPr>
+      <w:r>
+        <w:rPr>
+          <w:lang w:val="en-US"/>
+        </w:rPr>
+        <w:t>Các Back Up bạn tạo sẽ được phần mềm lưu lại và liệt kê ở bên trái cửa sổ phần mềm dưới “Add Backup”, do đó sau khi bạn đã Back Up lần 1, thì mấy lần sau chỉ cần chọn Back Up đó rồi Click “Backup Now” + chờ nó Back Up + là bạn đã tạo ra 1 File Back Up mới, nếu File cũ vẫn còn thì File này được đặt tên theo kiểu “v1”, “v2”, “v3”, …, tương ứng với các phiên bản tăng dần, đồng thời khi chọn 1 Back Up nào đó</w:t>
+      </w:r>
+    </w:p>
+    <w:p>
+      <w:pPr>
+        <w:rPr>
+          <w:lang w:val="en-US"/>
+        </w:rPr>
+      </w:pPr>
+    </w:p>
+    <w:p>
+      <w:pPr>
+        <w:rPr>
+          <w:lang w:val="en-US"/>
+        </w:rPr>
+      </w:pPr>
+      <w:r>
+        <w:rPr>
+          <w:lang w:val="en-US"/>
+        </w:rPr>
+        <w:t>Setting – Cài Đặt:</w:t>
+      </w:r>
+    </w:p>
+    <w:p>
+      <w:pPr>
+        <w:pStyle w:val="ListParagraph"/>
+        <w:numPr>
+          <w:ilvl w:val="0"/>
+          <w:numId w:val="16"/>
+        </w:numPr>
+        <w:rPr>
+          <w:lang w:val="en-US"/>
+        </w:rPr>
+      </w:pPr>
+      <w:r>
+        <w:rPr>
+          <w:lang w:val="en-US"/>
+        </w:rPr>
+        <w:t xml:space="preserve">Cách Vô </w:t>
+      </w:r>
+      <w:r>
+        <w:rPr>
+          <w:lang w:val="en-US"/>
+        </w:rPr>
+        <w:t>Cài Đặt Laptop?</w:t>
+      </w:r>
+    </w:p>
+    <w:p>
+      <w:pPr>
+        <w:pStyle w:val="ListParagraph"/>
+        <w:numPr>
+          <w:ilvl w:val="0"/>
+          <w:numId w:val="13"/>
+        </w:numPr>
+        <w:rPr>
+          <w:lang w:val="en-US"/>
+        </w:rPr>
+      </w:pPr>
+      <w:r>
+        <w:rPr>
+          <w:lang w:val="en-US"/>
+        </w:rPr>
+        <w:t xml:space="preserve">Nhấn “Windows” + “I” </w:t>
+      </w:r>
+    </w:p>
+    <w:p>
+      <w:pPr>
+        <w:pStyle w:val="ListParagraph"/>
+        <w:numPr>
+          <w:ilvl w:val="0"/>
+          <w:numId w:val="16"/>
+        </w:numPr>
+        <w:rPr>
+          <w:lang w:val="en-US"/>
+        </w:rPr>
+      </w:pPr>
+      <w:r>
+        <w:rPr>
+          <w:lang w:val="en-US"/>
+        </w:rPr>
+        <w:t xml:space="preserve">Hiển </w:t>
+      </w:r>
+      <w:r>
+        <w:rPr>
+          <w:lang w:val="en-US"/>
+        </w:rPr>
+        <w:t xml:space="preserve">Thị Tất Cả </w:t>
+      </w:r>
+      <w:r>
+        <w:rPr>
+          <w:lang w:val="en-US"/>
+        </w:rPr>
+        <w:t xml:space="preserve">File </w:t>
+      </w:r>
+      <w:r>
+        <w:rPr>
+          <w:lang w:val="en-US"/>
+        </w:rPr>
+        <w:t>Bị Ẩn?</w:t>
+      </w:r>
+    </w:p>
+    <w:p>
+      <w:pPr>
+        <w:pStyle w:val="ListParagraph"/>
+        <w:numPr>
+          <w:ilvl w:val="0"/>
+          <w:numId w:val="13"/>
+        </w:numPr>
+        <w:rPr>
+          <w:lang w:val="en-US"/>
+        </w:rPr>
+      </w:pPr>
+      <w:r>
+        <w:rPr>
+          <w:lang w:val="en-US"/>
+        </w:rPr>
         <w:lastRenderedPageBreak/>
-        <w:t xml:space="preserve">Để Back Up </w:t>
-      </w:r>
-      <w:r>
-        <w:rPr>
-          <w:lang w:val="en-US"/>
-        </w:rPr>
-        <w:t xml:space="preserve">nhiều </w:t>
-      </w:r>
-      <w:r>
-        <w:rPr>
-          <w:lang w:val="en-US"/>
-        </w:rPr>
-        <w:t>phân vùng ổ cứng</w:t>
+        <w:t>Vào Tab “</w:t>
+      </w:r>
+      <w:r>
+        <w:rPr>
+          <w:lang w:val="en-US"/>
+        </w:rPr>
+        <w:t>System</w:t>
+      </w:r>
+      <w:r>
+        <w:rPr>
+          <w:lang w:val="en-US"/>
+        </w:rPr>
+        <w:t>” + chọn “For developers” + chọn “File Explorer” + Tick mục “Show hidden and system files”</w:t>
       </w:r>
     </w:p>
     <w:p>
@@ -2610,31 +3111,1054 @@
         <w:rPr>
           <w:lang w:val="en-US"/>
         </w:rPr>
-        <w:t>Mở phần mềm Back Up + Click “Add Backup” góc trái trên + chọn “Disk” + chọn các phân vùng ổ cứng muốn Back Up = cách Tick vào góc phải trên mỗi phân vùng + Click “OK”</w:t>
-      </w:r>
-      <w:r>
-        <w:rPr>
-          <w:lang w:val="en-US"/>
-        </w:rPr>
-        <w:t xml:space="preserve"> + Click vào tiêu đề của ô màu đen góc trái trên + nhập tên Back Up, tên này cũng là tên thư mục chứa File Back Up</w:t>
-      </w:r>
-      <w:r>
-        <w:rPr>
-          <w:lang w:val="en-US"/>
-        </w:rPr>
-        <w:t xml:space="preserve"> + Click biểu tượng “Select the destination where you want to save the backup” + Click “Local Drive” + chọn thư mục</w:t>
-      </w:r>
-      <w:r>
-        <w:rPr>
-          <w:lang w:val="en-US"/>
-        </w:rPr>
-        <w:t xml:space="preserve"> m</w:t>
-      </w:r>
-      <w:r>
-        <w:rPr>
-          <w:lang w:val="en-US"/>
-        </w:rPr>
-        <w:t>uốn lưu</w:t>
+        <w:t xml:space="preserve">Vào File Explorer Options thông qua thanh Searh + </w:t>
+      </w:r>
+      <w:r>
+        <w:rPr>
+          <w:lang w:val="en-US"/>
+        </w:rPr>
+        <w:t>vào Tab “View” + Tick mấy cái hiện và Untick mấy cái ẩn</w:t>
+      </w:r>
+    </w:p>
+    <w:p>
+      <w:pPr>
+        <w:pStyle w:val="ListParagraph"/>
+        <w:numPr>
+          <w:ilvl w:val="0"/>
+          <w:numId w:val="16"/>
+        </w:numPr>
+        <w:rPr>
+          <w:lang w:val="en-US"/>
+        </w:rPr>
+      </w:pPr>
+      <w:r>
+        <w:rPr>
+          <w:lang w:val="en-US"/>
+        </w:rPr>
+        <w:t>Tường Lửa?</w:t>
+      </w:r>
+    </w:p>
+    <w:p>
+      <w:pPr>
+        <w:pStyle w:val="ListParagraph"/>
+        <w:numPr>
+          <w:ilvl w:val="0"/>
+          <w:numId w:val="13"/>
+        </w:numPr>
+        <w:rPr>
+          <w:lang w:val="en-US"/>
+        </w:rPr>
+      </w:pPr>
+      <w:r>
+        <w:rPr>
+          <w:lang w:val="en-US"/>
+        </w:rPr>
+        <w:t>Truy cập</w:t>
+      </w:r>
+    </w:p>
+    <w:p>
+      <w:pPr>
+        <w:pStyle w:val="ListParagraph"/>
+        <w:numPr>
+          <w:ilvl w:val="0"/>
+          <w:numId w:val="13"/>
+        </w:numPr>
+        <w:rPr>
+          <w:lang w:val="en-US"/>
+        </w:rPr>
+      </w:pPr>
+      <w:r>
+        <w:rPr>
+          <w:lang w:val="en-US"/>
+        </w:rPr>
+        <w:t>Vào Tab “Privacy &amp; security” + tại mục “Windows Security” + chọn “Firewall &amp; network protection” + cửa sổ Window Security sẽ hiện lên và bạn đang ở Tab “Firewall &amp; network protection”</w:t>
+      </w:r>
+    </w:p>
+    <w:p>
+      <w:pPr>
+        <w:pStyle w:val="ListParagraph"/>
+        <w:numPr>
+          <w:ilvl w:val="0"/>
+          <w:numId w:val="16"/>
+        </w:numPr>
+        <w:rPr>
+          <w:lang w:val="en-US"/>
+        </w:rPr>
+      </w:pPr>
+      <w:r>
+        <w:rPr>
+          <w:lang w:val="en-US"/>
+        </w:rPr>
+        <w:t xml:space="preserve">Ngăn </w:t>
+      </w:r>
+      <w:r>
+        <w:rPr>
+          <w:lang w:val="en-US"/>
+        </w:rPr>
+        <w:t>Độ Sáng Màn Hình Thay Đổi?</w:t>
+      </w:r>
+    </w:p>
+    <w:p>
+      <w:pPr>
+        <w:pStyle w:val="ListParagraph"/>
+        <w:numPr>
+          <w:ilvl w:val="0"/>
+          <w:numId w:val="13"/>
+        </w:numPr>
+        <w:rPr>
+          <w:lang w:val="en-US"/>
+        </w:rPr>
+      </w:pPr>
+      <w:r>
+        <w:rPr>
+          <w:lang w:val="en-US"/>
+        </w:rPr>
+        <w:t>Vào Tab “</w:t>
+      </w:r>
+      <w:r>
+        <w:rPr>
+          <w:lang w:val="en-US"/>
+        </w:rPr>
+        <w:t>System” + chọn “Display” + tại mục “Brightness &amp; color” + Click “Brightness” + Click cái nút bên phải cái mục vừa nhú ra + chọn “Off”</w:t>
+      </w:r>
+      <w:r>
+        <w:rPr>
+          <w:lang w:val="en-US"/>
+        </w:rPr>
+        <w:t xml:space="preserve"> để ngăn độ sáng thay đổi, chọn “On Battery Only” để thay đổi dựa trên dung lượng Pin, chọn “Always” để luôn thay đổi</w:t>
+      </w:r>
+    </w:p>
+    <w:p>
+      <w:pPr>
+        <w:rPr>
+          <w:lang w:val="en-US"/>
+        </w:rPr>
+      </w:pPr>
+    </w:p>
+    <w:p>
+      <w:pPr>
+        <w:rPr>
+          <w:lang w:val="en-US"/>
+        </w:rPr>
+      </w:pPr>
+      <w:r>
+        <w:rPr>
+          <w:lang w:val="en-US"/>
+        </w:rPr>
+        <w:t>Task Manager – Quản Lý Tác Vụ:</w:t>
+      </w:r>
+    </w:p>
+    <w:p>
+      <w:pPr>
+        <w:pStyle w:val="ListParagraph"/>
+        <w:numPr>
+          <w:ilvl w:val="0"/>
+          <w:numId w:val="19"/>
+        </w:numPr>
+        <w:rPr>
+          <w:lang w:val="en-US"/>
+        </w:rPr>
+      </w:pPr>
+      <w:r>
+        <w:rPr>
+          <w:lang w:val="en-US"/>
+        </w:rPr>
+        <w:t>Vào Cửa Sổ Task Manager?</w:t>
+      </w:r>
+    </w:p>
+    <w:p>
+      <w:pPr>
+        <w:pStyle w:val="ListParagraph"/>
+        <w:numPr>
+          <w:ilvl w:val="0"/>
+          <w:numId w:val="13"/>
+        </w:numPr>
+        <w:rPr>
+          <w:lang w:val="en-US"/>
+        </w:rPr>
+      </w:pPr>
+      <w:r>
+        <w:rPr>
+          <w:lang w:val="en-US"/>
+        </w:rPr>
+        <w:t>Phải chuột vào thanh dưới cùng màn hình + chọn “Task Manager”</w:t>
+      </w:r>
+    </w:p>
+    <w:p>
+      <w:pPr>
+        <w:pStyle w:val="ListParagraph"/>
+        <w:numPr>
+          <w:ilvl w:val="0"/>
+          <w:numId w:val="19"/>
+        </w:numPr>
+        <w:rPr>
+          <w:lang w:val="en-US"/>
+        </w:rPr>
+      </w:pPr>
+      <w:r>
+        <w:rPr>
+          <w:lang w:val="en-US"/>
+        </w:rPr>
+        <w:t>Hiệu Suất</w:t>
+      </w:r>
+      <w:r>
+        <w:rPr>
+          <w:lang w:val="en-US"/>
+        </w:rPr>
+        <w:t xml:space="preserve"> Máy</w:t>
+      </w:r>
+      <w:r>
+        <w:rPr>
+          <w:lang w:val="en-US"/>
+        </w:rPr>
+        <w:t xml:space="preserve"> (Performance</w:t>
+      </w:r>
+      <w:r>
+        <w:rPr>
+          <w:lang w:val="en-US"/>
+        </w:rPr>
+        <w:t>)?</w:t>
+      </w:r>
+    </w:p>
+    <w:p>
+      <w:pPr>
+        <w:pStyle w:val="ListParagraph"/>
+        <w:numPr>
+          <w:ilvl w:val="0"/>
+          <w:numId w:val="13"/>
+        </w:numPr>
+        <w:rPr>
+          <w:lang w:val="en-US"/>
+        </w:rPr>
+      </w:pPr>
+      <w:r>
+        <w:rPr>
+          <w:lang w:val="en-US"/>
+        </w:rPr>
+        <w:t>Vào Tab “Performance”, tại đây có các Tab sau</w:t>
+      </w:r>
+    </w:p>
+    <w:p>
+      <w:pPr>
+        <w:pStyle w:val="ListParagraph"/>
+        <w:numPr>
+          <w:ilvl w:val="0"/>
+          <w:numId w:val="13"/>
+        </w:numPr>
+        <w:rPr>
+          <w:lang w:val="en-US"/>
+        </w:rPr>
+      </w:pPr>
+      <w:r>
+        <w:rPr>
+          <w:lang w:val="en-US"/>
+        </w:rPr>
+        <w:t>Tab “CPU”</w:t>
+      </w:r>
+    </w:p>
+    <w:p>
+      <w:pPr>
+        <w:pStyle w:val="ListParagraph"/>
+        <w:numPr>
+          <w:ilvl w:val="0"/>
+          <w:numId w:val="13"/>
+        </w:numPr>
+        <w:rPr>
+          <w:lang w:val="en-US"/>
+        </w:rPr>
+      </w:pPr>
+      <w:r>
+        <w:rPr>
+          <w:lang w:val="en-US"/>
+        </w:rPr>
+        <w:t>Góc phải trên là tên CPU</w:t>
+      </w:r>
+      <w:r>
+        <w:rPr>
+          <w:lang w:val="en-US"/>
+        </w:rPr>
+        <w:t>, bên dưới chữ “CPU” là thuộc tính “Utilization” và “Speed”</w:t>
+      </w:r>
+    </w:p>
+    <w:p>
+      <w:pPr>
+        <w:pStyle w:val="ListParagraph"/>
+        <w:numPr>
+          <w:ilvl w:val="0"/>
+          <w:numId w:val="13"/>
+        </w:numPr>
+        <w:rPr>
+          <w:lang w:val="en-US"/>
+        </w:rPr>
+      </w:pPr>
+      <w:r>
+        <w:rPr>
+          <w:lang w:val="en-US"/>
+        </w:rPr>
+        <w:t>Đồ thị là của thuộc tính “Utilization”</w:t>
+      </w:r>
+    </w:p>
+    <w:p>
+      <w:pPr>
+        <w:pStyle w:val="ListParagraph"/>
+        <w:numPr>
+          <w:ilvl w:val="0"/>
+          <w:numId w:val="13"/>
+        </w:numPr>
+        <w:rPr>
+          <w:lang w:val="en-US"/>
+        </w:rPr>
+      </w:pPr>
+      <w:r>
+        <w:rPr>
+          <w:lang w:val="en-US"/>
+        </w:rPr>
+        <w:t>Thuộc tính “Processes” là số lượng chương trình đang chạy</w:t>
+      </w:r>
+    </w:p>
+    <w:p>
+      <w:pPr>
+        <w:pStyle w:val="ListParagraph"/>
+        <w:numPr>
+          <w:ilvl w:val="0"/>
+          <w:numId w:val="13"/>
+        </w:numPr>
+        <w:rPr>
+          <w:lang w:val="en-US"/>
+        </w:rPr>
+      </w:pPr>
+      <w:r>
+        <w:rPr>
+          <w:lang w:val="en-US"/>
+        </w:rPr>
+        <w:t>Thuộc tính “Threads” là số luồng đang tồn tại trong tất cả chương trình, không phải luồng nào cũng đang chạy</w:t>
+      </w:r>
+    </w:p>
+    <w:p>
+      <w:pPr>
+        <w:pStyle w:val="ListParagraph"/>
+        <w:numPr>
+          <w:ilvl w:val="0"/>
+          <w:numId w:val="13"/>
+        </w:numPr>
+        <w:rPr>
+          <w:lang w:val="en-US"/>
+        </w:rPr>
+      </w:pPr>
+      <w:r>
+        <w:rPr>
+          <w:lang w:val="en-US"/>
+        </w:rPr>
+        <w:t xml:space="preserve">Thuộc tính “Handles” là số </w:t>
+      </w:r>
+      <w:r>
+        <w:rPr>
+          <w:lang w:val="en-US"/>
+        </w:rPr>
+        <w:t>Pointer</w:t>
+      </w:r>
+      <w:r>
+        <w:rPr>
+          <w:lang w:val="en-US"/>
+        </w:rPr>
+        <w:t xml:space="preserve"> đến tài nguyên như File,</w:t>
+      </w:r>
+      <w:r>
+        <w:rPr>
+          <w:lang w:val="en-US"/>
+        </w:rPr>
+        <w:t xml:space="preserve"> Process khác,</w:t>
+      </w:r>
+      <w:r>
+        <w:rPr>
+          <w:lang w:val="en-US"/>
+        </w:rPr>
+        <w:t xml:space="preserve"> … trong tất cả chương trình</w:t>
+      </w:r>
+    </w:p>
+    <w:p>
+      <w:pPr>
+        <w:pStyle w:val="ListParagraph"/>
+        <w:numPr>
+          <w:ilvl w:val="0"/>
+          <w:numId w:val="13"/>
+        </w:numPr>
+        <w:rPr>
+          <w:lang w:val="en-US"/>
+        </w:rPr>
+      </w:pPr>
+      <w:r>
+        <w:rPr>
+          <w:lang w:val="en-US"/>
+        </w:rPr>
+        <w:t>Thuộc tính “Speed” là tần số Clock CPU hiện tại</w:t>
+      </w:r>
+    </w:p>
+    <w:p>
+      <w:pPr>
+        <w:pStyle w:val="ListParagraph"/>
+        <w:numPr>
+          <w:ilvl w:val="0"/>
+          <w:numId w:val="13"/>
+        </w:numPr>
+        <w:rPr>
+          <w:lang w:val="en-US"/>
+        </w:rPr>
+      </w:pPr>
+      <w:r>
+        <w:rPr>
+          <w:lang w:val="en-US"/>
+        </w:rPr>
+        <w:t>Thuộc tính “Lx Cache” là dung lượng bộ nhớ đệm Lx đang bị chiếm</w:t>
+      </w:r>
+    </w:p>
+    <w:p>
+      <w:pPr>
+        <w:pStyle w:val="ListParagraph"/>
+        <w:numPr>
+          <w:ilvl w:val="0"/>
+          <w:numId w:val="13"/>
+        </w:numPr>
+        <w:rPr>
+          <w:lang w:val="en-US"/>
+        </w:rPr>
+      </w:pPr>
+      <w:r>
+        <w:rPr>
+          <w:lang w:val="en-US"/>
+        </w:rPr>
+        <w:t>Thuộc tính “Sockets” là số lượng CPU</w:t>
+      </w:r>
+    </w:p>
+    <w:p>
+      <w:pPr>
+        <w:pStyle w:val="ListParagraph"/>
+        <w:numPr>
+          <w:ilvl w:val="0"/>
+          <w:numId w:val="13"/>
+        </w:numPr>
+        <w:rPr>
+          <w:lang w:val="en-US"/>
+        </w:rPr>
+      </w:pPr>
+      <w:r>
+        <w:rPr>
+          <w:lang w:val="en-US"/>
+        </w:rPr>
+        <w:t>Thuộc tính “Cores” là số lượng Core trong CPU</w:t>
+      </w:r>
+    </w:p>
+    <w:p>
+      <w:pPr>
+        <w:pStyle w:val="ListParagraph"/>
+        <w:numPr>
+          <w:ilvl w:val="0"/>
+          <w:numId w:val="13"/>
+        </w:numPr>
+        <w:rPr>
+          <w:lang w:val="en-US"/>
+        </w:rPr>
+      </w:pPr>
+      <w:r>
+        <w:rPr>
+          <w:lang w:val="en-US"/>
+        </w:rPr>
+        <w:t>Thuộc tính “Logical processors” là số lượng luồng tối đa các Core có thể chạy, 1 Core có thể chạy nhiều luồng cùng lúc</w:t>
+      </w:r>
+    </w:p>
+    <w:p>
+      <w:pPr>
+        <w:pStyle w:val="ListParagraph"/>
+        <w:numPr>
+          <w:ilvl w:val="0"/>
+          <w:numId w:val="13"/>
+        </w:numPr>
+        <w:rPr>
+          <w:lang w:val="en-US"/>
+        </w:rPr>
+      </w:pPr>
+      <w:r>
+        <w:rPr>
+          <w:lang w:val="en-US"/>
+        </w:rPr>
+        <w:t>Thuộc tính “Base speed” là tần số Clock CPU tiêu chuẩn</w:t>
+      </w:r>
+    </w:p>
+    <w:p>
+      <w:pPr>
+        <w:pStyle w:val="ListParagraph"/>
+        <w:numPr>
+          <w:ilvl w:val="0"/>
+          <w:numId w:val="13"/>
+        </w:numPr>
+        <w:rPr>
+          <w:lang w:val="en-US"/>
+        </w:rPr>
+      </w:pPr>
+      <w:r>
+        <w:rPr>
+          <w:lang w:val="en-US"/>
+        </w:rPr>
+        <w:t>Thuộc tính “Virtualization” Check xem máy bạn có đang cho phép giả lập 1 hệ điều hành khác không</w:t>
+      </w:r>
+    </w:p>
+    <w:p>
+      <w:pPr>
+        <w:pStyle w:val="ListParagraph"/>
+        <w:numPr>
+          <w:ilvl w:val="0"/>
+          <w:numId w:val="13"/>
+        </w:numPr>
+        <w:rPr>
+          <w:lang w:val="en-US"/>
+        </w:rPr>
+      </w:pPr>
+      <w:r>
+        <w:rPr>
+          <w:lang w:val="en-US"/>
+        </w:rPr>
+        <w:t xml:space="preserve">Thuộc tính “Utilization” là </w:t>
+      </w:r>
+      <w:r>
+        <w:rPr>
+          <w:lang w:val="en-US"/>
+        </w:rPr>
+        <w:t>phần trăm thời gian CPU được sử dụng để tính toán, ví dụ trong 100 giây, chỉ sử dụng 1 giây để tính toán trên CPU, thì nó sẽ hiện 1%</w:t>
+      </w:r>
+    </w:p>
+    <w:p>
+      <w:pPr>
+        <w:pStyle w:val="ListParagraph"/>
+        <w:numPr>
+          <w:ilvl w:val="0"/>
+          <w:numId w:val="13"/>
+        </w:numPr>
+        <w:rPr>
+          <w:lang w:val="en-US"/>
+        </w:rPr>
+      </w:pPr>
+      <w:r>
+        <w:rPr>
+          <w:lang w:val="en-US"/>
+        </w:rPr>
+        <w:t>Thuộc tính “Up time” là thời gian đã trôi qua kể từ lần Restart cuối cùng, đéo phải Shut Down</w:t>
+      </w:r>
+    </w:p>
+    <w:p>
+      <w:pPr>
+        <w:pStyle w:val="ListParagraph"/>
+        <w:numPr>
+          <w:ilvl w:val="0"/>
+          <w:numId w:val="13"/>
+        </w:numPr>
+        <w:rPr>
+          <w:lang w:val="en-US"/>
+        </w:rPr>
+      </w:pPr>
+      <w:r>
+        <w:rPr>
+          <w:lang w:val="en-US"/>
+        </w:rPr>
+        <w:t>Tab “Memory”</w:t>
+      </w:r>
+    </w:p>
+    <w:p>
+      <w:pPr>
+        <w:pStyle w:val="ListParagraph"/>
+        <w:numPr>
+          <w:ilvl w:val="0"/>
+          <w:numId w:val="13"/>
+        </w:numPr>
+        <w:rPr>
+          <w:lang w:val="en-US"/>
+        </w:rPr>
+      </w:pPr>
+      <w:r>
+        <w:rPr>
+          <w:lang w:val="en-US"/>
+        </w:rPr>
+        <w:t>Góc phải trên cùng là tổng RAM trong máy, bên dưới là tổng RAM trừ đi lượng RAM dành cho phần cứng = tổng RAM dành cho phần mềm</w:t>
+      </w:r>
+    </w:p>
+    <w:p>
+      <w:pPr>
+        <w:pStyle w:val="ListParagraph"/>
+        <w:numPr>
+          <w:ilvl w:val="0"/>
+          <w:numId w:val="13"/>
+        </w:numPr>
+        <w:rPr>
+          <w:lang w:val="en-US"/>
+        </w:rPr>
+      </w:pPr>
+      <w:r>
+        <w:rPr>
+          <w:lang w:val="en-US"/>
+        </w:rPr>
+        <w:lastRenderedPageBreak/>
+        <w:t>Bên dưới chữ “Memory” là = tổng RAM đang được sử dụng bởi phần mềm / tổng RAM dành cho phần mềm</w:t>
+      </w:r>
+    </w:p>
+    <w:p>
+      <w:pPr>
+        <w:pStyle w:val="ListParagraph"/>
+        <w:numPr>
+          <w:ilvl w:val="0"/>
+          <w:numId w:val="13"/>
+        </w:numPr>
+        <w:rPr>
+          <w:lang w:val="en-US"/>
+        </w:rPr>
+      </w:pPr>
+      <w:r>
+        <w:rPr>
+          <w:lang w:val="en-US"/>
+        </w:rPr>
+        <w:t>Đồ thị là của tổng RAM đang được sử dụng bởi phần mềm</w:t>
+      </w:r>
+    </w:p>
+    <w:p>
+      <w:pPr>
+        <w:pStyle w:val="ListParagraph"/>
+        <w:numPr>
+          <w:ilvl w:val="0"/>
+          <w:numId w:val="13"/>
+        </w:numPr>
+        <w:rPr>
+          <w:lang w:val="en-US"/>
+        </w:rPr>
+      </w:pPr>
+      <w:r>
+        <w:rPr>
+          <w:lang w:val="en-US"/>
+        </w:rPr>
+        <w:t>Thuộc tính “In use</w:t>
+      </w:r>
+      <w:r>
+        <w:rPr>
+          <w:lang w:val="en-US"/>
+        </w:rPr>
+        <w:t xml:space="preserve"> (Compressed)</w:t>
+      </w:r>
+      <w:r>
+        <w:rPr>
+          <w:lang w:val="en-US"/>
+        </w:rPr>
+        <w:t>”</w:t>
+      </w:r>
+      <w:r>
+        <w:rPr>
+          <w:lang w:val="en-US"/>
+        </w:rPr>
+        <w:t xml:space="preserve"> là tổng RAM đang được sử dụng bởi phần mềm, số trong ngoặc = lượng RAM đã được nén để cho ra tổng này, nén tức là dữ liệu được nén trước khi viết vào RAM</w:t>
+      </w:r>
+    </w:p>
+    <w:p>
+      <w:pPr>
+        <w:pStyle w:val="ListParagraph"/>
+        <w:numPr>
+          <w:ilvl w:val="0"/>
+          <w:numId w:val="13"/>
+        </w:numPr>
+        <w:rPr>
+          <w:lang w:val="en-US"/>
+        </w:rPr>
+      </w:pPr>
+      <w:r>
+        <w:rPr>
+          <w:lang w:val="en-US"/>
+        </w:rPr>
+        <w:t>Thuộc tính “Available” = lượng RAM còn lại có thể sử dụng</w:t>
+      </w:r>
+    </w:p>
+    <w:p>
+      <w:pPr>
+        <w:pStyle w:val="ListParagraph"/>
+        <w:numPr>
+          <w:ilvl w:val="0"/>
+          <w:numId w:val="13"/>
+        </w:numPr>
+        <w:rPr>
+          <w:lang w:val="en-US"/>
+        </w:rPr>
+      </w:pPr>
+      <w:r>
+        <w:rPr>
+          <w:lang w:val="en-US"/>
+        </w:rPr>
+        <w:t xml:space="preserve">Thuộc tính “Speed” = tần số </w:t>
+      </w:r>
+      <w:r>
+        <w:rPr>
+          <w:lang w:val="en-US"/>
+        </w:rPr>
+        <w:t xml:space="preserve">tối đa </w:t>
+      </w:r>
+      <w:r>
+        <w:rPr>
+          <w:lang w:val="en-US"/>
+        </w:rPr>
+        <w:t xml:space="preserve">truyền dữ liệu từ RAM và vào RAM, nghĩa là số lần </w:t>
+      </w:r>
+      <w:r>
+        <w:rPr>
+          <w:lang w:val="en-US"/>
+        </w:rPr>
+        <w:t xml:space="preserve">tối đa </w:t>
+      </w:r>
+      <w:r>
+        <w:rPr>
+          <w:lang w:val="en-US"/>
+        </w:rPr>
+        <w:t>dữ liệu được đưa vào gửi ra từ RAM trong 1 giây</w:t>
+      </w:r>
+    </w:p>
+    <w:p>
+      <w:pPr>
+        <w:pStyle w:val="ListParagraph"/>
+        <w:numPr>
+          <w:ilvl w:val="0"/>
+          <w:numId w:val="13"/>
+        </w:numPr>
+        <w:rPr>
+          <w:lang w:val="en-US"/>
+        </w:rPr>
+      </w:pPr>
+      <w:r>
+        <w:rPr>
+          <w:lang w:val="en-US"/>
+        </w:rPr>
+        <w:t>Thuộc tính “Slots used” = số thanh khe chứa RAM bạn đang cắm RAM trên tổng số khe chứa</w:t>
+      </w:r>
+    </w:p>
+    <w:p>
+      <w:pPr>
+        <w:pStyle w:val="ListParagraph"/>
+        <w:numPr>
+          <w:ilvl w:val="0"/>
+          <w:numId w:val="13"/>
+        </w:numPr>
+        <w:rPr>
+          <w:lang w:val="en-US"/>
+        </w:rPr>
+      </w:pPr>
+      <w:r>
+        <w:rPr>
+          <w:lang w:val="en-US"/>
+        </w:rPr>
+        <w:t>Thuộc tính “Form factor” cho biết hình dạng của thanh RAM thuộc kiểu nào</w:t>
+      </w:r>
+    </w:p>
+    <w:p>
+      <w:pPr>
+        <w:pStyle w:val="ListParagraph"/>
+        <w:numPr>
+          <w:ilvl w:val="0"/>
+          <w:numId w:val="13"/>
+        </w:numPr>
+        <w:rPr>
+          <w:lang w:val="en-US"/>
+        </w:rPr>
+      </w:pPr>
+      <w:r>
+        <w:rPr>
+          <w:lang w:val="en-US"/>
+        </w:rPr>
+        <w:t>Thuộc tính “Hardware reserved” = tổng RAM dành cho phần cứng</w:t>
+      </w:r>
+    </w:p>
+    <w:p>
+      <w:pPr>
+        <w:pStyle w:val="ListParagraph"/>
+        <w:numPr>
+          <w:ilvl w:val="0"/>
+          <w:numId w:val="13"/>
+        </w:numPr>
+        <w:rPr>
+          <w:lang w:val="en-US"/>
+        </w:rPr>
+      </w:pPr>
+      <w:r>
+        <w:rPr>
+          <w:lang w:val="en-US"/>
+        </w:rPr>
+        <w:t>Thuộc tính “Committed” = tổng RAM đang dùng / tổng RAM đang có, tổng RAM này đã bao gồm tất cả phần cứng, mềm</w:t>
+      </w:r>
+      <w:r>
+        <w:rPr>
+          <w:lang w:val="en-US"/>
+        </w:rPr>
+        <w:t xml:space="preserve">, </w:t>
+      </w:r>
+      <w:r>
+        <w:rPr>
+          <w:lang w:val="en-US"/>
+        </w:rPr>
+        <w:t>SWAP</w:t>
+      </w:r>
+      <w:r>
+        <w:rPr>
+          <w:lang w:val="en-US"/>
+        </w:rPr>
+        <w:t>, …</w:t>
+      </w:r>
+    </w:p>
+    <w:p>
+      <w:pPr>
+        <w:pStyle w:val="ListParagraph"/>
+        <w:numPr>
+          <w:ilvl w:val="0"/>
+          <w:numId w:val="13"/>
+        </w:numPr>
+        <w:rPr>
+          <w:lang w:val="en-US"/>
+        </w:rPr>
+      </w:pPr>
+      <w:r>
+        <w:rPr>
+          <w:lang w:val="en-US"/>
+        </w:rPr>
+        <w:t>Thuộc tính “Cached” = bộ nhớ đệm trong RAM, phần nhớ này dùng để lưu các File hay chương trình được chạy thường xuyên, đỡ mất công phải tải từ đĩa cứng vào mỗi lần</w:t>
+      </w:r>
+    </w:p>
+    <w:p>
+      <w:pPr>
+        <w:pStyle w:val="ListParagraph"/>
+        <w:numPr>
+          <w:ilvl w:val="0"/>
+          <w:numId w:val="13"/>
+        </w:numPr>
+        <w:rPr>
+          <w:lang w:val="en-US"/>
+        </w:rPr>
+      </w:pPr>
+      <w:r>
+        <w:rPr>
+          <w:lang w:val="en-US"/>
+        </w:rPr>
+        <w:t>Thuộc tính “Non-paged pool” = lượng RAM dành cho Kernel hay các chương trình cực quan trọng khác mà máy tính không thể đẩy nó vào SWAP khi RAM thiếu hụt</w:t>
+      </w:r>
+    </w:p>
+    <w:p>
+      <w:pPr>
+        <w:pStyle w:val="ListParagraph"/>
+        <w:numPr>
+          <w:ilvl w:val="0"/>
+          <w:numId w:val="13"/>
+        </w:numPr>
+        <w:rPr>
+          <w:lang w:val="en-US"/>
+        </w:rPr>
+      </w:pPr>
+      <w:r>
+        <w:rPr>
+          <w:lang w:val="en-US"/>
+        </w:rPr>
+        <w:t xml:space="preserve">Thuộc tính “Paged pool” = </w:t>
+      </w:r>
+      <w:r>
+        <w:rPr>
+          <w:lang w:val="en-US"/>
+        </w:rPr>
+        <w:t>kích thước SWAP</w:t>
+      </w:r>
+    </w:p>
+    <w:p>
+      <w:pPr>
+        <w:pStyle w:val="ListParagraph"/>
+        <w:numPr>
+          <w:ilvl w:val="0"/>
+          <w:numId w:val="19"/>
+        </w:numPr>
+        <w:rPr>
+          <w:lang w:val="en-US"/>
+        </w:rPr>
+      </w:pPr>
+      <w:r>
+        <w:rPr>
+          <w:lang w:val="en-US"/>
+        </w:rPr>
+        <w:t>Chương Trình (Processes)?</w:t>
+      </w:r>
+    </w:p>
+    <w:p>
+      <w:pPr>
+        <w:pStyle w:val="ListParagraph"/>
+        <w:numPr>
+          <w:ilvl w:val="0"/>
+          <w:numId w:val="13"/>
+        </w:numPr>
+        <w:rPr>
+          <w:lang w:val="en-US"/>
+        </w:rPr>
+      </w:pPr>
+      <w:r>
+        <w:rPr>
+          <w:lang w:val="en-US"/>
+        </w:rPr>
+        <w:t>Vào Tab “Processes”, tại đây liệt kê toàn bộ các chương trình đang chạy</w:t>
+      </w:r>
+    </w:p>
+    <w:p>
+      <w:pPr>
+        <w:pStyle w:val="ListParagraph"/>
+        <w:numPr>
+          <w:ilvl w:val="0"/>
+          <w:numId w:val="13"/>
+        </w:numPr>
+        <w:rPr>
+          <w:lang w:val="en-US"/>
+        </w:rPr>
+      </w:pPr>
+      <w:r>
+        <w:rPr>
+          <w:lang w:val="en-US"/>
+        </w:rPr>
+        <w:t>Có 3 loại chương trình</w:t>
+      </w:r>
+    </w:p>
+    <w:p>
+      <w:pPr>
+        <w:pStyle w:val="ListParagraph"/>
+        <w:numPr>
+          <w:ilvl w:val="0"/>
+          <w:numId w:val="13"/>
+        </w:numPr>
+        <w:rPr>
+          <w:lang w:val="en-US"/>
+        </w:rPr>
+      </w:pPr>
+      <w:r>
+        <w:rPr>
+          <w:lang w:val="en-US"/>
+        </w:rPr>
+        <w:t>Loại 1, ứng dụng (Apps)</w:t>
+      </w:r>
+    </w:p>
+    <w:p>
+      <w:pPr>
+        <w:pStyle w:val="ListParagraph"/>
+        <w:numPr>
+          <w:ilvl w:val="0"/>
+          <w:numId w:val="13"/>
+        </w:numPr>
+        <w:rPr>
+          <w:lang w:val="en-US"/>
+        </w:rPr>
+      </w:pPr>
+      <w:r>
+        <w:rPr>
+          <w:lang w:val="en-US"/>
+        </w:rPr>
+        <w:t>Loại 2, nền (Background processes)</w:t>
+      </w:r>
+    </w:p>
+    <w:p>
+      <w:pPr>
+        <w:pStyle w:val="ListParagraph"/>
+        <w:numPr>
+          <w:ilvl w:val="0"/>
+          <w:numId w:val="13"/>
+        </w:numPr>
+        <w:rPr>
+          <w:lang w:val="en-US"/>
+        </w:rPr>
+      </w:pPr>
+      <w:r>
+        <w:rPr>
+          <w:lang w:val="en-US"/>
+        </w:rPr>
+        <w:t>Loại 3, hệ thống (Windows processes)</w:t>
+      </w:r>
+    </w:p>
+    <w:p>
+      <w:pPr>
+        <w:pStyle w:val="ListParagraph"/>
+        <w:numPr>
+          <w:ilvl w:val="0"/>
+          <w:numId w:val="13"/>
+        </w:numPr>
+        <w:rPr>
+          <w:lang w:val="en-US"/>
+        </w:rPr>
+      </w:pPr>
+      <w:r>
+        <w:rPr>
+          <w:lang w:val="en-US"/>
+        </w:rPr>
+        <w:t>Cột “Status” cho biết trạng thái hiện tại của Process, liệu nó có chạy bình thường, hay đang bị tạm hoãn, hay bị giới hạn lượng tài nguyên có thể truy cập</w:t>
+      </w:r>
+    </w:p>
+    <w:p>
+      <w:pPr>
+        <w:pStyle w:val="ListParagraph"/>
+        <w:numPr>
+          <w:ilvl w:val="0"/>
+          <w:numId w:val="13"/>
+        </w:numPr>
+        <w:rPr>
+          <w:lang w:val="en-US"/>
+        </w:rPr>
+      </w:pPr>
+      <w:r>
+        <w:rPr>
+          <w:lang w:val="en-US"/>
+        </w:rPr>
+        <w:t>Cột ”CPU” cho biết phần trăm thời gian Process sử dụng CPU để tính toán</w:t>
+      </w:r>
+      <w:r>
+        <w:rPr>
+          <w:lang w:val="en-US"/>
+        </w:rPr>
+        <w:t>, số ở trên chữ “CPU” = tổng của tất cả Process</w:t>
+      </w:r>
+    </w:p>
+    <w:p>
+      <w:pPr>
+        <w:pStyle w:val="ListParagraph"/>
+        <w:numPr>
+          <w:ilvl w:val="0"/>
+          <w:numId w:val="13"/>
+        </w:numPr>
+        <w:rPr>
+          <w:lang w:val="en-US"/>
+        </w:rPr>
+      </w:pPr>
+      <w:r>
+        <w:rPr>
+          <w:lang w:val="en-US"/>
+        </w:rPr>
+        <w:t>Cột “Memory” cho biết dung lượng Process chiếm trong RAM, số trên chữ “Memory” = tổng phần trăm RAM đang bị chiếm</w:t>
+      </w:r>
+    </w:p>
+    <w:p>
+      <w:pPr>
+        <w:pStyle w:val="ListParagraph"/>
+        <w:numPr>
+          <w:ilvl w:val="0"/>
+          <w:numId w:val="13"/>
+        </w:numPr>
+        <w:rPr>
+          <w:lang w:val="en-US"/>
+        </w:rPr>
+      </w:pPr>
+      <w:r>
+        <w:rPr>
+          <w:lang w:val="en-US"/>
+        </w:rPr>
+        <w:t>Cột “Disk” cho biết tốc độ đọc ghi vào đĩa cứng của Process thời điểm hiện tại</w:t>
+      </w:r>
+      <w:r>
+        <w:rPr>
+          <w:lang w:val="en-US"/>
+        </w:rPr>
+        <w:t>, số trễn chữ “Disk” =</w:t>
+      </w:r>
+      <w:r>
+        <w:rPr>
+          <w:lang w:val="en-US"/>
+        </w:rPr>
+        <w:t xml:space="preserve"> phần trăm</w:t>
       </w:r>
       <w:r>
         <w:rPr>
@@ -2646,19 +4170,7 @@
         <w:rPr>
           <w:lang w:val="en-US"/>
         </w:rPr>
-        <w:t>File Back Up</w:t>
-      </w:r>
-      <w:r>
-        <w:rPr>
-          <w:lang w:val="en-US"/>
-        </w:rPr>
-        <w:t>, gọi thư mục này là A</w:t>
-      </w:r>
-      <w:r>
-        <w:rPr>
-          <w:lang w:val="en-US"/>
-        </w:rPr>
-        <w:t xml:space="preserve"> + Click “OK” + Click “Backup Now” + chờ nó Copy dữ liệu</w:t>
+        <w:t>thời gian mà có hoạt động đọc ghi trên đĩa cứng, ví dụ trong 100 giây, ta chỉ dành 1 giây để ghi vào đĩa cứng, thì nó hiện 1%</w:t>
       </w:r>
     </w:p>
     <w:p>
@@ -2676,19 +4188,13 @@
         <w:rPr>
           <w:lang w:val="en-US"/>
         </w:rPr>
-        <w:t>Khi này trong A sẽ có thư mục</w:t>
-      </w:r>
-      <w:r>
-        <w:rPr>
-          <w:lang w:val="en-US"/>
-        </w:rPr>
-        <w:t xml:space="preserve"> với tên hồi nãy bạn nhập</w:t>
-      </w:r>
-      <w:r>
-        <w:rPr>
-          <w:lang w:val="en-US"/>
-        </w:rPr>
-        <w:t>, trong này chứa 1 File Back Up cho toàn bộ phân vùng bạn vừa chọn, có phần mở rộng “.pbd”</w:t>
+        <w:t xml:space="preserve">Cột “Network” cho biết tốc độ dữ liệu từ Internet được gửi vào máy bạn hoặc từ máy bạn vào Internet thông qua Process, số trên chữ “Network” = </w:t>
+      </w:r>
+      <w:r>
+        <w:rPr>
+          <w:lang w:val="en-US"/>
+        </w:rPr>
+        <w:t>phần trăm thời gian mà có hoạt động truyền tải dữ liệu, ví dụ trong 100 giây, ta chỉ dành 1 giây để truyền tải dữ liệu, thì nó hiện 1%</w:t>
       </w:r>
     </w:p>
     <w:p>
@@ -2706,7 +4212,25 @@
         <w:rPr>
           <w:lang w:val="en-US"/>
         </w:rPr>
-        <w:t>Bạn chỉ có thể 1 lúc khôi phục được 1 phân vùng ổ cứng, để làm điều này</w:t>
+        <w:t>Để tìm 1 Process, gõ tên hoặc ID là số nguyên của nó lên thanh Search trên cùng</w:t>
+      </w:r>
+    </w:p>
+    <w:p>
+      <w:pPr>
+        <w:pStyle w:val="ListParagraph"/>
+        <w:numPr>
+          <w:ilvl w:val="0"/>
+          <w:numId w:val="19"/>
+        </w:numPr>
+        <w:rPr>
+          <w:lang w:val="en-US"/>
+        </w:rPr>
+      </w:pPr>
+      <w:r>
+        <w:rPr>
+          <w:lang w:val="en-US"/>
+        </w:rPr>
+        <w:t>Chi Tiết (Details)?</w:t>
       </w:r>
     </w:p>
     <w:p>
@@ -2724,13 +4248,7 @@
         <w:rPr>
           <w:lang w:val="en-US"/>
         </w:rPr>
-        <w:t xml:space="preserve">Mở phần mềm Back Up + Click “Browse to Recover” + Click “Local Drive” + chọn File Back Up ở trên + Click “OK” + chọn 1 trong các phân vùng muốn khôi phục = Tick vào góc phải trên của phân vùng + Click “Next” + chọn phân vùng đích = Tick vào góc phải trên của phân vùng + Click “Next” + Click “Continue” + </w:t>
-      </w:r>
-      <w:r>
-        <w:rPr>
-          <w:lang w:val="en-US"/>
-        </w:rPr>
-        <w:t>Click “Proceed” + chờ nó bung ra + Click “Finish”</w:t>
+        <w:t>Vào Tab “Details”, tại đây liệt kê chi tiết toàn bộ các Process 1 lượt</w:t>
       </w:r>
     </w:p>
     <w:p>
@@ -2748,318 +4266,18 @@
         <w:rPr>
           <w:lang w:val="en-US"/>
         </w:rPr>
-        <w:t>Lưu ý File Back Up phải ở phân vùng khác với phân vùng đích vì như vậy nó sẽ bị xóa</w:t>
-      </w:r>
-    </w:p>
-    <w:p>
-      <w:pPr>
-        <w:pStyle w:val="ListParagraph"/>
-        <w:numPr>
-          <w:ilvl w:val="0"/>
-          <w:numId w:val="13"/>
-        </w:numPr>
-        <w:rPr>
-          <w:lang w:val="en-US"/>
-        </w:rPr>
-      </w:pPr>
-      <w:r>
-        <w:rPr>
-          <w:lang w:val="en-US"/>
-        </w:rPr>
-        <w:t xml:space="preserve">Để </w:t>
-      </w:r>
-      <w:r>
-        <w:rPr>
-          <w:lang w:val="en-US"/>
-        </w:rPr>
-        <w:t>Back Up nhiều thư mục hoặc File</w:t>
-      </w:r>
-    </w:p>
-    <w:p>
-      <w:pPr>
-        <w:pStyle w:val="ListParagraph"/>
-        <w:numPr>
-          <w:ilvl w:val="0"/>
-          <w:numId w:val="13"/>
-        </w:numPr>
-        <w:rPr>
-          <w:lang w:val="en-US"/>
-        </w:rPr>
-      </w:pPr>
-      <w:r>
-        <w:rPr>
-          <w:lang w:val="en-US"/>
-        </w:rPr>
-        <w:t xml:space="preserve">Y chang như Back Up </w:t>
-      </w:r>
-      <w:r>
-        <w:rPr>
-          <w:lang w:val="en-US"/>
-        </w:rPr>
-        <w:t xml:space="preserve">nhiều </w:t>
-      </w:r>
-      <w:r>
-        <w:rPr>
-          <w:lang w:val="en-US"/>
-        </w:rPr>
-        <w:t xml:space="preserve">phân vùng ổ cứng, thay vì chọn </w:t>
-      </w:r>
-      <w:r>
-        <w:rPr>
-          <w:lang w:val="en-US"/>
-        </w:rPr>
-        <w:t xml:space="preserve">nhiều </w:t>
-      </w:r>
-      <w:r>
-        <w:rPr>
-          <w:lang w:val="en-US"/>
-        </w:rPr>
-        <w:t>phân vùng thì chọn</w:t>
-      </w:r>
-      <w:r>
-        <w:rPr>
-          <w:lang w:val="en-US"/>
-        </w:rPr>
-        <w:t xml:space="preserve"> nhi</w:t>
-      </w:r>
-      <w:r>
-        <w:rPr>
-          <w:lang w:val="en-US"/>
-        </w:rPr>
-        <w:t xml:space="preserve"> File hoặc thư mục</w:t>
-      </w:r>
-    </w:p>
-    <w:p>
-      <w:pPr>
-        <w:pStyle w:val="ListParagraph"/>
-        <w:numPr>
-          <w:ilvl w:val="0"/>
-          <w:numId w:val="13"/>
-        </w:numPr>
-        <w:rPr>
-          <w:lang w:val="en-US"/>
-        </w:rPr>
-      </w:pPr>
-      <w:r>
-        <w:rPr>
-          <w:lang w:val="en-US"/>
-        </w:rPr>
-        <w:t>Để khôi phục nhiều thư mục hoặc File</w:t>
-      </w:r>
-    </w:p>
-    <w:p>
-      <w:pPr>
-        <w:pStyle w:val="ListParagraph"/>
-        <w:numPr>
-          <w:ilvl w:val="0"/>
-          <w:numId w:val="13"/>
-        </w:numPr>
-        <w:rPr>
-          <w:lang w:val="en-US"/>
-        </w:rPr>
-      </w:pPr>
-      <w:r>
-        <w:rPr>
-          <w:lang w:val="en-US"/>
-        </w:rPr>
-        <w:t>Mở phần mềm Back Up + Click “Browse to Recover” + Click “Local Drive” + chọn File Back Up + Click “OK” + Tick chọn các thư mục hoặc File muốn khôi phục + Tick “Recover to” + Click “Browse…” + chọn thư mục muốn bung vào + Click “Proceed” + chờ nó khôi phục + Click “Finish</w:t>
-      </w:r>
-      <w:r>
-        <w:rPr>
-          <w:lang w:val="en-US"/>
-        </w:rPr>
-        <w:t>”</w:t>
-      </w:r>
-    </w:p>
-    <w:p>
-      <w:pPr>
-        <w:pStyle w:val="ListParagraph"/>
-        <w:numPr>
-          <w:ilvl w:val="0"/>
-          <w:numId w:val="13"/>
-        </w:numPr>
-        <w:rPr>
-          <w:lang w:val="en-US"/>
-        </w:rPr>
-      </w:pPr>
-      <w:r>
-        <w:rPr>
-          <w:lang w:val="en-US"/>
-        </w:rPr>
-        <w:t>Ví dụ, ta bung 2 File có đường dẫn “C:\foo\bar.css” và “D:\far.js” vào thư mục “E:\bob”, thì trong thư mục này, sẽ có 2 thư mục con “C” và “D”, trong “C” có “foo”, trong “foo” có “bar.css”, trong “D” có “far.js”</w:t>
-      </w:r>
-    </w:p>
-    <w:p>
-      <w:pPr>
-        <w:pStyle w:val="ListParagraph"/>
-        <w:numPr>
-          <w:ilvl w:val="0"/>
-          <w:numId w:val="13"/>
-        </w:numPr>
-        <w:rPr>
-          <w:lang w:val="en-US"/>
-        </w:rPr>
-      </w:pPr>
-      <w:r>
-        <w:rPr>
-          <w:lang w:val="en-US"/>
-        </w:rPr>
-        <w:t>Nếu muốn khôi phục các File và thư mục vào vị trí ban đầu, nói cách khác là theo đường dẫn gắn với nó mà khôi phục vào, thì thay vì Tick “Recover to” và chọn thư mục muốn bung vào thì chỉ cần Tick “Recover to original location”</w:t>
-      </w:r>
-    </w:p>
-    <w:p>
-      <w:pPr>
-        <w:pStyle w:val="ListParagraph"/>
-        <w:numPr>
-          <w:ilvl w:val="0"/>
-          <w:numId w:val="13"/>
-        </w:numPr>
-        <w:rPr>
-          <w:lang w:val="en-US"/>
-        </w:rPr>
-      </w:pPr>
-      <w:r>
-        <w:rPr>
-          <w:lang w:val="en-US"/>
-        </w:rPr>
-        <w:t>Các Back Up bạn tạo sẽ được phần mềm lưu lại và liệt kê ở bên trái cửa sổ phần mềm dưới “Add Backup”, do đó sau khi bạn đã Back Up lần 1, thì mấy lần sau chỉ cần chọn Back Up đó rồi Click “Backup Now” + chờ nó Back Up + là bạn đã tạo ra 1 File Back Up mới, nếu File cũ vẫn còn thì File này được đặt tên theo kiểu “v1”, “v2”, “v3”, …, tương ứng với các phiên bản tăng dần, đồng thời khi chọn 1 Back Up nào đó</w:t>
-      </w:r>
-    </w:p>
-    <w:p>
-      <w:pPr>
-        <w:rPr>
-          <w:lang w:val="en-US"/>
-        </w:rPr>
-      </w:pPr>
-    </w:p>
-    <w:p>
-      <w:pPr>
-        <w:rPr>
-          <w:lang w:val="en-US"/>
-        </w:rPr>
-      </w:pPr>
-      <w:r>
-        <w:rPr>
-          <w:lang w:val="en-US"/>
-        </w:rPr>
-        <w:t>Setting – Cài Đặt:</w:t>
-      </w:r>
-    </w:p>
-    <w:p>
-      <w:pPr>
-        <w:pStyle w:val="ListParagraph"/>
-        <w:numPr>
-          <w:ilvl w:val="0"/>
-          <w:numId w:val="16"/>
-        </w:numPr>
-        <w:rPr>
-          <w:lang w:val="en-US"/>
-        </w:rPr>
-      </w:pPr>
-      <w:r>
-        <w:rPr>
-          <w:lang w:val="en-US"/>
-        </w:rPr>
-        <w:t xml:space="preserve">Cách Vô </w:t>
-      </w:r>
-      <w:r>
-        <w:rPr>
-          <w:lang w:val="en-US"/>
-        </w:rPr>
-        <w:t>Cài Đặt Laptop?</w:t>
-      </w:r>
-    </w:p>
-    <w:p>
-      <w:pPr>
-        <w:pStyle w:val="ListParagraph"/>
-        <w:numPr>
-          <w:ilvl w:val="0"/>
-          <w:numId w:val="13"/>
-        </w:numPr>
-        <w:rPr>
-          <w:lang w:val="en-US"/>
-        </w:rPr>
-      </w:pPr>
-      <w:r>
-        <w:rPr>
-          <w:lang w:val="en-US"/>
-        </w:rPr>
-        <w:t xml:space="preserve">Nhấn “Windows” + “I” </w:t>
-      </w:r>
-    </w:p>
-    <w:p>
-      <w:pPr>
-        <w:pStyle w:val="ListParagraph"/>
-        <w:numPr>
-          <w:ilvl w:val="0"/>
-          <w:numId w:val="16"/>
-        </w:numPr>
-        <w:rPr>
-          <w:lang w:val="en-US"/>
-        </w:rPr>
-      </w:pPr>
-      <w:r>
-        <w:rPr>
-          <w:lang w:val="en-US"/>
-        </w:rPr>
-        <w:t xml:space="preserve">Hiển </w:t>
-      </w:r>
-      <w:r>
-        <w:rPr>
-          <w:lang w:val="en-US"/>
-        </w:rPr>
-        <w:t xml:space="preserve">Thị Tất Cả </w:t>
-      </w:r>
-      <w:r>
-        <w:rPr>
-          <w:lang w:val="en-US"/>
-        </w:rPr>
-        <w:t xml:space="preserve">File </w:t>
-      </w:r>
-      <w:r>
-        <w:rPr>
-          <w:lang w:val="en-US"/>
-        </w:rPr>
-        <w:t>Bị Ẩn?</w:t>
-      </w:r>
-    </w:p>
-    <w:p>
-      <w:pPr>
-        <w:pStyle w:val="ListParagraph"/>
-        <w:numPr>
-          <w:ilvl w:val="0"/>
-          <w:numId w:val="13"/>
-        </w:numPr>
-        <w:rPr>
-          <w:lang w:val="en-US"/>
-        </w:rPr>
-      </w:pPr>
-      <w:r>
-        <w:rPr>
-          <w:lang w:val="en-US"/>
-        </w:rPr>
-        <w:t>Vào Tab “</w:t>
-      </w:r>
-      <w:r>
-        <w:rPr>
-          <w:lang w:val="en-US"/>
-        </w:rPr>
-        <w:t>System</w:t>
-      </w:r>
-      <w:r>
-        <w:rPr>
-          <w:lang w:val="en-US"/>
-        </w:rPr>
-        <w:t>” + chọn “For developers” + chọn “File Explorer” + Tick mục “Show hidden and system files”</w:t>
-      </w:r>
-    </w:p>
-    <w:p>
-      <w:pPr>
-        <w:pStyle w:val="ListParagraph"/>
-        <w:numPr>
-          <w:ilvl w:val="0"/>
-          <w:numId w:val="13"/>
-        </w:numPr>
+        <w:t>Cột “PID” = Process ID</w:t>
+      </w:r>
+    </w:p>
+    <w:p>
+      <w:pPr>
+        <w:rPr>
+          <w:lang w:val="en-US"/>
+        </w:rPr>
+      </w:pPr>
+    </w:p>
+    <w:p>
+      <w:pPr>
         <w:rPr>
           <w:lang w:val="en-US"/>
         </w:rPr>
@@ -3069,1097 +4287,6 @@
           <w:lang w:val="en-US"/>
         </w:rPr>
         <w:lastRenderedPageBreak/>
-        <w:t xml:space="preserve">Vào File Explorer Options thông qua thanh Searh + </w:t>
-      </w:r>
-      <w:r>
-        <w:rPr>
-          <w:lang w:val="en-US"/>
-        </w:rPr>
-        <w:t>vào Tab “View” + Tick mấy cái hiện và Untick mấy cái ẩn</w:t>
-      </w:r>
-    </w:p>
-    <w:p>
-      <w:pPr>
-        <w:pStyle w:val="ListParagraph"/>
-        <w:numPr>
-          <w:ilvl w:val="0"/>
-          <w:numId w:val="16"/>
-        </w:numPr>
-        <w:rPr>
-          <w:lang w:val="en-US"/>
-        </w:rPr>
-      </w:pPr>
-      <w:r>
-        <w:rPr>
-          <w:lang w:val="en-US"/>
-        </w:rPr>
-        <w:t>Tường Lửa?</w:t>
-      </w:r>
-    </w:p>
-    <w:p>
-      <w:pPr>
-        <w:pStyle w:val="ListParagraph"/>
-        <w:numPr>
-          <w:ilvl w:val="0"/>
-          <w:numId w:val="13"/>
-        </w:numPr>
-        <w:rPr>
-          <w:lang w:val="en-US"/>
-        </w:rPr>
-      </w:pPr>
-      <w:r>
-        <w:rPr>
-          <w:lang w:val="en-US"/>
-        </w:rPr>
-        <w:t>Truy cập</w:t>
-      </w:r>
-    </w:p>
-    <w:p>
-      <w:pPr>
-        <w:pStyle w:val="ListParagraph"/>
-        <w:numPr>
-          <w:ilvl w:val="0"/>
-          <w:numId w:val="13"/>
-        </w:numPr>
-        <w:rPr>
-          <w:lang w:val="en-US"/>
-        </w:rPr>
-      </w:pPr>
-      <w:r>
-        <w:rPr>
-          <w:lang w:val="en-US"/>
-        </w:rPr>
-        <w:t>Vào Tab “Privacy &amp; security” + tại mục “Windows Security” + chọn “Firewall &amp; network protection” + cửa sổ Window Security sẽ hiện lên và bạn đang ở Tab “Firewall &amp; network protection”</w:t>
-      </w:r>
-    </w:p>
-    <w:p>
-      <w:pPr>
-        <w:pStyle w:val="ListParagraph"/>
-        <w:numPr>
-          <w:ilvl w:val="0"/>
-          <w:numId w:val="16"/>
-        </w:numPr>
-        <w:rPr>
-          <w:lang w:val="en-US"/>
-        </w:rPr>
-      </w:pPr>
-      <w:r>
-        <w:rPr>
-          <w:lang w:val="en-US"/>
-        </w:rPr>
-        <w:t xml:space="preserve">Ngăn </w:t>
-      </w:r>
-      <w:r>
-        <w:rPr>
-          <w:lang w:val="en-US"/>
-        </w:rPr>
-        <w:t>Độ Sáng Màn Hình Thay Đổi?</w:t>
-      </w:r>
-    </w:p>
-    <w:p>
-      <w:pPr>
-        <w:pStyle w:val="ListParagraph"/>
-        <w:numPr>
-          <w:ilvl w:val="0"/>
-          <w:numId w:val="13"/>
-        </w:numPr>
-        <w:rPr>
-          <w:lang w:val="en-US"/>
-        </w:rPr>
-      </w:pPr>
-      <w:r>
-        <w:rPr>
-          <w:lang w:val="en-US"/>
-        </w:rPr>
-        <w:t>Vào Tab “</w:t>
-      </w:r>
-      <w:r>
-        <w:rPr>
-          <w:lang w:val="en-US"/>
-        </w:rPr>
-        <w:t>System” + chọn “Display” + tại mục “Brightness &amp; color” + Click “Brightness” + Click cái nút bên phải cái mục vừa nhú ra + chọn “Off”</w:t>
-      </w:r>
-      <w:r>
-        <w:rPr>
-          <w:lang w:val="en-US"/>
-        </w:rPr>
-        <w:t xml:space="preserve"> để ngăn độ sáng thay đổi, chọn “On Battery Only” để thay đổi dựa trên dung lượng Pin, chọn “Always” để luôn thay đổi</w:t>
-      </w:r>
-    </w:p>
-    <w:p>
-      <w:pPr>
-        <w:rPr>
-          <w:lang w:val="en-US"/>
-        </w:rPr>
-      </w:pPr>
-    </w:p>
-    <w:p>
-      <w:pPr>
-        <w:rPr>
-          <w:lang w:val="en-US"/>
-        </w:rPr>
-      </w:pPr>
-      <w:r>
-        <w:rPr>
-          <w:lang w:val="en-US"/>
-        </w:rPr>
-        <w:t>Task Manager – Quản Lý Tác Vụ:</w:t>
-      </w:r>
-    </w:p>
-    <w:p>
-      <w:pPr>
-        <w:pStyle w:val="ListParagraph"/>
-        <w:numPr>
-          <w:ilvl w:val="0"/>
-          <w:numId w:val="19"/>
-        </w:numPr>
-        <w:rPr>
-          <w:lang w:val="en-US"/>
-        </w:rPr>
-      </w:pPr>
-      <w:r>
-        <w:rPr>
-          <w:lang w:val="en-US"/>
-        </w:rPr>
-        <w:t>Vào Cửa Sổ Task Manager?</w:t>
-      </w:r>
-    </w:p>
-    <w:p>
-      <w:pPr>
-        <w:pStyle w:val="ListParagraph"/>
-        <w:numPr>
-          <w:ilvl w:val="0"/>
-          <w:numId w:val="13"/>
-        </w:numPr>
-        <w:rPr>
-          <w:lang w:val="en-US"/>
-        </w:rPr>
-      </w:pPr>
-      <w:r>
-        <w:rPr>
-          <w:lang w:val="en-US"/>
-        </w:rPr>
-        <w:t>Phải chuột vào thanh dưới cùng màn hình + chọn “Task Manager”</w:t>
-      </w:r>
-    </w:p>
-    <w:p>
-      <w:pPr>
-        <w:pStyle w:val="ListParagraph"/>
-        <w:numPr>
-          <w:ilvl w:val="0"/>
-          <w:numId w:val="19"/>
-        </w:numPr>
-        <w:rPr>
-          <w:lang w:val="en-US"/>
-        </w:rPr>
-      </w:pPr>
-      <w:r>
-        <w:rPr>
-          <w:lang w:val="en-US"/>
-        </w:rPr>
-        <w:t>Hiệu Suất</w:t>
-      </w:r>
-      <w:r>
-        <w:rPr>
-          <w:lang w:val="en-US"/>
-        </w:rPr>
-        <w:t xml:space="preserve"> Máy</w:t>
-      </w:r>
-      <w:r>
-        <w:rPr>
-          <w:lang w:val="en-US"/>
-        </w:rPr>
-        <w:t xml:space="preserve"> (Performance</w:t>
-      </w:r>
-      <w:r>
-        <w:rPr>
-          <w:lang w:val="en-US"/>
-        </w:rPr>
-        <w:t>)?</w:t>
-      </w:r>
-    </w:p>
-    <w:p>
-      <w:pPr>
-        <w:pStyle w:val="ListParagraph"/>
-        <w:numPr>
-          <w:ilvl w:val="0"/>
-          <w:numId w:val="13"/>
-        </w:numPr>
-        <w:rPr>
-          <w:lang w:val="en-US"/>
-        </w:rPr>
-      </w:pPr>
-      <w:r>
-        <w:rPr>
-          <w:lang w:val="en-US"/>
-        </w:rPr>
-        <w:t>Vào Tab “Performance”, tại đây có các Tab sau</w:t>
-      </w:r>
-    </w:p>
-    <w:p>
-      <w:pPr>
-        <w:pStyle w:val="ListParagraph"/>
-        <w:numPr>
-          <w:ilvl w:val="0"/>
-          <w:numId w:val="13"/>
-        </w:numPr>
-        <w:rPr>
-          <w:lang w:val="en-US"/>
-        </w:rPr>
-      </w:pPr>
-      <w:r>
-        <w:rPr>
-          <w:lang w:val="en-US"/>
-        </w:rPr>
-        <w:t>Tab “CPU”</w:t>
-      </w:r>
-    </w:p>
-    <w:p>
-      <w:pPr>
-        <w:pStyle w:val="ListParagraph"/>
-        <w:numPr>
-          <w:ilvl w:val="0"/>
-          <w:numId w:val="13"/>
-        </w:numPr>
-        <w:rPr>
-          <w:lang w:val="en-US"/>
-        </w:rPr>
-      </w:pPr>
-      <w:r>
-        <w:rPr>
-          <w:lang w:val="en-US"/>
-        </w:rPr>
-        <w:t>Góc phải trên là tên CPU</w:t>
-      </w:r>
-      <w:r>
-        <w:rPr>
-          <w:lang w:val="en-US"/>
-        </w:rPr>
-        <w:t>, bên dưới chữ “CPU” là thuộc tính “Utilization” và “Speed”</w:t>
-      </w:r>
-    </w:p>
-    <w:p>
-      <w:pPr>
-        <w:pStyle w:val="ListParagraph"/>
-        <w:numPr>
-          <w:ilvl w:val="0"/>
-          <w:numId w:val="13"/>
-        </w:numPr>
-        <w:rPr>
-          <w:lang w:val="en-US"/>
-        </w:rPr>
-      </w:pPr>
-      <w:r>
-        <w:rPr>
-          <w:lang w:val="en-US"/>
-        </w:rPr>
-        <w:t>Đồ thị là của thuộc tính “Utilization”</w:t>
-      </w:r>
-    </w:p>
-    <w:p>
-      <w:pPr>
-        <w:pStyle w:val="ListParagraph"/>
-        <w:numPr>
-          <w:ilvl w:val="0"/>
-          <w:numId w:val="13"/>
-        </w:numPr>
-        <w:rPr>
-          <w:lang w:val="en-US"/>
-        </w:rPr>
-      </w:pPr>
-      <w:r>
-        <w:rPr>
-          <w:lang w:val="en-US"/>
-        </w:rPr>
-        <w:t>Thuộc tính “Processes” là số lượng chương trình đang chạy</w:t>
-      </w:r>
-    </w:p>
-    <w:p>
-      <w:pPr>
-        <w:pStyle w:val="ListParagraph"/>
-        <w:numPr>
-          <w:ilvl w:val="0"/>
-          <w:numId w:val="13"/>
-        </w:numPr>
-        <w:rPr>
-          <w:lang w:val="en-US"/>
-        </w:rPr>
-      </w:pPr>
-      <w:r>
-        <w:rPr>
-          <w:lang w:val="en-US"/>
-        </w:rPr>
-        <w:t>Thuộc tính “Threads” là số luồng đang tồn tại trong tất cả chương trình, không phải luồng nào cũng đang chạy</w:t>
-      </w:r>
-    </w:p>
-    <w:p>
-      <w:pPr>
-        <w:pStyle w:val="ListParagraph"/>
-        <w:numPr>
-          <w:ilvl w:val="0"/>
-          <w:numId w:val="13"/>
-        </w:numPr>
-        <w:rPr>
-          <w:lang w:val="en-US"/>
-        </w:rPr>
-      </w:pPr>
-      <w:r>
-        <w:rPr>
-          <w:lang w:val="en-US"/>
-        </w:rPr>
-        <w:t xml:space="preserve">Thuộc tính “Handles” là số </w:t>
-      </w:r>
-      <w:r>
-        <w:rPr>
-          <w:lang w:val="en-US"/>
-        </w:rPr>
-        <w:t>Pointer</w:t>
-      </w:r>
-      <w:r>
-        <w:rPr>
-          <w:lang w:val="en-US"/>
-        </w:rPr>
-        <w:t xml:space="preserve"> đến tài nguyên như File, … trong tất cả chương trình</w:t>
-      </w:r>
-    </w:p>
-    <w:p>
-      <w:pPr>
-        <w:pStyle w:val="ListParagraph"/>
-        <w:numPr>
-          <w:ilvl w:val="0"/>
-          <w:numId w:val="13"/>
-        </w:numPr>
-        <w:rPr>
-          <w:lang w:val="en-US"/>
-        </w:rPr>
-      </w:pPr>
-      <w:r>
-        <w:rPr>
-          <w:lang w:val="en-US"/>
-        </w:rPr>
-        <w:t>Thuộc tính “Speed” là tần số Clock CPU hiện tại</w:t>
-      </w:r>
-    </w:p>
-    <w:p>
-      <w:pPr>
-        <w:pStyle w:val="ListParagraph"/>
-        <w:numPr>
-          <w:ilvl w:val="0"/>
-          <w:numId w:val="13"/>
-        </w:numPr>
-        <w:rPr>
-          <w:lang w:val="en-US"/>
-        </w:rPr>
-      </w:pPr>
-      <w:r>
-        <w:rPr>
-          <w:lang w:val="en-US"/>
-        </w:rPr>
-        <w:t>Thuộc tính “Lx Cache” là dung lượng bộ nhớ đệm Lx đang bị chiếm</w:t>
-      </w:r>
-    </w:p>
-    <w:p>
-      <w:pPr>
-        <w:pStyle w:val="ListParagraph"/>
-        <w:numPr>
-          <w:ilvl w:val="0"/>
-          <w:numId w:val="13"/>
-        </w:numPr>
-        <w:rPr>
-          <w:lang w:val="en-US"/>
-        </w:rPr>
-      </w:pPr>
-      <w:r>
-        <w:rPr>
-          <w:lang w:val="en-US"/>
-        </w:rPr>
-        <w:t>Thuộc tính “Sockets” là số lượng CPU</w:t>
-      </w:r>
-    </w:p>
-    <w:p>
-      <w:pPr>
-        <w:pStyle w:val="ListParagraph"/>
-        <w:numPr>
-          <w:ilvl w:val="0"/>
-          <w:numId w:val="13"/>
-        </w:numPr>
-        <w:rPr>
-          <w:lang w:val="en-US"/>
-        </w:rPr>
-      </w:pPr>
-      <w:r>
-        <w:rPr>
-          <w:lang w:val="en-US"/>
-        </w:rPr>
-        <w:t>Thuộc tính “Cores” là số lượng Core trong CPU</w:t>
-      </w:r>
-    </w:p>
-    <w:p>
-      <w:pPr>
-        <w:pStyle w:val="ListParagraph"/>
-        <w:numPr>
-          <w:ilvl w:val="0"/>
-          <w:numId w:val="13"/>
-        </w:numPr>
-        <w:rPr>
-          <w:lang w:val="en-US"/>
-        </w:rPr>
-      </w:pPr>
-      <w:r>
-        <w:rPr>
-          <w:lang w:val="en-US"/>
-        </w:rPr>
-        <w:t>Thuộc tính “Logical processors” là số lượng luồng tối đa các Core có thể chạy, 1 Core có thể chạy nhiều luồng cùng lúc</w:t>
-      </w:r>
-    </w:p>
-    <w:p>
-      <w:pPr>
-        <w:pStyle w:val="ListParagraph"/>
-        <w:numPr>
-          <w:ilvl w:val="0"/>
-          <w:numId w:val="13"/>
-        </w:numPr>
-        <w:rPr>
-          <w:lang w:val="en-US"/>
-        </w:rPr>
-      </w:pPr>
-      <w:r>
-        <w:rPr>
-          <w:lang w:val="en-US"/>
-        </w:rPr>
-        <w:t>Thuộc tính “Base speed” là tần số Clock CPU tiêu chuẩn</w:t>
-      </w:r>
-    </w:p>
-    <w:p>
-      <w:pPr>
-        <w:pStyle w:val="ListParagraph"/>
-        <w:numPr>
-          <w:ilvl w:val="0"/>
-          <w:numId w:val="13"/>
-        </w:numPr>
-        <w:rPr>
-          <w:lang w:val="en-US"/>
-        </w:rPr>
-      </w:pPr>
-      <w:r>
-        <w:rPr>
-          <w:lang w:val="en-US"/>
-        </w:rPr>
-        <w:t>Thuộc tính “Virtualization” Check xem máy bạn có đang cho phép giả lập 1 hệ điều hành khác không</w:t>
-      </w:r>
-    </w:p>
-    <w:p>
-      <w:pPr>
-        <w:pStyle w:val="ListParagraph"/>
-        <w:numPr>
-          <w:ilvl w:val="0"/>
-          <w:numId w:val="13"/>
-        </w:numPr>
-        <w:rPr>
-          <w:lang w:val="en-US"/>
-        </w:rPr>
-      </w:pPr>
-      <w:r>
-        <w:rPr>
-          <w:lang w:val="en-US"/>
-        </w:rPr>
-        <w:t xml:space="preserve">Thuộc tính “Utilization” là </w:t>
-      </w:r>
-      <w:r>
-        <w:rPr>
-          <w:lang w:val="en-US"/>
-        </w:rPr>
-        <w:t>phần trăm thời gian CPU được sử dụng để tính toán, ví dụ trong 100 giây, chỉ sử dụng 1 giây để tính toán trên CPU, thì nó sẽ hiện 1%</w:t>
-      </w:r>
-    </w:p>
-    <w:p>
-      <w:pPr>
-        <w:pStyle w:val="ListParagraph"/>
-        <w:numPr>
-          <w:ilvl w:val="0"/>
-          <w:numId w:val="13"/>
-        </w:numPr>
-        <w:rPr>
-          <w:lang w:val="en-US"/>
-        </w:rPr>
-      </w:pPr>
-      <w:r>
-        <w:rPr>
-          <w:lang w:val="en-US"/>
-        </w:rPr>
-        <w:t>Thuộc tính “Up time” là thời gian đã trôi qua kể từ lần Restart cuối cùng, đéo phải Shut Down</w:t>
-      </w:r>
-    </w:p>
-    <w:p>
-      <w:pPr>
-        <w:pStyle w:val="ListParagraph"/>
-        <w:numPr>
-          <w:ilvl w:val="0"/>
-          <w:numId w:val="13"/>
-        </w:numPr>
-        <w:rPr>
-          <w:lang w:val="en-US"/>
-        </w:rPr>
-      </w:pPr>
-      <w:r>
-        <w:rPr>
-          <w:lang w:val="en-US"/>
-        </w:rPr>
-        <w:t>Tab “Memory”</w:t>
-      </w:r>
-    </w:p>
-    <w:p>
-      <w:pPr>
-        <w:pStyle w:val="ListParagraph"/>
-        <w:numPr>
-          <w:ilvl w:val="0"/>
-          <w:numId w:val="13"/>
-        </w:numPr>
-        <w:rPr>
-          <w:lang w:val="en-US"/>
-        </w:rPr>
-      </w:pPr>
-      <w:r>
-        <w:rPr>
-          <w:lang w:val="en-US"/>
-        </w:rPr>
-        <w:t>Góc phải trên cùng là tổng RAM trong máy, bên dưới là tổng RAM trừ đi lượng RAM dành cho phần cứng = tổng RAM dành cho phần mềm</w:t>
-      </w:r>
-    </w:p>
-    <w:p>
-      <w:pPr>
-        <w:pStyle w:val="ListParagraph"/>
-        <w:numPr>
-          <w:ilvl w:val="0"/>
-          <w:numId w:val="13"/>
-        </w:numPr>
-        <w:rPr>
-          <w:lang w:val="en-US"/>
-        </w:rPr>
-      </w:pPr>
-      <w:r>
-        <w:rPr>
-          <w:lang w:val="en-US"/>
-        </w:rPr>
-        <w:t>Bên dưới chữ “Memory” là = tổng RAM đang được sử dụng bởi phần mềm / tổng RAM dành cho phần mềm</w:t>
-      </w:r>
-    </w:p>
-    <w:p>
-      <w:pPr>
-        <w:pStyle w:val="ListParagraph"/>
-        <w:numPr>
-          <w:ilvl w:val="0"/>
-          <w:numId w:val="13"/>
-        </w:numPr>
-        <w:rPr>
-          <w:lang w:val="en-US"/>
-        </w:rPr>
-      </w:pPr>
-      <w:r>
-        <w:rPr>
-          <w:lang w:val="en-US"/>
-        </w:rPr>
-        <w:t>Đồ thị là của tổng RAM đang được sử dụng bởi phần mềm</w:t>
-      </w:r>
-    </w:p>
-    <w:p>
-      <w:pPr>
-        <w:pStyle w:val="ListParagraph"/>
-        <w:numPr>
-          <w:ilvl w:val="0"/>
-          <w:numId w:val="13"/>
-        </w:numPr>
-        <w:rPr>
-          <w:lang w:val="en-US"/>
-        </w:rPr>
-      </w:pPr>
-      <w:r>
-        <w:rPr>
-          <w:lang w:val="en-US"/>
-        </w:rPr>
-        <w:lastRenderedPageBreak/>
-        <w:t>Thuộc tính “In use</w:t>
-      </w:r>
-      <w:r>
-        <w:rPr>
-          <w:lang w:val="en-US"/>
-        </w:rPr>
-        <w:t xml:space="preserve"> (Compressed)</w:t>
-      </w:r>
-      <w:r>
-        <w:rPr>
-          <w:lang w:val="en-US"/>
-        </w:rPr>
-        <w:t>”</w:t>
-      </w:r>
-      <w:r>
-        <w:rPr>
-          <w:lang w:val="en-US"/>
-        </w:rPr>
-        <w:t xml:space="preserve"> là tổng RAM đang được sử dụng bởi phần mềm, số trong ngoặc = lượng RAM đã được nén để cho ra tổng này, nén tức là dữ liệu được nén trước khi viết vào RAM</w:t>
-      </w:r>
-    </w:p>
-    <w:p>
-      <w:pPr>
-        <w:pStyle w:val="ListParagraph"/>
-        <w:numPr>
-          <w:ilvl w:val="0"/>
-          <w:numId w:val="13"/>
-        </w:numPr>
-        <w:rPr>
-          <w:lang w:val="en-US"/>
-        </w:rPr>
-      </w:pPr>
-      <w:r>
-        <w:rPr>
-          <w:lang w:val="en-US"/>
-        </w:rPr>
-        <w:t>Thuộc tính “Available” = lượng RAM còn lại có thể sử dụng</w:t>
-      </w:r>
-    </w:p>
-    <w:p>
-      <w:pPr>
-        <w:pStyle w:val="ListParagraph"/>
-        <w:numPr>
-          <w:ilvl w:val="0"/>
-          <w:numId w:val="13"/>
-        </w:numPr>
-        <w:rPr>
-          <w:lang w:val="en-US"/>
-        </w:rPr>
-      </w:pPr>
-      <w:r>
-        <w:rPr>
-          <w:lang w:val="en-US"/>
-        </w:rPr>
-        <w:t xml:space="preserve">Thuộc tính “Speed” = tần số </w:t>
-      </w:r>
-      <w:r>
-        <w:rPr>
-          <w:lang w:val="en-US"/>
-        </w:rPr>
-        <w:t xml:space="preserve">tối đa </w:t>
-      </w:r>
-      <w:r>
-        <w:rPr>
-          <w:lang w:val="en-US"/>
-        </w:rPr>
-        <w:t xml:space="preserve">truyền dữ liệu từ RAM và vào RAM, nghĩa là số lần </w:t>
-      </w:r>
-      <w:r>
-        <w:rPr>
-          <w:lang w:val="en-US"/>
-        </w:rPr>
-        <w:t xml:space="preserve">tối đa </w:t>
-      </w:r>
-      <w:r>
-        <w:rPr>
-          <w:lang w:val="en-US"/>
-        </w:rPr>
-        <w:t>dữ liệu được đưa vào gửi ra từ RAM trong 1 giây</w:t>
-      </w:r>
-    </w:p>
-    <w:p>
-      <w:pPr>
-        <w:pStyle w:val="ListParagraph"/>
-        <w:numPr>
-          <w:ilvl w:val="0"/>
-          <w:numId w:val="13"/>
-        </w:numPr>
-        <w:rPr>
-          <w:lang w:val="en-US"/>
-        </w:rPr>
-      </w:pPr>
-      <w:r>
-        <w:rPr>
-          <w:lang w:val="en-US"/>
-        </w:rPr>
-        <w:t>Thuộc tính “Slots used” = số thanh khe chứa RAM bạn đang cắm RAM trên tổng số khe chứa</w:t>
-      </w:r>
-    </w:p>
-    <w:p>
-      <w:pPr>
-        <w:pStyle w:val="ListParagraph"/>
-        <w:numPr>
-          <w:ilvl w:val="0"/>
-          <w:numId w:val="13"/>
-        </w:numPr>
-        <w:rPr>
-          <w:lang w:val="en-US"/>
-        </w:rPr>
-      </w:pPr>
-      <w:r>
-        <w:rPr>
-          <w:lang w:val="en-US"/>
-        </w:rPr>
-        <w:t>Thuộc tính “Form factor” cho biết hình dạng của thanh RAM thuộc kiểu nào</w:t>
-      </w:r>
-    </w:p>
-    <w:p>
-      <w:pPr>
-        <w:pStyle w:val="ListParagraph"/>
-        <w:numPr>
-          <w:ilvl w:val="0"/>
-          <w:numId w:val="13"/>
-        </w:numPr>
-        <w:rPr>
-          <w:lang w:val="en-US"/>
-        </w:rPr>
-      </w:pPr>
-      <w:r>
-        <w:rPr>
-          <w:lang w:val="en-US"/>
-        </w:rPr>
-        <w:t>Thuộc tính “Hardware reserved” = tổng RAM dành cho phần cứng</w:t>
-      </w:r>
-    </w:p>
-    <w:p>
-      <w:pPr>
-        <w:pStyle w:val="ListParagraph"/>
-        <w:numPr>
-          <w:ilvl w:val="0"/>
-          <w:numId w:val="13"/>
-        </w:numPr>
-        <w:rPr>
-          <w:lang w:val="en-US"/>
-        </w:rPr>
-      </w:pPr>
-      <w:r>
-        <w:rPr>
-          <w:lang w:val="en-US"/>
-        </w:rPr>
-        <w:t>Thuộc tính “Committed” = tổng RAM đang dùng / tổng RAM đang có, tổng RAM này đã bao gồm tất cả phần cứng, mềm</w:t>
-      </w:r>
-      <w:r>
-        <w:rPr>
-          <w:lang w:val="en-US"/>
-        </w:rPr>
-        <w:t xml:space="preserve">, </w:t>
-      </w:r>
-      <w:r>
-        <w:rPr>
-          <w:lang w:val="en-US"/>
-        </w:rPr>
-        <w:t>SWAP</w:t>
-      </w:r>
-      <w:r>
-        <w:rPr>
-          <w:lang w:val="en-US"/>
-        </w:rPr>
-        <w:t>, …</w:t>
-      </w:r>
-    </w:p>
-    <w:p>
-      <w:pPr>
-        <w:pStyle w:val="ListParagraph"/>
-        <w:numPr>
-          <w:ilvl w:val="0"/>
-          <w:numId w:val="13"/>
-        </w:numPr>
-        <w:rPr>
-          <w:lang w:val="en-US"/>
-        </w:rPr>
-      </w:pPr>
-      <w:r>
-        <w:rPr>
-          <w:lang w:val="en-US"/>
-        </w:rPr>
-        <w:t>Thuộc tính “Cached” = bộ nhớ đệm trong RAM, phần nhớ này dùng để lưu các File hay chương trình được chạy thường xuyên, đỡ mất công phải tải từ đĩa cứng vào mỗi lần</w:t>
-      </w:r>
-    </w:p>
-    <w:p>
-      <w:pPr>
-        <w:pStyle w:val="ListParagraph"/>
-        <w:numPr>
-          <w:ilvl w:val="0"/>
-          <w:numId w:val="13"/>
-        </w:numPr>
-        <w:rPr>
-          <w:lang w:val="en-US"/>
-        </w:rPr>
-      </w:pPr>
-      <w:r>
-        <w:rPr>
-          <w:lang w:val="en-US"/>
-        </w:rPr>
-        <w:t>Thuộc tính “Non-paged pool” = lượng RAM dành cho Kernel hay các chương trình cực quan trọng khác mà máy tính không thể đẩy nó vào SWAP khi RAM thiếu hụt</w:t>
-      </w:r>
-    </w:p>
-    <w:p>
-      <w:pPr>
-        <w:pStyle w:val="ListParagraph"/>
-        <w:numPr>
-          <w:ilvl w:val="0"/>
-          <w:numId w:val="13"/>
-        </w:numPr>
-        <w:rPr>
-          <w:lang w:val="en-US"/>
-        </w:rPr>
-      </w:pPr>
-      <w:r>
-        <w:rPr>
-          <w:lang w:val="en-US"/>
-        </w:rPr>
-        <w:t xml:space="preserve">Thuộc tính “Paged pool” = </w:t>
-      </w:r>
-      <w:r>
-        <w:rPr>
-          <w:lang w:val="en-US"/>
-        </w:rPr>
-        <w:t>kích thước SWAP</w:t>
-      </w:r>
-    </w:p>
-    <w:p>
-      <w:pPr>
-        <w:pStyle w:val="ListParagraph"/>
-        <w:numPr>
-          <w:ilvl w:val="0"/>
-          <w:numId w:val="19"/>
-        </w:numPr>
-        <w:rPr>
-          <w:lang w:val="en-US"/>
-        </w:rPr>
-      </w:pPr>
-      <w:r>
-        <w:rPr>
-          <w:lang w:val="en-US"/>
-        </w:rPr>
-        <w:t>Chương Trình (Processes)?</w:t>
-      </w:r>
-    </w:p>
-    <w:p>
-      <w:pPr>
-        <w:pStyle w:val="ListParagraph"/>
-        <w:numPr>
-          <w:ilvl w:val="0"/>
-          <w:numId w:val="13"/>
-        </w:numPr>
-        <w:rPr>
-          <w:lang w:val="en-US"/>
-        </w:rPr>
-      </w:pPr>
-      <w:r>
-        <w:rPr>
-          <w:lang w:val="en-US"/>
-        </w:rPr>
-        <w:t>Vào Tab “Processes”, tại đây liệt kê toàn bộ các chương trình đang chạy</w:t>
-      </w:r>
-    </w:p>
-    <w:p>
-      <w:pPr>
-        <w:pStyle w:val="ListParagraph"/>
-        <w:numPr>
-          <w:ilvl w:val="0"/>
-          <w:numId w:val="13"/>
-        </w:numPr>
-        <w:rPr>
-          <w:lang w:val="en-US"/>
-        </w:rPr>
-      </w:pPr>
-      <w:r>
-        <w:rPr>
-          <w:lang w:val="en-US"/>
-        </w:rPr>
-        <w:t>Có 3 loại chương trình</w:t>
-      </w:r>
-    </w:p>
-    <w:p>
-      <w:pPr>
-        <w:pStyle w:val="ListParagraph"/>
-        <w:numPr>
-          <w:ilvl w:val="0"/>
-          <w:numId w:val="13"/>
-        </w:numPr>
-        <w:rPr>
-          <w:lang w:val="en-US"/>
-        </w:rPr>
-      </w:pPr>
-      <w:r>
-        <w:rPr>
-          <w:lang w:val="en-US"/>
-        </w:rPr>
-        <w:t>Loại 1, ứng dụng (Apps)</w:t>
-      </w:r>
-    </w:p>
-    <w:p>
-      <w:pPr>
-        <w:pStyle w:val="ListParagraph"/>
-        <w:numPr>
-          <w:ilvl w:val="0"/>
-          <w:numId w:val="13"/>
-        </w:numPr>
-        <w:rPr>
-          <w:lang w:val="en-US"/>
-        </w:rPr>
-      </w:pPr>
-      <w:r>
-        <w:rPr>
-          <w:lang w:val="en-US"/>
-        </w:rPr>
-        <w:t>Loại 2, nền (Background processes)</w:t>
-      </w:r>
-    </w:p>
-    <w:p>
-      <w:pPr>
-        <w:pStyle w:val="ListParagraph"/>
-        <w:numPr>
-          <w:ilvl w:val="0"/>
-          <w:numId w:val="13"/>
-        </w:numPr>
-        <w:rPr>
-          <w:lang w:val="en-US"/>
-        </w:rPr>
-      </w:pPr>
-      <w:r>
-        <w:rPr>
-          <w:lang w:val="en-US"/>
-        </w:rPr>
-        <w:t>Loại 3, hệ thống (Windows processes)</w:t>
-      </w:r>
-    </w:p>
-    <w:p>
-      <w:pPr>
-        <w:pStyle w:val="ListParagraph"/>
-        <w:numPr>
-          <w:ilvl w:val="0"/>
-          <w:numId w:val="13"/>
-        </w:numPr>
-        <w:rPr>
-          <w:lang w:val="en-US"/>
-        </w:rPr>
-      </w:pPr>
-      <w:r>
-        <w:rPr>
-          <w:lang w:val="en-US"/>
-        </w:rPr>
-        <w:t>Cột “Status” cho biết trạng thái hiện tại của Process, liệu nó có chạy bình thường, hay đang bị tạm hoãn, hay bị giới hạn lượng tài nguyên có thể truy cập</w:t>
-      </w:r>
-    </w:p>
-    <w:p>
-      <w:pPr>
-        <w:pStyle w:val="ListParagraph"/>
-        <w:numPr>
-          <w:ilvl w:val="0"/>
-          <w:numId w:val="13"/>
-        </w:numPr>
-        <w:rPr>
-          <w:lang w:val="en-US"/>
-        </w:rPr>
-      </w:pPr>
-      <w:r>
-        <w:rPr>
-          <w:lang w:val="en-US"/>
-        </w:rPr>
-        <w:t>Cột ”CPU” cho biết phần trăm thời gian Process sử dụng CPU để tính toán</w:t>
-      </w:r>
-      <w:r>
-        <w:rPr>
-          <w:lang w:val="en-US"/>
-        </w:rPr>
-        <w:t>, số ở trên chữ “CPU” = tổng của tất cả Process</w:t>
-      </w:r>
-    </w:p>
-    <w:p>
-      <w:pPr>
-        <w:pStyle w:val="ListParagraph"/>
-        <w:numPr>
-          <w:ilvl w:val="0"/>
-          <w:numId w:val="13"/>
-        </w:numPr>
-        <w:rPr>
-          <w:lang w:val="en-US"/>
-        </w:rPr>
-      </w:pPr>
-      <w:r>
-        <w:rPr>
-          <w:lang w:val="en-US"/>
-        </w:rPr>
-        <w:t>Cột “Memory” cho biết dung lượng Process chiếm trong RAM, số trên chữ “Memory” = tổng phần trăm RAM đang bị chiếm</w:t>
-      </w:r>
-    </w:p>
-    <w:p>
-      <w:pPr>
-        <w:pStyle w:val="ListParagraph"/>
-        <w:numPr>
-          <w:ilvl w:val="0"/>
-          <w:numId w:val="13"/>
-        </w:numPr>
-        <w:rPr>
-          <w:lang w:val="en-US"/>
-        </w:rPr>
-      </w:pPr>
-      <w:r>
-        <w:rPr>
-          <w:lang w:val="en-US"/>
-        </w:rPr>
-        <w:t>Cột “Disk” cho biết tốc độ đọc ghi vào đĩa cứng của Process thời điểm hiện tại</w:t>
-      </w:r>
-      <w:r>
-        <w:rPr>
-          <w:lang w:val="en-US"/>
-        </w:rPr>
-        <w:t>, số trễn chữ “Disk” =</w:t>
-      </w:r>
-      <w:r>
-        <w:rPr>
-          <w:lang w:val="en-US"/>
-        </w:rPr>
-        <w:t xml:space="preserve"> phần trăm</w:t>
-      </w:r>
-      <w:r>
-        <w:rPr>
-          <w:lang w:val="en-US"/>
-        </w:rPr>
-        <w:t xml:space="preserve"> </w:t>
-      </w:r>
-      <w:r>
-        <w:rPr>
-          <w:lang w:val="en-US"/>
-        </w:rPr>
-        <w:t>thời gian mà có hoạt động đọc ghi trên đĩa cứng, ví dụ trong 100 giây, ta chỉ dành 1 giây để ghi vào đĩa cứng, thì nó hiện 1%</w:t>
-      </w:r>
-    </w:p>
-    <w:p>
-      <w:pPr>
-        <w:pStyle w:val="ListParagraph"/>
-        <w:numPr>
-          <w:ilvl w:val="0"/>
-          <w:numId w:val="13"/>
-        </w:numPr>
-        <w:rPr>
-          <w:lang w:val="en-US"/>
-        </w:rPr>
-      </w:pPr>
-      <w:r>
-        <w:rPr>
-          <w:lang w:val="en-US"/>
-        </w:rPr>
-        <w:t xml:space="preserve">Cột “Network” cho biết tốc độ dữ liệu từ Internet được gửi vào máy bạn hoặc từ máy bạn vào Internet thông qua Process, số trên chữ “Network” = </w:t>
-      </w:r>
-      <w:r>
-        <w:rPr>
-          <w:lang w:val="en-US"/>
-        </w:rPr>
-        <w:t>phần trăm thời gian mà có hoạt động truyền tải dữ liệu, ví dụ trong 100 giây, ta chỉ dành 1 giây để truyền tải dữ liệu, thì nó hiện 1%</w:t>
-      </w:r>
-    </w:p>
-    <w:p>
-      <w:pPr>
-        <w:rPr>
-          <w:lang w:val="en-US"/>
-        </w:rPr>
-      </w:pPr>
-    </w:p>
-    <w:p>
-      <w:pPr>
-        <w:rPr>
-          <w:lang w:val="en-US"/>
-        </w:rPr>
-      </w:pPr>
-      <w:r>
-        <w:rPr>
-          <w:lang w:val="en-US"/>
-        </w:rPr>
         <w:t>Environment Variable</w:t>
       </w:r>
       <w:r>
@@ -4310,7 +4437,6 @@
         <w:rPr>
           <w:lang w:val="en-US"/>
         </w:rPr>
-        <w:lastRenderedPageBreak/>
         <w:t>Biến Path Thuộc Loại Biến Người Dùng Và PATH Thuộc Loại Biến Hệ Thống Có Tác Dụng Gì?</w:t>
       </w:r>
     </w:p>
@@ -4886,7 +5012,14 @@
         <w:rPr>
           <w:lang w:val="en-US"/>
         </w:rPr>
-        <w:t xml:space="preserve">CMD của bạn đang ở trong 1 thư mục nào đó, coi CMD như thư mục con trực tiếp luôn, để đưa CMD lên 1 bậc, </w:t>
+        <w:t xml:space="preserve">CMD của bạn đang ở trong 1 thư mục nào đó, coi CMD như thư mục con trực tiếp luôn, để đưa CMD </w:t>
+      </w:r>
+      <w:r>
+        <w:rPr>
+          <w:lang w:val="en-US"/>
+        </w:rPr>
+        <w:lastRenderedPageBreak/>
+        <w:t xml:space="preserve">lên 1 bậc, </w:t>
       </w:r>
       <w:r>
         <w:rPr>
@@ -5039,7 +5172,6 @@
         <w:rPr>
           <w:lang w:val="en-US"/>
         </w:rPr>
-        <w:lastRenderedPageBreak/>
         <w:t>Bản chất là nó sẽ thực hiện câu lệnh “echo &lt;Dòng Văn Bản&gt;” như bình thường, sau đó những gì được in ra màn hình CMD sẽ được đưa vào File</w:t>
       </w:r>
     </w:p>
@@ -5879,7 +6011,14 @@
               <w:rPr>
                 <w:lang w:val="en-US"/>
               </w:rPr>
-              <w:t>Tất cả các file có phần mở rộng “.txt” và có chữ cái đầu tiên là “a” trong thư mục “foo”</w:t>
+              <w:t xml:space="preserve">Tất cả các file có phần mở rộng “.txt” và có chữ </w:t>
+            </w:r>
+            <w:r>
+              <w:rPr>
+                <w:lang w:val="en-US"/>
+              </w:rPr>
+              <w:lastRenderedPageBreak/>
+              <w:t>cái đầu tiên là “a” trong thư mục “foo”</w:t>
             </w:r>
           </w:p>
         </w:tc>
@@ -5901,6 +6040,7 @@
               <w:rPr>
                 <w:lang w:val="en-US"/>
               </w:rPr>
+              <w:lastRenderedPageBreak/>
               <w:t>C:\foo\a*.txt</w:t>
             </w:r>
           </w:p>
@@ -5961,6 +6101,7 @@
               <w:rPr>
                 <w:lang w:val="en-US"/>
               </w:rPr>
+              <w:lastRenderedPageBreak/>
               <w:t>C:\foo\aze.txt</w:t>
             </w:r>
           </w:p>
@@ -5982,6 +6123,7 @@
         <w:rPr>
           <w:lang w:val="en-US"/>
         </w:rPr>
+        <w:lastRenderedPageBreak/>
         <w:t>Lưu ý khi lặp các File sẽ lặp tuần tự theo bảng chữ cái</w:t>
       </w:r>
     </w:p>
@@ -6126,7 +6268,6 @@
         <w:rPr>
           <w:lang w:val="en-US"/>
         </w:rPr>
-        <w:lastRenderedPageBreak/>
         <w:t>for /f "delims=" %%</w:t>
       </w:r>
       <w:r>
@@ -6887,7 +7028,6 @@
         <w:rPr>
           <w:lang w:val="en-US"/>
         </w:rPr>
-        <w:lastRenderedPageBreak/>
         <w:t>Cách Chạy 1 Chương Trình Với Quyền Quản Trị Mãi Mãi Cho Tới Khi Ta Tắt?</w:t>
       </w:r>
     </w:p>
@@ -7494,6 +7634,7 @@
         <w:rPr>
           <w:lang w:val="en-US"/>
         </w:rPr>
+        <w:lastRenderedPageBreak/>
         <w:t>taskkill /f /im &lt;Tên Task&gt;</w:t>
       </w:r>
     </w:p>
@@ -8366,6 +8507,7 @@
         <w:rPr>
           <w:lang w:val="en-US"/>
         </w:rPr>
+        <w:lastRenderedPageBreak/>
         <w:t>Tạm Ngưng Chương Trình Trong Vài Giây?</w:t>
       </w:r>
     </w:p>
@@ -8534,7 +8676,6 @@
         <w:rPr>
           <w:lang w:val="en-US"/>
         </w:rPr>
-        <w:lastRenderedPageBreak/>
         <w:t>&lt;Code Ở Giữa&gt;</w:t>
       </w:r>
     </w:p>
@@ -9339,6 +9480,7 @@
         <w:rPr>
           <w:lang w:val="en-US"/>
         </w:rPr>
+        <w:lastRenderedPageBreak/>
         <w:t>Foo la gi 123?</w:t>
       </w:r>
     </w:p>
@@ -9543,7 +9685,6 @@
         <w:rPr>
           <w:lang w:val="en-US"/>
         </w:rPr>
-        <w:lastRenderedPageBreak/>
         <w:t>Ví dụ</w:t>
       </w:r>
     </w:p>
@@ -10337,6 +10478,7 @@
         <w:rPr>
           <w:lang w:val="en-US"/>
         </w:rPr>
+        <w:lastRenderedPageBreak/>
         <w:t>del &lt;Đường Dẫn Đến File&gt;</w:t>
       </w:r>
     </w:p>
@@ -10469,7 +10611,6 @@
         <w:rPr>
           <w:lang w:val="en-US"/>
         </w:rPr>
-        <w:lastRenderedPageBreak/>
         <w:t>Câu lệnh này sẽ chuyển &lt;Tên Miền&gt; thành địa chỉ IP tương ứng thông qua DNS, sau đó gửi 1 gói tin 32 Bytes đến Host có địa chỉ IP này, Host sau khi nhận được sẽ trả về 1 gói tin y chang, gửi tin và phản hồi tin 4 lần, trên CMD sẽ có thông tin về khoảng thời gian giữa lúc gửi đi và nhận lại mỗi lần, đồng thời Show cả địa chỉ IP của trang Web</w:t>
       </w:r>
     </w:p>

--- a/batch.docx
+++ b/batch.docx
@@ -1613,13 +1613,31 @@
         <w:rPr>
           <w:lang w:val="en-US"/>
         </w:rPr>
-        <w:t xml:space="preserve"> và USB ngoài</w:t>
-      </w:r>
-      <w:r>
-        <w:rPr>
-          <w:lang w:val="en-US"/>
-        </w:rPr>
-        <w:t xml:space="preserve"> ứng với “USB Hard Disk…”, </w:t>
+        <w:t xml:space="preserve">, </w:t>
+      </w:r>
+      <w:r>
+        <w:rPr>
+          <w:lang w:val="en-US"/>
+        </w:rPr>
+        <w:t xml:space="preserve">USB </w:t>
+      </w:r>
+      <w:r>
+        <w:rPr>
+          <w:lang w:val="en-US"/>
+        </w:rPr>
+        <w:t>Flash Drive</w:t>
+      </w:r>
+      <w:r>
+        <w:rPr>
+          <w:lang w:val="en-US"/>
+        </w:rPr>
+        <w:t xml:space="preserve"> với “USB Hard Disk…”, </w:t>
+      </w:r>
+      <w:r>
+        <w:rPr>
+          <w:lang w:val="en-US"/>
+        </w:rPr>
+        <w:t xml:space="preserve">USB CD Drive với “USB CD/DVD…”, </w:t>
       </w:r>
       <w:r>
         <w:rPr>
